--- a/warrant_form/resources/reqform_template.docx
+++ b/warrant_form/resources/reqform_template.docx
@@ -259,7 +259,7 @@
         <mc:AlternateContent>
           <mc:Choice Requires="wps">
             <w:drawing>
-              <wp:anchor distT="0" distB="0" distL="0" distR="0" simplePos="0" relativeHeight="9" behindDoc="0" locked="0" layoutInCell="1" allowOverlap="1" wp14:anchorId="6313861C">
+              <wp:anchor distT="0" distB="0" distL="0" distR="0" simplePos="0" relativeHeight="17" behindDoc="0" locked="0" layoutInCell="1" allowOverlap="1" wp14:anchorId="6313861C">
                 <wp:simplePos x="0" y="0"/>
                 <wp:positionH relativeFrom="column">
                   <wp:posOffset>-189865</wp:posOffset>
@@ -433,118 +433,11 @@
             </w:pict>
           </mc:Fallback>
         </mc:AlternateContent>
-        <mc:AlternateContent>
-          <mc:Choice Requires="wps">
-            <w:drawing>
-              <wp:anchor distT="0" distB="0" distL="0" distR="0" simplePos="0" relativeHeight="99" behindDoc="0" locked="0" layoutInCell="1" allowOverlap="1" wp14:anchorId="0C6474A2">
-                <wp:simplePos x="0" y="0"/>
-                <wp:positionH relativeFrom="column">
-                  <wp:posOffset>-186055</wp:posOffset>
-                </wp:positionH>
-                <wp:positionV relativeFrom="paragraph">
-                  <wp:posOffset>1383665</wp:posOffset>
-                </wp:positionV>
-                <wp:extent cx="2386330" cy="488315"/>
-                <wp:effectExtent l="0" t="0" r="0" b="0"/>
-                <wp:wrapNone/>
-                <wp:docPr id="3" name="Text Frame 4"/>
-                <a:graphic xmlns:a="http://schemas.openxmlformats.org/drawingml/2006/main">
-                  <a:graphicData uri="http://schemas.microsoft.com/office/word/2010/wordprocessingShape">
-                    <wps:wsp>
-                      <wps:cNvSpPr/>
-                      <wps:spPr>
-                        <a:xfrm>
-                          <a:off x="0" y="0"/>
-                          <a:ext cx="2386440" cy="488160"/>
-                        </a:xfrm>
-                        <a:prstGeom prst="rect">
-                          <a:avLst/>
-                        </a:prstGeom>
-                        <a:noFill/>
-                        <a:ln w="19080">
-                          <a:noFill/>
-                        </a:ln>
-                      </wps:spPr>
-                      <wps:style>
-                        <a:lnRef idx="0"/>
-                        <a:fillRef idx="0"/>
-                        <a:effectRef idx="0"/>
-                        <a:fontRef idx="minor"/>
-                      </wps:style>
-                      <wps:txbx>
-                        <w:txbxContent>
-                          <w:p>
-                            <w:pPr>
-                              <w:pStyle w:val="FrameContentsuser"/>
-                              <w:rPr/>
-                            </w:pPr>
-                            <w:r>
-                              <w:rPr>
-                                <w:color w:val="000000"/>
-                              </w:rPr>
-                              <w:t>{{</w:t>
-                            </w:r>
-                            <w:r>
-                              <w:rPr>
-                                <w:rFonts w:ascii="TH SarabunIT๙" w:hAnsi="TH SarabunIT๙"/>
-                                <w:color w:val="000000"/>
-                                <w:sz w:val="34"/>
-                                <w:szCs w:val="34"/>
-                              </w:rPr>
-                              <w:t xml:space="preserve"> judge_name }}</w:t>
-                            </w:r>
-                          </w:p>
-                        </w:txbxContent>
-                      </wps:txbx>
-                      <wps:bodyPr lIns="0" rIns="0" tIns="0" bIns="0" anchor="t">
-                        <a:noAutofit/>
-                      </wps:bodyPr>
-                    </wps:wsp>
-                  </a:graphicData>
-                </a:graphic>
-              </wp:anchor>
-            </w:drawing>
-          </mc:Choice>
-          <mc:Fallback>
-            <w:pict>
-              <v:rect id="shape_0" stroked="f" o:allowincell="f" style="position:absolute;margin-left:-14.65pt;margin-top:108.95pt;width:187.85pt;height:38.4pt;mso-wrap-style:square;v-text-anchor:top" wp14:anchorId="0C6474A2">
-                <v:fill o:detectmouseclick="t" on="false"/>
-                <v:stroke color="#3465a4" weight="19080" joinstyle="round" endcap="flat"/>
-                <v:textbox>
-                  <w:txbxContent>
-                    <w:p>
-                      <w:pPr>
-                        <w:pStyle w:val="FrameContentsuser"/>
-                        <w:rPr/>
-                      </w:pPr>
-                      <w:r>
-                        <w:rPr>
-                          <w:color w:val="000000"/>
-                        </w:rPr>
-                        <w:t>{{</w:t>
-                      </w:r>
-                      <w:r>
-                        <w:rPr>
-                          <w:rFonts w:ascii="TH SarabunIT๙" w:hAnsi="TH SarabunIT๙"/>
-                          <w:color w:val="000000"/>
-                          <w:sz w:val="34"/>
-                          <w:szCs w:val="34"/>
-                        </w:rPr>
-                        <w:t xml:space="preserve"> judge_name }}</w:t>
-                      </w:r>
-                    </w:p>
-                  </w:txbxContent>
-                </v:textbox>
-                <w10:wrap type="none"/>
-              </v:rect>
-            </w:pict>
-          </mc:Fallback>
-        </mc:AlternateContent>
         <w:drawing>
           <wp:inline distT="0" distB="0" distL="0" distR="0">
             <wp:extent cx="1066800" cy="1104900"/>
             <wp:effectExtent l="0" t="0" r="0" b="0"/>
-            <wp:docPr id="4" name="image1.png"/>
+            <wp:docPr id="3" name="image1.png"/>
             <wp:cNvGraphicFramePr>
               <a:graphicFrameLocks xmlns:a="http://schemas.openxmlformats.org/drawingml/2006/main" noChangeAspect="1"/>
             </wp:cNvGraphicFramePr>
@@ -552,7 +445,7 @@
               <a:graphicData uri="http://schemas.openxmlformats.org/drawingml/2006/picture">
                 <pic:pic xmlns:pic="http://schemas.openxmlformats.org/drawingml/2006/picture">
                   <pic:nvPicPr>
-                    <pic:cNvPr id="4" name="image1.png"/>
+                    <pic:cNvPr id="3" name="image1.png"/>
                     <pic:cNvPicPr>
                       <a:picLocks noChangeAspect="1" noChangeArrowheads="1"/>
                     </pic:cNvPicPr>
@@ -627,18 +520,18 @@
         <mc:AlternateContent>
           <mc:Choice Requires="wps">
             <w:drawing>
-              <wp:anchor distT="0" distB="0" distL="0" distR="0" simplePos="0" relativeHeight="85" behindDoc="0" locked="0" layoutInCell="1" allowOverlap="1" wp14:anchorId="65B13EF3">
+              <wp:anchor distT="0" distB="0" distL="0" distR="0" simplePos="0" relativeHeight="91" behindDoc="0" locked="0" layoutInCell="1" allowOverlap="1" wp14:anchorId="65B13EF3">
                 <wp:simplePos x="0" y="0"/>
                 <wp:positionH relativeFrom="column">
-                  <wp:posOffset>4375785</wp:posOffset>
+                  <wp:posOffset>4337685</wp:posOffset>
                 </wp:positionH>
                 <wp:positionV relativeFrom="paragraph">
-                  <wp:posOffset>-75565</wp:posOffset>
+                  <wp:posOffset>-36830</wp:posOffset>
                 </wp:positionV>
                 <wp:extent cx="906145" cy="488315"/>
                 <wp:effectExtent l="0" t="0" r="0" b="0"/>
                 <wp:wrapNone/>
-                <wp:docPr id="5" name="Text Frame 1"/>
+                <wp:docPr id="4" name="Text Frame 1"/>
                 <a:graphic xmlns:a="http://schemas.openxmlformats.org/drawingml/2006/main">
                   <a:graphicData uri="http://schemas.microsoft.com/office/word/2010/wordprocessingShape">
                     <wps:wsp>
@@ -671,10 +564,8 @@
                               <w:suppressAutoHyphens w:val="true"/>
                               <w:bidi w:val="0"/>
                               <w:spacing w:lineRule="auto" w:line="276" w:before="0" w:after="200"/>
-                              <w:jc w:val="start"/>
-                              <w:rPr>
-                                <w:color w:val="000000"/>
-                              </w:rPr>
+                              <w:jc w:val="center"/>
+                              <w:rPr/>
                             </w:pPr>
                             <w:r>
                               <w:rPr>
@@ -696,7 +587,7 @@
           </mc:Choice>
           <mc:Fallback>
             <w:pict>
-              <v:rect id="shape_0" stroked="f" o:allowincell="f" style="position:absolute;margin-left:344.55pt;margin-top:-5.95pt;width:71.3pt;height:38.4pt;mso-wrap-style:square;v-text-anchor:top" wp14:anchorId="65B13EF3">
+              <v:rect id="shape_0" stroked="f" o:allowincell="f" style="position:absolute;margin-left:341.55pt;margin-top:-2.9pt;width:71.3pt;height:38.4pt;mso-wrap-style:square;v-text-anchor:top" wp14:anchorId="65B13EF3">
                 <v:fill o:detectmouseclick="t" on="false"/>
                 <v:stroke color="#3465a4" joinstyle="round" endcap="flat"/>
                 <v:textbox>
@@ -708,10 +599,8 @@
                         <w:suppressAutoHyphens w:val="true"/>
                         <w:bidi w:val="0"/>
                         <w:spacing w:lineRule="auto" w:line="276" w:before="0" w:after="200"/>
-                        <w:jc w:val="start"/>
-                        <w:rPr>
-                          <w:color w:val="000000"/>
-                        </w:rPr>
+                        <w:jc w:val="center"/>
+                        <w:rPr/>
                       </w:pPr>
                       <w:r>
                         <w:rPr>
@@ -730,18 +619,18 @@
         <mc:AlternateContent>
           <mc:Choice Requires="wps">
             <w:drawing>
-              <wp:anchor distT="0" distB="0" distL="0" distR="0" simplePos="0" relativeHeight="87" behindDoc="0" locked="0" layoutInCell="1" allowOverlap="1" wp14:anchorId="413DEFBA">
+              <wp:anchor distT="0" distB="0" distL="0" distR="0" simplePos="0" relativeHeight="93" behindDoc="0" locked="0" layoutInCell="1" allowOverlap="1" wp14:anchorId="413DEFBA">
                 <wp:simplePos x="0" y="0"/>
                 <wp:positionH relativeFrom="column">
-                  <wp:posOffset>5401945</wp:posOffset>
+                  <wp:posOffset>5501640</wp:posOffset>
                 </wp:positionH>
                 <wp:positionV relativeFrom="paragraph">
-                  <wp:posOffset>-75565</wp:posOffset>
+                  <wp:posOffset>-37465</wp:posOffset>
                 </wp:positionV>
-                <wp:extent cx="906145" cy="488315"/>
+                <wp:extent cx="393065" cy="488315"/>
                 <wp:effectExtent l="0" t="0" r="0" b="0"/>
                 <wp:wrapNone/>
-                <wp:docPr id="6" name="Text Frame 2"/>
+                <wp:docPr id="5" name="Text Frame 2"/>
                 <a:graphic xmlns:a="http://schemas.openxmlformats.org/drawingml/2006/main">
                   <a:graphicData uri="http://schemas.microsoft.com/office/word/2010/wordprocessingShape">
                     <wps:wsp>
@@ -749,7 +638,7 @@
                       <wps:spPr>
                         <a:xfrm>
                           <a:off x="0" y="0"/>
-                          <a:ext cx="906120" cy="488160"/>
+                          <a:ext cx="393120" cy="488160"/>
                         </a:xfrm>
                         <a:prstGeom prst="rect">
                           <a:avLst/>
@@ -774,10 +663,8 @@
                               <w:suppressAutoHyphens w:val="true"/>
                               <w:bidi w:val="0"/>
                               <w:spacing w:lineRule="auto" w:line="276" w:before="0" w:after="200"/>
-                              <w:jc w:val="start"/>
-                              <w:rPr>
-                                <w:color w:val="000000"/>
-                              </w:rPr>
+                              <w:jc w:val="center"/>
+                              <w:rPr/>
                             </w:pPr>
                             <w:r>
                               <w:rPr>
@@ -801,7 +688,7 @@
           </mc:Choice>
           <mc:Fallback>
             <w:pict>
-              <v:rect id="shape_0" stroked="f" o:allowincell="f" style="position:absolute;margin-left:425.35pt;margin-top:-5.95pt;width:71.3pt;height:38.4pt;mso-wrap-style:square;v-text-anchor:top" wp14:anchorId="413DEFBA">
+              <v:rect id="shape_0" stroked="f" o:allowincell="f" style="position:absolute;margin-left:433.2pt;margin-top:-2.95pt;width:30.9pt;height:38.4pt;mso-wrap-style:square;v-text-anchor:top" wp14:anchorId="413DEFBA">
                 <v:fill o:detectmouseclick="t" on="false"/>
                 <v:stroke color="#3465a4" joinstyle="round" endcap="flat"/>
                 <v:textbox>
@@ -813,10 +700,8 @@
                         <w:suppressAutoHyphens w:val="true"/>
                         <w:bidi w:val="0"/>
                         <w:spacing w:lineRule="auto" w:line="276" w:before="0" w:after="200"/>
-                        <w:jc w:val="start"/>
-                        <w:rPr>
-                          <w:color w:val="000000"/>
-                        </w:rPr>
+                        <w:jc w:val="center"/>
+                        <w:rPr/>
                       </w:pPr>
                       <w:r>
                         <w:rPr>
@@ -860,27 +745,130 @@
           <w:sz w:val="34"/>
           <w:szCs w:val="34"/>
         </w:rPr>
-        <w:tab/>
-      </w:r>
-      <w:r>
-        <w:rPr>
-          <w:rFonts w:ascii="TH SarabunIT๙" w:hAnsi="TH SarabunIT๙" w:eastAsia="Sarabun" w:hint="cs"/>
-          <w:sz w:val="34"/>
-          <w:szCs w:val="34"/>
-        </w:rPr>
-        <w:t>ศาล</w:t>
-      </w:r>
-      <w:r>
         <mc:AlternateContent>
           <mc:Choice Requires="wps">
             <w:drawing>
-              <wp:anchor distT="0" distB="0" distL="0" distR="0" simplePos="0" relativeHeight="31" behindDoc="0" locked="0" layoutInCell="1" allowOverlap="1" wp14:anchorId="464982A6">
+              <wp:anchor distT="0" distB="0" distL="0" distR="0" simplePos="0" relativeHeight="105" behindDoc="0" locked="0" layoutInCell="1" allowOverlap="1" wp14:anchorId="0C6474A2">
                 <wp:simplePos x="0" y="0"/>
                 <wp:positionH relativeFrom="column">
-                  <wp:posOffset>3251200</wp:posOffset>
+                  <wp:posOffset>-127000</wp:posOffset>
                 </wp:positionH>
                 <wp:positionV relativeFrom="paragraph">
-                  <wp:posOffset>-73025</wp:posOffset>
+                  <wp:posOffset>-41275</wp:posOffset>
+                </wp:positionV>
+                <wp:extent cx="2386330" cy="488315"/>
+                <wp:effectExtent l="0" t="0" r="0" b="0"/>
+                <wp:wrapNone/>
+                <wp:docPr id="6" name="Text Frame 4"/>
+                <a:graphic xmlns:a="http://schemas.openxmlformats.org/drawingml/2006/main">
+                  <a:graphicData uri="http://schemas.microsoft.com/office/word/2010/wordprocessingShape">
+                    <wps:wsp>
+                      <wps:cNvSpPr/>
+                      <wps:spPr>
+                        <a:xfrm>
+                          <a:off x="0" y="0"/>
+                          <a:ext cx="2386440" cy="488160"/>
+                        </a:xfrm>
+                        <a:prstGeom prst="rect">
+                          <a:avLst/>
+                        </a:prstGeom>
+                        <a:noFill/>
+                        <a:ln w="19080">
+                          <a:noFill/>
+                        </a:ln>
+                      </wps:spPr>
+                      <wps:style>
+                        <a:lnRef idx="0"/>
+                        <a:fillRef idx="0"/>
+                        <a:effectRef idx="0"/>
+                        <a:fontRef idx="minor"/>
+                      </wps:style>
+                      <wps:txbx>
+                        <w:txbxContent>
+                          <w:p>
+                            <w:pPr>
+                              <w:pStyle w:val="Normal1"/>
+                              <w:spacing w:before="0" w:after="200"/>
+                              <w:jc w:val="start"/>
+                              <w:rPr>
+                                <w:sz w:val="30"/>
+                                <w:szCs w:val="30"/>
+                              </w:rPr>
+                            </w:pPr>
+                            <w:r>
+                              <w:rPr>
+                                <w:color w:val="000000"/>
+                                <w:sz w:val="30"/>
+                                <w:szCs w:val="30"/>
+                              </w:rPr>
+                              <w:t>{{ judge_name }}</w:t>
+                            </w:r>
+                          </w:p>
+                        </w:txbxContent>
+                      </wps:txbx>
+                      <wps:bodyPr lIns="0" rIns="0" tIns="0" bIns="0" anchor="t">
+                        <a:noAutofit/>
+                      </wps:bodyPr>
+                    </wps:wsp>
+                  </a:graphicData>
+                </a:graphic>
+              </wp:anchor>
+            </w:drawing>
+          </mc:Choice>
+          <mc:Fallback>
+            <w:pict>
+              <v:rect id="shape_0" stroked="f" o:allowincell="f" style="position:absolute;margin-left:-10pt;margin-top:-3.25pt;width:187.85pt;height:38.4pt;mso-wrap-style:square;v-text-anchor:top" wp14:anchorId="0C6474A2">
+                <v:fill o:detectmouseclick="t" on="false"/>
+                <v:stroke color="#3465a4" weight="19080" joinstyle="round" endcap="flat"/>
+                <v:textbox>
+                  <w:txbxContent>
+                    <w:p>
+                      <w:pPr>
+                        <w:pStyle w:val="Normal1"/>
+                        <w:spacing w:before="0" w:after="200"/>
+                        <w:jc w:val="start"/>
+                        <w:rPr>
+                          <w:sz w:val="30"/>
+                          <w:szCs w:val="30"/>
+                        </w:rPr>
+                      </w:pPr>
+                      <w:r>
+                        <w:rPr>
+                          <w:color w:val="000000"/>
+                          <w:sz w:val="30"/>
+                          <w:szCs w:val="30"/>
+                        </w:rPr>
+                        <w:t>{{ judge_name }}</w:t>
+                      </w:r>
+                    </w:p>
+                  </w:txbxContent>
+                </v:textbox>
+                <w10:wrap type="none"/>
+              </v:rect>
+            </w:pict>
+          </mc:Fallback>
+        </mc:AlternateContent>
+        <w:tab/>
+      </w:r>
+      <w:r>
+        <w:rPr>
+          <w:rFonts w:ascii="TH SarabunIT๙" w:hAnsi="TH SarabunIT๙" w:eastAsia="Sarabun" w:hint="cs"/>
+          <w:sz w:val="34"/>
+          <w:szCs w:val="34"/>
+        </w:rPr>
+        <w:t>ศาล</w:t>
+      </w:r>
+      <w:r>
+        <mc:AlternateContent>
+          <mc:Choice Requires="wps">
+            <w:drawing>
+              <wp:anchor distT="0" distB="0" distL="0" distR="0" simplePos="0" relativeHeight="39" behindDoc="0" locked="0" layoutInCell="1" allowOverlap="1" wp14:anchorId="464982A6">
+                <wp:simplePos x="0" y="0"/>
+                <wp:positionH relativeFrom="column">
+                  <wp:posOffset>3251835</wp:posOffset>
+                </wp:positionH>
+                <wp:positionV relativeFrom="paragraph">
+                  <wp:posOffset>-34925</wp:posOffset>
                 </wp:positionV>
                 <wp:extent cx="2386330" cy="488315"/>
                 <wp:effectExtent l="0" t="0" r="0" b="0"/>
@@ -945,7 +933,7 @@
           </mc:Choice>
           <mc:Fallback>
             <w:pict>
-              <v:rect id="shape_0" stroked="f" o:allowincell="f" style="position:absolute;margin-left:256pt;margin-top:-5.75pt;width:187.85pt;height:38.4pt;mso-wrap-style:square;v-text-anchor:top" wp14:anchorId="464982A6">
+              <v:rect id="shape_0" stroked="f" o:allowincell="f" style="position:absolute;margin-left:256.05pt;margin-top:-2.75pt;width:187.85pt;height:38.4pt;mso-wrap-style:square;v-text-anchor:top" wp14:anchorId="464982A6">
                 <v:fill o:detectmouseclick="t" on="false"/>
                 <v:stroke color="#3465a4" joinstyle="round" endcap="flat"/>
                 <v:textbox>
@@ -1050,15 +1038,15 @@
         <mc:AlternateContent>
           <mc:Choice Requires="wps">
             <w:drawing>
-              <wp:anchor distT="0" distB="0" distL="0" distR="0" simplePos="0" relativeHeight="29" behindDoc="0" locked="0" layoutInCell="1" allowOverlap="1" wp14:anchorId="01DAE91C">
+              <wp:anchor distT="0" distB="0" distL="0" distR="0" simplePos="0" relativeHeight="37" behindDoc="0" locked="0" layoutInCell="1" allowOverlap="1" wp14:anchorId="01DAE91C">
                 <wp:simplePos x="0" y="0"/>
                 <wp:positionH relativeFrom="column">
-                  <wp:posOffset>4984115</wp:posOffset>
+                  <wp:posOffset>5080000</wp:posOffset>
                 </wp:positionH>
                 <wp:positionV relativeFrom="paragraph">
                   <wp:posOffset>-35560</wp:posOffset>
                 </wp:positionV>
-                <wp:extent cx="1485265" cy="488315"/>
+                <wp:extent cx="832485" cy="488315"/>
                 <wp:effectExtent l="0" t="0" r="0" b="0"/>
                 <wp:wrapNone/>
                 <wp:docPr id="8" name="Text Frame 5"/>
@@ -1069,7 +1057,7 @@
                       <wps:spPr>
                         <a:xfrm>
                           <a:off x="0" y="0"/>
-                          <a:ext cx="1485360" cy="488160"/>
+                          <a:ext cx="832320" cy="488160"/>
                         </a:xfrm>
                         <a:prstGeom prst="rect">
                           <a:avLst/>
@@ -1094,10 +1082,8 @@
                               <w:suppressAutoHyphens w:val="true"/>
                               <w:bidi w:val="0"/>
                               <w:spacing w:lineRule="auto" w:line="276" w:before="0" w:after="200"/>
-                              <w:jc w:val="start"/>
-                              <w:rPr>
-                                <w:color w:val="000000"/>
-                              </w:rPr>
+                              <w:jc w:val="center"/>
+                              <w:rPr/>
                             </w:pPr>
                             <w:r>
                               <w:rPr>
@@ -1121,7 +1107,7 @@
           </mc:Choice>
           <mc:Fallback>
             <w:pict>
-              <v:rect id="shape_0" stroked="f" o:allowincell="f" style="position:absolute;margin-left:392.45pt;margin-top:-2.8pt;width:116.9pt;height:38.4pt;mso-wrap-style:square;v-text-anchor:top" wp14:anchorId="01DAE91C">
+              <v:rect id="shape_0" stroked="f" o:allowincell="f" style="position:absolute;margin-left:400pt;margin-top:-2.8pt;width:65.5pt;height:38.4pt;mso-wrap-style:square;v-text-anchor:top" wp14:anchorId="01DAE91C">
                 <v:fill o:detectmouseclick="t" on="false"/>
                 <v:stroke color="#3465a4" joinstyle="round" endcap="flat"/>
                 <v:textbox>
@@ -1133,10 +1119,8 @@
                         <w:suppressAutoHyphens w:val="true"/>
                         <w:bidi w:val="0"/>
                         <w:spacing w:lineRule="auto" w:line="276" w:before="0" w:after="200"/>
-                        <w:jc w:val="start"/>
-                        <w:rPr>
-                          <w:color w:val="000000"/>
-                        </w:rPr>
+                        <w:jc w:val="center"/>
+                        <w:rPr/>
                       </w:pPr>
                       <w:r>
                         <w:rPr>
@@ -1157,13 +1141,13 @@
         <mc:AlternateContent>
           <mc:Choice Requires="wps">
             <w:drawing>
-              <wp:anchor distT="0" distB="0" distL="0" distR="0" simplePos="0" relativeHeight="89" behindDoc="0" locked="0" layoutInCell="1" allowOverlap="1" wp14:anchorId="5CF04B2F">
+              <wp:anchor distT="0" distB="0" distL="0" distR="0" simplePos="0" relativeHeight="95" behindDoc="0" locked="0" layoutInCell="1" allowOverlap="1" wp14:anchorId="5CF04B2F">
                 <wp:simplePos x="0" y="0"/>
                 <wp:positionH relativeFrom="column">
-                  <wp:posOffset>2291715</wp:posOffset>
+                  <wp:posOffset>2374900</wp:posOffset>
                 </wp:positionH>
                 <wp:positionV relativeFrom="paragraph">
-                  <wp:posOffset>-35560</wp:posOffset>
+                  <wp:posOffset>-34925</wp:posOffset>
                 </wp:positionV>
                 <wp:extent cx="628015" cy="488315"/>
                 <wp:effectExtent l="0" t="0" r="0" b="0"/>
@@ -1202,9 +1186,7 @@
                               <w:bidi w:val="0"/>
                               <w:spacing w:lineRule="auto" w:line="276" w:before="0" w:after="200"/>
                               <w:jc w:val="center"/>
-                              <w:rPr>
-                                <w:color w:val="000000"/>
-                              </w:rPr>
+                              <w:rPr/>
                             </w:pPr>
                             <w:r>
                               <w:rPr>
@@ -1228,7 +1210,7 @@
           </mc:Choice>
           <mc:Fallback>
             <w:pict>
-              <v:rect id="shape_0" stroked="f" o:allowincell="f" style="position:absolute;margin-left:180.45pt;margin-top:-2.8pt;width:49.4pt;height:38.4pt;mso-wrap-style:square;v-text-anchor:top" wp14:anchorId="5CF04B2F">
+              <v:rect id="shape_0" stroked="f" o:allowincell="f" style="position:absolute;margin-left:187pt;margin-top:-2.75pt;width:49.4pt;height:38.4pt;mso-wrap-style:square;v-text-anchor:top" wp14:anchorId="5CF04B2F">
                 <v:fill o:detectmouseclick="t" on="false"/>
                 <v:stroke color="#3465a4" joinstyle="round" endcap="flat"/>
                 <v:textbox>
@@ -1241,9 +1223,7 @@
                         <w:bidi w:val="0"/>
                         <w:spacing w:lineRule="auto" w:line="276" w:before="0" w:after="200"/>
                         <w:jc w:val="center"/>
-                        <w:rPr>
-                          <w:color w:val="000000"/>
-                        </w:rPr>
+                        <w:rPr/>
                       </w:pPr>
                       <w:r>
                         <w:rPr>
@@ -1264,7 +1244,7 @@
         <mc:AlternateContent>
           <mc:Choice Requires="wps">
             <w:drawing>
-              <wp:anchor distT="0" distB="0" distL="0" distR="0" simplePos="0" relativeHeight="107" behindDoc="0" locked="0" layoutInCell="1" allowOverlap="1" wp14:anchorId="3BEC66EE">
+              <wp:anchor distT="0" distB="0" distL="0" distR="0" simplePos="0" relativeHeight="113" behindDoc="0" locked="0" layoutInCell="1" allowOverlap="1" wp14:anchorId="3BEC66EE">
                 <wp:simplePos x="0" y="0"/>
                 <wp:positionH relativeFrom="column">
                   <wp:posOffset>2965450</wp:posOffset>
@@ -1309,9 +1289,7 @@
                               <w:bidi w:val="0"/>
                               <w:spacing w:lineRule="auto" w:line="276" w:before="0" w:after="200"/>
                               <w:jc w:val="center"/>
-                              <w:rPr>
-                                <w:color w:val="000000"/>
-                              </w:rPr>
+                              <w:rPr/>
                             </w:pPr>
                             <w:r>
                               <w:rPr>
@@ -1348,9 +1326,7 @@
                         <w:bidi w:val="0"/>
                         <w:spacing w:lineRule="auto" w:line="276" w:before="0" w:after="200"/>
                         <w:jc w:val="center"/>
-                        <w:rPr>
-                          <w:color w:val="000000"/>
-                        </w:rPr>
+                        <w:rPr/>
                       </w:pPr>
                       <w:r>
                         <w:rPr>
@@ -1413,6 +1389,7 @@
           <w:tab w:val="left" w:pos="4536" w:leader="none"/>
         </w:tabs>
         <w:spacing w:lineRule="atLeast" w:line="198" w:before="0" w:after="198"/>
+        <w:jc w:val="both"/>
         <w:rPr/>
       </w:pPr>
       <w:r>
@@ -1427,13 +1404,13 @@
         <mc:AlternateContent>
           <mc:Choice Requires="wps">
             <w:drawing>
-              <wp:anchor distT="0" distB="0" distL="0" distR="0" simplePos="0" relativeHeight="93" behindDoc="0" locked="0" layoutInCell="1" allowOverlap="1" wp14:anchorId="59D92C92">
+              <wp:anchor distT="0" distB="0" distL="0" distR="0" simplePos="0" relativeHeight="99" behindDoc="0" locked="0" layoutInCell="1" allowOverlap="1" wp14:anchorId="59D92C92">
                 <wp:simplePos x="0" y="0"/>
                 <wp:positionH relativeFrom="column">
                   <wp:posOffset>86360</wp:posOffset>
                 </wp:positionH>
                 <wp:positionV relativeFrom="paragraph">
-                  <wp:posOffset>-72390</wp:posOffset>
+                  <wp:posOffset>-43815</wp:posOffset>
                 </wp:positionV>
                 <wp:extent cx="5295900" cy="488315"/>
                 <wp:effectExtent l="0" t="0" r="0" b="0"/>
@@ -1496,7 +1473,7 @@
           </mc:Choice>
           <mc:Fallback>
             <w:pict>
-              <v:rect id="shape_0" stroked="f" o:allowincell="f" style="position:absolute;margin-left:6.8pt;margin-top:-5.7pt;width:416.95pt;height:38.4pt;mso-wrap-style:square;v-text-anchor:top" wp14:anchorId="59D92C92">
+              <v:rect id="shape_0" stroked="f" o:allowincell="f" style="position:absolute;margin-left:6.8pt;margin-top:-3.45pt;width:416.95pt;height:38.4pt;mso-wrap-style:square;v-text-anchor:top" wp14:anchorId="59D92C92">
                 <v:fill o:detectmouseclick="t" on="false"/>
                 <v:stroke color="#3465a4" joinstyle="round" endcap="flat"/>
                 <v:textbox>
@@ -1546,6 +1523,7 @@
           <w:tab w:val="left" w:pos="4536" w:leader="none"/>
         </w:tabs>
         <w:spacing w:lineRule="atLeast" w:line="198" w:before="0" w:after="198"/>
+        <w:jc w:val="both"/>
         <w:rPr/>
       </w:pPr>
       <w:r>
@@ -1584,7 +1562,7 @@
         <mc:AlternateContent>
           <mc:Choice Requires="wps">
             <w:drawing>
-              <wp:anchor distT="0" distB="0" distL="0" distR="0" simplePos="0" relativeHeight="95" behindDoc="0" locked="0" layoutInCell="1" allowOverlap="1" wp14:anchorId="5544D1F1">
+              <wp:anchor distT="0" distB="0" distL="0" distR="0" simplePos="0" relativeHeight="101" behindDoc="0" locked="0" layoutInCell="1" allowOverlap="1" wp14:anchorId="5544D1F1">
                 <wp:simplePos x="0" y="0"/>
                 <wp:positionH relativeFrom="column">
                   <wp:posOffset>1210945</wp:posOffset>
@@ -1626,15 +1604,12 @@
                               <w:pStyle w:val="Normal1"/>
                               <w:spacing w:before="0" w:after="200"/>
                               <w:rPr>
-                                <w:rFonts w:ascii="TH SarabunIT๙" w:hAnsi="TH SarabunIT๙" w:cs="TH SarabunIT๙"/>
+                                <w:color w:val="000000"/>
                               </w:rPr>
                             </w:pPr>
                             <w:r>
                               <w:rPr>
-                                <w:rFonts w:cs="TH SarabunIT๙"/>
                                 <w:color w:val="000000"/>
-                                <w:sz w:val="34"/>
-                                <w:szCs w:val="34"/>
                               </w:rPr>
                               <w:t>{{ req_name }}</w:t>
                             </w:r>
@@ -1662,15 +1637,12 @@
                         <w:pStyle w:val="Normal1"/>
                         <w:spacing w:before="0" w:after="200"/>
                         <w:rPr>
-                          <w:rFonts w:ascii="TH SarabunIT๙" w:hAnsi="TH SarabunIT๙" w:cs="TH SarabunIT๙"/>
+                          <w:color w:val="000000"/>
                         </w:rPr>
                       </w:pPr>
                       <w:r>
                         <w:rPr>
-                          <w:rFonts w:cs="TH SarabunIT๙"/>
                           <w:color w:val="000000"/>
-                          <w:sz w:val="34"/>
-                          <w:szCs w:val="34"/>
                         </w:rPr>
                         <w:t>{{ req_name }}</w:t>
                       </w:r>
@@ -1685,15 +1657,15 @@
         <mc:AlternateContent>
           <mc:Choice Requires="wps">
             <w:drawing>
-              <wp:anchor distT="0" distB="0" distL="0" distR="0" simplePos="0" relativeHeight="101" behindDoc="0" locked="0" layoutInCell="1" allowOverlap="1" wp14:anchorId="71CA97A7">
+              <wp:anchor distT="0" distB="0" distL="0" distR="0" simplePos="0" relativeHeight="107" behindDoc="0" locked="0" layoutInCell="1" allowOverlap="1" wp14:anchorId="71CA97A7">
                 <wp:simplePos x="0" y="0"/>
                 <wp:positionH relativeFrom="column">
-                  <wp:posOffset>3386455</wp:posOffset>
+                  <wp:posOffset>3342640</wp:posOffset>
                 </wp:positionH>
                 <wp:positionV relativeFrom="paragraph">
                   <wp:posOffset>-41275</wp:posOffset>
                 </wp:positionV>
-                <wp:extent cx="1485265" cy="488315"/>
+                <wp:extent cx="2367280" cy="488315"/>
                 <wp:effectExtent l="0" t="0" r="0" b="0"/>
                 <wp:wrapNone/>
                 <wp:docPr id="13" name="Text Frame 10"/>
@@ -1704,7 +1676,149 @@
                       <wps:spPr>
                         <a:xfrm>
                           <a:off x="0" y="0"/>
-                          <a:ext cx="1485360" cy="488160"/>
+                          <a:ext cx="2367360" cy="488160"/>
+                        </a:xfrm>
+                        <a:prstGeom prst="rect">
+                          <a:avLst/>
+                        </a:prstGeom>
+                        <a:noFill/>
+                        <a:ln w="0">
+                          <a:noFill/>
+                        </a:ln>
+                      </wps:spPr>
+                      <wps:style>
+                        <a:lnRef idx="0"/>
+                        <a:fillRef idx="0"/>
+                        <a:effectRef idx="0"/>
+                        <a:fontRef idx="minor"/>
+                      </wps:style>
+                      <wps:txbx>
+                        <w:txbxContent>
+                          <w:p>
+                            <w:pPr>
+                              <w:pStyle w:val="Normal1"/>
+                              <w:spacing w:before="0" w:after="200"/>
+                              <w:rPr>
+                                <w:color w:val="000000"/>
+                              </w:rPr>
+                            </w:pPr>
+                            <w:r>
+                              <w:rPr>
+                                <w:color w:val="000000"/>
+                              </w:rPr>
+                              <w:t>{{ req_pos }}</w:t>
+                            </w:r>
+                          </w:p>
+                        </w:txbxContent>
+                      </wps:txbx>
+                      <wps:bodyPr lIns="0" rIns="0" tIns="0" bIns="0" anchor="t">
+                        <a:noAutofit/>
+                      </wps:bodyPr>
+                    </wps:wsp>
+                  </a:graphicData>
+                </a:graphic>
+              </wp:anchor>
+            </w:drawing>
+          </mc:Choice>
+          <mc:Fallback>
+            <w:pict>
+              <v:rect id="shape_0" stroked="f" o:allowincell="f" style="position:absolute;margin-left:263.2pt;margin-top:-3.25pt;width:186.35pt;height:38.4pt;mso-wrap-style:square;v-text-anchor:top" wp14:anchorId="71CA97A7">
+                <v:fill o:detectmouseclick="t" on="false"/>
+                <v:stroke color="#3465a4" joinstyle="round" endcap="flat"/>
+                <v:textbox>
+                  <w:txbxContent>
+                    <w:p>
+                      <w:pPr>
+                        <w:pStyle w:val="Normal1"/>
+                        <w:spacing w:before="0" w:after="200"/>
+                        <w:rPr>
+                          <w:color w:val="000000"/>
+                        </w:rPr>
+                      </w:pPr>
+                      <w:r>
+                        <w:rPr>
+                          <w:color w:val="000000"/>
+                        </w:rPr>
+                        <w:t>{{ req_pos }}</w:t>
+                      </w:r>
+                    </w:p>
+                  </w:txbxContent>
+                </v:textbox>
+                <w10:wrap type="none"/>
+              </v:rect>
+            </w:pict>
+          </mc:Fallback>
+        </mc:AlternateContent>
+      </w:r>
+      <w:r>
+        <w:rPr>
+          <w:rFonts w:eastAsia="Sarabun" w:cs="TH SarabunIT๙" w:hint="cs"/>
+          <w:sz w:val="34"/>
+          <w:szCs w:val="34"/>
+        </w:rPr>
+        <w:t>......................................................................</w:t>
+      </w:r>
+    </w:p>
+    <w:p>
+      <w:pPr>
+        <w:pStyle w:val="Normal1"/>
+        <w:tabs>
+          <w:tab w:val="clear" w:pos="720"/>
+          <w:tab w:val="left" w:pos="1134" w:leader="none"/>
+          <w:tab w:val="left" w:pos="4536" w:leader="none"/>
+        </w:tabs>
+        <w:spacing w:lineRule="atLeast" w:line="198" w:before="0" w:after="198"/>
+        <w:jc w:val="both"/>
+        <w:rPr/>
+      </w:pPr>
+      <w:r>
+        <w:rPr>
+          <w:rFonts w:ascii="TH SarabunIT๙" w:hAnsi="TH SarabunIT๙" w:eastAsia="Sarabun" w:hint="cs"/>
+          <w:sz w:val="34"/>
+          <w:szCs w:val="34"/>
+        </w:rPr>
+        <w:t>อายุ</w:t>
+      </w:r>
+      <w:r>
+        <w:rPr>
+          <w:rFonts w:eastAsia="Sarabun" w:cs="TH SarabunIT๙" w:hint="cs"/>
+          <w:sz w:val="34"/>
+          <w:szCs w:val="34"/>
+        </w:rPr>
+        <w:t>................</w:t>
+      </w:r>
+      <w:r>
+        <w:rPr>
+          <w:rFonts w:ascii="TH SarabunIT๙" w:hAnsi="TH SarabunIT๙" w:eastAsia="Sarabun" w:hint="cs"/>
+          <w:sz w:val="34"/>
+          <w:szCs w:val="34"/>
+        </w:rPr>
+        <w:t>ปี  อาชีพ  รับราชการ  สถานที่ทำงาน</w:t>
+      </w:r>
+      <w:r>
+        <mc:AlternateContent>
+          <mc:Choice Requires="wps">
+            <w:drawing>
+              <wp:anchor distT="0" distB="0" distL="0" distR="0" simplePos="0" relativeHeight="19" behindDoc="0" locked="0" layoutInCell="1" allowOverlap="1" wp14:anchorId="2BF2E1DA">
+                <wp:simplePos x="0" y="0"/>
+                <wp:positionH relativeFrom="column">
+                  <wp:posOffset>2912745</wp:posOffset>
+                </wp:positionH>
+                <wp:positionV relativeFrom="paragraph">
+                  <wp:posOffset>-41275</wp:posOffset>
+                </wp:positionV>
+                <wp:extent cx="2830195" cy="488315"/>
+                <wp:effectExtent l="0" t="0" r="0" b="0"/>
+                <wp:wrapNone/>
+                <wp:docPr id="14" name="Text Frame 12"/>
+                <a:graphic xmlns:a="http://schemas.openxmlformats.org/drawingml/2006/main">
+                  <a:graphicData uri="http://schemas.microsoft.com/office/word/2010/wordprocessingShape">
+                    <wps:wsp>
+                      <wps:cNvSpPr/>
+                      <wps:spPr>
+                        <a:xfrm>
+                          <a:off x="0" y="0"/>
+                          <a:ext cx="2830320" cy="488160"/>
                         </a:xfrm>
                         <a:prstGeom prst="rect">
                           <a:avLst/>
@@ -1729,163 +1843,8 @@
                               <w:suppressAutoHyphens w:val="true"/>
                               <w:bidi w:val="0"/>
                               <w:spacing w:lineRule="auto" w:line="276" w:before="0" w:after="200"/>
-                              <w:jc w:val="start"/>
-                              <w:rPr>
-                                <w:color w:val="000000"/>
-                              </w:rPr>
-                            </w:pPr>
-                            <w:r>
-                              <w:rPr>
-                                <w:color w:val="000000"/>
-                                <w:sz w:val="34"/>
-                                <w:szCs w:val="34"/>
-                              </w:rPr>
-                              <w:t>{{ req_pos }}</w:t>
-                            </w:r>
-                          </w:p>
-                        </w:txbxContent>
-                      </wps:txbx>
-                      <wps:bodyPr lIns="0" rIns="0" tIns="0" bIns="0" anchor="t">
-                        <a:noAutofit/>
-                      </wps:bodyPr>
-                    </wps:wsp>
-                  </a:graphicData>
-                </a:graphic>
-              </wp:anchor>
-            </w:drawing>
-          </mc:Choice>
-          <mc:Fallback>
-            <w:pict>
-              <v:rect id="shape_0" stroked="f" o:allowincell="f" style="position:absolute;margin-left:266.65pt;margin-top:-3.25pt;width:116.9pt;height:38.4pt;mso-wrap-style:square;v-text-anchor:top" wp14:anchorId="71CA97A7">
-                <v:fill o:detectmouseclick="t" on="false"/>
-                <v:stroke color="#3465a4" joinstyle="round" endcap="flat"/>
-                <v:textbox>
-                  <w:txbxContent>
-                    <w:p>
-                      <w:pPr>
-                        <w:pStyle w:val="Normal1"/>
-                        <w:widowControl/>
-                        <w:suppressAutoHyphens w:val="true"/>
-                        <w:bidi w:val="0"/>
-                        <w:spacing w:lineRule="auto" w:line="276" w:before="0" w:after="200"/>
-                        <w:jc w:val="start"/>
-                        <w:rPr>
-                          <w:color w:val="000000"/>
-                        </w:rPr>
-                      </w:pPr>
-                      <w:r>
-                        <w:rPr>
-                          <w:color w:val="000000"/>
-                          <w:sz w:val="34"/>
-                          <w:szCs w:val="34"/>
-                        </w:rPr>
-                        <w:t>{{ req_pos }}</w:t>
-                      </w:r>
-                    </w:p>
-                  </w:txbxContent>
-                </v:textbox>
-                <w10:wrap type="none"/>
-              </v:rect>
-            </w:pict>
-          </mc:Fallback>
-        </mc:AlternateContent>
-      </w:r>
-      <w:r>
-        <w:rPr>
-          <w:rFonts w:eastAsia="Sarabun" w:cs="TH SarabunIT๙" w:hint="cs"/>
-          <w:sz w:val="34"/>
-          <w:szCs w:val="34"/>
-        </w:rPr>
-        <w:t>......................................................................</w:t>
-      </w:r>
-    </w:p>
-    <w:p>
-      <w:pPr>
-        <w:pStyle w:val="Normal1"/>
-        <w:tabs>
-          <w:tab w:val="clear" w:pos="720"/>
-          <w:tab w:val="left" w:pos="1134" w:leader="none"/>
-          <w:tab w:val="left" w:pos="4536" w:leader="none"/>
-        </w:tabs>
-        <w:spacing w:lineRule="atLeast" w:line="198" w:before="0" w:after="198"/>
-        <w:rPr/>
-      </w:pPr>
-      <w:r>
-        <w:rPr>
-          <w:rFonts w:ascii="TH SarabunIT๙" w:hAnsi="TH SarabunIT๙" w:eastAsia="Sarabun" w:hint="cs"/>
-          <w:sz w:val="34"/>
-          <w:szCs w:val="34"/>
-        </w:rPr>
-        <w:t>อายุ</w:t>
-      </w:r>
-      <w:r>
-        <w:rPr>
-          <w:rFonts w:eastAsia="Sarabun" w:cs="TH SarabunIT๙" w:hint="cs"/>
-          <w:sz w:val="34"/>
-          <w:szCs w:val="34"/>
-        </w:rPr>
-        <w:t>................</w:t>
-      </w:r>
-      <w:r>
-        <w:rPr>
-          <w:rFonts w:ascii="TH SarabunIT๙" w:hAnsi="TH SarabunIT๙" w:eastAsia="Sarabun" w:hint="cs"/>
-          <w:sz w:val="34"/>
-          <w:szCs w:val="34"/>
-        </w:rPr>
-        <w:t>ปี  อาชีพ  รับราชการ  สถานที่ทำงาน</w:t>
-      </w:r>
-      <w:r>
-        <mc:AlternateContent>
-          <mc:Choice Requires="wps">
-            <w:drawing>
-              <wp:anchor distT="0" distB="0" distL="0" distR="0" simplePos="0" relativeHeight="11" behindDoc="0" locked="0" layoutInCell="1" allowOverlap="1" wp14:anchorId="2BF2E1DA">
-                <wp:simplePos x="0" y="0"/>
-                <wp:positionH relativeFrom="column">
-                  <wp:posOffset>2912745</wp:posOffset>
-                </wp:positionH>
-                <wp:positionV relativeFrom="paragraph">
-                  <wp:posOffset>-41275</wp:posOffset>
-                </wp:positionV>
-                <wp:extent cx="1485265" cy="488315"/>
-                <wp:effectExtent l="0" t="0" r="0" b="0"/>
-                <wp:wrapNone/>
-                <wp:docPr id="14" name="Text Frame 12"/>
-                <a:graphic xmlns:a="http://schemas.openxmlformats.org/drawingml/2006/main">
-                  <a:graphicData uri="http://schemas.microsoft.com/office/word/2010/wordprocessingShape">
-                    <wps:wsp>
-                      <wps:cNvSpPr/>
-                      <wps:spPr>
-                        <a:xfrm>
-                          <a:off x="0" y="0"/>
-                          <a:ext cx="1485360" cy="488160"/>
-                        </a:xfrm>
-                        <a:prstGeom prst="rect">
-                          <a:avLst/>
-                        </a:prstGeom>
-                        <a:noFill/>
-                        <a:ln w="0">
-                          <a:noFill/>
-                        </a:ln>
-                      </wps:spPr>
-                      <wps:style>
-                        <a:lnRef idx="0"/>
-                        <a:fillRef idx="0"/>
-                        <a:effectRef idx="0"/>
-                        <a:fontRef idx="minor"/>
-                      </wps:style>
-                      <wps:txbx>
-                        <w:txbxContent>
-                          <w:p>
-                            <w:pPr>
-                              <w:pStyle w:val="Normal1"/>
-                              <w:widowControl/>
-                              <w:suppressAutoHyphens w:val="true"/>
-                              <w:bidi w:val="0"/>
-                              <w:spacing w:lineRule="auto" w:line="276" w:before="0" w:after="200"/>
-                              <w:jc w:val="start"/>
-                              <w:rPr>
-                                <w:color w:val="000000"/>
-                              </w:rPr>
+                              <w:jc w:val="center"/>
+                              <w:rPr/>
                             </w:pPr>
                             <w:r>
                               <w:rPr>
@@ -1909,7 +1868,7 @@
           </mc:Choice>
           <mc:Fallback>
             <w:pict>
-              <v:rect id="shape_0" stroked="f" o:allowincell="f" style="position:absolute;margin-left:229.35pt;margin-top:-3.25pt;width:116.9pt;height:38.4pt;mso-wrap-style:square;v-text-anchor:top" wp14:anchorId="2BF2E1DA">
+              <v:rect id="shape_0" stroked="f" o:allowincell="f" style="position:absolute;margin-left:229.35pt;margin-top:-3.25pt;width:222.8pt;height:38.4pt;mso-wrap-style:square;v-text-anchor:top" wp14:anchorId="2BF2E1DA">
                 <v:fill o:detectmouseclick="t" on="false"/>
                 <v:stroke color="#3465a4" joinstyle="round" endcap="flat"/>
                 <v:textbox>
@@ -1921,10 +1880,8 @@
                         <w:suppressAutoHyphens w:val="true"/>
                         <w:bidi w:val="0"/>
                         <w:spacing w:lineRule="auto" w:line="276" w:before="0" w:after="200"/>
-                        <w:jc w:val="start"/>
-                        <w:rPr>
-                          <w:color w:val="000000"/>
-                        </w:rPr>
+                        <w:jc w:val="center"/>
+                        <w:rPr/>
                       </w:pPr>
                       <w:r>
                         <w:rPr>
@@ -1945,10 +1902,10 @@
         <mc:AlternateContent>
           <mc:Choice Requires="wps">
             <w:drawing>
-              <wp:anchor distT="0" distB="0" distL="0" distR="0" simplePos="0" relativeHeight="15" behindDoc="0" locked="0" layoutInCell="1" allowOverlap="1" wp14:anchorId="6A1A27FD">
+              <wp:anchor distT="0" distB="0" distL="0" distR="0" simplePos="0" relativeHeight="23" behindDoc="0" locked="0" layoutInCell="1" allowOverlap="1" wp14:anchorId="6A1A27FD">
                 <wp:simplePos x="0" y="0"/>
                 <wp:positionH relativeFrom="column">
-                  <wp:posOffset>254000</wp:posOffset>
+                  <wp:posOffset>330200</wp:posOffset>
                 </wp:positionH>
                 <wp:positionV relativeFrom="paragraph">
                   <wp:posOffset>-46990</wp:posOffset>
@@ -2016,7 +1973,7 @@
           </mc:Choice>
           <mc:Fallback>
             <w:pict>
-              <v:rect id="shape_0" stroked="f" o:allowincell="f" style="position:absolute;margin-left:20pt;margin-top:-3.7pt;width:116.9pt;height:38.4pt;mso-wrap-style:square;v-text-anchor:top" wp14:anchorId="6A1A27FD">
+              <v:rect id="shape_0" stroked="f" o:allowincell="f" style="position:absolute;margin-left:26pt;margin-top:-3.7pt;width:116.9pt;height:38.4pt;mso-wrap-style:square;v-text-anchor:top" wp14:anchorId="6A1A27FD">
                 <v:fill o:detectmouseclick="t" on="false"/>
                 <v:stroke color="#3465a4" joinstyle="round" endcap="flat"/>
                 <v:textbox>
@@ -2062,12 +2019,7 @@
     <w:p>
       <w:pPr>
         <w:pStyle w:val="Normal1"/>
-        <w:tabs>
-          <w:tab w:val="clear" w:pos="720"/>
-          <w:tab w:val="left" w:pos="1134" w:leader="none"/>
-          <w:tab w:val="left" w:pos="4536" w:leader="none"/>
-        </w:tabs>
-        <w:spacing w:lineRule="atLeast" w:line="198" w:before="0" w:after="198"/>
+        <w:jc w:val="both"/>
         <w:rPr/>
       </w:pPr>
       <w:r>
@@ -2146,13 +2098,13 @@
         <mc:AlternateContent>
           <mc:Choice Requires="wps">
             <w:drawing>
-              <wp:anchor distT="0" distB="0" distL="0" distR="0" simplePos="0" relativeHeight="35" behindDoc="0" locked="0" layoutInCell="1" allowOverlap="1" wp14:anchorId="3C72A6D4">
+              <wp:anchor distT="0" distB="0" distL="0" distR="0" simplePos="0" relativeHeight="43" behindDoc="0" locked="0" layoutInCell="1" allowOverlap="1" wp14:anchorId="3C72A6D4">
                 <wp:simplePos x="0" y="0"/>
                 <wp:positionH relativeFrom="column">
-                  <wp:posOffset>737235</wp:posOffset>
+                  <wp:posOffset>401320</wp:posOffset>
                 </wp:positionH>
                 <wp:positionV relativeFrom="paragraph">
-                  <wp:posOffset>-38735</wp:posOffset>
+                  <wp:posOffset>-33020</wp:posOffset>
                 </wp:positionV>
                 <wp:extent cx="1485265" cy="488315"/>
                 <wp:effectExtent l="0" t="0" r="0" b="0"/>
@@ -2186,11 +2138,7 @@
                           <w:p>
                             <w:pPr>
                               <w:pStyle w:val="Normal1"/>
-                              <w:widowControl/>
-                              <w:suppressAutoHyphens w:val="true"/>
-                              <w:bidi w:val="0"/>
-                              <w:spacing w:lineRule="auto" w:line="276" w:before="0" w:after="200"/>
-                              <w:jc w:val="start"/>
+                              <w:spacing w:before="0" w:after="200"/>
                               <w:rPr>
                                 <w:color w:val="000000"/>
                               </w:rPr>
@@ -2198,8 +2146,6 @@
                             <w:r>
                               <w:rPr>
                                 <w:color w:val="000000"/>
-                                <w:sz w:val="34"/>
-                                <w:szCs w:val="34"/>
                               </w:rPr>
                               <w:t>{{ req_sub_district }}</w:t>
                             </w:r>
@@ -2217,7 +2163,7 @@
           </mc:Choice>
           <mc:Fallback>
             <w:pict>
-              <v:rect id="shape_0" stroked="f" o:allowincell="f" style="position:absolute;margin-left:58.05pt;margin-top:-3.05pt;width:116.9pt;height:38.4pt;mso-wrap-style:square;v-text-anchor:top" wp14:anchorId="3C72A6D4">
+              <v:rect id="shape_0" stroked="f" o:allowincell="f" style="position:absolute;margin-left:31.6pt;margin-top:-2.6pt;width:116.9pt;height:38.4pt;mso-wrap-style:square;v-text-anchor:top" wp14:anchorId="3C72A6D4">
                 <v:fill o:detectmouseclick="t" on="false"/>
                 <v:stroke color="#3465a4" joinstyle="round" endcap="flat"/>
                 <v:textbox>
@@ -2225,11 +2171,7 @@
                     <w:p>
                       <w:pPr>
                         <w:pStyle w:val="Normal1"/>
-                        <w:widowControl/>
-                        <w:suppressAutoHyphens w:val="true"/>
-                        <w:bidi w:val="0"/>
-                        <w:spacing w:lineRule="auto" w:line="276" w:before="0" w:after="200"/>
-                        <w:jc w:val="start"/>
+                        <w:spacing w:before="0" w:after="200"/>
                         <w:rPr>
                           <w:color w:val="000000"/>
                         </w:rPr>
@@ -2237,8 +2179,6 @@
                       <w:r>
                         <w:rPr>
                           <w:color w:val="000000"/>
-                          <w:sz w:val="34"/>
-                          <w:szCs w:val="34"/>
                         </w:rPr>
                         <w:t>{{ req_sub_district }}</w:t>
                       </w:r>
@@ -2253,7 +2193,7 @@
         <mc:AlternateContent>
           <mc:Choice Requires="wps">
             <w:drawing>
-              <wp:anchor distT="0" distB="0" distL="0" distR="0" simplePos="0" relativeHeight="77" behindDoc="0" locked="0" layoutInCell="1" allowOverlap="1" wp14:anchorId="0B97DFB2">
+              <wp:anchor distT="0" distB="0" distL="0" distR="0" simplePos="0" relativeHeight="83" behindDoc="0" locked="0" layoutInCell="1" allowOverlap="1" wp14:anchorId="0B97DFB2">
                 <wp:simplePos x="0" y="0"/>
                 <wp:positionH relativeFrom="column">
                   <wp:posOffset>2395855</wp:posOffset>
@@ -2293,11 +2233,7 @@
                           <w:p>
                             <w:pPr>
                               <w:pStyle w:val="Normal1"/>
-                              <w:widowControl/>
-                              <w:suppressAutoHyphens w:val="true"/>
-                              <w:bidi w:val="0"/>
-                              <w:spacing w:lineRule="auto" w:line="276" w:before="0" w:after="200"/>
-                              <w:jc w:val="start"/>
+                              <w:spacing w:before="0" w:after="200"/>
                               <w:rPr>
                                 <w:color w:val="000000"/>
                               </w:rPr>
@@ -2305,8 +2241,6 @@
                             <w:r>
                               <w:rPr>
                                 <w:color w:val="000000"/>
-                                <w:sz w:val="34"/>
-                                <w:szCs w:val="34"/>
                               </w:rPr>
                               <w:t>{{ req_district }}</w:t>
                             </w:r>
@@ -2332,11 +2266,7 @@
                     <w:p>
                       <w:pPr>
                         <w:pStyle w:val="Normal1"/>
-                        <w:widowControl/>
-                        <w:suppressAutoHyphens w:val="true"/>
-                        <w:bidi w:val="0"/>
-                        <w:spacing w:lineRule="auto" w:line="276" w:before="0" w:after="200"/>
-                        <w:jc w:val="start"/>
+                        <w:spacing w:before="0" w:after="200"/>
                         <w:rPr>
                           <w:color w:val="000000"/>
                         </w:rPr>
@@ -2344,8 +2274,6 @@
                       <w:r>
                         <w:rPr>
                           <w:color w:val="000000"/>
-                          <w:sz w:val="34"/>
-                          <w:szCs w:val="34"/>
                         </w:rPr>
                         <w:t>{{ req_district }}</w:t>
                       </w:r>
@@ -2360,13 +2288,13 @@
         <mc:AlternateContent>
           <mc:Choice Requires="wps">
             <w:drawing>
-              <wp:anchor distT="0" distB="0" distL="0" distR="0" simplePos="0" relativeHeight="79" behindDoc="0" locked="0" layoutInCell="1" allowOverlap="1" wp14:anchorId="6B3950FB">
+              <wp:anchor distT="0" distB="0" distL="0" distR="0" simplePos="0" relativeHeight="85" behindDoc="0" locked="0" layoutInCell="1" allowOverlap="1" wp14:anchorId="6B3950FB">
                 <wp:simplePos x="0" y="0"/>
                 <wp:positionH relativeFrom="column">
                   <wp:posOffset>4334510</wp:posOffset>
                 </wp:positionH>
                 <wp:positionV relativeFrom="paragraph">
-                  <wp:posOffset>-16510</wp:posOffset>
+                  <wp:posOffset>-33020</wp:posOffset>
                 </wp:positionV>
                 <wp:extent cx="1485265" cy="488315"/>
                 <wp:effectExtent l="0" t="0" r="0" b="0"/>
@@ -2405,9 +2333,7 @@
                               <w:bidi w:val="0"/>
                               <w:spacing w:lineRule="auto" w:line="276" w:before="0" w:after="200"/>
                               <w:jc w:val="start"/>
-                              <w:rPr>
-                                <w:color w:val="000000"/>
-                              </w:rPr>
+                              <w:rPr/>
                             </w:pPr>
                             <w:r>
                               <w:rPr>
@@ -2431,7 +2357,7 @@
           </mc:Choice>
           <mc:Fallback>
             <w:pict>
-              <v:rect id="shape_0" stroked="f" o:allowincell="f" style="position:absolute;margin-left:341.3pt;margin-top:-1.3pt;width:116.9pt;height:38.4pt;mso-wrap-style:square;v-text-anchor:top" wp14:anchorId="6B3950FB">
+              <v:rect id="shape_0" stroked="f" o:allowincell="f" style="position:absolute;margin-left:341.3pt;margin-top:-2.6pt;width:116.9pt;height:38.4pt;mso-wrap-style:square;v-text-anchor:top" wp14:anchorId="6B3950FB">
                 <v:fill o:detectmouseclick="t" on="false"/>
                 <v:stroke color="#3465a4" joinstyle="round" endcap="flat"/>
                 <v:textbox>
@@ -2444,9 +2370,7 @@
                         <w:bidi w:val="0"/>
                         <w:spacing w:lineRule="auto" w:line="276" w:before="0" w:after="200"/>
                         <w:jc w:val="start"/>
-                        <w:rPr>
-                          <w:color w:val="000000"/>
-                        </w:rPr>
+                        <w:rPr/>
                       </w:pPr>
                       <w:r>
                         <w:rPr>
@@ -2483,6 +2407,7 @@
           <w:tab w:val="left" w:pos="4536" w:leader="none"/>
         </w:tabs>
         <w:spacing w:lineRule="atLeast" w:line="198" w:before="0" w:after="198"/>
+        <w:jc w:val="both"/>
         <w:rPr/>
       </w:pPr>
       <w:r>
@@ -2505,7 +2430,7 @@
         <mc:AlternateContent>
           <mc:Choice Requires="wps">
             <w:drawing>
-              <wp:anchor distT="0" distB="0" distL="0" distR="0" simplePos="0" relativeHeight="17" behindDoc="0" locked="0" layoutInCell="1" allowOverlap="1" wp14:anchorId="2DFC763C">
+              <wp:anchor distT="0" distB="0" distL="0" distR="0" simplePos="0" relativeHeight="25" behindDoc="0" locked="0" layoutInCell="1" allowOverlap="1" wp14:anchorId="2DFC763C">
                 <wp:simplePos x="0" y="0"/>
                 <wp:positionH relativeFrom="column">
                   <wp:posOffset>549910</wp:posOffset>
@@ -2628,6 +2553,7 @@
           <w:tab w:val="left" w:pos="4536" w:leader="none"/>
         </w:tabs>
         <w:spacing w:lineRule="atLeast" w:line="198" w:before="0" w:after="198"/>
+        <w:jc w:val="both"/>
         <w:rPr/>
       </w:pPr>
       <w:r>
@@ -2808,7 +2734,7 @@
         <mc:AlternateContent>
           <mc:Choice Requires="wps">
             <w:drawing>
-              <wp:anchor distT="0" distB="0" distL="0" distR="0" simplePos="0" relativeHeight="13" behindDoc="0" locked="0" layoutInCell="1" allowOverlap="1" wp14:anchorId="37EAA4AC">
+              <wp:anchor distT="0" distB="0" distL="0" distR="0" simplePos="0" relativeHeight="21" behindDoc="0" locked="0" layoutInCell="1" allowOverlap="1" wp14:anchorId="37EAA4AC">
                 <wp:simplePos x="0" y="0"/>
                 <wp:positionH relativeFrom="column">
                   <wp:posOffset>1487805</wp:posOffset>
@@ -2915,7 +2841,7 @@
         <mc:AlternateContent>
           <mc:Choice Requires="wps">
             <w:drawing>
-              <wp:anchor distT="0" distB="0" distL="0" distR="0" simplePos="0" relativeHeight="19" behindDoc="0" locked="0" layoutInCell="1" allowOverlap="1" wp14:anchorId="31F98848">
+              <wp:anchor distT="0" distB="0" distL="0" distR="0" simplePos="0" relativeHeight="27" behindDoc="0" locked="0" layoutInCell="1" allowOverlap="1" wp14:anchorId="31F98848">
                 <wp:simplePos x="0" y="0"/>
                 <wp:positionH relativeFrom="column">
                   <wp:posOffset>2810510</wp:posOffset>
@@ -2955,11 +2881,7 @@
                           <w:p>
                             <w:pPr>
                               <w:pStyle w:val="Normal1"/>
-                              <w:widowControl/>
-                              <w:suppressAutoHyphens w:val="true"/>
-                              <w:bidi w:val="0"/>
-                              <w:spacing w:lineRule="auto" w:line="276" w:before="0" w:after="200"/>
-                              <w:jc w:val="start"/>
+                              <w:spacing w:before="0" w:after="200"/>
                               <w:rPr>
                                 <w:color w:val="000000"/>
                               </w:rPr>
@@ -2967,8 +2889,6 @@
                             <w:r>
                               <w:rPr>
                                 <w:color w:val="000000"/>
-                                <w:sz w:val="34"/>
-                                <w:szCs w:val="34"/>
                               </w:rPr>
                               <w:t>{{ cause_text_1 }}</w:t>
                             </w:r>
@@ -2994,11 +2914,7 @@
                     <w:p>
                       <w:pPr>
                         <w:pStyle w:val="Normal1"/>
-                        <w:widowControl/>
-                        <w:suppressAutoHyphens w:val="true"/>
-                        <w:bidi w:val="0"/>
-                        <w:spacing w:lineRule="auto" w:line="276" w:before="0" w:after="200"/>
-                        <w:jc w:val="start"/>
+                        <w:spacing w:before="0" w:after="200"/>
                         <w:rPr>
                           <w:color w:val="000000"/>
                         </w:rPr>
@@ -3006,8 +2922,6 @@
                       <w:r>
                         <w:rPr>
                           <w:color w:val="000000"/>
-                          <w:sz w:val="34"/>
-                          <w:szCs w:val="34"/>
                         </w:rPr>
                         <w:t>{{ cause_text_1 }}</w:t>
                       </w:r>
@@ -3038,6 +2952,7 @@
           <w:tab w:val="left" w:pos="4536" w:leader="none"/>
         </w:tabs>
         <w:spacing w:lineRule="atLeast" w:line="198" w:before="0" w:after="198"/>
+        <w:jc w:val="both"/>
         <w:rPr/>
       </w:pPr>
       <w:r>
@@ -3059,6 +2974,7 @@
           <w:tab w:val="left" w:pos="4536" w:leader="none"/>
         </w:tabs>
         <w:spacing w:lineRule="atLeast" w:line="198" w:before="0" w:after="198"/>
+        <w:jc w:val="both"/>
         <w:rPr/>
       </w:pPr>
       <w:r>
@@ -3078,7 +2994,7 @@
         <mc:AlternateContent>
           <mc:Choice Requires="wps">
             <w:drawing>
-              <wp:anchor distT="5715" distB="4445" distL="5715" distR="4445" simplePos="0" relativeHeight="7" behindDoc="0" locked="0" layoutInCell="1" allowOverlap="1">
+              <wp:anchor distT="5715" distB="4445" distL="5715" distR="4445" simplePos="0" relativeHeight="15" behindDoc="0" locked="0" layoutInCell="1" allowOverlap="1">
                 <wp:simplePos x="0" y="0"/>
                 <wp:positionH relativeFrom="column">
                   <wp:posOffset>1440815</wp:posOffset>
@@ -3207,7 +3123,7 @@
         <mc:AlternateContent>
           <mc:Choice Requires="wps">
             <w:drawing>
-              <wp:anchor distT="0" distB="0" distL="0" distR="0" simplePos="0" relativeHeight="33" behindDoc="0" locked="0" layoutInCell="1" allowOverlap="1" wp14:anchorId="637A255E">
+              <wp:anchor distT="0" distB="0" distL="0" distR="0" simplePos="0" relativeHeight="41" behindDoc="0" locked="0" layoutInCell="1" allowOverlap="1" wp14:anchorId="637A255E">
                 <wp:simplePos x="0" y="0"/>
                 <wp:positionH relativeFrom="column">
                   <wp:posOffset>1460500</wp:posOffset>
@@ -3314,7 +3230,7 @@
         <mc:AlternateContent>
           <mc:Choice Requires="wps">
             <w:drawing>
-              <wp:anchor distT="0" distB="0" distL="0" distR="0" simplePos="0" relativeHeight="103" behindDoc="0" locked="0" layoutInCell="1" allowOverlap="1" wp14:anchorId="58D8629F">
+              <wp:anchor distT="0" distB="0" distL="0" distR="0" simplePos="0" relativeHeight="109" behindDoc="0" locked="0" layoutInCell="1" allowOverlap="1" wp14:anchorId="58D8629F">
                 <wp:simplePos x="0" y="0"/>
                 <wp:positionH relativeFrom="column">
                   <wp:posOffset>3944620</wp:posOffset>
@@ -3438,6 +3354,7 @@
           <w:tab w:val="left" w:pos="4536" w:leader="none"/>
         </w:tabs>
         <w:spacing w:lineRule="atLeast" w:line="198" w:before="0" w:after="198"/>
+        <w:jc w:val="both"/>
         <w:rPr/>
       </w:pPr>
       <w:r>
@@ -3475,6 +3392,7 @@
           <w:tab w:val="left" w:pos="4536" w:leader="none"/>
         </w:tabs>
         <w:spacing w:lineRule="atLeast" w:line="198" w:before="0" w:after="198"/>
+        <w:jc w:val="both"/>
         <w:rPr/>
       </w:pPr>
       <w:r>
@@ -3545,10 +3463,10 @@
         <mc:AlternateContent>
           <mc:Choice Requires="wps">
             <w:drawing>
-              <wp:anchor distT="0" distB="0" distL="0" distR="0" simplePos="0" relativeHeight="37" behindDoc="0" locked="0" layoutInCell="1" allowOverlap="1" wp14:anchorId="0ADC3FAE">
+              <wp:anchor distT="0" distB="0" distL="0" distR="0" simplePos="0" relativeHeight="45" behindDoc="0" locked="0" layoutInCell="1" allowOverlap="1" wp14:anchorId="0ADC3FAE">
                 <wp:simplePos x="0" y="0"/>
                 <wp:positionH relativeFrom="column">
-                  <wp:posOffset>1091565</wp:posOffset>
+                  <wp:posOffset>1214120</wp:posOffset>
                 </wp:positionH>
                 <wp:positionV relativeFrom="paragraph">
                   <wp:posOffset>-22860</wp:posOffset>
@@ -3589,16 +3507,17 @@
                               <w:suppressAutoHyphens w:val="true"/>
                               <w:bidi w:val="0"/>
                               <w:spacing w:lineRule="auto" w:line="276" w:before="0" w:after="200"/>
-                              <w:jc w:val="start"/>
-                              <w:rPr>
-                                <w:color w:val="000000"/>
+                              <w:jc w:val="center"/>
+                              <w:rPr>
+                                <w:sz w:val="32"/>
+                                <w:szCs w:val="32"/>
                               </w:rPr>
                             </w:pPr>
                             <w:r>
                               <w:rPr>
                                 <w:color w:val="000000"/>
-                                <w:sz w:val="34"/>
-                                <w:szCs w:val="34"/>
+                                <w:sz w:val="32"/>
+                                <w:szCs w:val="32"/>
                               </w:rPr>
                               <w:t>{{ acc_full_name }}</w:t>
                             </w:r>
@@ -3616,7 +3535,7 @@
           </mc:Choice>
           <mc:Fallback>
             <w:pict>
-              <v:rect id="shape_0" stroked="f" o:allowincell="f" style="position:absolute;margin-left:85.95pt;margin-top:-1.8pt;width:282.6pt;height:38.4pt;mso-wrap-style:square;v-text-anchor:top" wp14:anchorId="0ADC3FAE">
+              <v:rect id="shape_0" stroked="f" o:allowincell="f" style="position:absolute;margin-left:95.6pt;margin-top:-1.8pt;width:282.6pt;height:38.4pt;mso-wrap-style:square;v-text-anchor:top" wp14:anchorId="0ADC3FAE">
                 <v:fill o:detectmouseclick="t" on="false"/>
                 <v:stroke color="#3465a4" joinstyle="round" endcap="flat"/>
                 <v:textbox>
@@ -3628,16 +3547,17 @@
                         <w:suppressAutoHyphens w:val="true"/>
                         <w:bidi w:val="0"/>
                         <w:spacing w:lineRule="auto" w:line="276" w:before="0" w:after="200"/>
-                        <w:jc w:val="start"/>
-                        <w:rPr>
-                          <w:color w:val="000000"/>
+                        <w:jc w:val="center"/>
+                        <w:rPr>
+                          <w:sz w:val="32"/>
+                          <w:szCs w:val="32"/>
                         </w:rPr>
                       </w:pPr>
                       <w:r>
                         <w:rPr>
                           <w:color w:val="000000"/>
-                          <w:sz w:val="34"/>
-                          <w:szCs w:val="34"/>
+                          <w:sz w:val="32"/>
+                          <w:szCs w:val="32"/>
                         </w:rPr>
                         <w:t>{{ acc_full_name }}</w:t>
                       </w:r>
@@ -3652,7 +3572,7 @@
         <mc:AlternateContent>
           <mc:Choice Requires="wps">
             <w:drawing>
-              <wp:anchor distT="0" distB="0" distL="0" distR="0" simplePos="0" relativeHeight="39" behindDoc="0" locked="0" layoutInCell="1" allowOverlap="1" wp14:anchorId="5B960A8C">
+              <wp:anchor distT="0" distB="0" distL="0" distR="0" simplePos="0" relativeHeight="47" behindDoc="0" locked="0" layoutInCell="1" allowOverlap="1" wp14:anchorId="5B960A8C">
                 <wp:simplePos x="0" y="0"/>
                 <wp:positionH relativeFrom="column">
                   <wp:posOffset>4901565</wp:posOffset>
@@ -3660,7 +3580,7 @@
                 <wp:positionV relativeFrom="paragraph">
                   <wp:posOffset>-40005</wp:posOffset>
                 </wp:positionV>
-                <wp:extent cx="1485265" cy="488315"/>
+                <wp:extent cx="811530" cy="488315"/>
                 <wp:effectExtent l="0" t="0" r="0" b="0"/>
                 <wp:wrapNone/>
                 <wp:docPr id="27" name="Text Frame 20"/>
@@ -3671,7 +3591,7 @@
                       <wps:spPr>
                         <a:xfrm>
                           <a:off x="0" y="0"/>
-                          <a:ext cx="1485360" cy="488160"/>
+                          <a:ext cx="811440" cy="488160"/>
                         </a:xfrm>
                         <a:prstGeom prst="rect">
                           <a:avLst/>
@@ -3696,10 +3616,8 @@
                               <w:suppressAutoHyphens w:val="true"/>
                               <w:bidi w:val="0"/>
                               <w:spacing w:lineRule="auto" w:line="276" w:before="0" w:after="200"/>
-                              <w:jc w:val="start"/>
-                              <w:rPr>
-                                <w:color w:val="000000"/>
-                              </w:rPr>
+                              <w:jc w:val="center"/>
+                              <w:rPr/>
                             </w:pPr>
                             <w:r>
                               <w:rPr>
@@ -3723,7 +3641,7 @@
           </mc:Choice>
           <mc:Fallback>
             <w:pict>
-              <v:rect id="shape_0" stroked="f" o:allowincell="f" style="position:absolute;margin-left:385.95pt;margin-top:-3.15pt;width:116.9pt;height:38.4pt;mso-wrap-style:square;v-text-anchor:top" wp14:anchorId="5B960A8C">
+              <v:rect id="shape_0" stroked="f" o:allowincell="f" style="position:absolute;margin-left:385.95pt;margin-top:-3.15pt;width:63.85pt;height:38.4pt;mso-wrap-style:square;v-text-anchor:top" wp14:anchorId="5B960A8C">
                 <v:fill o:detectmouseclick="t" on="false"/>
                 <v:stroke color="#3465a4" joinstyle="round" endcap="flat"/>
                 <v:textbox>
@@ -3735,10 +3653,8 @@
                         <w:suppressAutoHyphens w:val="true"/>
                         <w:bidi w:val="0"/>
                         <w:spacing w:lineRule="auto" w:line="276" w:before="0" w:after="200"/>
-                        <w:jc w:val="start"/>
-                        <w:rPr>
-                          <w:color w:val="000000"/>
-                        </w:rPr>
+                        <w:jc w:val="center"/>
+                        <w:rPr/>
                       </w:pPr>
                       <w:r>
                         <w:rPr>
@@ -3776,6 +3692,7 @@
           <w:tab w:val="left" w:pos="4536" w:leader="none"/>
         </w:tabs>
         <w:spacing w:lineRule="atLeast" w:line="198" w:before="0" w:after="198"/>
+        <w:jc w:val="both"/>
         <w:rPr/>
       </w:pPr>
       <w:r>
@@ -3787,15 +3704,15 @@
         <mc:AlternateContent>
           <mc:Choice Requires="wps">
             <w:drawing>
-              <wp:anchor distT="0" distB="0" distL="0" distR="0" simplePos="0" relativeHeight="109" behindDoc="0" locked="0" layoutInCell="1" allowOverlap="1" wp14:anchorId="5B960A8C">
+              <wp:anchor distT="0" distB="0" distL="0" distR="0" simplePos="0" relativeHeight="115" behindDoc="0" locked="0" layoutInCell="1" allowOverlap="1" wp14:anchorId="5B960A8C">
                 <wp:simplePos x="0" y="0"/>
                 <wp:positionH relativeFrom="column">
-                  <wp:posOffset>4994910</wp:posOffset>
+                  <wp:posOffset>5085715</wp:posOffset>
                 </wp:positionH>
                 <wp:positionV relativeFrom="paragraph">
                   <wp:posOffset>-33020</wp:posOffset>
                 </wp:positionV>
-                <wp:extent cx="1134745" cy="488315"/>
+                <wp:extent cx="914400" cy="488315"/>
                 <wp:effectExtent l="0" t="0" r="0" b="0"/>
                 <wp:wrapNone/>
                 <wp:docPr id="28" name="Text Frame 50"/>
@@ -3806,7 +3723,7 @@
                       <wps:spPr>
                         <a:xfrm>
                           <a:off x="0" y="0"/>
-                          <a:ext cx="1134720" cy="488160"/>
+                          <a:ext cx="914400" cy="488160"/>
                         </a:xfrm>
                         <a:prstGeom prst="rect">
                           <a:avLst/>
@@ -3831,10 +3748,8 @@
                               <w:suppressAutoHyphens w:val="true"/>
                               <w:bidi w:val="0"/>
                               <w:spacing w:lineRule="auto" w:line="276" w:before="0" w:after="200"/>
-                              <w:jc w:val="start"/>
-                              <w:rPr>
-                                <w:color w:val="000000"/>
-                              </w:rPr>
+                              <w:jc w:val="center"/>
+                              <w:rPr/>
                             </w:pPr>
                             <w:r>
                               <w:rPr>
@@ -3858,7 +3773,7 @@
           </mc:Choice>
           <mc:Fallback>
             <w:pict>
-              <v:rect id="shape_0" stroked="f" o:allowincell="f" style="position:absolute;margin-left:393.3pt;margin-top:-2.6pt;width:89.3pt;height:38.4pt;mso-wrap-style:square;v-text-anchor:top" wp14:anchorId="5B960A8C">
+              <v:rect id="shape_0" stroked="f" o:allowincell="f" style="position:absolute;margin-left:400.45pt;margin-top:-2.6pt;width:71.95pt;height:38.4pt;mso-wrap-style:square;v-text-anchor:top" wp14:anchorId="5B960A8C">
                 <v:fill o:detectmouseclick="t" on="false"/>
                 <v:stroke color="#3465a4" joinstyle="round" endcap="flat"/>
                 <v:textbox>
@@ -3870,10 +3785,8 @@
                         <w:suppressAutoHyphens w:val="true"/>
                         <w:bidi w:val="0"/>
                         <w:spacing w:lineRule="auto" w:line="276" w:before="0" w:after="200"/>
-                        <w:jc w:val="start"/>
-                        <w:rPr>
-                          <w:color w:val="000000"/>
-                        </w:rPr>
+                        <w:jc w:val="center"/>
+                        <w:rPr/>
                       </w:pPr>
                       <w:r>
                         <w:rPr>
@@ -3945,7 +3858,7 @@
         <mc:AlternateContent>
           <mc:Choice Requires="wps">
             <w:drawing>
-              <wp:anchor distT="0" distB="0" distL="0" distR="0" simplePos="0" relativeHeight="41" behindDoc="0" locked="0" layoutInCell="1" allowOverlap="1" wp14:anchorId="20951D24">
+              <wp:anchor distT="0" distB="0" distL="0" distR="0" simplePos="0" relativeHeight="49" behindDoc="0" locked="0" layoutInCell="1" allowOverlap="1" wp14:anchorId="20951D24">
                 <wp:simplePos x="0" y="0"/>
                 <wp:positionH relativeFrom="column">
                   <wp:posOffset>507365</wp:posOffset>
@@ -3953,7 +3866,7 @@
                 <wp:positionV relativeFrom="paragraph">
                   <wp:posOffset>-45085</wp:posOffset>
                 </wp:positionV>
-                <wp:extent cx="1485265" cy="488315"/>
+                <wp:extent cx="1288415" cy="488315"/>
                 <wp:effectExtent l="0" t="0" r="0" b="0"/>
                 <wp:wrapNone/>
                 <wp:docPr id="29" name="Text Frame 21"/>
@@ -3964,7 +3877,7 @@
                       <wps:spPr>
                         <a:xfrm>
                           <a:off x="0" y="0"/>
-                          <a:ext cx="1485360" cy="488160"/>
+                          <a:ext cx="1288440" cy="488160"/>
                         </a:xfrm>
                         <a:prstGeom prst="rect">
                           <a:avLst/>
@@ -3989,10 +3902,8 @@
                               <w:suppressAutoHyphens w:val="true"/>
                               <w:bidi w:val="0"/>
                               <w:spacing w:lineRule="auto" w:line="276" w:before="0" w:after="200"/>
-                              <w:jc w:val="start"/>
-                              <w:rPr>
-                                <w:color w:val="000000"/>
-                              </w:rPr>
+                              <w:jc w:val="center"/>
+                              <w:rPr/>
                             </w:pPr>
                             <w:r>
                               <w:rPr>
@@ -4016,7 +3927,7 @@
           </mc:Choice>
           <mc:Fallback>
             <w:pict>
-              <v:rect id="shape_0" stroked="f" o:allowincell="f" style="position:absolute;margin-left:39.95pt;margin-top:-3.55pt;width:116.9pt;height:38.4pt;mso-wrap-style:square;v-text-anchor:top" wp14:anchorId="20951D24">
+              <v:rect id="shape_0" stroked="f" o:allowincell="f" style="position:absolute;margin-left:39.95pt;margin-top:-3.55pt;width:101.4pt;height:38.4pt;mso-wrap-style:square;v-text-anchor:top" wp14:anchorId="20951D24">
                 <v:fill o:detectmouseclick="t" on="false"/>
                 <v:stroke color="#3465a4" joinstyle="round" endcap="flat"/>
                 <v:textbox>
@@ -4028,10 +3939,8 @@
                         <w:suppressAutoHyphens w:val="true"/>
                         <w:bidi w:val="0"/>
                         <w:spacing w:lineRule="auto" w:line="276" w:before="0" w:after="200"/>
-                        <w:jc w:val="start"/>
-                        <w:rPr>
-                          <w:color w:val="000000"/>
-                        </w:rPr>
+                        <w:jc w:val="center"/>
+                        <w:rPr/>
                       </w:pPr>
                       <w:r>
                         <w:rPr>
@@ -4052,7 +3961,7 @@
         <mc:AlternateContent>
           <mc:Choice Requires="wps">
             <w:drawing>
-              <wp:anchor distT="0" distB="0" distL="0" distR="0" simplePos="0" relativeHeight="43" behindDoc="0" locked="0" layoutInCell="1" allowOverlap="1" wp14:anchorId="70E0DDD0">
+              <wp:anchor distT="0" distB="0" distL="0" distR="0" simplePos="0" relativeHeight="51" behindDoc="0" locked="0" layoutInCell="1" allowOverlap="1" wp14:anchorId="70E0DDD0">
                 <wp:simplePos x="0" y="0"/>
                 <wp:positionH relativeFrom="column">
                   <wp:posOffset>1992630</wp:posOffset>
@@ -4060,7 +3969,7 @@
                 <wp:positionV relativeFrom="paragraph">
                   <wp:posOffset>-45085</wp:posOffset>
                 </wp:positionV>
-                <wp:extent cx="1485265" cy="488315"/>
+                <wp:extent cx="1169035" cy="488315"/>
                 <wp:effectExtent l="0" t="0" r="0" b="0"/>
                 <wp:wrapNone/>
                 <wp:docPr id="30" name="Text Frame 22"/>
@@ -4071,7 +3980,7 @@
                       <wps:spPr>
                         <a:xfrm>
                           <a:off x="0" y="0"/>
-                          <a:ext cx="1485360" cy="488160"/>
+                          <a:ext cx="1168920" cy="488160"/>
                         </a:xfrm>
                         <a:prstGeom prst="rect">
                           <a:avLst/>
@@ -4096,10 +4005,8 @@
                               <w:suppressAutoHyphens w:val="true"/>
                               <w:bidi w:val="0"/>
                               <w:spacing w:lineRule="auto" w:line="276" w:before="0" w:after="200"/>
-                              <w:jc w:val="start"/>
-                              <w:rPr>
-                                <w:color w:val="000000"/>
-                              </w:rPr>
+                              <w:jc w:val="center"/>
+                              <w:rPr/>
                             </w:pPr>
                             <w:r>
                               <w:rPr>
@@ -4123,7 +4030,7 @@
           </mc:Choice>
           <mc:Fallback>
             <w:pict>
-              <v:rect id="shape_0" stroked="f" o:allowincell="f" style="position:absolute;margin-left:156.9pt;margin-top:-3.55pt;width:116.9pt;height:38.4pt;mso-wrap-style:square;v-text-anchor:top" wp14:anchorId="70E0DDD0">
+              <v:rect id="shape_0" stroked="f" o:allowincell="f" style="position:absolute;margin-left:156.9pt;margin-top:-3.55pt;width:92pt;height:38.4pt;mso-wrap-style:square;v-text-anchor:top" wp14:anchorId="70E0DDD0">
                 <v:fill o:detectmouseclick="t" on="false"/>
                 <v:stroke color="#3465a4" joinstyle="round" endcap="flat"/>
                 <v:textbox>
@@ -4135,10 +4042,8 @@
                         <w:suppressAutoHyphens w:val="true"/>
                         <w:bidi w:val="0"/>
                         <w:spacing w:lineRule="auto" w:line="276" w:before="0" w:after="200"/>
-                        <w:jc w:val="start"/>
-                        <w:rPr>
-                          <w:color w:val="000000"/>
-                        </w:rPr>
+                        <w:jc w:val="center"/>
+                        <w:rPr/>
                       </w:pPr>
                       <w:r>
                         <w:rPr>
@@ -4159,7 +4064,7 @@
         <mc:AlternateContent>
           <mc:Choice Requires="wps">
             <w:drawing>
-              <wp:anchor distT="0" distB="0" distL="0" distR="0" simplePos="0" relativeHeight="91" behindDoc="0" locked="0" layoutInCell="1" allowOverlap="1" wp14:anchorId="0D7F89DA">
+              <wp:anchor distT="0" distB="0" distL="0" distR="0" simplePos="0" relativeHeight="97" behindDoc="0" locked="0" layoutInCell="1" allowOverlap="1" wp14:anchorId="0D7F89DA">
                 <wp:simplePos x="0" y="0"/>
                 <wp:positionH relativeFrom="column">
                   <wp:posOffset>3225165</wp:posOffset>
@@ -4167,7 +4072,7 @@
                 <wp:positionV relativeFrom="paragraph">
                   <wp:posOffset>-45085</wp:posOffset>
                 </wp:positionV>
-                <wp:extent cx="1485265" cy="488315"/>
+                <wp:extent cx="1180465" cy="488315"/>
                 <wp:effectExtent l="0" t="0" r="0" b="0"/>
                 <wp:wrapNone/>
                 <wp:docPr id="31" name="Text Frame 23"/>
@@ -4178,7 +4083,7 @@
                       <wps:spPr>
                         <a:xfrm>
                           <a:off x="0" y="0"/>
-                          <a:ext cx="1485360" cy="488160"/>
+                          <a:ext cx="1180440" cy="488160"/>
                         </a:xfrm>
                         <a:prstGeom prst="rect">
                           <a:avLst/>
@@ -4203,10 +4108,8 @@
                               <w:suppressAutoHyphens w:val="true"/>
                               <w:bidi w:val="0"/>
                               <w:spacing w:lineRule="auto" w:line="276" w:before="0" w:after="200"/>
-                              <w:jc w:val="start"/>
-                              <w:rPr>
-                                <w:color w:val="000000"/>
-                              </w:rPr>
+                              <w:jc w:val="center"/>
+                              <w:rPr/>
                             </w:pPr>
                             <w:r>
                               <w:rPr>
@@ -4230,7 +4133,7 @@
           </mc:Choice>
           <mc:Fallback>
             <w:pict>
-              <v:rect id="shape_0" stroked="f" o:allowincell="f" style="position:absolute;margin-left:253.95pt;margin-top:-3.55pt;width:116.9pt;height:38.4pt;mso-wrap-style:square;v-text-anchor:top" wp14:anchorId="0D7F89DA">
+              <v:rect id="shape_0" stroked="f" o:allowincell="f" style="position:absolute;margin-left:253.95pt;margin-top:-3.55pt;width:92.9pt;height:38.4pt;mso-wrap-style:square;v-text-anchor:top" wp14:anchorId="0D7F89DA">
                 <v:fill o:detectmouseclick="t" on="false"/>
                 <v:stroke color="#3465a4" joinstyle="round" endcap="flat"/>
                 <v:textbox>
@@ -4242,10 +4145,8 @@
                         <w:suppressAutoHyphens w:val="true"/>
                         <w:bidi w:val="0"/>
                         <w:spacing w:lineRule="auto" w:line="276" w:before="0" w:after="200"/>
-                        <w:jc w:val="start"/>
-                        <w:rPr>
-                          <w:color w:val="000000"/>
-                        </w:rPr>
+                        <w:jc w:val="center"/>
+                        <w:rPr/>
                       </w:pPr>
                       <w:r>
                         <w:rPr>
@@ -4283,6 +4184,7 @@
           <w:tab w:val="left" w:pos="4536" w:leader="none"/>
         </w:tabs>
         <w:spacing w:lineRule="atLeast" w:line="198" w:before="0" w:after="198"/>
+        <w:jc w:val="both"/>
         <w:rPr/>
       </w:pPr>
       <w:r>
@@ -4345,15 +4247,15 @@
         <mc:AlternateContent>
           <mc:Choice Requires="wps">
             <w:drawing>
-              <wp:anchor distT="0" distB="0" distL="0" distR="0" simplePos="0" relativeHeight="45" behindDoc="0" locked="0" layoutInCell="1" allowOverlap="1" wp14:anchorId="2CD7E670">
+              <wp:anchor distT="0" distB="0" distL="0" distR="0" simplePos="0" relativeHeight="53" behindDoc="0" locked="0" layoutInCell="1" allowOverlap="1" wp14:anchorId="2CD7E670">
                 <wp:simplePos x="0" y="0"/>
                 <wp:positionH relativeFrom="column">
-                  <wp:posOffset>295910</wp:posOffset>
+                  <wp:posOffset>367665</wp:posOffset>
                 </wp:positionH>
                 <wp:positionV relativeFrom="paragraph">
                   <wp:posOffset>-31750</wp:posOffset>
                 </wp:positionV>
-                <wp:extent cx="1485265" cy="488315"/>
+                <wp:extent cx="617855" cy="488315"/>
                 <wp:effectExtent l="0" t="0" r="0" b="0"/>
                 <wp:wrapNone/>
                 <wp:docPr id="32" name="Text Frame 24"/>
@@ -4364,7 +4266,7 @@
                       <wps:spPr>
                         <a:xfrm>
                           <a:off x="0" y="0"/>
-                          <a:ext cx="1485360" cy="488160"/>
+                          <a:ext cx="617760" cy="488160"/>
                         </a:xfrm>
                         <a:prstGeom prst="rect">
                           <a:avLst/>
@@ -4389,10 +4291,8 @@
                               <w:suppressAutoHyphens w:val="true"/>
                               <w:bidi w:val="0"/>
                               <w:spacing w:lineRule="auto" w:line="276" w:before="0" w:after="200"/>
-                              <w:jc w:val="start"/>
-                              <w:rPr>
-                                <w:color w:val="000000"/>
-                              </w:rPr>
+                              <w:jc w:val="center"/>
+                              <w:rPr/>
                             </w:pPr>
                             <w:r>
                               <w:rPr>
@@ -4416,7 +4316,7 @@
           </mc:Choice>
           <mc:Fallback>
             <w:pict>
-              <v:rect id="shape_0" stroked="f" o:allowincell="f" style="position:absolute;margin-left:23.3pt;margin-top:-2.5pt;width:116.9pt;height:38.4pt;mso-wrap-style:square;v-text-anchor:top" wp14:anchorId="2CD7E670">
+              <v:rect id="shape_0" stroked="f" o:allowincell="f" style="position:absolute;margin-left:28.95pt;margin-top:-2.5pt;width:48.6pt;height:38.4pt;mso-wrap-style:square;v-text-anchor:top" wp14:anchorId="2CD7E670">
                 <v:fill o:detectmouseclick="t" on="false"/>
                 <v:stroke color="#3465a4" joinstyle="round" endcap="flat"/>
                 <v:textbox>
@@ -4428,10 +4328,8 @@
                         <w:suppressAutoHyphens w:val="true"/>
                         <w:bidi w:val="0"/>
                         <w:spacing w:lineRule="auto" w:line="276" w:before="0" w:after="200"/>
-                        <w:jc w:val="start"/>
-                        <w:rPr>
-                          <w:color w:val="000000"/>
-                        </w:rPr>
+                        <w:jc w:val="center"/>
+                        <w:rPr/>
                       </w:pPr>
                       <w:r>
                         <w:rPr>
@@ -4452,7 +4350,7 @@
         <mc:AlternateContent>
           <mc:Choice Requires="wps">
             <w:drawing>
-              <wp:anchor distT="0" distB="0" distL="0" distR="0" simplePos="0" relativeHeight="47" behindDoc="0" locked="0" layoutInCell="1" allowOverlap="1" wp14:anchorId="0B65A935">
+              <wp:anchor distT="0" distB="0" distL="0" distR="0" simplePos="0" relativeHeight="55" behindDoc="0" locked="0" layoutInCell="1" allowOverlap="1" wp14:anchorId="0B65A935">
                 <wp:simplePos x="0" y="0"/>
                 <wp:positionH relativeFrom="column">
                   <wp:posOffset>1091565</wp:posOffset>
@@ -4496,10 +4394,8 @@
                               <w:suppressAutoHyphens w:val="true"/>
                               <w:bidi w:val="0"/>
                               <w:spacing w:lineRule="auto" w:line="276" w:before="0" w:after="200"/>
-                              <w:jc w:val="start"/>
-                              <w:rPr>
-                                <w:color w:val="000000"/>
-                              </w:rPr>
+                              <w:jc w:val="center"/>
+                              <w:rPr/>
                             </w:pPr>
                             <w:r>
                               <w:rPr>
@@ -4535,10 +4431,8 @@
                         <w:suppressAutoHyphens w:val="true"/>
                         <w:bidi w:val="0"/>
                         <w:spacing w:lineRule="auto" w:line="276" w:before="0" w:after="200"/>
-                        <w:jc w:val="start"/>
-                        <w:rPr>
-                          <w:color w:val="000000"/>
-                        </w:rPr>
+                        <w:jc w:val="center"/>
+                        <w:rPr/>
                       </w:pPr>
                       <w:r>
                         <w:rPr>
@@ -4559,15 +4453,15 @@
         <mc:AlternateContent>
           <mc:Choice Requires="wps">
             <w:drawing>
-              <wp:anchor distT="0" distB="0" distL="0" distR="0" simplePos="0" relativeHeight="67" behindDoc="0" locked="0" layoutInCell="1" allowOverlap="1" wp14:anchorId="1946A03B">
+              <wp:anchor distT="0" distB="0" distL="0" distR="0" simplePos="0" relativeHeight="73" behindDoc="0" locked="0" layoutInCell="1" allowOverlap="1" wp14:anchorId="1946A03B">
                 <wp:simplePos x="0" y="0"/>
                 <wp:positionH relativeFrom="column">
-                  <wp:posOffset>3064510</wp:posOffset>
+                  <wp:posOffset>3196590</wp:posOffset>
                 </wp:positionH>
                 <wp:positionV relativeFrom="paragraph">
                   <wp:posOffset>-22860</wp:posOffset>
                 </wp:positionV>
-                <wp:extent cx="1485265" cy="488315"/>
+                <wp:extent cx="2580005" cy="488315"/>
                 <wp:effectExtent l="0" t="0" r="0" b="0"/>
                 <wp:wrapNone/>
                 <wp:docPr id="34" name="Text Frame 26"/>
@@ -4578,7 +4472,7 @@
                       <wps:spPr>
                         <a:xfrm>
                           <a:off x="0" y="0"/>
-                          <a:ext cx="1485360" cy="488160"/>
+                          <a:ext cx="2580120" cy="488160"/>
                         </a:xfrm>
                         <a:prstGeom prst="rect">
                           <a:avLst/>
@@ -4603,10 +4497,8 @@
                               <w:suppressAutoHyphens w:val="true"/>
                               <w:bidi w:val="0"/>
                               <w:spacing w:lineRule="auto" w:line="276" w:before="0" w:after="200"/>
-                              <w:jc w:val="start"/>
-                              <w:rPr>
-                                <w:color w:val="000000"/>
-                              </w:rPr>
+                              <w:jc w:val="center"/>
+                              <w:rPr/>
                             </w:pPr>
                             <w:r>
                               <w:rPr>
@@ -4630,7 +4522,7 @@
           </mc:Choice>
           <mc:Fallback>
             <w:pict>
-              <v:rect id="shape_0" stroked="f" o:allowincell="f" style="position:absolute;margin-left:241.3pt;margin-top:-1.8pt;width:116.9pt;height:38.4pt;mso-wrap-style:square;v-text-anchor:top" wp14:anchorId="1946A03B">
+              <v:rect id="shape_0" stroked="f" o:allowincell="f" style="position:absolute;margin-left:251.7pt;margin-top:-1.8pt;width:203.1pt;height:38.4pt;mso-wrap-style:square;v-text-anchor:top" wp14:anchorId="1946A03B">
                 <v:fill o:detectmouseclick="t" on="false"/>
                 <v:stroke color="#3465a4" joinstyle="round" endcap="flat"/>
                 <v:textbox>
@@ -4642,10 +4534,8 @@
                         <w:suppressAutoHyphens w:val="true"/>
                         <w:bidi w:val="0"/>
                         <w:spacing w:lineRule="auto" w:line="276" w:before="0" w:after="200"/>
-                        <w:jc w:val="start"/>
-                        <w:rPr>
-                          <w:color w:val="000000"/>
-                        </w:rPr>
+                        <w:jc w:val="center"/>
+                        <w:rPr/>
                       </w:pPr>
                       <w:r>
                         <w:rPr>
@@ -4683,6 +4573,7 @@
           <w:tab w:val="left" w:pos="4536" w:leader="none"/>
         </w:tabs>
         <w:spacing w:lineRule="atLeast" w:line="198" w:before="0" w:after="198"/>
+        <w:jc w:val="both"/>
         <w:rPr/>
       </w:pPr>
       <w:r>
@@ -4761,10 +4652,10 @@
         <mc:AlternateContent>
           <mc:Choice Requires="wps">
             <w:drawing>
-              <wp:anchor distT="0" distB="0" distL="0" distR="0" simplePos="0" relativeHeight="21" behindDoc="0" locked="0" layoutInCell="1" allowOverlap="1" wp14:anchorId="010CBE94">
+              <wp:anchor distT="0" distB="0" distL="0" distR="0" simplePos="0" relativeHeight="29" behindDoc="0" locked="0" layoutInCell="1" allowOverlap="1" wp14:anchorId="010CBE94">
                 <wp:simplePos x="0" y="0"/>
                 <wp:positionH relativeFrom="column">
-                  <wp:posOffset>4300855</wp:posOffset>
+                  <wp:posOffset>4385310</wp:posOffset>
                 </wp:positionH>
                 <wp:positionV relativeFrom="paragraph">
                   <wp:posOffset>-40005</wp:posOffset>
@@ -4805,10 +4696,8 @@
                               <w:suppressAutoHyphens w:val="true"/>
                               <w:bidi w:val="0"/>
                               <w:spacing w:lineRule="auto" w:line="276" w:before="0" w:after="200"/>
-                              <w:jc w:val="start"/>
-                              <w:rPr>
-                                <w:color w:val="000000"/>
-                              </w:rPr>
+                              <w:jc w:val="center"/>
+                              <w:rPr/>
                             </w:pPr>
                             <w:r>
                               <w:rPr>
@@ -4832,7 +4721,7 @@
           </mc:Choice>
           <mc:Fallback>
             <w:pict>
-              <v:rect id="shape_0" stroked="f" o:allowincell="f" style="position:absolute;margin-left:338.65pt;margin-top:-3.15pt;width:116.9pt;height:38.4pt;mso-wrap-style:square;v-text-anchor:top" wp14:anchorId="010CBE94">
+              <v:rect id="shape_0" stroked="f" o:allowincell="f" style="position:absolute;margin-left:345.3pt;margin-top:-3.15pt;width:116.9pt;height:38.4pt;mso-wrap-style:square;v-text-anchor:top" wp14:anchorId="010CBE94">
                 <v:fill o:detectmouseclick="t" on="false"/>
                 <v:stroke color="#3465a4" joinstyle="round" endcap="flat"/>
                 <v:textbox>
@@ -4844,10 +4733,8 @@
                         <w:suppressAutoHyphens w:val="true"/>
                         <w:bidi w:val="0"/>
                         <w:spacing w:lineRule="auto" w:line="276" w:before="0" w:after="200"/>
-                        <w:jc w:val="start"/>
-                        <w:rPr>
-                          <w:color w:val="000000"/>
-                        </w:rPr>
+                        <w:jc w:val="center"/>
+                        <w:rPr/>
                       </w:pPr>
                       <w:r>
                         <w:rPr>
@@ -4868,15 +4755,15 @@
         <mc:AlternateContent>
           <mc:Choice Requires="wps">
             <w:drawing>
-              <wp:anchor distT="0" distB="0" distL="0" distR="0" simplePos="0" relativeHeight="49" behindDoc="0" locked="0" layoutInCell="1" allowOverlap="1" wp14:anchorId="2299F9C0">
+              <wp:anchor distT="0" distB="0" distL="0" distR="0" simplePos="0" relativeHeight="57" behindDoc="0" locked="0" layoutInCell="1" allowOverlap="1" wp14:anchorId="2299F9C0">
                 <wp:simplePos x="0" y="0"/>
                 <wp:positionH relativeFrom="column">
-                  <wp:posOffset>499110</wp:posOffset>
+                  <wp:posOffset>615315</wp:posOffset>
                 </wp:positionH>
                 <wp:positionV relativeFrom="paragraph">
                   <wp:posOffset>-27940</wp:posOffset>
                 </wp:positionV>
-                <wp:extent cx="1485265" cy="488315"/>
+                <wp:extent cx="1090930" cy="488315"/>
                 <wp:effectExtent l="0" t="0" r="0" b="0"/>
                 <wp:wrapNone/>
                 <wp:docPr id="36" name="Text Frame 27"/>
@@ -4887,7 +4774,7 @@
                       <wps:spPr>
                         <a:xfrm>
                           <a:off x="0" y="0"/>
-                          <a:ext cx="1485360" cy="488160"/>
+                          <a:ext cx="1090800" cy="488160"/>
                         </a:xfrm>
                         <a:prstGeom prst="rect">
                           <a:avLst/>
@@ -4912,10 +4799,8 @@
                               <w:suppressAutoHyphens w:val="true"/>
                               <w:bidi w:val="0"/>
                               <w:spacing w:lineRule="auto" w:line="276" w:before="0" w:after="200"/>
-                              <w:jc w:val="start"/>
-                              <w:rPr>
-                                <w:color w:val="000000"/>
-                              </w:rPr>
+                              <w:jc w:val="center"/>
+                              <w:rPr/>
                             </w:pPr>
                             <w:r>
                               <w:rPr>
@@ -4939,7 +4824,7 @@
           </mc:Choice>
           <mc:Fallback>
             <w:pict>
-              <v:rect id="shape_0" stroked="f" o:allowincell="f" style="position:absolute;margin-left:39.3pt;margin-top:-2.2pt;width:116.9pt;height:38.4pt;mso-wrap-style:square;v-text-anchor:top" wp14:anchorId="2299F9C0">
+              <v:rect id="shape_0" stroked="f" o:allowincell="f" style="position:absolute;margin-left:48.45pt;margin-top:-2.2pt;width:85.85pt;height:38.4pt;mso-wrap-style:square;v-text-anchor:top" wp14:anchorId="2299F9C0">
                 <v:fill o:detectmouseclick="t" on="false"/>
                 <v:stroke color="#3465a4" joinstyle="round" endcap="flat"/>
                 <v:textbox>
@@ -4951,10 +4836,8 @@
                         <w:suppressAutoHyphens w:val="true"/>
                         <w:bidi w:val="0"/>
                         <w:spacing w:lineRule="auto" w:line="276" w:before="0" w:after="200"/>
-                        <w:jc w:val="start"/>
-                        <w:rPr>
-                          <w:color w:val="000000"/>
-                        </w:rPr>
+                        <w:jc w:val="center"/>
+                        <w:rPr/>
                       </w:pPr>
                       <w:r>
                         <w:rPr>
@@ -4975,7 +4858,7 @@
         <mc:AlternateContent>
           <mc:Choice Requires="wps">
             <w:drawing>
-              <wp:anchor distT="0" distB="0" distL="0" distR="0" simplePos="0" relativeHeight="51" behindDoc="0" locked="0" layoutInCell="1" allowOverlap="1" wp14:anchorId="407F911D">
+              <wp:anchor distT="0" distB="0" distL="0" distR="0" simplePos="0" relativeHeight="59" behindDoc="0" locked="0" layoutInCell="1" allowOverlap="1" wp14:anchorId="407F911D">
                 <wp:simplePos x="0" y="0"/>
                 <wp:positionH relativeFrom="column">
                   <wp:posOffset>2312035</wp:posOffset>
@@ -5019,10 +4902,8 @@
                               <w:suppressAutoHyphens w:val="true"/>
                               <w:bidi w:val="0"/>
                               <w:spacing w:lineRule="auto" w:line="276" w:before="0" w:after="200"/>
-                              <w:jc w:val="start"/>
-                              <w:rPr>
-                                <w:color w:val="000000"/>
-                              </w:rPr>
+                              <w:jc w:val="center"/>
+                              <w:rPr/>
                             </w:pPr>
                             <w:r>
                               <w:rPr>
@@ -5058,10 +4939,8 @@
                         <w:suppressAutoHyphens w:val="true"/>
                         <w:bidi w:val="0"/>
                         <w:spacing w:lineRule="auto" w:line="276" w:before="0" w:after="200"/>
-                        <w:jc w:val="start"/>
-                        <w:rPr>
-                          <w:color w:val="000000"/>
-                        </w:rPr>
+                        <w:jc w:val="center"/>
+                        <w:rPr/>
                       </w:pPr>
                       <w:r>
                         <w:rPr>
@@ -5099,6 +4978,7 @@
           <w:tab w:val="left" w:pos="4536" w:leader="none"/>
         </w:tabs>
         <w:spacing w:lineRule="atLeast" w:line="198" w:before="0" w:after="198"/>
+        <w:jc w:val="both"/>
         <w:rPr/>
       </w:pPr>
       <w:r>
@@ -5129,7 +5009,7 @@
         <mc:AlternateContent>
           <mc:Choice Requires="wps">
             <w:drawing>
-              <wp:anchor distT="0" distB="0" distL="0" distR="0" simplePos="0" relativeHeight="23" behindDoc="0" locked="0" layoutInCell="1" allowOverlap="1" wp14:anchorId="7CF9AEB1">
+              <wp:anchor distT="0" distB="0" distL="0" distR="0" simplePos="0" relativeHeight="31" behindDoc="0" locked="0" layoutInCell="1" allowOverlap="1" wp14:anchorId="7CF9AEB1">
                 <wp:simplePos x="0" y="0"/>
                 <wp:positionH relativeFrom="column">
                   <wp:posOffset>499110</wp:posOffset>
@@ -5173,10 +5053,8 @@
                               <w:suppressAutoHyphens w:val="true"/>
                               <w:bidi w:val="0"/>
                               <w:spacing w:lineRule="auto" w:line="276" w:before="0" w:after="200"/>
-                              <w:jc w:val="start"/>
-                              <w:rPr>
-                                <w:color w:val="000000"/>
-                              </w:rPr>
+                              <w:jc w:val="center"/>
+                              <w:rPr/>
                             </w:pPr>
                             <w:r>
                               <w:rPr>
@@ -5212,10 +5090,8 @@
                         <w:suppressAutoHyphens w:val="true"/>
                         <w:bidi w:val="0"/>
                         <w:spacing w:lineRule="auto" w:line="276" w:before="0" w:after="200"/>
-                        <w:jc w:val="start"/>
-                        <w:rPr>
-                          <w:color w:val="000000"/>
-                        </w:rPr>
+                        <w:jc w:val="center"/>
+                        <w:rPr/>
                       </w:pPr>
                       <w:r>
                         <w:rPr>
@@ -5236,10 +5112,10 @@
         <mc:AlternateContent>
           <mc:Choice Requires="wps">
             <w:drawing>
-              <wp:anchor distT="0" distB="0" distL="0" distR="0" simplePos="0" relativeHeight="53" behindDoc="0" locked="0" layoutInCell="1" allowOverlap="1" wp14:anchorId="1F216421">
+              <wp:anchor distT="0" distB="0" distL="0" distR="0" simplePos="0" relativeHeight="61" behindDoc="0" locked="0" layoutInCell="1" allowOverlap="1" wp14:anchorId="1F216421">
                 <wp:simplePos x="0" y="0"/>
                 <wp:positionH relativeFrom="column">
-                  <wp:posOffset>3471545</wp:posOffset>
+                  <wp:posOffset>3571875</wp:posOffset>
                 </wp:positionH>
                 <wp:positionV relativeFrom="paragraph">
                   <wp:posOffset>-37465</wp:posOffset>
@@ -5280,10 +5156,8 @@
                               <w:suppressAutoHyphens w:val="true"/>
                               <w:bidi w:val="0"/>
                               <w:spacing w:lineRule="auto" w:line="276" w:before="0" w:after="200"/>
-                              <w:jc w:val="start"/>
-                              <w:rPr>
-                                <w:color w:val="000000"/>
-                              </w:rPr>
+                              <w:jc w:val="center"/>
+                              <w:rPr/>
                             </w:pPr>
                             <w:r>
                               <w:rPr>
@@ -5307,7 +5181,7 @@
           </mc:Choice>
           <mc:Fallback>
             <w:pict>
-              <v:rect id="shape_0" stroked="f" o:allowincell="f" style="position:absolute;margin-left:273.35pt;margin-top:-2.95pt;width:184pt;height:38.4pt;mso-wrap-style:square;v-text-anchor:top" wp14:anchorId="1F216421">
+              <v:rect id="shape_0" stroked="f" o:allowincell="f" style="position:absolute;margin-left:281.25pt;margin-top:-2.95pt;width:184pt;height:38.4pt;mso-wrap-style:square;v-text-anchor:top" wp14:anchorId="1F216421">
                 <v:fill o:detectmouseclick="t" on="false"/>
                 <v:stroke color="#3465a4" joinstyle="round" endcap="flat"/>
                 <v:textbox>
@@ -5319,10 +5193,8 @@
                         <w:suppressAutoHyphens w:val="true"/>
                         <w:bidi w:val="0"/>
                         <w:spacing w:lineRule="auto" w:line="276" w:before="0" w:after="200"/>
-                        <w:jc w:val="start"/>
-                        <w:rPr>
-                          <w:color w:val="000000"/>
-                        </w:rPr>
+                        <w:jc w:val="center"/>
+                        <w:rPr/>
                       </w:pPr>
                       <w:r>
                         <w:rPr>
@@ -5360,6 +5232,7 @@
           <w:tab w:val="left" w:pos="4536" w:leader="none"/>
         </w:tabs>
         <w:spacing w:lineRule="atLeast" w:line="198" w:before="0" w:after="198"/>
+        <w:jc w:val="both"/>
         <w:rPr/>
       </w:pPr>
       <w:r>
@@ -5381,6 +5254,7 @@
           <w:tab w:val="left" w:pos="4536" w:leader="none"/>
         </w:tabs>
         <w:spacing w:lineRule="atLeast" w:line="198" w:before="0" w:after="198"/>
+        <w:jc w:val="both"/>
         <w:rPr/>
       </w:pPr>
       <w:r>
@@ -5392,7 +5266,7 @@
         <mc:AlternateContent>
           <mc:Choice Requires="wps">
             <w:drawing>
-              <wp:anchor distT="5715" distB="4445" distL="5715" distR="4445" simplePos="0" relativeHeight="111" behindDoc="1" locked="0" layoutInCell="1" allowOverlap="1">
+              <wp:anchor distT="5715" distB="4445" distL="5715" distR="4445" simplePos="0" relativeHeight="7" behindDoc="1" locked="0" layoutInCell="1" allowOverlap="1">
                 <wp:simplePos x="0" y="0"/>
                 <wp:positionH relativeFrom="column">
                   <wp:posOffset>332740</wp:posOffset>
@@ -5521,7 +5395,7 @@
         <mc:AlternateContent>
           <mc:Choice Requires="wps">
             <w:drawing>
-              <wp:anchor distT="0" distB="0" distL="0" distR="0" simplePos="0" relativeHeight="55" behindDoc="0" locked="0" layoutInCell="1" allowOverlap="1" wp14:anchorId="43DD32B8">
+              <wp:anchor distT="0" distB="0" distL="0" distR="0" simplePos="0" relativeHeight="63" behindDoc="0" locked="0" layoutInCell="1" allowOverlap="1" wp14:anchorId="43DD32B8">
                 <wp:simplePos x="0" y="0"/>
                 <wp:positionH relativeFrom="column">
                   <wp:posOffset>386080</wp:posOffset>
@@ -5643,6 +5517,7 @@
           <w:tab w:val="left" w:pos="1134" w:leader="none"/>
         </w:tabs>
         <w:spacing w:lineRule="atLeast" w:line="198" w:before="0" w:after="198"/>
+        <w:jc w:val="both"/>
         <w:rPr/>
       </w:pPr>
       <w:r>
@@ -5654,7 +5529,7 @@
         <mc:AlternateContent>
           <mc:Choice Requires="wps">
             <w:drawing>
-              <wp:anchor distT="5715" distB="4445" distL="5715" distR="4445" simplePos="0" relativeHeight="113" behindDoc="1" locked="0" layoutInCell="1" allowOverlap="1">
+              <wp:anchor distT="5715" distB="4445" distL="5715" distR="4445" simplePos="0" relativeHeight="9" behindDoc="1" locked="0" layoutInCell="1" allowOverlap="1">
                 <wp:simplePos x="0" y="0"/>
                 <wp:positionH relativeFrom="column">
                   <wp:posOffset>332740</wp:posOffset>
@@ -5759,7 +5634,7 @@
         <mc:AlternateContent>
           <mc:Choice Requires="wps">
             <w:drawing>
-              <wp:anchor distT="0" distB="0" distL="0" distR="0" simplePos="0" relativeHeight="57" behindDoc="0" locked="0" layoutInCell="1" allowOverlap="1" wp14:anchorId="5F885152">
+              <wp:anchor distT="0" distB="0" distL="0" distR="0" simplePos="0" relativeHeight="65" behindDoc="0" locked="0" layoutInCell="1" allowOverlap="1" wp14:anchorId="5F885152">
                 <wp:simplePos x="0" y="0"/>
                 <wp:positionH relativeFrom="column">
                   <wp:posOffset>386080</wp:posOffset>
@@ -5881,7 +5756,7 @@
           <w:tab w:val="left" w:pos="1134" w:leader="none"/>
         </w:tabs>
         <w:spacing w:lineRule="atLeast" w:line="198" w:before="0" w:after="198"/>
-        <w:jc w:val="center"/>
+        <w:jc w:val="both"/>
         <w:rPr>
           <w:rFonts w:ascii="TH SarabunIT๙" w:hAnsi="TH SarabunIT๙" w:eastAsia="Sarabun" w:cs="TH SarabunIT๙"/>
           <w:sz w:val="34"/>
@@ -5965,6 +5840,7 @@
           <w:tab w:val="left" w:pos="1134" w:leader="none"/>
         </w:tabs>
         <w:spacing w:lineRule="atLeast" w:line="198" w:before="0" w:after="198"/>
+        <w:jc w:val="both"/>
         <w:rPr/>
       </w:pPr>
       <w:r>
@@ -5979,15 +5855,15 @@
         <mc:AlternateContent>
           <mc:Choice Requires="wps">
             <w:drawing>
-              <wp:anchor distT="0" distB="0" distL="0" distR="0" simplePos="0" relativeHeight="59" behindDoc="0" locked="0" layoutInCell="1" allowOverlap="1" wp14:anchorId="43F6DA88">
+              <wp:anchor distT="0" distB="0" distL="0" distR="0" simplePos="0" relativeHeight="67" behindDoc="0" locked="0" layoutInCell="1" allowOverlap="1" wp14:anchorId="43F6DA88">
                 <wp:simplePos x="0" y="0"/>
                 <wp:positionH relativeFrom="column">
-                  <wp:posOffset>609600</wp:posOffset>
+                  <wp:posOffset>755015</wp:posOffset>
                 </wp:positionH>
                 <wp:positionV relativeFrom="paragraph">
                   <wp:posOffset>-31115</wp:posOffset>
                 </wp:positionV>
-                <wp:extent cx="5199380" cy="488315"/>
+                <wp:extent cx="5053965" cy="488315"/>
                 <wp:effectExtent l="0" t="0" r="0" b="0"/>
                 <wp:wrapNone/>
                 <wp:docPr id="44" name="Text Frame 32"/>
@@ -5998,7 +5874,7 @@
                       <wps:spPr>
                         <a:xfrm>
                           <a:off x="0" y="0"/>
-                          <a:ext cx="5199480" cy="488160"/>
+                          <a:ext cx="5054040" cy="488160"/>
                         </a:xfrm>
                         <a:prstGeom prst="rect">
                           <a:avLst/>
@@ -6025,14 +5901,15 @@
                               <w:spacing w:lineRule="auto" w:line="276" w:before="0" w:after="200"/>
                               <w:jc w:val="start"/>
                               <w:rPr>
-                                <w:color w:val="000000"/>
+                                <w:sz w:val="30"/>
+                                <w:szCs w:val="30"/>
                               </w:rPr>
                             </w:pPr>
                             <w:r>
                               <w:rPr>
                                 <w:color w:val="000000"/>
-                                <w:sz w:val="34"/>
-                                <w:szCs w:val="34"/>
+                                <w:sz w:val="30"/>
+                                <w:szCs w:val="30"/>
                               </w:rPr>
                               <w:t>{{ scene }}</w:t>
                             </w:r>
@@ -6050,7 +5927,7 @@
           </mc:Choice>
           <mc:Fallback>
             <w:pict>
-              <v:rect id="shape_0" stroked="f" o:allowincell="f" style="position:absolute;margin-left:48pt;margin-top:-2.45pt;width:409.35pt;height:38.4pt;mso-wrap-style:square;v-text-anchor:top" wp14:anchorId="43F6DA88">
+              <v:rect id="shape_0" stroked="f" o:allowincell="f" style="position:absolute;margin-left:59.45pt;margin-top:-2.45pt;width:397.9pt;height:38.4pt;mso-wrap-style:square;v-text-anchor:top" wp14:anchorId="43F6DA88">
                 <v:fill o:detectmouseclick="t" on="false"/>
                 <v:stroke color="#3465a4" joinstyle="round" endcap="flat"/>
                 <v:textbox>
@@ -6064,14 +5941,15 @@
                         <w:spacing w:lineRule="auto" w:line="276" w:before="0" w:after="200"/>
                         <w:jc w:val="start"/>
                         <w:rPr>
-                          <w:color w:val="000000"/>
+                          <w:sz w:val="30"/>
+                          <w:szCs w:val="30"/>
                         </w:rPr>
                       </w:pPr>
                       <w:r>
                         <w:rPr>
                           <w:color w:val="000000"/>
-                          <w:sz w:val="34"/>
-                          <w:szCs w:val="34"/>
+                          <w:sz w:val="30"/>
+                          <w:szCs w:val="30"/>
                         </w:rPr>
                         <w:t>{{ scene }}</w:t>
                       </w:r>
@@ -6101,6 +5979,7 @@
           <w:tab w:val="left" w:pos="1134" w:leader="none"/>
         </w:tabs>
         <w:spacing w:lineRule="atLeast" w:line="198" w:before="0" w:after="198"/>
+        <w:jc w:val="both"/>
         <w:rPr/>
       </w:pPr>
       <w:r>
@@ -6109,72 +5988,175 @@
           <w:sz w:val="34"/>
           <w:szCs w:val="34"/>
         </w:rPr>
-        <w:t>เมื่อวันที่</w:t>
-      </w:r>
-      <w:r>
-        <w:rPr>
-          <w:rFonts w:eastAsia="Sarabun" w:cs="TH SarabunIT๙" w:hint="cs"/>
-          <w:sz w:val="34"/>
-          <w:szCs w:val="34"/>
-        </w:rPr>
-        <w:t>..............</w:t>
-      </w:r>
-      <w:r>
-        <w:rPr>
-          <w:rFonts w:ascii="TH SarabunIT๙" w:hAnsi="TH SarabunIT๙" w:eastAsia="Sarabun" w:hint="cs"/>
-          <w:sz w:val="34"/>
-          <w:szCs w:val="34"/>
-        </w:rPr>
-        <w:t>เดือน</w:t>
-      </w:r>
-      <w:r>
-        <w:rPr>
-          <w:rFonts w:eastAsia="Sarabun" w:cs="TH SarabunIT๙" w:hint="cs"/>
-          <w:sz w:val="34"/>
-          <w:szCs w:val="34"/>
-        </w:rPr>
-        <w:t>........................................</w:t>
-      </w:r>
-      <w:r>
-        <w:rPr>
-          <w:rFonts w:ascii="TH SarabunIT๙" w:hAnsi="TH SarabunIT๙" w:eastAsia="Sarabun" w:hint="cs"/>
-          <w:sz w:val="34"/>
-          <w:szCs w:val="34"/>
-        </w:rPr>
-        <w:t>พุทธศักราช</w:t>
-      </w:r>
-      <w:r>
-        <w:rPr>
-          <w:rFonts w:eastAsia="Sarabun" w:cs="TH SarabunIT๙" w:hint="cs"/>
-          <w:sz w:val="34"/>
-          <w:szCs w:val="34"/>
-        </w:rPr>
-        <w:t>........................</w:t>
-      </w:r>
-      <w:r>
-        <w:rPr>
-          <w:rFonts w:ascii="TH SarabunIT๙" w:hAnsi="TH SarabunIT๙" w:eastAsia="Sarabun" w:hint="cs"/>
-          <w:sz w:val="34"/>
-          <w:szCs w:val="34"/>
-        </w:rPr>
-        <w:t>เวลา</w:t>
-      </w:r>
-      <w:r>
-        <w:rPr>
-          <w:rFonts w:eastAsia="Sarabun" w:cs="TH SarabunIT๙" w:hint="cs"/>
-          <w:sz w:val="34"/>
-          <w:szCs w:val="34"/>
-        </w:rPr>
-        <w:t>..........................</w:t>
-      </w:r>
-      <w:r>
         <mc:AlternateContent>
           <mc:Choice Requires="wps">
             <w:drawing>
-              <wp:anchor distT="0" distB="0" distL="0" distR="0" simplePos="0" relativeHeight="25" behindDoc="0" locked="0" layoutInCell="1" allowOverlap="1" wp14:anchorId="24AB52B6">
+              <wp:anchor distT="0" distB="0" distL="0" distR="0" simplePos="0" relativeHeight="117" behindDoc="0" locked="0" layoutInCell="1" allowOverlap="1" wp14:anchorId="5CEE6168">
                 <wp:simplePos x="0" y="0"/>
                 <wp:positionH relativeFrom="column">
-                  <wp:posOffset>4427220</wp:posOffset>
+                  <wp:posOffset>424180</wp:posOffset>
+                </wp:positionH>
+                <wp:positionV relativeFrom="paragraph">
+                  <wp:posOffset>-43815</wp:posOffset>
+                </wp:positionV>
+                <wp:extent cx="617220" cy="732155"/>
+                <wp:effectExtent l="0" t="0" r="0" b="0"/>
+                <wp:wrapNone/>
+                <wp:docPr id="45" name="Text Frame 51"/>
+                <a:graphic xmlns:a="http://schemas.openxmlformats.org/drawingml/2006/main">
+                  <a:graphicData uri="http://schemas.microsoft.com/office/word/2010/wordprocessingShape">
+                    <wps:wsp>
+                      <wps:cNvSpPr/>
+                      <wps:spPr>
+                        <a:xfrm>
+                          <a:off x="0" y="0"/>
+                          <a:ext cx="617400" cy="732240"/>
+                        </a:xfrm>
+                        <a:prstGeom prst="rect">
+                          <a:avLst/>
+                        </a:prstGeom>
+                        <a:noFill/>
+                        <a:ln w="0">
+                          <a:noFill/>
+                        </a:ln>
+                      </wps:spPr>
+                      <wps:style>
+                        <a:lnRef idx="0"/>
+                        <a:fillRef idx="0"/>
+                        <a:effectRef idx="0"/>
+                        <a:fontRef idx="minor"/>
+                      </wps:style>
+                      <wps:txbx>
+                        <w:txbxContent>
+                          <w:p>
+                            <w:pPr>
+                              <w:pStyle w:val="Normal1"/>
+                              <w:widowControl/>
+                              <w:suppressAutoHyphens w:val="true"/>
+                              <w:bidi w:val="0"/>
+                              <w:spacing w:lineRule="auto" w:line="276" w:before="0" w:after="200"/>
+                              <w:jc w:val="center"/>
+                              <w:rPr/>
+                            </w:pPr>
+                            <w:r>
+                              <w:rPr>
+                                <w:color w:val="000000"/>
+                                <w:sz w:val="34"/>
+                                <w:szCs w:val="34"/>
+                              </w:rPr>
+                              <w:t>{{ scene_date_day }}</w:t>
+                            </w:r>
+                          </w:p>
+                        </w:txbxContent>
+                      </wps:txbx>
+                      <wps:bodyPr lIns="0" rIns="0" tIns="0" bIns="0" anchor="t">
+                        <a:noAutofit/>
+                      </wps:bodyPr>
+                    </wps:wsp>
+                  </a:graphicData>
+                </a:graphic>
+              </wp:anchor>
+            </w:drawing>
+          </mc:Choice>
+          <mc:Fallback>
+            <w:pict>
+              <v:rect id="shape_0" stroked="f" o:allowincell="f" style="position:absolute;margin-left:33.4pt;margin-top:-3.45pt;width:48.55pt;height:57.6pt;mso-wrap-style:square;v-text-anchor:top" wp14:anchorId="5CEE6168">
+                <v:fill o:detectmouseclick="t" on="false"/>
+                <v:stroke color="#3465a4" joinstyle="round" endcap="flat"/>
+                <v:textbox>
+                  <w:txbxContent>
+                    <w:p>
+                      <w:pPr>
+                        <w:pStyle w:val="Normal1"/>
+                        <w:widowControl/>
+                        <w:suppressAutoHyphens w:val="true"/>
+                        <w:bidi w:val="0"/>
+                        <w:spacing w:lineRule="auto" w:line="276" w:before="0" w:after="200"/>
+                        <w:jc w:val="center"/>
+                        <w:rPr/>
+                      </w:pPr>
+                      <w:r>
+                        <w:rPr>
+                          <w:color w:val="000000"/>
+                          <w:sz w:val="34"/>
+                          <w:szCs w:val="34"/>
+                        </w:rPr>
+                        <w:t>{{ scene_date_day }}</w:t>
+                      </w:r>
+                    </w:p>
+                  </w:txbxContent>
+                </v:textbox>
+                <w10:wrap type="none"/>
+              </v:rect>
+            </w:pict>
+          </mc:Fallback>
+        </mc:AlternateContent>
+        <w:t>เมื่อวันที่</w:t>
+      </w:r>
+      <w:r>
+        <w:rPr>
+          <w:rFonts w:eastAsia="Sarabun" w:cs="TH SarabunIT๙" w:hint="cs"/>
+          <w:sz w:val="34"/>
+          <w:szCs w:val="34"/>
+        </w:rPr>
+        <w:t>..............</w:t>
+      </w:r>
+      <w:r>
+        <w:rPr>
+          <w:rFonts w:ascii="TH SarabunIT๙" w:hAnsi="TH SarabunIT๙" w:eastAsia="Sarabun" w:hint="cs"/>
+          <w:sz w:val="34"/>
+          <w:szCs w:val="34"/>
+        </w:rPr>
+        <w:t>เดือน</w:t>
+      </w:r>
+      <w:r>
+        <w:rPr>
+          <w:rFonts w:eastAsia="Sarabun" w:cs="TH SarabunIT๙" w:hint="cs"/>
+          <w:sz w:val="34"/>
+          <w:szCs w:val="34"/>
+        </w:rPr>
+        <w:t>........................................</w:t>
+      </w:r>
+      <w:r>
+        <w:rPr>
+          <w:rFonts w:ascii="TH SarabunIT๙" w:hAnsi="TH SarabunIT๙" w:eastAsia="Sarabun" w:hint="cs"/>
+          <w:sz w:val="34"/>
+          <w:szCs w:val="34"/>
+        </w:rPr>
+        <w:t>พุทธศักราช</w:t>
+      </w:r>
+      <w:r>
+        <w:rPr>
+          <w:rFonts w:eastAsia="Sarabun" w:cs="TH SarabunIT๙" w:hint="cs"/>
+          <w:sz w:val="34"/>
+          <w:szCs w:val="34"/>
+        </w:rPr>
+        <w:t>........................</w:t>
+      </w:r>
+      <w:r>
+        <w:rPr>
+          <w:rFonts w:ascii="TH SarabunIT๙" w:hAnsi="TH SarabunIT๙" w:eastAsia="Sarabun" w:hint="cs"/>
+          <w:sz w:val="34"/>
+          <w:szCs w:val="34"/>
+        </w:rPr>
+        <w:t>เวลา</w:t>
+      </w:r>
+      <w:r>
+        <w:rPr>
+          <w:rFonts w:eastAsia="Sarabun" w:cs="TH SarabunIT๙" w:hint="cs"/>
+          <w:sz w:val="34"/>
+          <w:szCs w:val="34"/>
+        </w:rPr>
+        <w:t>..........................</w:t>
+      </w:r>
+      <w:r>
+        <mc:AlternateContent>
+          <mc:Choice Requires="wps">
+            <w:drawing>
+              <wp:anchor distT="0" distB="0" distL="0" distR="0" simplePos="0" relativeHeight="33" behindDoc="0" locked="0" layoutInCell="1" allowOverlap="1" wp14:anchorId="24AB52B6">
+                <wp:simplePos x="0" y="0"/>
+                <wp:positionH relativeFrom="column">
+                  <wp:posOffset>4412615</wp:posOffset>
                 </wp:positionH>
                 <wp:positionV relativeFrom="paragraph">
                   <wp:posOffset>-28575</wp:posOffset>
@@ -6182,7 +6164,7 @@
                 <wp:extent cx="939165" cy="732155"/>
                 <wp:effectExtent l="0" t="0" r="0" b="0"/>
                 <wp:wrapNone/>
-                <wp:docPr id="45" name="Text Frame 36"/>
+                <wp:docPr id="46" name="Text Frame 36"/>
                 <a:graphic xmlns:a="http://schemas.openxmlformats.org/drawingml/2006/main">
                   <a:graphicData uri="http://schemas.microsoft.com/office/word/2010/wordprocessingShape">
                     <wps:wsp>
@@ -6215,10 +6197,8 @@
                               <w:suppressAutoHyphens w:val="true"/>
                               <w:bidi w:val="0"/>
                               <w:spacing w:lineRule="auto" w:line="276" w:before="0" w:after="200"/>
-                              <w:jc w:val="start"/>
-                              <w:rPr>
-                                <w:color w:val="000000"/>
-                              </w:rPr>
+                              <w:jc w:val="center"/>
+                              <w:rPr/>
                             </w:pPr>
                             <w:r>
                               <w:rPr>
@@ -6242,7 +6222,7 @@
           </mc:Choice>
           <mc:Fallback>
             <w:pict>
-              <v:rect id="shape_0" stroked="f" o:allowincell="f" style="position:absolute;margin-left:348.6pt;margin-top:-2.25pt;width:73.9pt;height:57.6pt;mso-wrap-style:square;v-text-anchor:top" wp14:anchorId="24AB52B6">
+              <v:rect id="shape_0" stroked="f" o:allowincell="f" style="position:absolute;margin-left:347.45pt;margin-top:-2.25pt;width:73.9pt;height:57.6pt;mso-wrap-style:square;v-text-anchor:top" wp14:anchorId="24AB52B6">
                 <v:fill o:detectmouseclick="t" on="false"/>
                 <v:stroke color="#3465a4" joinstyle="round" endcap="flat"/>
                 <v:textbox>
@@ -6254,10 +6234,8 @@
                         <w:suppressAutoHyphens w:val="true"/>
                         <w:bidi w:val="0"/>
                         <w:spacing w:lineRule="auto" w:line="276" w:before="0" w:after="200"/>
-                        <w:jc w:val="start"/>
-                        <w:rPr>
-                          <w:color w:val="000000"/>
-                        </w:rPr>
+                        <w:jc w:val="center"/>
+                        <w:rPr/>
                       </w:pPr>
                       <w:r>
                         <w:rPr>
@@ -6278,117 +6256,10 @@
         <mc:AlternateContent>
           <mc:Choice Requires="wps">
             <w:drawing>
-              <wp:anchor distT="0" distB="0" distL="0" distR="0" simplePos="0" relativeHeight="61" behindDoc="0" locked="0" layoutInCell="1" allowOverlap="1" wp14:anchorId="5CEE6168">
+              <wp:anchor distT="0" distB="0" distL="0" distR="0" simplePos="0" relativeHeight="69" behindDoc="0" locked="0" layoutInCell="1" allowOverlap="1" wp14:anchorId="007AE448">
                 <wp:simplePos x="0" y="0"/>
                 <wp:positionH relativeFrom="column">
-                  <wp:posOffset>481965</wp:posOffset>
-                </wp:positionH>
-                <wp:positionV relativeFrom="paragraph">
-                  <wp:posOffset>-28575</wp:posOffset>
-                </wp:positionV>
-                <wp:extent cx="617220" cy="732155"/>
-                <wp:effectExtent l="0" t="0" r="0" b="0"/>
-                <wp:wrapNone/>
-                <wp:docPr id="46" name="Text Frame 33"/>
-                <a:graphic xmlns:a="http://schemas.openxmlformats.org/drawingml/2006/main">
-                  <a:graphicData uri="http://schemas.microsoft.com/office/word/2010/wordprocessingShape">
-                    <wps:wsp>
-                      <wps:cNvSpPr/>
-                      <wps:spPr>
-                        <a:xfrm>
-                          <a:off x="0" y="0"/>
-                          <a:ext cx="617400" cy="732240"/>
-                        </a:xfrm>
-                        <a:prstGeom prst="rect">
-                          <a:avLst/>
-                        </a:prstGeom>
-                        <a:noFill/>
-                        <a:ln w="0">
-                          <a:noFill/>
-                        </a:ln>
-                      </wps:spPr>
-                      <wps:style>
-                        <a:lnRef idx="0"/>
-                        <a:fillRef idx="0"/>
-                        <a:effectRef idx="0"/>
-                        <a:fontRef idx="minor"/>
-                      </wps:style>
-                      <wps:txbx>
-                        <w:txbxContent>
-                          <w:p>
-                            <w:pPr>
-                              <w:pStyle w:val="Normal1"/>
-                              <w:widowControl/>
-                              <w:suppressAutoHyphens w:val="true"/>
-                              <w:bidi w:val="0"/>
-                              <w:spacing w:lineRule="auto" w:line="276" w:before="0" w:after="200"/>
-                              <w:jc w:val="start"/>
-                              <w:rPr>
-                                <w:color w:val="000000"/>
-                              </w:rPr>
-                            </w:pPr>
-                            <w:r>
-                              <w:rPr>
-                                <w:color w:val="000000"/>
-                                <w:sz w:val="34"/>
-                                <w:szCs w:val="34"/>
-                              </w:rPr>
-                              <w:t>{{ scene_date_day }}</w:t>
-                            </w:r>
-                          </w:p>
-                        </w:txbxContent>
-                      </wps:txbx>
-                      <wps:bodyPr lIns="0" rIns="0" tIns="0" bIns="0" anchor="t">
-                        <a:noAutofit/>
-                      </wps:bodyPr>
-                    </wps:wsp>
-                  </a:graphicData>
-                </a:graphic>
-              </wp:anchor>
-            </w:drawing>
-          </mc:Choice>
-          <mc:Fallback>
-            <w:pict>
-              <v:rect id="shape_0" stroked="f" o:allowincell="f" style="position:absolute;margin-left:37.95pt;margin-top:-2.25pt;width:48.55pt;height:57.6pt;mso-wrap-style:square;v-text-anchor:top" wp14:anchorId="5CEE6168">
-                <v:fill o:detectmouseclick="t" on="false"/>
-                <v:stroke color="#3465a4" joinstyle="round" endcap="flat"/>
-                <v:textbox>
-                  <w:txbxContent>
-                    <w:p>
-                      <w:pPr>
-                        <w:pStyle w:val="Normal1"/>
-                        <w:widowControl/>
-                        <w:suppressAutoHyphens w:val="true"/>
-                        <w:bidi w:val="0"/>
-                        <w:spacing w:lineRule="auto" w:line="276" w:before="0" w:after="200"/>
-                        <w:jc w:val="start"/>
-                        <w:rPr>
-                          <w:color w:val="000000"/>
-                        </w:rPr>
-                      </w:pPr>
-                      <w:r>
-                        <w:rPr>
-                          <w:color w:val="000000"/>
-                          <w:sz w:val="34"/>
-                          <w:szCs w:val="34"/>
-                        </w:rPr>
-                        <w:t>{{ scene_date_day }}</w:t>
-                      </w:r>
-                    </w:p>
-                  </w:txbxContent>
-                </v:textbox>
-                <w10:wrap type="none"/>
-              </v:rect>
-            </w:pict>
-          </mc:Fallback>
-        </mc:AlternateContent>
-        <mc:AlternateContent>
-          <mc:Choice Requires="wps">
-            <w:drawing>
-              <wp:anchor distT="0" distB="0" distL="0" distR="0" simplePos="0" relativeHeight="63" behindDoc="0" locked="0" layoutInCell="1" allowOverlap="1" wp14:anchorId="007AE448">
-                <wp:simplePos x="0" y="0"/>
-                <wp:positionH relativeFrom="column">
-                  <wp:posOffset>1294765</wp:posOffset>
+                  <wp:posOffset>1242060</wp:posOffset>
                 </wp:positionH>
                 <wp:positionV relativeFrom="paragraph">
                   <wp:posOffset>-28575</wp:posOffset>
@@ -6429,10 +6300,8 @@
                               <w:suppressAutoHyphens w:val="true"/>
                               <w:bidi w:val="0"/>
                               <w:spacing w:lineRule="auto" w:line="276" w:before="0" w:after="200"/>
-                              <w:jc w:val="start"/>
-                              <w:rPr>
-                                <w:color w:val="000000"/>
-                              </w:rPr>
+                              <w:jc w:val="center"/>
+                              <w:rPr/>
                             </w:pPr>
                             <w:r>
                               <w:rPr>
@@ -6456,7 +6325,7 @@
           </mc:Choice>
           <mc:Fallback>
             <w:pict>
-              <v:rect id="shape_0" stroked="f" o:allowincell="f" style="position:absolute;margin-left:101.95pt;margin-top:-2.25pt;width:115.25pt;height:57.6pt;mso-wrap-style:square;v-text-anchor:top" wp14:anchorId="007AE448">
+              <v:rect id="shape_0" stroked="f" o:allowincell="f" style="position:absolute;margin-left:97.8pt;margin-top:-2.25pt;width:115.25pt;height:57.6pt;mso-wrap-style:square;v-text-anchor:top" wp14:anchorId="007AE448">
                 <v:fill o:detectmouseclick="t" on="false"/>
                 <v:stroke color="#3465a4" joinstyle="round" endcap="flat"/>
                 <v:textbox>
@@ -6468,10 +6337,8 @@
                         <w:suppressAutoHyphens w:val="true"/>
                         <w:bidi w:val="0"/>
                         <w:spacing w:lineRule="auto" w:line="276" w:before="0" w:after="200"/>
-                        <w:jc w:val="start"/>
-                        <w:rPr>
-                          <w:color w:val="000000"/>
-                        </w:rPr>
+                        <w:jc w:val="center"/>
+                        <w:rPr/>
                       </w:pPr>
                       <w:r>
                         <w:rPr>
@@ -6492,10 +6359,10 @@
         <mc:AlternateContent>
           <mc:Choice Requires="wps">
             <w:drawing>
-              <wp:anchor distT="0" distB="0" distL="0" distR="0" simplePos="0" relativeHeight="97" behindDoc="0" locked="0" layoutInCell="1" allowOverlap="1" wp14:anchorId="2811EE3F">
+              <wp:anchor distT="0" distB="0" distL="0" distR="0" simplePos="0" relativeHeight="103" behindDoc="0" locked="0" layoutInCell="1" allowOverlap="1" wp14:anchorId="2811EE3F">
                 <wp:simplePos x="0" y="0"/>
                 <wp:positionH relativeFrom="column">
-                  <wp:posOffset>3309620</wp:posOffset>
+                  <wp:posOffset>3295015</wp:posOffset>
                 </wp:positionH>
                 <wp:positionV relativeFrom="paragraph">
                   <wp:posOffset>-28575</wp:posOffset>
@@ -6536,10 +6403,8 @@
                               <w:suppressAutoHyphens w:val="true"/>
                               <w:bidi w:val="0"/>
                               <w:spacing w:lineRule="auto" w:line="276" w:before="0" w:after="200"/>
-                              <w:jc w:val="start"/>
-                              <w:rPr>
-                                <w:color w:val="000000"/>
-                              </w:rPr>
+                              <w:jc w:val="center"/>
+                              <w:rPr/>
                             </w:pPr>
                             <w:r>
                               <w:rPr>
@@ -6563,7 +6428,7 @@
           </mc:Choice>
           <mc:Fallback>
             <w:pict>
-              <v:rect id="shape_0" stroked="f" o:allowincell="f" style="position:absolute;margin-left:260.6pt;margin-top:-2.25pt;width:70.6pt;height:57.6pt;mso-wrap-style:square;v-text-anchor:top" wp14:anchorId="2811EE3F">
+              <v:rect id="shape_0" stroked="f" o:allowincell="f" style="position:absolute;margin-left:259.45pt;margin-top:-2.25pt;width:70.6pt;height:57.6pt;mso-wrap-style:square;v-text-anchor:top" wp14:anchorId="2811EE3F">
                 <v:fill o:detectmouseclick="t" on="false"/>
                 <v:stroke color="#3465a4" joinstyle="round" endcap="flat"/>
                 <v:textbox>
@@ -6575,10 +6440,8 @@
                         <w:suppressAutoHyphens w:val="true"/>
                         <w:bidi w:val="0"/>
                         <w:spacing w:lineRule="auto" w:line="276" w:before="0" w:after="200"/>
-                        <w:jc w:val="start"/>
-                        <w:rPr>
-                          <w:color w:val="000000"/>
-                        </w:rPr>
+                        <w:jc w:val="center"/>
+                        <w:rPr/>
                       </w:pPr>
                       <w:r>
                         <w:rPr>
@@ -6613,7 +6476,8 @@
           <w:tab w:val="clear" w:pos="720"/>
           <w:tab w:val="left" w:pos="1134" w:leader="none"/>
         </w:tabs>
-        <w:spacing w:lineRule="atLeast" w:line="198" w:before="0" w:after="198"/>
+        <w:spacing w:lineRule="atLeast" w:line="198" w:before="0" w:after="170"/>
+        <w:jc w:val="both"/>
         <w:rPr/>
       </w:pPr>
       <w:r>
@@ -6628,15 +6492,15 @@
         <mc:AlternateContent>
           <mc:Choice Requires="wps">
             <w:drawing>
-              <wp:anchor distT="0" distB="0" distL="0" distR="0" simplePos="0" relativeHeight="27" behindDoc="0" locked="0" layoutInCell="1" allowOverlap="1" wp14:anchorId="05C0D669">
+              <wp:anchor distT="0" distB="0" distL="0" distR="0" simplePos="0" relativeHeight="35" behindDoc="0" locked="0" layoutInCell="1" allowOverlap="1" wp14:anchorId="05C0D669">
                 <wp:simplePos x="0" y="0"/>
                 <wp:positionH relativeFrom="column">
-                  <wp:posOffset>-52070</wp:posOffset>
+                  <wp:posOffset>85725</wp:posOffset>
                 </wp:positionH>
                 <wp:positionV relativeFrom="paragraph">
-                  <wp:posOffset>-41910</wp:posOffset>
+                  <wp:posOffset>-20955</wp:posOffset>
                 </wp:positionV>
-                <wp:extent cx="5867400" cy="2907030"/>
+                <wp:extent cx="5729605" cy="2790190"/>
                 <wp:effectExtent l="0" t="0" r="0" b="0"/>
                 <wp:wrapNone/>
                 <wp:docPr id="49" name="Text Frame 37"/>
@@ -6647,7 +6511,7 @@
                       <wps:spPr>
                         <a:xfrm>
                           <a:off x="0" y="0"/>
-                          <a:ext cx="5867280" cy="2907000"/>
+                          <a:ext cx="5729760" cy="2790360"/>
                         </a:xfrm>
                         <a:prstGeom prst="rect">
                           <a:avLst/>
@@ -6668,17 +6532,24 @@
                           <w:p>
                             <w:pPr>
                               <w:pStyle w:val="Normal1"/>
-                              <w:spacing w:before="0" w:after="200"/>
-                              <w:ind w:firstLine="5443"/>
-                              <w:rPr>
-                                <w:color w:val="000000"/>
+                              <w:widowControl/>
+                              <w:suppressAutoHyphens w:val="true"/>
+                              <w:bidi w:val="0"/>
+                              <w:spacing w:lineRule="auto" w:line="360" w:before="0" w:after="170"/>
+                              <w:ind w:firstLine="5329" w:start="0" w:end="0"/>
+                              <w:jc w:val="start"/>
+                              <w:rPr>
+                                <w:rFonts w:ascii="TH SarabunIT๙" w:hAnsi="TH SarabunIT๙" w:cs="TH SarabunIT๙"/>
+                                <w:sz w:val="32"/>
+                                <w:szCs w:val="32"/>
                               </w:rPr>
                             </w:pPr>
                             <w:r>
                               <w:rPr>
+                                <w:rFonts w:cs="TH SarabunIT๙"/>
                                 <w:color w:val="000000"/>
-                                <w:sz w:val="34"/>
-                                <w:szCs w:val="34"/>
+                                <w:sz w:val="32"/>
+                                <w:szCs w:val="32"/>
                               </w:rPr>
                               <w:t>{{ charge }}</w:t>
                             </w:r>
@@ -6696,7 +6567,7 @@
           </mc:Choice>
           <mc:Fallback>
             <w:pict>
-              <v:rect id="shape_0" stroked="f" o:allowincell="f" style="position:absolute;margin-left:-4.1pt;margin-top:-3.3pt;width:461.95pt;height:228.85pt;mso-wrap-style:square;v-text-anchor:top" wp14:anchorId="05C0D669">
+              <v:rect id="shape_0" stroked="f" o:allowincell="f" style="position:absolute;margin-left:6.75pt;margin-top:-1.65pt;width:451.1pt;height:219.65pt;mso-wrap-style:square;v-text-anchor:top" wp14:anchorId="05C0D669">
                 <v:fill o:detectmouseclick="t" on="false"/>
                 <v:stroke color="#3465a4" joinstyle="round" endcap="flat"/>
                 <v:textbox>
@@ -6704,17 +6575,24 @@
                     <w:p>
                       <w:pPr>
                         <w:pStyle w:val="Normal1"/>
-                        <w:spacing w:before="0" w:after="200"/>
-                        <w:ind w:firstLine="5443"/>
-                        <w:rPr>
-                          <w:color w:val="000000"/>
+                        <w:widowControl/>
+                        <w:suppressAutoHyphens w:val="true"/>
+                        <w:bidi w:val="0"/>
+                        <w:spacing w:lineRule="auto" w:line="360" w:before="0" w:after="170"/>
+                        <w:ind w:firstLine="5329" w:start="0" w:end="0"/>
+                        <w:jc w:val="start"/>
+                        <w:rPr>
+                          <w:rFonts w:ascii="TH SarabunIT๙" w:hAnsi="TH SarabunIT๙" w:cs="TH SarabunIT๙"/>
+                          <w:sz w:val="32"/>
+                          <w:szCs w:val="32"/>
                         </w:rPr>
                       </w:pPr>
                       <w:r>
                         <w:rPr>
+                          <w:rFonts w:cs="TH SarabunIT๙"/>
                           <w:color w:val="000000"/>
-                          <w:sz w:val="34"/>
-                          <w:szCs w:val="34"/>
+                          <w:sz w:val="32"/>
+                          <w:szCs w:val="32"/>
                         </w:rPr>
                         <w:t>{{ charge }}</w:t>
                       </w:r>
@@ -6743,12 +6621,129 @@
           <w:tab w:val="clear" w:pos="720"/>
           <w:tab w:val="left" w:pos="1134" w:leader="none"/>
         </w:tabs>
-        <w:spacing w:lineRule="atLeast" w:line="198" w:before="0" w:after="198"/>
-        <w:rPr>
-          <w:rFonts w:ascii="TH SarabunIT๙" w:hAnsi="TH SarabunIT๙" w:eastAsia="Sarabun" w:cs="TH SarabunIT๙"/>
-          <w:sz w:val="34"/>
-          <w:szCs w:val="34"/>
-        </w:rPr>
+        <w:spacing w:lineRule="atLeast" w:line="198" w:before="0" w:after="170"/>
+        <w:jc w:val="both"/>
+        <w:rPr/>
+      </w:pPr>
+      <w:r>
+        <w:rPr>
+          <w:rFonts w:eastAsia="Sarabun" w:cs="TH SarabunIT๙"/>
+          <w:sz w:val="34"/>
+          <w:szCs w:val="34"/>
+        </w:rPr>
+        <w:t>....................................................................................................................................................................</w:t>
+      </w:r>
+    </w:p>
+    <w:p>
+      <w:pPr>
+        <w:pStyle w:val="Normal1"/>
+        <w:tabs>
+          <w:tab w:val="clear" w:pos="720"/>
+          <w:tab w:val="left" w:pos="1134" w:leader="none"/>
+        </w:tabs>
+        <w:spacing w:lineRule="atLeast" w:line="198" w:before="0" w:after="170"/>
+        <w:jc w:val="both"/>
+        <w:rPr/>
+      </w:pPr>
+      <w:r>
+        <w:rPr>
+          <w:rFonts w:eastAsia="Sarabun" w:cs="TH SarabunIT๙"/>
+          <w:sz w:val="34"/>
+          <w:szCs w:val="34"/>
+        </w:rPr>
+        <w:t>....................................................................................................................................................................</w:t>
+      </w:r>
+    </w:p>
+    <w:p>
+      <w:pPr>
+        <w:pStyle w:val="Normal1"/>
+        <w:tabs>
+          <w:tab w:val="clear" w:pos="720"/>
+          <w:tab w:val="left" w:pos="1134" w:leader="none"/>
+        </w:tabs>
+        <w:spacing w:lineRule="atLeast" w:line="198" w:before="0" w:after="170"/>
+        <w:jc w:val="both"/>
+        <w:rPr/>
+      </w:pPr>
+      <w:r>
+        <w:rPr>
+          <w:rFonts w:eastAsia="Sarabun" w:cs="TH SarabunIT๙"/>
+          <w:sz w:val="34"/>
+          <w:szCs w:val="34"/>
+        </w:rPr>
+        <w:t>....................................................................................................................................................................</w:t>
+      </w:r>
+    </w:p>
+    <w:p>
+      <w:pPr>
+        <w:pStyle w:val="Normal1"/>
+        <w:tabs>
+          <w:tab w:val="clear" w:pos="720"/>
+          <w:tab w:val="left" w:pos="1134" w:leader="none"/>
+        </w:tabs>
+        <w:spacing w:lineRule="atLeast" w:line="198" w:before="0" w:after="170"/>
+        <w:jc w:val="both"/>
+        <w:rPr/>
+      </w:pPr>
+      <w:r>
+        <w:rPr>
+          <w:rFonts w:eastAsia="Sarabun" w:cs="TH SarabunIT๙"/>
+          <w:sz w:val="34"/>
+          <w:szCs w:val="34"/>
+        </w:rPr>
+        <w:t>....................................................................................................................................................................</w:t>
+      </w:r>
+    </w:p>
+    <w:p>
+      <w:pPr>
+        <w:pStyle w:val="Normal1"/>
+        <w:tabs>
+          <w:tab w:val="clear" w:pos="720"/>
+          <w:tab w:val="left" w:pos="1134" w:leader="none"/>
+        </w:tabs>
+        <w:spacing w:lineRule="atLeast" w:line="198" w:before="0" w:after="170"/>
+        <w:jc w:val="both"/>
+        <w:rPr/>
+      </w:pPr>
+      <w:r>
+        <w:rPr>
+          <w:rFonts w:eastAsia="Sarabun" w:cs="TH SarabunIT๙"/>
+          <w:sz w:val="34"/>
+          <w:szCs w:val="34"/>
+        </w:rPr>
+        <w:t>....................................................................................................................................................................</w:t>
+      </w:r>
+    </w:p>
+    <w:p>
+      <w:pPr>
+        <w:pStyle w:val="Normal1"/>
+        <w:tabs>
+          <w:tab w:val="clear" w:pos="720"/>
+          <w:tab w:val="left" w:pos="1134" w:leader="none"/>
+        </w:tabs>
+        <w:spacing w:lineRule="atLeast" w:line="198" w:before="0" w:after="170"/>
+        <w:jc w:val="both"/>
+        <w:rPr/>
+      </w:pPr>
+      <w:r>
+        <w:rPr>
+          <w:rFonts w:eastAsia="Sarabun" w:cs="TH SarabunIT๙"/>
+          <w:sz w:val="34"/>
+          <w:szCs w:val="34"/>
+        </w:rPr>
+        <w:t>.................................................................................................................................................................…</w:t>
+      </w:r>
+    </w:p>
+    <w:p>
+      <w:pPr>
+        <w:pStyle w:val="Normal1"/>
+        <w:tabs>
+          <w:tab w:val="clear" w:pos="720"/>
+          <w:tab w:val="left" w:pos="1134" w:leader="none"/>
+        </w:tabs>
+        <w:spacing w:lineRule="atLeast" w:line="198" w:before="0" w:after="170"/>
+        <w:jc w:val="both"/>
+        <w:rPr/>
       </w:pPr>
       <w:r>
         <w:rPr>
@@ -6767,144 +6762,7 @@
           <w:tab w:val="left" w:pos="1134" w:leader="none"/>
         </w:tabs>
         <w:spacing w:lineRule="atLeast" w:line="198" w:before="0" w:after="198"/>
-        <w:rPr>
-          <w:rFonts w:ascii="TH SarabunIT๙" w:hAnsi="TH SarabunIT๙" w:eastAsia="Sarabun" w:cs="TH SarabunIT๙"/>
-          <w:sz w:val="34"/>
-          <w:szCs w:val="34"/>
-        </w:rPr>
-      </w:pPr>
-      <w:r>
-        <w:rPr>
-          <w:rFonts w:eastAsia="Sarabun" w:cs="TH SarabunIT๙"/>
-          <w:sz w:val="34"/>
-          <w:szCs w:val="34"/>
-        </w:rPr>
-        <w:t>....................................................................................................................................................................</w:t>
-      </w:r>
-    </w:p>
-    <w:p>
-      <w:pPr>
-        <w:pStyle w:val="Normal1"/>
-        <w:tabs>
-          <w:tab w:val="clear" w:pos="720"/>
-          <w:tab w:val="left" w:pos="1134" w:leader="none"/>
-        </w:tabs>
-        <w:spacing w:lineRule="atLeast" w:line="198" w:before="0" w:after="198"/>
-        <w:rPr>
-          <w:rFonts w:ascii="TH SarabunIT๙" w:hAnsi="TH SarabunIT๙" w:eastAsia="Sarabun" w:cs="TH SarabunIT๙"/>
-          <w:sz w:val="34"/>
-          <w:szCs w:val="34"/>
-        </w:rPr>
-      </w:pPr>
-      <w:r>
-        <w:rPr>
-          <w:rFonts w:eastAsia="Sarabun" w:cs="TH SarabunIT๙"/>
-          <w:sz w:val="34"/>
-          <w:szCs w:val="34"/>
-        </w:rPr>
-        <w:t>....................................................................................................................................................................</w:t>
-      </w:r>
-    </w:p>
-    <w:p>
-      <w:pPr>
-        <w:pStyle w:val="Normal1"/>
-        <w:tabs>
-          <w:tab w:val="clear" w:pos="720"/>
-          <w:tab w:val="left" w:pos="1134" w:leader="none"/>
-        </w:tabs>
-        <w:spacing w:lineRule="atLeast" w:line="198" w:before="0" w:after="198"/>
-        <w:rPr>
-          <w:rFonts w:ascii="TH SarabunIT๙" w:hAnsi="TH SarabunIT๙" w:eastAsia="Sarabun" w:cs="TH SarabunIT๙"/>
-          <w:sz w:val="34"/>
-          <w:szCs w:val="34"/>
-        </w:rPr>
-      </w:pPr>
-      <w:r>
-        <w:rPr>
-          <w:rFonts w:eastAsia="Sarabun" w:cs="TH SarabunIT๙"/>
-          <w:sz w:val="34"/>
-          <w:szCs w:val="34"/>
-        </w:rPr>
-        <w:t>....................................................................................................................................................................</w:t>
-      </w:r>
-    </w:p>
-    <w:p>
-      <w:pPr>
-        <w:pStyle w:val="Normal1"/>
-        <w:tabs>
-          <w:tab w:val="clear" w:pos="720"/>
-          <w:tab w:val="left" w:pos="1134" w:leader="none"/>
-        </w:tabs>
-        <w:spacing w:lineRule="atLeast" w:line="198" w:before="0" w:after="198"/>
-        <w:rPr>
-          <w:rFonts w:ascii="TH SarabunIT๙" w:hAnsi="TH SarabunIT๙" w:eastAsia="Sarabun" w:cs="TH SarabunIT๙"/>
-          <w:sz w:val="34"/>
-          <w:szCs w:val="34"/>
-        </w:rPr>
-      </w:pPr>
-      <w:r>
-        <w:rPr>
-          <w:rFonts w:eastAsia="Sarabun" w:cs="TH SarabunIT๙"/>
-          <w:sz w:val="34"/>
-          <w:szCs w:val="34"/>
-        </w:rPr>
-        <w:t>....................................................................................................................................................................</w:t>
-      </w:r>
-    </w:p>
-    <w:p>
-      <w:pPr>
-        <w:pStyle w:val="Normal1"/>
-        <w:tabs>
-          <w:tab w:val="clear" w:pos="720"/>
-          <w:tab w:val="left" w:pos="1134" w:leader="none"/>
-        </w:tabs>
-        <w:spacing w:lineRule="atLeast" w:line="198" w:before="0" w:after="198"/>
-        <w:rPr>
-          <w:rFonts w:ascii="TH SarabunIT๙" w:hAnsi="TH SarabunIT๙" w:eastAsia="Sarabun" w:cs="TH SarabunIT๙"/>
-          <w:sz w:val="34"/>
-          <w:szCs w:val="34"/>
-        </w:rPr>
-      </w:pPr>
-      <w:r>
-        <w:rPr>
-          <w:rFonts w:eastAsia="Sarabun" w:cs="TH SarabunIT๙"/>
-          <w:sz w:val="34"/>
-          <w:szCs w:val="34"/>
-        </w:rPr>
-        <w:t>.................................................................................................................................................................…</w:t>
-      </w:r>
-    </w:p>
-    <w:p>
-      <w:pPr>
-        <w:pStyle w:val="Normal1"/>
-        <w:tabs>
-          <w:tab w:val="clear" w:pos="720"/>
-          <w:tab w:val="left" w:pos="1134" w:leader="none"/>
-        </w:tabs>
-        <w:spacing w:lineRule="atLeast" w:line="198" w:before="0" w:after="198"/>
-        <w:rPr>
-          <w:rFonts w:ascii="TH SarabunIT๙" w:hAnsi="TH SarabunIT๙" w:eastAsia="Sarabun" w:cs="TH SarabunIT๙"/>
-          <w:sz w:val="34"/>
-          <w:szCs w:val="34"/>
-        </w:rPr>
-      </w:pPr>
-      <w:r>
-        <w:rPr>
-          <w:rFonts w:eastAsia="Sarabun" w:cs="TH SarabunIT๙"/>
-          <w:sz w:val="34"/>
-          <w:szCs w:val="34"/>
-        </w:rPr>
-        <w:t>....................................................................................................................................................................</w:t>
-      </w:r>
-    </w:p>
-    <w:p>
-      <w:pPr>
-        <w:pStyle w:val="Normal1"/>
-        <w:tabs>
-          <w:tab w:val="clear" w:pos="720"/>
-          <w:tab w:val="left" w:pos="1134" w:leader="none"/>
-        </w:tabs>
-        <w:spacing w:lineRule="atLeast" w:line="198" w:before="0" w:after="198"/>
+        <w:jc w:val="both"/>
         <w:rPr/>
       </w:pPr>
       <w:r>
@@ -6919,7 +6777,7 @@
         <mc:AlternateContent>
           <mc:Choice Requires="wps">
             <w:drawing>
-              <wp:anchor distT="0" distB="0" distL="0" distR="0" simplePos="0" relativeHeight="65" behindDoc="0" locked="0" layoutInCell="1" allowOverlap="1" wp14:anchorId="37003977">
+              <wp:anchor distT="0" distB="0" distL="0" distR="0" simplePos="0" relativeHeight="71" behindDoc="0" locked="0" layoutInCell="1" allowOverlap="1" wp14:anchorId="37003977">
                 <wp:simplePos x="0" y="0"/>
                 <wp:positionH relativeFrom="column">
                   <wp:posOffset>1607185</wp:posOffset>
@@ -7041,6 +6899,7 @@
           <w:tab w:val="left" w:pos="1134" w:leader="none"/>
         </w:tabs>
         <w:spacing w:lineRule="atLeast" w:line="198" w:before="0" w:after="198"/>
+        <w:jc w:val="both"/>
         <w:rPr/>
       </w:pPr>
       <w:r>
@@ -7071,7 +6930,7 @@
         <mc:AlternateContent>
           <mc:Choice Requires="wps">
             <w:drawing>
-              <wp:anchor distT="0" distB="0" distL="0" distR="0" simplePos="0" relativeHeight="69" behindDoc="0" locked="0" layoutInCell="1" allowOverlap="1" wp14:anchorId="6037DD53">
+              <wp:anchor distT="0" distB="0" distL="0" distR="0" simplePos="0" relativeHeight="75" behindDoc="0" locked="0" layoutInCell="1" allowOverlap="1" wp14:anchorId="6037DD53">
                 <wp:simplePos x="0" y="0"/>
                 <wp:positionH relativeFrom="column">
                   <wp:posOffset>2535555</wp:posOffset>
@@ -7193,6 +7052,7 @@
           <w:tab w:val="left" w:pos="1134" w:leader="none"/>
         </w:tabs>
         <w:spacing w:lineRule="atLeast" w:line="198" w:before="0" w:after="198"/>
+        <w:jc w:val="both"/>
         <w:rPr/>
       </w:pPr>
       <w:r>
@@ -7247,7 +7107,7 @@
         <mc:AlternateContent>
           <mc:Choice Requires="wps">
             <w:drawing>
-              <wp:anchor distT="0" distB="0" distL="0" distR="0" simplePos="0" relativeHeight="71" behindDoc="0" locked="0" layoutInCell="1" allowOverlap="1" wp14:anchorId="65F255C1">
+              <wp:anchor distT="0" distB="0" distL="0" distR="0" simplePos="0" relativeHeight="77" behindDoc="0" locked="0" layoutInCell="1" allowOverlap="1" wp14:anchorId="65F255C1">
                 <wp:simplePos x="0" y="0"/>
                 <wp:positionH relativeFrom="column">
                   <wp:posOffset>4170680</wp:posOffset>
@@ -7363,6 +7223,7 @@
           <w:tab w:val="left" w:pos="1134" w:leader="none"/>
         </w:tabs>
         <w:spacing w:lineRule="atLeast" w:line="198" w:before="0" w:after="198"/>
+        <w:jc w:val="both"/>
         <w:rPr/>
       </w:pPr>
       <w:r>
@@ -7382,6 +7243,7 @@
           <w:tab w:val="left" w:pos="1134" w:leader="none"/>
         </w:tabs>
         <w:spacing w:lineRule="atLeast" w:line="198" w:before="0" w:after="198"/>
+        <w:jc w:val="both"/>
         <w:rPr/>
       </w:pPr>
       <w:r>
@@ -7452,7 +7314,7 @@
         <mc:AlternateContent>
           <mc:Choice Requires="wps">
             <w:drawing>
-              <wp:anchor distT="0" distB="0" distL="0" distR="0" simplePos="0" relativeHeight="73" behindDoc="0" locked="0" layoutInCell="1" allowOverlap="1" wp14:anchorId="1141CF86">
+              <wp:anchor distT="0" distB="0" distL="0" distR="0" simplePos="0" relativeHeight="79" behindDoc="0" locked="0" layoutInCell="1" allowOverlap="1" wp14:anchorId="1141CF86">
                 <wp:simplePos x="0" y="0"/>
                 <wp:positionH relativeFrom="column">
                   <wp:posOffset>3843020</wp:posOffset>
@@ -7568,6 +7430,7 @@
           <w:tab w:val="left" w:pos="1134" w:leader="none"/>
         </w:tabs>
         <w:spacing w:lineRule="atLeast" w:line="198" w:before="0" w:after="198"/>
+        <w:jc w:val="both"/>
         <w:rPr/>
       </w:pPr>
       <w:r>
@@ -7587,6 +7450,7 @@
           <w:tab w:val="left" w:pos="1134" w:leader="none"/>
         </w:tabs>
         <w:spacing w:lineRule="atLeast" w:line="198" w:before="0" w:after="198"/>
+        <w:jc w:val="both"/>
         <w:rPr/>
       </w:pPr>
       <w:r>
@@ -7630,6 +7494,7 @@
           <w:tab w:val="left" w:pos="1134" w:leader="none"/>
         </w:tabs>
         <w:spacing w:lineRule="atLeast" w:line="198" w:before="0" w:after="198"/>
+        <w:jc w:val="both"/>
         <w:rPr/>
       </w:pPr>
       <w:r>
@@ -7649,7 +7514,7 @@
         <mc:AlternateContent>
           <mc:Choice Requires="wps">
             <w:drawing>
-              <wp:anchor distT="5715" distB="4445" distL="5715" distR="4445" simplePos="0" relativeHeight="115" behindDoc="1" locked="0" layoutInCell="1" allowOverlap="1">
+              <wp:anchor distT="5715" distB="4445" distL="5715" distR="4445" simplePos="0" relativeHeight="11" behindDoc="1" locked="0" layoutInCell="1" allowOverlap="1">
                 <wp:simplePos x="0" y="0"/>
                 <wp:positionH relativeFrom="column">
                   <wp:posOffset>1080135</wp:posOffset>
@@ -7779,7 +7644,7 @@
         <mc:AlternateContent>
           <mc:Choice Requires="wps">
             <w:drawing>
-              <wp:anchor distT="0" distB="0" distL="0" distR="0" simplePos="0" relativeHeight="75" behindDoc="0" locked="0" layoutInCell="1" allowOverlap="1" wp14:anchorId="682413F3">
+              <wp:anchor distT="0" distB="0" distL="0" distR="0" simplePos="0" relativeHeight="81" behindDoc="0" locked="0" layoutInCell="1" allowOverlap="1" wp14:anchorId="682413F3">
                 <wp:simplePos x="0" y="0"/>
                 <wp:positionH relativeFrom="column">
                   <wp:posOffset>1140460</wp:posOffset>
@@ -7886,7 +7751,7 @@
         <mc:AlternateContent>
           <mc:Choice Requires="wps">
             <w:drawing>
-              <wp:anchor distT="0" distB="0" distL="0" distR="0" simplePos="0" relativeHeight="81" behindDoc="0" locked="0" layoutInCell="1" allowOverlap="1" wp14:anchorId="631AA505">
+              <wp:anchor distT="0" distB="0" distL="0" distR="0" simplePos="0" relativeHeight="87" behindDoc="0" locked="0" layoutInCell="1" allowOverlap="1" wp14:anchorId="631AA505">
                 <wp:simplePos x="0" y="0"/>
                 <wp:positionH relativeFrom="column">
                   <wp:posOffset>1092200</wp:posOffset>
@@ -8008,6 +7873,7 @@
           <w:tab w:val="left" w:pos="1134" w:leader="none"/>
         </w:tabs>
         <w:spacing w:lineRule="atLeast" w:line="198" w:before="0" w:after="198"/>
+        <w:jc w:val="both"/>
         <w:rPr/>
       </w:pPr>
       <w:r>
@@ -8022,7 +7888,7 @@
         <mc:AlternateContent>
           <mc:Choice Requires="wps">
             <w:drawing>
-              <wp:anchor distT="0" distB="0" distL="0" distR="0" simplePos="0" relativeHeight="83" behindDoc="0" locked="0" layoutInCell="1" allowOverlap="1" wp14:anchorId="0E4095E6">
+              <wp:anchor distT="0" distB="0" distL="0" distR="0" simplePos="0" relativeHeight="89" behindDoc="0" locked="0" layoutInCell="1" allowOverlap="1" wp14:anchorId="0E4095E6">
                 <wp:simplePos x="0" y="0"/>
                 <wp:positionH relativeFrom="column">
                   <wp:posOffset>918845</wp:posOffset>
@@ -8144,6 +8010,7 @@
           <w:tab w:val="left" w:pos="1134" w:leader="none"/>
         </w:tabs>
         <w:spacing w:lineRule="atLeast" w:line="198" w:before="0" w:after="198"/>
+        <w:jc w:val="both"/>
         <w:rPr/>
       </w:pPr>
       <w:r>
@@ -8163,7 +8030,7 @@
         <mc:AlternateContent>
           <mc:Choice Requires="wps">
             <w:drawing>
-              <wp:anchor distT="5715" distB="4445" distL="5715" distR="4445" simplePos="0" relativeHeight="117" behindDoc="1" locked="0" layoutInCell="1" allowOverlap="1">
+              <wp:anchor distT="5715" distB="4445" distL="5715" distR="4445" simplePos="0" relativeHeight="13" behindDoc="1" locked="0" layoutInCell="1" allowOverlap="1">
                 <wp:simplePos x="0" y="0"/>
                 <wp:positionH relativeFrom="column">
                   <wp:posOffset>1080135</wp:posOffset>
@@ -8269,7 +8136,7 @@
         <mc:AlternateContent>
           <mc:Choice Requires="wps">
             <w:drawing>
-              <wp:anchor distT="0" distB="0" distL="0" distR="0" simplePos="0" relativeHeight="105" behindDoc="0" locked="0" layoutInCell="1" allowOverlap="1" wp14:anchorId="07C3E400">
+              <wp:anchor distT="0" distB="0" distL="0" distR="0" simplePos="0" relativeHeight="111" behindDoc="0" locked="0" layoutInCell="1" allowOverlap="1" wp14:anchorId="07C3E400">
                 <wp:simplePos x="0" y="0"/>
                 <wp:positionH relativeFrom="column">
                   <wp:posOffset>1113155</wp:posOffset>
@@ -9417,14 +9284,14 @@
       <w:suppressAutoHyphens w:val="true"/>
       <w:bidi w:val="0"/>
       <w:spacing w:lineRule="auto" w:line="276" w:before="0" w:after="200"/>
-      <w:jc w:val="start"/>
+      <w:jc w:val="center"/>
     </w:pPr>
     <w:rPr>
       <w:rFonts w:ascii="TH SarabunIT๙" w:hAnsi="TH SarabunIT๙" w:eastAsia="Calibri" w:cs="TH SarabunIT๙"/>
       <w:color w:val="auto"/>
       <w:kern w:val="0"/>
-      <w:sz w:val="34"/>
-      <w:szCs w:val="34"/>
+      <w:sz w:val="32"/>
+      <w:szCs w:val="32"/>
       <w:lang w:val="en-US" w:eastAsia="zh-CN" w:bidi="th-TH"/>
     </w:rPr>
   </w:style>

--- a/warrant_form/resources/reqform_template.docx
+++ b/warrant_form/resources/reqform_template.docx
@@ -55,7 +55,7 @@
                         <w:txbxContent>
                           <w:p>
                             <w:pPr>
-                              <w:pStyle w:val="FrameContents"/>
+                              <w:pStyle w:val="FrameContentsuser"/>
                               <w:spacing w:lineRule="auto" w:line="276"/>
                               <w:rPr>
                                 <w:rFonts w:ascii="TH SarabunIT๙" w:hAnsi="TH SarabunIT๙" w:eastAsia="Sarabun" w:cs="TH SarabunIT๙"/>
@@ -76,7 +76,7 @@
                           </w:p>
                           <w:p>
                             <w:pPr>
-                              <w:pStyle w:val="FrameContents"/>
+                              <w:pStyle w:val="FrameContentsuser"/>
                               <w:spacing w:lineRule="auto" w:line="276"/>
                               <w:rPr>
                                 <w:rFonts w:ascii="TH SarabunIT๙" w:hAnsi="TH SarabunIT๙" w:eastAsia="Sarabun" w:cs="TH SarabunIT๙"/>
@@ -97,7 +97,7 @@
                           </w:p>
                           <w:p>
                             <w:pPr>
-                              <w:pStyle w:val="FrameContents"/>
+                              <w:pStyle w:val="FrameContentsuser"/>
                               <w:spacing w:lineRule="auto" w:line="276"/>
                               <w:rPr>
                                 <w:rFonts w:ascii="TH SarabunIT๙" w:hAnsi="TH SarabunIT๙" w:cs="TH SarabunIT๙"/>
@@ -116,7 +116,7 @@
                           </w:p>
                           <w:p>
                             <w:pPr>
-                              <w:pStyle w:val="FrameContents"/>
+                              <w:pStyle w:val="FrameContentsuser"/>
                               <w:spacing w:lineRule="auto" w:line="276"/>
                               <w:rPr/>
                             </w:pPr>
@@ -162,7 +162,7 @@
                   <w:txbxContent>
                     <w:p>
                       <w:pPr>
-                        <w:pStyle w:val="FrameContents"/>
+                        <w:pStyle w:val="FrameContentsuser"/>
                         <w:spacing w:lineRule="auto" w:line="276"/>
                         <w:rPr>
                           <w:rFonts w:ascii="TH SarabunIT๙" w:hAnsi="TH SarabunIT๙" w:eastAsia="Sarabun" w:cs="TH SarabunIT๙"/>
@@ -183,7 +183,7 @@
                     </w:p>
                     <w:p>
                       <w:pPr>
-                        <w:pStyle w:val="FrameContents"/>
+                        <w:pStyle w:val="FrameContentsuser"/>
                         <w:spacing w:lineRule="auto" w:line="276"/>
                         <w:rPr>
                           <w:rFonts w:ascii="TH SarabunIT๙" w:hAnsi="TH SarabunIT๙" w:eastAsia="Sarabun" w:cs="TH SarabunIT๙"/>
@@ -204,7 +204,7 @@
                     </w:p>
                     <w:p>
                       <w:pPr>
-                        <w:pStyle w:val="FrameContents"/>
+                        <w:pStyle w:val="FrameContentsuser"/>
                         <w:spacing w:lineRule="auto" w:line="276"/>
                         <w:rPr>
                           <w:rFonts w:ascii="TH SarabunIT๙" w:hAnsi="TH SarabunIT๙" w:cs="TH SarabunIT๙"/>
@@ -223,7 +223,7 @@
                     </w:p>
                     <w:p>
                       <w:pPr>
-                        <w:pStyle w:val="FrameContents"/>
+                        <w:pStyle w:val="FrameContentsuser"/>
                         <w:spacing w:lineRule="auto" w:line="276"/>
                         <w:rPr/>
                       </w:pPr>
@@ -300,7 +300,7 @@
                         <w:txbxContent>
                           <w:p>
                             <w:pPr>
-                              <w:pStyle w:val="FrameContents"/>
+                              <w:pStyle w:val="FrameContentsuser"/>
                               <w:spacing w:lineRule="auto" w:line="276"/>
                               <w:rPr>
                                 <w:rFonts w:ascii="TH SarabunIT๙" w:hAnsi="TH SarabunIT๙" w:eastAsia="Sarabun" w:cs="TH SarabunIT๙"/>
@@ -339,7 +339,7 @@
                           </w:p>
                           <w:p>
                             <w:pPr>
-                              <w:pStyle w:val="FrameContents"/>
+                              <w:pStyle w:val="FrameContentsuser"/>
                               <w:spacing w:lineRule="auto" w:line="276"/>
                               <w:rPr/>
                             </w:pPr>
@@ -373,7 +373,7 @@
                   <w:txbxContent>
                     <w:p>
                       <w:pPr>
-                        <w:pStyle w:val="FrameContents"/>
+                        <w:pStyle w:val="FrameContentsuser"/>
                         <w:spacing w:lineRule="auto" w:line="276"/>
                         <w:rPr>
                           <w:rFonts w:ascii="TH SarabunIT๙" w:hAnsi="TH SarabunIT๙" w:eastAsia="Sarabun" w:cs="TH SarabunIT๙"/>
@@ -412,7 +412,7 @@
                     </w:p>
                     <w:p>
                       <w:pPr>
-                        <w:pStyle w:val="FrameContents"/>
+                        <w:pStyle w:val="FrameContentsuser"/>
                         <w:spacing w:lineRule="auto" w:line="276"/>
                         <w:rPr/>
                       </w:pPr>
@@ -490,6 +490,13 @@
           <w:szCs w:val="34"/>
         </w:rPr>
         <w:tab/>
+      </w:r>
+      <w:r>
+        <w:rPr>
+          <w:rFonts w:cs="TH SarabunIT๙"/>
+          <w:sz w:val="34"/>
+          <w:szCs w:val="34"/>
+        </w:rPr>
         <w:tab/>
       </w:r>
       <w:r>
@@ -751,7 +758,7 @@
               <wp:anchor distT="0" distB="0" distL="0" distR="0" simplePos="0" relativeHeight="105" behindDoc="0" locked="0" layoutInCell="1" allowOverlap="1" wp14:anchorId="0C6474A2">
                 <wp:simplePos x="0" y="0"/>
                 <wp:positionH relativeFrom="column">
-                  <wp:posOffset>-127000</wp:posOffset>
+                  <wp:posOffset>-85725</wp:posOffset>
                 </wp:positionH>
                 <wp:positionV relativeFrom="paragraph">
                   <wp:posOffset>-41275</wp:posOffset>
@@ -817,7 +824,7 @@
           </mc:Choice>
           <mc:Fallback>
             <w:pict>
-              <v:rect id="shape_0" stroked="f" o:allowincell="f" style="position:absolute;margin-left:-10pt;margin-top:-3.25pt;width:187.85pt;height:38.4pt;mso-wrap-style:square;v-text-anchor:top" wp14:anchorId="0C6474A2">
+              <v:rect id="shape_0" stroked="f" o:allowincell="f" style="position:absolute;margin-left:-6.75pt;margin-top:-3.25pt;width:187.85pt;height:38.4pt;mso-wrap-style:square;v-text-anchor:top" wp14:anchorId="0C6474A2">
                 <v:fill o:detectmouseclick="t" on="false"/>
                 <v:stroke color="#3465a4" weight="19080" joinstyle="round" endcap="flat"/>
                 <v:textbox>
@@ -2101,12 +2108,12 @@
               <wp:anchor distT="0" distB="0" distL="0" distR="0" simplePos="0" relativeHeight="43" behindDoc="0" locked="0" layoutInCell="1" allowOverlap="1" wp14:anchorId="3C72A6D4">
                 <wp:simplePos x="0" y="0"/>
                 <wp:positionH relativeFrom="column">
-                  <wp:posOffset>401320</wp:posOffset>
+                  <wp:posOffset>648335</wp:posOffset>
                 </wp:positionH>
                 <wp:positionV relativeFrom="paragraph">
-                  <wp:posOffset>-33020</wp:posOffset>
+                  <wp:posOffset>-635</wp:posOffset>
                 </wp:positionV>
-                <wp:extent cx="1485265" cy="488315"/>
+                <wp:extent cx="1137285" cy="455930"/>
                 <wp:effectExtent l="0" t="0" r="0" b="0"/>
                 <wp:wrapNone/>
                 <wp:docPr id="16" name="Text Frame 13"/>
@@ -2117,7 +2124,7 @@
                       <wps:spPr>
                         <a:xfrm>
                           <a:off x="0" y="0"/>
-                          <a:ext cx="1485360" cy="488160"/>
+                          <a:ext cx="1137240" cy="455760"/>
                         </a:xfrm>
                         <a:prstGeom prst="rect">
                           <a:avLst/>
@@ -2140,12 +2147,15 @@
                               <w:pStyle w:val="Normal1"/>
                               <w:spacing w:before="0" w:after="200"/>
                               <w:rPr>
-                                <w:color w:val="000000"/>
+                                <w:sz w:val="30"/>
+                                <w:szCs w:val="30"/>
                               </w:rPr>
                             </w:pPr>
                             <w:r>
                               <w:rPr>
                                 <w:color w:val="000000"/>
+                                <w:sz w:val="30"/>
+                                <w:szCs w:val="30"/>
                               </w:rPr>
                               <w:t>{{ req_sub_district }}</w:t>
                             </w:r>
@@ -2163,7 +2173,7 @@
           </mc:Choice>
           <mc:Fallback>
             <w:pict>
-              <v:rect id="shape_0" stroked="f" o:allowincell="f" style="position:absolute;margin-left:31.6pt;margin-top:-2.6pt;width:116.9pt;height:38.4pt;mso-wrap-style:square;v-text-anchor:top" wp14:anchorId="3C72A6D4">
+              <v:rect id="shape_0" stroked="f" o:allowincell="f" style="position:absolute;margin-left:51.05pt;margin-top:-0.05pt;width:89.5pt;height:35.85pt;mso-wrap-style:square;v-text-anchor:top" wp14:anchorId="3C72A6D4">
                 <v:fill o:detectmouseclick="t" on="false"/>
                 <v:stroke color="#3465a4" joinstyle="round" endcap="flat"/>
                 <v:textbox>
@@ -2173,12 +2183,15 @@
                         <w:pStyle w:val="Normal1"/>
                         <w:spacing w:before="0" w:after="200"/>
                         <w:rPr>
-                          <w:color w:val="000000"/>
+                          <w:sz w:val="30"/>
+                          <w:szCs w:val="30"/>
                         </w:rPr>
                       </w:pPr>
                       <w:r>
                         <w:rPr>
                           <w:color w:val="000000"/>
+                          <w:sz w:val="30"/>
+                          <w:szCs w:val="30"/>
                         </w:rPr>
                         <w:t>{{ req_sub_district }}</w:t>
                       </w:r>
@@ -2291,12 +2304,12 @@
               <wp:anchor distT="0" distB="0" distL="0" distR="0" simplePos="0" relativeHeight="85" behindDoc="0" locked="0" layoutInCell="1" allowOverlap="1" wp14:anchorId="6B3950FB">
                 <wp:simplePos x="0" y="0"/>
                 <wp:positionH relativeFrom="column">
-                  <wp:posOffset>4334510</wp:posOffset>
+                  <wp:posOffset>4294505</wp:posOffset>
                 </wp:positionH>
                 <wp:positionV relativeFrom="paragraph">
                   <wp:posOffset>-33020</wp:posOffset>
                 </wp:positionV>
-                <wp:extent cx="1485265" cy="488315"/>
+                <wp:extent cx="1442085" cy="488315"/>
                 <wp:effectExtent l="0" t="0" r="0" b="0"/>
                 <wp:wrapNone/>
                 <wp:docPr id="18" name="Text Frame 15"/>
@@ -2307,7 +2320,7 @@
                       <wps:spPr>
                         <a:xfrm>
                           <a:off x="0" y="0"/>
-                          <a:ext cx="1485360" cy="488160"/>
+                          <a:ext cx="1442160" cy="488160"/>
                         </a:xfrm>
                         <a:prstGeom prst="rect">
                           <a:avLst/>
@@ -2332,14 +2345,17 @@
                               <w:suppressAutoHyphens w:val="true"/>
                               <w:bidi w:val="0"/>
                               <w:spacing w:lineRule="auto" w:line="276" w:before="0" w:after="200"/>
-                              <w:jc w:val="start"/>
-                              <w:rPr/>
+                              <w:jc w:val="center"/>
+                              <w:rPr>
+                                <w:sz w:val="32"/>
+                                <w:szCs w:val="32"/>
+                              </w:rPr>
                             </w:pPr>
                             <w:r>
                               <w:rPr>
                                 <w:color w:val="000000"/>
-                                <w:sz w:val="34"/>
-                                <w:szCs w:val="34"/>
+                                <w:sz w:val="32"/>
+                                <w:szCs w:val="32"/>
                               </w:rPr>
                               <w:t>{{ req_province }}</w:t>
                             </w:r>
@@ -2357,7 +2373,7 @@
           </mc:Choice>
           <mc:Fallback>
             <w:pict>
-              <v:rect id="shape_0" stroked="f" o:allowincell="f" style="position:absolute;margin-left:341.3pt;margin-top:-2.6pt;width:116.9pt;height:38.4pt;mso-wrap-style:square;v-text-anchor:top" wp14:anchorId="6B3950FB">
+              <v:rect id="shape_0" stroked="f" o:allowincell="f" style="position:absolute;margin-left:338.15pt;margin-top:-2.6pt;width:113.5pt;height:38.4pt;mso-wrap-style:square;v-text-anchor:top" wp14:anchorId="6B3950FB">
                 <v:fill o:detectmouseclick="t" on="false"/>
                 <v:stroke color="#3465a4" joinstyle="round" endcap="flat"/>
                 <v:textbox>
@@ -2369,14 +2385,17 @@
                         <w:suppressAutoHyphens w:val="true"/>
                         <w:bidi w:val="0"/>
                         <w:spacing w:lineRule="auto" w:line="276" w:before="0" w:after="200"/>
-                        <w:jc w:val="start"/>
-                        <w:rPr/>
+                        <w:jc w:val="center"/>
+                        <w:rPr>
+                          <w:sz w:val="32"/>
+                          <w:szCs w:val="32"/>
+                        </w:rPr>
                       </w:pPr>
                       <w:r>
                         <w:rPr>
                           <w:color w:val="000000"/>
-                          <w:sz w:val="34"/>
-                          <w:szCs w:val="34"/>
+                          <w:sz w:val="32"/>
+                          <w:szCs w:val="32"/>
                         </w:rPr>
                         <w:t>{{ req_province }}</w:t>
                       </w:r>
@@ -2641,7 +2660,7 @@
                         <w:txbxContent>
                           <w:p>
                             <w:pPr>
-                              <w:pStyle w:val="FrameContentsuser"/>
+                              <w:pStyle w:val="FrameContents"/>
                               <w:spacing w:lineRule="auto" w:line="240" w:before="0" w:after="0"/>
                               <w:ind w:hanging="0" w:start="0" w:end="0"/>
                               <w:jc w:val="start"/>
@@ -2675,7 +2694,7 @@
                   <w:txbxContent>
                     <w:p>
                       <w:pPr>
-                        <w:pStyle w:val="FrameContentsuser"/>
+                        <w:pStyle w:val="FrameContents"/>
                         <w:spacing w:lineRule="auto" w:line="240" w:before="0" w:after="0"/>
                         <w:ind w:hanging="0" w:start="0" w:end="0"/>
                         <w:jc w:val="start"/>
@@ -3038,7 +3057,7 @@
                         <w:txbxContent>
                           <w:p>
                             <w:pPr>
-                              <w:pStyle w:val="FrameContentsuser"/>
+                              <w:pStyle w:val="FrameContents"/>
                               <w:spacing w:lineRule="auto" w:line="240" w:before="0" w:after="0"/>
                               <w:ind w:hanging="0" w:start="0" w:end="0"/>
                               <w:jc w:val="start"/>
@@ -3072,7 +3091,7 @@
                   <w:txbxContent>
                     <w:p>
                       <w:pPr>
-                        <w:pStyle w:val="FrameContentsuser"/>
+                        <w:pStyle w:val="FrameContents"/>
                         <w:spacing w:lineRule="auto" w:line="240" w:before="0" w:after="0"/>
                         <w:ind w:hanging="0" w:start="0" w:end="0"/>
                         <w:jc w:val="start"/>
@@ -3861,12 +3880,12 @@
               <wp:anchor distT="0" distB="0" distL="0" distR="0" simplePos="0" relativeHeight="49" behindDoc="0" locked="0" layoutInCell="1" allowOverlap="1" wp14:anchorId="20951D24">
                 <wp:simplePos x="0" y="0"/>
                 <wp:positionH relativeFrom="column">
-                  <wp:posOffset>507365</wp:posOffset>
+                  <wp:posOffset>455295</wp:posOffset>
                 </wp:positionH>
                 <wp:positionV relativeFrom="paragraph">
-                  <wp:posOffset>-45085</wp:posOffset>
+                  <wp:posOffset>-10795</wp:posOffset>
                 </wp:positionV>
-                <wp:extent cx="1288415" cy="488315"/>
+                <wp:extent cx="1172210" cy="454025"/>
                 <wp:effectExtent l="0" t="0" r="0" b="0"/>
                 <wp:wrapNone/>
                 <wp:docPr id="29" name="Text Frame 21"/>
@@ -3877,7 +3896,7 @@
                       <wps:spPr>
                         <a:xfrm>
                           <a:off x="0" y="0"/>
-                          <a:ext cx="1288440" cy="488160"/>
+                          <a:ext cx="1172160" cy="453960"/>
                         </a:xfrm>
                         <a:prstGeom prst="rect">
                           <a:avLst/>
@@ -3903,13 +3922,16 @@
                               <w:bidi w:val="0"/>
                               <w:spacing w:lineRule="auto" w:line="276" w:before="0" w:after="200"/>
                               <w:jc w:val="center"/>
-                              <w:rPr/>
+                              <w:rPr>
+                                <w:sz w:val="30"/>
+                                <w:szCs w:val="30"/>
+                              </w:rPr>
                             </w:pPr>
                             <w:r>
                               <w:rPr>
                                 <w:color w:val="000000"/>
-                                <w:sz w:val="34"/>
-                                <w:szCs w:val="34"/>
+                                <w:sz w:val="30"/>
+                                <w:szCs w:val="30"/>
                               </w:rPr>
                               <w:t>{{ acc_origin }}</w:t>
                             </w:r>
@@ -3927,7 +3949,7 @@
           </mc:Choice>
           <mc:Fallback>
             <w:pict>
-              <v:rect id="shape_0" stroked="f" o:allowincell="f" style="position:absolute;margin-left:39.95pt;margin-top:-3.55pt;width:101.4pt;height:38.4pt;mso-wrap-style:square;v-text-anchor:top" wp14:anchorId="20951D24">
+              <v:rect id="shape_0" stroked="f" o:allowincell="f" style="position:absolute;margin-left:35.85pt;margin-top:-0.85pt;width:92.25pt;height:35.7pt;mso-wrap-style:square;v-text-anchor:top" wp14:anchorId="20951D24">
                 <v:fill o:detectmouseclick="t" on="false"/>
                 <v:stroke color="#3465a4" joinstyle="round" endcap="flat"/>
                 <v:textbox>
@@ -3940,13 +3962,16 @@
                         <w:bidi w:val="0"/>
                         <w:spacing w:lineRule="auto" w:line="276" w:before="0" w:after="200"/>
                         <w:jc w:val="center"/>
-                        <w:rPr/>
+                        <w:rPr>
+                          <w:sz w:val="30"/>
+                          <w:szCs w:val="30"/>
+                        </w:rPr>
                       </w:pPr>
                       <w:r>
                         <w:rPr>
                           <w:color w:val="000000"/>
-                          <w:sz w:val="34"/>
-                          <w:szCs w:val="34"/>
+                          <w:sz w:val="30"/>
+                          <w:szCs w:val="30"/>
                         </w:rPr>
                         <w:t>{{ acc_origin }}</w:t>
                       </w:r>
@@ -3964,12 +3989,12 @@
               <wp:anchor distT="0" distB="0" distL="0" distR="0" simplePos="0" relativeHeight="51" behindDoc="0" locked="0" layoutInCell="1" allowOverlap="1" wp14:anchorId="70E0DDD0">
                 <wp:simplePos x="0" y="0"/>
                 <wp:positionH relativeFrom="column">
-                  <wp:posOffset>1992630</wp:posOffset>
+                  <wp:posOffset>2037715</wp:posOffset>
                 </wp:positionH>
                 <wp:positionV relativeFrom="paragraph">
-                  <wp:posOffset>-45085</wp:posOffset>
+                  <wp:posOffset>-10795</wp:posOffset>
                 </wp:positionV>
-                <wp:extent cx="1169035" cy="488315"/>
+                <wp:extent cx="967105" cy="454025"/>
                 <wp:effectExtent l="0" t="0" r="0" b="0"/>
                 <wp:wrapNone/>
                 <wp:docPr id="30" name="Text Frame 22"/>
@@ -3980,7 +4005,7 @@
                       <wps:spPr>
                         <a:xfrm>
                           <a:off x="0" y="0"/>
-                          <a:ext cx="1168920" cy="488160"/>
+                          <a:ext cx="966960" cy="453960"/>
                         </a:xfrm>
                         <a:prstGeom prst="rect">
                           <a:avLst/>
@@ -4006,13 +4031,16 @@
                               <w:bidi w:val="0"/>
                               <w:spacing w:lineRule="auto" w:line="276" w:before="0" w:after="200"/>
                               <w:jc w:val="center"/>
-                              <w:rPr/>
+                              <w:rPr>
+                                <w:sz w:val="30"/>
+                                <w:szCs w:val="30"/>
+                              </w:rPr>
                             </w:pPr>
                             <w:r>
                               <w:rPr>
                                 <w:color w:val="000000"/>
-                                <w:sz w:val="34"/>
-                                <w:szCs w:val="34"/>
+                                <w:sz w:val="30"/>
+                                <w:szCs w:val="30"/>
                               </w:rPr>
                               <w:t>{{ acc_nation }}</w:t>
                             </w:r>
@@ -4030,7 +4058,7 @@
           </mc:Choice>
           <mc:Fallback>
             <w:pict>
-              <v:rect id="shape_0" stroked="f" o:allowincell="f" style="position:absolute;margin-left:156.9pt;margin-top:-3.55pt;width:92pt;height:38.4pt;mso-wrap-style:square;v-text-anchor:top" wp14:anchorId="70E0DDD0">
+              <v:rect id="shape_0" stroked="f" o:allowincell="f" style="position:absolute;margin-left:160.45pt;margin-top:-0.85pt;width:76.1pt;height:35.7pt;mso-wrap-style:square;v-text-anchor:top" wp14:anchorId="70E0DDD0">
                 <v:fill o:detectmouseclick="t" on="false"/>
                 <v:stroke color="#3465a4" joinstyle="round" endcap="flat"/>
                 <v:textbox>
@@ -4043,13 +4071,16 @@
                         <w:bidi w:val="0"/>
                         <w:spacing w:lineRule="auto" w:line="276" w:before="0" w:after="200"/>
                         <w:jc w:val="center"/>
-                        <w:rPr/>
+                        <w:rPr>
+                          <w:sz w:val="30"/>
+                          <w:szCs w:val="30"/>
+                        </w:rPr>
                       </w:pPr>
                       <w:r>
                         <w:rPr>
                           <w:color w:val="000000"/>
-                          <w:sz w:val="34"/>
-                          <w:szCs w:val="34"/>
+                          <w:sz w:val="30"/>
+                          <w:szCs w:val="30"/>
                         </w:rPr>
                         <w:t>{{ acc_nation }}</w:t>
                       </w:r>
@@ -4250,7 +4281,7 @@
               <wp:anchor distT="0" distB="0" distL="0" distR="0" simplePos="0" relativeHeight="53" behindDoc="0" locked="0" layoutInCell="1" allowOverlap="1" wp14:anchorId="2CD7E670">
                 <wp:simplePos x="0" y="0"/>
                 <wp:positionH relativeFrom="column">
-                  <wp:posOffset>367665</wp:posOffset>
+                  <wp:posOffset>247650</wp:posOffset>
                 </wp:positionH>
                 <wp:positionV relativeFrom="paragraph">
                   <wp:posOffset>-31750</wp:posOffset>
@@ -4316,7 +4347,7 @@
           </mc:Choice>
           <mc:Fallback>
             <w:pict>
-              <v:rect id="shape_0" stroked="f" o:allowincell="f" style="position:absolute;margin-left:28.95pt;margin-top:-2.5pt;width:48.6pt;height:38.4pt;mso-wrap-style:square;v-text-anchor:top" wp14:anchorId="2CD7E670">
+              <v:rect id="shape_0" stroked="f" o:allowincell="f" style="position:absolute;margin-left:19.5pt;margin-top:-2.5pt;width:48.6pt;height:38.4pt;mso-wrap-style:square;v-text-anchor:top" wp14:anchorId="2CD7E670">
                 <v:fill o:detectmouseclick="t" on="false"/>
                 <v:stroke color="#3465a4" joinstyle="round" endcap="flat"/>
                 <v:textbox>
@@ -4353,7 +4384,7 @@
               <wp:anchor distT="0" distB="0" distL="0" distR="0" simplePos="0" relativeHeight="55" behindDoc="0" locked="0" layoutInCell="1" allowOverlap="1" wp14:anchorId="0B65A935">
                 <wp:simplePos x="0" y="0"/>
                 <wp:positionH relativeFrom="column">
-                  <wp:posOffset>1091565</wp:posOffset>
+                  <wp:posOffset>944880</wp:posOffset>
                 </wp:positionH>
                 <wp:positionV relativeFrom="paragraph">
                   <wp:posOffset>-31750</wp:posOffset>
@@ -4419,7 +4450,7 @@
           </mc:Choice>
           <mc:Fallback>
             <w:pict>
-              <v:rect id="shape_0" stroked="f" o:allowincell="f" style="position:absolute;margin-left:85.95pt;margin-top:-2.5pt;width:116.9pt;height:38.4pt;mso-wrap-style:square;v-text-anchor:top" wp14:anchorId="0B65A935">
+              <v:rect id="shape_0" stroked="f" o:allowincell="f" style="position:absolute;margin-left:74.4pt;margin-top:-2.5pt;width:116.9pt;height:38.4pt;mso-wrap-style:square;v-text-anchor:top" wp14:anchorId="0B65A935">
                 <v:fill o:detectmouseclick="t" on="false"/>
                 <v:stroke color="#3465a4" joinstyle="round" endcap="flat"/>
                 <v:textbox>
@@ -4456,7 +4487,7 @@
               <wp:anchor distT="0" distB="0" distL="0" distR="0" simplePos="0" relativeHeight="73" behindDoc="0" locked="0" layoutInCell="1" allowOverlap="1" wp14:anchorId="1946A03B">
                 <wp:simplePos x="0" y="0"/>
                 <wp:positionH relativeFrom="column">
-                  <wp:posOffset>3196590</wp:posOffset>
+                  <wp:posOffset>3067685</wp:posOffset>
                 </wp:positionH>
                 <wp:positionV relativeFrom="paragraph">
                   <wp:posOffset>-22860</wp:posOffset>
@@ -4522,7 +4553,7 @@
           </mc:Choice>
           <mc:Fallback>
             <w:pict>
-              <v:rect id="shape_0" stroked="f" o:allowincell="f" style="position:absolute;margin-left:251.7pt;margin-top:-1.8pt;width:203.1pt;height:38.4pt;mso-wrap-style:square;v-text-anchor:top" wp14:anchorId="1946A03B">
+              <v:rect id="shape_0" stroked="f" o:allowincell="f" style="position:absolute;margin-left:241.55pt;margin-top:-1.8pt;width:203.1pt;height:38.4pt;mso-wrap-style:square;v-text-anchor:top" wp14:anchorId="1946A03B">
                 <v:fill o:detectmouseclick="t" on="false"/>
                 <v:stroke color="#3465a4" joinstyle="round" endcap="flat"/>
                 <v:textbox>
@@ -4655,12 +4686,12 @@
               <wp:anchor distT="0" distB="0" distL="0" distR="0" simplePos="0" relativeHeight="29" behindDoc="0" locked="0" layoutInCell="1" allowOverlap="1" wp14:anchorId="010CBE94">
                 <wp:simplePos x="0" y="0"/>
                 <wp:positionH relativeFrom="column">
-                  <wp:posOffset>4385310</wp:posOffset>
+                  <wp:posOffset>4259580</wp:posOffset>
                 </wp:positionH>
                 <wp:positionV relativeFrom="paragraph">
                   <wp:posOffset>-40005</wp:posOffset>
                 </wp:positionV>
-                <wp:extent cx="1485265" cy="488315"/>
+                <wp:extent cx="1500505" cy="488315"/>
                 <wp:effectExtent l="0" t="0" r="0" b="0"/>
                 <wp:wrapNone/>
                 <wp:docPr id="35" name="Text Frame 29"/>
@@ -4671,7 +4702,7 @@
                       <wps:spPr>
                         <a:xfrm>
                           <a:off x="0" y="0"/>
-                          <a:ext cx="1485360" cy="488160"/>
+                          <a:ext cx="1500480" cy="488160"/>
                         </a:xfrm>
                         <a:prstGeom prst="rect">
                           <a:avLst/>
@@ -4697,13 +4728,16 @@
                               <w:bidi w:val="0"/>
                               <w:spacing w:lineRule="auto" w:line="276" w:before="0" w:after="200"/>
                               <w:jc w:val="center"/>
-                              <w:rPr/>
+                              <w:rPr>
+                                <w:sz w:val="32"/>
+                                <w:szCs w:val="32"/>
+                              </w:rPr>
                             </w:pPr>
                             <w:r>
                               <w:rPr>
                                 <w:color w:val="000000"/>
-                                <w:sz w:val="34"/>
-                                <w:szCs w:val="34"/>
+                                <w:sz w:val="32"/>
+                                <w:szCs w:val="32"/>
                               </w:rPr>
                               <w:t>{{ acc_district }}</w:t>
                             </w:r>
@@ -4721,7 +4755,7 @@
           </mc:Choice>
           <mc:Fallback>
             <w:pict>
-              <v:rect id="shape_0" stroked="f" o:allowincell="f" style="position:absolute;margin-left:345.3pt;margin-top:-3.15pt;width:116.9pt;height:38.4pt;mso-wrap-style:square;v-text-anchor:top" wp14:anchorId="010CBE94">
+              <v:rect id="shape_0" stroked="f" o:allowincell="f" style="position:absolute;margin-left:335.4pt;margin-top:-3.15pt;width:118.1pt;height:38.4pt;mso-wrap-style:square;v-text-anchor:top" wp14:anchorId="010CBE94">
                 <v:fill o:detectmouseclick="t" on="false"/>
                 <v:stroke color="#3465a4" joinstyle="round" endcap="flat"/>
                 <v:textbox>
@@ -4734,13 +4768,16 @@
                         <w:bidi w:val="0"/>
                         <w:spacing w:lineRule="auto" w:line="276" w:before="0" w:after="200"/>
                         <w:jc w:val="center"/>
-                        <w:rPr/>
+                        <w:rPr>
+                          <w:sz w:val="32"/>
+                          <w:szCs w:val="32"/>
+                        </w:rPr>
                       </w:pPr>
                       <w:r>
                         <w:rPr>
                           <w:color w:val="000000"/>
-                          <w:sz w:val="34"/>
-                          <w:szCs w:val="34"/>
+                          <w:sz w:val="32"/>
+                          <w:szCs w:val="32"/>
                         </w:rPr>
                         <w:t>{{ acc_district }}</w:t>
                       </w:r>
@@ -4758,7 +4795,7 @@
               <wp:anchor distT="0" distB="0" distL="0" distR="0" simplePos="0" relativeHeight="57" behindDoc="0" locked="0" layoutInCell="1" allowOverlap="1" wp14:anchorId="2299F9C0">
                 <wp:simplePos x="0" y="0"/>
                 <wp:positionH relativeFrom="column">
-                  <wp:posOffset>615315</wp:posOffset>
+                  <wp:posOffset>499110</wp:posOffset>
                 </wp:positionH>
                 <wp:positionV relativeFrom="paragraph">
                   <wp:posOffset>-27940</wp:posOffset>
@@ -4800,13 +4837,16 @@
                               <w:bidi w:val="0"/>
                               <w:spacing w:lineRule="auto" w:line="276" w:before="0" w:after="200"/>
                               <w:jc w:val="center"/>
-                              <w:rPr/>
+                              <w:rPr>
+                                <w:sz w:val="32"/>
+                                <w:szCs w:val="32"/>
+                              </w:rPr>
                             </w:pPr>
                             <w:r>
                               <w:rPr>
                                 <w:color w:val="000000"/>
-                                <w:sz w:val="34"/>
-                                <w:szCs w:val="34"/>
+                                <w:sz w:val="32"/>
+                                <w:szCs w:val="32"/>
                               </w:rPr>
                               <w:t>{{ acc_near }}</w:t>
                             </w:r>
@@ -4824,7 +4864,7 @@
           </mc:Choice>
           <mc:Fallback>
             <w:pict>
-              <v:rect id="shape_0" stroked="f" o:allowincell="f" style="position:absolute;margin-left:48.45pt;margin-top:-2.2pt;width:85.85pt;height:38.4pt;mso-wrap-style:square;v-text-anchor:top" wp14:anchorId="2299F9C0">
+              <v:rect id="shape_0" stroked="f" o:allowincell="f" style="position:absolute;margin-left:39.3pt;margin-top:-2.2pt;width:85.85pt;height:38.4pt;mso-wrap-style:square;v-text-anchor:top" wp14:anchorId="2299F9C0">
                 <v:fill o:detectmouseclick="t" on="false"/>
                 <v:stroke color="#3465a4" joinstyle="round" endcap="flat"/>
                 <v:textbox>
@@ -4837,13 +4877,16 @@
                         <w:bidi w:val="0"/>
                         <w:spacing w:lineRule="auto" w:line="276" w:before="0" w:after="200"/>
                         <w:jc w:val="center"/>
-                        <w:rPr/>
+                        <w:rPr>
+                          <w:sz w:val="32"/>
+                          <w:szCs w:val="32"/>
+                        </w:rPr>
                       </w:pPr>
                       <w:r>
                         <w:rPr>
                           <w:color w:val="000000"/>
-                          <w:sz w:val="34"/>
-                          <w:szCs w:val="34"/>
+                          <w:sz w:val="32"/>
+                          <w:szCs w:val="32"/>
                         </w:rPr>
                         <w:t>{{ acc_near }}</w:t>
                       </w:r>
@@ -4861,7 +4904,7 @@
               <wp:anchor distT="0" distB="0" distL="0" distR="0" simplePos="0" relativeHeight="59" behindDoc="0" locked="0" layoutInCell="1" allowOverlap="1" wp14:anchorId="407F911D">
                 <wp:simplePos x="0" y="0"/>
                 <wp:positionH relativeFrom="column">
-                  <wp:posOffset>2312035</wp:posOffset>
+                  <wp:posOffset>2212340</wp:posOffset>
                 </wp:positionH>
                 <wp:positionV relativeFrom="paragraph">
                   <wp:posOffset>-37465</wp:posOffset>
@@ -4903,13 +4946,16 @@
                               <w:bidi w:val="0"/>
                               <w:spacing w:lineRule="auto" w:line="276" w:before="0" w:after="200"/>
                               <w:jc w:val="center"/>
-                              <w:rPr/>
+                              <w:rPr>
+                                <w:sz w:val="32"/>
+                                <w:szCs w:val="32"/>
+                              </w:rPr>
                             </w:pPr>
                             <w:r>
                               <w:rPr>
                                 <w:color w:val="000000"/>
-                                <w:sz w:val="34"/>
-                                <w:szCs w:val="34"/>
+                                <w:sz w:val="32"/>
+                                <w:szCs w:val="32"/>
                               </w:rPr>
                               <w:t>{{ acc_sub_district }}</w:t>
                             </w:r>
@@ -4927,7 +4973,7 @@
           </mc:Choice>
           <mc:Fallback>
             <w:pict>
-              <v:rect id="shape_0" stroked="f" o:allowincell="f" style="position:absolute;margin-left:182.05pt;margin-top:-2.95pt;width:116.9pt;height:38.4pt;mso-wrap-style:square;v-text-anchor:top" wp14:anchorId="407F911D">
+              <v:rect id="shape_0" stroked="f" o:allowincell="f" style="position:absolute;margin-left:174.2pt;margin-top:-2.95pt;width:116.9pt;height:38.4pt;mso-wrap-style:square;v-text-anchor:top" wp14:anchorId="407F911D">
                 <v:fill o:detectmouseclick="t" on="false"/>
                 <v:stroke color="#3465a4" joinstyle="round" endcap="flat"/>
                 <v:textbox>
@@ -4940,13 +4986,16 @@
                         <w:bidi w:val="0"/>
                         <w:spacing w:lineRule="auto" w:line="276" w:before="0" w:after="200"/>
                         <w:jc w:val="center"/>
-                        <w:rPr/>
+                        <w:rPr>
+                          <w:sz w:val="32"/>
+                          <w:szCs w:val="32"/>
+                        </w:rPr>
                       </w:pPr>
                       <w:r>
                         <w:rPr>
                           <w:color w:val="000000"/>
-                          <w:sz w:val="34"/>
-                          <w:szCs w:val="34"/>
+                          <w:sz w:val="32"/>
+                          <w:szCs w:val="32"/>
                         </w:rPr>
                         <w:t>{{ acc_sub_district }}</w:t>
                       </w:r>
@@ -5310,7 +5359,7 @@
                         <w:txbxContent>
                           <w:p>
                             <w:pPr>
-                              <w:pStyle w:val="FrameContentsuser"/>
+                              <w:pStyle w:val="FrameContents"/>
                               <w:spacing w:lineRule="auto" w:line="240" w:before="0" w:after="0"/>
                               <w:ind w:hanging="0" w:start="0" w:end="0"/>
                               <w:jc w:val="start"/>
@@ -5344,7 +5393,7 @@
                   <w:txbxContent>
                     <w:p>
                       <w:pPr>
-                        <w:pStyle w:val="FrameContentsuser"/>
+                        <w:pStyle w:val="FrameContents"/>
                         <w:spacing w:lineRule="auto" w:line="240" w:before="0" w:after="0"/>
                         <w:ind w:hanging="0" w:start="0" w:end="0"/>
                         <w:jc w:val="start"/>
@@ -5573,7 +5622,7 @@
                         <w:txbxContent>
                           <w:p>
                             <w:pPr>
-                              <w:pStyle w:val="FrameContentsuser"/>
+                              <w:pStyle w:val="FrameContents"/>
                               <w:spacing w:lineRule="auto" w:line="240" w:before="0" w:after="0"/>
                               <w:ind w:hanging="0" w:start="0" w:end="0"/>
                               <w:jc w:val="start"/>
@@ -5607,7 +5656,7 @@
                   <w:txbxContent>
                     <w:p>
                       <w:pPr>
-                        <w:pStyle w:val="FrameContentsuser"/>
+                        <w:pStyle w:val="FrameContents"/>
                         <w:spacing w:lineRule="auto" w:line="240" w:before="0" w:after="0"/>
                         <w:ind w:hanging="0" w:start="0" w:end="0"/>
                         <w:jc w:val="start"/>
@@ -7558,7 +7607,7 @@
                         <w:txbxContent>
                           <w:p>
                             <w:pPr>
-                              <w:pStyle w:val="FrameContentsuser"/>
+                              <w:pStyle w:val="FrameContents"/>
                               <w:spacing w:lineRule="auto" w:line="240" w:before="0" w:after="0"/>
                               <w:ind w:hanging="0" w:start="0" w:end="0"/>
                               <w:jc w:val="start"/>
@@ -7592,7 +7641,7 @@
                   <w:txbxContent>
                     <w:p>
                       <w:pPr>
-                        <w:pStyle w:val="FrameContentsuser"/>
+                        <w:pStyle w:val="FrameContents"/>
                         <w:spacing w:lineRule="auto" w:line="240" w:before="0" w:after="0"/>
                         <w:ind w:hanging="0" w:start="0" w:end="0"/>
                         <w:jc w:val="start"/>
@@ -8074,7 +8123,7 @@
                         <w:txbxContent>
                           <w:p>
                             <w:pPr>
-                              <w:pStyle w:val="FrameContentsuser"/>
+                              <w:pStyle w:val="FrameContents"/>
                               <w:spacing w:lineRule="auto" w:line="240" w:before="0" w:after="0"/>
                               <w:ind w:hanging="0" w:start="0" w:end="0"/>
                               <w:jc w:val="start"/>
@@ -8108,7 +8157,7 @@
                   <w:txbxContent>
                     <w:p>
                       <w:pPr>
-                        <w:pStyle w:val="FrameContentsuser"/>
+                        <w:pStyle w:val="FrameContents"/>
                         <w:spacing w:lineRule="auto" w:line="240" w:before="0" w:after="0"/>
                         <w:ind w:hanging="0" w:start="0" w:end="0"/>
                         <w:jc w:val="start"/>
@@ -9333,15 +9382,15 @@
       <w:szCs w:val="48"/>
     </w:rPr>
   </w:style>
-  <w:style w:type="paragraph" w:styleId="FrameContents" w:customStyle="1">
-    <w:name w:val="Frame Contents"/>
+  <w:style w:type="paragraph" w:styleId="FrameContentsuser" w:customStyle="1">
+    <w:name w:val="Frame Contents (user)"/>
     <w:basedOn w:val="Normal"/>
     <w:qFormat/>
     <w:pPr/>
     <w:rPr/>
   </w:style>
-  <w:style w:type="paragraph" w:styleId="FrameContentsuser">
-    <w:name w:val="Frame Contents (user)"/>
+  <w:style w:type="paragraph" w:styleId="FrameContents">
+    <w:name w:val="Frame Contents"/>
     <w:basedOn w:val="Normal"/>
     <w:qFormat/>
     <w:pPr/>

--- a/warrant_form/resources/reqform_template.docx
+++ b/warrant_form/resources/reqform_template.docx
@@ -55,7 +55,7 @@
                         <w:txbxContent>
                           <w:p>
                             <w:pPr>
-                              <w:pStyle w:val="FrameContentsuser"/>
+                              <w:pStyle w:val="FrameContents"/>
                               <w:spacing w:lineRule="auto" w:line="276"/>
                               <w:rPr>
                                 <w:rFonts w:ascii="TH SarabunIT๙" w:hAnsi="TH SarabunIT๙" w:eastAsia="Sarabun" w:cs="TH SarabunIT๙"/>
@@ -76,7 +76,7 @@
                           </w:p>
                           <w:p>
                             <w:pPr>
-                              <w:pStyle w:val="FrameContentsuser"/>
+                              <w:pStyle w:val="FrameContents"/>
                               <w:spacing w:lineRule="auto" w:line="276"/>
                               <w:rPr>
                                 <w:rFonts w:ascii="TH SarabunIT๙" w:hAnsi="TH SarabunIT๙" w:eastAsia="Sarabun" w:cs="TH SarabunIT๙"/>
@@ -97,7 +97,7 @@
                           </w:p>
                           <w:p>
                             <w:pPr>
-                              <w:pStyle w:val="FrameContentsuser"/>
+                              <w:pStyle w:val="FrameContents"/>
                               <w:spacing w:lineRule="auto" w:line="276"/>
                               <w:rPr>
                                 <w:rFonts w:ascii="TH SarabunIT๙" w:hAnsi="TH SarabunIT๙" w:cs="TH SarabunIT๙"/>
@@ -116,7 +116,7 @@
                           </w:p>
                           <w:p>
                             <w:pPr>
-                              <w:pStyle w:val="FrameContentsuser"/>
+                              <w:pStyle w:val="FrameContents"/>
                               <w:spacing w:lineRule="auto" w:line="276"/>
                               <w:rPr/>
                             </w:pPr>
@@ -162,7 +162,7 @@
                   <w:txbxContent>
                     <w:p>
                       <w:pPr>
-                        <w:pStyle w:val="FrameContentsuser"/>
+                        <w:pStyle w:val="FrameContents"/>
                         <w:spacing w:lineRule="auto" w:line="276"/>
                         <w:rPr>
                           <w:rFonts w:ascii="TH SarabunIT๙" w:hAnsi="TH SarabunIT๙" w:eastAsia="Sarabun" w:cs="TH SarabunIT๙"/>
@@ -183,7 +183,7 @@
                     </w:p>
                     <w:p>
                       <w:pPr>
-                        <w:pStyle w:val="FrameContentsuser"/>
+                        <w:pStyle w:val="FrameContents"/>
                         <w:spacing w:lineRule="auto" w:line="276"/>
                         <w:rPr>
                           <w:rFonts w:ascii="TH SarabunIT๙" w:hAnsi="TH SarabunIT๙" w:eastAsia="Sarabun" w:cs="TH SarabunIT๙"/>
@@ -204,7 +204,7 @@
                     </w:p>
                     <w:p>
                       <w:pPr>
-                        <w:pStyle w:val="FrameContentsuser"/>
+                        <w:pStyle w:val="FrameContents"/>
                         <w:spacing w:lineRule="auto" w:line="276"/>
                         <w:rPr>
                           <w:rFonts w:ascii="TH SarabunIT๙" w:hAnsi="TH SarabunIT๙" w:cs="TH SarabunIT๙"/>
@@ -223,7 +223,7 @@
                     </w:p>
                     <w:p>
                       <w:pPr>
-                        <w:pStyle w:val="FrameContentsuser"/>
+                        <w:pStyle w:val="FrameContents"/>
                         <w:spacing w:lineRule="auto" w:line="276"/>
                         <w:rPr/>
                       </w:pPr>
@@ -300,7 +300,7 @@
                         <w:txbxContent>
                           <w:p>
                             <w:pPr>
-                              <w:pStyle w:val="FrameContentsuser"/>
+                              <w:pStyle w:val="FrameContents"/>
                               <w:spacing w:lineRule="auto" w:line="276"/>
                               <w:rPr>
                                 <w:rFonts w:ascii="TH SarabunIT๙" w:hAnsi="TH SarabunIT๙" w:eastAsia="Sarabun" w:cs="TH SarabunIT๙"/>
@@ -339,7 +339,7 @@
                           </w:p>
                           <w:p>
                             <w:pPr>
-                              <w:pStyle w:val="FrameContentsuser"/>
+                              <w:pStyle w:val="FrameContents"/>
                               <w:spacing w:lineRule="auto" w:line="276"/>
                               <w:rPr/>
                             </w:pPr>
@@ -373,7 +373,7 @@
                   <w:txbxContent>
                     <w:p>
                       <w:pPr>
-                        <w:pStyle w:val="FrameContentsuser"/>
+                        <w:pStyle w:val="FrameContents"/>
                         <w:spacing w:lineRule="auto" w:line="276"/>
                         <w:rPr>
                           <w:rFonts w:ascii="TH SarabunIT๙" w:hAnsi="TH SarabunIT๙" w:eastAsia="Sarabun" w:cs="TH SarabunIT๙"/>
@@ -412,7 +412,7 @@
                     </w:p>
                     <w:p>
                       <w:pPr>
-                        <w:pStyle w:val="FrameContentsuser"/>
+                        <w:pStyle w:val="FrameContents"/>
                         <w:spacing w:lineRule="auto" w:line="276"/>
                         <w:rPr/>
                       </w:pPr>
@@ -490,13 +490,6 @@
           <w:szCs w:val="34"/>
         </w:rPr>
         <w:tab/>
-      </w:r>
-      <w:r>
-        <w:rPr>
-          <w:rFonts w:cs="TH SarabunIT๙"/>
-          <w:sz w:val="34"/>
-          <w:szCs w:val="34"/>
-        </w:rPr>
         <w:tab/>
       </w:r>
       <w:r>
@@ -872,12 +865,12 @@
               <wp:anchor distT="0" distB="0" distL="0" distR="0" simplePos="0" relativeHeight="39" behindDoc="0" locked="0" layoutInCell="1" allowOverlap="1" wp14:anchorId="464982A6">
                 <wp:simplePos x="0" y="0"/>
                 <wp:positionH relativeFrom="column">
-                  <wp:posOffset>3251835</wp:posOffset>
+                  <wp:posOffset>3399155</wp:posOffset>
                 </wp:positionH>
                 <wp:positionV relativeFrom="paragraph">
                   <wp:posOffset>-34925</wp:posOffset>
                 </wp:positionV>
-                <wp:extent cx="2386330" cy="488315"/>
+                <wp:extent cx="2239010" cy="488315"/>
                 <wp:effectExtent l="0" t="0" r="0" b="0"/>
                 <wp:wrapNone/>
                 <wp:docPr id="7" name="Text Frame 3"/>
@@ -888,7 +881,7 @@
                       <wps:spPr>
                         <a:xfrm>
                           <a:off x="0" y="0"/>
-                          <a:ext cx="2386440" cy="488160"/>
+                          <a:ext cx="2238840" cy="488160"/>
                         </a:xfrm>
                         <a:prstGeom prst="rect">
                           <a:avLst/>
@@ -940,7 +933,7 @@
           </mc:Choice>
           <mc:Fallback>
             <w:pict>
-              <v:rect id="shape_0" stroked="f" o:allowincell="f" style="position:absolute;margin-left:256.05pt;margin-top:-2.75pt;width:187.85pt;height:38.4pt;mso-wrap-style:square;v-text-anchor:top" wp14:anchorId="464982A6">
+              <v:rect id="shape_0" stroked="f" o:allowincell="f" style="position:absolute;margin-left:267.65pt;margin-top:-2.75pt;width:176.25pt;height:38.4pt;mso-wrap-style:square;v-text-anchor:top" wp14:anchorId="464982A6">
                 <v:fill o:detectmouseclick="t" on="false"/>
                 <v:stroke color="#3465a4" joinstyle="round" endcap="flat"/>
                 <v:textbox>
@@ -2660,7 +2653,7 @@
                         <w:txbxContent>
                           <w:p>
                             <w:pPr>
-                              <w:pStyle w:val="FrameContents"/>
+                              <w:pStyle w:val="FrameContentsuser"/>
                               <w:spacing w:lineRule="auto" w:line="240" w:before="0" w:after="0"/>
                               <w:ind w:hanging="0" w:start="0" w:end="0"/>
                               <w:jc w:val="start"/>
@@ -2694,7 +2687,7 @@
                   <w:txbxContent>
                     <w:p>
                       <w:pPr>
-                        <w:pStyle w:val="FrameContents"/>
+                        <w:pStyle w:val="FrameContentsuser"/>
                         <w:spacing w:lineRule="auto" w:line="240" w:before="0" w:after="0"/>
                         <w:ind w:hanging="0" w:start="0" w:end="0"/>
                         <w:jc w:val="start"/>
@@ -2868,7 +2861,7 @@
                 <wp:positionV relativeFrom="paragraph">
                   <wp:posOffset>-43815</wp:posOffset>
                 </wp:positionV>
-                <wp:extent cx="1485265" cy="488315"/>
+                <wp:extent cx="2938780" cy="488315"/>
                 <wp:effectExtent l="0" t="0" r="0" b="0"/>
                 <wp:wrapNone/>
                 <wp:docPr id="22" name="Text Frame 17"/>
@@ -2879,7 +2872,7 @@
                       <wps:spPr>
                         <a:xfrm>
                           <a:off x="0" y="0"/>
-                          <a:ext cx="1485360" cy="488160"/>
+                          <a:ext cx="2938680" cy="488160"/>
                         </a:xfrm>
                         <a:prstGeom prst="rect">
                           <a:avLst/>
@@ -2925,7 +2918,7 @@
           </mc:Choice>
           <mc:Fallback>
             <w:pict>
-              <v:rect id="shape_0" stroked="f" o:allowincell="f" style="position:absolute;margin-left:221.3pt;margin-top:-3.45pt;width:116.9pt;height:38.4pt;mso-wrap-style:square;v-text-anchor:top" wp14:anchorId="31F98848">
+              <v:rect id="shape_0" stroked="f" o:allowincell="f" style="position:absolute;margin-left:221.3pt;margin-top:-3.45pt;width:231.35pt;height:38.4pt;mso-wrap-style:square;v-text-anchor:top" wp14:anchorId="31F98848">
                 <v:fill o:detectmouseclick="t" on="false"/>
                 <v:stroke color="#3465a4" joinstyle="round" endcap="flat"/>
                 <v:textbox>
@@ -3057,7 +3050,7 @@
                         <w:txbxContent>
                           <w:p>
                             <w:pPr>
-                              <w:pStyle w:val="FrameContents"/>
+                              <w:pStyle w:val="FrameContentsuser"/>
                               <w:spacing w:lineRule="auto" w:line="240" w:before="0" w:after="0"/>
                               <w:ind w:hanging="0" w:start="0" w:end="0"/>
                               <w:jc w:val="start"/>
@@ -3091,7 +3084,7 @@
                   <w:txbxContent>
                     <w:p>
                       <w:pPr>
-                        <w:pStyle w:val="FrameContents"/>
+                        <w:pStyle w:val="FrameContentsuser"/>
                         <w:spacing w:lineRule="auto" w:line="240" w:before="0" w:after="0"/>
                         <w:ind w:hanging="0" w:start="0" w:end="0"/>
                         <w:jc w:val="start"/>
@@ -3257,7 +3250,7 @@
                 <wp:positionV relativeFrom="paragraph">
                   <wp:posOffset>-37465</wp:posOffset>
                 </wp:positionV>
-                <wp:extent cx="1485265" cy="488315"/>
+                <wp:extent cx="1788795" cy="488315"/>
                 <wp:effectExtent l="0" t="0" r="0" b="0"/>
                 <wp:wrapNone/>
                 <wp:docPr id="25" name="Text Frame 18"/>
@@ -3268,7 +3261,7 @@
                       <wps:spPr>
                         <a:xfrm>
                           <a:off x="0" y="0"/>
-                          <a:ext cx="1485360" cy="488160"/>
+                          <a:ext cx="1788840" cy="488160"/>
                         </a:xfrm>
                         <a:prstGeom prst="rect">
                           <a:avLst/>
@@ -3320,7 +3313,7 @@
           </mc:Choice>
           <mc:Fallback>
             <w:pict>
-              <v:rect id="shape_0" stroked="f" o:allowincell="f" style="position:absolute;margin-left:310.6pt;margin-top:-2.95pt;width:116.9pt;height:38.4pt;mso-wrap-style:square;v-text-anchor:top" wp14:anchorId="58D8629F">
+              <v:rect id="shape_0" stroked="f" o:allowincell="f" style="position:absolute;margin-left:310.6pt;margin-top:-2.95pt;width:140.8pt;height:38.4pt;mso-wrap-style:square;v-text-anchor:top" wp14:anchorId="58D8629F">
                 <v:fill o:detectmouseclick="t" on="false"/>
                 <v:stroke color="#3465a4" joinstyle="round" endcap="flat"/>
                 <v:textbox>
@@ -5359,7 +5352,7 @@
                         <w:txbxContent>
                           <w:p>
                             <w:pPr>
-                              <w:pStyle w:val="FrameContents"/>
+                              <w:pStyle w:val="FrameContentsuser"/>
                               <w:spacing w:lineRule="auto" w:line="240" w:before="0" w:after="0"/>
                               <w:ind w:hanging="0" w:start="0" w:end="0"/>
                               <w:jc w:val="start"/>
@@ -5393,7 +5386,7 @@
                   <w:txbxContent>
                     <w:p>
                       <w:pPr>
-                        <w:pStyle w:val="FrameContents"/>
+                        <w:pStyle w:val="FrameContentsuser"/>
                         <w:spacing w:lineRule="auto" w:line="240" w:before="0" w:after="0"/>
                         <w:ind w:hanging="0" w:start="0" w:end="0"/>
                         <w:jc w:val="start"/>
@@ -5622,7 +5615,7 @@
                         <w:txbxContent>
                           <w:p>
                             <w:pPr>
-                              <w:pStyle w:val="FrameContents"/>
+                              <w:pStyle w:val="FrameContentsuser"/>
                               <w:spacing w:lineRule="auto" w:line="240" w:before="0" w:after="0"/>
                               <w:ind w:hanging="0" w:start="0" w:end="0"/>
                               <w:jc w:val="start"/>
@@ -5656,7 +5649,7 @@
                   <w:txbxContent>
                     <w:p>
                       <w:pPr>
-                        <w:pStyle w:val="FrameContents"/>
+                        <w:pStyle w:val="FrameContentsuser"/>
                         <w:spacing w:lineRule="auto" w:line="240" w:before="0" w:after="0"/>
                         <w:ind w:hanging="0" w:start="0" w:end="0"/>
                         <w:jc w:val="start"/>
@@ -7607,7 +7600,7 @@
                         <w:txbxContent>
                           <w:p>
                             <w:pPr>
-                              <w:pStyle w:val="FrameContents"/>
+                              <w:pStyle w:val="FrameContentsuser"/>
                               <w:spacing w:lineRule="auto" w:line="240" w:before="0" w:after="0"/>
                               <w:ind w:hanging="0" w:start="0" w:end="0"/>
                               <w:jc w:val="start"/>
@@ -7641,7 +7634,7 @@
                   <w:txbxContent>
                     <w:p>
                       <w:pPr>
-                        <w:pStyle w:val="FrameContents"/>
+                        <w:pStyle w:val="FrameContentsuser"/>
                         <w:spacing w:lineRule="auto" w:line="240" w:before="0" w:after="0"/>
                         <w:ind w:hanging="0" w:start="0" w:end="0"/>
                         <w:jc w:val="start"/>
@@ -8123,7 +8116,7 @@
                         <w:txbxContent>
                           <w:p>
                             <w:pPr>
-                              <w:pStyle w:val="FrameContents"/>
+                              <w:pStyle w:val="FrameContentsuser"/>
                               <w:spacing w:lineRule="auto" w:line="240" w:before="0" w:after="0"/>
                               <w:ind w:hanging="0" w:start="0" w:end="0"/>
                               <w:jc w:val="start"/>
@@ -8157,7 +8150,7 @@
                   <w:txbxContent>
                     <w:p>
                       <w:pPr>
-                        <w:pStyle w:val="FrameContents"/>
+                        <w:pStyle w:val="FrameContentsuser"/>
                         <w:spacing w:lineRule="auto" w:line="240" w:before="0" w:after="0"/>
                         <w:ind w:hanging="0" w:start="0" w:end="0"/>
                         <w:jc w:val="start"/>
@@ -9382,15 +9375,15 @@
       <w:szCs w:val="48"/>
     </w:rPr>
   </w:style>
-  <w:style w:type="paragraph" w:styleId="FrameContentsuser" w:customStyle="1">
-    <w:name w:val="Frame Contents (user)"/>
+  <w:style w:type="paragraph" w:styleId="FrameContents" w:customStyle="1">
+    <w:name w:val="Frame Contents"/>
     <w:basedOn w:val="Normal"/>
     <w:qFormat/>
     <w:pPr/>
     <w:rPr/>
   </w:style>
-  <w:style w:type="paragraph" w:styleId="FrameContents">
-    <w:name w:val="Frame Contents"/>
+  <w:style w:type="paragraph" w:styleId="FrameContentsuser">
+    <w:name w:val="Frame Contents (user)"/>
     <w:basedOn w:val="Normal"/>
     <w:qFormat/>
     <w:pPr/>

--- a/warrant_form/resources/reqform_template.docx
+++ b/warrant_form/resources/reqform_template.docx
@@ -1,20 +1,20 @@
 
 <file path=word/document.xml><?xml version="1.0" encoding="utf-8"?>
-<w:document xmlns:o="urn:schemas-microsoft-com:office:office" xmlns:r="http://schemas.openxmlformats.org/officeDocument/2006/relationships" xmlns:v="urn:schemas-microsoft-com:vml" xmlns:w="http://schemas.openxmlformats.org/wordprocessingml/2006/main" xmlns:w10="urn:schemas-microsoft-com:office:word" xmlns:wp="http://schemas.openxmlformats.org/drawingml/2006/wordprocessingDrawing" xmlns:pic="http://schemas.openxmlformats.org/drawingml/2006/picture" xmlns:wps="http://schemas.microsoft.com/office/word/2010/wordprocessingShape" xmlns:wpg="http://schemas.microsoft.com/office/word/2010/wordprocessingGroup" xmlns:mc="http://schemas.openxmlformats.org/markup-compatibility/2006" xmlns:wp14="http://schemas.microsoft.com/office/word/2010/wordprocessingDrawing" xmlns:w14="http://schemas.microsoft.com/office/word/2010/wordml" xmlns:w15="http://schemas.microsoft.com/office/word/2012/wordml" mc:Ignorable="w14 wp14 w15">
+<w:document xmlns:wpc="http://schemas.microsoft.com/office/word/2010/wordprocessingCanvas" xmlns:cx="http://schemas.microsoft.com/office/drawing/2014/chartex" xmlns:cx1="http://schemas.microsoft.com/office/drawing/2015/9/8/chartex" xmlns:cx2="http://schemas.microsoft.com/office/drawing/2015/10/21/chartex" xmlns:cx3="http://schemas.microsoft.com/office/drawing/2016/5/9/chartex" xmlns:cx4="http://schemas.microsoft.com/office/drawing/2016/5/10/chartex" xmlns:cx5="http://schemas.microsoft.com/office/drawing/2016/5/11/chartex" xmlns:cx6="http://schemas.microsoft.com/office/drawing/2016/5/12/chartex" xmlns:cx7="http://schemas.microsoft.com/office/drawing/2016/5/13/chartex" xmlns:cx8="http://schemas.microsoft.com/office/drawing/2016/5/14/chartex" xmlns:mc="http://schemas.openxmlformats.org/markup-compatibility/2006" xmlns:aink="http://schemas.microsoft.com/office/drawing/2016/ink" xmlns:am3d="http://schemas.microsoft.com/office/drawing/2017/model3d" xmlns:o="urn:schemas-microsoft-com:office:office" xmlns:oel="http://schemas.microsoft.com/office/2019/extlst" xmlns:r="http://schemas.openxmlformats.org/officeDocument/2006/relationships" xmlns:m="http://schemas.openxmlformats.org/officeDocument/2006/math" xmlns:v="urn:schemas-microsoft-com:vml" xmlns:wp14="http://schemas.microsoft.com/office/word/2010/wordprocessingDrawing" xmlns:wp="http://schemas.openxmlformats.org/drawingml/2006/wordprocessingDrawing" xmlns:w10="urn:schemas-microsoft-com:office:word" xmlns:w="http://schemas.openxmlformats.org/wordprocessingml/2006/main" xmlns:w14="http://schemas.microsoft.com/office/word/2010/wordml" xmlns:w15="http://schemas.microsoft.com/office/word/2012/wordml" xmlns:w16cex="http://schemas.microsoft.com/office/word/2018/wordml/cex" xmlns:w16cid="http://schemas.microsoft.com/office/word/2016/wordml/cid" xmlns:w16="http://schemas.microsoft.com/office/word/2018/wordml" xmlns:w16du="http://schemas.microsoft.com/office/word/2023/wordml/word16du" xmlns:w16sdtdh="http://schemas.microsoft.com/office/word/2020/wordml/sdtdatahash" xmlns:w16sdtfl="http://schemas.microsoft.com/office/word/2024/wordml/sdtformatlock" xmlns:w16se="http://schemas.microsoft.com/office/word/2015/wordml/symex" xmlns:wpg="http://schemas.microsoft.com/office/word/2010/wordprocessingGroup" xmlns:wpi="http://schemas.microsoft.com/office/word/2010/wordprocessingInk" xmlns:wne="http://schemas.microsoft.com/office/word/2006/wordml" xmlns:wps="http://schemas.microsoft.com/office/word/2010/wordprocessingShape" mc:Ignorable="w14 w15 w16se w16cid w16 w16cex w16sdtdh w16sdtfl w16du wp14">
   <w:body>
     <w:p>
       <w:pPr>
         <w:pStyle w:val="Normal1"/>
-        <w:spacing w:lineRule="atLeast" w:line="198" w:before="0" w:after="198"/>
-        <w:jc w:val="center"/>
-        <w:rPr/>
+        <w:spacing w:after="198" w:line="198" w:lineRule="atLeast"/>
       </w:pPr>
       <w:r>
-        <w:rPr/>
+        <w:rPr>
+          <w:noProof/>
+        </w:rPr>
         <mc:AlternateContent>
           <mc:Choice Requires="wps">
             <w:drawing>
-              <wp:anchor distT="635" distB="0" distL="635" distR="0" simplePos="0" relativeHeight="3" behindDoc="1" locked="0" layoutInCell="1" allowOverlap="1" wp14:anchorId="2899E25E">
+              <wp:anchor distT="635" distB="0" distL="635" distR="0" simplePos="0" relativeHeight="3" behindDoc="1" locked="0" layoutInCell="1" allowOverlap="1" wp14:anchorId="2899E25E" wp14:editId="0CC38477">
                 <wp:simplePos x="0" y="0"/>
                 <wp:positionH relativeFrom="column">
                   <wp:posOffset>-194310</wp:posOffset>
@@ -26,6 +26,7 @@
                 <wp:effectExtent l="635" t="635" r="0" b="0"/>
                 <wp:wrapNone/>
                 <wp:docPr id="1" name="Shape 4"/>
+                <wp:cNvGraphicFramePr/>
                 <a:graphic xmlns:a="http://schemas.openxmlformats.org/drawingml/2006/main">
                   <a:graphicData uri="http://schemas.microsoft.com/office/word/2010/wordprocessingShape">
                     <wps:wsp>
@@ -39,16 +40,22 @@
                           <a:avLst/>
                         </a:prstGeom>
                         <a:solidFill>
-                          <a:srgbClr val="ffffff"/>
+                          <a:srgbClr val="FFFFFF"/>
                         </a:solidFill>
                         <a:ln w="0">
                           <a:noFill/>
                         </a:ln>
                       </wps:spPr>
                       <wps:style>
-                        <a:lnRef idx="0"/>
-                        <a:fillRef idx="0"/>
-                        <a:effectRef idx="0"/>
+                        <a:lnRef idx="0">
+                          <a:scrgbClr r="0" g="0" b="0"/>
+                        </a:lnRef>
+                        <a:fillRef idx="0">
+                          <a:scrgbClr r="0" g="0" b="0"/>
+                        </a:fillRef>
+                        <a:effectRef idx="0">
+                          <a:scrgbClr r="0" g="0" b="0"/>
+                        </a:effectRef>
                         <a:fontRef idx="minor"/>
                       </wps:style>
                       <wps:txbx>
@@ -56,9 +63,9 @@
                           <w:p>
                             <w:pPr>
                               <w:pStyle w:val="FrameContents"/>
-                              <w:spacing w:lineRule="auto" w:line="276"/>
-                              <w:rPr>
-                                <w:rFonts w:ascii="TH SarabunIT๙" w:hAnsi="TH SarabunIT๙" w:eastAsia="Sarabun" w:cs="TH SarabunIT๙"/>
+                              <w:spacing w:line="276" w:lineRule="auto"/>
+                              <w:rPr>
+                                <w:rFonts w:ascii="TH SarabunIT๙" w:eastAsia="Sarabun" w:hAnsi="TH SarabunIT๙" w:cs="TH SarabunIT๙"/>
                                 <w:color w:val="000000"/>
                                 <w:sz w:val="34"/>
                                 <w:szCs w:val="34"/>
@@ -66,7 +73,7 @@
                             </w:pPr>
                             <w:r>
                               <w:rPr>
-                                <w:rFonts w:ascii="TH SarabunIT๙" w:hAnsi="TH SarabunIT๙" w:eastAsia="Sarabun" w:cs="TH SarabunIT๙"/>
+                                <w:rFonts w:ascii="TH SarabunIT๙" w:eastAsia="Sarabun" w:hAnsi="TH SarabunIT๙" w:cs="TH SarabunIT๙"/>
                                 <w:color w:val="000000"/>
                                 <w:sz w:val="34"/>
                                 <w:szCs w:val="34"/>
@@ -77,9 +84,9 @@
                           <w:p>
                             <w:pPr>
                               <w:pStyle w:val="FrameContents"/>
-                              <w:spacing w:lineRule="auto" w:line="276"/>
-                              <w:rPr>
-                                <w:rFonts w:ascii="TH SarabunIT๙" w:hAnsi="TH SarabunIT๙" w:eastAsia="Sarabun" w:cs="TH SarabunIT๙"/>
+                              <w:spacing w:line="276" w:lineRule="auto"/>
+                              <w:rPr>
+                                <w:rFonts w:ascii="TH SarabunIT๙" w:eastAsia="Sarabun" w:hAnsi="TH SarabunIT๙" w:cs="TH SarabunIT๙"/>
                                 <w:color w:val="000000"/>
                                 <w:sz w:val="34"/>
                                 <w:szCs w:val="34"/>
@@ -87,7 +94,7 @@
                             </w:pPr>
                             <w:r>
                               <w:rPr>
-                                <w:rFonts w:ascii="TH SarabunIT๙" w:hAnsi="TH SarabunIT๙" w:eastAsia="Sarabun" w:cs="TH SarabunIT๙"/>
+                                <w:rFonts w:ascii="TH SarabunIT๙" w:eastAsia="Sarabun" w:hAnsi="TH SarabunIT๙" w:cs="TH SarabunIT๙"/>
                                 <w:color w:val="000000"/>
                                 <w:sz w:val="34"/>
                                 <w:szCs w:val="34"/>
@@ -98,42 +105,40 @@
                           <w:p>
                             <w:pPr>
                               <w:pStyle w:val="FrameContents"/>
-                              <w:spacing w:lineRule="auto" w:line="276"/>
+                              <w:spacing w:line="276" w:lineRule="auto"/>
                               <w:rPr>
                                 <w:rFonts w:ascii="TH SarabunIT๙" w:hAnsi="TH SarabunIT๙" w:cs="TH SarabunIT๙"/>
                                 <w:sz w:val="34"/>
                                 <w:szCs w:val="34"/>
                               </w:rPr>
                             </w:pPr>
-                            <w:r>
-                              <w:rPr>
-                                <w:rFonts w:cs="TH SarabunIT๙" w:ascii="TH SarabunIT๙" w:hAnsi="TH SarabunIT๙"/>
-                                <w:color w:val="000000"/>
-                                <w:sz w:val="34"/>
-                                <w:szCs w:val="34"/>
-                              </w:rPr>
-                            </w:r>
                           </w:p>
                           <w:p>
                             <w:pPr>
                               <w:pStyle w:val="FrameContents"/>
-                              <w:spacing w:lineRule="auto" w:line="276"/>
-                              <w:rPr/>
+                              <w:spacing w:line="276" w:lineRule="auto"/>
                             </w:pPr>
                             <w:r>
                               <w:rPr>
-                                <w:rFonts w:eastAsia="Sarabun" w:cs="TH SarabunIT๙" w:ascii="TH SarabunIT๙" w:hAnsi="TH SarabunIT๙"/>
+                                <w:rFonts w:ascii="TH SarabunIT๙" w:eastAsia="Sarabun" w:hAnsi="TH SarabunIT๙" w:cs="TH SarabunIT๙"/>
                                 <w:color w:val="000000"/>
                                 <w:sz w:val="34"/>
                                 <w:szCs w:val="34"/>
                               </w:rPr>
                               <w:t>................................</w:t>
+                            </w:r>
+                            <w:r>
+                              <w:rPr>
+                                <w:rFonts w:ascii="TH SarabunIT๙" w:eastAsia="Sarabun" w:hAnsi="TH SarabunIT๙" w:cs="TH SarabunIT๙"/>
+                                <w:color w:val="000000"/>
+                                <w:sz w:val="34"/>
+                                <w:szCs w:val="34"/>
+                              </w:rPr>
                               <w:br/>
                             </w:r>
                             <w:r>
                               <w:rPr>
-                                <w:rFonts w:ascii="TH SarabunIT๙" w:hAnsi="TH SarabunIT๙" w:eastAsia="Sarabun" w:cs="TH SarabunIT๙"/>
-                                <w:b/>
+                                <w:rFonts w:ascii="TH SarabunIT๙" w:eastAsia="Sarabun" w:hAnsi="TH SarabunIT๙" w:cs="TH SarabunIT๙"/>
                                 <w:b/>
                                 <w:color w:val="000000"/>
                                 <w:sz w:val="34"/>
@@ -153,7 +158,7 @@
               </wp:anchor>
             </w:drawing>
           </mc:Choice>
-          <mc:Fallback>
+          <mc:Fallback xmlns:pic="http://schemas.openxmlformats.org/drawingml/2006/picture">
             <w:pict>
               <v:rect id="shape_0" fillcolor="white" stroked="f" o:allowincell="f" style="position:absolute;margin-left:-15.3pt;margin-top:54.1pt;width:157.2pt;height:113.2pt;mso-wrap-style:square;v-text-anchor:top" wp14:anchorId="2899E25E">
                 <v:fill o:detectmouseclick="t" type="solid" color2="black"/>
@@ -256,10 +261,15 @@
             </w:pict>
           </mc:Fallback>
         </mc:AlternateContent>
+      </w:r>
+      <w:r>
+        <w:rPr>
+          <w:noProof/>
+        </w:rPr>
         <mc:AlternateContent>
           <mc:Choice Requires="wps">
             <w:drawing>
-              <wp:anchor distT="0" distB="0" distL="0" distR="0" simplePos="0" relativeHeight="17" behindDoc="0" locked="0" layoutInCell="1" allowOverlap="1" wp14:anchorId="6313861C">
+              <wp:anchor distT="0" distB="0" distL="0" distR="0" simplePos="0" relativeHeight="17" behindDoc="0" locked="0" layoutInCell="1" allowOverlap="1" wp14:anchorId="6313861C" wp14:editId="43BD78CF">
                 <wp:simplePos x="0" y="0"/>
                 <wp:positionH relativeFrom="column">
                   <wp:posOffset>-189865</wp:posOffset>
@@ -271,6 +281,7 @@
                 <wp:effectExtent l="0" t="0" r="0" b="0"/>
                 <wp:wrapNone/>
                 <wp:docPr id="2" name="Shape 2"/>
+                <wp:cNvGraphicFramePr/>
                 <a:graphic xmlns:a="http://schemas.openxmlformats.org/drawingml/2006/main">
                   <a:graphicData uri="http://schemas.microsoft.com/office/word/2010/wordprocessingShape">
                     <wps:wsp>
@@ -284,16 +295,22 @@
                           <a:avLst/>
                         </a:prstGeom>
                         <a:solidFill>
-                          <a:srgbClr val="ffffff"/>
+                          <a:srgbClr val="FFFFFF"/>
                         </a:solidFill>
                         <a:ln w="0">
                           <a:noFill/>
                         </a:ln>
                       </wps:spPr>
                       <wps:style>
-                        <a:lnRef idx="0"/>
-                        <a:fillRef idx="0"/>
-                        <a:effectRef idx="0"/>
+                        <a:lnRef idx="0">
+                          <a:scrgbClr r="0" g="0" b="0"/>
+                        </a:lnRef>
+                        <a:fillRef idx="0">
+                          <a:scrgbClr r="0" g="0" b="0"/>
+                        </a:fillRef>
+                        <a:effectRef idx="0">
+                          <a:scrgbClr r="0" g="0" b="0"/>
+                        </a:effectRef>
                         <a:fontRef idx="minor"/>
                       </wps:style>
                       <wps:txbx>
@@ -301,9 +318,9 @@
                           <w:p>
                             <w:pPr>
                               <w:pStyle w:val="FrameContents"/>
-                              <w:spacing w:lineRule="auto" w:line="276"/>
-                              <w:rPr>
-                                <w:rFonts w:ascii="TH SarabunIT๙" w:hAnsi="TH SarabunIT๙" w:eastAsia="Sarabun" w:cs="TH SarabunIT๙"/>
+                              <w:spacing w:line="276" w:lineRule="auto"/>
+                              <w:rPr>
+                                <w:rFonts w:ascii="TH SarabunIT๙" w:eastAsia="Sarabun" w:hAnsi="TH SarabunIT๙" w:cs="TH SarabunIT๙"/>
                                 <w:color w:val="000000"/>
                                 <w:sz w:val="34"/>
                                 <w:szCs w:val="34"/>
@@ -311,41 +328,22 @@
                             </w:pPr>
                             <w:r>
                               <w:rPr>
-                                <w:rFonts w:eastAsia="Sarabun" w:cs="TH SarabunIT๙" w:ascii="TH SarabunIT๙" w:hAnsi="TH SarabunIT๙"/>
-                                <w:color w:val="000000"/>
-                                <w:sz w:val="34"/>
-                                <w:szCs w:val="34"/>
-                              </w:rPr>
-                              <w:t>(</w:t>
-                            </w:r>
-                            <w:r>
-                              <w:rPr>
-                                <w:rFonts w:ascii="TH SarabunIT๙" w:hAnsi="TH SarabunIT๙" w:eastAsia="Sarabun" w:cs="TH SarabunIT๙"/>
-                                <w:color w:val="000000"/>
-                                <w:sz w:val="34"/>
-                                <w:szCs w:val="34"/>
-                              </w:rPr>
-                              <w:t>คำร้อง</w:t>
-                            </w:r>
-                            <w:r>
-                              <w:rPr>
-                                <w:rFonts w:eastAsia="Sarabun" w:cs="TH SarabunIT๙" w:ascii="TH SarabunIT๙" w:hAnsi="TH SarabunIT๙"/>
-                                <w:color w:val="000000"/>
-                                <w:sz w:val="34"/>
-                                <w:szCs w:val="34"/>
-                              </w:rPr>
-                              <w:t>)</w:t>
+                                <w:rFonts w:ascii="TH SarabunIT๙" w:eastAsia="Sarabun" w:hAnsi="TH SarabunIT๙" w:cs="TH SarabunIT๙"/>
+                                <w:color w:val="000000"/>
+                                <w:sz w:val="34"/>
+                                <w:szCs w:val="34"/>
+                              </w:rPr>
+                              <w:t>(คำร้อง)</w:t>
                             </w:r>
                           </w:p>
                           <w:p>
                             <w:pPr>
                               <w:pStyle w:val="FrameContents"/>
-                              <w:spacing w:lineRule="auto" w:line="276"/>
-                              <w:rPr/>
+                              <w:spacing w:line="276" w:lineRule="auto"/>
                             </w:pPr>
                             <w:r>
                               <w:rPr>
-                                <w:rFonts w:ascii="TH SarabunIT๙" w:hAnsi="TH SarabunIT๙" w:eastAsia="Sarabun" w:cs="TH SarabunIT๙"/>
+                                <w:rFonts w:ascii="TH SarabunIT๙" w:eastAsia="Sarabun" w:hAnsi="TH SarabunIT๙" w:cs="TH SarabunIT๙"/>
                                 <w:color w:val="000000"/>
                                 <w:sz w:val="34"/>
                                 <w:szCs w:val="34"/>
@@ -364,7 +362,7 @@
               </wp:anchor>
             </w:drawing>
           </mc:Choice>
-          <mc:Fallback>
+          <mc:Fallback xmlns:pic="http://schemas.openxmlformats.org/drawingml/2006/picture">
             <w:pict>
               <v:rect id="shape_0" fillcolor="white" stroked="f" o:allowincell="f" style="position:absolute;margin-left:-14.95pt;margin-top:-0.6pt;width:100.55pt;height:52.85pt;mso-wrap-style:square;v-text-anchor:top" wp14:anchorId="6313861C">
                 <v:fill o:detectmouseclick="t" type="solid" color2="black"/>
@@ -433,8 +431,13 @@
             </w:pict>
           </mc:Fallback>
         </mc:AlternateContent>
+      </w:r>
+      <w:r>
+        <w:rPr>
+          <w:noProof/>
+        </w:rPr>
         <w:drawing>
-          <wp:inline distT="0" distB="0" distL="0" distR="0">
+          <wp:inline distT="0" distB="0" distL="0" distR="0" wp14:anchorId="56D08426" wp14:editId="186A95AD">
             <wp:extent cx="1066800" cy="1104900"/>
             <wp:effectExtent l="0" t="0" r="0" b="0"/>
             <wp:docPr id="3" name="image1.png"/>
@@ -451,7 +454,7 @@
                     </pic:cNvPicPr>
                   </pic:nvPicPr>
                   <pic:blipFill>
-                    <a:blip r:embed="rId2"/>
+                    <a:blip r:embed="rId5"/>
                     <a:stretch>
                       <a:fillRect/>
                     </a:stretch>
@@ -477,50 +480,50 @@
       <w:pPr>
         <w:pStyle w:val="Normal1"/>
         <w:tabs>
-          <w:tab w:val="clear" w:pos="720"/>
-          <w:tab w:val="left" w:pos="4536" w:leader="none"/>
+          <w:tab w:val="left" w:pos="4536"/>
         </w:tabs>
-        <w:spacing w:lineRule="atLeast" w:line="198" w:before="0" w:after="198"/>
-        <w:rPr/>
+        <w:spacing w:after="198" w:line="198" w:lineRule="atLeast"/>
       </w:pPr>
       <w:r>
         <w:rPr>
-          <w:rFonts w:cs="TH SarabunIT๙"/>
           <w:sz w:val="34"/>
           <w:szCs w:val="34"/>
         </w:rPr>
         <w:tab/>
+      </w:r>
+      <w:r>
+        <w:rPr>
+          <w:sz w:val="34"/>
+          <w:szCs w:val="34"/>
+        </w:rPr>
         <w:tab/>
       </w:r>
-      <w:r>
-        <w:rPr>
-          <w:rFonts w:ascii="TH SarabunIT๙" w:hAnsi="TH SarabunIT๙" w:eastAsia="Sarabun" w:hint="cs"/>
-          <w:sz w:val="34"/>
-          <w:szCs w:val="34"/>
-        </w:rPr>
-        <w:t>คดีหมายเลขดำที่  จ</w:t>
-      </w:r>
-      <w:r>
-        <w:rPr>
-          <w:rFonts w:eastAsia="Sarabun" w:cs="TH SarabunIT๙" w:hint="cs"/>
-          <w:sz w:val="34"/>
-          <w:szCs w:val="34"/>
-        </w:rPr>
-        <w:t>......................./</w:t>
-      </w:r>
-      <w:r>
-        <w:rPr>
-          <w:rFonts w:ascii="TH SarabunIT๙" w:hAnsi="TH SarabunIT๙" w:eastAsia="Sarabun" w:hint="cs"/>
-          <w:sz w:val="34"/>
-          <w:szCs w:val="34"/>
-        </w:rPr>
-        <w:t>๒๕</w:t>
-      </w:r>
-      <w:r>
+      <w:proofErr w:type="gramStart"/>
+      <w:r>
+        <w:rPr>
+          <w:rFonts w:eastAsia="Sarabun" w:hint="cs"/>
+          <w:sz w:val="34"/>
+          <w:szCs w:val="34"/>
+        </w:rPr>
+        <w:t>คดีหมายเลขดำที่  จ.</w:t>
+      </w:r>
+      <w:proofErr w:type="gramEnd"/>
+      <w:r>
+        <w:rPr>
+          <w:rFonts w:eastAsia="Sarabun" w:hint="cs"/>
+          <w:sz w:val="34"/>
+          <w:szCs w:val="34"/>
+        </w:rPr>
+        <w:t>....................../๒๕</w:t>
+      </w:r>
+      <w:r>
+        <w:rPr>
+          <w:noProof/>
+        </w:rPr>
         <mc:AlternateContent>
           <mc:Choice Requires="wps">
             <w:drawing>
-              <wp:anchor distT="0" distB="0" distL="0" distR="0" simplePos="0" relativeHeight="91" behindDoc="0" locked="0" layoutInCell="1" allowOverlap="1" wp14:anchorId="65B13EF3">
+              <wp:anchor distT="0" distB="0" distL="0" distR="0" simplePos="0" relativeHeight="91" behindDoc="0" locked="0" layoutInCell="1" allowOverlap="1" wp14:anchorId="65B13EF3" wp14:editId="4BFCC897">
                 <wp:simplePos x="0" y="0"/>
                 <wp:positionH relativeFrom="column">
                   <wp:posOffset>4337685</wp:posOffset>
@@ -532,6 +535,7 @@
                 <wp:effectExtent l="0" t="0" r="0" b="0"/>
                 <wp:wrapNone/>
                 <wp:docPr id="4" name="Text Frame 1"/>
+                <wp:cNvGraphicFramePr/>
                 <a:graphic xmlns:a="http://schemas.openxmlformats.org/drawingml/2006/main">
                   <a:graphicData uri="http://schemas.microsoft.com/office/word/2010/wordprocessingShape">
                     <wps:wsp>
@@ -550,9 +554,15 @@
                         </a:ln>
                       </wps:spPr>
                       <wps:style>
-                        <a:lnRef idx="0"/>
-                        <a:fillRef idx="0"/>
-                        <a:effectRef idx="0"/>
+                        <a:lnRef idx="0">
+                          <a:scrgbClr r="0" g="0" b="0"/>
+                        </a:lnRef>
+                        <a:fillRef idx="0">
+                          <a:scrgbClr r="0" g="0" b="0"/>
+                        </a:fillRef>
+                        <a:effectRef idx="0">
+                          <a:scrgbClr r="0" g="0" b="0"/>
+                        </a:effectRef>
                         <a:fontRef idx="minor"/>
                       </wps:style>
                       <wps:txbx>
@@ -560,23 +570,39 @@
                           <w:p>
                             <w:pPr>
                               <w:pStyle w:val="Normal1"/>
-                              <w:widowControl/>
-                              <w:suppressAutoHyphens w:val="true"/>
-                              <w:bidi w:val="0"/>
-                              <w:spacing w:lineRule="auto" w:line="276" w:before="0" w:after="200"/>
-                              <w:jc w:val="center"/>
-                              <w:rPr/>
                             </w:pPr>
-                            <w:r>
-                              <w:rPr>
-                                <w:color w:val="000000"/>
-                              </w:rPr>
-                              <w:t>{{ req_form_number }}</w:t>
+                            <w:proofErr w:type="gramStart"/>
+                            <w:r>
+                              <w:rPr>
+                                <w:color w:val="000000"/>
+                              </w:rPr>
+                              <w:t>{{ req</w:t>
+                            </w:r>
+                            <w:proofErr w:type="gramEnd"/>
+                            <w:r>
+                              <w:rPr>
+                                <w:color w:val="000000"/>
+                              </w:rPr>
+                              <w:t>_form_</w:t>
+                            </w:r>
+                            <w:proofErr w:type="gramStart"/>
+                            <w:r>
+                              <w:rPr>
+                                <w:color w:val="000000"/>
+                              </w:rPr>
+                              <w:t>number }</w:t>
+                            </w:r>
+                            <w:proofErr w:type="gramEnd"/>
+                            <w:r>
+                              <w:rPr>
+                                <w:color w:val="000000"/>
+                              </w:rPr>
+                              <w:t>}</w:t>
                             </w:r>
                           </w:p>
                         </w:txbxContent>
                       </wps:txbx>
-                      <wps:bodyPr lIns="0" rIns="0" tIns="0" bIns="0" anchor="t">
+                      <wps:bodyPr lIns="0" tIns="0" rIns="0" bIns="0" anchor="t">
                         <a:noAutofit/>
                       </wps:bodyPr>
                     </wps:wsp>
@@ -585,7 +611,7 @@
               </wp:anchor>
             </w:drawing>
           </mc:Choice>
-          <mc:Fallback>
+          <mc:Fallback xmlns:pic="http://schemas.openxmlformats.org/drawingml/2006/picture">
             <w:pict>
               <v:rect id="shape_0" stroked="f" o:allowincell="f" style="position:absolute;margin-left:341.55pt;margin-top:-2.9pt;width:71.3pt;height:38.4pt;mso-wrap-style:square;v-text-anchor:top" wp14:anchorId="65B13EF3">
                 <v:fill o:detectmouseclick="t" on="false"/>
@@ -616,10 +642,15 @@
             </w:pict>
           </mc:Fallback>
         </mc:AlternateContent>
+      </w:r>
+      <w:r>
+        <w:rPr>
+          <w:noProof/>
+        </w:rPr>
         <mc:AlternateContent>
           <mc:Choice Requires="wps">
             <w:drawing>
-              <wp:anchor distT="0" distB="0" distL="0" distR="0" simplePos="0" relativeHeight="93" behindDoc="0" locked="0" layoutInCell="1" allowOverlap="1" wp14:anchorId="413DEFBA">
+              <wp:anchor distT="0" distB="0" distL="0" distR="0" simplePos="0" relativeHeight="93" behindDoc="0" locked="0" layoutInCell="1" allowOverlap="1" wp14:anchorId="413DEFBA" wp14:editId="3BA83248">
                 <wp:simplePos x="0" y="0"/>
                 <wp:positionH relativeFrom="column">
                   <wp:posOffset>5501640</wp:posOffset>
@@ -631,6 +662,7 @@
                 <wp:effectExtent l="0" t="0" r="0" b="0"/>
                 <wp:wrapNone/>
                 <wp:docPr id="5" name="Text Frame 2"/>
+                <wp:cNvGraphicFramePr/>
                 <a:graphic xmlns:a="http://schemas.openxmlformats.org/drawingml/2006/main">
                   <a:graphicData uri="http://schemas.microsoft.com/office/word/2010/wordprocessingShape">
                     <wps:wsp>
@@ -649,9 +681,15 @@
                         </a:ln>
                       </wps:spPr>
                       <wps:style>
-                        <a:lnRef idx="0"/>
-                        <a:fillRef idx="0"/>
-                        <a:effectRef idx="0"/>
+                        <a:lnRef idx="0">
+                          <a:scrgbClr r="0" g="0" b="0"/>
+                        </a:lnRef>
+                        <a:fillRef idx="0">
+                          <a:scrgbClr r="0" g="0" b="0"/>
+                        </a:fillRef>
+                        <a:effectRef idx="0">
+                          <a:scrgbClr r="0" g="0" b="0"/>
+                        </a:effectRef>
                         <a:fontRef idx="minor"/>
                       </wps:style>
                       <wps:txbx>
@@ -659,25 +697,47 @@
                           <w:p>
                             <w:pPr>
                               <w:pStyle w:val="Normal1"/>
-                              <w:widowControl/>
-                              <w:suppressAutoHyphens w:val="true"/>
-                              <w:bidi w:val="0"/>
-                              <w:spacing w:lineRule="auto" w:line="276" w:before="0" w:after="200"/>
-                              <w:jc w:val="center"/>
-                              <w:rPr/>
                             </w:pPr>
-                            <w:r>
-                              <w:rPr>
-                                <w:color w:val="000000"/>
-                                <w:sz w:val="34"/>
-                                <w:szCs w:val="34"/>
-                              </w:rPr>
-                              <w:t>{{ req_year }}</w:t>
+                            <w:proofErr w:type="gramStart"/>
+                            <w:r>
+                              <w:rPr>
+                                <w:color w:val="000000"/>
+                                <w:sz w:val="34"/>
+                                <w:szCs w:val="34"/>
+                              </w:rPr>
+                              <w:t>{{ req</w:t>
+                            </w:r>
+                            <w:proofErr w:type="gramEnd"/>
+                            <w:r>
+                              <w:rPr>
+                                <w:color w:val="000000"/>
+                                <w:sz w:val="34"/>
+                                <w:szCs w:val="34"/>
+                              </w:rPr>
+                              <w:t>_</w:t>
+                            </w:r>
+                            <w:proofErr w:type="gramStart"/>
+                            <w:r>
+                              <w:rPr>
+                                <w:color w:val="000000"/>
+                                <w:sz w:val="34"/>
+                                <w:szCs w:val="34"/>
+                              </w:rPr>
+                              <w:t>year }</w:t>
+                            </w:r>
+                            <w:proofErr w:type="gramEnd"/>
+                            <w:r>
+                              <w:rPr>
+                                <w:color w:val="000000"/>
+                                <w:sz w:val="34"/>
+                                <w:szCs w:val="34"/>
+                              </w:rPr>
+                              <w:t>}</w:t>
                             </w:r>
                           </w:p>
                         </w:txbxContent>
                       </wps:txbx>
-                      <wps:bodyPr lIns="0" rIns="0" tIns="0" bIns="0" anchor="t">
+                      <wps:bodyPr lIns="0" tIns="0" rIns="0" bIns="0" anchor="t">
                         <a:noAutofit/>
                       </wps:bodyPr>
                     </wps:wsp>
@@ -686,7 +746,7 @@
               </wp:anchor>
             </w:drawing>
           </mc:Choice>
-          <mc:Fallback>
+          <mc:Fallback xmlns:pic="http://schemas.openxmlformats.org/drawingml/2006/picture">
             <w:pict>
               <v:rect id="shape_0" stroked="f" o:allowincell="f" style="position:absolute;margin-left:433.2pt;margin-top:-2.95pt;width:30.9pt;height:38.4pt;mso-wrap-style:square;v-text-anchor:top" wp14:anchorId="413DEFBA">
                 <v:fill o:detectmouseclick="t" on="false"/>
@@ -722,7 +782,7 @@
       </w:r>
       <w:r>
         <w:rPr>
-          <w:rFonts w:eastAsia="Sarabun" w:cs="TH SarabunIT๙" w:hint="cs"/>
+          <w:rFonts w:eastAsia="Sarabun" w:hint="cs"/>
           <w:sz w:val="34"/>
           <w:szCs w:val="34"/>
         </w:rPr>
@@ -733,22 +793,21 @@
       <w:pPr>
         <w:pStyle w:val="Normal1"/>
         <w:tabs>
-          <w:tab w:val="clear" w:pos="720"/>
-          <w:tab w:val="left" w:pos="4536" w:leader="none"/>
+          <w:tab w:val="left" w:pos="4536"/>
         </w:tabs>
-        <w:spacing w:lineRule="atLeast" w:line="198" w:before="0" w:after="198"/>
-        <w:rPr/>
+        <w:spacing w:after="198" w:line="198" w:lineRule="atLeast"/>
       </w:pPr>
       <w:r>
         <w:rPr>
-          <w:rFonts w:eastAsia="Sarabun" w:cs="TH SarabunIT๙"/>
+          <w:rFonts w:eastAsia="Sarabun"/>
+          <w:noProof/>
           <w:sz w:val="34"/>
           <w:szCs w:val="34"/>
         </w:rPr>
         <mc:AlternateContent>
           <mc:Choice Requires="wps">
             <w:drawing>
-              <wp:anchor distT="0" distB="0" distL="0" distR="0" simplePos="0" relativeHeight="105" behindDoc="0" locked="0" layoutInCell="1" allowOverlap="1" wp14:anchorId="0C6474A2">
+              <wp:anchor distT="0" distB="0" distL="0" distR="0" simplePos="0" relativeHeight="105" behindDoc="0" locked="0" layoutInCell="1" allowOverlap="1" wp14:anchorId="0C6474A2" wp14:editId="3E9DBD70">
                 <wp:simplePos x="0" y="0"/>
                 <wp:positionH relativeFrom="column">
                   <wp:posOffset>-85725</wp:posOffset>
@@ -760,6 +819,7 @@
                 <wp:effectExtent l="0" t="0" r="0" b="0"/>
                 <wp:wrapNone/>
                 <wp:docPr id="6" name="Text Frame 4"/>
+                <wp:cNvGraphicFramePr/>
                 <a:graphic xmlns:a="http://schemas.openxmlformats.org/drawingml/2006/main">
                   <a:graphicData uri="http://schemas.microsoft.com/office/word/2010/wordprocessingShape">
                     <wps:wsp>
@@ -778,9 +838,15 @@
                         </a:ln>
                       </wps:spPr>
                       <wps:style>
-                        <a:lnRef idx="0"/>
-                        <a:fillRef idx="0"/>
-                        <a:effectRef idx="0"/>
+                        <a:lnRef idx="0">
+                          <a:scrgbClr r="0" g="0" b="0"/>
+                        </a:lnRef>
+                        <a:fillRef idx="0">
+                          <a:scrgbClr r="0" g="0" b="0"/>
+                        </a:fillRef>
+                        <a:effectRef idx="0">
+                          <a:scrgbClr r="0" g="0" b="0"/>
+                        </a:effectRef>
                         <a:fontRef idx="minor"/>
                       </wps:style>
                       <wps:txbx>
@@ -788,25 +854,52 @@
                           <w:p>
                             <w:pPr>
                               <w:pStyle w:val="Normal1"/>
-                              <w:spacing w:before="0" w:after="200"/>
-                              <w:jc w:val="start"/>
+                              <w:jc w:val="left"/>
                               <w:rPr>
                                 <w:sz w:val="30"/>
                                 <w:szCs w:val="30"/>
                               </w:rPr>
                             </w:pPr>
+                            <w:proofErr w:type="gramStart"/>
                             <w:r>
                               <w:rPr>
                                 <w:color w:val="000000"/>
                                 <w:sz w:val="30"/>
                                 <w:szCs w:val="30"/>
                               </w:rPr>
-                              <w:t>{{ judge_name }}</w:t>
+                              <w:t>{{ judge</w:t>
+                            </w:r>
+                            <w:proofErr w:type="gramEnd"/>
+                            <w:r>
+                              <w:rPr>
+                                <w:color w:val="000000"/>
+                                <w:sz w:val="30"/>
+                                <w:szCs w:val="30"/>
+                              </w:rPr>
+                              <w:t>_</w:t>
+                            </w:r>
+                            <w:proofErr w:type="gramStart"/>
+                            <w:r>
+                              <w:rPr>
+                                <w:color w:val="000000"/>
+                                <w:sz w:val="30"/>
+                                <w:szCs w:val="30"/>
+                              </w:rPr>
+                              <w:t>name }</w:t>
+                            </w:r>
+                            <w:proofErr w:type="gramEnd"/>
+                            <w:r>
+                              <w:rPr>
+                                <w:color w:val="000000"/>
+                                <w:sz w:val="30"/>
+                                <w:szCs w:val="30"/>
+                              </w:rPr>
+                              <w:t>}</w:t>
                             </w:r>
                           </w:p>
                         </w:txbxContent>
                       </wps:txbx>
-                      <wps:bodyPr lIns="0" rIns="0" tIns="0" bIns="0" anchor="t">
+                      <wps:bodyPr lIns="0" tIns="0" rIns="0" bIns="0" anchor="t">
                         <a:noAutofit/>
                       </wps:bodyPr>
                     </wps:wsp>
@@ -815,7 +908,7 @@
               </wp:anchor>
             </w:drawing>
           </mc:Choice>
-          <mc:Fallback>
+          <mc:Fallback xmlns:pic="http://schemas.openxmlformats.org/drawingml/2006/picture">
             <w:pict>
               <v:rect id="shape_0" stroked="f" o:allowincell="f" style="position:absolute;margin-left:-6.75pt;margin-top:-3.25pt;width:187.85pt;height:38.4pt;mso-wrap-style:square;v-text-anchor:top" wp14:anchorId="0C6474A2">
                 <v:fill o:detectmouseclick="t" on="false"/>
@@ -848,21 +941,31 @@
             </w:pict>
           </mc:Fallback>
         </mc:AlternateContent>
+      </w:r>
+      <w:r>
+        <w:rPr>
+          <w:rFonts w:eastAsia="Sarabun"/>
+          <w:sz w:val="34"/>
+          <w:szCs w:val="34"/>
+        </w:rPr>
         <w:tab/>
       </w:r>
       <w:r>
         <w:rPr>
-          <w:rFonts w:ascii="TH SarabunIT๙" w:hAnsi="TH SarabunIT๙" w:eastAsia="Sarabun" w:hint="cs"/>
+          <w:rFonts w:eastAsia="Sarabun" w:hint="cs"/>
           <w:sz w:val="34"/>
           <w:szCs w:val="34"/>
         </w:rPr>
         <w:t>ศาล</w:t>
       </w:r>
       <w:r>
+        <w:rPr>
+          <w:noProof/>
+        </w:rPr>
         <mc:AlternateContent>
           <mc:Choice Requires="wps">
             <w:drawing>
-              <wp:anchor distT="0" distB="0" distL="0" distR="0" simplePos="0" relativeHeight="39" behindDoc="0" locked="0" layoutInCell="1" allowOverlap="1" wp14:anchorId="464982A6">
+              <wp:anchor distT="0" distB="0" distL="0" distR="0" simplePos="0" relativeHeight="39" behindDoc="0" locked="0" layoutInCell="1" allowOverlap="1" wp14:anchorId="464982A6" wp14:editId="44793DE4">
                 <wp:simplePos x="0" y="0"/>
                 <wp:positionH relativeFrom="column">
                   <wp:posOffset>3399155</wp:posOffset>
@@ -874,6 +977,7 @@
                 <wp:effectExtent l="0" t="0" r="0" b="0"/>
                 <wp:wrapNone/>
                 <wp:docPr id="7" name="Text Frame 3"/>
+                <wp:cNvGraphicFramePr/>
                 <a:graphic xmlns:a="http://schemas.openxmlformats.org/drawingml/2006/main">
                   <a:graphicData uri="http://schemas.microsoft.com/office/word/2010/wordprocessingShape">
                     <wps:wsp>
@@ -892,9 +996,15 @@
                         </a:ln>
                       </wps:spPr>
                       <wps:style>
-                        <a:lnRef idx="0"/>
-                        <a:fillRef idx="0"/>
-                        <a:effectRef idx="0"/>
+                        <a:lnRef idx="0">
+                          <a:scrgbClr r="0" g="0" b="0"/>
+                        </a:lnRef>
+                        <a:fillRef idx="0">
+                          <a:scrgbClr r="0" g="0" b="0"/>
+                        </a:fillRef>
+                        <a:effectRef idx="0">
+                          <a:scrgbClr r="0" g="0" b="0"/>
+                        </a:effectRef>
                         <a:fontRef idx="minor"/>
                       </wps:style>
                       <wps:txbx>
@@ -902,27 +1012,51 @@
                           <w:p>
                             <w:pPr>
                               <w:pStyle w:val="Normal1"/>
-                              <w:widowControl/>
-                              <w:suppressAutoHyphens w:val="true"/>
-                              <w:bidi w:val="0"/>
-                              <w:spacing w:lineRule="auto" w:line="276" w:before="0" w:after="200"/>
-                              <w:jc w:val="start"/>
+                              <w:jc w:val="left"/>
                               <w:rPr>
                                 <w:color w:val="000000"/>
                               </w:rPr>
                             </w:pPr>
-                            <w:r>
-                              <w:rPr>
-                                <w:color w:val="000000"/>
-                                <w:sz w:val="34"/>
-                                <w:szCs w:val="34"/>
-                              </w:rPr>
-                              <w:t>{{ court_name_1 }}</w:t>
+                            <w:proofErr w:type="gramStart"/>
+                            <w:r>
+                              <w:rPr>
+                                <w:color w:val="000000"/>
+                                <w:sz w:val="34"/>
+                                <w:szCs w:val="34"/>
+                              </w:rPr>
+                              <w:t>{{ court</w:t>
+                            </w:r>
+                            <w:proofErr w:type="gramEnd"/>
+                            <w:r>
+                              <w:rPr>
+                                <w:color w:val="000000"/>
+                                <w:sz w:val="34"/>
+                                <w:szCs w:val="34"/>
+                              </w:rPr>
+                              <w:t>_name_</w:t>
+                            </w:r>
+                            <w:proofErr w:type="gramStart"/>
+                            <w:r>
+                              <w:rPr>
+                                <w:color w:val="000000"/>
+                                <w:sz w:val="34"/>
+                                <w:szCs w:val="34"/>
+                              </w:rPr>
+                              <w:t>1 }</w:t>
+                            </w:r>
+                            <w:proofErr w:type="gramEnd"/>
+                            <w:r>
+                              <w:rPr>
+                                <w:color w:val="000000"/>
+                                <w:sz w:val="34"/>
+                                <w:szCs w:val="34"/>
+                              </w:rPr>
+                              <w:t>}</w:t>
                             </w:r>
                           </w:p>
                         </w:txbxContent>
                       </wps:txbx>
-                      <wps:bodyPr lIns="0" rIns="0" tIns="0" bIns="0" anchor="t">
+                      <wps:bodyPr lIns="0" tIns="0" rIns="0" bIns="0" anchor="t">
                         <a:noAutofit/>
                       </wps:bodyPr>
                     </wps:wsp>
@@ -931,7 +1065,7 @@
               </wp:anchor>
             </w:drawing>
           </mc:Choice>
-          <mc:Fallback>
+          <mc:Fallback xmlns:pic="http://schemas.openxmlformats.org/drawingml/2006/picture">
             <w:pict>
               <v:rect id="shape_0" stroked="f" o:allowincell="f" style="position:absolute;margin-left:267.65pt;margin-top:-2.75pt;width:176.25pt;height:38.4pt;mso-wrap-style:square;v-text-anchor:top" wp14:anchorId="464982A6">
                 <v:fill o:detectmouseclick="t" on="false"/>
@@ -969,7 +1103,7 @@
       </w:r>
       <w:r>
         <w:rPr>
-          <w:rFonts w:eastAsia="Sarabun" w:cs="TH SarabunIT๙" w:hint="cs"/>
+          <w:rFonts w:eastAsia="Sarabun" w:hint="cs"/>
           <w:sz w:val="34"/>
           <w:szCs w:val="34"/>
         </w:rPr>
@@ -980,15 +1114,13 @@
       <w:pPr>
         <w:pStyle w:val="Normal1"/>
         <w:tabs>
-          <w:tab w:val="clear" w:pos="720"/>
-          <w:tab w:val="left" w:pos="4536" w:leader="none"/>
+          <w:tab w:val="left" w:pos="4536"/>
         </w:tabs>
-        <w:spacing w:lineRule="atLeast" w:line="198" w:before="0" w:after="198"/>
-        <w:rPr/>
+        <w:spacing w:after="198" w:line="198" w:lineRule="atLeast"/>
       </w:pPr>
       <w:r>
         <w:rPr>
-          <w:rFonts w:eastAsia="Sarabun" w:cs="TH SarabunIT๙"/>
+          <w:rFonts w:eastAsia="Sarabun"/>
           <w:sz w:val="34"/>
           <w:szCs w:val="34"/>
         </w:rPr>
@@ -996,49 +1128,38 @@
       </w:r>
       <w:r>
         <w:rPr>
-          <w:rFonts w:ascii="TH SarabunIT๙" w:hAnsi="TH SarabunIT๙" w:eastAsia="Sarabun" w:hint="cs"/>
-          <w:sz w:val="34"/>
-          <w:szCs w:val="34"/>
-        </w:rPr>
-        <w:t>วันที่…………</w:t>
-      </w:r>
-      <w:r>
-        <w:rPr>
-          <w:rFonts w:eastAsia="Sarabun" w:cs="TH SarabunIT๙" w:hint="cs"/>
-          <w:sz w:val="34"/>
-          <w:szCs w:val="34"/>
-        </w:rPr>
-        <w:t>.</w:t>
-      </w:r>
-      <w:r>
-        <w:rPr>
-          <w:rFonts w:ascii="TH SarabunIT๙" w:hAnsi="TH SarabunIT๙" w:eastAsia="Sarabun" w:hint="cs"/>
-          <w:sz w:val="34"/>
-          <w:szCs w:val="34"/>
-        </w:rPr>
-        <w:t>เดือน</w:t>
-      </w:r>
-      <w:r>
-        <w:rPr>
-          <w:rFonts w:eastAsia="Sarabun" w:cs="TH SarabunIT๙" w:hint="cs"/>
-          <w:sz w:val="34"/>
-          <w:szCs w:val="34"/>
-        </w:rPr>
-        <w:t>...................................</w:t>
-      </w:r>
-      <w:r>
-        <w:rPr>
-          <w:rFonts w:ascii="TH SarabunIT๙" w:hAnsi="TH SarabunIT๙" w:eastAsia="Sarabun" w:hint="cs"/>
-          <w:sz w:val="34"/>
-          <w:szCs w:val="34"/>
-        </w:rPr>
-        <w:t>พุทธศักราช</w:t>
-      </w:r>
-      <w:r>
+          <w:rFonts w:eastAsia="Sarabun" w:hint="cs"/>
+          <w:sz w:val="34"/>
+          <w:szCs w:val="34"/>
+        </w:rPr>
+        <w:t>วันที่………</w:t>
+      </w:r>
+      <w:proofErr w:type="gramStart"/>
+      <w:r>
+        <w:rPr>
+          <w:rFonts w:eastAsia="Sarabun" w:hint="cs"/>
+          <w:sz w:val="34"/>
+          <w:szCs w:val="34"/>
+        </w:rPr>
+        <w:t>….เดือน</w:t>
+      </w:r>
+      <w:proofErr w:type="gramEnd"/>
+      <w:r>
+        <w:rPr>
+          <w:rFonts w:eastAsia="Sarabun" w:hint="cs"/>
+          <w:sz w:val="34"/>
+          <w:szCs w:val="34"/>
+        </w:rPr>
+        <w:t>...................................พุทธศักราช</w:t>
+      </w:r>
+      <w:r>
+        <w:rPr>
+          <w:noProof/>
+        </w:rPr>
         <mc:AlternateContent>
           <mc:Choice Requires="wps">
             <w:drawing>
-              <wp:anchor distT="0" distB="0" distL="0" distR="0" simplePos="0" relativeHeight="37" behindDoc="0" locked="0" layoutInCell="1" allowOverlap="1" wp14:anchorId="01DAE91C">
+              <wp:anchor distT="0" distB="0" distL="0" distR="0" simplePos="0" relativeHeight="37" behindDoc="0" locked="0" layoutInCell="1" allowOverlap="1" wp14:anchorId="01DAE91C" wp14:editId="7A482340">
                 <wp:simplePos x="0" y="0"/>
                 <wp:positionH relativeFrom="column">
                   <wp:posOffset>5080000</wp:posOffset>
@@ -1050,6 +1171,7 @@
                 <wp:effectExtent l="0" t="0" r="0" b="0"/>
                 <wp:wrapNone/>
                 <wp:docPr id="8" name="Text Frame 5"/>
+                <wp:cNvGraphicFramePr/>
                 <a:graphic xmlns:a="http://schemas.openxmlformats.org/drawingml/2006/main">
                   <a:graphicData uri="http://schemas.microsoft.com/office/word/2010/wordprocessingShape">
                     <wps:wsp>
@@ -1068,9 +1190,15 @@
                         </a:ln>
                       </wps:spPr>
                       <wps:style>
-                        <a:lnRef idx="0"/>
-                        <a:fillRef idx="0"/>
-                        <a:effectRef idx="0"/>
+                        <a:lnRef idx="0">
+                          <a:scrgbClr r="0" g="0" b="0"/>
+                        </a:lnRef>
+                        <a:fillRef idx="0">
+                          <a:scrgbClr r="0" g="0" b="0"/>
+                        </a:fillRef>
+                        <a:effectRef idx="0">
+                          <a:scrgbClr r="0" g="0" b="0"/>
+                        </a:effectRef>
                         <a:fontRef idx="minor"/>
                       </wps:style>
                       <wps:txbx>
@@ -1078,25 +1206,47 @@
                           <w:p>
                             <w:pPr>
                               <w:pStyle w:val="Normal1"/>
-                              <w:widowControl/>
-                              <w:suppressAutoHyphens w:val="true"/>
-                              <w:bidi w:val="0"/>
-                              <w:spacing w:lineRule="auto" w:line="276" w:before="0" w:after="200"/>
-                              <w:jc w:val="center"/>
-                              <w:rPr/>
                             </w:pPr>
-                            <w:r>
-                              <w:rPr>
-                                <w:color w:val="000000"/>
-                                <w:sz w:val="34"/>
-                                <w:szCs w:val="34"/>
-                              </w:rPr>
-                              <w:t>{{ req_date_year }}</w:t>
+                            <w:proofErr w:type="gramStart"/>
+                            <w:r>
+                              <w:rPr>
+                                <w:color w:val="000000"/>
+                                <w:sz w:val="34"/>
+                                <w:szCs w:val="34"/>
+                              </w:rPr>
+                              <w:t>{{ req</w:t>
+                            </w:r>
+                            <w:proofErr w:type="gramEnd"/>
+                            <w:r>
+                              <w:rPr>
+                                <w:color w:val="000000"/>
+                                <w:sz w:val="34"/>
+                                <w:szCs w:val="34"/>
+                              </w:rPr>
+                              <w:t>_date_</w:t>
+                            </w:r>
+                            <w:proofErr w:type="gramStart"/>
+                            <w:r>
+                              <w:rPr>
+                                <w:color w:val="000000"/>
+                                <w:sz w:val="34"/>
+                                <w:szCs w:val="34"/>
+                              </w:rPr>
+                              <w:t>year }</w:t>
+                            </w:r>
+                            <w:proofErr w:type="gramEnd"/>
+                            <w:r>
+                              <w:rPr>
+                                <w:color w:val="000000"/>
+                                <w:sz w:val="34"/>
+                                <w:szCs w:val="34"/>
+                              </w:rPr>
+                              <w:t>}</w:t>
                             </w:r>
                           </w:p>
                         </w:txbxContent>
                       </wps:txbx>
-                      <wps:bodyPr lIns="0" rIns="0" tIns="0" bIns="0" anchor="t">
+                      <wps:bodyPr lIns="0" tIns="0" rIns="0" bIns="0" anchor="t">
                         <a:noAutofit/>
                       </wps:bodyPr>
                     </wps:wsp>
@@ -1105,7 +1255,7 @@
               </wp:anchor>
             </w:drawing>
           </mc:Choice>
-          <mc:Fallback>
+          <mc:Fallback xmlns:pic="http://schemas.openxmlformats.org/drawingml/2006/picture">
             <w:pict>
               <v:rect id="shape_0" stroked="f" o:allowincell="f" style="position:absolute;margin-left:400pt;margin-top:-2.8pt;width:65.5pt;height:38.4pt;mso-wrap-style:square;v-text-anchor:top" wp14:anchorId="01DAE91C">
                 <v:fill o:detectmouseclick="t" on="false"/>
@@ -1138,10 +1288,15 @@
             </w:pict>
           </mc:Fallback>
         </mc:AlternateContent>
+      </w:r>
+      <w:r>
+        <w:rPr>
+          <w:noProof/>
+        </w:rPr>
         <mc:AlternateContent>
           <mc:Choice Requires="wps">
             <w:drawing>
-              <wp:anchor distT="0" distB="0" distL="0" distR="0" simplePos="0" relativeHeight="95" behindDoc="0" locked="0" layoutInCell="1" allowOverlap="1" wp14:anchorId="5CF04B2F">
+              <wp:anchor distT="0" distB="0" distL="0" distR="0" simplePos="0" relativeHeight="95" behindDoc="0" locked="0" layoutInCell="1" allowOverlap="1" wp14:anchorId="5CF04B2F" wp14:editId="3C7D3CC5">
                 <wp:simplePos x="0" y="0"/>
                 <wp:positionH relativeFrom="column">
                   <wp:posOffset>2374900</wp:posOffset>
@@ -1153,6 +1308,7 @@
                 <wp:effectExtent l="0" t="0" r="0" b="0"/>
                 <wp:wrapNone/>
                 <wp:docPr id="9" name="Text Frame 7"/>
+                <wp:cNvGraphicFramePr/>
                 <a:graphic xmlns:a="http://schemas.openxmlformats.org/drawingml/2006/main">
                   <a:graphicData uri="http://schemas.microsoft.com/office/word/2010/wordprocessingShape">
                     <wps:wsp>
@@ -1171,9 +1327,15 @@
                         </a:ln>
                       </wps:spPr>
                       <wps:style>
-                        <a:lnRef idx="0"/>
-                        <a:fillRef idx="0"/>
-                        <a:effectRef idx="0"/>
+                        <a:lnRef idx="0">
+                          <a:scrgbClr r="0" g="0" b="0"/>
+                        </a:lnRef>
+                        <a:fillRef idx="0">
+                          <a:scrgbClr r="0" g="0" b="0"/>
+                        </a:fillRef>
+                        <a:effectRef idx="0">
+                          <a:scrgbClr r="0" g="0" b="0"/>
+                        </a:effectRef>
                         <a:fontRef idx="minor"/>
                       </wps:style>
                       <wps:txbx>
@@ -1181,25 +1343,47 @@
                           <w:p>
                             <w:pPr>
                               <w:pStyle w:val="Normal1"/>
-                              <w:widowControl/>
-                              <w:suppressAutoHyphens w:val="true"/>
-                              <w:bidi w:val="0"/>
-                              <w:spacing w:lineRule="auto" w:line="276" w:before="0" w:after="200"/>
-                              <w:jc w:val="center"/>
-                              <w:rPr/>
                             </w:pPr>
-                            <w:r>
-                              <w:rPr>
-                                <w:color w:val="000000"/>
-                                <w:sz w:val="34"/>
-                                <w:szCs w:val="34"/>
-                              </w:rPr>
-                              <w:t>{{ req_date_day }}</w:t>
+                            <w:proofErr w:type="gramStart"/>
+                            <w:r>
+                              <w:rPr>
+                                <w:color w:val="000000"/>
+                                <w:sz w:val="34"/>
+                                <w:szCs w:val="34"/>
+                              </w:rPr>
+                              <w:t>{{ req</w:t>
+                            </w:r>
+                            <w:proofErr w:type="gramEnd"/>
+                            <w:r>
+                              <w:rPr>
+                                <w:color w:val="000000"/>
+                                <w:sz w:val="34"/>
+                                <w:szCs w:val="34"/>
+                              </w:rPr>
+                              <w:t>_date_</w:t>
+                            </w:r>
+                            <w:proofErr w:type="gramStart"/>
+                            <w:r>
+                              <w:rPr>
+                                <w:color w:val="000000"/>
+                                <w:sz w:val="34"/>
+                                <w:szCs w:val="34"/>
+                              </w:rPr>
+                              <w:t>day }</w:t>
+                            </w:r>
+                            <w:proofErr w:type="gramEnd"/>
+                            <w:r>
+                              <w:rPr>
+                                <w:color w:val="000000"/>
+                                <w:sz w:val="34"/>
+                                <w:szCs w:val="34"/>
+                              </w:rPr>
+                              <w:t>}</w:t>
                             </w:r>
                           </w:p>
                         </w:txbxContent>
                       </wps:txbx>
-                      <wps:bodyPr lIns="0" rIns="0" tIns="0" bIns="0" anchor="t">
+                      <wps:bodyPr lIns="0" tIns="0" rIns="0" bIns="0" anchor="t">
                         <a:noAutofit/>
                       </wps:bodyPr>
                     </wps:wsp>
@@ -1208,7 +1392,7 @@
               </wp:anchor>
             </w:drawing>
           </mc:Choice>
-          <mc:Fallback>
+          <mc:Fallback xmlns:pic="http://schemas.openxmlformats.org/drawingml/2006/picture">
             <w:pict>
               <v:rect id="shape_0" stroked="f" o:allowincell="f" style="position:absolute;margin-left:187pt;margin-top:-2.75pt;width:49.4pt;height:38.4pt;mso-wrap-style:square;v-text-anchor:top" wp14:anchorId="5CF04B2F">
                 <v:fill o:detectmouseclick="t" on="false"/>
@@ -1241,10 +1425,15 @@
             </w:pict>
           </mc:Fallback>
         </mc:AlternateContent>
+      </w:r>
+      <w:r>
+        <w:rPr>
+          <w:noProof/>
+        </w:rPr>
         <mc:AlternateContent>
           <mc:Choice Requires="wps">
             <w:drawing>
-              <wp:anchor distT="0" distB="0" distL="0" distR="0" simplePos="0" relativeHeight="113" behindDoc="0" locked="0" layoutInCell="1" allowOverlap="1" wp14:anchorId="3BEC66EE">
+              <wp:anchor distT="0" distB="0" distL="0" distR="0" simplePos="0" relativeHeight="113" behindDoc="0" locked="0" layoutInCell="1" allowOverlap="1" wp14:anchorId="3BEC66EE" wp14:editId="2B912869">
                 <wp:simplePos x="0" y="0"/>
                 <wp:positionH relativeFrom="column">
                   <wp:posOffset>2965450</wp:posOffset>
@@ -1256,6 +1445,7 @@
                 <wp:effectExtent l="0" t="0" r="0" b="0"/>
                 <wp:wrapNone/>
                 <wp:docPr id="10" name="Text Frame 6"/>
+                <wp:cNvGraphicFramePr/>
                 <a:graphic xmlns:a="http://schemas.openxmlformats.org/drawingml/2006/main">
                   <a:graphicData uri="http://schemas.microsoft.com/office/word/2010/wordprocessingShape">
                     <wps:wsp>
@@ -1274,9 +1464,15 @@
                         </a:ln>
                       </wps:spPr>
                       <wps:style>
-                        <a:lnRef idx="0"/>
-                        <a:fillRef idx="0"/>
-                        <a:effectRef idx="0"/>
+                        <a:lnRef idx="0">
+                          <a:scrgbClr r="0" g="0" b="0"/>
+                        </a:lnRef>
+                        <a:fillRef idx="0">
+                          <a:scrgbClr r="0" g="0" b="0"/>
+                        </a:fillRef>
+                        <a:effectRef idx="0">
+                          <a:scrgbClr r="0" g="0" b="0"/>
+                        </a:effectRef>
                         <a:fontRef idx="minor"/>
                       </wps:style>
                       <wps:txbx>
@@ -1284,25 +1480,47 @@
                           <w:p>
                             <w:pPr>
                               <w:pStyle w:val="Normal1"/>
-                              <w:widowControl/>
-                              <w:suppressAutoHyphens w:val="true"/>
-                              <w:bidi w:val="0"/>
-                              <w:spacing w:lineRule="auto" w:line="276" w:before="0" w:after="200"/>
-                              <w:jc w:val="center"/>
-                              <w:rPr/>
                             </w:pPr>
-                            <w:r>
-                              <w:rPr>
-                                <w:color w:val="000000"/>
-                                <w:sz w:val="34"/>
-                                <w:szCs w:val="34"/>
-                              </w:rPr>
-                              <w:t>{{ req_date_month }}</w:t>
+                            <w:proofErr w:type="gramStart"/>
+                            <w:r>
+                              <w:rPr>
+                                <w:color w:val="000000"/>
+                                <w:sz w:val="34"/>
+                                <w:szCs w:val="34"/>
+                              </w:rPr>
+                              <w:t>{{ req</w:t>
+                            </w:r>
+                            <w:proofErr w:type="gramEnd"/>
+                            <w:r>
+                              <w:rPr>
+                                <w:color w:val="000000"/>
+                                <w:sz w:val="34"/>
+                                <w:szCs w:val="34"/>
+                              </w:rPr>
+                              <w:t>_date_</w:t>
+                            </w:r>
+                            <w:proofErr w:type="gramStart"/>
+                            <w:r>
+                              <w:rPr>
+                                <w:color w:val="000000"/>
+                                <w:sz w:val="34"/>
+                                <w:szCs w:val="34"/>
+                              </w:rPr>
+                              <w:t>month }</w:t>
+                            </w:r>
+                            <w:proofErr w:type="gramEnd"/>
+                            <w:r>
+                              <w:rPr>
+                                <w:color w:val="000000"/>
+                                <w:sz w:val="34"/>
+                                <w:szCs w:val="34"/>
+                              </w:rPr>
+                              <w:t>}</w:t>
                             </w:r>
                           </w:p>
                         </w:txbxContent>
                       </wps:txbx>
-                      <wps:bodyPr lIns="0" rIns="0" tIns="0" bIns="0" anchor="t">
+                      <wps:bodyPr lIns="0" tIns="0" rIns="0" bIns="0" anchor="t">
                         <a:noAutofit/>
                       </wps:bodyPr>
                     </wps:wsp>
@@ -1311,7 +1529,7 @@
               </wp:anchor>
             </w:drawing>
           </mc:Choice>
-          <mc:Fallback>
+          <mc:Fallback xmlns:pic="http://schemas.openxmlformats.org/drawingml/2006/picture">
             <w:pict>
               <v:rect id="shape_0" stroked="f" o:allowincell="f" style="position:absolute;margin-left:233.5pt;margin-top:-2.8pt;width:116.9pt;height:38.4pt;mso-wrap-style:square;v-text-anchor:top" wp14:anchorId="3BEC66EE">
                 <v:fill o:detectmouseclick="t" on="false"/>
@@ -1347,7 +1565,7 @@
       </w:r>
       <w:r>
         <w:rPr>
-          <w:rFonts w:eastAsia="Sarabun" w:cs="TH SarabunIT๙" w:hint="cs"/>
+          <w:rFonts w:eastAsia="Sarabun" w:hint="cs"/>
           <w:sz w:val="34"/>
           <w:szCs w:val="34"/>
         </w:rPr>
@@ -1358,15 +1576,13 @@
       <w:pPr>
         <w:pStyle w:val="Normal1"/>
         <w:tabs>
-          <w:tab w:val="clear" w:pos="720"/>
-          <w:tab w:val="left" w:pos="4536" w:leader="none"/>
+          <w:tab w:val="left" w:pos="4536"/>
         </w:tabs>
-        <w:spacing w:lineRule="atLeast" w:line="198" w:before="0" w:after="198"/>
-        <w:rPr/>
+        <w:spacing w:after="198" w:line="198" w:lineRule="atLeast"/>
       </w:pPr>
       <w:r>
         <w:rPr>
-          <w:rFonts w:eastAsia="Sarabun" w:cs="TH SarabunIT๙"/>
+          <w:rFonts w:eastAsia="Sarabun"/>
           <w:sz w:val="34"/>
           <w:szCs w:val="34"/>
         </w:rPr>
@@ -1374,7 +1590,7 @@
       </w:r>
       <w:r>
         <w:rPr>
-          <w:rFonts w:ascii="TH SarabunIT๙" w:hAnsi="TH SarabunIT๙" w:eastAsia="Sarabun" w:hint="cs"/>
+          <w:rFonts w:eastAsia="Sarabun" w:hint="cs"/>
           <w:sz w:val="34"/>
           <w:szCs w:val="34"/>
         </w:rPr>
@@ -1385,26 +1601,27 @@
       <w:pPr>
         <w:pStyle w:val="Normal1"/>
         <w:tabs>
-          <w:tab w:val="clear" w:pos="720"/>
-          <w:tab w:val="left" w:pos="4536" w:leader="none"/>
+          <w:tab w:val="left" w:pos="4536"/>
         </w:tabs>
-        <w:spacing w:lineRule="atLeast" w:line="198" w:before="0" w:after="198"/>
+        <w:spacing w:after="198" w:line="198" w:lineRule="atLeast"/>
         <w:jc w:val="both"/>
-        <w:rPr/>
       </w:pPr>
       <w:r>
         <w:rPr>
-          <w:rFonts w:eastAsia="Sarabun" w:cs="TH SarabunIT๙"/>
+          <w:rFonts w:eastAsia="Sarabun"/>
           <w:sz w:val="34"/>
           <w:szCs w:val="34"/>
         </w:rPr>
         <w:t>............................................................................................................................................................</w:t>
       </w:r>
       <w:r>
+        <w:rPr>
+          <w:noProof/>
+        </w:rPr>
         <mc:AlternateContent>
           <mc:Choice Requires="wps">
             <w:drawing>
-              <wp:anchor distT="0" distB="0" distL="0" distR="0" simplePos="0" relativeHeight="99" behindDoc="0" locked="0" layoutInCell="1" allowOverlap="1" wp14:anchorId="59D92C92">
+              <wp:anchor distT="0" distB="0" distL="0" distR="0" simplePos="0" relativeHeight="99" behindDoc="0" locked="0" layoutInCell="1" allowOverlap="1" wp14:anchorId="59D92C92" wp14:editId="7AC80B9F">
                 <wp:simplePos x="0" y="0"/>
                 <wp:positionH relativeFrom="column">
                   <wp:posOffset>86360</wp:posOffset>
@@ -1416,6 +1633,7 @@
                 <wp:effectExtent l="0" t="0" r="0" b="0"/>
                 <wp:wrapNone/>
                 <wp:docPr id="11" name="Text Frame 8"/>
+                <wp:cNvGraphicFramePr/>
                 <a:graphic xmlns:a="http://schemas.openxmlformats.org/drawingml/2006/main">
                   <a:graphicData uri="http://schemas.microsoft.com/office/word/2010/wordprocessingShape">
                     <wps:wsp>
@@ -1434,9 +1652,15 @@
                         </a:ln>
                       </wps:spPr>
                       <wps:style>
-                        <a:lnRef idx="0"/>
-                        <a:fillRef idx="0"/>
-                        <a:effectRef idx="0"/>
+                        <a:lnRef idx="0">
+                          <a:scrgbClr r="0" g="0" b="0"/>
+                        </a:lnRef>
+                        <a:fillRef idx="0">
+                          <a:scrgbClr r="0" g="0" b="0"/>
+                        </a:fillRef>
+                        <a:effectRef idx="0">
+                          <a:scrgbClr r="0" g="0" b="0"/>
+                        </a:effectRef>
                         <a:fontRef idx="minor"/>
                       </wps:style>
                       <wps:txbx>
@@ -1444,25 +1668,29 @@
                           <w:p>
                             <w:pPr>
                               <w:pStyle w:val="Normal1"/>
-                              <w:spacing w:before="0" w:after="200"/>
-                              <w:jc w:val="center"/>
-                              <w:rPr>
-                                <w:rFonts w:ascii="TH SarabunIT๙" w:hAnsi="TH SarabunIT๙" w:cs="TH SarabunIT๙"/>
-                              </w:rPr>
                             </w:pPr>
-                            <w:r>
-                              <w:rPr>
-                                <w:rFonts w:cs="TH SarabunIT๙"/>
-                                <w:color w:val="000000"/>
-                                <w:sz w:val="34"/>
-                                <w:szCs w:val="34"/>
-                              </w:rPr>
-                              <w:t>{{ plaintiff }}</w:t>
+                            <w:proofErr w:type="gramStart"/>
+                            <w:r>
+                              <w:rPr>
+                                <w:color w:val="000000"/>
+                                <w:sz w:val="34"/>
+                                <w:szCs w:val="34"/>
+                              </w:rPr>
+                              <w:t>{{ plaintiff</w:t>
+                            </w:r>
+                            <w:proofErr w:type="gramEnd"/>
+                            <w:r>
+                              <w:rPr>
+                                <w:color w:val="000000"/>
+                                <w:sz w:val="34"/>
+                                <w:szCs w:val="34"/>
+                              </w:rPr>
+                              <w:t xml:space="preserve"> }}</w:t>
                             </w:r>
                           </w:p>
                         </w:txbxContent>
                       </wps:txbx>
-                      <wps:bodyPr lIns="0" rIns="0" tIns="0" bIns="0" anchor="t">
+                      <wps:bodyPr lIns="0" tIns="0" rIns="0" bIns="0" anchor="t">
                         <a:noAutofit/>
                       </wps:bodyPr>
                     </wps:wsp>
@@ -1471,7 +1699,7 @@
               </wp:anchor>
             </w:drawing>
           </mc:Choice>
-          <mc:Fallback>
+          <mc:Fallback xmlns:pic="http://schemas.openxmlformats.org/drawingml/2006/picture">
             <w:pict>
               <v:rect id="shape_0" stroked="f" o:allowincell="f" style="position:absolute;margin-left:6.8pt;margin-top:-3.45pt;width:416.95pt;height:38.4pt;mso-wrap-style:square;v-text-anchor:top" wp14:anchorId="59D92C92">
                 <v:fill o:detectmouseclick="t" on="false"/>
@@ -1507,7 +1735,7 @@
       </w:r>
       <w:r>
         <w:rPr>
-          <w:rFonts w:ascii="TH SarabunIT๙" w:hAnsi="TH SarabunIT๙" w:eastAsia="Sarabun" w:hint="cs"/>
+          <w:rFonts w:eastAsia="Sarabun" w:hint="cs"/>
           <w:sz w:val="34"/>
           <w:szCs w:val="34"/>
         </w:rPr>
@@ -1518,17 +1746,15 @@
       <w:pPr>
         <w:pStyle w:val="Normal1"/>
         <w:tabs>
-          <w:tab w:val="clear" w:pos="720"/>
-          <w:tab w:val="left" w:pos="1134" w:leader="none"/>
-          <w:tab w:val="left" w:pos="4536" w:leader="none"/>
+          <w:tab w:val="left" w:pos="1134"/>
+          <w:tab w:val="left" w:pos="4536"/>
         </w:tabs>
-        <w:spacing w:lineRule="atLeast" w:line="198" w:before="0" w:after="198"/>
+        <w:spacing w:after="198" w:line="198" w:lineRule="atLeast"/>
         <w:jc w:val="both"/>
-        <w:rPr/>
       </w:pPr>
       <w:r>
         <w:rPr>
-          <w:rFonts w:eastAsia="Sarabun" w:cs="TH SarabunIT๙"/>
+          <w:rFonts w:eastAsia="Sarabun"/>
           <w:sz w:val="34"/>
           <w:szCs w:val="34"/>
         </w:rPr>
@@ -1536,33 +1762,20 @@
       </w:r>
       <w:r>
         <w:rPr>
-          <w:rFonts w:ascii="TH SarabunIT๙" w:hAnsi="TH SarabunIT๙" w:eastAsia="Sarabun" w:hint="cs"/>
-          <w:sz w:val="34"/>
-          <w:szCs w:val="34"/>
-        </w:rPr>
-        <w:t>ข้าพเจ้า</w:t>
-      </w:r>
-      <w:r>
-        <w:rPr>
-          <w:rFonts w:eastAsia="Sarabun" w:cs="TH SarabunIT๙" w:hint="cs"/>
-          <w:sz w:val="34"/>
-          <w:szCs w:val="34"/>
-        </w:rPr>
-        <w:t>...............................................</w:t>
-      </w:r>
-      <w:r>
-        <w:rPr>
-          <w:rFonts w:ascii="TH SarabunIT๙" w:hAnsi="TH SarabunIT๙" w:eastAsia="Sarabun" w:hint="cs"/>
-          <w:sz w:val="34"/>
-          <w:szCs w:val="34"/>
-        </w:rPr>
-        <w:t>ตำแหน่ง</w:t>
-      </w:r>
-      <w:r>
+          <w:rFonts w:eastAsia="Sarabun" w:hint="cs"/>
+          <w:sz w:val="34"/>
+          <w:szCs w:val="34"/>
+        </w:rPr>
+        <w:t>ข้าพเจ้า...............................................ตำแหน่ง</w:t>
+      </w:r>
+      <w:r>
+        <w:rPr>
+          <w:noProof/>
+        </w:rPr>
         <mc:AlternateContent>
           <mc:Choice Requires="wps">
             <w:drawing>
-              <wp:anchor distT="0" distB="0" distL="0" distR="0" simplePos="0" relativeHeight="101" behindDoc="0" locked="0" layoutInCell="1" allowOverlap="1" wp14:anchorId="5544D1F1">
+              <wp:anchor distT="0" distB="0" distL="0" distR="0" simplePos="0" relativeHeight="101" behindDoc="0" locked="0" layoutInCell="1" allowOverlap="1" wp14:anchorId="5544D1F1" wp14:editId="6772DDE7">
                 <wp:simplePos x="0" y="0"/>
                 <wp:positionH relativeFrom="column">
                   <wp:posOffset>1210945</wp:posOffset>
@@ -1574,6 +1787,7 @@
                 <wp:effectExtent l="0" t="0" r="0" b="0"/>
                 <wp:wrapNone/>
                 <wp:docPr id="12" name="Text Frame 9"/>
+                <wp:cNvGraphicFramePr/>
                 <a:graphic xmlns:a="http://schemas.openxmlformats.org/drawingml/2006/main">
                   <a:graphicData uri="http://schemas.microsoft.com/office/word/2010/wordprocessingShape">
                     <wps:wsp>
@@ -1592,9 +1806,15 @@
                         </a:ln>
                       </wps:spPr>
                       <wps:style>
-                        <a:lnRef idx="0"/>
-                        <a:fillRef idx="0"/>
-                        <a:effectRef idx="0"/>
+                        <a:lnRef idx="0">
+                          <a:scrgbClr r="0" g="0" b="0"/>
+                        </a:lnRef>
+                        <a:fillRef idx="0">
+                          <a:scrgbClr r="0" g="0" b="0"/>
+                        </a:fillRef>
+                        <a:effectRef idx="0">
+                          <a:scrgbClr r="0" g="0" b="0"/>
+                        </a:effectRef>
                         <a:fontRef idx="minor"/>
                       </wps:style>
                       <wps:txbx>
@@ -1602,21 +1822,42 @@
                           <w:p>
                             <w:pPr>
                               <w:pStyle w:val="Normal1"/>
-                              <w:spacing w:before="0" w:after="200"/>
                               <w:rPr>
                                 <w:color w:val="000000"/>
                               </w:rPr>
                             </w:pPr>
-                            <w:r>
-                              <w:rPr>
-                                <w:color w:val="000000"/>
-                              </w:rPr>
-                              <w:t>{{ req_name }}</w:t>
+                            <w:proofErr w:type="gramStart"/>
+                            <w:r>
+                              <w:rPr>
+                                <w:color w:val="000000"/>
+                              </w:rPr>
+                              <w:t>{{ req</w:t>
+                            </w:r>
+                            <w:proofErr w:type="gramEnd"/>
+                            <w:r>
+                              <w:rPr>
+                                <w:color w:val="000000"/>
+                              </w:rPr>
+                              <w:t>_</w:t>
+                            </w:r>
+                            <w:proofErr w:type="gramStart"/>
+                            <w:r>
+                              <w:rPr>
+                                <w:color w:val="000000"/>
+                              </w:rPr>
+                              <w:t>name }</w:t>
+                            </w:r>
+                            <w:proofErr w:type="gramEnd"/>
+                            <w:r>
+                              <w:rPr>
+                                <w:color w:val="000000"/>
+                              </w:rPr>
+                              <w:t>}</w:t>
                             </w:r>
                           </w:p>
                         </w:txbxContent>
                       </wps:txbx>
-                      <wps:bodyPr lIns="0" rIns="0" tIns="0" bIns="0" anchor="t">
+                      <wps:bodyPr lIns="0" tIns="0" rIns="0" bIns="0" anchor="t">
                         <a:noAutofit/>
                       </wps:bodyPr>
                     </wps:wsp>
@@ -1625,7 +1866,7 @@
               </wp:anchor>
             </w:drawing>
           </mc:Choice>
-          <mc:Fallback>
+          <mc:Fallback xmlns:pic="http://schemas.openxmlformats.org/drawingml/2006/picture">
             <w:pict>
               <v:rect id="shape_0" stroked="f" o:allowincell="f" style="position:absolute;margin-left:95.35pt;margin-top:-2.6pt;width:116.9pt;height:38.4pt;mso-wrap-style:square;v-text-anchor:top" wp14:anchorId="5544D1F1">
                 <v:fill o:detectmouseclick="t" on="false"/>
@@ -1654,10 +1895,15 @@
             </w:pict>
           </mc:Fallback>
         </mc:AlternateContent>
+      </w:r>
+      <w:r>
+        <w:rPr>
+          <w:noProof/>
+        </w:rPr>
         <mc:AlternateContent>
           <mc:Choice Requires="wps">
             <w:drawing>
-              <wp:anchor distT="0" distB="0" distL="0" distR="0" simplePos="0" relativeHeight="107" behindDoc="0" locked="0" layoutInCell="1" allowOverlap="1" wp14:anchorId="71CA97A7">
+              <wp:anchor distT="0" distB="0" distL="0" distR="0" simplePos="0" relativeHeight="107" behindDoc="0" locked="0" layoutInCell="1" allowOverlap="1" wp14:anchorId="71CA97A7" wp14:editId="3CB7CC99">
                 <wp:simplePos x="0" y="0"/>
                 <wp:positionH relativeFrom="column">
                   <wp:posOffset>3342640</wp:posOffset>
@@ -1669,6 +1915,7 @@
                 <wp:effectExtent l="0" t="0" r="0" b="0"/>
                 <wp:wrapNone/>
                 <wp:docPr id="13" name="Text Frame 10"/>
+                <wp:cNvGraphicFramePr/>
                 <a:graphic xmlns:a="http://schemas.openxmlformats.org/drawingml/2006/main">
                   <a:graphicData uri="http://schemas.microsoft.com/office/word/2010/wordprocessingShape">
                     <wps:wsp>
@@ -1687,9 +1934,15 @@
                         </a:ln>
                       </wps:spPr>
                       <wps:style>
-                        <a:lnRef idx="0"/>
-                        <a:fillRef idx="0"/>
-                        <a:effectRef idx="0"/>
+                        <a:lnRef idx="0">
+                          <a:scrgbClr r="0" g="0" b="0"/>
+                        </a:lnRef>
+                        <a:fillRef idx="0">
+                          <a:scrgbClr r="0" g="0" b="0"/>
+                        </a:fillRef>
+                        <a:effectRef idx="0">
+                          <a:scrgbClr r="0" g="0" b="0"/>
+                        </a:effectRef>
                         <a:fontRef idx="minor"/>
                       </wps:style>
                       <wps:txbx>
@@ -1697,21 +1950,42 @@
                           <w:p>
                             <w:pPr>
                               <w:pStyle w:val="Normal1"/>
-                              <w:spacing w:before="0" w:after="200"/>
                               <w:rPr>
                                 <w:color w:val="000000"/>
                               </w:rPr>
                             </w:pPr>
-                            <w:r>
-                              <w:rPr>
-                                <w:color w:val="000000"/>
-                              </w:rPr>
-                              <w:t>{{ req_pos }}</w:t>
+                            <w:proofErr w:type="gramStart"/>
+                            <w:r>
+                              <w:rPr>
+                                <w:color w:val="000000"/>
+                              </w:rPr>
+                              <w:t>{{ req</w:t>
+                            </w:r>
+                            <w:proofErr w:type="gramEnd"/>
+                            <w:r>
+                              <w:rPr>
+                                <w:color w:val="000000"/>
+                              </w:rPr>
+                              <w:t>_</w:t>
+                            </w:r>
+                            <w:proofErr w:type="gramStart"/>
+                            <w:r>
+                              <w:rPr>
+                                <w:color w:val="000000"/>
+                              </w:rPr>
+                              <w:t>pos }</w:t>
+                            </w:r>
+                            <w:proofErr w:type="gramEnd"/>
+                            <w:r>
+                              <w:rPr>
+                                <w:color w:val="000000"/>
+                              </w:rPr>
+                              <w:t>}</w:t>
                             </w:r>
                           </w:p>
                         </w:txbxContent>
                       </wps:txbx>
-                      <wps:bodyPr lIns="0" rIns="0" tIns="0" bIns="0" anchor="t">
+                      <wps:bodyPr lIns="0" tIns="0" rIns="0" bIns="0" anchor="t">
                         <a:noAutofit/>
                       </wps:bodyPr>
                     </wps:wsp>
@@ -1720,7 +1994,7 @@
               </wp:anchor>
             </w:drawing>
           </mc:Choice>
-          <mc:Fallback>
+          <mc:Fallback xmlns:pic="http://schemas.openxmlformats.org/drawingml/2006/picture">
             <w:pict>
               <v:rect id="shape_0" stroked="f" o:allowincell="f" style="position:absolute;margin-left:263.2pt;margin-top:-3.25pt;width:186.35pt;height:38.4pt;mso-wrap-style:square;v-text-anchor:top" wp14:anchorId="71CA97A7">
                 <v:fill o:detectmouseclick="t" on="false"/>
@@ -1752,7 +2026,7 @@
       </w:r>
       <w:r>
         <w:rPr>
-          <w:rFonts w:eastAsia="Sarabun" w:cs="TH SarabunIT๙" w:hint="cs"/>
+          <w:rFonts w:eastAsia="Sarabun" w:hint="cs"/>
           <w:sz w:val="34"/>
           <w:szCs w:val="34"/>
         </w:rPr>
@@ -1763,43 +2037,56 @@
       <w:pPr>
         <w:pStyle w:val="Normal1"/>
         <w:tabs>
-          <w:tab w:val="clear" w:pos="720"/>
-          <w:tab w:val="left" w:pos="1134" w:leader="none"/>
-          <w:tab w:val="left" w:pos="4536" w:leader="none"/>
+          <w:tab w:val="left" w:pos="1134"/>
+          <w:tab w:val="left" w:pos="4536"/>
         </w:tabs>
-        <w:spacing w:lineRule="atLeast" w:line="198" w:before="0" w:after="198"/>
+        <w:spacing w:after="198" w:line="198" w:lineRule="atLeast"/>
         <w:jc w:val="both"/>
-        <w:rPr/>
       </w:pPr>
       <w:r>
         <w:rPr>
-          <w:rFonts w:ascii="TH SarabunIT๙" w:hAnsi="TH SarabunIT๙" w:eastAsia="Sarabun" w:hint="cs"/>
-          <w:sz w:val="34"/>
-          <w:szCs w:val="34"/>
-        </w:rPr>
-        <w:t>อายุ</w:t>
-      </w:r>
-      <w:r>
-        <w:rPr>
-          <w:rFonts w:eastAsia="Sarabun" w:cs="TH SarabunIT๙" w:hint="cs"/>
-          <w:sz w:val="34"/>
-          <w:szCs w:val="34"/>
-        </w:rPr>
-        <w:t>................</w:t>
-      </w:r>
-      <w:r>
-        <w:rPr>
-          <w:rFonts w:ascii="TH SarabunIT๙" w:hAnsi="TH SarabunIT๙" w:eastAsia="Sarabun" w:hint="cs"/>
-          <w:sz w:val="34"/>
-          <w:szCs w:val="34"/>
-        </w:rPr>
-        <w:t>ปี  อาชีพ  รับราชการ  สถานที่ทำงาน</w:t>
-      </w:r>
-      <w:r>
+          <w:rFonts w:eastAsia="Sarabun" w:hint="cs"/>
+          <w:sz w:val="34"/>
+          <w:szCs w:val="34"/>
+        </w:rPr>
+        <w:t>อายุ................</w:t>
+      </w:r>
+      <w:proofErr w:type="gramStart"/>
+      <w:r>
+        <w:rPr>
+          <w:rFonts w:eastAsia="Sarabun" w:hint="cs"/>
+          <w:sz w:val="34"/>
+          <w:szCs w:val="34"/>
+        </w:rPr>
+        <w:t>ปี  อาชีพ</w:t>
+      </w:r>
+      <w:proofErr w:type="gramEnd"/>
+      <w:r>
+        <w:rPr>
+          <w:rFonts w:eastAsia="Sarabun" w:hint="cs"/>
+          <w:sz w:val="34"/>
+          <w:szCs w:val="34"/>
+        </w:rPr>
+        <w:t xml:space="preserve">  </w:t>
+      </w:r>
+      <w:proofErr w:type="gramStart"/>
+      <w:r>
+        <w:rPr>
+          <w:rFonts w:eastAsia="Sarabun" w:hint="cs"/>
+          <w:sz w:val="34"/>
+          <w:szCs w:val="34"/>
+        </w:rPr>
+        <w:t>รับราชการ  สถานที่ทำงาน</w:t>
+      </w:r>
+      <w:proofErr w:type="gramEnd"/>
+      <w:r>
+        <w:rPr>
+          <w:noProof/>
+        </w:rPr>
         <mc:AlternateContent>
           <mc:Choice Requires="wps">
             <w:drawing>
-              <wp:anchor distT="0" distB="0" distL="0" distR="0" simplePos="0" relativeHeight="19" behindDoc="0" locked="0" layoutInCell="1" allowOverlap="1" wp14:anchorId="2BF2E1DA">
+              <wp:anchor distT="0" distB="0" distL="0" distR="0" simplePos="0" relativeHeight="19" behindDoc="0" locked="0" layoutInCell="1" allowOverlap="1" wp14:anchorId="2BF2E1DA" wp14:editId="7230CFB6">
                 <wp:simplePos x="0" y="0"/>
                 <wp:positionH relativeFrom="column">
                   <wp:posOffset>2912745</wp:posOffset>
@@ -1811,6 +2098,7 @@
                 <wp:effectExtent l="0" t="0" r="0" b="0"/>
                 <wp:wrapNone/>
                 <wp:docPr id="14" name="Text Frame 12"/>
+                <wp:cNvGraphicFramePr/>
                 <a:graphic xmlns:a="http://schemas.openxmlformats.org/drawingml/2006/main">
                   <a:graphicData uri="http://schemas.microsoft.com/office/word/2010/wordprocessingShape">
                     <wps:wsp>
@@ -1829,9 +2117,15 @@
                         </a:ln>
                       </wps:spPr>
                       <wps:style>
-                        <a:lnRef idx="0"/>
-                        <a:fillRef idx="0"/>
-                        <a:effectRef idx="0"/>
+                        <a:lnRef idx="0">
+                          <a:scrgbClr r="0" g="0" b="0"/>
+                        </a:lnRef>
+                        <a:fillRef idx="0">
+                          <a:scrgbClr r="0" g="0" b="0"/>
+                        </a:fillRef>
+                        <a:effectRef idx="0">
+                          <a:scrgbClr r="0" g="0" b="0"/>
+                        </a:effectRef>
                         <a:fontRef idx="minor"/>
                       </wps:style>
                       <wps:txbx>
@@ -1839,25 +2133,47 @@
                           <w:p>
                             <w:pPr>
                               <w:pStyle w:val="Normal1"/>
-                              <w:widowControl/>
-                              <w:suppressAutoHyphens w:val="true"/>
-                              <w:bidi w:val="0"/>
-                              <w:spacing w:lineRule="auto" w:line="276" w:before="0" w:after="200"/>
-                              <w:jc w:val="center"/>
-                              <w:rPr/>
                             </w:pPr>
-                            <w:r>
-                              <w:rPr>
-                                <w:color w:val="000000"/>
-                                <w:sz w:val="34"/>
-                                <w:szCs w:val="34"/>
-                              </w:rPr>
-                              <w:t>{{ req_office }}</w:t>
+                            <w:proofErr w:type="gramStart"/>
+                            <w:r>
+                              <w:rPr>
+                                <w:color w:val="000000"/>
+                                <w:sz w:val="34"/>
+                                <w:szCs w:val="34"/>
+                              </w:rPr>
+                              <w:t>{{ req</w:t>
+                            </w:r>
+                            <w:proofErr w:type="gramEnd"/>
+                            <w:r>
+                              <w:rPr>
+                                <w:color w:val="000000"/>
+                                <w:sz w:val="34"/>
+                                <w:szCs w:val="34"/>
+                              </w:rPr>
+                              <w:t>_</w:t>
+                            </w:r>
+                            <w:proofErr w:type="gramStart"/>
+                            <w:r>
+                              <w:rPr>
+                                <w:color w:val="000000"/>
+                                <w:sz w:val="34"/>
+                                <w:szCs w:val="34"/>
+                              </w:rPr>
+                              <w:t>office }</w:t>
+                            </w:r>
+                            <w:proofErr w:type="gramEnd"/>
+                            <w:r>
+                              <w:rPr>
+                                <w:color w:val="000000"/>
+                                <w:sz w:val="34"/>
+                                <w:szCs w:val="34"/>
+                              </w:rPr>
+                              <w:t>}</w:t>
                             </w:r>
                           </w:p>
                         </w:txbxContent>
                       </wps:txbx>
-                      <wps:bodyPr lIns="0" rIns="0" tIns="0" bIns="0" anchor="t">
+                      <wps:bodyPr lIns="0" tIns="0" rIns="0" bIns="0" anchor="t">
                         <a:noAutofit/>
                       </wps:bodyPr>
                     </wps:wsp>
@@ -1866,7 +2182,7 @@
               </wp:anchor>
             </w:drawing>
           </mc:Choice>
-          <mc:Fallback>
+          <mc:Fallback xmlns:pic="http://schemas.openxmlformats.org/drawingml/2006/picture">
             <w:pict>
               <v:rect id="shape_0" stroked="f" o:allowincell="f" style="position:absolute;margin-left:229.35pt;margin-top:-3.25pt;width:222.8pt;height:38.4pt;mso-wrap-style:square;v-text-anchor:top" wp14:anchorId="2BF2E1DA">
                 <v:fill o:detectmouseclick="t" on="false"/>
@@ -1899,10 +2215,15 @@
             </w:pict>
           </mc:Fallback>
         </mc:AlternateContent>
+      </w:r>
+      <w:r>
+        <w:rPr>
+          <w:noProof/>
+        </w:rPr>
         <mc:AlternateContent>
           <mc:Choice Requires="wps">
             <w:drawing>
-              <wp:anchor distT="0" distB="0" distL="0" distR="0" simplePos="0" relativeHeight="23" behindDoc="0" locked="0" layoutInCell="1" allowOverlap="1" wp14:anchorId="6A1A27FD">
+              <wp:anchor distT="0" distB="0" distL="0" distR="0" simplePos="0" relativeHeight="23" behindDoc="0" locked="0" layoutInCell="1" allowOverlap="1" wp14:anchorId="6A1A27FD" wp14:editId="559D79EB">
                 <wp:simplePos x="0" y="0"/>
                 <wp:positionH relativeFrom="column">
                   <wp:posOffset>330200</wp:posOffset>
@@ -1914,6 +2235,7 @@
                 <wp:effectExtent l="0" t="0" r="0" b="0"/>
                 <wp:wrapNone/>
                 <wp:docPr id="15" name="Text Frame 11"/>
+                <wp:cNvGraphicFramePr/>
                 <a:graphic xmlns:a="http://schemas.openxmlformats.org/drawingml/2006/main">
                   <a:graphicData uri="http://schemas.microsoft.com/office/word/2010/wordprocessingShape">
                     <wps:wsp>
@@ -1932,9 +2254,15 @@
                         </a:ln>
                       </wps:spPr>
                       <wps:style>
-                        <a:lnRef idx="0"/>
-                        <a:fillRef idx="0"/>
-                        <a:effectRef idx="0"/>
+                        <a:lnRef idx="0">
+                          <a:scrgbClr r="0" g="0" b="0"/>
+                        </a:lnRef>
+                        <a:fillRef idx="0">
+                          <a:scrgbClr r="0" g="0" b="0"/>
+                        </a:fillRef>
+                        <a:effectRef idx="0">
+                          <a:scrgbClr r="0" g="0" b="0"/>
+                        </a:effectRef>
                         <a:fontRef idx="minor"/>
                       </wps:style>
                       <wps:txbx>
@@ -1942,27 +2270,51 @@
                           <w:p>
                             <w:pPr>
                               <w:pStyle w:val="Normal1"/>
-                              <w:widowControl/>
-                              <w:suppressAutoHyphens w:val="true"/>
-                              <w:bidi w:val="0"/>
-                              <w:spacing w:lineRule="auto" w:line="276" w:before="0" w:after="200"/>
-                              <w:jc w:val="start"/>
+                              <w:jc w:val="left"/>
                               <w:rPr>
                                 <w:color w:val="000000"/>
                               </w:rPr>
                             </w:pPr>
-                            <w:r>
-                              <w:rPr>
-                                <w:color w:val="000000"/>
-                                <w:sz w:val="34"/>
-                                <w:szCs w:val="34"/>
-                              </w:rPr>
-                              <w:t>{{ req_age }}</w:t>
+                            <w:proofErr w:type="gramStart"/>
+                            <w:r>
+                              <w:rPr>
+                                <w:color w:val="000000"/>
+                                <w:sz w:val="34"/>
+                                <w:szCs w:val="34"/>
+                              </w:rPr>
+                              <w:t>{{ req</w:t>
+                            </w:r>
+                            <w:proofErr w:type="gramEnd"/>
+                            <w:r>
+                              <w:rPr>
+                                <w:color w:val="000000"/>
+                                <w:sz w:val="34"/>
+                                <w:szCs w:val="34"/>
+                              </w:rPr>
+                              <w:t>_</w:t>
+                            </w:r>
+                            <w:proofErr w:type="gramStart"/>
+                            <w:r>
+                              <w:rPr>
+                                <w:color w:val="000000"/>
+                                <w:sz w:val="34"/>
+                                <w:szCs w:val="34"/>
+                              </w:rPr>
+                              <w:t>age }</w:t>
+                            </w:r>
+                            <w:proofErr w:type="gramEnd"/>
+                            <w:r>
+                              <w:rPr>
+                                <w:color w:val="000000"/>
+                                <w:sz w:val="34"/>
+                                <w:szCs w:val="34"/>
+                              </w:rPr>
+                              <w:t>}</w:t>
                             </w:r>
                           </w:p>
                         </w:txbxContent>
                       </wps:txbx>
-                      <wps:bodyPr lIns="0" rIns="0" tIns="0" bIns="0" anchor="t">
+                      <wps:bodyPr lIns="0" tIns="0" rIns="0" bIns="0" anchor="t">
                         <a:noAutofit/>
                       </wps:bodyPr>
                     </wps:wsp>
@@ -1971,7 +2323,7 @@
               </wp:anchor>
             </w:drawing>
           </mc:Choice>
-          <mc:Fallback>
+          <mc:Fallback xmlns:pic="http://schemas.openxmlformats.org/drawingml/2006/picture">
             <w:pict>
               <v:rect id="shape_0" stroked="f" o:allowincell="f" style="position:absolute;margin-left:26pt;margin-top:-3.7pt;width:116.9pt;height:38.4pt;mso-wrap-style:square;v-text-anchor:top" wp14:anchorId="6A1A27FD">
                 <v:fill o:detectmouseclick="t" on="false"/>
@@ -2009,7 +2361,7 @@
       </w:r>
       <w:r>
         <w:rPr>
-          <w:rFonts w:eastAsia="Sarabun" w:cs="TH SarabunIT๙" w:hint="cs"/>
+          <w:rFonts w:eastAsia="Sarabun" w:hint="cs"/>
           <w:sz w:val="34"/>
           <w:szCs w:val="34"/>
         </w:rPr>
@@ -2020,85 +2372,23 @@
       <w:pPr>
         <w:pStyle w:val="Normal1"/>
         <w:jc w:val="both"/>
-        <w:rPr/>
       </w:pPr>
       <w:r>
         <w:rPr>
-          <w:rFonts w:ascii="TH SarabunIT๙" w:hAnsi="TH SarabunIT๙" w:eastAsia="Sarabun" w:hint="cs"/>
-          <w:sz w:val="34"/>
-          <w:szCs w:val="34"/>
-        </w:rPr>
-        <w:t>แขวง</w:t>
-      </w:r>
-      <w:r>
-        <w:rPr>
-          <w:rFonts w:eastAsia="Sarabun" w:cs="TH SarabunIT๙" w:hint="cs"/>
-          <w:sz w:val="34"/>
-          <w:szCs w:val="34"/>
-        </w:rPr>
-        <w:t>/</w:t>
-      </w:r>
-      <w:r>
-        <w:rPr>
-          <w:rFonts w:ascii="TH SarabunIT๙" w:hAnsi="TH SarabunIT๙" w:eastAsia="Sarabun" w:hint="cs"/>
-          <w:sz w:val="34"/>
-          <w:szCs w:val="34"/>
-        </w:rPr>
-        <w:t>ตำบล</w:t>
-      </w:r>
-      <w:r>
-        <w:rPr>
-          <w:rFonts w:eastAsia="Sarabun" w:cs="TH SarabunIT๙" w:hint="cs"/>
-          <w:sz w:val="34"/>
-          <w:szCs w:val="34"/>
-        </w:rPr>
-        <w:t>..............................</w:t>
-      </w:r>
-      <w:r>
-        <w:rPr>
-          <w:rFonts w:ascii="TH SarabunIT๙" w:hAnsi="TH SarabunIT๙" w:eastAsia="Sarabun" w:hint="cs"/>
-          <w:sz w:val="34"/>
-          <w:szCs w:val="34"/>
-        </w:rPr>
-        <w:t>เขต</w:t>
-      </w:r>
-      <w:r>
-        <w:rPr>
-          <w:rFonts w:eastAsia="Sarabun" w:cs="TH SarabunIT๙" w:hint="cs"/>
-          <w:sz w:val="34"/>
-          <w:szCs w:val="34"/>
-        </w:rPr>
-        <w:t>/</w:t>
-      </w:r>
-      <w:r>
-        <w:rPr>
-          <w:rFonts w:ascii="TH SarabunIT๙" w:hAnsi="TH SarabunIT๙" w:eastAsia="Sarabun" w:hint="cs"/>
-          <w:sz w:val="34"/>
-          <w:szCs w:val="34"/>
-        </w:rPr>
-        <w:t>อำเภอ</w:t>
-      </w:r>
-      <w:r>
-        <w:rPr>
-          <w:rFonts w:eastAsia="Sarabun" w:cs="TH SarabunIT๙" w:hint="cs"/>
-          <w:sz w:val="34"/>
-          <w:szCs w:val="34"/>
-        </w:rPr>
-        <w:t>............................................</w:t>
-      </w:r>
-      <w:r>
-        <w:rPr>
-          <w:rFonts w:ascii="TH SarabunIT๙" w:hAnsi="TH SarabunIT๙" w:eastAsia="Sarabun" w:hint="cs"/>
-          <w:sz w:val="34"/>
-          <w:szCs w:val="34"/>
-        </w:rPr>
-        <w:t>จังหวัด</w:t>
-      </w:r>
-      <w:r>
+          <w:rFonts w:eastAsia="Sarabun" w:hint="cs"/>
+          <w:sz w:val="34"/>
+          <w:szCs w:val="34"/>
+        </w:rPr>
+        <w:t>แขวง/ตำบล..............................เขต/อำเภอ............................................จังหวัด</w:t>
+      </w:r>
+      <w:r>
+        <w:rPr>
+          <w:noProof/>
+        </w:rPr>
         <mc:AlternateContent>
           <mc:Choice Requires="wps">
             <w:drawing>
-              <wp:anchor distT="0" distB="0" distL="0" distR="0" simplePos="0" relativeHeight="43" behindDoc="0" locked="0" layoutInCell="1" allowOverlap="1" wp14:anchorId="3C72A6D4">
+              <wp:anchor distT="0" distB="0" distL="0" distR="0" simplePos="0" relativeHeight="43" behindDoc="0" locked="0" layoutInCell="1" allowOverlap="1" wp14:anchorId="3C72A6D4" wp14:editId="155B0F81">
                 <wp:simplePos x="0" y="0"/>
                 <wp:positionH relativeFrom="column">
                   <wp:posOffset>648335</wp:posOffset>
@@ -2110,6 +2400,7 @@
                 <wp:effectExtent l="0" t="0" r="0" b="0"/>
                 <wp:wrapNone/>
                 <wp:docPr id="16" name="Text Frame 13"/>
+                <wp:cNvGraphicFramePr/>
                 <a:graphic xmlns:a="http://schemas.openxmlformats.org/drawingml/2006/main">
                   <a:graphicData uri="http://schemas.microsoft.com/office/word/2010/wordprocessingShape">
                     <wps:wsp>
@@ -2128,9 +2419,15 @@
                         </a:ln>
                       </wps:spPr>
                       <wps:style>
-                        <a:lnRef idx="0"/>
-                        <a:fillRef idx="0"/>
-                        <a:effectRef idx="0"/>
+                        <a:lnRef idx="0">
+                          <a:scrgbClr r="0" g="0" b="0"/>
+                        </a:lnRef>
+                        <a:fillRef idx="0">
+                          <a:scrgbClr r="0" g="0" b="0"/>
+                        </a:fillRef>
+                        <a:effectRef idx="0">
+                          <a:scrgbClr r="0" g="0" b="0"/>
+                        </a:effectRef>
                         <a:fontRef idx="minor"/>
                       </wps:style>
                       <wps:txbx>
@@ -2138,24 +2435,51 @@
                           <w:p>
                             <w:pPr>
                               <w:pStyle w:val="Normal1"/>
-                              <w:spacing w:before="0" w:after="200"/>
                               <w:rPr>
                                 <w:sz w:val="30"/>
                                 <w:szCs w:val="30"/>
                               </w:rPr>
                             </w:pPr>
+                            <w:proofErr w:type="gramStart"/>
                             <w:r>
                               <w:rPr>
                                 <w:color w:val="000000"/>
                                 <w:sz w:val="30"/>
                                 <w:szCs w:val="30"/>
                               </w:rPr>
-                              <w:t>{{ req_sub_district }}</w:t>
+                              <w:t>{{ req</w:t>
+                            </w:r>
+                            <w:proofErr w:type="gramEnd"/>
+                            <w:r>
+                              <w:rPr>
+                                <w:color w:val="000000"/>
+                                <w:sz w:val="30"/>
+                                <w:szCs w:val="30"/>
+                              </w:rPr>
+                              <w:t>_sub_</w:t>
+                            </w:r>
+                            <w:proofErr w:type="gramStart"/>
+                            <w:r>
+                              <w:rPr>
+                                <w:color w:val="000000"/>
+                                <w:sz w:val="30"/>
+                                <w:szCs w:val="30"/>
+                              </w:rPr>
+                              <w:t>district }</w:t>
+                            </w:r>
+                            <w:proofErr w:type="gramEnd"/>
+                            <w:r>
+                              <w:rPr>
+                                <w:color w:val="000000"/>
+                                <w:sz w:val="30"/>
+                                <w:szCs w:val="30"/>
+                              </w:rPr>
+                              <w:t>}</w:t>
                             </w:r>
                           </w:p>
                         </w:txbxContent>
                       </wps:txbx>
-                      <wps:bodyPr lIns="0" rIns="0" tIns="0" bIns="0" anchor="t">
+                      <wps:bodyPr lIns="0" tIns="0" rIns="0" bIns="0" anchor="t">
                         <a:noAutofit/>
                       </wps:bodyPr>
                     </wps:wsp>
@@ -2164,7 +2488,7 @@
               </wp:anchor>
             </w:drawing>
           </mc:Choice>
-          <mc:Fallback>
+          <mc:Fallback xmlns:pic="http://schemas.openxmlformats.org/drawingml/2006/picture">
             <w:pict>
               <v:rect id="shape_0" stroked="f" o:allowincell="f" style="position:absolute;margin-left:51.05pt;margin-top:-0.05pt;width:89.5pt;height:35.85pt;mso-wrap-style:square;v-text-anchor:top" wp14:anchorId="3C72A6D4">
                 <v:fill o:detectmouseclick="t" on="false"/>
@@ -2196,10 +2520,15 @@
             </w:pict>
           </mc:Fallback>
         </mc:AlternateContent>
+      </w:r>
+      <w:r>
+        <w:rPr>
+          <w:noProof/>
+        </w:rPr>
         <mc:AlternateContent>
           <mc:Choice Requires="wps">
             <w:drawing>
-              <wp:anchor distT="0" distB="0" distL="0" distR="0" simplePos="0" relativeHeight="83" behindDoc="0" locked="0" layoutInCell="1" allowOverlap="1" wp14:anchorId="0B97DFB2">
+              <wp:anchor distT="0" distB="0" distL="0" distR="0" simplePos="0" relativeHeight="83" behindDoc="0" locked="0" layoutInCell="1" allowOverlap="1" wp14:anchorId="0B97DFB2" wp14:editId="616E8740">
                 <wp:simplePos x="0" y="0"/>
                 <wp:positionH relativeFrom="column">
                   <wp:posOffset>2395855</wp:posOffset>
@@ -2211,6 +2540,7 @@
                 <wp:effectExtent l="0" t="0" r="0" b="0"/>
                 <wp:wrapNone/>
                 <wp:docPr id="17" name="Text Frame 14"/>
+                <wp:cNvGraphicFramePr/>
                 <a:graphic xmlns:a="http://schemas.openxmlformats.org/drawingml/2006/main">
                   <a:graphicData uri="http://schemas.microsoft.com/office/word/2010/wordprocessingShape">
                     <wps:wsp>
@@ -2229,9 +2559,15 @@
                         </a:ln>
                       </wps:spPr>
                       <wps:style>
-                        <a:lnRef idx="0"/>
-                        <a:fillRef idx="0"/>
-                        <a:effectRef idx="0"/>
+                        <a:lnRef idx="0">
+                          <a:scrgbClr r="0" g="0" b="0"/>
+                        </a:lnRef>
+                        <a:fillRef idx="0">
+                          <a:scrgbClr r="0" g="0" b="0"/>
+                        </a:fillRef>
+                        <a:effectRef idx="0">
+                          <a:scrgbClr r="0" g="0" b="0"/>
+                        </a:effectRef>
                         <a:fontRef idx="minor"/>
                       </wps:style>
                       <wps:txbx>
@@ -2239,21 +2575,42 @@
                           <w:p>
                             <w:pPr>
                               <w:pStyle w:val="Normal1"/>
-                              <w:spacing w:before="0" w:after="200"/>
                               <w:rPr>
                                 <w:color w:val="000000"/>
                               </w:rPr>
                             </w:pPr>
-                            <w:r>
-                              <w:rPr>
-                                <w:color w:val="000000"/>
-                              </w:rPr>
-                              <w:t>{{ req_district }}</w:t>
+                            <w:proofErr w:type="gramStart"/>
+                            <w:r>
+                              <w:rPr>
+                                <w:color w:val="000000"/>
+                              </w:rPr>
+                              <w:t>{{ req</w:t>
+                            </w:r>
+                            <w:proofErr w:type="gramEnd"/>
+                            <w:r>
+                              <w:rPr>
+                                <w:color w:val="000000"/>
+                              </w:rPr>
+                              <w:t>_</w:t>
+                            </w:r>
+                            <w:proofErr w:type="gramStart"/>
+                            <w:r>
+                              <w:rPr>
+                                <w:color w:val="000000"/>
+                              </w:rPr>
+                              <w:t>district }</w:t>
+                            </w:r>
+                            <w:proofErr w:type="gramEnd"/>
+                            <w:r>
+                              <w:rPr>
+                                <w:color w:val="000000"/>
+                              </w:rPr>
+                              <w:t>}</w:t>
                             </w:r>
                           </w:p>
                         </w:txbxContent>
                       </wps:txbx>
-                      <wps:bodyPr lIns="0" rIns="0" tIns="0" bIns="0" anchor="t">
+                      <wps:bodyPr lIns="0" tIns="0" rIns="0" bIns="0" anchor="t">
                         <a:noAutofit/>
                       </wps:bodyPr>
                     </wps:wsp>
@@ -2262,7 +2619,7 @@
               </wp:anchor>
             </w:drawing>
           </mc:Choice>
-          <mc:Fallback>
+          <mc:Fallback xmlns:pic="http://schemas.openxmlformats.org/drawingml/2006/picture">
             <w:pict>
               <v:rect id="shape_0" stroked="f" o:allowincell="f" style="position:absolute;margin-left:188.65pt;margin-top:-2.6pt;width:116.9pt;height:38.4pt;mso-wrap-style:square;v-text-anchor:top" wp14:anchorId="0B97DFB2">
                 <v:fill o:detectmouseclick="t" on="false"/>
@@ -2291,10 +2648,15 @@
             </w:pict>
           </mc:Fallback>
         </mc:AlternateContent>
+      </w:r>
+      <w:r>
+        <w:rPr>
+          <w:noProof/>
+        </w:rPr>
         <mc:AlternateContent>
           <mc:Choice Requires="wps">
             <w:drawing>
-              <wp:anchor distT="0" distB="0" distL="0" distR="0" simplePos="0" relativeHeight="85" behindDoc="0" locked="0" layoutInCell="1" allowOverlap="1" wp14:anchorId="6B3950FB">
+              <wp:anchor distT="0" distB="0" distL="0" distR="0" simplePos="0" relativeHeight="85" behindDoc="0" locked="0" layoutInCell="1" allowOverlap="1" wp14:anchorId="6B3950FB" wp14:editId="684795B6">
                 <wp:simplePos x="0" y="0"/>
                 <wp:positionH relativeFrom="column">
                   <wp:posOffset>4294505</wp:posOffset>
@@ -2306,6 +2668,7 @@
                 <wp:effectExtent l="0" t="0" r="0" b="0"/>
                 <wp:wrapNone/>
                 <wp:docPr id="18" name="Text Frame 15"/>
+                <wp:cNvGraphicFramePr/>
                 <a:graphic xmlns:a="http://schemas.openxmlformats.org/drawingml/2006/main">
                   <a:graphicData uri="http://schemas.microsoft.com/office/word/2010/wordprocessingShape">
                     <wps:wsp>
@@ -2324,9 +2687,15 @@
                         </a:ln>
                       </wps:spPr>
                       <wps:style>
-                        <a:lnRef idx="0"/>
-                        <a:fillRef idx="0"/>
-                        <a:effectRef idx="0"/>
+                        <a:lnRef idx="0">
+                          <a:scrgbClr r="0" g="0" b="0"/>
+                        </a:lnRef>
+                        <a:fillRef idx="0">
+                          <a:scrgbClr r="0" g="0" b="0"/>
+                        </a:fillRef>
+                        <a:effectRef idx="0">
+                          <a:scrgbClr r="0" g="0" b="0"/>
+                        </a:effectRef>
                         <a:fontRef idx="minor"/>
                       </wps:style>
                       <wps:txbx>
@@ -2334,28 +2703,39 @@
                           <w:p>
                             <w:pPr>
                               <w:pStyle w:val="Normal1"/>
-                              <w:widowControl/>
-                              <w:suppressAutoHyphens w:val="true"/>
-                              <w:bidi w:val="0"/>
-                              <w:spacing w:lineRule="auto" w:line="276" w:before="0" w:after="200"/>
-                              <w:jc w:val="center"/>
-                              <w:rPr>
-                                <w:sz w:val="32"/>
-                                <w:szCs w:val="32"/>
-                              </w:rPr>
                             </w:pPr>
-                            <w:r>
-                              <w:rPr>
-                                <w:color w:val="000000"/>
-                                <w:sz w:val="32"/>
-                                <w:szCs w:val="32"/>
-                              </w:rPr>
-                              <w:t>{{ req_province }}</w:t>
+                            <w:proofErr w:type="gramStart"/>
+                            <w:r>
+                              <w:rPr>
+                                <w:color w:val="000000"/>
+                              </w:rPr>
+                              <w:t>{{ req</w:t>
+                            </w:r>
+                            <w:proofErr w:type="gramEnd"/>
+                            <w:r>
+                              <w:rPr>
+                                <w:color w:val="000000"/>
+                              </w:rPr>
+                              <w:t>_</w:t>
+                            </w:r>
+                            <w:proofErr w:type="gramStart"/>
+                            <w:r>
+                              <w:rPr>
+                                <w:color w:val="000000"/>
+                              </w:rPr>
+                              <w:t>province }</w:t>
+                            </w:r>
+                            <w:proofErr w:type="gramEnd"/>
+                            <w:r>
+                              <w:rPr>
+                                <w:color w:val="000000"/>
+                              </w:rPr>
+                              <w:t>}</w:t>
                             </w:r>
                           </w:p>
                         </w:txbxContent>
                       </wps:txbx>
-                      <wps:bodyPr lIns="0" rIns="0" tIns="0" bIns="0" anchor="t">
+                      <wps:bodyPr lIns="0" tIns="0" rIns="0" bIns="0" anchor="t">
                         <a:noAutofit/>
                       </wps:bodyPr>
                     </wps:wsp>
@@ -2364,7 +2744,7 @@
               </wp:anchor>
             </w:drawing>
           </mc:Choice>
-          <mc:Fallback>
+          <mc:Fallback xmlns:pic="http://schemas.openxmlformats.org/drawingml/2006/picture">
             <w:pict>
               <v:rect id="shape_0" stroked="f" o:allowincell="f" style="position:absolute;margin-left:338.15pt;margin-top:-2.6pt;width:113.5pt;height:38.4pt;mso-wrap-style:square;v-text-anchor:top" wp14:anchorId="6B3950FB">
                 <v:fill o:detectmouseclick="t" on="false"/>
@@ -2403,7 +2783,7 @@
       </w:r>
       <w:r>
         <w:rPr>
-          <w:rFonts w:eastAsia="Sarabun" w:cs="TH SarabunIT๙" w:hint="cs"/>
+          <w:rFonts w:eastAsia="Sarabun" w:hint="cs"/>
           <w:sz w:val="34"/>
           <w:szCs w:val="34"/>
         </w:rPr>
@@ -2414,35 +2794,28 @@
       <w:pPr>
         <w:pStyle w:val="Normal1"/>
         <w:tabs>
-          <w:tab w:val="clear" w:pos="720"/>
-          <w:tab w:val="left" w:pos="1134" w:leader="none"/>
-          <w:tab w:val="left" w:pos="4536" w:leader="none"/>
+          <w:tab w:val="left" w:pos="1134"/>
+          <w:tab w:val="left" w:pos="4536"/>
         </w:tabs>
-        <w:spacing w:lineRule="atLeast" w:line="198" w:before="0" w:after="198"/>
+        <w:spacing w:after="198" w:line="198" w:lineRule="atLeast"/>
         <w:jc w:val="both"/>
-        <w:rPr/>
       </w:pPr>
       <w:r>
         <w:rPr>
-          <w:rFonts w:ascii="TH SarabunIT๙" w:hAnsi="TH SarabunIT๙" w:eastAsia="Sarabun" w:hint="cs"/>
-          <w:sz w:val="34"/>
-          <w:szCs w:val="34"/>
-        </w:rPr>
-        <w:t>โทรศัพท์</w:t>
-      </w:r>
-      <w:r>
-        <w:rPr>
-          <w:rFonts w:eastAsia="Sarabun" w:cs="TH SarabunIT๙" w:hint="cs"/>
-          <w:sz w:val="34"/>
-          <w:szCs w:val="34"/>
-        </w:rPr>
-        <w:t>......................................</w:t>
-      </w:r>
-      <w:r>
+          <w:rFonts w:eastAsia="Sarabun" w:hint="cs"/>
+          <w:sz w:val="34"/>
+          <w:szCs w:val="34"/>
+        </w:rPr>
+        <w:t>โทรศัพท์......................................</w:t>
+      </w:r>
+      <w:r>
+        <w:rPr>
+          <w:noProof/>
+        </w:rPr>
         <mc:AlternateContent>
           <mc:Choice Requires="wps">
             <w:drawing>
-              <wp:anchor distT="0" distB="0" distL="0" distR="0" simplePos="0" relativeHeight="25" behindDoc="0" locked="0" layoutInCell="1" allowOverlap="1" wp14:anchorId="2DFC763C">
+              <wp:anchor distT="0" distB="0" distL="0" distR="0" simplePos="0" relativeHeight="25" behindDoc="0" locked="0" layoutInCell="1" allowOverlap="1" wp14:anchorId="2DFC763C" wp14:editId="1D4763CD">
                 <wp:simplePos x="0" y="0"/>
                 <wp:positionH relativeFrom="column">
                   <wp:posOffset>549910</wp:posOffset>
@@ -2454,6 +2827,7 @@
                 <wp:effectExtent l="0" t="0" r="0" b="0"/>
                 <wp:wrapNone/>
                 <wp:docPr id="19" name="Text Frame 16"/>
+                <wp:cNvGraphicFramePr/>
                 <a:graphic xmlns:a="http://schemas.openxmlformats.org/drawingml/2006/main">
                   <a:graphicData uri="http://schemas.microsoft.com/office/word/2010/wordprocessingShape">
                     <wps:wsp>
@@ -2472,9 +2846,15 @@
                         </a:ln>
                       </wps:spPr>
                       <wps:style>
-                        <a:lnRef idx="0"/>
-                        <a:fillRef idx="0"/>
-                        <a:effectRef idx="0"/>
+                        <a:lnRef idx="0">
+                          <a:scrgbClr r="0" g="0" b="0"/>
+                        </a:lnRef>
+                        <a:fillRef idx="0">
+                          <a:scrgbClr r="0" g="0" b="0"/>
+                        </a:fillRef>
+                        <a:effectRef idx="0">
+                          <a:scrgbClr r="0" g="0" b="0"/>
+                        </a:effectRef>
                         <a:fontRef idx="minor"/>
                       </wps:style>
                       <wps:txbx>
@@ -2482,27 +2862,51 @@
                           <w:p>
                             <w:pPr>
                               <w:pStyle w:val="Normal1"/>
-                              <w:widowControl/>
-                              <w:suppressAutoHyphens w:val="true"/>
-                              <w:bidi w:val="0"/>
-                              <w:spacing w:lineRule="auto" w:line="276" w:before="0" w:after="200"/>
-                              <w:jc w:val="start"/>
+                              <w:jc w:val="left"/>
                               <w:rPr>
                                 <w:color w:val="000000"/>
                               </w:rPr>
                             </w:pPr>
-                            <w:r>
-                              <w:rPr>
-                                <w:color w:val="000000"/>
-                                <w:sz w:val="34"/>
-                                <w:szCs w:val="34"/>
-                              </w:rPr>
-                              <w:t>{{ req_tel }}</w:t>
+                            <w:proofErr w:type="gramStart"/>
+                            <w:r>
+                              <w:rPr>
+                                <w:color w:val="000000"/>
+                                <w:sz w:val="34"/>
+                                <w:szCs w:val="34"/>
+                              </w:rPr>
+                              <w:t>{{ req</w:t>
+                            </w:r>
+                            <w:proofErr w:type="gramEnd"/>
+                            <w:r>
+                              <w:rPr>
+                                <w:color w:val="000000"/>
+                                <w:sz w:val="34"/>
+                                <w:szCs w:val="34"/>
+                              </w:rPr>
+                              <w:t>_</w:t>
+                            </w:r>
+                            <w:proofErr w:type="gramStart"/>
+                            <w:r>
+                              <w:rPr>
+                                <w:color w:val="000000"/>
+                                <w:sz w:val="34"/>
+                                <w:szCs w:val="34"/>
+                              </w:rPr>
+                              <w:t>tel }</w:t>
+                            </w:r>
+                            <w:proofErr w:type="gramEnd"/>
+                            <w:r>
+                              <w:rPr>
+                                <w:color w:val="000000"/>
+                                <w:sz w:val="34"/>
+                                <w:szCs w:val="34"/>
+                              </w:rPr>
+                              <w:t>}</w:t>
                             </w:r>
                           </w:p>
                         </w:txbxContent>
                       </wps:txbx>
-                      <wps:bodyPr lIns="0" rIns="0" tIns="0" bIns="0" anchor="t">
+                      <wps:bodyPr lIns="0" tIns="0" rIns="0" bIns="0" anchor="t">
                         <a:noAutofit/>
                       </wps:bodyPr>
                     </wps:wsp>
@@ -2511,7 +2915,7 @@
               </wp:anchor>
             </w:drawing>
           </mc:Choice>
-          <mc:Fallback>
+          <mc:Fallback xmlns:pic="http://schemas.openxmlformats.org/drawingml/2006/picture">
             <w:pict>
               <v:rect id="shape_0" stroked="f" o:allowincell="f" style="position:absolute;margin-left:43.3pt;margin-top:-2.35pt;width:116.9pt;height:38.4pt;mso-wrap-style:square;v-text-anchor:top" wp14:anchorId="2DFC763C">
                 <v:fill o:detectmouseclick="t" on="false"/>
@@ -2547,30 +2951,30 @@
           </mc:Fallback>
         </mc:AlternateContent>
       </w:r>
-      <w:r>
-        <w:rPr>
-          <w:rFonts w:ascii="TH SarabunIT๙" w:hAnsi="TH SarabunIT๙" w:eastAsia="Sarabun" w:hint="cs"/>
+      <w:proofErr w:type="gramStart"/>
+      <w:r>
+        <w:rPr>
+          <w:rFonts w:eastAsia="Sarabun" w:hint="cs"/>
           <w:sz w:val="34"/>
           <w:szCs w:val="34"/>
         </w:rPr>
         <w:t>ขอยื่นคำร้องขอออกหมายจับต่อศาล  ดังมีข้อความที่จะกล่าวดังต่อไปนี้</w:t>
       </w:r>
+      <w:proofErr w:type="gramEnd"/>
     </w:p>
     <w:p>
       <w:pPr>
         <w:pStyle w:val="Normal1"/>
         <w:tabs>
-          <w:tab w:val="clear" w:pos="720"/>
-          <w:tab w:val="left" w:pos="1134" w:leader="none"/>
-          <w:tab w:val="left" w:pos="4536" w:leader="none"/>
+          <w:tab w:val="left" w:pos="1134"/>
+          <w:tab w:val="left" w:pos="4536"/>
         </w:tabs>
-        <w:spacing w:lineRule="atLeast" w:line="198" w:before="0" w:after="198"/>
+        <w:spacing w:after="198" w:line="198" w:lineRule="atLeast"/>
         <w:jc w:val="both"/>
-        <w:rPr/>
       </w:pPr>
       <w:r>
         <w:rPr>
-          <w:rFonts w:eastAsia="Sarabun" w:cs="TH SarabunIT๙"/>
+          <w:rFonts w:eastAsia="Sarabun"/>
           <w:sz w:val="34"/>
           <w:szCs w:val="34"/>
         </w:rPr>
@@ -2578,38 +2982,23 @@
       </w:r>
       <w:r>
         <w:rPr>
-          <w:rFonts w:ascii="TH SarabunIT๙" w:hAnsi="TH SarabunIT๙" w:eastAsia="Sarabun" w:hint="cs"/>
-          <w:sz w:val="34"/>
-          <w:szCs w:val="34"/>
-        </w:rPr>
-        <w:t>ข้อ ๑</w:t>
-      </w:r>
-      <w:r>
-        <w:rPr>
-          <w:rFonts w:eastAsia="Sarabun" w:cs="TH SarabunIT๙" w:hint="cs"/>
-          <w:sz w:val="34"/>
-          <w:szCs w:val="34"/>
-        </w:rPr>
-        <w:t xml:space="preserve">.  </w:t>
-      </w:r>
-      <w:r>
-        <w:rPr>
-          <w:rFonts w:ascii="TH SarabunIT๙" w:hAnsi="TH SarabunIT๙" w:eastAsia="Sarabun" w:hint="cs"/>
-          <w:sz w:val="34"/>
-          <w:szCs w:val="34"/>
-        </w:rPr>
-        <w:t xml:space="preserve">ด้วย </w:t>
-      </w:r>
-      <w:r>
-        <w:rPr>
-          <w:rFonts w:ascii="TH SarabunIT๙" w:hAnsi="TH SarabunIT๙" w:eastAsia="Sarabun" w:hint="cs"/>
+          <w:rFonts w:eastAsia="Sarabun" w:hint="cs"/>
+          <w:sz w:val="34"/>
+          <w:szCs w:val="34"/>
+        </w:rPr>
+        <w:t xml:space="preserve">ข้อ ๑.  ด้วย </w:t>
+      </w:r>
+      <w:r>
+        <w:rPr>
+          <w:rFonts w:eastAsia="Sarabun" w:hint="cs"/>
+          <w:noProof/>
           <w:sz w:val="34"/>
           <w:szCs w:val="34"/>
         </w:rPr>
         <mc:AlternateContent>
           <mc:Choice Requires="wps">
             <w:drawing>
-              <wp:anchor distT="5715" distB="4445" distL="5715" distR="4445" simplePos="0" relativeHeight="5" behindDoc="1" locked="0" layoutInCell="1" allowOverlap="1">
+              <wp:anchor distT="5715" distB="4445" distL="5715" distR="4445" simplePos="0" relativeHeight="5" behindDoc="1" locked="0" layoutInCell="1" allowOverlap="1" wp14:anchorId="56CC6C8A" wp14:editId="7B6CC564">
                 <wp:simplePos x="0" y="0"/>
                 <wp:positionH relativeFrom="column">
                   <wp:posOffset>1440180</wp:posOffset>
@@ -2621,6 +3010,7 @@
                 <wp:effectExtent l="5715" t="5715" r="4445" b="4445"/>
                 <wp:wrapNone/>
                 <wp:docPr id="20" name="Shape 1"/>
+                <wp:cNvGraphicFramePr/>
                 <a:graphic xmlns:a="http://schemas.openxmlformats.org/drawingml/2006/main">
                   <a:graphicData uri="http://schemas.microsoft.com/office/word/2010/wordprocessingShape">
                     <wps:wsp>
@@ -2634,7 +3024,7 @@
                           <a:avLst/>
                         </a:prstGeom>
                         <a:solidFill>
-                          <a:srgbClr val="ffffff"/>
+                          <a:srgbClr val="FFFFFF"/>
                         </a:solidFill>
                         <a:ln w="9525">
                           <a:solidFill>
@@ -2644,9 +3034,15 @@
                         </a:ln>
                       </wps:spPr>
                       <wps:style>
-                        <a:lnRef idx="0"/>
-                        <a:fillRef idx="0"/>
-                        <a:effectRef idx="0"/>
+                        <a:lnRef idx="0">
+                          <a:scrgbClr r="0" g="0" b="0"/>
+                        </a:lnRef>
+                        <a:fillRef idx="0">
+                          <a:scrgbClr r="0" g="0" b="0"/>
+                        </a:fillRef>
+                        <a:effectRef idx="0">
+                          <a:scrgbClr r="0" g="0" b="0"/>
+                        </a:effectRef>
                         <a:fontRef idx="minor"/>
                       </wps:style>
                       <wps:txbx>
@@ -2654,18 +3050,10 @@
                           <w:p>
                             <w:pPr>
                               <w:pStyle w:val="FrameContentsuser"/>
-                              <w:spacing w:lineRule="auto" w:line="240" w:before="0" w:after="0"/>
-                              <w:ind w:hanging="0" w:start="0" w:end="0"/>
-                              <w:jc w:val="start"/>
                               <w:rPr>
                                 <w:color w:val="000000"/>
                               </w:rPr>
                             </w:pPr>
-                            <w:r>
-                              <w:rPr>
-                                <w:color w:val="000000"/>
-                              </w:rPr>
-                            </w:r>
                           </w:p>
                         </w:txbxContent>
                       </wps:txbx>
@@ -2678,7 +3066,7 @@
               </wp:anchor>
             </w:drawing>
           </mc:Choice>
-          <mc:Fallback>
+          <mc:Fallback xmlns:pic="http://schemas.openxmlformats.org/drawingml/2006/picture">
             <w:pict>
               <v:rect id="shape_0" fillcolor="white" stroked="t" o:allowincell="f" style="position:absolute;margin-left:113.4pt;margin-top:5.1pt;width:15.1pt;height:12.6pt;mso-wrap-style:none;v-text-anchor:middle">
                 <v:fill o:detectmouseclick="t" type="solid" color2="black"/>
@@ -2708,45 +3096,23 @@
             </w:pict>
           </mc:Fallback>
         </mc:AlternateContent>
-        <w:t xml:space="preserve">      นาย</w:t>
-      </w:r>
-      <w:r>
-        <w:rPr>
-          <w:rFonts w:eastAsia="Sarabun" w:cs="TH SarabunIT๙" w:hint="cs"/>
-          <w:sz w:val="34"/>
-          <w:szCs w:val="34"/>
-        </w:rPr>
-        <w:t>/</w:t>
-      </w:r>
-      <w:r>
-        <w:rPr>
-          <w:rFonts w:ascii="TH SarabunIT๙" w:hAnsi="TH SarabunIT๙" w:eastAsia="Sarabun" w:hint="cs"/>
-          <w:sz w:val="34"/>
-          <w:szCs w:val="34"/>
-        </w:rPr>
-        <w:t>นาง</w:t>
-      </w:r>
-      <w:r>
-        <w:rPr>
-          <w:rFonts w:eastAsia="Sarabun" w:cs="TH SarabunIT๙" w:hint="cs"/>
-          <w:sz w:val="34"/>
-          <w:szCs w:val="34"/>
-        </w:rPr>
-        <w:t>/</w:t>
-      </w:r>
-      <w:r>
-        <w:rPr>
-          <w:rFonts w:ascii="TH SarabunIT๙" w:hAnsi="TH SarabunIT๙" w:eastAsia="Sarabun" w:hint="cs"/>
-          <w:sz w:val="34"/>
-          <w:szCs w:val="34"/>
-        </w:rPr>
-        <w:t>นางสาว</w:t>
-      </w:r>
-      <w:r>
+      </w:r>
+      <w:r>
+        <w:rPr>
+          <w:rFonts w:eastAsia="Sarabun" w:hint="cs"/>
+          <w:sz w:val="34"/>
+          <w:szCs w:val="34"/>
+        </w:rPr>
+        <w:t xml:space="preserve">      นาย/นาง/นางสาว</w:t>
+      </w:r>
+      <w:r>
+        <w:rPr>
+          <w:noProof/>
+        </w:rPr>
         <mc:AlternateContent>
           <mc:Choice Requires="wps">
             <w:drawing>
-              <wp:anchor distT="0" distB="0" distL="0" distR="0" simplePos="0" relativeHeight="21" behindDoc="0" locked="0" layoutInCell="1" allowOverlap="1" wp14:anchorId="37EAA4AC">
+              <wp:anchor distT="0" distB="0" distL="0" distR="0" simplePos="0" relativeHeight="21" behindDoc="0" locked="0" layoutInCell="1" allowOverlap="1" wp14:anchorId="37EAA4AC" wp14:editId="16DD96AD">
                 <wp:simplePos x="0" y="0"/>
                 <wp:positionH relativeFrom="column">
                   <wp:posOffset>1487805</wp:posOffset>
@@ -2758,6 +3124,7 @@
                 <wp:effectExtent l="0" t="0" r="0" b="0"/>
                 <wp:wrapNone/>
                 <wp:docPr id="21" name="Text Frame 48"/>
+                <wp:cNvGraphicFramePr/>
                 <a:graphic xmlns:a="http://schemas.openxmlformats.org/drawingml/2006/main">
                   <a:graphicData uri="http://schemas.microsoft.com/office/word/2010/wordprocessingShape">
                     <wps:wsp>
@@ -2776,9 +3143,15 @@
                         </a:ln>
                       </wps:spPr>
                       <wps:style>
-                        <a:lnRef idx="0"/>
-                        <a:fillRef idx="0"/>
-                        <a:effectRef idx="0"/>
+                        <a:lnRef idx="0">
+                          <a:scrgbClr r="0" g="0" b="0"/>
+                        </a:lnRef>
+                        <a:fillRef idx="0">
+                          <a:scrgbClr r="0" g="0" b="0"/>
+                        </a:fillRef>
+                        <a:effectRef idx="0">
+                          <a:scrgbClr r="0" g="0" b="0"/>
+                        </a:effectRef>
                         <a:fontRef idx="minor"/>
                       </wps:style>
                       <wps:txbx>
@@ -2786,27 +3159,51 @@
                           <w:p>
                             <w:pPr>
                               <w:pStyle w:val="Normal1"/>
-                              <w:widowControl/>
-                              <w:suppressAutoHyphens w:val="true"/>
-                              <w:bidi w:val="0"/>
-                              <w:spacing w:lineRule="auto" w:line="276" w:before="0" w:after="200"/>
-                              <w:jc w:val="start"/>
+                              <w:jc w:val="left"/>
                               <w:rPr>
                                 <w:color w:val="000000"/>
                               </w:rPr>
                             </w:pPr>
-                            <w:r>
-                              <w:rPr>
-                                <w:color w:val="000000"/>
-                                <w:sz w:val="34"/>
-                                <w:szCs w:val="34"/>
-                              </w:rPr>
-                              <w:t>{{ cause_type_id_1 }}</w:t>
+                            <w:proofErr w:type="gramStart"/>
+                            <w:r>
+                              <w:rPr>
+                                <w:color w:val="000000"/>
+                                <w:sz w:val="34"/>
+                                <w:szCs w:val="34"/>
+                              </w:rPr>
+                              <w:t>{{ cause</w:t>
+                            </w:r>
+                            <w:proofErr w:type="gramEnd"/>
+                            <w:r>
+                              <w:rPr>
+                                <w:color w:val="000000"/>
+                                <w:sz w:val="34"/>
+                                <w:szCs w:val="34"/>
+                              </w:rPr>
+                              <w:t>_type_id_</w:t>
+                            </w:r>
+                            <w:proofErr w:type="gramStart"/>
+                            <w:r>
+                              <w:rPr>
+                                <w:color w:val="000000"/>
+                                <w:sz w:val="34"/>
+                                <w:szCs w:val="34"/>
+                              </w:rPr>
+                              <w:t>1 }</w:t>
+                            </w:r>
+                            <w:proofErr w:type="gramEnd"/>
+                            <w:r>
+                              <w:rPr>
+                                <w:color w:val="000000"/>
+                                <w:sz w:val="34"/>
+                                <w:szCs w:val="34"/>
+                              </w:rPr>
+                              <w:t>}</w:t>
                             </w:r>
                           </w:p>
                         </w:txbxContent>
                       </wps:txbx>
-                      <wps:bodyPr lIns="0" rIns="0" tIns="0" bIns="0" anchor="t">
+                      <wps:bodyPr lIns="0" tIns="0" rIns="0" bIns="0" anchor="t">
                         <a:noAutofit/>
                       </wps:bodyPr>
                     </wps:wsp>
@@ -2815,7 +3212,7 @@
               </wp:anchor>
             </w:drawing>
           </mc:Choice>
-          <mc:Fallback>
+          <mc:Fallback xmlns:pic="http://schemas.openxmlformats.org/drawingml/2006/picture">
             <w:pict>
               <v:rect id="shape_0" stroked="f" o:allowincell="f" style="position:absolute;margin-left:117.15pt;margin-top:-0.15pt;width:116.9pt;height:38.4pt;mso-wrap-style:square;v-text-anchor:top" wp14:anchorId="37EAA4AC">
                 <v:fill o:detectmouseclick="t" on="false"/>
@@ -2850,10 +3247,15 @@
             </w:pict>
           </mc:Fallback>
         </mc:AlternateContent>
+      </w:r>
+      <w:r>
+        <w:rPr>
+          <w:noProof/>
+        </w:rPr>
         <mc:AlternateContent>
           <mc:Choice Requires="wps">
             <w:drawing>
-              <wp:anchor distT="0" distB="0" distL="0" distR="0" simplePos="0" relativeHeight="27" behindDoc="0" locked="0" layoutInCell="1" allowOverlap="1" wp14:anchorId="31F98848">
+              <wp:anchor distT="0" distB="0" distL="0" distR="0" simplePos="0" relativeHeight="27" behindDoc="0" locked="0" layoutInCell="1" allowOverlap="1" wp14:anchorId="31F98848" wp14:editId="4DEA1C60">
                 <wp:simplePos x="0" y="0"/>
                 <wp:positionH relativeFrom="column">
                   <wp:posOffset>2810510</wp:posOffset>
@@ -2865,6 +3267,7 @@
                 <wp:effectExtent l="0" t="0" r="0" b="0"/>
                 <wp:wrapNone/>
                 <wp:docPr id="22" name="Text Frame 17"/>
+                <wp:cNvGraphicFramePr/>
                 <a:graphic xmlns:a="http://schemas.openxmlformats.org/drawingml/2006/main">
                   <a:graphicData uri="http://schemas.microsoft.com/office/word/2010/wordprocessingShape">
                     <wps:wsp>
@@ -2883,9 +3286,15 @@
                         </a:ln>
                       </wps:spPr>
                       <wps:style>
-                        <a:lnRef idx="0"/>
-                        <a:fillRef idx="0"/>
-                        <a:effectRef idx="0"/>
+                        <a:lnRef idx="0">
+                          <a:scrgbClr r="0" g="0" b="0"/>
+                        </a:lnRef>
+                        <a:fillRef idx="0">
+                          <a:scrgbClr r="0" g="0" b="0"/>
+                        </a:fillRef>
+                        <a:effectRef idx="0">
+                          <a:scrgbClr r="0" g="0" b="0"/>
+                        </a:effectRef>
                         <a:fontRef idx="minor"/>
                       </wps:style>
                       <wps:txbx>
@@ -2893,21 +3302,42 @@
                           <w:p>
                             <w:pPr>
                               <w:pStyle w:val="Normal1"/>
-                              <w:spacing w:before="0" w:after="200"/>
                               <w:rPr>
                                 <w:color w:val="000000"/>
                               </w:rPr>
                             </w:pPr>
-                            <w:r>
-                              <w:rPr>
-                                <w:color w:val="000000"/>
-                              </w:rPr>
-                              <w:t>{{ cause_text_1 }}</w:t>
+                            <w:proofErr w:type="gramStart"/>
+                            <w:r>
+                              <w:rPr>
+                                <w:color w:val="000000"/>
+                              </w:rPr>
+                              <w:t>{{ cause</w:t>
+                            </w:r>
+                            <w:proofErr w:type="gramEnd"/>
+                            <w:r>
+                              <w:rPr>
+                                <w:color w:val="000000"/>
+                              </w:rPr>
+                              <w:t>_text_</w:t>
+                            </w:r>
+                            <w:proofErr w:type="gramStart"/>
+                            <w:r>
+                              <w:rPr>
+                                <w:color w:val="000000"/>
+                              </w:rPr>
+                              <w:t>1 }</w:t>
+                            </w:r>
+                            <w:proofErr w:type="gramEnd"/>
+                            <w:r>
+                              <w:rPr>
+                                <w:color w:val="000000"/>
+                              </w:rPr>
+                              <w:t>}</w:t>
                             </w:r>
                           </w:p>
                         </w:txbxContent>
                       </wps:txbx>
-                      <wps:bodyPr lIns="0" rIns="0" tIns="0" bIns="0" anchor="t">
+                      <wps:bodyPr lIns="0" tIns="0" rIns="0" bIns="0" anchor="t">
                         <a:noAutofit/>
                       </wps:bodyPr>
                     </wps:wsp>
@@ -2916,7 +3346,7 @@
               </wp:anchor>
             </w:drawing>
           </mc:Choice>
-          <mc:Fallback>
+          <mc:Fallback xmlns:pic="http://schemas.openxmlformats.org/drawingml/2006/picture">
             <w:pict>
               <v:rect id="shape_0" stroked="f" o:allowincell="f" style="position:absolute;margin-left:221.3pt;margin-top:-3.45pt;width:231.35pt;height:38.4pt;mso-wrap-style:square;v-text-anchor:top" wp14:anchorId="31F98848">
                 <v:fill o:detectmouseclick="t" on="false"/>
@@ -2948,7 +3378,7 @@
       </w:r>
       <w:r>
         <w:rPr>
-          <w:rFonts w:eastAsia="Sarabun" w:cs="TH SarabunIT๙" w:hint="cs"/>
+          <w:rFonts w:eastAsia="Sarabun" w:hint="cs"/>
           <w:sz w:val="34"/>
           <w:szCs w:val="34"/>
         </w:rPr>
@@ -2959,17 +3389,15 @@
       <w:pPr>
         <w:pStyle w:val="Normal1"/>
         <w:tabs>
-          <w:tab w:val="clear" w:pos="720"/>
-          <w:tab w:val="left" w:pos="1134" w:leader="none"/>
-          <w:tab w:val="left" w:pos="4536" w:leader="none"/>
+          <w:tab w:val="left" w:pos="1134"/>
+          <w:tab w:val="left" w:pos="4536"/>
         </w:tabs>
-        <w:spacing w:lineRule="atLeast" w:line="198" w:before="0" w:after="198"/>
+        <w:spacing w:after="198" w:line="198" w:lineRule="atLeast"/>
         <w:jc w:val="both"/>
-        <w:rPr/>
       </w:pPr>
       <w:r>
         <w:rPr>
-          <w:rFonts w:ascii="TH SarabunIT๙" w:hAnsi="TH SarabunIT๙" w:eastAsia="Sarabun" w:hint="cs"/>
+          <w:rFonts w:eastAsia="Sarabun" w:hint="cs"/>
           <w:sz w:val="34"/>
           <w:szCs w:val="34"/>
         </w:rPr>
@@ -2980,33 +3408,229 @@
       <w:pPr>
         <w:pStyle w:val="Normal1"/>
         <w:tabs>
-          <w:tab w:val="clear" w:pos="720"/>
-          <w:tab w:val="left" w:pos="1134" w:leader="none"/>
-          <w:tab w:val="left" w:pos="2835" w:leader="none"/>
-          <w:tab w:val="left" w:pos="4536" w:leader="none"/>
+          <w:tab w:val="left" w:pos="1134"/>
+          <w:tab w:val="left" w:pos="2835"/>
+          <w:tab w:val="left" w:pos="4536"/>
         </w:tabs>
-        <w:spacing w:lineRule="atLeast" w:line="198" w:before="0" w:after="198"/>
+        <w:spacing w:after="198" w:line="198" w:lineRule="atLeast"/>
         <w:jc w:val="both"/>
-        <w:rPr/>
       </w:pPr>
       <w:r>
         <w:rPr>
-          <w:rFonts w:eastAsia="Sarabun" w:cs="TH SarabunIT๙"/>
-          <w:sz w:val="34"/>
-          <w:szCs w:val="34"/>
-        </w:rPr>
-        <w:tab/>
-      </w:r>
-      <w:r>
-        <w:rPr>
-          <w:rFonts w:eastAsia="Sarabun" w:cs="TH SarabunIT๙"/>
-          <w:sz w:val="34"/>
-          <w:szCs w:val="34"/>
+          <w:noProof/>
         </w:rPr>
         <mc:AlternateContent>
           <mc:Choice Requires="wps">
             <w:drawing>
-              <wp:anchor distT="5715" distB="4445" distL="5715" distR="4445" simplePos="0" relativeHeight="15" behindDoc="0" locked="0" layoutInCell="1" allowOverlap="1">
+              <wp:anchor distT="0" distB="0" distL="0" distR="0" simplePos="0" relativeHeight="251659264" behindDoc="0" locked="0" layoutInCell="1" allowOverlap="1" wp14:anchorId="5515FB6D" wp14:editId="005E70EB">
+                <wp:simplePos x="0" y="0"/>
+                <wp:positionH relativeFrom="column">
+                  <wp:posOffset>1216751</wp:posOffset>
+                </wp:positionH>
+                <wp:positionV relativeFrom="paragraph">
+                  <wp:posOffset>325301</wp:posOffset>
+                </wp:positionV>
+                <wp:extent cx="4354285" cy="488315"/>
+                <wp:effectExtent l="0" t="0" r="8255" b="6985"/>
+                <wp:wrapNone/>
+                <wp:docPr id="964933038" name="Text Frame 18"/>
+                <wp:cNvGraphicFramePr/>
+                <a:graphic xmlns:a="http://schemas.openxmlformats.org/drawingml/2006/main">
+                  <a:graphicData uri="http://schemas.microsoft.com/office/word/2010/wordprocessingShape">
+                    <wps:wsp>
+                      <wps:cNvSpPr/>
+                      <wps:spPr>
+                        <a:xfrm>
+                          <a:off x="0" y="0"/>
+                          <a:ext cx="4354285" cy="488315"/>
+                        </a:xfrm>
+                        <a:prstGeom prst="rect">
+                          <a:avLst/>
+                        </a:prstGeom>
+                        <a:noFill/>
+                        <a:ln w="0">
+                          <a:noFill/>
+                        </a:ln>
+                      </wps:spPr>
+                      <wps:style>
+                        <a:lnRef idx="0">
+                          <a:scrgbClr r="0" g="0" b="0"/>
+                        </a:lnRef>
+                        <a:fillRef idx="0">
+                          <a:scrgbClr r="0" g="0" b="0"/>
+                        </a:fillRef>
+                        <a:effectRef idx="0">
+                          <a:scrgbClr r="0" g="0" b="0"/>
+                        </a:effectRef>
+                        <a:fontRef idx="minor"/>
+                      </wps:style>
+                      <wps:txbx>
+                        <w:txbxContent>
+                          <w:p>
+                            <w:pPr>
+                              <w:pStyle w:val="Normal1"/>
+                              <w:rPr>
+                                <w:color w:val="000000"/>
+                              </w:rPr>
+                            </w:pPr>
+                            <w:proofErr w:type="gramStart"/>
+                            <w:r>
+                              <w:rPr>
+                                <w:color w:val="000000"/>
+                                <w:sz w:val="34"/>
+                                <w:szCs w:val="34"/>
+                              </w:rPr>
+                              <w:t>{{ cause</w:t>
+                            </w:r>
+                            <w:proofErr w:type="gramEnd"/>
+                            <w:r>
+                              <w:rPr>
+                                <w:color w:val="000000"/>
+                                <w:sz w:val="34"/>
+                                <w:szCs w:val="34"/>
+                              </w:rPr>
+                              <w:t>_text_2</w:t>
+                            </w:r>
+                            <w:r>
+                              <w:rPr>
+                                <w:color w:val="000000"/>
+                                <w:sz w:val="34"/>
+                                <w:szCs w:val="34"/>
+                              </w:rPr>
+                              <w:t>_</w:t>
+                            </w:r>
+                            <w:proofErr w:type="gramStart"/>
+                            <w:r>
+                              <w:rPr>
+                                <w:color w:val="000000"/>
+                                <w:sz w:val="34"/>
+                                <w:szCs w:val="34"/>
+                              </w:rPr>
+                              <w:t>2</w:t>
+                            </w:r>
+                            <w:r>
+                              <w:rPr>
+                                <w:color w:val="000000"/>
+                                <w:sz w:val="34"/>
+                                <w:szCs w:val="34"/>
+                              </w:rPr>
+                              <w:t xml:space="preserve"> }</w:t>
+                            </w:r>
+                            <w:proofErr w:type="gramEnd"/>
+                            <w:r>
+                              <w:rPr>
+                                <w:color w:val="000000"/>
+                                <w:sz w:val="34"/>
+                                <w:szCs w:val="34"/>
+                              </w:rPr>
+                              <w:t>}</w:t>
+                            </w:r>
+                          </w:p>
+                        </w:txbxContent>
+                      </wps:txbx>
+                      <wps:bodyPr wrap="square" lIns="0" tIns="0" rIns="0" bIns="0" anchor="t">
+                        <a:noAutofit/>
+                      </wps:bodyPr>
+                    </wps:wsp>
+                  </a:graphicData>
+                </a:graphic>
+                <wp14:sizeRelH relativeFrom="margin">
+                  <wp14:pctWidth>0</wp14:pctWidth>
+                </wp14:sizeRelH>
+              </wp:anchor>
+            </w:drawing>
+          </mc:Choice>
+          <mc:Fallback>
+            <w:pict>
+              <v:rect w14:anchorId="5515FB6D" id="Text Frame 18" o:spid="_x0000_s1047" style="position:absolute;left:0;text-align:left;margin-left:95.8pt;margin-top:25.6pt;width:342.85pt;height:38.45pt;z-index:251659264;visibility:visible;mso-wrap-style:square;mso-width-percent:0;mso-wrap-distance-left:0;mso-wrap-distance-top:0;mso-wrap-distance-right:0;mso-wrap-distance-bottom:0;mso-position-horizontal:absolute;mso-position-horizontal-relative:text;mso-position-vertical:absolute;mso-position-vertical-relative:text;mso-width-percent:0;mso-width-relative:margin;v-text-anchor:top" o:gfxdata="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" filled="f" stroked="f" strokeweight="0">
+                <v:textbox inset="0,0,0,0">
+                  <w:txbxContent>
+                    <w:p>
+                      <w:pPr>
+                        <w:pStyle w:val="Normal1"/>
+                        <w:rPr>
+                          <w:color w:val="000000"/>
+                        </w:rPr>
+                      </w:pPr>
+                      <w:proofErr w:type="gramStart"/>
+                      <w:r>
+                        <w:rPr>
+                          <w:color w:val="000000"/>
+                          <w:sz w:val="34"/>
+                          <w:szCs w:val="34"/>
+                        </w:rPr>
+                        <w:t>{{ cause</w:t>
+                      </w:r>
+                      <w:proofErr w:type="gramEnd"/>
+                      <w:r>
+                        <w:rPr>
+                          <w:color w:val="000000"/>
+                          <w:sz w:val="34"/>
+                          <w:szCs w:val="34"/>
+                        </w:rPr>
+                        <w:t>_text_2</w:t>
+                      </w:r>
+                      <w:r>
+                        <w:rPr>
+                          <w:color w:val="000000"/>
+                          <w:sz w:val="34"/>
+                          <w:szCs w:val="34"/>
+                        </w:rPr>
+                        <w:t>_</w:t>
+                      </w:r>
+                      <w:proofErr w:type="gramStart"/>
+                      <w:r>
+                        <w:rPr>
+                          <w:color w:val="000000"/>
+                          <w:sz w:val="34"/>
+                          <w:szCs w:val="34"/>
+                        </w:rPr>
+                        <w:t>2</w:t>
+                      </w:r>
+                      <w:r>
+                        <w:rPr>
+                          <w:color w:val="000000"/>
+                          <w:sz w:val="34"/>
+                          <w:szCs w:val="34"/>
+                        </w:rPr>
+                        <w:t xml:space="preserve"> }</w:t>
+                      </w:r>
+                      <w:proofErr w:type="gramEnd"/>
+                      <w:r>
+                        <w:rPr>
+                          <w:color w:val="000000"/>
+                          <w:sz w:val="34"/>
+                          <w:szCs w:val="34"/>
+                        </w:rPr>
+                        <w:t>}</w:t>
+                      </w:r>
+                    </w:p>
+                  </w:txbxContent>
+                </v:textbox>
+              </v:rect>
+            </w:pict>
+          </mc:Fallback>
+        </mc:AlternateContent>
+      </w:r>
+      <w:r>
+        <w:rPr>
+          <w:rFonts w:eastAsia="Sarabun"/>
+          <w:sz w:val="34"/>
+          <w:szCs w:val="34"/>
+        </w:rPr>
+        <w:tab/>
+      </w:r>
+      <w:r>
+        <w:rPr>
+          <w:rFonts w:eastAsia="Sarabun"/>
+          <w:noProof/>
+          <w:sz w:val="34"/>
+          <w:szCs w:val="34"/>
+        </w:rPr>
+        <mc:AlternateContent>
+          <mc:Choice Requires="wps">
+            <w:drawing>
+              <wp:anchor distT="5715" distB="4445" distL="5715" distR="4445" simplePos="0" relativeHeight="15" behindDoc="0" locked="0" layoutInCell="1" allowOverlap="1" wp14:anchorId="294F6B30" wp14:editId="66CFE1E2">
                 <wp:simplePos x="0" y="0"/>
                 <wp:positionH relativeFrom="column">
                   <wp:posOffset>1440815</wp:posOffset>
@@ -3018,6 +3642,7 @@
                 <wp:effectExtent l="5715" t="5715" r="4445" b="4445"/>
                 <wp:wrapNone/>
                 <wp:docPr id="23" name="Shape 9"/>
+                <wp:cNvGraphicFramePr/>
                 <a:graphic xmlns:a="http://schemas.openxmlformats.org/drawingml/2006/main">
                   <a:graphicData uri="http://schemas.microsoft.com/office/word/2010/wordprocessingShape">
                     <wps:wsp>
@@ -3031,7 +3656,7 @@
                           <a:avLst/>
                         </a:prstGeom>
                         <a:solidFill>
-                          <a:srgbClr val="ffffff"/>
+                          <a:srgbClr val="FFFFFF"/>
                         </a:solidFill>
                         <a:ln w="9525">
                           <a:solidFill>
@@ -3041,9 +3666,15 @@
                         </a:ln>
                       </wps:spPr>
                       <wps:style>
-                        <a:lnRef idx="0"/>
-                        <a:fillRef idx="0"/>
-                        <a:effectRef idx="0"/>
+                        <a:lnRef idx="0">
+                          <a:scrgbClr r="0" g="0" b="0"/>
+                        </a:lnRef>
+                        <a:fillRef idx="0">
+                          <a:scrgbClr r="0" g="0" b="0"/>
+                        </a:fillRef>
+                        <a:effectRef idx="0">
+                          <a:scrgbClr r="0" g="0" b="0"/>
+                        </a:effectRef>
                         <a:fontRef idx="minor"/>
                       </wps:style>
                       <wps:txbx>
@@ -3051,18 +3682,10 @@
                           <w:p>
                             <w:pPr>
                               <w:pStyle w:val="FrameContentsuser"/>
-                              <w:spacing w:lineRule="auto" w:line="240" w:before="0" w:after="0"/>
-                              <w:ind w:hanging="0" w:start="0" w:end="0"/>
-                              <w:jc w:val="start"/>
                               <w:rPr>
                                 <w:color w:val="000000"/>
                               </w:rPr>
                             </w:pPr>
-                            <w:r>
-                              <w:rPr>
-                                <w:color w:val="000000"/>
-                              </w:rPr>
-                            </w:r>
                           </w:p>
                         </w:txbxContent>
                       </wps:txbx>
@@ -3075,7 +3698,7 @@
               </wp:anchor>
             </w:drawing>
           </mc:Choice>
-          <mc:Fallback>
+          <mc:Fallback xmlns:pic="http://schemas.openxmlformats.org/drawingml/2006/picture">
             <w:pict>
               <v:rect id="shape_0" fillcolor="white" stroked="t" o:allowincell="f" style="position:absolute;margin-left:113.45pt;margin-top:3.25pt;width:15.1pt;height:12.6pt;mso-wrap-style:none;v-text-anchor:middle">
                 <v:fill o:detectmouseclick="t" type="solid" color2="black"/>
@@ -3105,37 +3728,31 @@
             </w:pict>
           </mc:Fallback>
         </mc:AlternateContent>
+      </w:r>
+      <w:r>
+        <w:rPr>
+          <w:rFonts w:eastAsia="Sarabun"/>
+          <w:sz w:val="34"/>
+          <w:szCs w:val="34"/>
+        </w:rPr>
         <w:tab/>
       </w:r>
       <w:r>
         <w:rPr>
-          <w:rFonts w:ascii="TH SarabunIT๙" w:hAnsi="TH SarabunIT๙" w:eastAsia="Sarabun" w:hint="cs"/>
-          <w:sz w:val="34"/>
-          <w:szCs w:val="34"/>
-        </w:rPr>
-        <w:t>ปรากฏจากการสืบสวน</w:t>
-      </w:r>
-      <w:r>
-        <w:rPr>
-          <w:rFonts w:eastAsia="Sarabun" w:cs="TH SarabunIT๙" w:hint="cs"/>
-          <w:sz w:val="34"/>
-          <w:szCs w:val="34"/>
-        </w:rPr>
-        <w:t>/</w:t>
-      </w:r>
-      <w:r>
-        <w:rPr>
-          <w:rFonts w:ascii="TH SarabunIT๙" w:hAnsi="TH SarabunIT๙" w:eastAsia="Sarabun" w:hint="cs"/>
-          <w:sz w:val="34"/>
-          <w:szCs w:val="34"/>
-        </w:rPr>
-        <w:t>สอบสวน ของ</w:t>
-      </w:r>
-      <w:r>
+          <w:rFonts w:eastAsia="Sarabun" w:hint="cs"/>
+          <w:sz w:val="34"/>
+          <w:szCs w:val="34"/>
+        </w:rPr>
+        <w:t>ปรากฏจากการสืบสวน/สอบสวน ของ</w:t>
+      </w:r>
+      <w:r>
+        <w:rPr>
+          <w:noProof/>
+        </w:rPr>
         <mc:AlternateContent>
           <mc:Choice Requires="wps">
             <w:drawing>
-              <wp:anchor distT="0" distB="0" distL="0" distR="0" simplePos="0" relativeHeight="41" behindDoc="0" locked="0" layoutInCell="1" allowOverlap="1" wp14:anchorId="637A255E">
+              <wp:anchor distT="0" distB="0" distL="0" distR="0" simplePos="0" relativeHeight="41" behindDoc="0" locked="0" layoutInCell="1" allowOverlap="1" wp14:anchorId="637A255E" wp14:editId="501985F3">
                 <wp:simplePos x="0" y="0"/>
                 <wp:positionH relativeFrom="column">
                   <wp:posOffset>1460500</wp:posOffset>
@@ -3147,6 +3764,7 @@
                 <wp:effectExtent l="0" t="0" r="0" b="0"/>
                 <wp:wrapNone/>
                 <wp:docPr id="24" name="Text Frame 49"/>
+                <wp:cNvGraphicFramePr/>
                 <a:graphic xmlns:a="http://schemas.openxmlformats.org/drawingml/2006/main">
                   <a:graphicData uri="http://schemas.microsoft.com/office/word/2010/wordprocessingShape">
                     <wps:wsp>
@@ -3165,9 +3783,15 @@
                         </a:ln>
                       </wps:spPr>
                       <wps:style>
-                        <a:lnRef idx="0"/>
-                        <a:fillRef idx="0"/>
-                        <a:effectRef idx="0"/>
+                        <a:lnRef idx="0">
+                          <a:scrgbClr r="0" g="0" b="0"/>
+                        </a:lnRef>
+                        <a:fillRef idx="0">
+                          <a:scrgbClr r="0" g="0" b="0"/>
+                        </a:fillRef>
+                        <a:effectRef idx="0">
+                          <a:scrgbClr r="0" g="0" b="0"/>
+                        </a:effectRef>
                         <a:fontRef idx="minor"/>
                       </wps:style>
                       <wps:txbx>
@@ -3175,27 +3799,51 @@
                           <w:p>
                             <w:pPr>
                               <w:pStyle w:val="Normal1"/>
-                              <w:widowControl/>
-                              <w:suppressAutoHyphens w:val="true"/>
-                              <w:bidi w:val="0"/>
-                              <w:spacing w:lineRule="auto" w:line="276" w:before="0" w:after="200"/>
-                              <w:jc w:val="start"/>
+                              <w:jc w:val="left"/>
                               <w:rPr>
                                 <w:color w:val="000000"/>
                               </w:rPr>
                             </w:pPr>
-                            <w:r>
-                              <w:rPr>
-                                <w:color w:val="000000"/>
-                                <w:sz w:val="34"/>
-                                <w:szCs w:val="34"/>
-                              </w:rPr>
-                              <w:t>{{ cause_type_id_2 }}</w:t>
+                            <w:proofErr w:type="gramStart"/>
+                            <w:r>
+                              <w:rPr>
+                                <w:color w:val="000000"/>
+                                <w:sz w:val="34"/>
+                                <w:szCs w:val="34"/>
+                              </w:rPr>
+                              <w:t>{{ cause</w:t>
+                            </w:r>
+                            <w:proofErr w:type="gramEnd"/>
+                            <w:r>
+                              <w:rPr>
+                                <w:color w:val="000000"/>
+                                <w:sz w:val="34"/>
+                                <w:szCs w:val="34"/>
+                              </w:rPr>
+                              <w:t>_type_id_</w:t>
+                            </w:r>
+                            <w:proofErr w:type="gramStart"/>
+                            <w:r>
+                              <w:rPr>
+                                <w:color w:val="000000"/>
+                                <w:sz w:val="34"/>
+                                <w:szCs w:val="34"/>
+                              </w:rPr>
+                              <w:t>2 }</w:t>
+                            </w:r>
+                            <w:proofErr w:type="gramEnd"/>
+                            <w:r>
+                              <w:rPr>
+                                <w:color w:val="000000"/>
+                                <w:sz w:val="34"/>
+                                <w:szCs w:val="34"/>
+                              </w:rPr>
+                              <w:t>}</w:t>
                             </w:r>
                           </w:p>
                         </w:txbxContent>
                       </wps:txbx>
-                      <wps:bodyPr lIns="0" rIns="0" tIns="0" bIns="0" anchor="t">
+                      <wps:bodyPr lIns="0" tIns="0" rIns="0" bIns="0" anchor="t">
                         <a:noAutofit/>
                       </wps:bodyPr>
                     </wps:wsp>
@@ -3204,7 +3852,7 @@
               </wp:anchor>
             </w:drawing>
           </mc:Choice>
-          <mc:Fallback>
+          <mc:Fallback xmlns:pic="http://schemas.openxmlformats.org/drawingml/2006/picture">
             <w:pict>
               <v:rect id="shape_0" stroked="f" o:allowincell="f" style="position:absolute;margin-left:115pt;margin-top:-1.4pt;width:116.9pt;height:38.4pt;mso-wrap-style:square;v-text-anchor:top" wp14:anchorId="637A255E">
                 <v:fill o:detectmouseclick="t" on="false"/>
@@ -3239,10 +3887,15 @@
             </w:pict>
           </mc:Fallback>
         </mc:AlternateContent>
+      </w:r>
+      <w:r>
+        <w:rPr>
+          <w:noProof/>
+        </w:rPr>
         <mc:AlternateContent>
           <mc:Choice Requires="wps">
             <w:drawing>
-              <wp:anchor distT="0" distB="0" distL="0" distR="0" simplePos="0" relativeHeight="109" behindDoc="0" locked="0" layoutInCell="1" allowOverlap="1" wp14:anchorId="58D8629F">
+              <wp:anchor distT="0" distB="0" distL="0" distR="0" simplePos="0" relativeHeight="109" behindDoc="0" locked="0" layoutInCell="1" allowOverlap="1" wp14:anchorId="58D8629F" wp14:editId="7E3495DD">
                 <wp:simplePos x="0" y="0"/>
                 <wp:positionH relativeFrom="column">
                   <wp:posOffset>3944620</wp:posOffset>
@@ -3254,6 +3907,7 @@
                 <wp:effectExtent l="0" t="0" r="0" b="0"/>
                 <wp:wrapNone/>
                 <wp:docPr id="25" name="Text Frame 18"/>
+                <wp:cNvGraphicFramePr/>
                 <a:graphic xmlns:a="http://schemas.openxmlformats.org/drawingml/2006/main">
                   <a:graphicData uri="http://schemas.microsoft.com/office/word/2010/wordprocessingShape">
                     <wps:wsp>
@@ -3272,9 +3926,15 @@
                         </a:ln>
                       </wps:spPr>
                       <wps:style>
-                        <a:lnRef idx="0"/>
-                        <a:fillRef idx="0"/>
-                        <a:effectRef idx="0"/>
+                        <a:lnRef idx="0">
+                          <a:scrgbClr r="0" g="0" b="0"/>
+                        </a:lnRef>
+                        <a:fillRef idx="0">
+                          <a:scrgbClr r="0" g="0" b="0"/>
+                        </a:fillRef>
+                        <a:effectRef idx="0">
+                          <a:scrgbClr r="0" g="0" b="0"/>
+                        </a:effectRef>
                         <a:fontRef idx="minor"/>
                       </wps:style>
                       <wps:txbx>
@@ -3282,27 +3942,67 @@
                           <w:p>
                             <w:pPr>
                               <w:pStyle w:val="Normal1"/>
-                              <w:widowControl/>
-                              <w:suppressAutoHyphens w:val="true"/>
-                              <w:bidi w:val="0"/>
-                              <w:spacing w:lineRule="auto" w:line="276" w:before="0" w:after="200"/>
-                              <w:jc w:val="start"/>
+                              <w:jc w:val="left"/>
                               <w:rPr>
                                 <w:color w:val="000000"/>
                               </w:rPr>
                             </w:pPr>
-                            <w:r>
-                              <w:rPr>
-                                <w:color w:val="000000"/>
-                                <w:sz w:val="34"/>
-                                <w:szCs w:val="34"/>
-                              </w:rPr>
-                              <w:t>{{ cause_text_2 }}</w:t>
+                            <w:proofErr w:type="gramStart"/>
+                            <w:r>
+                              <w:rPr>
+                                <w:color w:val="000000"/>
+                                <w:sz w:val="34"/>
+                                <w:szCs w:val="34"/>
+                              </w:rPr>
+                              <w:t>{{ cause</w:t>
+                            </w:r>
+                            <w:proofErr w:type="gramEnd"/>
+                            <w:r>
+                              <w:rPr>
+                                <w:color w:val="000000"/>
+                                <w:sz w:val="34"/>
+                                <w:szCs w:val="34"/>
+                              </w:rPr>
+                              <w:t>_text_2</w:t>
+                            </w:r>
+                            <w:r>
+                              <w:rPr>
+                                <w:color w:val="000000"/>
+                                <w:sz w:val="34"/>
+                                <w:szCs w:val="34"/>
+                              </w:rPr>
+                              <w:t>_</w:t>
+                            </w:r>
+                            <w:proofErr w:type="gramStart"/>
+                            <w:r>
+                              <w:rPr>
+                                <w:color w:val="000000"/>
+                                <w:sz w:val="34"/>
+                                <w:szCs w:val="34"/>
+                              </w:rPr>
+                              <w:t>1</w:t>
+                            </w:r>
+                            <w:r>
+                              <w:rPr>
+                                <w:color w:val="000000"/>
+                                <w:sz w:val="34"/>
+                                <w:szCs w:val="34"/>
+                              </w:rPr>
+                              <w:t xml:space="preserve"> }</w:t>
+                            </w:r>
+                            <w:proofErr w:type="gramEnd"/>
+                            <w:r>
+                              <w:rPr>
+                                <w:color w:val="000000"/>
+                                <w:sz w:val="34"/>
+                                <w:szCs w:val="34"/>
+                              </w:rPr>
+                              <w:t>}</w:t>
                             </w:r>
                           </w:p>
                         </w:txbxContent>
                       </wps:txbx>
-                      <wps:bodyPr lIns="0" rIns="0" tIns="0" bIns="0" anchor="t">
+                      <wps:bodyPr lIns="0" tIns="0" rIns="0" bIns="0" anchor="t">
                         <a:noAutofit/>
                       </wps:bodyPr>
                     </wps:wsp>
@@ -3313,35 +4013,72 @@
           </mc:Choice>
           <mc:Fallback>
             <w:pict>
-              <v:rect id="shape_0" stroked="f" o:allowincell="f" style="position:absolute;margin-left:310.6pt;margin-top:-2.95pt;width:140.8pt;height:38.4pt;mso-wrap-style:square;v-text-anchor:top" wp14:anchorId="58D8629F">
-                <v:fill o:detectmouseclick="t" on="false"/>
-                <v:stroke color="#3465a4" joinstyle="round" endcap="flat"/>
-                <v:textbox>
+              <v:rect w14:anchorId="58D8629F" id="_x0000_s1050" style="position:absolute;left:0;text-align:left;margin-left:310.6pt;margin-top:-2.95pt;width:140.85pt;height:38.45pt;z-index:109;visibility:visible;mso-wrap-style:square;mso-wrap-distance-left:0;mso-wrap-distance-top:0;mso-wrap-distance-right:0;mso-wrap-distance-bottom:0;mso-position-horizontal:absolute;mso-position-horizontal-relative:text;mso-position-vertical:absolute;mso-position-vertical-relative:text;v-text-anchor:top" o:gfxdata="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" filled="f" stroked="f" strokeweight="0">
+                <v:textbox inset="0,0,0,0">
                   <w:txbxContent>
                     <w:p>
                       <w:pPr>
                         <w:pStyle w:val="Normal1"/>
-                        <w:widowControl/>
-                        <w:suppressAutoHyphens w:val="true"/>
-                        <w:bidi w:val="0"/>
-                        <w:spacing w:lineRule="auto" w:line="276" w:before="0" w:after="200"/>
-                        <w:jc w:val="start"/>
+                        <w:jc w:val="left"/>
                         <w:rPr>
                           <w:color w:val="000000"/>
                         </w:rPr>
                       </w:pPr>
+                      <w:proofErr w:type="gramStart"/>
                       <w:r>
                         <w:rPr>
                           <w:color w:val="000000"/>
                           <w:sz w:val="34"/>
                           <w:szCs w:val="34"/>
                         </w:rPr>
-                        <w:t>{{ cause_text_2 }}</w:t>
+                        <w:t>{{ cause</w:t>
+                      </w:r>
+                      <w:proofErr w:type="gramEnd"/>
+                      <w:r>
+                        <w:rPr>
+                          <w:color w:val="000000"/>
+                          <w:sz w:val="34"/>
+                          <w:szCs w:val="34"/>
+                        </w:rPr>
+                        <w:t>_text_2</w:t>
+                      </w:r>
+                      <w:r>
+                        <w:rPr>
+                          <w:color w:val="000000"/>
+                          <w:sz w:val="34"/>
+                          <w:szCs w:val="34"/>
+                        </w:rPr>
+                        <w:t>_</w:t>
+                      </w:r>
+                      <w:proofErr w:type="gramStart"/>
+                      <w:r>
+                        <w:rPr>
+                          <w:color w:val="000000"/>
+                          <w:sz w:val="34"/>
+                          <w:szCs w:val="34"/>
+                        </w:rPr>
+                        <w:t>1</w:t>
+                      </w:r>
+                      <w:r>
+                        <w:rPr>
+                          <w:color w:val="000000"/>
+                          <w:sz w:val="34"/>
+                          <w:szCs w:val="34"/>
+                        </w:rPr>
+                        <w:t xml:space="preserve"> }</w:t>
+                      </w:r>
+                      <w:proofErr w:type="gramEnd"/>
+                      <w:r>
+                        <w:rPr>
+                          <w:color w:val="000000"/>
+                          <w:sz w:val="34"/>
+                          <w:szCs w:val="34"/>
+                        </w:rPr>
+                        <w:t>}</w:t>
                       </w:r>
                     </w:p>
                   </w:txbxContent>
                 </v:textbox>
-                <w10:wrap type="none"/>
               </v:rect>
             </w:pict>
           </mc:Fallback>
@@ -3349,7 +4086,7 @@
       </w:r>
       <w:r>
         <w:rPr>
-          <w:rFonts w:eastAsia="Sarabun" w:cs="TH SarabunIT๙" w:hint="cs"/>
+          <w:rFonts w:eastAsia="Sarabun" w:hint="cs"/>
           <w:sz w:val="34"/>
           <w:szCs w:val="34"/>
         </w:rPr>
@@ -3360,122 +4097,49 @@
       <w:pPr>
         <w:pStyle w:val="Normal1"/>
         <w:tabs>
-          <w:tab w:val="clear" w:pos="720"/>
-          <w:tab w:val="left" w:pos="1134" w:leader="none"/>
-          <w:tab w:val="left" w:pos="2835" w:leader="none"/>
-          <w:tab w:val="left" w:pos="4536" w:leader="none"/>
+          <w:tab w:val="left" w:pos="1134"/>
+          <w:tab w:val="left" w:pos="2835"/>
+          <w:tab w:val="left" w:pos="4536"/>
         </w:tabs>
-        <w:spacing w:lineRule="atLeast" w:line="198" w:before="0" w:after="198"/>
+        <w:spacing w:after="198" w:line="198" w:lineRule="atLeast"/>
         <w:jc w:val="both"/>
-        <w:rPr/>
       </w:pPr>
       <w:r>
         <w:rPr>
-          <w:rFonts w:ascii="TH SarabunIT๙" w:hAnsi="TH SarabunIT๙" w:eastAsia="Sarabun" w:hint="cs"/>
-          <w:sz w:val="34"/>
-          <w:szCs w:val="34"/>
-        </w:rPr>
-        <w:t>เจ้าพนักงานในสังกัด</w:t>
-      </w:r>
-      <w:r>
-        <w:rPr>
-          <w:rFonts w:eastAsia="Sarabun" w:cs="TH SarabunIT๙" w:hint="cs"/>
-          <w:sz w:val="34"/>
-          <w:szCs w:val="34"/>
-        </w:rPr>
-        <w:t>................................................................................................................................</w:t>
-      </w:r>
-      <w:r>
-        <w:rPr>
-          <w:rFonts w:ascii="TH SarabunIT๙" w:hAnsi="TH SarabunIT๙" w:eastAsia="Sarabun" w:hint="cs"/>
-          <w:sz w:val="34"/>
-          <w:szCs w:val="34"/>
-        </w:rPr>
-        <w:t>ว่า</w:t>
+          <w:rFonts w:eastAsia="Sarabun" w:hint="cs"/>
+          <w:sz w:val="34"/>
+          <w:szCs w:val="34"/>
+        </w:rPr>
+        <w:t>เจ้าพนักงานในสังกัด................................................................................................................................ว่า</w:t>
       </w:r>
     </w:p>
     <w:p>
       <w:pPr>
         <w:pStyle w:val="Normal1"/>
         <w:tabs>
-          <w:tab w:val="clear" w:pos="720"/>
-          <w:tab w:val="left" w:pos="1134" w:leader="none"/>
-          <w:tab w:val="left" w:pos="2835" w:leader="none"/>
-          <w:tab w:val="left" w:pos="4536" w:leader="none"/>
+          <w:tab w:val="left" w:pos="1134"/>
+          <w:tab w:val="left" w:pos="2835"/>
+          <w:tab w:val="left" w:pos="4536"/>
         </w:tabs>
-        <w:spacing w:lineRule="atLeast" w:line="198" w:before="0" w:after="198"/>
+        <w:spacing w:after="198" w:line="198" w:lineRule="atLeast"/>
         <w:jc w:val="both"/>
-        <w:rPr/>
       </w:pPr>
       <w:r>
         <w:rPr>
-          <w:rFonts w:ascii="TH SarabunIT๙" w:hAnsi="TH SarabunIT๙" w:eastAsia="Sarabun" w:hint="cs"/>
-          <w:sz w:val="34"/>
-          <w:szCs w:val="34"/>
-        </w:rPr>
-        <w:t>นาย</w:t>
-      </w:r>
-      <w:r>
-        <w:rPr>
-          <w:rFonts w:eastAsia="Sarabun" w:cs="TH SarabunIT๙" w:hint="cs"/>
-          <w:sz w:val="34"/>
-          <w:szCs w:val="34"/>
-        </w:rPr>
-        <w:t>/</w:t>
-      </w:r>
-      <w:r>
-        <w:rPr>
-          <w:rFonts w:ascii="TH SarabunIT๙" w:hAnsi="TH SarabunIT๙" w:eastAsia="Sarabun" w:hint="cs"/>
-          <w:sz w:val="34"/>
-          <w:szCs w:val="34"/>
-        </w:rPr>
-        <w:t>นาง</w:t>
-      </w:r>
-      <w:r>
-        <w:rPr>
-          <w:rFonts w:eastAsia="Sarabun" w:cs="TH SarabunIT๙" w:hint="cs"/>
-          <w:sz w:val="34"/>
-          <w:szCs w:val="34"/>
-        </w:rPr>
-        <w:t>/</w:t>
-      </w:r>
-      <w:r>
-        <w:rPr>
-          <w:rFonts w:ascii="TH SarabunIT๙" w:hAnsi="TH SarabunIT๙" w:eastAsia="Sarabun" w:hint="cs"/>
-          <w:sz w:val="34"/>
-          <w:szCs w:val="34"/>
-        </w:rPr>
-        <w:t>นางสาว</w:t>
-      </w:r>
-      <w:r>
-        <w:rPr>
-          <w:rFonts w:eastAsia="Sarabun" w:cs="TH SarabunIT๙" w:hint="cs"/>
-          <w:sz w:val="34"/>
-          <w:szCs w:val="34"/>
-        </w:rPr>
-        <w:t>.........................................................................................................</w:t>
-      </w:r>
-      <w:r>
-        <w:rPr>
-          <w:rFonts w:ascii="TH SarabunIT๙" w:hAnsi="TH SarabunIT๙" w:eastAsia="Sarabun" w:hint="cs"/>
-          <w:sz w:val="34"/>
-          <w:szCs w:val="34"/>
-        </w:rPr>
-        <w:t>อายุ</w:t>
-      </w:r>
-      <w:r>
-        <w:rPr>
-          <w:rFonts w:eastAsia="Sarabun" w:cs="TH SarabunIT๙" w:hint="cs"/>
-          <w:sz w:val="34"/>
-          <w:szCs w:val="34"/>
-        </w:rPr>
-        <w:t>.....................</w:t>
-      </w:r>
-      <w:r>
+          <w:rFonts w:eastAsia="Sarabun" w:hint="cs"/>
+          <w:sz w:val="34"/>
+          <w:szCs w:val="34"/>
+        </w:rPr>
+        <w:t>นาย/นาง/นางสาว.........................................................................................................อายุ.....................</w:t>
+      </w:r>
+      <w:r>
+        <w:rPr>
+          <w:noProof/>
+        </w:rPr>
         <mc:AlternateContent>
           <mc:Choice Requires="wps">
             <w:drawing>
-              <wp:anchor distT="0" distB="0" distL="0" distR="0" simplePos="0" relativeHeight="45" behindDoc="0" locked="0" layoutInCell="1" allowOverlap="1" wp14:anchorId="0ADC3FAE">
+              <wp:anchor distT="0" distB="0" distL="0" distR="0" simplePos="0" relativeHeight="45" behindDoc="0" locked="0" layoutInCell="1" allowOverlap="1" wp14:anchorId="0ADC3FAE" wp14:editId="42663047">
                 <wp:simplePos x="0" y="0"/>
                 <wp:positionH relativeFrom="column">
                   <wp:posOffset>1214120</wp:posOffset>
@@ -3487,6 +4151,7 @@
                 <wp:effectExtent l="0" t="0" r="0" b="0"/>
                 <wp:wrapNone/>
                 <wp:docPr id="26" name="Text Frame 19"/>
+                <wp:cNvGraphicFramePr/>
                 <a:graphic xmlns:a="http://schemas.openxmlformats.org/drawingml/2006/main">
                   <a:graphicData uri="http://schemas.microsoft.com/office/word/2010/wordprocessingShape">
                     <wps:wsp>
@@ -3505,9 +4170,15 @@
                         </a:ln>
                       </wps:spPr>
                       <wps:style>
-                        <a:lnRef idx="0"/>
-                        <a:fillRef idx="0"/>
-                        <a:effectRef idx="0"/>
+                        <a:lnRef idx="0">
+                          <a:scrgbClr r="0" g="0" b="0"/>
+                        </a:lnRef>
+                        <a:fillRef idx="0">
+                          <a:scrgbClr r="0" g="0" b="0"/>
+                        </a:fillRef>
+                        <a:effectRef idx="0">
+                          <a:scrgbClr r="0" g="0" b="0"/>
+                        </a:effectRef>
                         <a:fontRef idx="minor"/>
                       </wps:style>
                       <wps:txbx>
@@ -3515,28 +4186,39 @@
                           <w:p>
                             <w:pPr>
                               <w:pStyle w:val="Normal1"/>
-                              <w:widowControl/>
-                              <w:suppressAutoHyphens w:val="true"/>
-                              <w:bidi w:val="0"/>
-                              <w:spacing w:lineRule="auto" w:line="276" w:before="0" w:after="200"/>
-                              <w:jc w:val="center"/>
-                              <w:rPr>
-                                <w:sz w:val="32"/>
-                                <w:szCs w:val="32"/>
-                              </w:rPr>
                             </w:pPr>
-                            <w:r>
-                              <w:rPr>
-                                <w:color w:val="000000"/>
-                                <w:sz w:val="32"/>
-                                <w:szCs w:val="32"/>
-                              </w:rPr>
-                              <w:t>{{ acc_full_name }}</w:t>
+                            <w:proofErr w:type="gramStart"/>
+                            <w:r>
+                              <w:rPr>
+                                <w:color w:val="000000"/>
+                              </w:rPr>
+                              <w:t>{{ acc</w:t>
+                            </w:r>
+                            <w:proofErr w:type="gramEnd"/>
+                            <w:r>
+                              <w:rPr>
+                                <w:color w:val="000000"/>
+                              </w:rPr>
+                              <w:t>_full_</w:t>
+                            </w:r>
+                            <w:proofErr w:type="gramStart"/>
+                            <w:r>
+                              <w:rPr>
+                                <w:color w:val="000000"/>
+                              </w:rPr>
+                              <w:t>name }</w:t>
+                            </w:r>
+                            <w:proofErr w:type="gramEnd"/>
+                            <w:r>
+                              <w:rPr>
+                                <w:color w:val="000000"/>
+                              </w:rPr>
+                              <w:t>}</w:t>
                             </w:r>
                           </w:p>
                         </w:txbxContent>
                       </wps:txbx>
-                      <wps:bodyPr lIns="0" rIns="0" tIns="0" bIns="0" anchor="t">
+                      <wps:bodyPr lIns="0" tIns="0" rIns="0" bIns="0" anchor="t">
                         <a:noAutofit/>
                       </wps:bodyPr>
                     </wps:wsp>
@@ -3545,7 +4227,7 @@
               </wp:anchor>
             </w:drawing>
           </mc:Choice>
-          <mc:Fallback>
+          <mc:Fallback xmlns:pic="http://schemas.openxmlformats.org/drawingml/2006/picture">
             <w:pict>
               <v:rect id="shape_0" stroked="f" o:allowincell="f" style="position:absolute;margin-left:95.6pt;margin-top:-1.8pt;width:282.6pt;height:38.4pt;mso-wrap-style:square;v-text-anchor:top" wp14:anchorId="0ADC3FAE">
                 <v:fill o:detectmouseclick="t" on="false"/>
@@ -3581,10 +4263,15 @@
             </w:pict>
           </mc:Fallback>
         </mc:AlternateContent>
+      </w:r>
+      <w:r>
+        <w:rPr>
+          <w:noProof/>
+        </w:rPr>
         <mc:AlternateContent>
           <mc:Choice Requires="wps">
             <w:drawing>
-              <wp:anchor distT="0" distB="0" distL="0" distR="0" simplePos="0" relativeHeight="47" behindDoc="0" locked="0" layoutInCell="1" allowOverlap="1" wp14:anchorId="5B960A8C">
+              <wp:anchor distT="0" distB="0" distL="0" distR="0" simplePos="0" relativeHeight="47" behindDoc="0" locked="0" layoutInCell="1" allowOverlap="1" wp14:anchorId="5B960A8C" wp14:editId="6556EA55">
                 <wp:simplePos x="0" y="0"/>
                 <wp:positionH relativeFrom="column">
                   <wp:posOffset>4901565</wp:posOffset>
@@ -3596,6 +4283,7 @@
                 <wp:effectExtent l="0" t="0" r="0" b="0"/>
                 <wp:wrapNone/>
                 <wp:docPr id="27" name="Text Frame 20"/>
+                <wp:cNvGraphicFramePr/>
                 <a:graphic xmlns:a="http://schemas.openxmlformats.org/drawingml/2006/main">
                   <a:graphicData uri="http://schemas.microsoft.com/office/word/2010/wordprocessingShape">
                     <wps:wsp>
@@ -3614,9 +4302,15 @@
                         </a:ln>
                       </wps:spPr>
                       <wps:style>
-                        <a:lnRef idx="0"/>
-                        <a:fillRef idx="0"/>
-                        <a:effectRef idx="0"/>
+                        <a:lnRef idx="0">
+                          <a:scrgbClr r="0" g="0" b="0"/>
+                        </a:lnRef>
+                        <a:fillRef idx="0">
+                          <a:scrgbClr r="0" g="0" b="0"/>
+                        </a:fillRef>
+                        <a:effectRef idx="0">
+                          <a:scrgbClr r="0" g="0" b="0"/>
+                        </a:effectRef>
                         <a:fontRef idx="minor"/>
                       </wps:style>
                       <wps:txbx>
@@ -3624,25 +4318,47 @@
                           <w:p>
                             <w:pPr>
                               <w:pStyle w:val="Normal1"/>
-                              <w:widowControl/>
-                              <w:suppressAutoHyphens w:val="true"/>
-                              <w:bidi w:val="0"/>
-                              <w:spacing w:lineRule="auto" w:line="276" w:before="0" w:after="200"/>
-                              <w:jc w:val="center"/>
-                              <w:rPr/>
                             </w:pPr>
-                            <w:r>
-                              <w:rPr>
-                                <w:color w:val="000000"/>
-                                <w:sz w:val="34"/>
-                                <w:szCs w:val="34"/>
-                              </w:rPr>
-                              <w:t>{{ acc_age }}</w:t>
+                            <w:proofErr w:type="gramStart"/>
+                            <w:r>
+                              <w:rPr>
+                                <w:color w:val="000000"/>
+                                <w:sz w:val="34"/>
+                                <w:szCs w:val="34"/>
+                              </w:rPr>
+                              <w:t>{{ acc</w:t>
+                            </w:r>
+                            <w:proofErr w:type="gramEnd"/>
+                            <w:r>
+                              <w:rPr>
+                                <w:color w:val="000000"/>
+                                <w:sz w:val="34"/>
+                                <w:szCs w:val="34"/>
+                              </w:rPr>
+                              <w:t>_</w:t>
+                            </w:r>
+                            <w:proofErr w:type="gramStart"/>
+                            <w:r>
+                              <w:rPr>
+                                <w:color w:val="000000"/>
+                                <w:sz w:val="34"/>
+                                <w:szCs w:val="34"/>
+                              </w:rPr>
+                              <w:t>age }</w:t>
+                            </w:r>
+                            <w:proofErr w:type="gramEnd"/>
+                            <w:r>
+                              <w:rPr>
+                                <w:color w:val="000000"/>
+                                <w:sz w:val="34"/>
+                                <w:szCs w:val="34"/>
+                              </w:rPr>
+                              <w:t>}</w:t>
                             </w:r>
                           </w:p>
                         </w:txbxContent>
                       </wps:txbx>
-                      <wps:bodyPr lIns="0" rIns="0" tIns="0" bIns="0" anchor="t">
+                      <wps:bodyPr lIns="0" tIns="0" rIns="0" bIns="0" anchor="t">
                         <a:noAutofit/>
                       </wps:bodyPr>
                     </wps:wsp>
@@ -3651,7 +4367,7 @@
               </wp:anchor>
             </w:drawing>
           </mc:Choice>
-          <mc:Fallback>
+          <mc:Fallback xmlns:pic="http://schemas.openxmlformats.org/drawingml/2006/picture">
             <w:pict>
               <v:rect id="shape_0" stroked="f" o:allowincell="f" style="position:absolute;margin-left:385.95pt;margin-top:-3.15pt;width:63.85pt;height:38.4pt;mso-wrap-style:square;v-text-anchor:top" wp14:anchorId="5B960A8C">
                 <v:fill o:detectmouseclick="t" on="false"/>
@@ -3687,7 +4403,7 @@
       </w:r>
       <w:r>
         <w:rPr>
-          <w:rFonts w:ascii="TH SarabunIT๙" w:hAnsi="TH SarabunIT๙" w:eastAsia="Sarabun" w:hint="cs"/>
+          <w:rFonts w:eastAsia="Sarabun" w:hint="cs"/>
           <w:sz w:val="34"/>
           <w:szCs w:val="34"/>
         </w:rPr>
@@ -3698,25 +4414,24 @@
       <w:pPr>
         <w:pStyle w:val="Normal1"/>
         <w:tabs>
-          <w:tab w:val="clear" w:pos="720"/>
-          <w:tab w:val="left" w:pos="1134" w:leader="none"/>
-          <w:tab w:val="left" w:pos="2835" w:leader="none"/>
-          <w:tab w:val="left" w:pos="4536" w:leader="none"/>
+          <w:tab w:val="left" w:pos="1134"/>
+          <w:tab w:val="left" w:pos="2835"/>
+          <w:tab w:val="left" w:pos="4536"/>
         </w:tabs>
-        <w:spacing w:lineRule="atLeast" w:line="198" w:before="0" w:after="198"/>
+        <w:spacing w:after="198" w:line="198" w:lineRule="atLeast"/>
         <w:jc w:val="both"/>
-        <w:rPr/>
       </w:pPr>
       <w:r>
         <w:rPr>
-          <w:rFonts w:ascii="TH SarabunIT๙" w:hAnsi="TH SarabunIT๙" w:eastAsia="Sarabun" w:hint="cs"/>
+          <w:rFonts w:eastAsia="Sarabun" w:hint="cs"/>
+          <w:noProof/>
           <w:sz w:val="34"/>
           <w:szCs w:val="34"/>
         </w:rPr>
         <mc:AlternateContent>
           <mc:Choice Requires="wps">
             <w:drawing>
-              <wp:anchor distT="0" distB="0" distL="0" distR="0" simplePos="0" relativeHeight="115" behindDoc="0" locked="0" layoutInCell="1" allowOverlap="1" wp14:anchorId="5B960A8C">
+              <wp:anchor distT="0" distB="0" distL="0" distR="0" simplePos="0" relativeHeight="115" behindDoc="0" locked="0" layoutInCell="1" allowOverlap="1" wp14:anchorId="5B960A8C" wp14:editId="5268B737">
                 <wp:simplePos x="0" y="0"/>
                 <wp:positionH relativeFrom="column">
                   <wp:posOffset>5085715</wp:posOffset>
@@ -3728,6 +4443,7 @@
                 <wp:effectExtent l="0" t="0" r="0" b="0"/>
                 <wp:wrapNone/>
                 <wp:docPr id="28" name="Text Frame 50"/>
+                <wp:cNvGraphicFramePr/>
                 <a:graphic xmlns:a="http://schemas.openxmlformats.org/drawingml/2006/main">
                   <a:graphicData uri="http://schemas.microsoft.com/office/word/2010/wordprocessingShape">
                     <wps:wsp>
@@ -3746,9 +4462,15 @@
                         </a:ln>
                       </wps:spPr>
                       <wps:style>
-                        <a:lnRef idx="0"/>
-                        <a:fillRef idx="0"/>
-                        <a:effectRef idx="0"/>
+                        <a:lnRef idx="0">
+                          <a:scrgbClr r="0" g="0" b="0"/>
+                        </a:lnRef>
+                        <a:fillRef idx="0">
+                          <a:scrgbClr r="0" g="0" b="0"/>
+                        </a:fillRef>
+                        <a:effectRef idx="0">
+                          <a:scrgbClr r="0" g="0" b="0"/>
+                        </a:effectRef>
                         <a:fontRef idx="minor"/>
                       </wps:style>
                       <wps:txbx>
@@ -3756,25 +4478,47 @@
                           <w:p>
                             <w:pPr>
                               <w:pStyle w:val="Normal1"/>
-                              <w:widowControl/>
-                              <w:suppressAutoHyphens w:val="true"/>
-                              <w:bidi w:val="0"/>
-                              <w:spacing w:lineRule="auto" w:line="276" w:before="0" w:after="200"/>
-                              <w:jc w:val="center"/>
-                              <w:rPr/>
                             </w:pPr>
-                            <w:r>
-                              <w:rPr>
-                                <w:color w:val="000000"/>
-                                <w:sz w:val="34"/>
-                                <w:szCs w:val="34"/>
-                              </w:rPr>
-                              <w:t>{{ acc_add_no }}</w:t>
+                            <w:proofErr w:type="gramStart"/>
+                            <w:r>
+                              <w:rPr>
+                                <w:color w:val="000000"/>
+                                <w:sz w:val="34"/>
+                                <w:szCs w:val="34"/>
+                              </w:rPr>
+                              <w:t>{{ acc</w:t>
+                            </w:r>
+                            <w:proofErr w:type="gramEnd"/>
+                            <w:r>
+                              <w:rPr>
+                                <w:color w:val="000000"/>
+                                <w:sz w:val="34"/>
+                                <w:szCs w:val="34"/>
+                              </w:rPr>
+                              <w:t>_add_</w:t>
+                            </w:r>
+                            <w:proofErr w:type="gramStart"/>
+                            <w:r>
+                              <w:rPr>
+                                <w:color w:val="000000"/>
+                                <w:sz w:val="34"/>
+                                <w:szCs w:val="34"/>
+                              </w:rPr>
+                              <w:t>no }</w:t>
+                            </w:r>
+                            <w:proofErr w:type="gramEnd"/>
+                            <w:r>
+                              <w:rPr>
+                                <w:color w:val="000000"/>
+                                <w:sz w:val="34"/>
+                                <w:szCs w:val="34"/>
+                              </w:rPr>
+                              <w:t>}</w:t>
                             </w:r>
                           </w:p>
                         </w:txbxContent>
                       </wps:txbx>
-                      <wps:bodyPr lIns="0" rIns="0" tIns="0" bIns="0" anchor="t">
+                      <wps:bodyPr lIns="0" tIns="0" rIns="0" bIns="0" anchor="t">
                         <a:noAutofit/>
                       </wps:bodyPr>
                     </wps:wsp>
@@ -3783,7 +4527,7 @@
               </wp:anchor>
             </w:drawing>
           </mc:Choice>
-          <mc:Fallback>
+          <mc:Fallback xmlns:pic="http://schemas.openxmlformats.org/drawingml/2006/picture">
             <w:pict>
               <v:rect id="shape_0" stroked="f" o:allowincell="f" style="position:absolute;margin-left:400.45pt;margin-top:-2.6pt;width:71.95pt;height:38.4pt;mso-wrap-style:square;v-text-anchor:top" wp14:anchorId="5B960A8C">
                 <v:fill o:detectmouseclick="t" on="false"/>
@@ -3816,61 +4560,23 @@
             </w:pict>
           </mc:Fallback>
         </mc:AlternateContent>
-        <w:t>เชื้อชาติ</w:t>
-      </w:r>
-      <w:r>
-        <w:rPr>
-          <w:rFonts w:eastAsia="Sarabun" w:cs="TH SarabunIT๙" w:hint="cs"/>
-          <w:sz w:val="34"/>
-          <w:szCs w:val="34"/>
-        </w:rPr>
-        <w:t>.................................</w:t>
-      </w:r>
-      <w:r>
-        <w:rPr>
-          <w:rFonts w:ascii="TH SarabunIT๙" w:hAnsi="TH SarabunIT๙" w:eastAsia="Sarabun" w:hint="cs"/>
-          <w:sz w:val="34"/>
-          <w:szCs w:val="34"/>
-        </w:rPr>
-        <w:t>สัญชาติ</w:t>
-      </w:r>
-      <w:r>
-        <w:rPr>
-          <w:rFonts w:eastAsia="Sarabun" w:cs="TH SarabunIT๙" w:hint="cs"/>
-          <w:sz w:val="34"/>
-          <w:szCs w:val="34"/>
-        </w:rPr>
-        <w:t>..........................</w:t>
-      </w:r>
-      <w:r>
-        <w:rPr>
-          <w:rFonts w:ascii="TH SarabunIT๙" w:hAnsi="TH SarabunIT๙" w:eastAsia="Sarabun" w:hint="cs"/>
-          <w:sz w:val="34"/>
-          <w:szCs w:val="34"/>
-        </w:rPr>
-        <w:t>อาชีพ</w:t>
-      </w:r>
-      <w:r>
-        <w:rPr>
-          <w:rFonts w:eastAsia="Sarabun" w:cs="TH SarabunIT๙" w:hint="cs"/>
-          <w:sz w:val="34"/>
-          <w:szCs w:val="34"/>
-        </w:rPr>
-        <w:t>...............................</w:t>
-      </w:r>
-      <w:r>
-        <w:rPr>
-          <w:rFonts w:ascii="TH SarabunIT๙" w:hAnsi="TH SarabunIT๙" w:eastAsia="Sarabun" w:hint="cs"/>
-          <w:sz w:val="34"/>
-          <w:szCs w:val="34"/>
-        </w:rPr>
-        <w:t>อยู่บ้านเลขที่</w:t>
-      </w:r>
-      <w:r>
+      </w:r>
+      <w:r>
+        <w:rPr>
+          <w:rFonts w:eastAsia="Sarabun" w:hint="cs"/>
+          <w:sz w:val="34"/>
+          <w:szCs w:val="34"/>
+        </w:rPr>
+        <w:t>เชื้อชาติ.................................สัญชาติ..........................อาชีพ...............................อยู่บ้านเลขที่</w:t>
+      </w:r>
+      <w:r>
+        <w:rPr>
+          <w:noProof/>
+        </w:rPr>
         <mc:AlternateContent>
           <mc:Choice Requires="wps">
             <w:drawing>
-              <wp:anchor distT="0" distB="0" distL="0" distR="0" simplePos="0" relativeHeight="49" behindDoc="0" locked="0" layoutInCell="1" allowOverlap="1" wp14:anchorId="20951D24">
+              <wp:anchor distT="0" distB="0" distL="0" distR="0" simplePos="0" relativeHeight="49" behindDoc="0" locked="0" layoutInCell="1" allowOverlap="1" wp14:anchorId="20951D24" wp14:editId="164987E2">
                 <wp:simplePos x="0" y="0"/>
                 <wp:positionH relativeFrom="column">
                   <wp:posOffset>455295</wp:posOffset>
@@ -3882,6 +4588,7 @@
                 <wp:effectExtent l="0" t="0" r="0" b="0"/>
                 <wp:wrapNone/>
                 <wp:docPr id="29" name="Text Frame 21"/>
+                <wp:cNvGraphicFramePr/>
                 <a:graphic xmlns:a="http://schemas.openxmlformats.org/drawingml/2006/main">
                   <a:graphicData uri="http://schemas.microsoft.com/office/word/2010/wordprocessingShape">
                     <wps:wsp>
@@ -3900,9 +4607,15 @@
                         </a:ln>
                       </wps:spPr>
                       <wps:style>
-                        <a:lnRef idx="0"/>
-                        <a:fillRef idx="0"/>
-                        <a:effectRef idx="0"/>
+                        <a:lnRef idx="0">
+                          <a:scrgbClr r="0" g="0" b="0"/>
+                        </a:lnRef>
+                        <a:fillRef idx="0">
+                          <a:scrgbClr r="0" g="0" b="0"/>
+                        </a:fillRef>
+                        <a:effectRef idx="0">
+                          <a:scrgbClr r="0" g="0" b="0"/>
+                        </a:effectRef>
                         <a:fontRef idx="minor"/>
                       </wps:style>
                       <wps:txbx>
@@ -3910,28 +4623,51 @@
                           <w:p>
                             <w:pPr>
                               <w:pStyle w:val="Normal1"/>
-                              <w:widowControl/>
-                              <w:suppressAutoHyphens w:val="true"/>
-                              <w:bidi w:val="0"/>
-                              <w:spacing w:lineRule="auto" w:line="276" w:before="0" w:after="200"/>
-                              <w:jc w:val="center"/>
                               <w:rPr>
                                 <w:sz w:val="30"/>
                                 <w:szCs w:val="30"/>
                               </w:rPr>
                             </w:pPr>
+                            <w:proofErr w:type="gramStart"/>
                             <w:r>
                               <w:rPr>
                                 <w:color w:val="000000"/>
                                 <w:sz w:val="30"/>
                                 <w:szCs w:val="30"/>
                               </w:rPr>
-                              <w:t>{{ acc_origin }}</w:t>
+                              <w:t>{{ acc</w:t>
+                            </w:r>
+                            <w:proofErr w:type="gramEnd"/>
+                            <w:r>
+                              <w:rPr>
+                                <w:color w:val="000000"/>
+                                <w:sz w:val="30"/>
+                                <w:szCs w:val="30"/>
+                              </w:rPr>
+                              <w:t>_</w:t>
+                            </w:r>
+                            <w:proofErr w:type="gramStart"/>
+                            <w:r>
+                              <w:rPr>
+                                <w:color w:val="000000"/>
+                                <w:sz w:val="30"/>
+                                <w:szCs w:val="30"/>
+                              </w:rPr>
+                              <w:t>origin }</w:t>
+                            </w:r>
+                            <w:proofErr w:type="gramEnd"/>
+                            <w:r>
+                              <w:rPr>
+                                <w:color w:val="000000"/>
+                                <w:sz w:val="30"/>
+                                <w:szCs w:val="30"/>
+                              </w:rPr>
+                              <w:t>}</w:t>
                             </w:r>
                           </w:p>
                         </w:txbxContent>
                       </wps:txbx>
-                      <wps:bodyPr lIns="0" rIns="0" tIns="0" bIns="0" anchor="t">
+                      <wps:bodyPr lIns="0" tIns="0" rIns="0" bIns="0" anchor="t">
                         <a:noAutofit/>
                       </wps:bodyPr>
                     </wps:wsp>
@@ -3940,7 +4676,7 @@
               </wp:anchor>
             </w:drawing>
           </mc:Choice>
-          <mc:Fallback>
+          <mc:Fallback xmlns:pic="http://schemas.openxmlformats.org/drawingml/2006/picture">
             <w:pict>
               <v:rect id="shape_0" stroked="f" o:allowincell="f" style="position:absolute;margin-left:35.85pt;margin-top:-0.85pt;width:92.25pt;height:35.7pt;mso-wrap-style:square;v-text-anchor:top" wp14:anchorId="20951D24">
                 <v:fill o:detectmouseclick="t" on="false"/>
@@ -3976,10 +4712,15 @@
             </w:pict>
           </mc:Fallback>
         </mc:AlternateContent>
+      </w:r>
+      <w:r>
+        <w:rPr>
+          <w:noProof/>
+        </w:rPr>
         <mc:AlternateContent>
           <mc:Choice Requires="wps">
             <w:drawing>
-              <wp:anchor distT="0" distB="0" distL="0" distR="0" simplePos="0" relativeHeight="51" behindDoc="0" locked="0" layoutInCell="1" allowOverlap="1" wp14:anchorId="70E0DDD0">
+              <wp:anchor distT="0" distB="0" distL="0" distR="0" simplePos="0" relativeHeight="51" behindDoc="0" locked="0" layoutInCell="1" allowOverlap="1" wp14:anchorId="70E0DDD0" wp14:editId="1DEEA6D8">
                 <wp:simplePos x="0" y="0"/>
                 <wp:positionH relativeFrom="column">
                   <wp:posOffset>2037715</wp:posOffset>
@@ -3991,6 +4732,7 @@
                 <wp:effectExtent l="0" t="0" r="0" b="0"/>
                 <wp:wrapNone/>
                 <wp:docPr id="30" name="Text Frame 22"/>
+                <wp:cNvGraphicFramePr/>
                 <a:graphic xmlns:a="http://schemas.openxmlformats.org/drawingml/2006/main">
                   <a:graphicData uri="http://schemas.microsoft.com/office/word/2010/wordprocessingShape">
                     <wps:wsp>
@@ -4009,9 +4751,15 @@
                         </a:ln>
                       </wps:spPr>
                       <wps:style>
-                        <a:lnRef idx="0"/>
-                        <a:fillRef idx="0"/>
-                        <a:effectRef idx="0"/>
+                        <a:lnRef idx="0">
+                          <a:scrgbClr r="0" g="0" b="0"/>
+                        </a:lnRef>
+                        <a:fillRef idx="0">
+                          <a:scrgbClr r="0" g="0" b="0"/>
+                        </a:fillRef>
+                        <a:effectRef idx="0">
+                          <a:scrgbClr r="0" g="0" b="0"/>
+                        </a:effectRef>
                         <a:fontRef idx="minor"/>
                       </wps:style>
                       <wps:txbx>
@@ -4019,28 +4767,51 @@
                           <w:p>
                             <w:pPr>
                               <w:pStyle w:val="Normal1"/>
-                              <w:widowControl/>
-                              <w:suppressAutoHyphens w:val="true"/>
-                              <w:bidi w:val="0"/>
-                              <w:spacing w:lineRule="auto" w:line="276" w:before="0" w:after="200"/>
-                              <w:jc w:val="center"/>
                               <w:rPr>
                                 <w:sz w:val="30"/>
                                 <w:szCs w:val="30"/>
                               </w:rPr>
                             </w:pPr>
+                            <w:proofErr w:type="gramStart"/>
                             <w:r>
                               <w:rPr>
                                 <w:color w:val="000000"/>
                                 <w:sz w:val="30"/>
                                 <w:szCs w:val="30"/>
                               </w:rPr>
-                              <w:t>{{ acc_nation }}</w:t>
+                              <w:t>{{ acc</w:t>
+                            </w:r>
+                            <w:proofErr w:type="gramEnd"/>
+                            <w:r>
+                              <w:rPr>
+                                <w:color w:val="000000"/>
+                                <w:sz w:val="30"/>
+                                <w:szCs w:val="30"/>
+                              </w:rPr>
+                              <w:t>_</w:t>
+                            </w:r>
+                            <w:proofErr w:type="gramStart"/>
+                            <w:r>
+                              <w:rPr>
+                                <w:color w:val="000000"/>
+                                <w:sz w:val="30"/>
+                                <w:szCs w:val="30"/>
+                              </w:rPr>
+                              <w:t>nation }</w:t>
+                            </w:r>
+                            <w:proofErr w:type="gramEnd"/>
+                            <w:r>
+                              <w:rPr>
+                                <w:color w:val="000000"/>
+                                <w:sz w:val="30"/>
+                                <w:szCs w:val="30"/>
+                              </w:rPr>
+                              <w:t>}</w:t>
                             </w:r>
                           </w:p>
                         </w:txbxContent>
                       </wps:txbx>
-                      <wps:bodyPr lIns="0" rIns="0" tIns="0" bIns="0" anchor="t">
+                      <wps:bodyPr lIns="0" tIns="0" rIns="0" bIns="0" anchor="t">
                         <a:noAutofit/>
                       </wps:bodyPr>
                     </wps:wsp>
@@ -4049,7 +4820,7 @@
               </wp:anchor>
             </w:drawing>
           </mc:Choice>
-          <mc:Fallback>
+          <mc:Fallback xmlns:pic="http://schemas.openxmlformats.org/drawingml/2006/picture">
             <w:pict>
               <v:rect id="shape_0" stroked="f" o:allowincell="f" style="position:absolute;margin-left:160.45pt;margin-top:-0.85pt;width:76.1pt;height:35.7pt;mso-wrap-style:square;v-text-anchor:top" wp14:anchorId="70E0DDD0">
                 <v:fill o:detectmouseclick="t" on="false"/>
@@ -4085,10 +4856,15 @@
             </w:pict>
           </mc:Fallback>
         </mc:AlternateContent>
+      </w:r>
+      <w:r>
+        <w:rPr>
+          <w:noProof/>
+        </w:rPr>
         <mc:AlternateContent>
           <mc:Choice Requires="wps">
             <w:drawing>
-              <wp:anchor distT="0" distB="0" distL="0" distR="0" simplePos="0" relativeHeight="97" behindDoc="0" locked="0" layoutInCell="1" allowOverlap="1" wp14:anchorId="0D7F89DA">
+              <wp:anchor distT="0" distB="0" distL="0" distR="0" simplePos="0" relativeHeight="97" behindDoc="0" locked="0" layoutInCell="1" allowOverlap="1" wp14:anchorId="0D7F89DA" wp14:editId="678379B8">
                 <wp:simplePos x="0" y="0"/>
                 <wp:positionH relativeFrom="column">
                   <wp:posOffset>3225165</wp:posOffset>
@@ -4100,6 +4876,7 @@
                 <wp:effectExtent l="0" t="0" r="0" b="0"/>
                 <wp:wrapNone/>
                 <wp:docPr id="31" name="Text Frame 23"/>
+                <wp:cNvGraphicFramePr/>
                 <a:graphic xmlns:a="http://schemas.openxmlformats.org/drawingml/2006/main">
                   <a:graphicData uri="http://schemas.microsoft.com/office/word/2010/wordprocessingShape">
                     <wps:wsp>
@@ -4118,9 +4895,15 @@
                         </a:ln>
                       </wps:spPr>
                       <wps:style>
-                        <a:lnRef idx="0"/>
-                        <a:fillRef idx="0"/>
-                        <a:effectRef idx="0"/>
+                        <a:lnRef idx="0">
+                          <a:scrgbClr r="0" g="0" b="0"/>
+                        </a:lnRef>
+                        <a:fillRef idx="0">
+                          <a:scrgbClr r="0" g="0" b="0"/>
+                        </a:fillRef>
+                        <a:effectRef idx="0">
+                          <a:scrgbClr r="0" g="0" b="0"/>
+                        </a:effectRef>
                         <a:fontRef idx="minor"/>
                       </wps:style>
                       <wps:txbx>
@@ -4128,25 +4911,47 @@
                           <w:p>
                             <w:pPr>
                               <w:pStyle w:val="Normal1"/>
-                              <w:widowControl/>
-                              <w:suppressAutoHyphens w:val="true"/>
-                              <w:bidi w:val="0"/>
-                              <w:spacing w:lineRule="auto" w:line="276" w:before="0" w:after="200"/>
-                              <w:jc w:val="center"/>
-                              <w:rPr/>
                             </w:pPr>
-                            <w:r>
-                              <w:rPr>
-                                <w:color w:val="000000"/>
-                                <w:sz w:val="34"/>
-                                <w:szCs w:val="34"/>
-                              </w:rPr>
-                              <w:t>{{ acc_occupation }}</w:t>
+                            <w:proofErr w:type="gramStart"/>
+                            <w:r>
+                              <w:rPr>
+                                <w:color w:val="000000"/>
+                                <w:sz w:val="34"/>
+                                <w:szCs w:val="34"/>
+                              </w:rPr>
+                              <w:t>{{ acc</w:t>
+                            </w:r>
+                            <w:proofErr w:type="gramEnd"/>
+                            <w:r>
+                              <w:rPr>
+                                <w:color w:val="000000"/>
+                                <w:sz w:val="34"/>
+                                <w:szCs w:val="34"/>
+                              </w:rPr>
+                              <w:t>_</w:t>
+                            </w:r>
+                            <w:proofErr w:type="gramStart"/>
+                            <w:r>
+                              <w:rPr>
+                                <w:color w:val="000000"/>
+                                <w:sz w:val="34"/>
+                                <w:szCs w:val="34"/>
+                              </w:rPr>
+                              <w:t>occupation }</w:t>
+                            </w:r>
+                            <w:proofErr w:type="gramEnd"/>
+                            <w:r>
+                              <w:rPr>
+                                <w:color w:val="000000"/>
+                                <w:sz w:val="34"/>
+                                <w:szCs w:val="34"/>
+                              </w:rPr>
+                              <w:t>}</w:t>
                             </w:r>
                           </w:p>
                         </w:txbxContent>
                       </wps:txbx>
-                      <wps:bodyPr lIns="0" rIns="0" tIns="0" bIns="0" anchor="t">
+                      <wps:bodyPr lIns="0" tIns="0" rIns="0" bIns="0" anchor="t">
                         <a:noAutofit/>
                       </wps:bodyPr>
                     </wps:wsp>
@@ -4155,7 +4960,7 @@
               </wp:anchor>
             </w:drawing>
           </mc:Choice>
-          <mc:Fallback>
+          <mc:Fallback xmlns:pic="http://schemas.openxmlformats.org/drawingml/2006/picture">
             <w:pict>
               <v:rect id="shape_0" stroked="f" o:allowincell="f" style="position:absolute;margin-left:253.95pt;margin-top:-3.55pt;width:92.9pt;height:38.4pt;mso-wrap-style:square;v-text-anchor:top" wp14:anchorId="0D7F89DA">
                 <v:fill o:detectmouseclick="t" on="false"/>
@@ -4191,7 +4996,7 @@
       </w:r>
       <w:r>
         <w:rPr>
-          <w:rFonts w:eastAsia="Sarabun" w:cs="TH SarabunIT๙" w:hint="cs"/>
+          <w:rFonts w:eastAsia="Sarabun" w:hint="cs"/>
           <w:sz w:val="34"/>
           <w:szCs w:val="34"/>
         </w:rPr>
@@ -4202,76 +5007,29 @@
       <w:pPr>
         <w:pStyle w:val="Normal1"/>
         <w:tabs>
-          <w:tab w:val="clear" w:pos="720"/>
-          <w:tab w:val="left" w:pos="1134" w:leader="none"/>
-          <w:tab w:val="left" w:pos="2835" w:leader="none"/>
-          <w:tab w:val="left" w:pos="4536" w:leader="none"/>
+          <w:tab w:val="left" w:pos="1134"/>
+          <w:tab w:val="left" w:pos="2835"/>
+          <w:tab w:val="left" w:pos="4536"/>
         </w:tabs>
-        <w:spacing w:lineRule="atLeast" w:line="198" w:before="0" w:after="198"/>
+        <w:spacing w:after="198" w:line="198" w:lineRule="atLeast"/>
         <w:jc w:val="both"/>
-        <w:rPr/>
       </w:pPr>
       <w:r>
         <w:rPr>
-          <w:rFonts w:ascii="TH SarabunIT๙" w:hAnsi="TH SarabunIT๙" w:eastAsia="Sarabun" w:hint="cs"/>
-          <w:sz w:val="34"/>
-          <w:szCs w:val="34"/>
-        </w:rPr>
-        <w:t>หมู่ที่</w:t>
-      </w:r>
-      <w:r>
-        <w:rPr>
-          <w:rFonts w:eastAsia="Sarabun" w:cs="TH SarabunIT๙" w:hint="cs"/>
-          <w:sz w:val="34"/>
-          <w:szCs w:val="34"/>
-        </w:rPr>
-        <w:t>..............</w:t>
-      </w:r>
-      <w:r>
-        <w:rPr>
-          <w:rFonts w:ascii="TH SarabunIT๙" w:hAnsi="TH SarabunIT๙" w:eastAsia="Sarabun" w:hint="cs"/>
-          <w:sz w:val="34"/>
-          <w:szCs w:val="34"/>
-        </w:rPr>
-        <w:t>ถนน</w:t>
-      </w:r>
-      <w:r>
-        <w:rPr>
-          <w:rFonts w:eastAsia="Sarabun" w:cs="TH SarabunIT๙" w:hint="cs"/>
-          <w:sz w:val="34"/>
-          <w:szCs w:val="34"/>
-        </w:rPr>
-        <w:t>.......................................</w:t>
-      </w:r>
-      <w:r>
-        <w:rPr>
-          <w:rFonts w:ascii="TH SarabunIT๙" w:hAnsi="TH SarabunIT๙" w:eastAsia="Sarabun" w:hint="cs"/>
-          <w:sz w:val="34"/>
-          <w:szCs w:val="34"/>
-        </w:rPr>
-        <w:t>ตรอก</w:t>
-      </w:r>
-      <w:r>
-        <w:rPr>
-          <w:rFonts w:eastAsia="Sarabun" w:cs="TH SarabunIT๙" w:hint="cs"/>
-          <w:sz w:val="34"/>
-          <w:szCs w:val="34"/>
-        </w:rPr>
-        <w:t>/</w:t>
-      </w:r>
-      <w:r>
-        <w:rPr>
-          <w:rFonts w:ascii="TH SarabunIT๙" w:hAnsi="TH SarabunIT๙" w:eastAsia="Sarabun" w:hint="cs"/>
-          <w:sz w:val="34"/>
-          <w:szCs w:val="34"/>
-        </w:rPr>
-        <w:t>ซอย</w:t>
-      </w:r>
-      <w:r>
+          <w:rFonts w:eastAsia="Sarabun" w:hint="cs"/>
+          <w:sz w:val="34"/>
+          <w:szCs w:val="34"/>
+        </w:rPr>
+        <w:t>หมู่ที่..............ถนน.......................................ตรอก/ซอย</w:t>
+      </w:r>
+      <w:r>
+        <w:rPr>
+          <w:noProof/>
+        </w:rPr>
         <mc:AlternateContent>
           <mc:Choice Requires="wps">
             <w:drawing>
-              <wp:anchor distT="0" distB="0" distL="0" distR="0" simplePos="0" relativeHeight="53" behindDoc="0" locked="0" layoutInCell="1" allowOverlap="1" wp14:anchorId="2CD7E670">
+              <wp:anchor distT="0" distB="0" distL="0" distR="0" simplePos="0" relativeHeight="53" behindDoc="0" locked="0" layoutInCell="1" allowOverlap="1" wp14:anchorId="2CD7E670" wp14:editId="39E16C19">
                 <wp:simplePos x="0" y="0"/>
                 <wp:positionH relativeFrom="column">
                   <wp:posOffset>247650</wp:posOffset>
@@ -4283,6 +5041,7 @@
                 <wp:effectExtent l="0" t="0" r="0" b="0"/>
                 <wp:wrapNone/>
                 <wp:docPr id="32" name="Text Frame 24"/>
+                <wp:cNvGraphicFramePr/>
                 <a:graphic xmlns:a="http://schemas.openxmlformats.org/drawingml/2006/main">
                   <a:graphicData uri="http://schemas.microsoft.com/office/word/2010/wordprocessingShape">
                     <wps:wsp>
@@ -4301,9 +5060,15 @@
                         </a:ln>
                       </wps:spPr>
                       <wps:style>
-                        <a:lnRef idx="0"/>
-                        <a:fillRef idx="0"/>
-                        <a:effectRef idx="0"/>
+                        <a:lnRef idx="0">
+                          <a:scrgbClr r="0" g="0" b="0"/>
+                        </a:lnRef>
+                        <a:fillRef idx="0">
+                          <a:scrgbClr r="0" g="0" b="0"/>
+                        </a:fillRef>
+                        <a:effectRef idx="0">
+                          <a:scrgbClr r="0" g="0" b="0"/>
+                        </a:effectRef>
                         <a:fontRef idx="minor"/>
                       </wps:style>
                       <wps:txbx>
@@ -4311,25 +5076,47 @@
                           <w:p>
                             <w:pPr>
                               <w:pStyle w:val="Normal1"/>
-                              <w:widowControl/>
-                              <w:suppressAutoHyphens w:val="true"/>
-                              <w:bidi w:val="0"/>
-                              <w:spacing w:lineRule="auto" w:line="276" w:before="0" w:after="200"/>
-                              <w:jc w:val="center"/>
-                              <w:rPr/>
                             </w:pPr>
-                            <w:r>
-                              <w:rPr>
-                                <w:color w:val="000000"/>
-                                <w:sz w:val="34"/>
-                                <w:szCs w:val="34"/>
-                              </w:rPr>
-                              <w:t>{{ acc_vil_no }}</w:t>
+                            <w:proofErr w:type="gramStart"/>
+                            <w:r>
+                              <w:rPr>
+                                <w:color w:val="000000"/>
+                                <w:sz w:val="34"/>
+                                <w:szCs w:val="34"/>
+                              </w:rPr>
+                              <w:t>{{ acc</w:t>
+                            </w:r>
+                            <w:proofErr w:type="gramEnd"/>
+                            <w:r>
+                              <w:rPr>
+                                <w:color w:val="000000"/>
+                                <w:sz w:val="34"/>
+                                <w:szCs w:val="34"/>
+                              </w:rPr>
+                              <w:t>_vil_</w:t>
+                            </w:r>
+                            <w:proofErr w:type="gramStart"/>
+                            <w:r>
+                              <w:rPr>
+                                <w:color w:val="000000"/>
+                                <w:sz w:val="34"/>
+                                <w:szCs w:val="34"/>
+                              </w:rPr>
+                              <w:t>no }</w:t>
+                            </w:r>
+                            <w:proofErr w:type="gramEnd"/>
+                            <w:r>
+                              <w:rPr>
+                                <w:color w:val="000000"/>
+                                <w:sz w:val="34"/>
+                                <w:szCs w:val="34"/>
+                              </w:rPr>
+                              <w:t>}</w:t>
                             </w:r>
                           </w:p>
                         </w:txbxContent>
                       </wps:txbx>
-                      <wps:bodyPr lIns="0" rIns="0" tIns="0" bIns="0" anchor="t">
+                      <wps:bodyPr lIns="0" tIns="0" rIns="0" bIns="0" anchor="t">
                         <a:noAutofit/>
                       </wps:bodyPr>
                     </wps:wsp>
@@ -4338,7 +5125,7 @@
               </wp:anchor>
             </w:drawing>
           </mc:Choice>
-          <mc:Fallback>
+          <mc:Fallback xmlns:pic="http://schemas.openxmlformats.org/drawingml/2006/picture">
             <w:pict>
               <v:rect id="shape_0" stroked="f" o:allowincell="f" style="position:absolute;margin-left:19.5pt;margin-top:-2.5pt;width:48.6pt;height:38.4pt;mso-wrap-style:square;v-text-anchor:top" wp14:anchorId="2CD7E670">
                 <v:fill o:detectmouseclick="t" on="false"/>
@@ -4371,10 +5158,15 @@
             </w:pict>
           </mc:Fallback>
         </mc:AlternateContent>
+      </w:r>
+      <w:r>
+        <w:rPr>
+          <w:noProof/>
+        </w:rPr>
         <mc:AlternateContent>
           <mc:Choice Requires="wps">
             <w:drawing>
-              <wp:anchor distT="0" distB="0" distL="0" distR="0" simplePos="0" relativeHeight="55" behindDoc="0" locked="0" layoutInCell="1" allowOverlap="1" wp14:anchorId="0B65A935">
+              <wp:anchor distT="0" distB="0" distL="0" distR="0" simplePos="0" relativeHeight="55" behindDoc="0" locked="0" layoutInCell="1" allowOverlap="1" wp14:anchorId="0B65A935" wp14:editId="17FCD646">
                 <wp:simplePos x="0" y="0"/>
                 <wp:positionH relativeFrom="column">
                   <wp:posOffset>944880</wp:posOffset>
@@ -4386,6 +5178,7 @@
                 <wp:effectExtent l="0" t="0" r="0" b="0"/>
                 <wp:wrapNone/>
                 <wp:docPr id="33" name="Text Frame 25"/>
+                <wp:cNvGraphicFramePr/>
                 <a:graphic xmlns:a="http://schemas.openxmlformats.org/drawingml/2006/main">
                   <a:graphicData uri="http://schemas.microsoft.com/office/word/2010/wordprocessingShape">
                     <wps:wsp>
@@ -4404,9 +5197,15 @@
                         </a:ln>
                       </wps:spPr>
                       <wps:style>
-                        <a:lnRef idx="0"/>
-                        <a:fillRef idx="0"/>
-                        <a:effectRef idx="0"/>
+                        <a:lnRef idx="0">
+                          <a:scrgbClr r="0" g="0" b="0"/>
+                        </a:lnRef>
+                        <a:fillRef idx="0">
+                          <a:scrgbClr r="0" g="0" b="0"/>
+                        </a:fillRef>
+                        <a:effectRef idx="0">
+                          <a:scrgbClr r="0" g="0" b="0"/>
+                        </a:effectRef>
                         <a:fontRef idx="minor"/>
                       </wps:style>
                       <wps:txbx>
@@ -4414,25 +5213,47 @@
                           <w:p>
                             <w:pPr>
                               <w:pStyle w:val="Normal1"/>
-                              <w:widowControl/>
-                              <w:suppressAutoHyphens w:val="true"/>
-                              <w:bidi w:val="0"/>
-                              <w:spacing w:lineRule="auto" w:line="276" w:before="0" w:after="200"/>
-                              <w:jc w:val="center"/>
-                              <w:rPr/>
                             </w:pPr>
-                            <w:r>
-                              <w:rPr>
-                                <w:color w:val="000000"/>
-                                <w:sz w:val="34"/>
-                                <w:szCs w:val="34"/>
-                              </w:rPr>
-                              <w:t>{{ acc_road }}</w:t>
+                            <w:proofErr w:type="gramStart"/>
+                            <w:r>
+                              <w:rPr>
+                                <w:color w:val="000000"/>
+                                <w:sz w:val="34"/>
+                                <w:szCs w:val="34"/>
+                              </w:rPr>
+                              <w:t>{{ acc</w:t>
+                            </w:r>
+                            <w:proofErr w:type="gramEnd"/>
+                            <w:r>
+                              <w:rPr>
+                                <w:color w:val="000000"/>
+                                <w:sz w:val="34"/>
+                                <w:szCs w:val="34"/>
+                              </w:rPr>
+                              <w:t>_</w:t>
+                            </w:r>
+                            <w:proofErr w:type="gramStart"/>
+                            <w:r>
+                              <w:rPr>
+                                <w:color w:val="000000"/>
+                                <w:sz w:val="34"/>
+                                <w:szCs w:val="34"/>
+                              </w:rPr>
+                              <w:t>road }</w:t>
+                            </w:r>
+                            <w:proofErr w:type="gramEnd"/>
+                            <w:r>
+                              <w:rPr>
+                                <w:color w:val="000000"/>
+                                <w:sz w:val="34"/>
+                                <w:szCs w:val="34"/>
+                              </w:rPr>
+                              <w:t>}</w:t>
                             </w:r>
                           </w:p>
                         </w:txbxContent>
                       </wps:txbx>
-                      <wps:bodyPr lIns="0" rIns="0" tIns="0" bIns="0" anchor="t">
+                      <wps:bodyPr lIns="0" tIns="0" rIns="0" bIns="0" anchor="t">
                         <a:noAutofit/>
                       </wps:bodyPr>
                     </wps:wsp>
@@ -4441,7 +5262,7 @@
               </wp:anchor>
             </w:drawing>
           </mc:Choice>
-          <mc:Fallback>
+          <mc:Fallback xmlns:pic="http://schemas.openxmlformats.org/drawingml/2006/picture">
             <w:pict>
               <v:rect id="shape_0" stroked="f" o:allowincell="f" style="position:absolute;margin-left:74.4pt;margin-top:-2.5pt;width:116.9pt;height:38.4pt;mso-wrap-style:square;v-text-anchor:top" wp14:anchorId="0B65A935">
                 <v:fill o:detectmouseclick="t" on="false"/>
@@ -4474,10 +5295,15 @@
             </w:pict>
           </mc:Fallback>
         </mc:AlternateContent>
+      </w:r>
+      <w:r>
+        <w:rPr>
+          <w:noProof/>
+        </w:rPr>
         <mc:AlternateContent>
           <mc:Choice Requires="wps">
             <w:drawing>
-              <wp:anchor distT="0" distB="0" distL="0" distR="0" simplePos="0" relativeHeight="73" behindDoc="0" locked="0" layoutInCell="1" allowOverlap="1" wp14:anchorId="1946A03B">
+              <wp:anchor distT="0" distB="0" distL="0" distR="0" simplePos="0" relativeHeight="73" behindDoc="0" locked="0" layoutInCell="1" allowOverlap="1" wp14:anchorId="1946A03B" wp14:editId="59B4F114">
                 <wp:simplePos x="0" y="0"/>
                 <wp:positionH relativeFrom="column">
                   <wp:posOffset>3067685</wp:posOffset>
@@ -4489,6 +5315,7 @@
                 <wp:effectExtent l="0" t="0" r="0" b="0"/>
                 <wp:wrapNone/>
                 <wp:docPr id="34" name="Text Frame 26"/>
+                <wp:cNvGraphicFramePr/>
                 <a:graphic xmlns:a="http://schemas.openxmlformats.org/drawingml/2006/main">
                   <a:graphicData uri="http://schemas.microsoft.com/office/word/2010/wordprocessingShape">
                     <wps:wsp>
@@ -4507,9 +5334,15 @@
                         </a:ln>
                       </wps:spPr>
                       <wps:style>
-                        <a:lnRef idx="0"/>
-                        <a:fillRef idx="0"/>
-                        <a:effectRef idx="0"/>
+                        <a:lnRef idx="0">
+                          <a:scrgbClr r="0" g="0" b="0"/>
+                        </a:lnRef>
+                        <a:fillRef idx="0">
+                          <a:scrgbClr r="0" g="0" b="0"/>
+                        </a:fillRef>
+                        <a:effectRef idx="0">
+                          <a:scrgbClr r="0" g="0" b="0"/>
+                        </a:effectRef>
                         <a:fontRef idx="minor"/>
                       </wps:style>
                       <wps:txbx>
@@ -4517,25 +5350,47 @@
                           <w:p>
                             <w:pPr>
                               <w:pStyle w:val="Normal1"/>
-                              <w:widowControl/>
-                              <w:suppressAutoHyphens w:val="true"/>
-                              <w:bidi w:val="0"/>
-                              <w:spacing w:lineRule="auto" w:line="276" w:before="0" w:after="200"/>
-                              <w:jc w:val="center"/>
-                              <w:rPr/>
                             </w:pPr>
-                            <w:r>
-                              <w:rPr>
-                                <w:color w:val="000000"/>
-                                <w:sz w:val="34"/>
-                                <w:szCs w:val="34"/>
-                              </w:rPr>
-                              <w:t>{{ acc_soi }}</w:t>
+                            <w:proofErr w:type="gramStart"/>
+                            <w:r>
+                              <w:rPr>
+                                <w:color w:val="000000"/>
+                                <w:sz w:val="34"/>
+                                <w:szCs w:val="34"/>
+                              </w:rPr>
+                              <w:t>{{ acc</w:t>
+                            </w:r>
+                            <w:proofErr w:type="gramEnd"/>
+                            <w:r>
+                              <w:rPr>
+                                <w:color w:val="000000"/>
+                                <w:sz w:val="34"/>
+                                <w:szCs w:val="34"/>
+                              </w:rPr>
+                              <w:t>_</w:t>
+                            </w:r>
+                            <w:proofErr w:type="gramStart"/>
+                            <w:r>
+                              <w:rPr>
+                                <w:color w:val="000000"/>
+                                <w:sz w:val="34"/>
+                                <w:szCs w:val="34"/>
+                              </w:rPr>
+                              <w:t>soi }</w:t>
+                            </w:r>
+                            <w:proofErr w:type="gramEnd"/>
+                            <w:r>
+                              <w:rPr>
+                                <w:color w:val="000000"/>
+                                <w:sz w:val="34"/>
+                                <w:szCs w:val="34"/>
+                              </w:rPr>
+                              <w:t>}</w:t>
                             </w:r>
                           </w:p>
                         </w:txbxContent>
                       </wps:txbx>
-                      <wps:bodyPr lIns="0" rIns="0" tIns="0" bIns="0" anchor="t">
+                      <wps:bodyPr lIns="0" tIns="0" rIns="0" bIns="0" anchor="t">
                         <a:noAutofit/>
                       </wps:bodyPr>
                     </wps:wsp>
@@ -4544,7 +5399,7 @@
               </wp:anchor>
             </w:drawing>
           </mc:Choice>
-          <mc:Fallback>
+          <mc:Fallback xmlns:pic="http://schemas.openxmlformats.org/drawingml/2006/picture">
             <w:pict>
               <v:rect id="shape_0" stroked="f" o:allowincell="f" style="position:absolute;margin-left:241.55pt;margin-top:-1.8pt;width:203.1pt;height:38.4pt;mso-wrap-style:square;v-text-anchor:top" wp14:anchorId="1946A03B">
                 <v:fill o:detectmouseclick="t" on="false"/>
@@ -4580,7 +5435,7 @@
       </w:r>
       <w:r>
         <w:rPr>
-          <w:rFonts w:eastAsia="Sarabun" w:cs="TH SarabunIT๙" w:hint="cs"/>
+          <w:rFonts w:eastAsia="Sarabun" w:hint="cs"/>
           <w:sz w:val="34"/>
           <w:szCs w:val="34"/>
         </w:rPr>
@@ -4591,92 +5446,29 @@
       <w:pPr>
         <w:pStyle w:val="Normal1"/>
         <w:tabs>
-          <w:tab w:val="clear" w:pos="720"/>
-          <w:tab w:val="left" w:pos="1134" w:leader="none"/>
-          <w:tab w:val="left" w:pos="2835" w:leader="none"/>
-          <w:tab w:val="left" w:pos="4536" w:leader="none"/>
+          <w:tab w:val="left" w:pos="1134"/>
+          <w:tab w:val="left" w:pos="2835"/>
+          <w:tab w:val="left" w:pos="4536"/>
         </w:tabs>
-        <w:spacing w:lineRule="atLeast" w:line="198" w:before="0" w:after="198"/>
+        <w:spacing w:after="198" w:line="198" w:lineRule="atLeast"/>
         <w:jc w:val="both"/>
-        <w:rPr/>
       </w:pPr>
       <w:r>
         <w:rPr>
-          <w:rFonts w:ascii="TH SarabunIT๙" w:hAnsi="TH SarabunIT๙" w:eastAsia="Sarabun" w:hint="cs"/>
-          <w:sz w:val="34"/>
-          <w:szCs w:val="34"/>
-        </w:rPr>
-        <w:t>ใกล้เคียง</w:t>
-      </w:r>
-      <w:r>
-        <w:rPr>
-          <w:rFonts w:eastAsia="Sarabun" w:cs="TH SarabunIT๙" w:hint="cs"/>
-          <w:sz w:val="34"/>
-          <w:szCs w:val="34"/>
-        </w:rPr>
-        <w:t>...............................</w:t>
-      </w:r>
-      <w:r>
-        <w:rPr>
-          <w:rFonts w:ascii="TH SarabunIT๙" w:hAnsi="TH SarabunIT๙" w:eastAsia="Sarabun" w:hint="cs"/>
-          <w:sz w:val="34"/>
-          <w:szCs w:val="34"/>
-        </w:rPr>
-        <w:t>แขวง</w:t>
-      </w:r>
-      <w:r>
-        <w:rPr>
-          <w:rFonts w:eastAsia="Sarabun" w:cs="TH SarabunIT๙" w:hint="cs"/>
-          <w:sz w:val="34"/>
-          <w:szCs w:val="34"/>
-        </w:rPr>
-        <w:t>/</w:t>
-      </w:r>
-      <w:r>
-        <w:rPr>
-          <w:rFonts w:ascii="TH SarabunIT๙" w:hAnsi="TH SarabunIT๙" w:eastAsia="Sarabun" w:hint="cs"/>
-          <w:sz w:val="34"/>
-          <w:szCs w:val="34"/>
-        </w:rPr>
-        <w:t>ตำบล</w:t>
-      </w:r>
-      <w:r>
-        <w:rPr>
-          <w:rFonts w:eastAsia="Sarabun" w:cs="TH SarabunIT๙" w:hint="cs"/>
-          <w:sz w:val="34"/>
-          <w:szCs w:val="34"/>
-        </w:rPr>
-        <w:t>.......................................</w:t>
-      </w:r>
-      <w:r>
-        <w:rPr>
-          <w:rFonts w:ascii="TH SarabunIT๙" w:hAnsi="TH SarabunIT๙" w:eastAsia="Sarabun" w:hint="cs"/>
-          <w:sz w:val="34"/>
-          <w:szCs w:val="34"/>
-        </w:rPr>
-        <w:t>เขต</w:t>
-      </w:r>
-      <w:r>
-        <w:rPr>
-          <w:rFonts w:eastAsia="Sarabun" w:cs="TH SarabunIT๙" w:hint="cs"/>
-          <w:sz w:val="34"/>
-          <w:szCs w:val="34"/>
-        </w:rPr>
-        <w:t>/</w:t>
-      </w:r>
-      <w:r>
-        <w:rPr>
-          <w:rFonts w:ascii="TH SarabunIT๙" w:hAnsi="TH SarabunIT๙" w:eastAsia="Sarabun" w:hint="cs"/>
-          <w:sz w:val="34"/>
-          <w:szCs w:val="34"/>
-        </w:rPr>
-        <w:t>อำเภอ</w:t>
-      </w:r>
-      <w:r>
+          <w:rFonts w:eastAsia="Sarabun" w:hint="cs"/>
+          <w:sz w:val="34"/>
+          <w:szCs w:val="34"/>
+        </w:rPr>
+        <w:t>ใกล้เคียง...............................แขวง/ตำบล.......................................เขต/อำเภอ</w:t>
+      </w:r>
+      <w:r>
+        <w:rPr>
+          <w:noProof/>
+        </w:rPr>
         <mc:AlternateContent>
           <mc:Choice Requires="wps">
             <w:drawing>
-              <wp:anchor distT="0" distB="0" distL="0" distR="0" simplePos="0" relativeHeight="29" behindDoc="0" locked="0" layoutInCell="1" allowOverlap="1" wp14:anchorId="010CBE94">
+              <wp:anchor distT="0" distB="0" distL="0" distR="0" simplePos="0" relativeHeight="29" behindDoc="0" locked="0" layoutInCell="1" allowOverlap="1" wp14:anchorId="010CBE94" wp14:editId="0D916835">
                 <wp:simplePos x="0" y="0"/>
                 <wp:positionH relativeFrom="column">
                   <wp:posOffset>4259580</wp:posOffset>
@@ -4688,6 +5480,7 @@
                 <wp:effectExtent l="0" t="0" r="0" b="0"/>
                 <wp:wrapNone/>
                 <wp:docPr id="35" name="Text Frame 29"/>
+                <wp:cNvGraphicFramePr/>
                 <a:graphic xmlns:a="http://schemas.openxmlformats.org/drawingml/2006/main">
                   <a:graphicData uri="http://schemas.microsoft.com/office/word/2010/wordprocessingShape">
                     <wps:wsp>
@@ -4706,9 +5499,15 @@
                         </a:ln>
                       </wps:spPr>
                       <wps:style>
-                        <a:lnRef idx="0"/>
-                        <a:fillRef idx="0"/>
-                        <a:effectRef idx="0"/>
+                        <a:lnRef idx="0">
+                          <a:scrgbClr r="0" g="0" b="0"/>
+                        </a:lnRef>
+                        <a:fillRef idx="0">
+                          <a:scrgbClr r="0" g="0" b="0"/>
+                        </a:fillRef>
+                        <a:effectRef idx="0">
+                          <a:scrgbClr r="0" g="0" b="0"/>
+                        </a:effectRef>
                         <a:fontRef idx="minor"/>
                       </wps:style>
                       <wps:txbx>
@@ -4716,28 +5515,39 @@
                           <w:p>
                             <w:pPr>
                               <w:pStyle w:val="Normal1"/>
-                              <w:widowControl/>
-                              <w:suppressAutoHyphens w:val="true"/>
-                              <w:bidi w:val="0"/>
-                              <w:spacing w:lineRule="auto" w:line="276" w:before="0" w:after="200"/>
-                              <w:jc w:val="center"/>
-                              <w:rPr>
-                                <w:sz w:val="32"/>
-                                <w:szCs w:val="32"/>
-                              </w:rPr>
                             </w:pPr>
-                            <w:r>
-                              <w:rPr>
-                                <w:color w:val="000000"/>
-                                <w:sz w:val="32"/>
-                                <w:szCs w:val="32"/>
-                              </w:rPr>
-                              <w:t>{{ acc_district }}</w:t>
+                            <w:proofErr w:type="gramStart"/>
+                            <w:r>
+                              <w:rPr>
+                                <w:color w:val="000000"/>
+                              </w:rPr>
+                              <w:t>{{ acc</w:t>
+                            </w:r>
+                            <w:proofErr w:type="gramEnd"/>
+                            <w:r>
+                              <w:rPr>
+                                <w:color w:val="000000"/>
+                              </w:rPr>
+                              <w:t>_</w:t>
+                            </w:r>
+                            <w:proofErr w:type="gramStart"/>
+                            <w:r>
+                              <w:rPr>
+                                <w:color w:val="000000"/>
+                              </w:rPr>
+                              <w:t>district }</w:t>
+                            </w:r>
+                            <w:proofErr w:type="gramEnd"/>
+                            <w:r>
+                              <w:rPr>
+                                <w:color w:val="000000"/>
+                              </w:rPr>
+                              <w:t>}</w:t>
                             </w:r>
                           </w:p>
                         </w:txbxContent>
                       </wps:txbx>
-                      <wps:bodyPr lIns="0" rIns="0" tIns="0" bIns="0" anchor="t">
+                      <wps:bodyPr lIns="0" tIns="0" rIns="0" bIns="0" anchor="t">
                         <a:noAutofit/>
                       </wps:bodyPr>
                     </wps:wsp>
@@ -4746,7 +5556,7 @@
               </wp:anchor>
             </w:drawing>
           </mc:Choice>
-          <mc:Fallback>
+          <mc:Fallback xmlns:pic="http://schemas.openxmlformats.org/drawingml/2006/picture">
             <w:pict>
               <v:rect id="shape_0" stroked="f" o:allowincell="f" style="position:absolute;margin-left:335.4pt;margin-top:-3.15pt;width:118.1pt;height:38.4pt;mso-wrap-style:square;v-text-anchor:top" wp14:anchorId="010CBE94">
                 <v:fill o:detectmouseclick="t" on="false"/>
@@ -4782,10 +5592,15 @@
             </w:pict>
           </mc:Fallback>
         </mc:AlternateContent>
+      </w:r>
+      <w:r>
+        <w:rPr>
+          <w:noProof/>
+        </w:rPr>
         <mc:AlternateContent>
           <mc:Choice Requires="wps">
             <w:drawing>
-              <wp:anchor distT="0" distB="0" distL="0" distR="0" simplePos="0" relativeHeight="57" behindDoc="0" locked="0" layoutInCell="1" allowOverlap="1" wp14:anchorId="2299F9C0">
+              <wp:anchor distT="0" distB="0" distL="0" distR="0" simplePos="0" relativeHeight="57" behindDoc="0" locked="0" layoutInCell="1" allowOverlap="1" wp14:anchorId="2299F9C0" wp14:editId="1E5767DD">
                 <wp:simplePos x="0" y="0"/>
                 <wp:positionH relativeFrom="column">
                   <wp:posOffset>499110</wp:posOffset>
@@ -4797,6 +5612,7 @@
                 <wp:effectExtent l="0" t="0" r="0" b="0"/>
                 <wp:wrapNone/>
                 <wp:docPr id="36" name="Text Frame 27"/>
+                <wp:cNvGraphicFramePr/>
                 <a:graphic xmlns:a="http://schemas.openxmlformats.org/drawingml/2006/main">
                   <a:graphicData uri="http://schemas.microsoft.com/office/word/2010/wordprocessingShape">
                     <wps:wsp>
@@ -4815,9 +5631,15 @@
                         </a:ln>
                       </wps:spPr>
                       <wps:style>
-                        <a:lnRef idx="0"/>
-                        <a:fillRef idx="0"/>
-                        <a:effectRef idx="0"/>
+                        <a:lnRef idx="0">
+                          <a:scrgbClr r="0" g="0" b="0"/>
+                        </a:lnRef>
+                        <a:fillRef idx="0">
+                          <a:scrgbClr r="0" g="0" b="0"/>
+                        </a:fillRef>
+                        <a:effectRef idx="0">
+                          <a:scrgbClr r="0" g="0" b="0"/>
+                        </a:effectRef>
                         <a:fontRef idx="minor"/>
                       </wps:style>
                       <wps:txbx>
@@ -4825,28 +5647,39 @@
                           <w:p>
                             <w:pPr>
                               <w:pStyle w:val="Normal1"/>
-                              <w:widowControl/>
-                              <w:suppressAutoHyphens w:val="true"/>
-                              <w:bidi w:val="0"/>
-                              <w:spacing w:lineRule="auto" w:line="276" w:before="0" w:after="200"/>
-                              <w:jc w:val="center"/>
-                              <w:rPr>
-                                <w:sz w:val="32"/>
-                                <w:szCs w:val="32"/>
-                              </w:rPr>
                             </w:pPr>
-                            <w:r>
-                              <w:rPr>
-                                <w:color w:val="000000"/>
-                                <w:sz w:val="32"/>
-                                <w:szCs w:val="32"/>
-                              </w:rPr>
-                              <w:t>{{ acc_near }}</w:t>
+                            <w:proofErr w:type="gramStart"/>
+                            <w:r>
+                              <w:rPr>
+                                <w:color w:val="000000"/>
+                              </w:rPr>
+                              <w:t>{{ acc</w:t>
+                            </w:r>
+                            <w:proofErr w:type="gramEnd"/>
+                            <w:r>
+                              <w:rPr>
+                                <w:color w:val="000000"/>
+                              </w:rPr>
+                              <w:t>_</w:t>
+                            </w:r>
+                            <w:proofErr w:type="gramStart"/>
+                            <w:r>
+                              <w:rPr>
+                                <w:color w:val="000000"/>
+                              </w:rPr>
+                              <w:t>near }</w:t>
+                            </w:r>
+                            <w:proofErr w:type="gramEnd"/>
+                            <w:r>
+                              <w:rPr>
+                                <w:color w:val="000000"/>
+                              </w:rPr>
+                              <w:t>}</w:t>
                             </w:r>
                           </w:p>
                         </w:txbxContent>
                       </wps:txbx>
-                      <wps:bodyPr lIns="0" rIns="0" tIns="0" bIns="0" anchor="t">
+                      <wps:bodyPr lIns="0" tIns="0" rIns="0" bIns="0" anchor="t">
                         <a:noAutofit/>
                       </wps:bodyPr>
                     </wps:wsp>
@@ -4855,7 +5688,7 @@
               </wp:anchor>
             </w:drawing>
           </mc:Choice>
-          <mc:Fallback>
+          <mc:Fallback xmlns:pic="http://schemas.openxmlformats.org/drawingml/2006/picture">
             <w:pict>
               <v:rect id="shape_0" stroked="f" o:allowincell="f" style="position:absolute;margin-left:39.3pt;margin-top:-2.2pt;width:85.85pt;height:38.4pt;mso-wrap-style:square;v-text-anchor:top" wp14:anchorId="2299F9C0">
                 <v:fill o:detectmouseclick="t" on="false"/>
@@ -4891,10 +5724,15 @@
             </w:pict>
           </mc:Fallback>
         </mc:AlternateContent>
+      </w:r>
+      <w:r>
+        <w:rPr>
+          <w:noProof/>
+        </w:rPr>
         <mc:AlternateContent>
           <mc:Choice Requires="wps">
             <w:drawing>
-              <wp:anchor distT="0" distB="0" distL="0" distR="0" simplePos="0" relativeHeight="59" behindDoc="0" locked="0" layoutInCell="1" allowOverlap="1" wp14:anchorId="407F911D">
+              <wp:anchor distT="0" distB="0" distL="0" distR="0" simplePos="0" relativeHeight="59" behindDoc="0" locked="0" layoutInCell="1" allowOverlap="1" wp14:anchorId="407F911D" wp14:editId="1A383C04">
                 <wp:simplePos x="0" y="0"/>
                 <wp:positionH relativeFrom="column">
                   <wp:posOffset>2212340</wp:posOffset>
@@ -4906,6 +5744,7 @@
                 <wp:effectExtent l="0" t="0" r="0" b="0"/>
                 <wp:wrapNone/>
                 <wp:docPr id="37" name="Text Frame 28"/>
+                <wp:cNvGraphicFramePr/>
                 <a:graphic xmlns:a="http://schemas.openxmlformats.org/drawingml/2006/main">
                   <a:graphicData uri="http://schemas.microsoft.com/office/word/2010/wordprocessingShape">
                     <wps:wsp>
@@ -4924,9 +5763,15 @@
                         </a:ln>
                       </wps:spPr>
                       <wps:style>
-                        <a:lnRef idx="0"/>
-                        <a:fillRef idx="0"/>
-                        <a:effectRef idx="0"/>
+                        <a:lnRef idx="0">
+                          <a:scrgbClr r="0" g="0" b="0"/>
+                        </a:lnRef>
+                        <a:fillRef idx="0">
+                          <a:scrgbClr r="0" g="0" b="0"/>
+                        </a:fillRef>
+                        <a:effectRef idx="0">
+                          <a:scrgbClr r="0" g="0" b="0"/>
+                        </a:effectRef>
                         <a:fontRef idx="minor"/>
                       </wps:style>
                       <wps:txbx>
@@ -4934,28 +5779,39 @@
                           <w:p>
                             <w:pPr>
                               <w:pStyle w:val="Normal1"/>
-                              <w:widowControl/>
-                              <w:suppressAutoHyphens w:val="true"/>
-                              <w:bidi w:val="0"/>
-                              <w:spacing w:lineRule="auto" w:line="276" w:before="0" w:after="200"/>
-                              <w:jc w:val="center"/>
-                              <w:rPr>
-                                <w:sz w:val="32"/>
-                                <w:szCs w:val="32"/>
-                              </w:rPr>
                             </w:pPr>
-                            <w:r>
-                              <w:rPr>
-                                <w:color w:val="000000"/>
-                                <w:sz w:val="32"/>
-                                <w:szCs w:val="32"/>
-                              </w:rPr>
-                              <w:t>{{ acc_sub_district }}</w:t>
+                            <w:proofErr w:type="gramStart"/>
+                            <w:r>
+                              <w:rPr>
+                                <w:color w:val="000000"/>
+                              </w:rPr>
+                              <w:t>{{ acc</w:t>
+                            </w:r>
+                            <w:proofErr w:type="gramEnd"/>
+                            <w:r>
+                              <w:rPr>
+                                <w:color w:val="000000"/>
+                              </w:rPr>
+                              <w:t>_sub_</w:t>
+                            </w:r>
+                            <w:proofErr w:type="gramStart"/>
+                            <w:r>
+                              <w:rPr>
+                                <w:color w:val="000000"/>
+                              </w:rPr>
+                              <w:t>district }</w:t>
+                            </w:r>
+                            <w:proofErr w:type="gramEnd"/>
+                            <w:r>
+                              <w:rPr>
+                                <w:color w:val="000000"/>
+                              </w:rPr>
+                              <w:t>}</w:t>
                             </w:r>
                           </w:p>
                         </w:txbxContent>
                       </wps:txbx>
-                      <wps:bodyPr lIns="0" rIns="0" tIns="0" bIns="0" anchor="t">
+                      <wps:bodyPr lIns="0" tIns="0" rIns="0" bIns="0" anchor="t">
                         <a:noAutofit/>
                       </wps:bodyPr>
                     </wps:wsp>
@@ -4964,7 +5820,7 @@
               </wp:anchor>
             </w:drawing>
           </mc:Choice>
-          <mc:Fallback>
+          <mc:Fallback xmlns:pic="http://schemas.openxmlformats.org/drawingml/2006/picture">
             <w:pict>
               <v:rect id="shape_0" stroked="f" o:allowincell="f" style="position:absolute;margin-left:174.2pt;margin-top:-2.95pt;width:116.9pt;height:38.4pt;mso-wrap-style:square;v-text-anchor:top" wp14:anchorId="407F911D">
                 <v:fill o:detectmouseclick="t" on="false"/>
@@ -5003,7 +5859,7 @@
       </w:r>
       <w:r>
         <w:rPr>
-          <w:rFonts w:eastAsia="Sarabun" w:cs="TH SarabunIT๙" w:hint="cs"/>
+          <w:rFonts w:eastAsia="Sarabun" w:hint="cs"/>
           <w:sz w:val="34"/>
           <w:szCs w:val="34"/>
         </w:rPr>
@@ -5014,44 +5870,29 @@
       <w:pPr>
         <w:pStyle w:val="Normal1"/>
         <w:tabs>
-          <w:tab w:val="clear" w:pos="720"/>
-          <w:tab w:val="left" w:pos="1134" w:leader="none"/>
-          <w:tab w:val="left" w:pos="2835" w:leader="none"/>
-          <w:tab w:val="left" w:pos="4536" w:leader="none"/>
+          <w:tab w:val="left" w:pos="1134"/>
+          <w:tab w:val="left" w:pos="2835"/>
+          <w:tab w:val="left" w:pos="4536"/>
         </w:tabs>
-        <w:spacing w:lineRule="atLeast" w:line="198" w:before="0" w:after="198"/>
+        <w:spacing w:after="198" w:line="198" w:lineRule="atLeast"/>
         <w:jc w:val="both"/>
-        <w:rPr/>
       </w:pPr>
       <w:r>
         <w:rPr>
-          <w:rFonts w:ascii="TH SarabunIT๙" w:hAnsi="TH SarabunIT๙" w:eastAsia="Sarabun" w:hint="cs"/>
-          <w:sz w:val="34"/>
-          <w:szCs w:val="34"/>
-        </w:rPr>
-        <w:t>จังหวัด</w:t>
-      </w:r>
-      <w:r>
-        <w:rPr>
-          <w:rFonts w:eastAsia="Sarabun" w:cs="TH SarabunIT๙" w:hint="cs"/>
-          <w:sz w:val="34"/>
-          <w:szCs w:val="34"/>
-        </w:rPr>
-        <w:t>.........................................................................</w:t>
-      </w:r>
-      <w:r>
-        <w:rPr>
-          <w:rFonts w:ascii="TH SarabunIT๙" w:hAnsi="TH SarabunIT๙" w:eastAsia="Sarabun" w:hint="cs"/>
-          <w:sz w:val="34"/>
-          <w:szCs w:val="34"/>
-        </w:rPr>
-        <w:t>โทรศัพท์</w:t>
-      </w:r>
-      <w:r>
+          <w:rFonts w:eastAsia="Sarabun" w:hint="cs"/>
+          <w:sz w:val="34"/>
+          <w:szCs w:val="34"/>
+        </w:rPr>
+        <w:t>จังหวัด.........................................................................โทรศัพท์</w:t>
+      </w:r>
+      <w:r>
+        <w:rPr>
+          <w:noProof/>
+        </w:rPr>
         <mc:AlternateContent>
           <mc:Choice Requires="wps">
             <w:drawing>
-              <wp:anchor distT="0" distB="0" distL="0" distR="0" simplePos="0" relativeHeight="31" behindDoc="0" locked="0" layoutInCell="1" allowOverlap="1" wp14:anchorId="7CF9AEB1">
+              <wp:anchor distT="0" distB="0" distL="0" distR="0" simplePos="0" relativeHeight="31" behindDoc="0" locked="0" layoutInCell="1" allowOverlap="1" wp14:anchorId="7CF9AEB1" wp14:editId="7A6317CD">
                 <wp:simplePos x="0" y="0"/>
                 <wp:positionH relativeFrom="column">
                   <wp:posOffset>499110</wp:posOffset>
@@ -5063,6 +5904,7 @@
                 <wp:effectExtent l="0" t="0" r="0" b="0"/>
                 <wp:wrapNone/>
                 <wp:docPr id="38" name="Text Frame 30"/>
+                <wp:cNvGraphicFramePr/>
                 <a:graphic xmlns:a="http://schemas.openxmlformats.org/drawingml/2006/main">
                   <a:graphicData uri="http://schemas.microsoft.com/office/word/2010/wordprocessingShape">
                     <wps:wsp>
@@ -5081,9 +5923,15 @@
                         </a:ln>
                       </wps:spPr>
                       <wps:style>
-                        <a:lnRef idx="0"/>
-                        <a:fillRef idx="0"/>
-                        <a:effectRef idx="0"/>
+                        <a:lnRef idx="0">
+                          <a:scrgbClr r="0" g="0" b="0"/>
+                        </a:lnRef>
+                        <a:fillRef idx="0">
+                          <a:scrgbClr r="0" g="0" b="0"/>
+                        </a:fillRef>
+                        <a:effectRef idx="0">
+                          <a:scrgbClr r="0" g="0" b="0"/>
+                        </a:effectRef>
                         <a:fontRef idx="minor"/>
                       </wps:style>
                       <wps:txbx>
@@ -5091,25 +5939,47 @@
                           <w:p>
                             <w:pPr>
                               <w:pStyle w:val="Normal1"/>
-                              <w:widowControl/>
-                              <w:suppressAutoHyphens w:val="true"/>
-                              <w:bidi w:val="0"/>
-                              <w:spacing w:lineRule="auto" w:line="276" w:before="0" w:after="200"/>
-                              <w:jc w:val="center"/>
-                              <w:rPr/>
                             </w:pPr>
-                            <w:r>
-                              <w:rPr>
-                                <w:color w:val="000000"/>
-                                <w:sz w:val="34"/>
-                                <w:szCs w:val="34"/>
-                              </w:rPr>
-                              <w:t>{{ acc_province }}</w:t>
+                            <w:proofErr w:type="gramStart"/>
+                            <w:r>
+                              <w:rPr>
+                                <w:color w:val="000000"/>
+                                <w:sz w:val="34"/>
+                                <w:szCs w:val="34"/>
+                              </w:rPr>
+                              <w:t>{{ acc</w:t>
+                            </w:r>
+                            <w:proofErr w:type="gramEnd"/>
+                            <w:r>
+                              <w:rPr>
+                                <w:color w:val="000000"/>
+                                <w:sz w:val="34"/>
+                                <w:szCs w:val="34"/>
+                              </w:rPr>
+                              <w:t>_</w:t>
+                            </w:r>
+                            <w:proofErr w:type="gramStart"/>
+                            <w:r>
+                              <w:rPr>
+                                <w:color w:val="000000"/>
+                                <w:sz w:val="34"/>
+                                <w:szCs w:val="34"/>
+                              </w:rPr>
+                              <w:t>province }</w:t>
+                            </w:r>
+                            <w:proofErr w:type="gramEnd"/>
+                            <w:r>
+                              <w:rPr>
+                                <w:color w:val="000000"/>
+                                <w:sz w:val="34"/>
+                                <w:szCs w:val="34"/>
+                              </w:rPr>
+                              <w:t>}</w:t>
                             </w:r>
                           </w:p>
                         </w:txbxContent>
                       </wps:txbx>
-                      <wps:bodyPr lIns="0" rIns="0" tIns="0" bIns="0" anchor="t">
+                      <wps:bodyPr lIns="0" tIns="0" rIns="0" bIns="0" anchor="t">
                         <a:noAutofit/>
                       </wps:bodyPr>
                     </wps:wsp>
@@ -5118,7 +5988,7 @@
               </wp:anchor>
             </w:drawing>
           </mc:Choice>
-          <mc:Fallback>
+          <mc:Fallback xmlns:pic="http://schemas.openxmlformats.org/drawingml/2006/picture">
             <w:pict>
               <v:rect id="shape_0" stroked="f" o:allowincell="f" style="position:absolute;margin-left:39.3pt;margin-top:-2.95pt;width:185.85pt;height:38.4pt;mso-wrap-style:square;v-text-anchor:top" wp14:anchorId="7CF9AEB1">
                 <v:fill o:detectmouseclick="t" on="false"/>
@@ -5151,10 +6021,15 @@
             </w:pict>
           </mc:Fallback>
         </mc:AlternateContent>
+      </w:r>
+      <w:r>
+        <w:rPr>
+          <w:noProof/>
+        </w:rPr>
         <mc:AlternateContent>
           <mc:Choice Requires="wps">
             <w:drawing>
-              <wp:anchor distT="0" distB="0" distL="0" distR="0" simplePos="0" relativeHeight="61" behindDoc="0" locked="0" layoutInCell="1" allowOverlap="1" wp14:anchorId="1F216421">
+              <wp:anchor distT="0" distB="0" distL="0" distR="0" simplePos="0" relativeHeight="61" behindDoc="0" locked="0" layoutInCell="1" allowOverlap="1" wp14:anchorId="1F216421" wp14:editId="46951613">
                 <wp:simplePos x="0" y="0"/>
                 <wp:positionH relativeFrom="column">
                   <wp:posOffset>3571875</wp:posOffset>
@@ -5166,6 +6041,7 @@
                 <wp:effectExtent l="0" t="0" r="0" b="0"/>
                 <wp:wrapNone/>
                 <wp:docPr id="39" name="Text Frame 31"/>
+                <wp:cNvGraphicFramePr/>
                 <a:graphic xmlns:a="http://schemas.openxmlformats.org/drawingml/2006/main">
                   <a:graphicData uri="http://schemas.microsoft.com/office/word/2010/wordprocessingShape">
                     <wps:wsp>
@@ -5184,9 +6060,15 @@
                         </a:ln>
                       </wps:spPr>
                       <wps:style>
-                        <a:lnRef idx="0"/>
-                        <a:fillRef idx="0"/>
-                        <a:effectRef idx="0"/>
+                        <a:lnRef idx="0">
+                          <a:scrgbClr r="0" g="0" b="0"/>
+                        </a:lnRef>
+                        <a:fillRef idx="0">
+                          <a:scrgbClr r="0" g="0" b="0"/>
+                        </a:fillRef>
+                        <a:effectRef idx="0">
+                          <a:scrgbClr r="0" g="0" b="0"/>
+                        </a:effectRef>
                         <a:fontRef idx="minor"/>
                       </wps:style>
                       <wps:txbx>
@@ -5194,25 +6076,47 @@
                           <w:p>
                             <w:pPr>
                               <w:pStyle w:val="Normal1"/>
-                              <w:widowControl/>
-                              <w:suppressAutoHyphens w:val="true"/>
-                              <w:bidi w:val="0"/>
-                              <w:spacing w:lineRule="auto" w:line="276" w:before="0" w:after="200"/>
-                              <w:jc w:val="center"/>
-                              <w:rPr/>
                             </w:pPr>
-                            <w:r>
-                              <w:rPr>
-                                <w:color w:val="000000"/>
-                                <w:sz w:val="34"/>
-                                <w:szCs w:val="34"/>
-                              </w:rPr>
-                              <w:t>{{ acc_tel }}</w:t>
+                            <w:proofErr w:type="gramStart"/>
+                            <w:r>
+                              <w:rPr>
+                                <w:color w:val="000000"/>
+                                <w:sz w:val="34"/>
+                                <w:szCs w:val="34"/>
+                              </w:rPr>
+                              <w:t>{{ acc</w:t>
+                            </w:r>
+                            <w:proofErr w:type="gramEnd"/>
+                            <w:r>
+                              <w:rPr>
+                                <w:color w:val="000000"/>
+                                <w:sz w:val="34"/>
+                                <w:szCs w:val="34"/>
+                              </w:rPr>
+                              <w:t>_</w:t>
+                            </w:r>
+                            <w:proofErr w:type="gramStart"/>
+                            <w:r>
+                              <w:rPr>
+                                <w:color w:val="000000"/>
+                                <w:sz w:val="34"/>
+                                <w:szCs w:val="34"/>
+                              </w:rPr>
+                              <w:t>tel }</w:t>
+                            </w:r>
+                            <w:proofErr w:type="gramEnd"/>
+                            <w:r>
+                              <w:rPr>
+                                <w:color w:val="000000"/>
+                                <w:sz w:val="34"/>
+                                <w:szCs w:val="34"/>
+                              </w:rPr>
+                              <w:t>}</w:t>
                             </w:r>
                           </w:p>
                         </w:txbxContent>
                       </wps:txbx>
-                      <wps:bodyPr lIns="0" rIns="0" tIns="0" bIns="0" anchor="t">
+                      <wps:bodyPr lIns="0" tIns="0" rIns="0" bIns="0" anchor="t">
                         <a:noAutofit/>
                       </wps:bodyPr>
                     </wps:wsp>
@@ -5221,7 +6125,7 @@
               </wp:anchor>
             </w:drawing>
           </mc:Choice>
-          <mc:Fallback>
+          <mc:Fallback xmlns:pic="http://schemas.openxmlformats.org/drawingml/2006/picture">
             <w:pict>
               <v:rect id="shape_0" stroked="f" o:allowincell="f" style="position:absolute;margin-left:281.25pt;margin-top:-2.95pt;width:184pt;height:38.4pt;mso-wrap-style:square;v-text-anchor:top" wp14:anchorId="1F216421">
                 <v:fill o:detectmouseclick="t" on="false"/>
@@ -5257,7 +6161,7 @@
       </w:r>
       <w:r>
         <w:rPr>
-          <w:rFonts w:eastAsia="Sarabun" w:cs="TH SarabunIT๙" w:hint="cs"/>
+          <w:rFonts w:eastAsia="Sarabun" w:hint="cs"/>
           <w:sz w:val="34"/>
           <w:szCs w:val="34"/>
         </w:rPr>
@@ -5268,18 +6172,16 @@
       <w:pPr>
         <w:pStyle w:val="Normal1"/>
         <w:tabs>
-          <w:tab w:val="clear" w:pos="720"/>
-          <w:tab w:val="left" w:pos="1134" w:leader="none"/>
-          <w:tab w:val="left" w:pos="2835" w:leader="none"/>
-          <w:tab w:val="left" w:pos="4536" w:leader="none"/>
+          <w:tab w:val="left" w:pos="1134"/>
+          <w:tab w:val="left" w:pos="2835"/>
+          <w:tab w:val="left" w:pos="4536"/>
         </w:tabs>
-        <w:spacing w:lineRule="atLeast" w:line="198" w:before="0" w:after="198"/>
+        <w:spacing w:after="198" w:line="198" w:lineRule="atLeast"/>
         <w:jc w:val="both"/>
-        <w:rPr/>
       </w:pPr>
       <w:r>
         <w:rPr>
-          <w:rFonts w:ascii="TH SarabunIT๙" w:hAnsi="TH SarabunIT๙" w:eastAsia="Sarabun" w:hint="cs"/>
+          <w:rFonts w:eastAsia="Sarabun" w:hint="cs"/>
           <w:sz w:val="34"/>
           <w:szCs w:val="34"/>
         </w:rPr>
@@ -5290,25 +6192,24 @@
       <w:pPr>
         <w:pStyle w:val="Normal1"/>
         <w:tabs>
-          <w:tab w:val="clear" w:pos="720"/>
-          <w:tab w:val="left" w:pos="1134" w:leader="none"/>
-          <w:tab w:val="left" w:pos="2835" w:leader="none"/>
-          <w:tab w:val="left" w:pos="4536" w:leader="none"/>
+          <w:tab w:val="left" w:pos="1134"/>
+          <w:tab w:val="left" w:pos="2835"/>
+          <w:tab w:val="left" w:pos="4536"/>
         </w:tabs>
-        <w:spacing w:lineRule="atLeast" w:line="198" w:before="0" w:after="198"/>
+        <w:spacing w:after="198" w:line="198" w:lineRule="atLeast"/>
         <w:jc w:val="both"/>
-        <w:rPr/>
       </w:pPr>
       <w:r>
         <w:rPr>
-          <w:rFonts w:eastAsia="Sarabun" w:cs="TH SarabunIT๙"/>
+          <w:rFonts w:eastAsia="Sarabun"/>
+          <w:noProof/>
           <w:sz w:val="34"/>
           <w:szCs w:val="34"/>
         </w:rPr>
         <mc:AlternateContent>
           <mc:Choice Requires="wps">
             <w:drawing>
-              <wp:anchor distT="5715" distB="4445" distL="5715" distR="4445" simplePos="0" relativeHeight="7" behindDoc="1" locked="0" layoutInCell="1" allowOverlap="1">
+              <wp:anchor distT="5715" distB="4445" distL="5715" distR="4445" simplePos="0" relativeHeight="7" behindDoc="1" locked="0" layoutInCell="1" allowOverlap="1" wp14:anchorId="607CA174" wp14:editId="284AD514">
                 <wp:simplePos x="0" y="0"/>
                 <wp:positionH relativeFrom="column">
                   <wp:posOffset>332740</wp:posOffset>
@@ -5320,6 +6221,7 @@
                 <wp:effectExtent l="5715" t="5715" r="4445" b="4445"/>
                 <wp:wrapNone/>
                 <wp:docPr id="40" name="Shape 3"/>
+                <wp:cNvGraphicFramePr/>
                 <a:graphic xmlns:a="http://schemas.openxmlformats.org/drawingml/2006/main">
                   <a:graphicData uri="http://schemas.microsoft.com/office/word/2010/wordprocessingShape">
                     <wps:wsp>
@@ -5333,7 +6235,7 @@
                           <a:avLst/>
                         </a:prstGeom>
                         <a:solidFill>
-                          <a:srgbClr val="ffffff"/>
+                          <a:srgbClr val="FFFFFF"/>
                         </a:solidFill>
                         <a:ln w="9525">
                           <a:solidFill>
@@ -5343,9 +6245,15 @@
                         </a:ln>
                       </wps:spPr>
                       <wps:style>
-                        <a:lnRef idx="0"/>
-                        <a:fillRef idx="0"/>
-                        <a:effectRef idx="0"/>
+                        <a:lnRef idx="0">
+                          <a:scrgbClr r="0" g="0" b="0"/>
+                        </a:lnRef>
+                        <a:fillRef idx="0">
+                          <a:scrgbClr r="0" g="0" b="0"/>
+                        </a:fillRef>
+                        <a:effectRef idx="0">
+                          <a:scrgbClr r="0" g="0" b="0"/>
+                        </a:effectRef>
                         <a:fontRef idx="minor"/>
                       </wps:style>
                       <wps:txbx>
@@ -5353,18 +6261,10 @@
                           <w:p>
                             <w:pPr>
                               <w:pStyle w:val="FrameContentsuser"/>
-                              <w:spacing w:lineRule="auto" w:line="240" w:before="0" w:after="0"/>
-                              <w:ind w:hanging="0" w:start="0" w:end="0"/>
-                              <w:jc w:val="start"/>
                               <w:rPr>
                                 <w:color w:val="000000"/>
                               </w:rPr>
                             </w:pPr>
-                            <w:r>
-                              <w:rPr>
-                                <w:color w:val="000000"/>
-                              </w:rPr>
-                            </w:r>
                           </w:p>
                         </w:txbxContent>
                       </wps:txbx>
@@ -5377,7 +6277,7 @@
               </wp:anchor>
             </w:drawing>
           </mc:Choice>
-          <mc:Fallback>
+          <mc:Fallback xmlns:pic="http://schemas.openxmlformats.org/drawingml/2006/picture">
             <w:pict>
               <v:rect id="shape_0" fillcolor="white" stroked="t" o:allowincell="f" style="position:absolute;margin-left:26.2pt;margin-top:4.2pt;width:15.1pt;height:12.6pt;mso-wrap-style:none;v-text-anchor:middle">
                 <v:fill o:detectmouseclick="t" type="solid" color2="black"/>
@@ -5407,11 +6307,18 @@
             </w:pict>
           </mc:Fallback>
         </mc:AlternateContent>
+      </w:r>
+      <w:r>
+        <w:rPr>
+          <w:rFonts w:eastAsia="Sarabun"/>
+          <w:sz w:val="34"/>
+          <w:szCs w:val="34"/>
+        </w:rPr>
         <w:tab/>
       </w:r>
       <w:r>
         <w:rPr>
-          <w:rFonts w:ascii="TH SarabunIT๙" w:hAnsi="TH SarabunIT๙" w:eastAsia="Sarabun" w:hint="cs"/>
+          <w:rFonts w:eastAsia="Sarabun" w:hint="cs"/>
           <w:sz w:val="34"/>
           <w:szCs w:val="34"/>
         </w:rPr>
@@ -5419,7 +6326,7 @@
       </w:r>
       <w:r>
         <w:rPr>
-          <w:rFonts w:eastAsia="Sarabun" w:cs="TH SarabunIT๙"/>
+          <w:rFonts w:eastAsia="Sarabun"/>
           <w:sz w:val="34"/>
           <w:szCs w:val="34"/>
         </w:rPr>
@@ -5427,17 +6334,20 @@
       </w:r>
       <w:r>
         <w:rPr>
-          <w:rFonts w:eastAsia="Sarabun" w:cs="TH SarabunIT๙" w:hint="cs"/>
+          <w:rFonts w:eastAsia="Sarabun" w:hint="cs"/>
           <w:sz w:val="34"/>
           <w:szCs w:val="34"/>
         </w:rPr>
         <w:t xml:space="preserve"> </w:t>
       </w:r>
       <w:r>
+        <w:rPr>
+          <w:noProof/>
+        </w:rPr>
         <mc:AlternateContent>
           <mc:Choice Requires="wps">
             <w:drawing>
-              <wp:anchor distT="0" distB="0" distL="0" distR="0" simplePos="0" relativeHeight="63" behindDoc="0" locked="0" layoutInCell="1" allowOverlap="1" wp14:anchorId="43DD32B8">
+              <wp:anchor distT="0" distB="0" distL="0" distR="0" simplePos="0" relativeHeight="63" behindDoc="0" locked="0" layoutInCell="1" allowOverlap="1" wp14:anchorId="43DD32B8" wp14:editId="59DD365B">
                 <wp:simplePos x="0" y="0"/>
                 <wp:positionH relativeFrom="column">
                   <wp:posOffset>386080</wp:posOffset>
@@ -5449,6 +6359,7 @@
                 <wp:effectExtent l="0" t="0" r="0" b="0"/>
                 <wp:wrapNone/>
                 <wp:docPr id="41" name="Text Frame 47"/>
+                <wp:cNvGraphicFramePr/>
                 <a:graphic xmlns:a="http://schemas.openxmlformats.org/drawingml/2006/main">
                   <a:graphicData uri="http://schemas.microsoft.com/office/word/2010/wordprocessingShape">
                     <wps:wsp>
@@ -5467,9 +6378,15 @@
                         </a:ln>
                       </wps:spPr>
                       <wps:style>
-                        <a:lnRef idx="0"/>
-                        <a:fillRef idx="0"/>
-                        <a:effectRef idx="0"/>
+                        <a:lnRef idx="0">
+                          <a:scrgbClr r="0" g="0" b="0"/>
+                        </a:lnRef>
+                        <a:fillRef idx="0">
+                          <a:scrgbClr r="0" g="0" b="0"/>
+                        </a:fillRef>
+                        <a:effectRef idx="0">
+                          <a:scrgbClr r="0" g="0" b="0"/>
+                        </a:effectRef>
                         <a:fontRef idx="minor"/>
                       </wps:style>
                       <wps:txbx>
@@ -5477,27 +6394,51 @@
                           <w:p>
                             <w:pPr>
                               <w:pStyle w:val="Normal1"/>
-                              <w:widowControl/>
-                              <w:suppressAutoHyphens w:val="true"/>
-                              <w:bidi w:val="0"/>
-                              <w:spacing w:lineRule="auto" w:line="276" w:before="0" w:after="200"/>
-                              <w:jc w:val="start"/>
+                              <w:jc w:val="left"/>
                               <w:rPr>
                                 <w:color w:val="000000"/>
                               </w:rPr>
                             </w:pPr>
-                            <w:r>
-                              <w:rPr>
-                                <w:color w:val="000000"/>
-                                <w:sz w:val="34"/>
-                                <w:szCs w:val="34"/>
-                              </w:rPr>
-                              <w:t>{{ charge_type_1 }}</w:t>
+                            <w:proofErr w:type="gramStart"/>
+                            <w:r>
+                              <w:rPr>
+                                <w:color w:val="000000"/>
+                                <w:sz w:val="34"/>
+                                <w:szCs w:val="34"/>
+                              </w:rPr>
+                              <w:t>{{ charge</w:t>
+                            </w:r>
+                            <w:proofErr w:type="gramEnd"/>
+                            <w:r>
+                              <w:rPr>
+                                <w:color w:val="000000"/>
+                                <w:sz w:val="34"/>
+                                <w:szCs w:val="34"/>
+                              </w:rPr>
+                              <w:t>_type_</w:t>
+                            </w:r>
+                            <w:proofErr w:type="gramStart"/>
+                            <w:r>
+                              <w:rPr>
+                                <w:color w:val="000000"/>
+                                <w:sz w:val="34"/>
+                                <w:szCs w:val="34"/>
+                              </w:rPr>
+                              <w:t>1 }</w:t>
+                            </w:r>
+                            <w:proofErr w:type="gramEnd"/>
+                            <w:r>
+                              <w:rPr>
+                                <w:color w:val="000000"/>
+                                <w:sz w:val="34"/>
+                                <w:szCs w:val="34"/>
+                              </w:rPr>
+                              <w:t>}</w:t>
                             </w:r>
                           </w:p>
                         </w:txbxContent>
                       </wps:txbx>
-                      <wps:bodyPr lIns="0" rIns="0" tIns="0" bIns="0" anchor="t">
+                      <wps:bodyPr lIns="0" tIns="0" rIns="0" bIns="0" anchor="t">
                         <a:noAutofit/>
                       </wps:bodyPr>
                     </wps:wsp>
@@ -5506,7 +6447,7 @@
               </wp:anchor>
             </w:drawing>
           </mc:Choice>
-          <mc:Fallback>
+          <mc:Fallback xmlns:pic="http://schemas.openxmlformats.org/drawingml/2006/picture">
             <w:pict>
               <v:rect id="shape_0" stroked="f" o:allowincell="f" style="position:absolute;margin-left:30.4pt;margin-top:-0.8pt;width:116.9pt;height:38.4pt;mso-wrap-style:square;v-text-anchor:top" wp14:anchorId="43DD32B8">
                 <v:fill o:detectmouseclick="t" on="false"/>
@@ -5544,7 +6485,7 @@
       </w:r>
       <w:r>
         <w:rPr>
-          <w:rFonts w:ascii="TH SarabunIT๙" w:hAnsi="TH SarabunIT๙" w:eastAsia="Sarabun" w:hint="cs"/>
+          <w:rFonts w:eastAsia="Sarabun" w:hint="cs"/>
           <w:sz w:val="34"/>
           <w:szCs w:val="34"/>
         </w:rPr>
@@ -5555,23 +6496,22 @@
       <w:pPr>
         <w:pStyle w:val="Normal1"/>
         <w:tabs>
-          <w:tab w:val="clear" w:pos="720"/>
-          <w:tab w:val="left" w:pos="1134" w:leader="none"/>
+          <w:tab w:val="left" w:pos="1134"/>
         </w:tabs>
-        <w:spacing w:lineRule="atLeast" w:line="198" w:before="0" w:after="198"/>
+        <w:spacing w:after="198" w:line="198" w:lineRule="atLeast"/>
         <w:jc w:val="both"/>
-        <w:rPr/>
       </w:pPr>
       <w:r>
         <w:rPr>
-          <w:rFonts w:eastAsia="Sarabun" w:cs="TH SarabunIT๙"/>
+          <w:rFonts w:eastAsia="Sarabun"/>
+          <w:noProof/>
           <w:sz w:val="34"/>
           <w:szCs w:val="34"/>
         </w:rPr>
         <mc:AlternateContent>
           <mc:Choice Requires="wps">
             <w:drawing>
-              <wp:anchor distT="5715" distB="4445" distL="5715" distR="4445" simplePos="0" relativeHeight="9" behindDoc="1" locked="0" layoutInCell="1" allowOverlap="1">
+              <wp:anchor distT="5715" distB="4445" distL="5715" distR="4445" simplePos="0" relativeHeight="9" behindDoc="1" locked="0" layoutInCell="1" allowOverlap="1" wp14:anchorId="167B35F3" wp14:editId="0FD16C8B">
                 <wp:simplePos x="0" y="0"/>
                 <wp:positionH relativeFrom="column">
                   <wp:posOffset>332740</wp:posOffset>
@@ -5583,6 +6523,7 @@
                 <wp:effectExtent l="5715" t="5715" r="4445" b="4445"/>
                 <wp:wrapNone/>
                 <wp:docPr id="42" name="Shape 5"/>
+                <wp:cNvGraphicFramePr/>
                 <a:graphic xmlns:a="http://schemas.openxmlformats.org/drawingml/2006/main">
                   <a:graphicData uri="http://schemas.microsoft.com/office/word/2010/wordprocessingShape">
                     <wps:wsp>
@@ -5596,7 +6537,7 @@
                           <a:avLst/>
                         </a:prstGeom>
                         <a:solidFill>
-                          <a:srgbClr val="ffffff"/>
+                          <a:srgbClr val="FFFFFF"/>
                         </a:solidFill>
                         <a:ln w="9525">
                           <a:solidFill>
@@ -5606,9 +6547,15 @@
                         </a:ln>
                       </wps:spPr>
                       <wps:style>
-                        <a:lnRef idx="0"/>
-                        <a:fillRef idx="0"/>
-                        <a:effectRef idx="0"/>
+                        <a:lnRef idx="0">
+                          <a:scrgbClr r="0" g="0" b="0"/>
+                        </a:lnRef>
+                        <a:fillRef idx="0">
+                          <a:scrgbClr r="0" g="0" b="0"/>
+                        </a:fillRef>
+                        <a:effectRef idx="0">
+                          <a:scrgbClr r="0" g="0" b="0"/>
+                        </a:effectRef>
                         <a:fontRef idx="minor"/>
                       </wps:style>
                       <wps:txbx>
@@ -5616,18 +6563,10 @@
                           <w:p>
                             <w:pPr>
                               <w:pStyle w:val="FrameContentsuser"/>
-                              <w:spacing w:lineRule="auto" w:line="240" w:before="0" w:after="0"/>
-                              <w:ind w:hanging="0" w:start="0" w:end="0"/>
-                              <w:jc w:val="start"/>
                               <w:rPr>
                                 <w:color w:val="000000"/>
                               </w:rPr>
                             </w:pPr>
-                            <w:r>
-                              <w:rPr>
-                                <w:color w:val="000000"/>
-                              </w:rPr>
-                            </w:r>
                           </w:p>
                         </w:txbxContent>
                       </wps:txbx>
@@ -5640,7 +6579,7 @@
               </wp:anchor>
             </w:drawing>
           </mc:Choice>
-          <mc:Fallback>
+          <mc:Fallback xmlns:pic="http://schemas.openxmlformats.org/drawingml/2006/picture">
             <w:pict>
               <v:rect id="shape_0" fillcolor="white" stroked="t" o:allowincell="f" style="position:absolute;margin-left:26.2pt;margin-top:4.2pt;width:15.1pt;height:12.6pt;mso-wrap-style:none;v-text-anchor:middle">
                 <v:fill o:detectmouseclick="t" type="solid" color2="black"/>
@@ -5670,13 +6609,23 @@
             </w:pict>
           </mc:Fallback>
         </mc:AlternateContent>
+      </w:r>
+      <w:r>
+        <w:rPr>
+          <w:rFonts w:eastAsia="Sarabun"/>
+          <w:sz w:val="34"/>
+          <w:szCs w:val="34"/>
+        </w:rPr>
         <w:tab/>
       </w:r>
       <w:r>
+        <w:rPr>
+          <w:noProof/>
+        </w:rPr>
         <mc:AlternateContent>
           <mc:Choice Requires="wps">
             <w:drawing>
-              <wp:anchor distT="0" distB="0" distL="0" distR="0" simplePos="0" relativeHeight="65" behindDoc="0" locked="0" layoutInCell="1" allowOverlap="1" wp14:anchorId="5F885152">
+              <wp:anchor distT="0" distB="0" distL="0" distR="0" simplePos="0" relativeHeight="65" behindDoc="0" locked="0" layoutInCell="1" allowOverlap="1" wp14:anchorId="5F885152" wp14:editId="703DCBFD">
                 <wp:simplePos x="0" y="0"/>
                 <wp:positionH relativeFrom="column">
                   <wp:posOffset>386080</wp:posOffset>
@@ -5688,6 +6637,7 @@
                 <wp:effectExtent l="0" t="0" r="0" b="0"/>
                 <wp:wrapNone/>
                 <wp:docPr id="43" name="Text Frame 46"/>
+                <wp:cNvGraphicFramePr/>
                 <a:graphic xmlns:a="http://schemas.openxmlformats.org/drawingml/2006/main">
                   <a:graphicData uri="http://schemas.microsoft.com/office/word/2010/wordprocessingShape">
                     <wps:wsp>
@@ -5706,9 +6656,15 @@
                         </a:ln>
                       </wps:spPr>
                       <wps:style>
-                        <a:lnRef idx="0"/>
-                        <a:fillRef idx="0"/>
-                        <a:effectRef idx="0"/>
+                        <a:lnRef idx="0">
+                          <a:scrgbClr r="0" g="0" b="0"/>
+                        </a:lnRef>
+                        <a:fillRef idx="0">
+                          <a:scrgbClr r="0" g="0" b="0"/>
+                        </a:fillRef>
+                        <a:effectRef idx="0">
+                          <a:scrgbClr r="0" g="0" b="0"/>
+                        </a:effectRef>
                         <a:fontRef idx="minor"/>
                       </wps:style>
                       <wps:txbx>
@@ -5716,27 +6672,51 @@
                           <w:p>
                             <w:pPr>
                               <w:pStyle w:val="Normal1"/>
-                              <w:widowControl/>
-                              <w:suppressAutoHyphens w:val="true"/>
-                              <w:bidi w:val="0"/>
-                              <w:spacing w:lineRule="auto" w:line="276" w:before="0" w:after="200"/>
-                              <w:jc w:val="start"/>
+                              <w:jc w:val="left"/>
                               <w:rPr>
                                 <w:color w:val="000000"/>
                               </w:rPr>
                             </w:pPr>
-                            <w:r>
-                              <w:rPr>
-                                <w:color w:val="000000"/>
-                                <w:sz w:val="34"/>
-                                <w:szCs w:val="34"/>
-                              </w:rPr>
-                              <w:t>{{ charge_type_2 }}</w:t>
+                            <w:proofErr w:type="gramStart"/>
+                            <w:r>
+                              <w:rPr>
+                                <w:color w:val="000000"/>
+                                <w:sz w:val="34"/>
+                                <w:szCs w:val="34"/>
+                              </w:rPr>
+                              <w:t>{{ charge</w:t>
+                            </w:r>
+                            <w:proofErr w:type="gramEnd"/>
+                            <w:r>
+                              <w:rPr>
+                                <w:color w:val="000000"/>
+                                <w:sz w:val="34"/>
+                                <w:szCs w:val="34"/>
+                              </w:rPr>
+                              <w:t>_type_</w:t>
+                            </w:r>
+                            <w:proofErr w:type="gramStart"/>
+                            <w:r>
+                              <w:rPr>
+                                <w:color w:val="000000"/>
+                                <w:sz w:val="34"/>
+                                <w:szCs w:val="34"/>
+                              </w:rPr>
+                              <w:t>2 }</w:t>
+                            </w:r>
+                            <w:proofErr w:type="gramEnd"/>
+                            <w:r>
+                              <w:rPr>
+                                <w:color w:val="000000"/>
+                                <w:sz w:val="34"/>
+                                <w:szCs w:val="34"/>
+                              </w:rPr>
+                              <w:t>}</w:t>
                             </w:r>
                           </w:p>
                         </w:txbxContent>
                       </wps:txbx>
-                      <wps:bodyPr lIns="0" rIns="0" tIns="0" bIns="0" anchor="t">
+                      <wps:bodyPr lIns="0" tIns="0" rIns="0" bIns="0" anchor="t">
                         <a:noAutofit/>
                       </wps:bodyPr>
                     </wps:wsp>
@@ -5745,7 +6725,7 @@
               </wp:anchor>
             </w:drawing>
           </mc:Choice>
-          <mc:Fallback>
+          <mc:Fallback xmlns:pic="http://schemas.openxmlformats.org/drawingml/2006/picture">
             <w:pict>
               <v:rect id="shape_0" stroked="f" o:allowincell="f" style="position:absolute;margin-left:30.4pt;margin-top:-1.4pt;width:116.9pt;height:38.4pt;mso-wrap-style:square;v-text-anchor:top" wp14:anchorId="5F885152">
                 <v:fill o:detectmouseclick="t" on="false"/>
@@ -5781,37 +6761,31 @@
           </mc:Fallback>
         </mc:AlternateContent>
       </w:r>
-      <w:r>
-        <w:rPr>
-          <w:rFonts w:ascii="TH SarabunIT๙" w:hAnsi="TH SarabunIT๙" w:eastAsia="Sarabun" w:hint="cs"/>
+      <w:proofErr w:type="gramStart"/>
+      <w:r>
+        <w:rPr>
+          <w:rFonts w:eastAsia="Sarabun" w:hint="cs"/>
           <w:sz w:val="34"/>
           <w:szCs w:val="34"/>
         </w:rPr>
         <w:t>ได้หรือน่าจะได้กระทำความผิดอาญา  และน่าจะหลบหนีหรือไปยุ่งเหยิงกับพยานหลักฐานหรือก่อเหตุอันตรายประการอื่น</w:t>
       </w:r>
+      <w:proofErr w:type="gramEnd"/>
     </w:p>
     <w:p>
       <w:pPr>
         <w:pStyle w:val="Normal1"/>
         <w:tabs>
-          <w:tab w:val="clear" w:pos="720"/>
-          <w:tab w:val="left" w:pos="1134" w:leader="none"/>
+          <w:tab w:val="left" w:pos="1134"/>
         </w:tabs>
-        <w:spacing w:lineRule="atLeast" w:line="198" w:before="0" w:after="198"/>
+        <w:spacing w:after="198" w:line="198" w:lineRule="atLeast"/>
         <w:jc w:val="both"/>
         <w:rPr>
-          <w:rFonts w:ascii="TH SarabunIT๙" w:hAnsi="TH SarabunIT๙" w:eastAsia="Sarabun" w:cs="TH SarabunIT๙"/>
+          <w:rFonts w:eastAsia="Sarabun"/>
           <w:sz w:val="34"/>
           <w:szCs w:val="34"/>
         </w:rPr>
       </w:pPr>
-      <w:r>
-        <w:rPr>
-          <w:rFonts w:eastAsia="Sarabun" w:cs="TH SarabunIT๙"/>
-          <w:sz w:val="34"/>
-          <w:szCs w:val="34"/>
-        </w:rPr>
-      </w:r>
       <w:r>
         <w:br w:type="page"/>
       </w:r>
@@ -5820,84 +6794,69 @@
       <w:pPr>
         <w:pStyle w:val="Normal1"/>
         <w:tabs>
-          <w:tab w:val="clear" w:pos="720"/>
-          <w:tab w:val="left" w:pos="1134" w:leader="none"/>
+          <w:tab w:val="left" w:pos="1134"/>
         </w:tabs>
-        <w:spacing w:lineRule="atLeast" w:line="198" w:before="0" w:after="198"/>
-        <w:jc w:val="center"/>
-        <w:rPr/>
+        <w:spacing w:after="198" w:line="198" w:lineRule="atLeast"/>
       </w:pPr>
       <w:r>
         <w:rPr>
-          <w:rFonts w:eastAsia="Sarabun" w:cs="TH SarabunIT๙"/>
-          <w:sz w:val="34"/>
-          <w:szCs w:val="34"/>
-        </w:rPr>
+          <w:rFonts w:eastAsia="Sarabun"/>
+          <w:sz w:val="34"/>
+          <w:szCs w:val="34"/>
+        </w:rPr>
+        <w:lastRenderedPageBreak/>
         <w:t xml:space="preserve">-  </w:t>
       </w:r>
-      <w:r>
-        <w:rPr>
-          <w:rFonts w:ascii="TH SarabunIT๙" w:hAnsi="TH SarabunIT๙" w:eastAsia="Sarabun" w:hint="cs"/>
-          <w:sz w:val="34"/>
-          <w:szCs w:val="34"/>
-        </w:rPr>
-        <w:t xml:space="preserve">๒  </w:t>
-      </w:r>
-      <w:r>
-        <w:rPr>
-          <w:rFonts w:eastAsia="Sarabun" w:cs="TH SarabunIT๙" w:hint="cs"/>
-          <w:sz w:val="34"/>
-          <w:szCs w:val="34"/>
-        </w:rPr>
-        <w:t>-</w:t>
-      </w:r>
+      <w:proofErr w:type="gramStart"/>
+      <w:r>
+        <w:rPr>
+          <w:rFonts w:eastAsia="Sarabun" w:hint="cs"/>
+          <w:sz w:val="34"/>
+          <w:szCs w:val="34"/>
+        </w:rPr>
+        <w:t>๒  -</w:t>
+      </w:r>
+      <w:proofErr w:type="gramEnd"/>
     </w:p>
     <w:p>
       <w:pPr>
         <w:pStyle w:val="Normal1"/>
         <w:tabs>
-          <w:tab w:val="clear" w:pos="720"/>
-          <w:tab w:val="left" w:pos="1134" w:leader="none"/>
+          <w:tab w:val="left" w:pos="1134"/>
         </w:tabs>
-        <w:spacing w:lineRule="atLeast" w:line="198" w:before="0" w:after="198"/>
-        <w:rPr>
-          <w:rFonts w:ascii="TH SarabunIT๙" w:hAnsi="TH SarabunIT๙" w:eastAsia="Sarabun" w:cs="TH SarabunIT๙"/>
+        <w:spacing w:after="198" w:line="198" w:lineRule="atLeast"/>
+        <w:rPr>
+          <w:rFonts w:eastAsia="Sarabun"/>
           <w:sz w:val="34"/>
           <w:szCs w:val="34"/>
         </w:rPr>
       </w:pPr>
-      <w:r>
-        <w:rPr>
-          <w:rFonts w:eastAsia="Sarabun" w:cs="TH SarabunIT๙"/>
-          <w:sz w:val="34"/>
-          <w:szCs w:val="34"/>
-        </w:rPr>
-      </w:r>
     </w:p>
     <w:p>
       <w:pPr>
         <w:pStyle w:val="Normal1"/>
         <w:tabs>
-          <w:tab w:val="clear" w:pos="720"/>
-          <w:tab w:val="left" w:pos="1134" w:leader="none"/>
+          <w:tab w:val="left" w:pos="1134"/>
         </w:tabs>
-        <w:spacing w:lineRule="atLeast" w:line="198" w:before="0" w:after="198"/>
+        <w:spacing w:after="198" w:line="198" w:lineRule="atLeast"/>
         <w:jc w:val="both"/>
-        <w:rPr/>
       </w:pPr>
       <w:r>
         <w:rPr>
-          <w:rFonts w:ascii="TH SarabunIT๙" w:hAnsi="TH SarabunIT๙" w:eastAsia="Sarabun" w:hint="cs"/>
+          <w:rFonts w:eastAsia="Sarabun" w:hint="cs"/>
           <w:sz w:val="34"/>
           <w:szCs w:val="34"/>
         </w:rPr>
         <w:t>เหตุเกิดที่</w:t>
       </w:r>
       <w:r>
+        <w:rPr>
+          <w:noProof/>
+        </w:rPr>
         <mc:AlternateContent>
           <mc:Choice Requires="wps">
             <w:drawing>
-              <wp:anchor distT="0" distB="0" distL="0" distR="0" simplePos="0" relativeHeight="67" behindDoc="0" locked="0" layoutInCell="1" allowOverlap="1" wp14:anchorId="43F6DA88">
+              <wp:anchor distT="0" distB="0" distL="0" distR="0" simplePos="0" relativeHeight="67" behindDoc="0" locked="0" layoutInCell="1" allowOverlap="1" wp14:anchorId="43F6DA88" wp14:editId="0DC78B4B">
                 <wp:simplePos x="0" y="0"/>
                 <wp:positionH relativeFrom="column">
                   <wp:posOffset>755015</wp:posOffset>
@@ -5909,6 +6868,7 @@
                 <wp:effectExtent l="0" t="0" r="0" b="0"/>
                 <wp:wrapNone/>
                 <wp:docPr id="44" name="Text Frame 32"/>
+                <wp:cNvGraphicFramePr/>
                 <a:graphic xmlns:a="http://schemas.openxmlformats.org/drawingml/2006/main">
                   <a:graphicData uri="http://schemas.microsoft.com/office/word/2010/wordprocessingShape">
                     <wps:wsp>
@@ -5927,9 +6887,15 @@
                         </a:ln>
                       </wps:spPr>
                       <wps:style>
-                        <a:lnRef idx="0"/>
-                        <a:fillRef idx="0"/>
-                        <a:effectRef idx="0"/>
+                        <a:lnRef idx="0">
+                          <a:scrgbClr r="0" g="0" b="0"/>
+                        </a:lnRef>
+                        <a:fillRef idx="0">
+                          <a:scrgbClr r="0" g="0" b="0"/>
+                        </a:fillRef>
+                        <a:effectRef idx="0">
+                          <a:scrgbClr r="0" g="0" b="0"/>
+                        </a:effectRef>
                         <a:fontRef idx="minor"/>
                       </wps:style>
                       <wps:txbx>
@@ -5937,28 +6903,34 @@
                           <w:p>
                             <w:pPr>
                               <w:pStyle w:val="Normal1"/>
-                              <w:widowControl/>
-                              <w:suppressAutoHyphens w:val="true"/>
-                              <w:bidi w:val="0"/>
-                              <w:spacing w:lineRule="auto" w:line="276" w:before="0" w:after="200"/>
-                              <w:jc w:val="start"/>
+                              <w:jc w:val="left"/>
                               <w:rPr>
                                 <w:sz w:val="30"/>
                                 <w:szCs w:val="30"/>
                               </w:rPr>
                             </w:pPr>
+                            <w:proofErr w:type="gramStart"/>
                             <w:r>
                               <w:rPr>
                                 <w:color w:val="000000"/>
                                 <w:sz w:val="30"/>
                                 <w:szCs w:val="30"/>
                               </w:rPr>
-                              <w:t>{{ scene }}</w:t>
+                              <w:t>{{ scene</w:t>
+                            </w:r>
+                            <w:proofErr w:type="gramEnd"/>
+                            <w:r>
+                              <w:rPr>
+                                <w:color w:val="000000"/>
+                                <w:sz w:val="30"/>
+                                <w:szCs w:val="30"/>
+                              </w:rPr>
+                              <w:t xml:space="preserve"> }}</w:t>
                             </w:r>
                           </w:p>
                         </w:txbxContent>
                       </wps:txbx>
-                      <wps:bodyPr lIns="0" rIns="0" tIns="0" bIns="0" anchor="t">
+                      <wps:bodyPr lIns="0" tIns="0" rIns="0" bIns="0" anchor="t">
                         <a:noAutofit/>
                       </wps:bodyPr>
                     </wps:wsp>
@@ -5967,7 +6939,7 @@
               </wp:anchor>
             </w:drawing>
           </mc:Choice>
-          <mc:Fallback>
+          <mc:Fallback xmlns:pic="http://schemas.openxmlformats.org/drawingml/2006/picture">
             <w:pict>
               <v:rect id="shape_0" stroked="f" o:allowincell="f" style="position:absolute;margin-left:59.45pt;margin-top:-2.45pt;width:397.9pt;height:38.4pt;mso-wrap-style:square;v-text-anchor:top" wp14:anchorId="43F6DA88">
                 <v:fill o:detectmouseclick="t" on="false"/>
@@ -6006,7 +6978,7 @@
       </w:r>
       <w:r>
         <w:rPr>
-          <w:rFonts w:eastAsia="Sarabun" w:cs="TH SarabunIT๙" w:hint="cs"/>
+          <w:rFonts w:eastAsia="Sarabun" w:hint="cs"/>
           <w:sz w:val="34"/>
           <w:szCs w:val="34"/>
         </w:rPr>
@@ -6017,23 +6989,22 @@
       <w:pPr>
         <w:pStyle w:val="Normal1"/>
         <w:tabs>
-          <w:tab w:val="clear" w:pos="720"/>
-          <w:tab w:val="left" w:pos="1134" w:leader="none"/>
+          <w:tab w:val="left" w:pos="1134"/>
         </w:tabs>
-        <w:spacing w:lineRule="atLeast" w:line="198" w:before="0" w:after="198"/>
+        <w:spacing w:after="198" w:line="198" w:lineRule="atLeast"/>
         <w:jc w:val="both"/>
-        <w:rPr/>
       </w:pPr>
       <w:r>
         <w:rPr>
-          <w:rFonts w:ascii="TH SarabunIT๙" w:hAnsi="TH SarabunIT๙" w:eastAsia="Sarabun" w:hint="cs"/>
+          <w:rFonts w:eastAsia="Sarabun" w:hint="cs"/>
+          <w:noProof/>
           <w:sz w:val="34"/>
           <w:szCs w:val="34"/>
         </w:rPr>
         <mc:AlternateContent>
           <mc:Choice Requires="wps">
             <w:drawing>
-              <wp:anchor distT="0" distB="0" distL="0" distR="0" simplePos="0" relativeHeight="117" behindDoc="0" locked="0" layoutInCell="1" allowOverlap="1" wp14:anchorId="5CEE6168">
+              <wp:anchor distT="0" distB="0" distL="0" distR="0" simplePos="0" relativeHeight="117" behindDoc="0" locked="0" layoutInCell="1" allowOverlap="1" wp14:anchorId="5CEE6168" wp14:editId="3B3782C1">
                 <wp:simplePos x="0" y="0"/>
                 <wp:positionH relativeFrom="column">
                   <wp:posOffset>424180</wp:posOffset>
@@ -6045,6 +7016,7 @@
                 <wp:effectExtent l="0" t="0" r="0" b="0"/>
                 <wp:wrapNone/>
                 <wp:docPr id="45" name="Text Frame 51"/>
+                <wp:cNvGraphicFramePr/>
                 <a:graphic xmlns:a="http://schemas.openxmlformats.org/drawingml/2006/main">
                   <a:graphicData uri="http://schemas.microsoft.com/office/word/2010/wordprocessingShape">
                     <wps:wsp>
@@ -6063,9 +7035,15 @@
                         </a:ln>
                       </wps:spPr>
                       <wps:style>
-                        <a:lnRef idx="0"/>
-                        <a:fillRef idx="0"/>
-                        <a:effectRef idx="0"/>
+                        <a:lnRef idx="0">
+                          <a:scrgbClr r="0" g="0" b="0"/>
+                        </a:lnRef>
+                        <a:fillRef idx="0">
+                          <a:scrgbClr r="0" g="0" b="0"/>
+                        </a:fillRef>
+                        <a:effectRef idx="0">
+                          <a:scrgbClr r="0" g="0" b="0"/>
+                        </a:effectRef>
                         <a:fontRef idx="minor"/>
                       </wps:style>
                       <wps:txbx>
@@ -6073,25 +7051,47 @@
                           <w:p>
                             <w:pPr>
                               <w:pStyle w:val="Normal1"/>
-                              <w:widowControl/>
-                              <w:suppressAutoHyphens w:val="true"/>
-                              <w:bidi w:val="0"/>
-                              <w:spacing w:lineRule="auto" w:line="276" w:before="0" w:after="200"/>
-                              <w:jc w:val="center"/>
-                              <w:rPr/>
                             </w:pPr>
-                            <w:r>
-                              <w:rPr>
-                                <w:color w:val="000000"/>
-                                <w:sz w:val="34"/>
-                                <w:szCs w:val="34"/>
-                              </w:rPr>
-                              <w:t>{{ scene_date_day }}</w:t>
+                            <w:proofErr w:type="gramStart"/>
+                            <w:r>
+                              <w:rPr>
+                                <w:color w:val="000000"/>
+                                <w:sz w:val="34"/>
+                                <w:szCs w:val="34"/>
+                              </w:rPr>
+                              <w:t>{{ scene</w:t>
+                            </w:r>
+                            <w:proofErr w:type="gramEnd"/>
+                            <w:r>
+                              <w:rPr>
+                                <w:color w:val="000000"/>
+                                <w:sz w:val="34"/>
+                                <w:szCs w:val="34"/>
+                              </w:rPr>
+                              <w:t>_date_</w:t>
+                            </w:r>
+                            <w:proofErr w:type="gramStart"/>
+                            <w:r>
+                              <w:rPr>
+                                <w:color w:val="000000"/>
+                                <w:sz w:val="34"/>
+                                <w:szCs w:val="34"/>
+                              </w:rPr>
+                              <w:t>day }</w:t>
+                            </w:r>
+                            <w:proofErr w:type="gramEnd"/>
+                            <w:r>
+                              <w:rPr>
+                                <w:color w:val="000000"/>
+                                <w:sz w:val="34"/>
+                                <w:szCs w:val="34"/>
+                              </w:rPr>
+                              <w:t>}</w:t>
                             </w:r>
                           </w:p>
                         </w:txbxContent>
                       </wps:txbx>
-                      <wps:bodyPr lIns="0" rIns="0" tIns="0" bIns="0" anchor="t">
+                      <wps:bodyPr lIns="0" tIns="0" rIns="0" bIns="0" anchor="t">
                         <a:noAutofit/>
                       </wps:bodyPr>
                     </wps:wsp>
@@ -6100,7 +7100,7 @@
               </wp:anchor>
             </w:drawing>
           </mc:Choice>
-          <mc:Fallback>
+          <mc:Fallback xmlns:pic="http://schemas.openxmlformats.org/drawingml/2006/picture">
             <w:pict>
               <v:rect id="shape_0" stroked="f" o:allowincell="f" style="position:absolute;margin-left:33.4pt;margin-top:-3.45pt;width:48.55pt;height:57.6pt;mso-wrap-style:square;v-text-anchor:top" wp14:anchorId="5CEE6168">
                 <v:fill o:detectmouseclick="t" on="false"/>
@@ -6133,69 +7133,23 @@
             </w:pict>
           </mc:Fallback>
         </mc:AlternateContent>
-        <w:t>เมื่อวันที่</w:t>
-      </w:r>
-      <w:r>
-        <w:rPr>
-          <w:rFonts w:eastAsia="Sarabun" w:cs="TH SarabunIT๙" w:hint="cs"/>
-          <w:sz w:val="34"/>
-          <w:szCs w:val="34"/>
-        </w:rPr>
-        <w:t>..............</w:t>
-      </w:r>
-      <w:r>
-        <w:rPr>
-          <w:rFonts w:ascii="TH SarabunIT๙" w:hAnsi="TH SarabunIT๙" w:eastAsia="Sarabun" w:hint="cs"/>
-          <w:sz w:val="34"/>
-          <w:szCs w:val="34"/>
-        </w:rPr>
-        <w:t>เดือน</w:t>
-      </w:r>
-      <w:r>
-        <w:rPr>
-          <w:rFonts w:eastAsia="Sarabun" w:cs="TH SarabunIT๙" w:hint="cs"/>
-          <w:sz w:val="34"/>
-          <w:szCs w:val="34"/>
-        </w:rPr>
-        <w:t>........................................</w:t>
-      </w:r>
-      <w:r>
-        <w:rPr>
-          <w:rFonts w:ascii="TH SarabunIT๙" w:hAnsi="TH SarabunIT๙" w:eastAsia="Sarabun" w:hint="cs"/>
-          <w:sz w:val="34"/>
-          <w:szCs w:val="34"/>
-        </w:rPr>
-        <w:t>พุทธศักราช</w:t>
-      </w:r>
-      <w:r>
-        <w:rPr>
-          <w:rFonts w:eastAsia="Sarabun" w:cs="TH SarabunIT๙" w:hint="cs"/>
-          <w:sz w:val="34"/>
-          <w:szCs w:val="34"/>
-        </w:rPr>
-        <w:t>........................</w:t>
-      </w:r>
-      <w:r>
-        <w:rPr>
-          <w:rFonts w:ascii="TH SarabunIT๙" w:hAnsi="TH SarabunIT๙" w:eastAsia="Sarabun" w:hint="cs"/>
-          <w:sz w:val="34"/>
-          <w:szCs w:val="34"/>
-        </w:rPr>
-        <w:t>เวลา</w:t>
-      </w:r>
-      <w:r>
-        <w:rPr>
-          <w:rFonts w:eastAsia="Sarabun" w:cs="TH SarabunIT๙" w:hint="cs"/>
-          <w:sz w:val="34"/>
-          <w:szCs w:val="34"/>
-        </w:rPr>
-        <w:t>..........................</w:t>
-      </w:r>
-      <w:r>
+      </w:r>
+      <w:r>
+        <w:rPr>
+          <w:rFonts w:eastAsia="Sarabun" w:hint="cs"/>
+          <w:sz w:val="34"/>
+          <w:szCs w:val="34"/>
+        </w:rPr>
+        <w:t>เมื่อวันที่..............เดือน........................................พุทธศักราช........................เวลา..........................</w:t>
+      </w:r>
+      <w:r>
+        <w:rPr>
+          <w:noProof/>
+        </w:rPr>
         <mc:AlternateContent>
           <mc:Choice Requires="wps">
             <w:drawing>
-              <wp:anchor distT="0" distB="0" distL="0" distR="0" simplePos="0" relativeHeight="33" behindDoc="0" locked="0" layoutInCell="1" allowOverlap="1" wp14:anchorId="24AB52B6">
+              <wp:anchor distT="0" distB="0" distL="0" distR="0" simplePos="0" relativeHeight="33" behindDoc="0" locked="0" layoutInCell="1" allowOverlap="1" wp14:anchorId="24AB52B6" wp14:editId="5B9FFD07">
                 <wp:simplePos x="0" y="0"/>
                 <wp:positionH relativeFrom="column">
                   <wp:posOffset>4412615</wp:posOffset>
@@ -6207,6 +7161,7 @@
                 <wp:effectExtent l="0" t="0" r="0" b="0"/>
                 <wp:wrapNone/>
                 <wp:docPr id="46" name="Text Frame 36"/>
+                <wp:cNvGraphicFramePr/>
                 <a:graphic xmlns:a="http://schemas.openxmlformats.org/drawingml/2006/main">
                   <a:graphicData uri="http://schemas.microsoft.com/office/word/2010/wordprocessingShape">
                     <wps:wsp>
@@ -6225,9 +7180,15 @@
                         </a:ln>
                       </wps:spPr>
                       <wps:style>
-                        <a:lnRef idx="0"/>
-                        <a:fillRef idx="0"/>
-                        <a:effectRef idx="0"/>
+                        <a:lnRef idx="0">
+                          <a:scrgbClr r="0" g="0" b="0"/>
+                        </a:lnRef>
+                        <a:fillRef idx="0">
+                          <a:scrgbClr r="0" g="0" b="0"/>
+                        </a:fillRef>
+                        <a:effectRef idx="0">
+                          <a:scrgbClr r="0" g="0" b="0"/>
+                        </a:effectRef>
                         <a:fontRef idx="minor"/>
                       </wps:style>
                       <wps:txbx>
@@ -6235,25 +7196,47 @@
                           <w:p>
                             <w:pPr>
                               <w:pStyle w:val="Normal1"/>
-                              <w:widowControl/>
-                              <w:suppressAutoHyphens w:val="true"/>
-                              <w:bidi w:val="0"/>
-                              <w:spacing w:lineRule="auto" w:line="276" w:before="0" w:after="200"/>
-                              <w:jc w:val="center"/>
-                              <w:rPr/>
                             </w:pPr>
-                            <w:r>
-                              <w:rPr>
-                                <w:color w:val="000000"/>
-                                <w:sz w:val="34"/>
-                                <w:szCs w:val="34"/>
-                              </w:rPr>
-                              <w:t>{{ scene_date_timehalf }}</w:t>
+                            <w:proofErr w:type="gramStart"/>
+                            <w:r>
+                              <w:rPr>
+                                <w:color w:val="000000"/>
+                                <w:sz w:val="34"/>
+                                <w:szCs w:val="34"/>
+                              </w:rPr>
+                              <w:t>{{ scene</w:t>
+                            </w:r>
+                            <w:proofErr w:type="gramEnd"/>
+                            <w:r>
+                              <w:rPr>
+                                <w:color w:val="000000"/>
+                                <w:sz w:val="34"/>
+                                <w:szCs w:val="34"/>
+                              </w:rPr>
+                              <w:t>_date_</w:t>
+                            </w:r>
+                            <w:proofErr w:type="gramStart"/>
+                            <w:r>
+                              <w:rPr>
+                                <w:color w:val="000000"/>
+                                <w:sz w:val="34"/>
+                                <w:szCs w:val="34"/>
+                              </w:rPr>
+                              <w:t>timehalf }</w:t>
+                            </w:r>
+                            <w:proofErr w:type="gramEnd"/>
+                            <w:r>
+                              <w:rPr>
+                                <w:color w:val="000000"/>
+                                <w:sz w:val="34"/>
+                                <w:szCs w:val="34"/>
+                              </w:rPr>
+                              <w:t>}</w:t>
                             </w:r>
                           </w:p>
                         </w:txbxContent>
                       </wps:txbx>
-                      <wps:bodyPr lIns="0" rIns="0" tIns="0" bIns="0" anchor="t">
+                      <wps:bodyPr lIns="0" tIns="0" rIns="0" bIns="0" anchor="t">
                         <a:noAutofit/>
                       </wps:bodyPr>
                     </wps:wsp>
@@ -6262,7 +7245,7 @@
               </wp:anchor>
             </w:drawing>
           </mc:Choice>
-          <mc:Fallback>
+          <mc:Fallback xmlns:pic="http://schemas.openxmlformats.org/drawingml/2006/picture">
             <w:pict>
               <v:rect id="shape_0" stroked="f" o:allowincell="f" style="position:absolute;margin-left:347.45pt;margin-top:-2.25pt;width:73.9pt;height:57.6pt;mso-wrap-style:square;v-text-anchor:top" wp14:anchorId="24AB52B6">
                 <v:fill o:detectmouseclick="t" on="false"/>
@@ -6295,10 +7278,15 @@
             </w:pict>
           </mc:Fallback>
         </mc:AlternateContent>
+      </w:r>
+      <w:r>
+        <w:rPr>
+          <w:noProof/>
+        </w:rPr>
         <mc:AlternateContent>
           <mc:Choice Requires="wps">
             <w:drawing>
-              <wp:anchor distT="0" distB="0" distL="0" distR="0" simplePos="0" relativeHeight="69" behindDoc="0" locked="0" layoutInCell="1" allowOverlap="1" wp14:anchorId="007AE448">
+              <wp:anchor distT="0" distB="0" distL="0" distR="0" simplePos="0" relativeHeight="69" behindDoc="0" locked="0" layoutInCell="1" allowOverlap="1" wp14:anchorId="007AE448" wp14:editId="23BAEA5C">
                 <wp:simplePos x="0" y="0"/>
                 <wp:positionH relativeFrom="column">
                   <wp:posOffset>1242060</wp:posOffset>
@@ -6310,6 +7298,7 @@
                 <wp:effectExtent l="0" t="0" r="0" b="0"/>
                 <wp:wrapNone/>
                 <wp:docPr id="47" name="Text Frame 34"/>
+                <wp:cNvGraphicFramePr/>
                 <a:graphic xmlns:a="http://schemas.openxmlformats.org/drawingml/2006/main">
                   <a:graphicData uri="http://schemas.microsoft.com/office/word/2010/wordprocessingShape">
                     <wps:wsp>
@@ -6328,9 +7317,15 @@
                         </a:ln>
                       </wps:spPr>
                       <wps:style>
-                        <a:lnRef idx="0"/>
-                        <a:fillRef idx="0"/>
-                        <a:effectRef idx="0"/>
+                        <a:lnRef idx="0">
+                          <a:scrgbClr r="0" g="0" b="0"/>
+                        </a:lnRef>
+                        <a:fillRef idx="0">
+                          <a:scrgbClr r="0" g="0" b="0"/>
+                        </a:fillRef>
+                        <a:effectRef idx="0">
+                          <a:scrgbClr r="0" g="0" b="0"/>
+                        </a:effectRef>
                         <a:fontRef idx="minor"/>
                       </wps:style>
                       <wps:txbx>
@@ -6338,25 +7333,47 @@
                           <w:p>
                             <w:pPr>
                               <w:pStyle w:val="Normal1"/>
-                              <w:widowControl/>
-                              <w:suppressAutoHyphens w:val="true"/>
-                              <w:bidi w:val="0"/>
-                              <w:spacing w:lineRule="auto" w:line="276" w:before="0" w:after="200"/>
-                              <w:jc w:val="center"/>
-                              <w:rPr/>
                             </w:pPr>
-                            <w:r>
-                              <w:rPr>
-                                <w:color w:val="000000"/>
-                                <w:sz w:val="34"/>
-                                <w:szCs w:val="34"/>
-                              </w:rPr>
-                              <w:t>{{ scene_date_month }}</w:t>
+                            <w:proofErr w:type="gramStart"/>
+                            <w:r>
+                              <w:rPr>
+                                <w:color w:val="000000"/>
+                                <w:sz w:val="34"/>
+                                <w:szCs w:val="34"/>
+                              </w:rPr>
+                              <w:t>{{ scene</w:t>
+                            </w:r>
+                            <w:proofErr w:type="gramEnd"/>
+                            <w:r>
+                              <w:rPr>
+                                <w:color w:val="000000"/>
+                                <w:sz w:val="34"/>
+                                <w:szCs w:val="34"/>
+                              </w:rPr>
+                              <w:t>_date_</w:t>
+                            </w:r>
+                            <w:proofErr w:type="gramStart"/>
+                            <w:r>
+                              <w:rPr>
+                                <w:color w:val="000000"/>
+                                <w:sz w:val="34"/>
+                                <w:szCs w:val="34"/>
+                              </w:rPr>
+                              <w:t>month }</w:t>
+                            </w:r>
+                            <w:proofErr w:type="gramEnd"/>
+                            <w:r>
+                              <w:rPr>
+                                <w:color w:val="000000"/>
+                                <w:sz w:val="34"/>
+                                <w:szCs w:val="34"/>
+                              </w:rPr>
+                              <w:t>}</w:t>
                             </w:r>
                           </w:p>
                         </w:txbxContent>
                       </wps:txbx>
-                      <wps:bodyPr lIns="0" rIns="0" tIns="0" bIns="0" anchor="t">
+                      <wps:bodyPr lIns="0" tIns="0" rIns="0" bIns="0" anchor="t">
                         <a:noAutofit/>
                       </wps:bodyPr>
                     </wps:wsp>
@@ -6365,7 +7382,7 @@
               </wp:anchor>
             </w:drawing>
           </mc:Choice>
-          <mc:Fallback>
+          <mc:Fallback xmlns:pic="http://schemas.openxmlformats.org/drawingml/2006/picture">
             <w:pict>
               <v:rect id="shape_0" stroked="f" o:allowincell="f" style="position:absolute;margin-left:97.8pt;margin-top:-2.25pt;width:115.25pt;height:57.6pt;mso-wrap-style:square;v-text-anchor:top" wp14:anchorId="007AE448">
                 <v:fill o:detectmouseclick="t" on="false"/>
@@ -6398,10 +7415,15 @@
             </w:pict>
           </mc:Fallback>
         </mc:AlternateContent>
+      </w:r>
+      <w:r>
+        <w:rPr>
+          <w:noProof/>
+        </w:rPr>
         <mc:AlternateContent>
           <mc:Choice Requires="wps">
             <w:drawing>
-              <wp:anchor distT="0" distB="0" distL="0" distR="0" simplePos="0" relativeHeight="103" behindDoc="0" locked="0" layoutInCell="1" allowOverlap="1" wp14:anchorId="2811EE3F">
+              <wp:anchor distT="0" distB="0" distL="0" distR="0" simplePos="0" relativeHeight="103" behindDoc="0" locked="0" layoutInCell="1" allowOverlap="1" wp14:anchorId="2811EE3F" wp14:editId="54BD85B7">
                 <wp:simplePos x="0" y="0"/>
                 <wp:positionH relativeFrom="column">
                   <wp:posOffset>3295015</wp:posOffset>
@@ -6413,6 +7435,7 @@
                 <wp:effectExtent l="0" t="0" r="0" b="0"/>
                 <wp:wrapNone/>
                 <wp:docPr id="48" name="Text Frame 35"/>
+                <wp:cNvGraphicFramePr/>
                 <a:graphic xmlns:a="http://schemas.openxmlformats.org/drawingml/2006/main">
                   <a:graphicData uri="http://schemas.microsoft.com/office/word/2010/wordprocessingShape">
                     <wps:wsp>
@@ -6431,9 +7454,15 @@
                         </a:ln>
                       </wps:spPr>
                       <wps:style>
-                        <a:lnRef idx="0"/>
-                        <a:fillRef idx="0"/>
-                        <a:effectRef idx="0"/>
+                        <a:lnRef idx="0">
+                          <a:scrgbClr r="0" g="0" b="0"/>
+                        </a:lnRef>
+                        <a:fillRef idx="0">
+                          <a:scrgbClr r="0" g="0" b="0"/>
+                        </a:fillRef>
+                        <a:effectRef idx="0">
+                          <a:scrgbClr r="0" g="0" b="0"/>
+                        </a:effectRef>
                         <a:fontRef idx="minor"/>
                       </wps:style>
                       <wps:txbx>
@@ -6441,25 +7470,47 @@
                           <w:p>
                             <w:pPr>
                               <w:pStyle w:val="Normal1"/>
-                              <w:widowControl/>
-                              <w:suppressAutoHyphens w:val="true"/>
-                              <w:bidi w:val="0"/>
-                              <w:spacing w:lineRule="auto" w:line="276" w:before="0" w:after="200"/>
-                              <w:jc w:val="center"/>
-                              <w:rPr/>
                             </w:pPr>
-                            <w:r>
-                              <w:rPr>
-                                <w:color w:val="000000"/>
-                                <w:sz w:val="34"/>
-                                <w:szCs w:val="34"/>
-                              </w:rPr>
-                              <w:t>{{ scene_date_year }}</w:t>
+                            <w:proofErr w:type="gramStart"/>
+                            <w:r>
+                              <w:rPr>
+                                <w:color w:val="000000"/>
+                                <w:sz w:val="34"/>
+                                <w:szCs w:val="34"/>
+                              </w:rPr>
+                              <w:t>{{ scene</w:t>
+                            </w:r>
+                            <w:proofErr w:type="gramEnd"/>
+                            <w:r>
+                              <w:rPr>
+                                <w:color w:val="000000"/>
+                                <w:sz w:val="34"/>
+                                <w:szCs w:val="34"/>
+                              </w:rPr>
+                              <w:t>_date_</w:t>
+                            </w:r>
+                            <w:proofErr w:type="gramStart"/>
+                            <w:r>
+                              <w:rPr>
+                                <w:color w:val="000000"/>
+                                <w:sz w:val="34"/>
+                                <w:szCs w:val="34"/>
+                              </w:rPr>
+                              <w:t>year }</w:t>
+                            </w:r>
+                            <w:proofErr w:type="gramEnd"/>
+                            <w:r>
+                              <w:rPr>
+                                <w:color w:val="000000"/>
+                                <w:sz w:val="34"/>
+                                <w:szCs w:val="34"/>
+                              </w:rPr>
+                              <w:t>}</w:t>
                             </w:r>
                           </w:p>
                         </w:txbxContent>
                       </wps:txbx>
-                      <wps:bodyPr lIns="0" rIns="0" tIns="0" bIns="0" anchor="t">
+                      <wps:bodyPr lIns="0" tIns="0" rIns="0" bIns="0" anchor="t">
                         <a:noAutofit/>
                       </wps:bodyPr>
                     </wps:wsp>
@@ -6468,7 +7519,7 @@
               </wp:anchor>
             </w:drawing>
           </mc:Choice>
-          <mc:Fallback>
+          <mc:Fallback xmlns:pic="http://schemas.openxmlformats.org/drawingml/2006/picture">
             <w:pict>
               <v:rect id="shape_0" stroked="f" o:allowincell="f" style="position:absolute;margin-left:259.45pt;margin-top:-2.25pt;width:70.6pt;height:57.6pt;mso-wrap-style:square;v-text-anchor:top" wp14:anchorId="2811EE3F">
                 <v:fill o:detectmouseclick="t" on="false"/>
@@ -6504,7 +7555,7 @@
       </w:r>
       <w:r>
         <w:rPr>
-          <w:rFonts w:ascii="TH SarabunIT๙" w:hAnsi="TH SarabunIT๙" w:eastAsia="Sarabun" w:hint="cs"/>
+          <w:rFonts w:eastAsia="Sarabun" w:hint="cs"/>
           <w:sz w:val="34"/>
           <w:szCs w:val="34"/>
         </w:rPr>
@@ -6515,26 +7566,27 @@
       <w:pPr>
         <w:pStyle w:val="Normal1"/>
         <w:tabs>
-          <w:tab w:val="clear" w:pos="720"/>
-          <w:tab w:val="left" w:pos="1134" w:leader="none"/>
+          <w:tab w:val="left" w:pos="1134"/>
         </w:tabs>
-        <w:spacing w:lineRule="atLeast" w:line="198" w:before="0" w:after="170"/>
+        <w:spacing w:after="170" w:line="198" w:lineRule="atLeast"/>
         <w:jc w:val="both"/>
-        <w:rPr/>
       </w:pPr>
       <w:r>
         <w:rPr>
-          <w:rFonts w:ascii="TH SarabunIT๙" w:hAnsi="TH SarabunIT๙" w:eastAsia="Sarabun" w:hint="cs"/>
+          <w:rFonts w:eastAsia="Sarabun" w:hint="cs"/>
           <w:sz w:val="34"/>
           <w:szCs w:val="34"/>
         </w:rPr>
         <w:t>มีพฤติการณ์กระทำความผิดที่เกี่ยวกับเหตุออกหมายจับ คือ</w:t>
       </w:r>
       <w:r>
+        <w:rPr>
+          <w:noProof/>
+        </w:rPr>
         <mc:AlternateContent>
           <mc:Choice Requires="wps">
             <w:drawing>
-              <wp:anchor distT="0" distB="0" distL="0" distR="0" simplePos="0" relativeHeight="35" behindDoc="0" locked="0" layoutInCell="1" allowOverlap="1" wp14:anchorId="05C0D669">
+              <wp:anchor distT="0" distB="0" distL="0" distR="0" simplePos="0" relativeHeight="35" behindDoc="0" locked="0" layoutInCell="1" allowOverlap="1" wp14:anchorId="05C0D669" wp14:editId="05BFA376">
                 <wp:simplePos x="0" y="0"/>
                 <wp:positionH relativeFrom="column">
                   <wp:posOffset>85725</wp:posOffset>
@@ -6546,6 +7598,7 @@
                 <wp:effectExtent l="0" t="0" r="0" b="0"/>
                 <wp:wrapNone/>
                 <wp:docPr id="49" name="Text Frame 37"/>
+                <wp:cNvGraphicFramePr/>
                 <a:graphic xmlns:a="http://schemas.openxmlformats.org/drawingml/2006/main">
                   <a:graphicData uri="http://schemas.microsoft.com/office/word/2010/wordprocessingShape">
                     <wps:wsp>
@@ -6564,9 +7617,15 @@
                         </a:ln>
                       </wps:spPr>
                       <wps:style>
-                        <a:lnRef idx="0"/>
-                        <a:fillRef idx="0"/>
-                        <a:effectRef idx="0"/>
+                        <a:lnRef idx="0">
+                          <a:scrgbClr r="0" g="0" b="0"/>
+                        </a:lnRef>
+                        <a:fillRef idx="0">
+                          <a:scrgbClr r="0" g="0" b="0"/>
+                        </a:fillRef>
+                        <a:effectRef idx="0">
+                          <a:scrgbClr r="0" g="0" b="0"/>
+                        </a:effectRef>
                         <a:fontRef idx="minor"/>
                       </wps:style>
                       <wps:txbx>
@@ -6574,31 +7633,28 @@
                           <w:p>
                             <w:pPr>
                               <w:pStyle w:val="Normal1"/>
-                              <w:widowControl/>
-                              <w:suppressAutoHyphens w:val="true"/>
-                              <w:bidi w:val="0"/>
-                              <w:spacing w:lineRule="auto" w:line="360" w:before="0" w:after="170"/>
-                              <w:ind w:firstLine="5329" w:start="0" w:end="0"/>
-                              <w:jc w:val="start"/>
-                              <w:rPr>
-                                <w:rFonts w:ascii="TH SarabunIT๙" w:hAnsi="TH SarabunIT๙" w:cs="TH SarabunIT๙"/>
-                                <w:sz w:val="32"/>
-                                <w:szCs w:val="32"/>
-                              </w:rPr>
+                              <w:spacing w:after="170" w:line="360" w:lineRule="auto"/>
+                              <w:ind w:firstLine="5329"/>
+                              <w:jc w:val="left"/>
                             </w:pPr>
-                            <w:r>
-                              <w:rPr>
-                                <w:rFonts w:cs="TH SarabunIT๙"/>
-                                <w:color w:val="000000"/>
-                                <w:sz w:val="32"/>
-                                <w:szCs w:val="32"/>
-                              </w:rPr>
-                              <w:t>{{ charge }}</w:t>
+                            <w:proofErr w:type="gramStart"/>
+                            <w:r>
+                              <w:rPr>
+                                <w:color w:val="000000"/>
+                              </w:rPr>
+                              <w:t>{{ charge</w:t>
+                            </w:r>
+                            <w:proofErr w:type="gramEnd"/>
+                            <w:r>
+                              <w:rPr>
+                                <w:color w:val="000000"/>
+                              </w:rPr>
+                              <w:t xml:space="preserve"> }}</w:t>
                             </w:r>
                           </w:p>
                         </w:txbxContent>
                       </wps:txbx>
-                      <wps:bodyPr lIns="0" rIns="0" tIns="0" bIns="0" anchor="t">
+                      <wps:bodyPr lIns="0" tIns="0" rIns="0" bIns="0" anchor="t">
                         <a:noAutofit/>
                       </wps:bodyPr>
                     </wps:wsp>
@@ -6607,7 +7663,7 @@
               </wp:anchor>
             </w:drawing>
           </mc:Choice>
-          <mc:Fallback>
+          <mc:Fallback xmlns:pic="http://schemas.openxmlformats.org/drawingml/2006/picture">
             <w:pict>
               <v:rect id="shape_0" stroked="f" o:allowincell="f" style="position:absolute;margin-left:6.75pt;margin-top:-1.65pt;width:451.1pt;height:219.65pt;mso-wrap-style:square;v-text-anchor:top" wp14:anchorId="05C0D669">
                 <v:fill o:detectmouseclick="t" on="false"/>
@@ -6649,7 +7705,7 @@
       </w:r>
       <w:r>
         <w:rPr>
-          <w:rFonts w:eastAsia="Sarabun" w:cs="TH SarabunIT๙" w:hint="cs"/>
+          <w:rFonts w:eastAsia="Sarabun" w:hint="cs"/>
           <w:sz w:val="34"/>
           <w:szCs w:val="34"/>
         </w:rPr>
@@ -6660,16 +7716,14 @@
       <w:pPr>
         <w:pStyle w:val="Normal1"/>
         <w:tabs>
-          <w:tab w:val="clear" w:pos="720"/>
-          <w:tab w:val="left" w:pos="1134" w:leader="none"/>
+          <w:tab w:val="left" w:pos="1134"/>
         </w:tabs>
-        <w:spacing w:lineRule="atLeast" w:line="198" w:before="0" w:after="170"/>
+        <w:spacing w:after="170" w:line="198" w:lineRule="atLeast"/>
         <w:jc w:val="both"/>
-        <w:rPr/>
       </w:pPr>
       <w:r>
         <w:rPr>
-          <w:rFonts w:eastAsia="Sarabun" w:cs="TH SarabunIT๙"/>
+          <w:rFonts w:eastAsia="Sarabun"/>
           <w:sz w:val="34"/>
           <w:szCs w:val="34"/>
         </w:rPr>
@@ -6680,16 +7734,14 @@
       <w:pPr>
         <w:pStyle w:val="Normal1"/>
         <w:tabs>
-          <w:tab w:val="clear" w:pos="720"/>
-          <w:tab w:val="left" w:pos="1134" w:leader="none"/>
+          <w:tab w:val="left" w:pos="1134"/>
         </w:tabs>
-        <w:spacing w:lineRule="atLeast" w:line="198" w:before="0" w:after="170"/>
+        <w:spacing w:after="170" w:line="198" w:lineRule="atLeast"/>
         <w:jc w:val="both"/>
-        <w:rPr/>
       </w:pPr>
       <w:r>
         <w:rPr>
-          <w:rFonts w:eastAsia="Sarabun" w:cs="TH SarabunIT๙"/>
+          <w:rFonts w:eastAsia="Sarabun"/>
           <w:sz w:val="34"/>
           <w:szCs w:val="34"/>
         </w:rPr>
@@ -6700,16 +7752,14 @@
       <w:pPr>
         <w:pStyle w:val="Normal1"/>
         <w:tabs>
-          <w:tab w:val="clear" w:pos="720"/>
-          <w:tab w:val="left" w:pos="1134" w:leader="none"/>
+          <w:tab w:val="left" w:pos="1134"/>
         </w:tabs>
-        <w:spacing w:lineRule="atLeast" w:line="198" w:before="0" w:after="170"/>
+        <w:spacing w:after="170" w:line="198" w:lineRule="atLeast"/>
         <w:jc w:val="both"/>
-        <w:rPr/>
       </w:pPr>
       <w:r>
         <w:rPr>
-          <w:rFonts w:eastAsia="Sarabun" w:cs="TH SarabunIT๙"/>
+          <w:rFonts w:eastAsia="Sarabun"/>
           <w:sz w:val="34"/>
           <w:szCs w:val="34"/>
         </w:rPr>
@@ -6720,16 +7770,14 @@
       <w:pPr>
         <w:pStyle w:val="Normal1"/>
         <w:tabs>
-          <w:tab w:val="clear" w:pos="720"/>
-          <w:tab w:val="left" w:pos="1134" w:leader="none"/>
+          <w:tab w:val="left" w:pos="1134"/>
         </w:tabs>
-        <w:spacing w:lineRule="atLeast" w:line="198" w:before="0" w:after="170"/>
+        <w:spacing w:after="170" w:line="198" w:lineRule="atLeast"/>
         <w:jc w:val="both"/>
-        <w:rPr/>
       </w:pPr>
       <w:r>
         <w:rPr>
-          <w:rFonts w:eastAsia="Sarabun" w:cs="TH SarabunIT๙"/>
+          <w:rFonts w:eastAsia="Sarabun"/>
           <w:sz w:val="34"/>
           <w:szCs w:val="34"/>
         </w:rPr>
@@ -6740,16 +7788,14 @@
       <w:pPr>
         <w:pStyle w:val="Normal1"/>
         <w:tabs>
-          <w:tab w:val="clear" w:pos="720"/>
-          <w:tab w:val="left" w:pos="1134" w:leader="none"/>
+          <w:tab w:val="left" w:pos="1134"/>
         </w:tabs>
-        <w:spacing w:lineRule="atLeast" w:line="198" w:before="0" w:after="170"/>
+        <w:spacing w:after="170" w:line="198" w:lineRule="atLeast"/>
         <w:jc w:val="both"/>
-        <w:rPr/>
       </w:pPr>
       <w:r>
         <w:rPr>
-          <w:rFonts w:eastAsia="Sarabun" w:cs="TH SarabunIT๙"/>
+          <w:rFonts w:eastAsia="Sarabun"/>
           <w:sz w:val="34"/>
           <w:szCs w:val="34"/>
         </w:rPr>
@@ -6760,16 +7806,14 @@
       <w:pPr>
         <w:pStyle w:val="Normal1"/>
         <w:tabs>
-          <w:tab w:val="clear" w:pos="720"/>
-          <w:tab w:val="left" w:pos="1134" w:leader="none"/>
+          <w:tab w:val="left" w:pos="1134"/>
         </w:tabs>
-        <w:spacing w:lineRule="atLeast" w:line="198" w:before="0" w:after="170"/>
+        <w:spacing w:after="170" w:line="198" w:lineRule="atLeast"/>
         <w:jc w:val="both"/>
-        <w:rPr/>
       </w:pPr>
       <w:r>
         <w:rPr>
-          <w:rFonts w:eastAsia="Sarabun" w:cs="TH SarabunIT๙"/>
+          <w:rFonts w:eastAsia="Sarabun"/>
           <w:sz w:val="34"/>
           <w:szCs w:val="34"/>
         </w:rPr>
@@ -6780,16 +7824,14 @@
       <w:pPr>
         <w:pStyle w:val="Normal1"/>
         <w:tabs>
-          <w:tab w:val="clear" w:pos="720"/>
-          <w:tab w:val="left" w:pos="1134" w:leader="none"/>
+          <w:tab w:val="left" w:pos="1134"/>
         </w:tabs>
-        <w:spacing w:lineRule="atLeast" w:line="198" w:before="0" w:after="170"/>
+        <w:spacing w:after="170" w:line="198" w:lineRule="atLeast"/>
         <w:jc w:val="both"/>
-        <w:rPr/>
       </w:pPr>
       <w:r>
         <w:rPr>
-          <w:rFonts w:eastAsia="Sarabun" w:cs="TH SarabunIT๙"/>
+          <w:rFonts w:eastAsia="Sarabun"/>
           <w:sz w:val="34"/>
           <w:szCs w:val="34"/>
         </w:rPr>
@@ -6800,26 +7842,27 @@
       <w:pPr>
         <w:pStyle w:val="Normal1"/>
         <w:tabs>
-          <w:tab w:val="clear" w:pos="720"/>
-          <w:tab w:val="left" w:pos="1134" w:leader="none"/>
+          <w:tab w:val="left" w:pos="1134"/>
         </w:tabs>
-        <w:spacing w:lineRule="atLeast" w:line="198" w:before="0" w:after="198"/>
+        <w:spacing w:after="198" w:line="198" w:lineRule="atLeast"/>
         <w:jc w:val="both"/>
-        <w:rPr/>
       </w:pPr>
       <w:r>
         <w:rPr>
-          <w:rFonts w:ascii="TH SarabunIT๙" w:hAnsi="TH SarabunIT๙" w:eastAsia="Sarabun" w:hint="cs"/>
+          <w:rFonts w:eastAsia="Sarabun" w:hint="cs"/>
           <w:sz w:val="34"/>
           <w:szCs w:val="34"/>
         </w:rPr>
         <w:t>เป็นการกระทำความผิดฐาน</w:t>
       </w:r>
       <w:r>
+        <w:rPr>
+          <w:noProof/>
+        </w:rPr>
         <mc:AlternateContent>
           <mc:Choice Requires="wps">
             <w:drawing>
-              <wp:anchor distT="0" distB="0" distL="0" distR="0" simplePos="0" relativeHeight="71" behindDoc="0" locked="0" layoutInCell="1" allowOverlap="1" wp14:anchorId="37003977">
+              <wp:anchor distT="0" distB="0" distL="0" distR="0" simplePos="0" relativeHeight="71" behindDoc="0" locked="0" layoutInCell="1" allowOverlap="1" wp14:anchorId="37003977" wp14:editId="23EEA183">
                 <wp:simplePos x="0" y="0"/>
                 <wp:positionH relativeFrom="column">
                   <wp:posOffset>1607185</wp:posOffset>
@@ -6831,6 +7874,7 @@
                 <wp:effectExtent l="0" t="0" r="0" b="0"/>
                 <wp:wrapNone/>
                 <wp:docPr id="50" name="Text Frame 38"/>
+                <wp:cNvGraphicFramePr/>
                 <a:graphic xmlns:a="http://schemas.openxmlformats.org/drawingml/2006/main">
                   <a:graphicData uri="http://schemas.microsoft.com/office/word/2010/wordprocessingShape">
                     <wps:wsp>
@@ -6849,9 +7893,15 @@
                         </a:ln>
                       </wps:spPr>
                       <wps:style>
-                        <a:lnRef idx="0"/>
-                        <a:fillRef idx="0"/>
-                        <a:effectRef idx="0"/>
+                        <a:lnRef idx="0">
+                          <a:scrgbClr r="0" g="0" b="0"/>
+                        </a:lnRef>
+                        <a:fillRef idx="0">
+                          <a:scrgbClr r="0" g="0" b="0"/>
+                        </a:fillRef>
+                        <a:effectRef idx="0">
+                          <a:scrgbClr r="0" g="0" b="0"/>
+                        </a:effectRef>
                         <a:fontRef idx="minor"/>
                       </wps:style>
                       <wps:txbx>
@@ -6859,27 +7909,33 @@
                           <w:p>
                             <w:pPr>
                               <w:pStyle w:val="Normal1"/>
-                              <w:widowControl/>
-                              <w:suppressAutoHyphens w:val="true"/>
-                              <w:bidi w:val="0"/>
-                              <w:spacing w:lineRule="auto" w:line="276" w:before="0" w:after="200"/>
-                              <w:jc w:val="start"/>
+                              <w:jc w:val="left"/>
                               <w:rPr>
                                 <w:color w:val="000000"/>
                               </w:rPr>
                             </w:pPr>
-                            <w:r>
-                              <w:rPr>
-                                <w:color w:val="000000"/>
-                                <w:sz w:val="34"/>
-                                <w:szCs w:val="34"/>
-                              </w:rPr>
-                              <w:t>{{ act }}</w:t>
+                            <w:proofErr w:type="gramStart"/>
+                            <w:r>
+                              <w:rPr>
+                                <w:color w:val="000000"/>
+                                <w:sz w:val="34"/>
+                                <w:szCs w:val="34"/>
+                              </w:rPr>
+                              <w:t>{{ act</w:t>
+                            </w:r>
+                            <w:proofErr w:type="gramEnd"/>
+                            <w:r>
+                              <w:rPr>
+                                <w:color w:val="000000"/>
+                                <w:sz w:val="34"/>
+                                <w:szCs w:val="34"/>
+                              </w:rPr>
+                              <w:t xml:space="preserve"> }}</w:t>
                             </w:r>
                           </w:p>
                         </w:txbxContent>
                       </wps:txbx>
-                      <wps:bodyPr lIns="0" rIns="0" tIns="0" bIns="0" anchor="t">
+                      <wps:bodyPr lIns="0" tIns="0" rIns="0" bIns="0" anchor="t">
                         <a:noAutofit/>
                       </wps:bodyPr>
                     </wps:wsp>
@@ -6888,7 +7944,7 @@
               </wp:anchor>
             </w:drawing>
           </mc:Choice>
-          <mc:Fallback>
+          <mc:Fallback xmlns:pic="http://schemas.openxmlformats.org/drawingml/2006/picture">
             <w:pict>
               <v:rect id="shape_0" stroked="f" o:allowincell="f" style="position:absolute;margin-left:126.55pt;margin-top:-3.55pt;width:335.6pt;height:38.4pt;mso-wrap-style:square;v-text-anchor:top" wp14:anchorId="37003977">
                 <v:fill o:detectmouseclick="t" on="false"/>
@@ -6926,7 +7982,7 @@
       </w:r>
       <w:r>
         <w:rPr>
-          <w:rFonts w:eastAsia="Sarabun" w:cs="TH SarabunIT๙" w:hint="cs"/>
+          <w:rFonts w:eastAsia="Sarabun" w:hint="cs"/>
           <w:sz w:val="34"/>
           <w:szCs w:val="34"/>
         </w:rPr>
@@ -6937,42 +7993,27 @@
       <w:pPr>
         <w:pStyle w:val="Normal1"/>
         <w:tabs>
-          <w:tab w:val="clear" w:pos="720"/>
-          <w:tab w:val="left" w:pos="1134" w:leader="none"/>
+          <w:tab w:val="left" w:pos="1134"/>
         </w:tabs>
-        <w:spacing w:lineRule="atLeast" w:line="198" w:before="0" w:after="198"/>
+        <w:spacing w:after="198" w:line="198" w:lineRule="atLeast"/>
         <w:jc w:val="both"/>
-        <w:rPr/>
       </w:pPr>
       <w:r>
         <w:rPr>
-          <w:rFonts w:ascii="TH SarabunIT๙" w:hAnsi="TH SarabunIT๙" w:eastAsia="Sarabun" w:hint="cs"/>
-          <w:sz w:val="34"/>
-          <w:szCs w:val="34"/>
-        </w:rPr>
-        <w:t>ตามประมวลกฎหมายอาญา</w:t>
-      </w:r>
-      <w:r>
-        <w:rPr>
-          <w:rFonts w:eastAsia="Sarabun" w:cs="TH SarabunIT๙" w:hint="cs"/>
-          <w:sz w:val="34"/>
-          <w:szCs w:val="34"/>
-        </w:rPr>
-        <w:t>/</w:t>
-      </w:r>
-      <w:r>
-        <w:rPr>
-          <w:rFonts w:ascii="TH SarabunIT๙" w:hAnsi="TH SarabunIT๙" w:eastAsia="Sarabun" w:hint="cs"/>
-          <w:sz w:val="34"/>
-          <w:szCs w:val="34"/>
-        </w:rPr>
-        <w:t>พระราชบัญญัติ</w:t>
-      </w:r>
-      <w:r>
+          <w:rFonts w:eastAsia="Sarabun" w:hint="cs"/>
+          <w:sz w:val="34"/>
+          <w:szCs w:val="34"/>
+        </w:rPr>
+        <w:t>ตามประมวลกฎหมายอาญา/พระราชบัญญัติ</w:t>
+      </w:r>
+      <w:r>
+        <w:rPr>
+          <w:noProof/>
+        </w:rPr>
         <mc:AlternateContent>
           <mc:Choice Requires="wps">
             <w:drawing>
-              <wp:anchor distT="0" distB="0" distL="0" distR="0" simplePos="0" relativeHeight="75" behindDoc="0" locked="0" layoutInCell="1" allowOverlap="1" wp14:anchorId="6037DD53">
+              <wp:anchor distT="0" distB="0" distL="0" distR="0" simplePos="0" relativeHeight="75" behindDoc="0" locked="0" layoutInCell="1" allowOverlap="1" wp14:anchorId="6037DD53" wp14:editId="14B6E88C">
                 <wp:simplePos x="0" y="0"/>
                 <wp:positionH relativeFrom="column">
                   <wp:posOffset>2535555</wp:posOffset>
@@ -6984,6 +8025,7 @@
                 <wp:effectExtent l="0" t="0" r="0" b="0"/>
                 <wp:wrapNone/>
                 <wp:docPr id="51" name="Text Frame 39"/>
+                <wp:cNvGraphicFramePr/>
                 <a:graphic xmlns:a="http://schemas.openxmlformats.org/drawingml/2006/main">
                   <a:graphicData uri="http://schemas.microsoft.com/office/word/2010/wordprocessingShape">
                     <wps:wsp>
@@ -7002,9 +8044,15 @@
                         </a:ln>
                       </wps:spPr>
                       <wps:style>
-                        <a:lnRef idx="0"/>
-                        <a:fillRef idx="0"/>
-                        <a:effectRef idx="0"/>
+                        <a:lnRef idx="0">
+                          <a:scrgbClr r="0" g="0" b="0"/>
+                        </a:lnRef>
+                        <a:fillRef idx="0">
+                          <a:scrgbClr r="0" g="0" b="0"/>
+                        </a:fillRef>
+                        <a:effectRef idx="0">
+                          <a:scrgbClr r="0" g="0" b="0"/>
+                        </a:effectRef>
                         <a:fontRef idx="minor"/>
                       </wps:style>
                       <wps:txbx>
@@ -7012,27 +8060,33 @@
                           <w:p>
                             <w:pPr>
                               <w:pStyle w:val="Normal1"/>
-                              <w:widowControl/>
-                              <w:suppressAutoHyphens w:val="true"/>
-                              <w:bidi w:val="0"/>
-                              <w:spacing w:lineRule="auto" w:line="276" w:before="0" w:after="200"/>
-                              <w:jc w:val="start"/>
+                              <w:jc w:val="left"/>
                               <w:rPr>
                                 <w:color w:val="000000"/>
                               </w:rPr>
                             </w:pPr>
-                            <w:r>
-                              <w:rPr>
-                                <w:color w:val="000000"/>
-                                <w:sz w:val="34"/>
-                                <w:szCs w:val="34"/>
-                              </w:rPr>
-                              <w:t>{{ law }}</w:t>
+                            <w:proofErr w:type="gramStart"/>
+                            <w:r>
+                              <w:rPr>
+                                <w:color w:val="000000"/>
+                                <w:sz w:val="34"/>
+                                <w:szCs w:val="34"/>
+                              </w:rPr>
+                              <w:t>{{ law</w:t>
+                            </w:r>
+                            <w:proofErr w:type="gramEnd"/>
+                            <w:r>
+                              <w:rPr>
+                                <w:color w:val="000000"/>
+                                <w:sz w:val="34"/>
+                                <w:szCs w:val="34"/>
+                              </w:rPr>
+                              <w:t xml:space="preserve"> }}</w:t>
                             </w:r>
                           </w:p>
                         </w:txbxContent>
                       </wps:txbx>
-                      <wps:bodyPr lIns="0" rIns="0" tIns="0" bIns="0" anchor="t">
+                      <wps:bodyPr lIns="0" tIns="0" rIns="0" bIns="0" anchor="t">
                         <a:noAutofit/>
                       </wps:bodyPr>
                     </wps:wsp>
@@ -7041,7 +8095,7 @@
               </wp:anchor>
             </w:drawing>
           </mc:Choice>
-          <mc:Fallback>
+          <mc:Fallback xmlns:pic="http://schemas.openxmlformats.org/drawingml/2006/picture">
             <w:pict>
               <v:rect id="shape_0" stroked="f" o:allowincell="f" style="position:absolute;margin-left:199.65pt;margin-top:-3.2pt;width:255.3pt;height:38.4pt;mso-wrap-style:square;v-text-anchor:top" wp14:anchorId="6037DD53">
                 <v:fill o:detectmouseclick="t" on="false"/>
@@ -7079,7 +8133,7 @@
       </w:r>
       <w:r>
         <w:rPr>
-          <w:rFonts w:eastAsia="Sarabun" w:cs="TH SarabunIT๙" w:hint="cs"/>
+          <w:rFonts w:eastAsia="Sarabun" w:hint="cs"/>
           <w:sz w:val="34"/>
           <w:szCs w:val="34"/>
         </w:rPr>
@@ -7090,66 +8144,27 @@
       <w:pPr>
         <w:pStyle w:val="Normal1"/>
         <w:tabs>
-          <w:tab w:val="clear" w:pos="720"/>
-          <w:tab w:val="left" w:pos="1134" w:leader="none"/>
+          <w:tab w:val="left" w:pos="1134"/>
         </w:tabs>
-        <w:spacing w:lineRule="atLeast" w:line="198" w:before="0" w:after="198"/>
+        <w:spacing w:after="198" w:line="198" w:lineRule="atLeast"/>
         <w:jc w:val="both"/>
-        <w:rPr/>
       </w:pPr>
       <w:r>
         <w:rPr>
-          <w:rFonts w:ascii="TH SarabunIT๙" w:hAnsi="TH SarabunIT๙" w:eastAsia="Sarabun" w:hint="cs"/>
-          <w:sz w:val="34"/>
-          <w:szCs w:val="34"/>
-        </w:rPr>
-        <w:t>มาตรา</w:t>
-      </w:r>
-      <w:r>
-        <w:rPr>
-          <w:rFonts w:eastAsia="Sarabun" w:cs="TH SarabunIT๙" w:hint="cs"/>
-          <w:sz w:val="34"/>
-          <w:szCs w:val="34"/>
-        </w:rPr>
-        <w:t>..............................</w:t>
-      </w:r>
-      <w:r>
-        <w:rPr>
-          <w:rFonts w:ascii="TH SarabunIT๙" w:hAnsi="TH SarabunIT๙" w:eastAsia="Sarabun" w:hint="cs"/>
-          <w:sz w:val="34"/>
-          <w:szCs w:val="34"/>
-        </w:rPr>
-        <w:t>อัตราโทษ</w:t>
-      </w:r>
-      <w:r>
-        <w:rPr>
-          <w:rFonts w:eastAsia="Sarabun" w:cs="TH SarabunIT๙" w:hint="cs"/>
-          <w:sz w:val="34"/>
-          <w:szCs w:val="34"/>
-        </w:rPr>
-        <w:t>.................................................</w:t>
-      </w:r>
-      <w:r>
-        <w:rPr>
-          <w:rFonts w:ascii="TH SarabunIT๙" w:hAnsi="TH SarabunIT๙" w:eastAsia="Sarabun" w:hint="cs"/>
-          <w:sz w:val="34"/>
-          <w:szCs w:val="34"/>
-        </w:rPr>
-        <w:t>อายุความ</w:t>
-      </w:r>
-      <w:r>
-        <w:rPr>
-          <w:rFonts w:eastAsia="Sarabun" w:cs="TH SarabunIT๙" w:hint="cs"/>
-          <w:sz w:val="34"/>
-          <w:szCs w:val="34"/>
-        </w:rPr>
-        <w:t>.........................................</w:t>
-      </w:r>
-      <w:r>
+          <w:rFonts w:eastAsia="Sarabun" w:hint="cs"/>
+          <w:sz w:val="34"/>
+          <w:szCs w:val="34"/>
+        </w:rPr>
+        <w:t>มาตรา..............................อัตราโทษ.................................................อายุความ.........................................</w:t>
+      </w:r>
+      <w:r>
+        <w:rPr>
+          <w:noProof/>
+        </w:rPr>
         <mc:AlternateContent>
           <mc:Choice Requires="wps">
             <w:drawing>
-              <wp:anchor distT="0" distB="0" distL="0" distR="0" simplePos="0" relativeHeight="77" behindDoc="0" locked="0" layoutInCell="1" allowOverlap="1" wp14:anchorId="65F255C1">
+              <wp:anchor distT="0" distB="0" distL="0" distR="0" simplePos="0" relativeHeight="77" behindDoc="0" locked="0" layoutInCell="1" allowOverlap="1" wp14:anchorId="65F255C1" wp14:editId="4804010D">
                 <wp:simplePos x="0" y="0"/>
                 <wp:positionH relativeFrom="column">
                   <wp:posOffset>4170680</wp:posOffset>
@@ -7161,6 +8176,7 @@
                 <wp:effectExtent l="0" t="0" r="0" b="0"/>
                 <wp:wrapNone/>
                 <wp:docPr id="52" name="Text Frame 40"/>
+                <wp:cNvGraphicFramePr/>
                 <a:graphic xmlns:a="http://schemas.openxmlformats.org/drawingml/2006/main">
                   <a:graphicData uri="http://schemas.microsoft.com/office/word/2010/wordprocessingShape">
                     <wps:wsp>
@@ -7179,9 +8195,15 @@
                         </a:ln>
                       </wps:spPr>
                       <wps:style>
-                        <a:lnRef idx="0"/>
-                        <a:fillRef idx="0"/>
-                        <a:effectRef idx="0"/>
+                        <a:lnRef idx="0">
+                          <a:scrgbClr r="0" g="0" b="0"/>
+                        </a:lnRef>
+                        <a:fillRef idx="0">
+                          <a:scrgbClr r="0" g="0" b="0"/>
+                        </a:fillRef>
+                        <a:effectRef idx="0">
+                          <a:scrgbClr r="0" g="0" b="0"/>
+                        </a:effectRef>
                         <a:fontRef idx="minor"/>
                       </wps:style>
                       <wps:txbx>
@@ -7189,24 +8211,32 @@
                           <w:p>
                             <w:pPr>
                               <w:pStyle w:val="Normal1"/>
-                              <w:spacing w:before="0" w:after="200"/>
-                              <w:jc w:val="center"/>
                               <w:rPr>
                                 <w:color w:val="000000"/>
                               </w:rPr>
                             </w:pPr>
-                            <w:r>
-                              <w:rPr>
-                                <w:color w:val="000000"/>
-                                <w:sz w:val="34"/>
-                                <w:szCs w:val="34"/>
-                              </w:rPr>
-                              <w:t>{{ prescription }}</w:t>
+                            <w:proofErr w:type="gramStart"/>
+                            <w:r>
+                              <w:rPr>
+                                <w:color w:val="000000"/>
+                                <w:sz w:val="34"/>
+                                <w:szCs w:val="34"/>
+                              </w:rPr>
+                              <w:t>{{ prescription</w:t>
+                            </w:r>
+                            <w:proofErr w:type="gramEnd"/>
+                            <w:r>
+                              <w:rPr>
+                                <w:color w:val="000000"/>
+                                <w:sz w:val="34"/>
+                                <w:szCs w:val="34"/>
+                              </w:rPr>
+                              <w:t xml:space="preserve"> }}</w:t>
                             </w:r>
                           </w:p>
                         </w:txbxContent>
                       </wps:txbx>
-                      <wps:bodyPr lIns="0" rIns="0" tIns="0" bIns="0" anchor="t">
+                      <wps:bodyPr lIns="0" tIns="0" rIns="0" bIns="0" anchor="t">
                         <a:noAutofit/>
                       </wps:bodyPr>
                     </wps:wsp>
@@ -7215,7 +8245,7 @@
               </wp:anchor>
             </w:drawing>
           </mc:Choice>
-          <mc:Fallback>
+          <mc:Fallback xmlns:pic="http://schemas.openxmlformats.org/drawingml/2006/picture">
             <w:pict>
               <v:rect id="shape_0" stroked="f" o:allowincell="f" style="position:absolute;margin-left:328.4pt;margin-top:-3.95pt;width:116.9pt;height:38.4pt;mso-wrap-style:square;v-text-anchor:top" wp14:anchorId="65F255C1">
                 <v:fill o:detectmouseclick="t" on="false"/>
@@ -7250,7 +8280,7 @@
       </w:r>
       <w:r>
         <w:rPr>
-          <w:rFonts w:ascii="TH SarabunIT๙" w:hAnsi="TH SarabunIT๙" w:eastAsia="Sarabun" w:hint="cs"/>
+          <w:rFonts w:eastAsia="Sarabun" w:hint="cs"/>
           <w:sz w:val="34"/>
           <w:szCs w:val="34"/>
         </w:rPr>
@@ -7261,16 +8291,14 @@
       <w:pPr>
         <w:pStyle w:val="Normal1"/>
         <w:tabs>
-          <w:tab w:val="clear" w:pos="720"/>
-          <w:tab w:val="left" w:pos="1134" w:leader="none"/>
+          <w:tab w:val="left" w:pos="1134"/>
         </w:tabs>
-        <w:spacing w:lineRule="atLeast" w:line="198" w:before="0" w:after="198"/>
+        <w:spacing w:after="198" w:line="198" w:lineRule="atLeast"/>
         <w:jc w:val="both"/>
-        <w:rPr/>
       </w:pPr>
       <w:r>
         <w:rPr>
-          <w:rFonts w:ascii="TH SarabunIT๙" w:hAnsi="TH SarabunIT๙" w:eastAsia="Sarabun" w:hint="cs"/>
+          <w:rFonts w:eastAsia="Sarabun" w:hint="cs"/>
           <w:sz w:val="34"/>
           <w:szCs w:val="34"/>
         </w:rPr>
@@ -7281,16 +8309,14 @@
       <w:pPr>
         <w:pStyle w:val="Normal1"/>
         <w:tabs>
-          <w:tab w:val="clear" w:pos="720"/>
-          <w:tab w:val="left" w:pos="1134" w:leader="none"/>
+          <w:tab w:val="left" w:pos="1134"/>
         </w:tabs>
-        <w:spacing w:lineRule="atLeast" w:line="198" w:before="0" w:after="198"/>
+        <w:spacing w:after="198" w:line="198" w:lineRule="atLeast"/>
         <w:jc w:val="both"/>
-        <w:rPr/>
       </w:pPr>
       <w:r>
         <w:rPr>
-          <w:rFonts w:eastAsia="Sarabun" w:cs="TH SarabunIT๙"/>
+          <w:rFonts w:eastAsia="Sarabun"/>
           <w:sz w:val="34"/>
           <w:szCs w:val="34"/>
         </w:rPr>
@@ -7298,65 +8324,20 @@
       </w:r>
       <w:r>
         <w:rPr>
-          <w:rFonts w:ascii="TH SarabunIT๙" w:hAnsi="TH SarabunIT๙" w:eastAsia="Sarabun" w:hint="cs"/>
-          <w:sz w:val="34"/>
-          <w:szCs w:val="34"/>
-        </w:rPr>
-        <w:t>ข้อ ๒</w:t>
-      </w:r>
-      <w:r>
-        <w:rPr>
-          <w:rFonts w:eastAsia="Sarabun" w:cs="TH SarabunIT๙" w:hint="cs"/>
-          <w:sz w:val="34"/>
-          <w:szCs w:val="34"/>
-        </w:rPr>
-        <w:t xml:space="preserve">. </w:t>
-      </w:r>
-      <w:r>
-        <w:rPr>
-          <w:rFonts w:ascii="TH SarabunIT๙" w:hAnsi="TH SarabunIT๙" w:eastAsia="Sarabun" w:hint="cs"/>
-          <w:sz w:val="34"/>
-          <w:szCs w:val="34"/>
-        </w:rPr>
-        <w:t>ผู้ร้องประสงค์จะทำการจับกุม นาย</w:t>
-      </w:r>
-      <w:r>
-        <w:rPr>
-          <w:rFonts w:eastAsia="Sarabun" w:cs="TH SarabunIT๙" w:hint="cs"/>
-          <w:sz w:val="34"/>
-          <w:szCs w:val="34"/>
-        </w:rPr>
-        <w:t>/</w:t>
-      </w:r>
-      <w:r>
-        <w:rPr>
-          <w:rFonts w:ascii="TH SarabunIT๙" w:hAnsi="TH SarabunIT๙" w:eastAsia="Sarabun" w:hint="cs"/>
-          <w:sz w:val="34"/>
-          <w:szCs w:val="34"/>
-        </w:rPr>
-        <w:t>นาง</w:t>
-      </w:r>
-      <w:r>
-        <w:rPr>
-          <w:rFonts w:eastAsia="Sarabun" w:cs="TH SarabunIT๙" w:hint="cs"/>
-          <w:sz w:val="34"/>
-          <w:szCs w:val="34"/>
-        </w:rPr>
-        <w:t>/</w:t>
-      </w:r>
-      <w:r>
-        <w:rPr>
-          <w:rFonts w:ascii="TH SarabunIT๙" w:hAnsi="TH SarabunIT๙" w:eastAsia="Sarabun" w:hint="cs"/>
-          <w:sz w:val="34"/>
-          <w:szCs w:val="34"/>
-        </w:rPr>
-        <w:t>นางสาว</w:t>
-      </w:r>
-      <w:r>
+          <w:rFonts w:eastAsia="Sarabun" w:hint="cs"/>
+          <w:sz w:val="34"/>
+          <w:szCs w:val="34"/>
+        </w:rPr>
+        <w:t>ข้อ ๒. ผู้ร้องประสงค์จะทำการจับกุม นาย/นาง/นางสาว</w:t>
+      </w:r>
+      <w:r>
+        <w:rPr>
+          <w:noProof/>
+        </w:rPr>
         <mc:AlternateContent>
           <mc:Choice Requires="wps">
             <w:drawing>
-              <wp:anchor distT="0" distB="0" distL="0" distR="0" simplePos="0" relativeHeight="79" behindDoc="0" locked="0" layoutInCell="1" allowOverlap="1" wp14:anchorId="1141CF86">
+              <wp:anchor distT="0" distB="0" distL="0" distR="0" simplePos="0" relativeHeight="79" behindDoc="0" locked="0" layoutInCell="1" allowOverlap="1" wp14:anchorId="1141CF86" wp14:editId="5CA9206B">
                 <wp:simplePos x="0" y="0"/>
                 <wp:positionH relativeFrom="column">
                   <wp:posOffset>3843020</wp:posOffset>
@@ -7368,6 +8349,7 @@
                 <wp:effectExtent l="0" t="0" r="0" b="0"/>
                 <wp:wrapNone/>
                 <wp:docPr id="53" name="Text Frame 41"/>
+                <wp:cNvGraphicFramePr/>
                 <a:graphic xmlns:a="http://schemas.openxmlformats.org/drawingml/2006/main">
                   <a:graphicData uri="http://schemas.microsoft.com/office/word/2010/wordprocessingShape">
                     <wps:wsp>
@@ -7386,9 +8368,15 @@
                         </a:ln>
                       </wps:spPr>
                       <wps:style>
-                        <a:lnRef idx="0"/>
-                        <a:fillRef idx="0"/>
-                        <a:effectRef idx="0"/>
+                        <a:lnRef idx="0">
+                          <a:scrgbClr r="0" g="0" b="0"/>
+                        </a:lnRef>
+                        <a:fillRef idx="0">
+                          <a:scrgbClr r="0" g="0" b="0"/>
+                        </a:fillRef>
+                        <a:effectRef idx="0">
+                          <a:scrgbClr r="0" g="0" b="0"/>
+                        </a:effectRef>
                         <a:fontRef idx="minor"/>
                       </wps:style>
                       <wps:txbx>
@@ -7396,24 +8384,50 @@
                           <w:p>
                             <w:pPr>
                               <w:pStyle w:val="Normal1"/>
-                              <w:spacing w:before="0" w:after="200"/>
-                              <w:jc w:val="center"/>
                               <w:rPr>
                                 <w:color w:val="000000"/>
                               </w:rPr>
                             </w:pPr>
-                            <w:r>
-                              <w:rPr>
-                                <w:color w:val="000000"/>
-                                <w:sz w:val="34"/>
-                                <w:szCs w:val="34"/>
-                              </w:rPr>
-                              <w:t>{{ accused_1 }}</w:t>
+                            <w:proofErr w:type="gramStart"/>
+                            <w:r>
+                              <w:rPr>
+                                <w:color w:val="000000"/>
+                                <w:sz w:val="34"/>
+                                <w:szCs w:val="34"/>
+                              </w:rPr>
+                              <w:t>{{ accused</w:t>
+                            </w:r>
+                            <w:proofErr w:type="gramEnd"/>
+                            <w:r>
+                              <w:rPr>
+                                <w:color w:val="000000"/>
+                                <w:sz w:val="34"/>
+                                <w:szCs w:val="34"/>
+                              </w:rPr>
+                              <w:t>_</w:t>
+                            </w:r>
+                            <w:proofErr w:type="gramStart"/>
+                            <w:r>
+                              <w:rPr>
+                                <w:color w:val="000000"/>
+                                <w:sz w:val="34"/>
+                                <w:szCs w:val="34"/>
+                              </w:rPr>
+                              <w:t>1 }</w:t>
+                            </w:r>
+                            <w:proofErr w:type="gramEnd"/>
+                            <w:r>
+                              <w:rPr>
+                                <w:color w:val="000000"/>
+                                <w:sz w:val="34"/>
+                                <w:szCs w:val="34"/>
+                              </w:rPr>
+                              <w:t>}</w:t>
                             </w:r>
                           </w:p>
                         </w:txbxContent>
                       </wps:txbx>
-                      <wps:bodyPr lIns="0" rIns="0" tIns="0" bIns="0" anchor="t">
+                      <wps:bodyPr lIns="0" tIns="0" rIns="0" bIns="0" anchor="t">
                         <a:noAutofit/>
                       </wps:bodyPr>
                     </wps:wsp>
@@ -7422,7 +8436,7 @@
               </wp:anchor>
             </w:drawing>
           </mc:Choice>
-          <mc:Fallback>
+          <mc:Fallback xmlns:pic="http://schemas.openxmlformats.org/drawingml/2006/picture">
             <w:pict>
               <v:rect id="shape_0" stroked="f" o:allowincell="f" style="position:absolute;margin-left:302.6pt;margin-top:-3.75pt;width:154.75pt;height:38.4pt;mso-wrap-style:square;v-text-anchor:top" wp14:anchorId="1141CF86">
                 <v:fill o:detectmouseclick="t" on="false"/>
@@ -7457,7 +8471,7 @@
       </w:r>
       <w:r>
         <w:rPr>
-          <w:rFonts w:eastAsia="Sarabun" w:cs="TH SarabunIT๙" w:hint="cs"/>
+          <w:rFonts w:eastAsia="Sarabun" w:hint="cs"/>
           <w:sz w:val="34"/>
           <w:szCs w:val="34"/>
         </w:rPr>
@@ -7468,16 +8482,14 @@
       <w:pPr>
         <w:pStyle w:val="Normal1"/>
         <w:tabs>
-          <w:tab w:val="clear" w:pos="720"/>
-          <w:tab w:val="left" w:pos="1134" w:leader="none"/>
+          <w:tab w:val="left" w:pos="1134"/>
         </w:tabs>
-        <w:spacing w:lineRule="atLeast" w:line="198" w:before="0" w:after="198"/>
+        <w:spacing w:after="198" w:line="198" w:lineRule="atLeast"/>
         <w:jc w:val="both"/>
-        <w:rPr/>
       </w:pPr>
       <w:r>
         <w:rPr>
-          <w:rFonts w:ascii="TH SarabunIT๙" w:hAnsi="TH SarabunIT๙" w:eastAsia="Sarabun" w:hint="cs"/>
+          <w:rFonts w:eastAsia="Sarabun" w:hint="cs"/>
           <w:sz w:val="34"/>
           <w:szCs w:val="34"/>
         </w:rPr>
@@ -7488,16 +8500,14 @@
       <w:pPr>
         <w:pStyle w:val="Normal1"/>
         <w:tabs>
-          <w:tab w:val="clear" w:pos="720"/>
-          <w:tab w:val="left" w:pos="1134" w:leader="none"/>
+          <w:tab w:val="left" w:pos="1134"/>
         </w:tabs>
-        <w:spacing w:lineRule="atLeast" w:line="198" w:before="0" w:after="198"/>
+        <w:spacing w:after="198" w:line="198" w:lineRule="atLeast"/>
         <w:jc w:val="both"/>
-        <w:rPr/>
       </w:pPr>
       <w:r>
         <w:rPr>
-          <w:rFonts w:eastAsia="Sarabun" w:cs="TH SarabunIT๙"/>
+          <w:rFonts w:eastAsia="Sarabun"/>
           <w:sz w:val="34"/>
           <w:szCs w:val="34"/>
         </w:rPr>
@@ -7505,43 +8515,25 @@
       </w:r>
       <w:r>
         <w:rPr>
-          <w:rFonts w:ascii="TH SarabunIT๙" w:hAnsi="TH SarabunIT๙" w:eastAsia="Sarabun" w:hint="cs"/>
-          <w:sz w:val="34"/>
-          <w:szCs w:val="34"/>
-        </w:rPr>
-        <w:t>ข้อ ๓</w:t>
-      </w:r>
-      <w:r>
-        <w:rPr>
-          <w:rFonts w:eastAsia="Sarabun" w:cs="TH SarabunIT๙" w:hint="cs"/>
-          <w:sz w:val="34"/>
-          <w:szCs w:val="34"/>
-        </w:rPr>
-        <w:t xml:space="preserve">. </w:t>
-      </w:r>
-      <w:r>
-        <w:rPr>
-          <w:rFonts w:ascii="TH SarabunIT๙" w:hAnsi="TH SarabunIT๙" w:eastAsia="Sarabun" w:hint="cs"/>
-          <w:sz w:val="34"/>
-          <w:szCs w:val="34"/>
-        </w:rPr>
-        <w:t>ผู้ร้อง</w:t>
+          <w:rFonts w:eastAsia="Sarabun" w:hint="cs"/>
+          <w:sz w:val="34"/>
+          <w:szCs w:val="34"/>
+        </w:rPr>
+        <w:t>ข้อ ๓. ผู้ร้อง</w:t>
       </w:r>
     </w:p>
     <w:p>
       <w:pPr>
         <w:pStyle w:val="Normal1"/>
         <w:tabs>
-          <w:tab w:val="clear" w:pos="720"/>
-          <w:tab w:val="left" w:pos="1134" w:leader="none"/>
+          <w:tab w:val="left" w:pos="1134"/>
         </w:tabs>
-        <w:spacing w:lineRule="atLeast" w:line="198" w:before="0" w:after="198"/>
+        <w:spacing w:after="198" w:line="198" w:lineRule="atLeast"/>
         <w:jc w:val="both"/>
-        <w:rPr/>
       </w:pPr>
       <w:r>
         <w:rPr>
-          <w:rFonts w:eastAsia="Sarabun" w:cs="TH SarabunIT๙"/>
+          <w:rFonts w:eastAsia="Sarabun"/>
           <w:sz w:val="34"/>
           <w:szCs w:val="34"/>
         </w:rPr>
@@ -7549,14 +8541,15 @@
       </w:r>
       <w:r>
         <w:rPr>
-          <w:rFonts w:eastAsia="Sarabun" w:cs="TH SarabunIT๙"/>
+          <w:rFonts w:eastAsia="Sarabun"/>
+          <w:noProof/>
           <w:sz w:val="34"/>
           <w:szCs w:val="34"/>
         </w:rPr>
         <mc:AlternateContent>
           <mc:Choice Requires="wps">
             <w:drawing>
-              <wp:anchor distT="5715" distB="4445" distL="5715" distR="4445" simplePos="0" relativeHeight="11" behindDoc="1" locked="0" layoutInCell="1" allowOverlap="1">
+              <wp:anchor distT="5715" distB="4445" distL="5715" distR="4445" simplePos="0" relativeHeight="11" behindDoc="1" locked="0" layoutInCell="1" allowOverlap="1" wp14:anchorId="5F4D9AC3" wp14:editId="3F370847">
                 <wp:simplePos x="0" y="0"/>
                 <wp:positionH relativeFrom="column">
                   <wp:posOffset>1080135</wp:posOffset>
@@ -7568,6 +8561,7 @@
                 <wp:effectExtent l="5715" t="5715" r="4445" b="4445"/>
                 <wp:wrapNone/>
                 <wp:docPr id="54" name="Shape 6"/>
+                <wp:cNvGraphicFramePr/>
                 <a:graphic xmlns:a="http://schemas.openxmlformats.org/drawingml/2006/main">
                   <a:graphicData uri="http://schemas.microsoft.com/office/word/2010/wordprocessingShape">
                     <wps:wsp>
@@ -7581,7 +8575,7 @@
                           <a:avLst/>
                         </a:prstGeom>
                         <a:solidFill>
-                          <a:srgbClr val="ffffff"/>
+                          <a:srgbClr val="FFFFFF"/>
                         </a:solidFill>
                         <a:ln w="9525">
                           <a:solidFill>
@@ -7591,9 +8585,15 @@
                         </a:ln>
                       </wps:spPr>
                       <wps:style>
-                        <a:lnRef idx="0"/>
-                        <a:fillRef idx="0"/>
-                        <a:effectRef idx="0"/>
+                        <a:lnRef idx="0">
+                          <a:scrgbClr r="0" g="0" b="0"/>
+                        </a:lnRef>
+                        <a:fillRef idx="0">
+                          <a:scrgbClr r="0" g="0" b="0"/>
+                        </a:fillRef>
+                        <a:effectRef idx="0">
+                          <a:scrgbClr r="0" g="0" b="0"/>
+                        </a:effectRef>
                         <a:fontRef idx="minor"/>
                       </wps:style>
                       <wps:txbx>
@@ -7601,18 +8601,10 @@
                           <w:p>
                             <w:pPr>
                               <w:pStyle w:val="FrameContentsuser"/>
-                              <w:spacing w:lineRule="auto" w:line="240" w:before="0" w:after="0"/>
-                              <w:ind w:hanging="0" w:start="0" w:end="0"/>
-                              <w:jc w:val="start"/>
                               <w:rPr>
                                 <w:color w:val="000000"/>
                               </w:rPr>
                             </w:pPr>
-                            <w:r>
-                              <w:rPr>
-                                <w:color w:val="000000"/>
-                              </w:rPr>
-                            </w:r>
                           </w:p>
                         </w:txbxContent>
                       </wps:txbx>
@@ -7625,7 +8617,7 @@
               </wp:anchor>
             </w:drawing>
           </mc:Choice>
-          <mc:Fallback>
+          <mc:Fallback xmlns:pic="http://schemas.openxmlformats.org/drawingml/2006/picture">
             <w:pict>
               <v:rect id="shape_0" fillcolor="white" stroked="t" o:allowincell="f" style="position:absolute;margin-left:85.05pt;margin-top:4.25pt;width:15.1pt;height:12.6pt;mso-wrap-style:none;v-text-anchor:middle">
                 <v:fill o:detectmouseclick="t" type="solid" color2="black"/>
@@ -7655,38 +8647,39 @@
             </w:pict>
           </mc:Fallback>
         </mc:AlternateContent>
+      </w:r>
+      <w:r>
+        <w:rPr>
+          <w:rFonts w:eastAsia="Sarabun"/>
+          <w:sz w:val="34"/>
+          <w:szCs w:val="34"/>
+        </w:rPr>
         <w:tab/>
+      </w:r>
+      <w:r>
+        <w:rPr>
+          <w:rFonts w:eastAsia="Sarabun"/>
+          <w:sz w:val="34"/>
+          <w:szCs w:val="34"/>
+        </w:rPr>
         <w:tab/>
       </w:r>
       <w:r>
         <w:rPr>
-          <w:rFonts w:ascii="TH SarabunIT๙" w:hAnsi="TH SarabunIT๙" w:eastAsia="Sarabun" w:hint="cs"/>
-          <w:sz w:val="34"/>
-          <w:szCs w:val="34"/>
-        </w:rPr>
-        <w:t xml:space="preserve">เคยร้องขอให้ศาลออกหมายจับบุคคลดังกล่าว โดยอาศัยเหตุแห่งการร้องขอเดียวกันนี้หรือเหตุอื่น </w:t>
-      </w:r>
-      <w:r>
-        <w:rPr>
-          <w:rFonts w:eastAsia="Sarabun" w:cs="TH SarabunIT๙" w:hint="cs"/>
-          <w:sz w:val="34"/>
-          <w:szCs w:val="34"/>
-        </w:rPr>
-        <w:t>(</w:t>
-      </w:r>
-      <w:r>
-        <w:rPr>
-          <w:rFonts w:ascii="TH SarabunIT๙" w:hAnsi="TH SarabunIT๙" w:eastAsia="Sarabun" w:hint="cs"/>
-          <w:sz w:val="34"/>
-          <w:szCs w:val="34"/>
-        </w:rPr>
-        <w:t>ระบุ</w:t>
-      </w:r>
-      <w:r>
+          <w:rFonts w:eastAsia="Sarabun" w:hint="cs"/>
+          <w:sz w:val="34"/>
+          <w:szCs w:val="34"/>
+        </w:rPr>
+        <w:t>เคยร้องขอให้ศาลออกหมายจับบุคคลดังกล่าว โดยอาศัยเหตุแห่งการร้องขอเดียวกันนี้หรือเหตุอื่น (ระบุ</w:t>
+      </w:r>
+      <w:r>
+        <w:rPr>
+          <w:noProof/>
+        </w:rPr>
         <mc:AlternateContent>
           <mc:Choice Requires="wps">
             <w:drawing>
-              <wp:anchor distT="0" distB="0" distL="0" distR="0" simplePos="0" relativeHeight="81" behindDoc="0" locked="0" layoutInCell="1" allowOverlap="1" wp14:anchorId="682413F3">
+              <wp:anchor distT="0" distB="0" distL="0" distR="0" simplePos="0" relativeHeight="81" behindDoc="0" locked="0" layoutInCell="1" allowOverlap="1" wp14:anchorId="682413F3" wp14:editId="3D4552AD">
                 <wp:simplePos x="0" y="0"/>
                 <wp:positionH relativeFrom="column">
                   <wp:posOffset>1140460</wp:posOffset>
@@ -7698,6 +8691,7 @@
                 <wp:effectExtent l="0" t="0" r="0" b="0"/>
                 <wp:wrapNone/>
                 <wp:docPr id="55" name="Text Frame 42"/>
+                <wp:cNvGraphicFramePr/>
                 <a:graphic xmlns:a="http://schemas.openxmlformats.org/drawingml/2006/main">
                   <a:graphicData uri="http://schemas.microsoft.com/office/word/2010/wordprocessingShape">
                     <wps:wsp>
@@ -7716,9 +8710,15 @@
                         </a:ln>
                       </wps:spPr>
                       <wps:style>
-                        <a:lnRef idx="0"/>
-                        <a:fillRef idx="0"/>
-                        <a:effectRef idx="0"/>
+                        <a:lnRef idx="0">
+                          <a:scrgbClr r="0" g="0" b="0"/>
+                        </a:lnRef>
+                        <a:fillRef idx="0">
+                          <a:scrgbClr r="0" g="0" b="0"/>
+                        </a:fillRef>
+                        <a:effectRef idx="0">
+                          <a:scrgbClr r="0" g="0" b="0"/>
+                        </a:effectRef>
                         <a:fontRef idx="minor"/>
                       </wps:style>
                       <wps:txbx>
@@ -7726,27 +8726,51 @@
                           <w:p>
                             <w:pPr>
                               <w:pStyle w:val="Normal1"/>
-                              <w:widowControl/>
-                              <w:suppressAutoHyphens w:val="true"/>
-                              <w:bidi w:val="0"/>
-                              <w:spacing w:lineRule="auto" w:line="276" w:before="0" w:after="200"/>
-                              <w:jc w:val="start"/>
+                              <w:jc w:val="left"/>
                               <w:rPr>
                                 <w:color w:val="000000"/>
                               </w:rPr>
                             </w:pPr>
-                            <w:r>
-                              <w:rPr>
-                                <w:color w:val="000000"/>
-                                <w:sz w:val="34"/>
-                                <w:szCs w:val="34"/>
-                              </w:rPr>
-                              <w:t>{{ have_act }}</w:t>
+                            <w:proofErr w:type="gramStart"/>
+                            <w:r>
+                              <w:rPr>
+                                <w:color w:val="000000"/>
+                                <w:sz w:val="34"/>
+                                <w:szCs w:val="34"/>
+                              </w:rPr>
+                              <w:t>{{ have</w:t>
+                            </w:r>
+                            <w:proofErr w:type="gramEnd"/>
+                            <w:r>
+                              <w:rPr>
+                                <w:color w:val="000000"/>
+                                <w:sz w:val="34"/>
+                                <w:szCs w:val="34"/>
+                              </w:rPr>
+                              <w:t>_</w:t>
+                            </w:r>
+                            <w:proofErr w:type="gramStart"/>
+                            <w:r>
+                              <w:rPr>
+                                <w:color w:val="000000"/>
+                                <w:sz w:val="34"/>
+                                <w:szCs w:val="34"/>
+                              </w:rPr>
+                              <w:t>act }</w:t>
+                            </w:r>
+                            <w:proofErr w:type="gramEnd"/>
+                            <w:r>
+                              <w:rPr>
+                                <w:color w:val="000000"/>
+                                <w:sz w:val="34"/>
+                                <w:szCs w:val="34"/>
+                              </w:rPr>
+                              <w:t>}</w:t>
                             </w:r>
                           </w:p>
                         </w:txbxContent>
                       </wps:txbx>
-                      <wps:bodyPr lIns="0" rIns="0" tIns="0" bIns="0" anchor="t">
+                      <wps:bodyPr lIns="0" tIns="0" rIns="0" bIns="0" anchor="t">
                         <a:noAutofit/>
                       </wps:bodyPr>
                     </wps:wsp>
@@ -7755,7 +8779,7 @@
               </wp:anchor>
             </w:drawing>
           </mc:Choice>
-          <mc:Fallback>
+          <mc:Fallback xmlns:pic="http://schemas.openxmlformats.org/drawingml/2006/picture">
             <w:pict>
               <v:rect id="shape_0" stroked="f" o:allowincell="f" style="position:absolute;margin-left:89.8pt;margin-top:17.4pt;width:332.75pt;height:38.4pt;mso-wrap-style:square;v-text-anchor:top" wp14:anchorId="682413F3">
                 <v:fill o:detectmouseclick="t" on="false"/>
@@ -7790,10 +8814,15 @@
             </w:pict>
           </mc:Fallback>
         </mc:AlternateContent>
+      </w:r>
+      <w:r>
+        <w:rPr>
+          <w:noProof/>
+        </w:rPr>
         <mc:AlternateContent>
           <mc:Choice Requires="wps">
             <w:drawing>
-              <wp:anchor distT="0" distB="0" distL="0" distR="0" simplePos="0" relativeHeight="87" behindDoc="0" locked="0" layoutInCell="1" allowOverlap="1" wp14:anchorId="631AA505">
+              <wp:anchor distT="0" distB="0" distL="0" distR="0" simplePos="0" relativeHeight="87" behindDoc="0" locked="0" layoutInCell="1" allowOverlap="1" wp14:anchorId="631AA505" wp14:editId="27818A3F">
                 <wp:simplePos x="0" y="0"/>
                 <wp:positionH relativeFrom="column">
                   <wp:posOffset>1092200</wp:posOffset>
@@ -7805,6 +8834,7 @@
                 <wp:effectExtent l="0" t="0" r="0" b="0"/>
                 <wp:wrapNone/>
                 <wp:docPr id="56" name="Text Frame 44"/>
+                <wp:cNvGraphicFramePr/>
                 <a:graphic xmlns:a="http://schemas.openxmlformats.org/drawingml/2006/main">
                   <a:graphicData uri="http://schemas.microsoft.com/office/word/2010/wordprocessingShape">
                     <wps:wsp>
@@ -7823,9 +8853,15 @@
                         </a:ln>
                       </wps:spPr>
                       <wps:style>
-                        <a:lnRef idx="0"/>
-                        <a:fillRef idx="0"/>
-                        <a:effectRef idx="0"/>
+                        <a:lnRef idx="0">
+                          <a:scrgbClr r="0" g="0" b="0"/>
+                        </a:lnRef>
+                        <a:fillRef idx="0">
+                          <a:scrgbClr r="0" g="0" b="0"/>
+                        </a:fillRef>
+                        <a:effectRef idx="0">
+                          <a:scrgbClr r="0" g="0" b="0"/>
+                        </a:effectRef>
                         <a:fontRef idx="minor"/>
                       </wps:style>
                       <wps:txbx>
@@ -7833,27 +8869,51 @@
                           <w:p>
                             <w:pPr>
                               <w:pStyle w:val="Normal1"/>
-                              <w:widowControl/>
-                              <w:suppressAutoHyphens w:val="true"/>
-                              <w:bidi w:val="0"/>
-                              <w:spacing w:lineRule="auto" w:line="276" w:before="0" w:after="200"/>
-                              <w:jc w:val="start"/>
+                              <w:jc w:val="left"/>
                               <w:rPr>
                                 <w:color w:val="000000"/>
                               </w:rPr>
                             </w:pPr>
-                            <w:r>
-                              <w:rPr>
-                                <w:color w:val="000000"/>
-                                <w:sz w:val="34"/>
-                                <w:szCs w:val="34"/>
-                              </w:rPr>
-                              <w:t>{{ have_req_1 }}</w:t>
+                            <w:proofErr w:type="gramStart"/>
+                            <w:r>
+                              <w:rPr>
+                                <w:color w:val="000000"/>
+                                <w:sz w:val="34"/>
+                                <w:szCs w:val="34"/>
+                              </w:rPr>
+                              <w:t>{{ have</w:t>
+                            </w:r>
+                            <w:proofErr w:type="gramEnd"/>
+                            <w:r>
+                              <w:rPr>
+                                <w:color w:val="000000"/>
+                                <w:sz w:val="34"/>
+                                <w:szCs w:val="34"/>
+                              </w:rPr>
+                              <w:t>_req_</w:t>
+                            </w:r>
+                            <w:proofErr w:type="gramStart"/>
+                            <w:r>
+                              <w:rPr>
+                                <w:color w:val="000000"/>
+                                <w:sz w:val="34"/>
+                                <w:szCs w:val="34"/>
+                              </w:rPr>
+                              <w:t>1 }</w:t>
+                            </w:r>
+                            <w:proofErr w:type="gramEnd"/>
+                            <w:r>
+                              <w:rPr>
+                                <w:color w:val="000000"/>
+                                <w:sz w:val="34"/>
+                                <w:szCs w:val="34"/>
+                              </w:rPr>
+                              <w:t>}</w:t>
                             </w:r>
                           </w:p>
                         </w:txbxContent>
                       </wps:txbx>
-                      <wps:bodyPr lIns="0" rIns="0" tIns="0" bIns="0" anchor="t">
+                      <wps:bodyPr lIns="0" tIns="0" rIns="0" bIns="0" anchor="t">
                         <a:noAutofit/>
                       </wps:bodyPr>
                     </wps:wsp>
@@ -7862,7 +8922,7 @@
               </wp:anchor>
             </w:drawing>
           </mc:Choice>
-          <mc:Fallback>
+          <mc:Fallback xmlns:pic="http://schemas.openxmlformats.org/drawingml/2006/picture">
             <w:pict>
               <v:rect id="shape_0" stroked="f" o:allowincell="f" style="position:absolute;margin-left:86pt;margin-top:0.05pt;width:116.9pt;height:25.6pt;mso-wrap-style:square;v-text-anchor:top" wp14:anchorId="631AA505">
                 <v:fill o:detectmouseclick="t" on="false"/>
@@ -7900,7 +8960,7 @@
       </w:r>
       <w:r>
         <w:rPr>
-          <w:rFonts w:eastAsia="Sarabun" w:cs="TH SarabunIT๙" w:hint="cs"/>
+          <w:rFonts w:eastAsia="Sarabun" w:hint="cs"/>
           <w:sz w:val="34"/>
           <w:szCs w:val="34"/>
         </w:rPr>
@@ -7911,26 +8971,27 @@
       <w:pPr>
         <w:pStyle w:val="Normal1"/>
         <w:tabs>
-          <w:tab w:val="clear" w:pos="720"/>
-          <w:tab w:val="left" w:pos="1134" w:leader="none"/>
+          <w:tab w:val="left" w:pos="1134"/>
         </w:tabs>
-        <w:spacing w:lineRule="atLeast" w:line="198" w:before="0" w:after="198"/>
+        <w:spacing w:after="198" w:line="198" w:lineRule="atLeast"/>
         <w:jc w:val="both"/>
-        <w:rPr/>
       </w:pPr>
       <w:r>
         <w:rPr>
-          <w:rFonts w:ascii="TH SarabunIT๙" w:hAnsi="TH SarabunIT๙" w:eastAsia="Sarabun" w:hint="cs"/>
+          <w:rFonts w:eastAsia="Sarabun" w:hint="cs"/>
           <w:sz w:val="34"/>
           <w:szCs w:val="34"/>
         </w:rPr>
         <w:t>และศาลมีคำสั่ง</w:t>
       </w:r>
       <w:r>
+        <w:rPr>
+          <w:noProof/>
+        </w:rPr>
         <mc:AlternateContent>
           <mc:Choice Requires="wps">
             <w:drawing>
-              <wp:anchor distT="0" distB="0" distL="0" distR="0" simplePos="0" relativeHeight="89" behindDoc="0" locked="0" layoutInCell="1" allowOverlap="1" wp14:anchorId="0E4095E6">
+              <wp:anchor distT="0" distB="0" distL="0" distR="0" simplePos="0" relativeHeight="89" behindDoc="0" locked="0" layoutInCell="1" allowOverlap="1" wp14:anchorId="0E4095E6" wp14:editId="2FA14CBC">
                 <wp:simplePos x="0" y="0"/>
                 <wp:positionH relativeFrom="column">
                   <wp:posOffset>918845</wp:posOffset>
@@ -7942,6 +9003,7 @@
                 <wp:effectExtent l="0" t="0" r="0" b="0"/>
                 <wp:wrapNone/>
                 <wp:docPr id="57" name="Text Frame 43"/>
+                <wp:cNvGraphicFramePr/>
                 <a:graphic xmlns:a="http://schemas.openxmlformats.org/drawingml/2006/main">
                   <a:graphicData uri="http://schemas.microsoft.com/office/word/2010/wordprocessingShape">
                     <wps:wsp>
@@ -7960,9 +9022,15 @@
                         </a:ln>
                       </wps:spPr>
                       <wps:style>
-                        <a:lnRef idx="0"/>
-                        <a:fillRef idx="0"/>
-                        <a:effectRef idx="0"/>
+                        <a:lnRef idx="0">
+                          <a:scrgbClr r="0" g="0" b="0"/>
+                        </a:lnRef>
+                        <a:fillRef idx="0">
+                          <a:scrgbClr r="0" g="0" b="0"/>
+                        </a:fillRef>
+                        <a:effectRef idx="0">
+                          <a:scrgbClr r="0" g="0" b="0"/>
+                        </a:effectRef>
                         <a:fontRef idx="minor"/>
                       </wps:style>
                       <wps:txbx>
@@ -7970,27 +9038,51 @@
                           <w:p>
                             <w:pPr>
                               <w:pStyle w:val="Normal1"/>
-                              <w:widowControl/>
-                              <w:suppressAutoHyphens w:val="true"/>
-                              <w:bidi w:val="0"/>
-                              <w:spacing w:lineRule="auto" w:line="276" w:before="0" w:after="200"/>
-                              <w:jc w:val="start"/>
+                              <w:jc w:val="left"/>
                               <w:rPr>
                                 <w:color w:val="000000"/>
                               </w:rPr>
                             </w:pPr>
-                            <w:r>
-                              <w:rPr>
-                                <w:color w:val="000000"/>
-                                <w:sz w:val="34"/>
-                                <w:szCs w:val="34"/>
-                              </w:rPr>
-                              <w:t>{{ have_injunc }}</w:t>
+                            <w:proofErr w:type="gramStart"/>
+                            <w:r>
+                              <w:rPr>
+                                <w:color w:val="000000"/>
+                                <w:sz w:val="34"/>
+                                <w:szCs w:val="34"/>
+                              </w:rPr>
+                              <w:t>{{ have</w:t>
+                            </w:r>
+                            <w:proofErr w:type="gramEnd"/>
+                            <w:r>
+                              <w:rPr>
+                                <w:color w:val="000000"/>
+                                <w:sz w:val="34"/>
+                                <w:szCs w:val="34"/>
+                              </w:rPr>
+                              <w:t>_</w:t>
+                            </w:r>
+                            <w:proofErr w:type="gramStart"/>
+                            <w:r>
+                              <w:rPr>
+                                <w:color w:val="000000"/>
+                                <w:sz w:val="34"/>
+                                <w:szCs w:val="34"/>
+                              </w:rPr>
+                              <w:t>injunc }</w:t>
+                            </w:r>
+                            <w:proofErr w:type="gramEnd"/>
+                            <w:r>
+                              <w:rPr>
+                                <w:color w:val="000000"/>
+                                <w:sz w:val="34"/>
+                                <w:szCs w:val="34"/>
+                              </w:rPr>
+                              <w:t>}</w:t>
                             </w:r>
                           </w:p>
                         </w:txbxContent>
                       </wps:txbx>
-                      <wps:bodyPr lIns="0" rIns="0" tIns="0" bIns="0" anchor="t">
+                      <wps:bodyPr lIns="0" tIns="0" rIns="0" bIns="0" anchor="t">
                         <a:noAutofit/>
                       </wps:bodyPr>
                     </wps:wsp>
@@ -7999,7 +9091,7 @@
               </wp:anchor>
             </w:drawing>
           </mc:Choice>
-          <mc:Fallback>
+          <mc:Fallback xmlns:pic="http://schemas.openxmlformats.org/drawingml/2006/picture">
             <w:pict>
               <v:rect id="shape_0" stroked="f" o:allowincell="f" style="position:absolute;margin-left:72.35pt;margin-top:-2.5pt;width:388pt;height:38.4pt;mso-wrap-style:square;v-text-anchor:top" wp14:anchorId="0E4095E6">
                 <v:fill o:detectmouseclick="t" on="false"/>
@@ -8037,27 +9129,35 @@
       </w:r>
       <w:r>
         <w:rPr>
-          <w:rFonts w:eastAsia="Sarabun" w:cs="TH SarabunIT๙" w:hint="cs"/>
-          <w:sz w:val="34"/>
-          <w:szCs w:val="34"/>
-        </w:rPr>
-        <w:t>............................................................................................................................................</w:t>
-      </w:r>
+          <w:rFonts w:eastAsia="Sarabun" w:hint="cs"/>
+          <w:sz w:val="34"/>
+          <w:szCs w:val="34"/>
+        </w:rPr>
+        <w:t>.......................................................................................................................................</w:t>
+      </w:r>
+      <w:proofErr w:type="gramStart"/>
+      <w:r>
+        <w:rPr>
+          <w:rFonts w:eastAsia="Sarabun" w:hint="cs"/>
+          <w:sz w:val="34"/>
+          <w:szCs w:val="34"/>
+        </w:rPr>
+        <w:t>.....</w:t>
+      </w:r>
+      <w:proofErr w:type="gramEnd"/>
     </w:p>
     <w:p>
       <w:pPr>
         <w:pStyle w:val="Normal1"/>
         <w:tabs>
-          <w:tab w:val="clear" w:pos="720"/>
-          <w:tab w:val="left" w:pos="1134" w:leader="none"/>
+          <w:tab w:val="left" w:pos="1134"/>
         </w:tabs>
-        <w:spacing w:lineRule="atLeast" w:line="198" w:before="0" w:after="198"/>
+        <w:spacing w:after="198" w:line="198" w:lineRule="atLeast"/>
         <w:jc w:val="both"/>
-        <w:rPr/>
       </w:pPr>
       <w:r>
         <w:rPr>
-          <w:rFonts w:eastAsia="Sarabun" w:cs="TH SarabunIT๙"/>
+          <w:rFonts w:eastAsia="Sarabun"/>
           <w:sz w:val="34"/>
           <w:szCs w:val="34"/>
         </w:rPr>
@@ -8065,14 +9165,15 @@
       </w:r>
       <w:r>
         <w:rPr>
-          <w:rFonts w:eastAsia="Sarabun" w:cs="TH SarabunIT๙"/>
+          <w:rFonts w:eastAsia="Sarabun"/>
+          <w:noProof/>
           <w:sz w:val="34"/>
           <w:szCs w:val="34"/>
         </w:rPr>
         <mc:AlternateContent>
           <mc:Choice Requires="wps">
             <w:drawing>
-              <wp:anchor distT="5715" distB="4445" distL="5715" distR="4445" simplePos="0" relativeHeight="13" behindDoc="1" locked="0" layoutInCell="1" allowOverlap="1">
+              <wp:anchor distT="5715" distB="4445" distL="5715" distR="4445" simplePos="0" relativeHeight="13" behindDoc="1" locked="0" layoutInCell="1" allowOverlap="1" wp14:anchorId="5A098477" wp14:editId="3A2B9D9A">
                 <wp:simplePos x="0" y="0"/>
                 <wp:positionH relativeFrom="column">
                   <wp:posOffset>1080135</wp:posOffset>
@@ -8084,6 +9185,7 @@
                 <wp:effectExtent l="5715" t="5715" r="4445" b="4445"/>
                 <wp:wrapNone/>
                 <wp:docPr id="58" name="Shape 7"/>
+                <wp:cNvGraphicFramePr/>
                 <a:graphic xmlns:a="http://schemas.openxmlformats.org/drawingml/2006/main">
                   <a:graphicData uri="http://schemas.microsoft.com/office/word/2010/wordprocessingShape">
                     <wps:wsp>
@@ -8097,7 +9199,7 @@
                           <a:avLst/>
                         </a:prstGeom>
                         <a:solidFill>
-                          <a:srgbClr val="ffffff"/>
+                          <a:srgbClr val="FFFFFF"/>
                         </a:solidFill>
                         <a:ln w="9525">
                           <a:solidFill>
@@ -8107,9 +9209,15 @@
                         </a:ln>
                       </wps:spPr>
                       <wps:style>
-                        <a:lnRef idx="0"/>
-                        <a:fillRef idx="0"/>
-                        <a:effectRef idx="0"/>
+                        <a:lnRef idx="0">
+                          <a:scrgbClr r="0" g="0" b="0"/>
+                        </a:lnRef>
+                        <a:fillRef idx="0">
+                          <a:scrgbClr r="0" g="0" b="0"/>
+                        </a:fillRef>
+                        <a:effectRef idx="0">
+                          <a:scrgbClr r="0" g="0" b="0"/>
+                        </a:effectRef>
                         <a:fontRef idx="minor"/>
                       </wps:style>
                       <wps:txbx>
@@ -8117,18 +9225,10 @@
                           <w:p>
                             <w:pPr>
                               <w:pStyle w:val="FrameContentsuser"/>
-                              <w:spacing w:lineRule="auto" w:line="240" w:before="0" w:after="0"/>
-                              <w:ind w:hanging="0" w:start="0" w:end="0"/>
-                              <w:jc w:val="start"/>
                               <w:rPr>
                                 <w:color w:val="000000"/>
                               </w:rPr>
                             </w:pPr>
-                            <w:r>
-                              <w:rPr>
-                                <w:color w:val="000000"/>
-                              </w:rPr>
-                            </w:r>
                           </w:p>
                         </w:txbxContent>
                       </wps:txbx>
@@ -8141,7 +9241,7 @@
               </wp:anchor>
             </w:drawing>
           </mc:Choice>
-          <mc:Fallback>
+          <mc:Fallback xmlns:pic="http://schemas.openxmlformats.org/drawingml/2006/picture">
             <w:pict>
               <v:rect id="shape_0" fillcolor="white" stroked="t" o:allowincell="f" style="position:absolute;margin-left:85.05pt;margin-top:4.25pt;width:15.1pt;height:12.6pt;mso-wrap-style:none;v-text-anchor:middle">
                 <v:fill o:detectmouseclick="t" type="solid" color2="black"/>
@@ -8171,14 +9271,31 @@
             </w:pict>
           </mc:Fallback>
         </mc:AlternateContent>
+      </w:r>
+      <w:r>
+        <w:rPr>
+          <w:rFonts w:eastAsia="Sarabun"/>
+          <w:sz w:val="34"/>
+          <w:szCs w:val="34"/>
+        </w:rPr>
         <w:tab/>
+      </w:r>
+      <w:r>
+        <w:rPr>
+          <w:rFonts w:eastAsia="Sarabun"/>
+          <w:sz w:val="34"/>
+          <w:szCs w:val="34"/>
+        </w:rPr>
         <w:tab/>
       </w:r>
       <w:r>
+        <w:rPr>
+          <w:noProof/>
+        </w:rPr>
         <mc:AlternateContent>
           <mc:Choice Requires="wps">
             <w:drawing>
-              <wp:anchor distT="0" distB="0" distL="0" distR="0" simplePos="0" relativeHeight="111" behindDoc="0" locked="0" layoutInCell="1" allowOverlap="1" wp14:anchorId="07C3E400">
+              <wp:anchor distT="0" distB="0" distL="0" distR="0" simplePos="0" relativeHeight="111" behindDoc="0" locked="0" layoutInCell="1" allowOverlap="1" wp14:anchorId="07C3E400" wp14:editId="3649E4A7">
                 <wp:simplePos x="0" y="0"/>
                 <wp:positionH relativeFrom="column">
                   <wp:posOffset>1113155</wp:posOffset>
@@ -8190,6 +9307,7 @@
                 <wp:effectExtent l="0" t="0" r="0" b="0"/>
                 <wp:wrapNone/>
                 <wp:docPr id="59" name="Text Frame 45"/>
+                <wp:cNvGraphicFramePr/>
                 <a:graphic xmlns:a="http://schemas.openxmlformats.org/drawingml/2006/main">
                   <a:graphicData uri="http://schemas.microsoft.com/office/word/2010/wordprocessingShape">
                     <wps:wsp>
@@ -8208,9 +9326,15 @@
                         </a:ln>
                       </wps:spPr>
                       <wps:style>
-                        <a:lnRef idx="0"/>
-                        <a:fillRef idx="0"/>
-                        <a:effectRef idx="0"/>
+                        <a:lnRef idx="0">
+                          <a:scrgbClr r="0" g="0" b="0"/>
+                        </a:lnRef>
+                        <a:fillRef idx="0">
+                          <a:scrgbClr r="0" g="0" b="0"/>
+                        </a:fillRef>
+                        <a:effectRef idx="0">
+                          <a:scrgbClr r="0" g="0" b="0"/>
+                        </a:effectRef>
                         <a:fontRef idx="minor"/>
                       </wps:style>
                       <wps:txbx>
@@ -8218,27 +9342,51 @@
                           <w:p>
                             <w:pPr>
                               <w:pStyle w:val="Normal1"/>
-                              <w:widowControl/>
-                              <w:suppressAutoHyphens w:val="true"/>
-                              <w:bidi w:val="0"/>
-                              <w:spacing w:lineRule="auto" w:line="276" w:before="0" w:after="200"/>
-                              <w:jc w:val="start"/>
+                              <w:jc w:val="left"/>
                               <w:rPr>
                                 <w:color w:val="000000"/>
                               </w:rPr>
                             </w:pPr>
-                            <w:r>
-                              <w:rPr>
-                                <w:color w:val="000000"/>
-                                <w:sz w:val="34"/>
-                                <w:szCs w:val="34"/>
-                              </w:rPr>
-                              <w:t>{{ have_req_2 }}</w:t>
+                            <w:proofErr w:type="gramStart"/>
+                            <w:r>
+                              <w:rPr>
+                                <w:color w:val="000000"/>
+                                <w:sz w:val="34"/>
+                                <w:szCs w:val="34"/>
+                              </w:rPr>
+                              <w:t>{{ have</w:t>
+                            </w:r>
+                            <w:proofErr w:type="gramEnd"/>
+                            <w:r>
+                              <w:rPr>
+                                <w:color w:val="000000"/>
+                                <w:sz w:val="34"/>
+                                <w:szCs w:val="34"/>
+                              </w:rPr>
+                              <w:t>_req_</w:t>
+                            </w:r>
+                            <w:proofErr w:type="gramStart"/>
+                            <w:r>
+                              <w:rPr>
+                                <w:color w:val="000000"/>
+                                <w:sz w:val="34"/>
+                                <w:szCs w:val="34"/>
+                              </w:rPr>
+                              <w:t>2 }</w:t>
+                            </w:r>
+                            <w:proofErr w:type="gramEnd"/>
+                            <w:r>
+                              <w:rPr>
+                                <w:color w:val="000000"/>
+                                <w:sz w:val="34"/>
+                                <w:szCs w:val="34"/>
+                              </w:rPr>
+                              <w:t>}</w:t>
                             </w:r>
                           </w:p>
                         </w:txbxContent>
                       </wps:txbx>
-                      <wps:bodyPr lIns="0" rIns="0" tIns="0" bIns="0" anchor="t">
+                      <wps:bodyPr lIns="0" tIns="0" rIns="0" bIns="0" anchor="t">
                         <a:noAutofit/>
                       </wps:bodyPr>
                     </wps:wsp>
@@ -8247,7 +9395,7 @@
               </wp:anchor>
             </w:drawing>
           </mc:Choice>
-          <mc:Fallback>
+          <mc:Fallback xmlns:pic="http://schemas.openxmlformats.org/drawingml/2006/picture">
             <w:pict>
               <v:rect id="shape_0" stroked="f" o:allowincell="f" style="position:absolute;margin-left:87.65pt;margin-top:-1.8pt;width:116.9pt;height:38.4pt;mso-wrap-style:square;v-text-anchor:top" wp14:anchorId="07C3E400">
                 <v:fill o:detectmouseclick="t" on="false"/>
@@ -8285,7 +9433,7 @@
       </w:r>
       <w:r>
         <w:rPr>
-          <w:rFonts w:ascii="TH SarabunIT๙" w:hAnsi="TH SarabunIT๙" w:eastAsia="Sarabun" w:hint="cs"/>
+          <w:rFonts w:eastAsia="Sarabun" w:hint="cs"/>
           <w:sz w:val="34"/>
           <w:szCs w:val="34"/>
         </w:rPr>
@@ -8296,50 +9444,75 @@
       <w:pPr>
         <w:pStyle w:val="Normal1"/>
         <w:tabs>
-          <w:tab w:val="clear" w:pos="720"/>
-          <w:tab w:val="left" w:pos="1134" w:leader="none"/>
+          <w:tab w:val="left" w:pos="1134"/>
         </w:tabs>
-        <w:spacing w:lineRule="atLeast" w:line="198" w:before="0" w:after="198"/>
-        <w:rPr>
-          <w:rFonts w:ascii="TH SarabunIT๙" w:hAnsi="TH SarabunIT๙" w:eastAsia="Sarabun" w:cs="TH SarabunIT๙"/>
+        <w:spacing w:after="198" w:line="198" w:lineRule="atLeast"/>
+        <w:rPr>
+          <w:rFonts w:eastAsia="Sarabun"/>
           <w:sz w:val="34"/>
           <w:szCs w:val="34"/>
         </w:rPr>
       </w:pPr>
-      <w:r>
-        <w:rPr>
-          <w:rFonts w:eastAsia="Sarabun" w:cs="TH SarabunIT๙"/>
-          <w:sz w:val="34"/>
-          <w:szCs w:val="34"/>
-        </w:rPr>
-      </w:r>
     </w:p>
     <w:p>
       <w:pPr>
         <w:pStyle w:val="Normal1"/>
         <w:tabs>
-          <w:tab w:val="clear" w:pos="720"/>
-          <w:tab w:val="left" w:pos="1134" w:leader="none"/>
+          <w:tab w:val="left" w:pos="1134"/>
         </w:tabs>
-        <w:spacing w:lineRule="atLeast" w:line="198" w:before="0" w:after="198"/>
-        <w:rPr/>
+        <w:spacing w:after="198" w:line="198" w:lineRule="atLeast"/>
       </w:pPr>
       <w:r>
         <w:rPr>
-          <w:rFonts w:eastAsia="Sarabun" w:cs="TH SarabunIT๙"/>
+          <w:rFonts w:eastAsia="Sarabun"/>
           <w:sz w:val="34"/>
           <w:szCs w:val="34"/>
         </w:rPr>
         <w:tab/>
+      </w:r>
+      <w:r>
+        <w:rPr>
+          <w:rFonts w:eastAsia="Sarabun"/>
+          <w:sz w:val="34"/>
+          <w:szCs w:val="34"/>
+        </w:rPr>
         <w:tab/>
+      </w:r>
+      <w:r>
+        <w:rPr>
+          <w:rFonts w:eastAsia="Sarabun"/>
+          <w:sz w:val="34"/>
+          <w:szCs w:val="34"/>
+        </w:rPr>
         <w:tab/>
+      </w:r>
+      <w:r>
+        <w:rPr>
+          <w:rFonts w:eastAsia="Sarabun"/>
+          <w:sz w:val="34"/>
+          <w:szCs w:val="34"/>
+        </w:rPr>
         <w:tab/>
+      </w:r>
+      <w:r>
+        <w:rPr>
+          <w:rFonts w:eastAsia="Sarabun"/>
+          <w:sz w:val="34"/>
+          <w:szCs w:val="34"/>
+        </w:rPr>
         <w:tab/>
+      </w:r>
+      <w:r>
+        <w:rPr>
+          <w:rFonts w:eastAsia="Sarabun"/>
+          <w:sz w:val="34"/>
+          <w:szCs w:val="34"/>
+        </w:rPr>
         <w:tab/>
       </w:r>
       <w:r>
         <w:rPr>
-          <w:rFonts w:ascii="TH SarabunIT๙" w:hAnsi="TH SarabunIT๙" w:eastAsia="Sarabun" w:hint="cs"/>
+          <w:rFonts w:eastAsia="Sarabun" w:hint="cs"/>
           <w:sz w:val="34"/>
           <w:szCs w:val="34"/>
         </w:rPr>
@@ -8350,230 +9523,233 @@
       <w:pPr>
         <w:pStyle w:val="Normal1"/>
         <w:tabs>
-          <w:tab w:val="clear" w:pos="720"/>
-          <w:tab w:val="left" w:pos="1134" w:leader="none"/>
+          <w:tab w:val="left" w:pos="1134"/>
         </w:tabs>
-        <w:spacing w:lineRule="atLeast" w:line="198" w:before="0" w:after="198"/>
-        <w:rPr>
-          <w:rFonts w:ascii="TH SarabunIT๙" w:hAnsi="TH SarabunIT๙" w:eastAsia="Sarabun" w:cs="TH SarabunIT๙"/>
+        <w:spacing w:after="198" w:line="198" w:lineRule="atLeast"/>
+        <w:rPr>
+          <w:rFonts w:eastAsia="Sarabun"/>
           <w:sz w:val="34"/>
           <w:szCs w:val="34"/>
         </w:rPr>
       </w:pPr>
-      <w:r>
-        <w:rPr>
-          <w:rFonts w:eastAsia="Sarabun" w:cs="TH SarabunIT๙"/>
-          <w:sz w:val="34"/>
-          <w:szCs w:val="34"/>
-        </w:rPr>
-      </w:r>
       <w:bookmarkStart w:id="0" w:name="_jj936q2owxvo"/>
-      <w:bookmarkStart w:id="1" w:name="_jj936q2owxvo"/>
-      <w:bookmarkEnd w:id="1"/>
+      <w:bookmarkEnd w:id="0"/>
     </w:p>
     <w:p>
       <w:pPr>
         <w:pStyle w:val="Normal1"/>
         <w:tabs>
-          <w:tab w:val="clear" w:pos="720"/>
-          <w:tab w:val="left" w:pos="1134" w:leader="none"/>
+          <w:tab w:val="left" w:pos="1134"/>
         </w:tabs>
-        <w:spacing w:lineRule="atLeast" w:line="198" w:before="0" w:after="198"/>
-        <w:rPr/>
+        <w:spacing w:after="198" w:line="198" w:lineRule="atLeast"/>
       </w:pPr>
       <w:r>
         <w:rPr>
-          <w:rFonts w:eastAsia="Sarabun" w:cs="TH SarabunIT๙"/>
+          <w:rFonts w:eastAsia="Sarabun"/>
           <w:sz w:val="34"/>
           <w:szCs w:val="34"/>
         </w:rPr>
         <w:tab/>
+      </w:r>
+      <w:r>
+        <w:rPr>
+          <w:rFonts w:eastAsia="Sarabun"/>
+          <w:sz w:val="34"/>
+          <w:szCs w:val="34"/>
+        </w:rPr>
         <w:tab/>
+      </w:r>
+      <w:r>
+        <w:rPr>
+          <w:rFonts w:eastAsia="Sarabun"/>
+          <w:sz w:val="34"/>
+          <w:szCs w:val="34"/>
+        </w:rPr>
         <w:tab/>
+      </w:r>
+      <w:r>
+        <w:rPr>
+          <w:rFonts w:eastAsia="Sarabun"/>
+          <w:sz w:val="34"/>
+          <w:szCs w:val="34"/>
+        </w:rPr>
         <w:tab/>
+      </w:r>
+      <w:r>
+        <w:rPr>
+          <w:rFonts w:eastAsia="Sarabun"/>
+          <w:sz w:val="34"/>
+          <w:szCs w:val="34"/>
+        </w:rPr>
         <w:tab/>
         <w:t>(</w:t>
       </w:r>
       <w:r>
         <w:rPr>
-          <w:rFonts w:ascii="TH SarabunIT๙" w:hAnsi="TH SarabunIT๙" w:eastAsia="Sarabun" w:hint="cs"/>
-          <w:sz w:val="34"/>
-          <w:szCs w:val="34"/>
-        </w:rPr>
-        <w:t>ลงชื่อ</w:t>
-      </w:r>
-      <w:r>
-        <w:rPr>
-          <w:rFonts w:eastAsia="Sarabun" w:cs="TH SarabunIT๙" w:hint="cs"/>
-          <w:sz w:val="34"/>
-          <w:szCs w:val="34"/>
-        </w:rPr>
-        <w:t>)........................................................</w:t>
-      </w:r>
-      <w:r>
-        <w:rPr>
-          <w:rFonts w:ascii="TH SarabunIT๙" w:hAnsi="TH SarabunIT๙" w:eastAsia="Sarabun" w:hint="cs"/>
-          <w:sz w:val="34"/>
-          <w:szCs w:val="34"/>
-        </w:rPr>
-        <w:t>ผู้ร้อง</w:t>
+          <w:rFonts w:eastAsia="Sarabun" w:hint="cs"/>
+          <w:sz w:val="34"/>
+          <w:szCs w:val="34"/>
+        </w:rPr>
+        <w:t>ลงชื่อ)........................................................ผู้ร้อง</w:t>
       </w:r>
     </w:p>
     <w:sectPr>
-      <w:type w:val="nextPage"/>
       <w:pgSz w:w="11906" w:h="16838"/>
-      <w:pgMar w:left="1701" w:right="720" w:gutter="0" w:header="0" w:top="720" w:footer="0" w:bottom="142"/>
-      <w:pgNumType w:start="1" w:fmt="decimal"/>
-      <w:formProt w:val="false"/>
-      <w:textDirection w:val="lrTb"/>
-      <w:docGrid w:type="default" w:linePitch="600" w:charSpace="36864"/>
+      <w:pgMar w:top="720" w:right="720" w:bottom="142" w:left="1701" w:header="0" w:footer="0" w:gutter="0"/>
+      <w:pgNumType w:start="1"/>
+      <w:cols w:space="720"/>
+      <w:formProt w:val="0"/>
+      <w:docGrid w:linePitch="600" w:charSpace="36864"/>
     </w:sectPr>
   </w:body>
 </w:document>
 </file>
 
 <file path=word/numbering.xml><?xml version="1.0" encoding="utf-8"?>
-<w:numbering xmlns:w="http://schemas.openxmlformats.org/wordprocessingml/2006/main" xmlns:o="urn:schemas-microsoft-com:office:office" xmlns:r="http://schemas.openxmlformats.org/officeDocument/2006/relationships" xmlns:v="urn:schemas-microsoft-com:vml" xmlns:mc="http://schemas.openxmlformats.org/markup-compatibility/2006" xmlns:w14="http://schemas.microsoft.com/office/word/2010/wordml" mc:Ignorable="w14">
-  <w:abstractNum w:abstractNumId="1">
+<w:numbering xmlns:wpc="http://schemas.microsoft.com/office/word/2010/wordprocessingCanvas" xmlns:cx="http://schemas.microsoft.com/office/drawing/2014/chartex" xmlns:cx1="http://schemas.microsoft.com/office/drawing/2015/9/8/chartex" xmlns:cx2="http://schemas.microsoft.com/office/drawing/2015/10/21/chartex" xmlns:cx3="http://schemas.microsoft.com/office/drawing/2016/5/9/chartex" xmlns:cx4="http://schemas.microsoft.com/office/drawing/2016/5/10/chartex" xmlns:cx5="http://schemas.microsoft.com/office/drawing/2016/5/11/chartex" xmlns:cx6="http://schemas.microsoft.com/office/drawing/2016/5/12/chartex" xmlns:cx7="http://schemas.microsoft.com/office/drawing/2016/5/13/chartex" xmlns:cx8="http://schemas.microsoft.com/office/drawing/2016/5/14/chartex" xmlns:mc="http://schemas.openxmlformats.org/markup-compatibility/2006" xmlns:aink="http://schemas.microsoft.com/office/drawing/2016/ink" xmlns:am3d="http://schemas.microsoft.com/office/drawing/2017/model3d" xmlns:o="urn:schemas-microsoft-com:office:office" xmlns:oel="http://schemas.microsoft.com/office/2019/extlst" xmlns:r="http://schemas.openxmlformats.org/officeDocument/2006/relationships" xmlns:m="http://schemas.openxmlformats.org/officeDocument/2006/math" xmlns:v="urn:schemas-microsoft-com:vml" xmlns:wp14="http://schemas.microsoft.com/office/word/2010/wordprocessingDrawing" xmlns:wp="http://schemas.openxmlformats.org/drawingml/2006/wordprocessingDrawing" xmlns:w10="urn:schemas-microsoft-com:office:word" xmlns:w="http://schemas.openxmlformats.org/wordprocessingml/2006/main" xmlns:w14="http://schemas.microsoft.com/office/word/2010/wordml" xmlns:w15="http://schemas.microsoft.com/office/word/2012/wordml" xmlns:w16cex="http://schemas.microsoft.com/office/word/2018/wordml/cex" xmlns:w16cid="http://schemas.microsoft.com/office/word/2016/wordml/cid" xmlns:w16="http://schemas.microsoft.com/office/word/2018/wordml" xmlns:w16du="http://schemas.microsoft.com/office/word/2023/wordml/word16du" xmlns:w16sdtdh="http://schemas.microsoft.com/office/word/2020/wordml/sdtdatahash" xmlns:w16sdtfl="http://schemas.microsoft.com/office/word/2024/wordml/sdtformatlock" xmlns:w16se="http://schemas.microsoft.com/office/word/2015/wordml/symex" xmlns:wpg="http://schemas.microsoft.com/office/word/2010/wordprocessingGroup" xmlns:wpi="http://schemas.microsoft.com/office/word/2010/wordprocessingInk" xmlns:wne="http://schemas.microsoft.com/office/word/2006/wordml" xmlns:wps="http://schemas.microsoft.com/office/word/2010/wordprocessingShape" mc:Ignorable="w14 w15 w16se w16cid w16 w16cex w16sdtdh w16sdtfl w16du wp14">
+  <w:abstractNum w:abstractNumId="0" w15:restartNumberingAfterBreak="0">
+    <w:nsid w:val="262E5B7B"/>
+    <w:multiLevelType w:val="multilevel"/>
+    <w:tmpl w:val="9DF06D8A"/>
     <w:lvl w:ilvl="0">
       <w:start w:val="1"/>
       <w:numFmt w:val="none"/>
+      <w:pStyle w:val="Heading1"/>
       <w:suff w:val="nothing"/>
       <w:lvlText w:val="%1"/>
-      <w:lvlJc w:val="start"/>
+      <w:lvlJc w:val="left"/>
       <w:pPr>
         <w:tabs>
           <w:tab w:val="num" w:pos="0"/>
         </w:tabs>
-        <w:ind w:start="0" w:hanging="0"/>
+        <w:ind w:left="0" w:firstLine="0"/>
       </w:pPr>
-      <w:rPr/>
     </w:lvl>
     <w:lvl w:ilvl="1">
       <w:start w:val="1"/>
       <w:numFmt w:val="none"/>
+      <w:pStyle w:val="Heading2"/>
       <w:suff w:val="nothing"/>
       <w:lvlText w:val="%2"/>
-      <w:lvlJc w:val="start"/>
+      <w:lvlJc w:val="left"/>
       <w:pPr>
         <w:tabs>
           <w:tab w:val="num" w:pos="0"/>
         </w:tabs>
-        <w:ind w:start="0" w:hanging="0"/>
+        <w:ind w:left="0" w:firstLine="0"/>
       </w:pPr>
-      <w:rPr/>
     </w:lvl>
     <w:lvl w:ilvl="2">
       <w:start w:val="1"/>
       <w:numFmt w:val="none"/>
+      <w:pStyle w:val="Heading3"/>
       <w:suff w:val="nothing"/>
       <w:lvlText w:val="%3"/>
-      <w:lvlJc w:val="start"/>
+      <w:lvlJc w:val="left"/>
       <w:pPr>
         <w:tabs>
           <w:tab w:val="num" w:pos="0"/>
         </w:tabs>
-        <w:ind w:start="0" w:hanging="0"/>
+        <w:ind w:left="0" w:firstLine="0"/>
       </w:pPr>
-      <w:rPr/>
     </w:lvl>
     <w:lvl w:ilvl="3">
       <w:start w:val="1"/>
       <w:numFmt w:val="none"/>
+      <w:pStyle w:val="Heading4"/>
       <w:suff w:val="nothing"/>
       <w:lvlText w:val="%4"/>
-      <w:lvlJc w:val="start"/>
+      <w:lvlJc w:val="left"/>
       <w:pPr>
         <w:tabs>
           <w:tab w:val="num" w:pos="0"/>
         </w:tabs>
-        <w:ind w:start="0" w:hanging="0"/>
+        <w:ind w:left="0" w:firstLine="0"/>
       </w:pPr>
-      <w:rPr/>
     </w:lvl>
     <w:lvl w:ilvl="4">
       <w:start w:val="1"/>
       <w:numFmt w:val="none"/>
+      <w:pStyle w:val="Heading5"/>
       <w:suff w:val="nothing"/>
       <w:lvlText w:val="%5"/>
-      <w:lvlJc w:val="start"/>
+      <w:lvlJc w:val="left"/>
       <w:pPr>
         <w:tabs>
           <w:tab w:val="num" w:pos="0"/>
         </w:tabs>
-        <w:ind w:start="0" w:hanging="0"/>
+        <w:ind w:left="0" w:firstLine="0"/>
       </w:pPr>
-      <w:rPr/>
     </w:lvl>
     <w:lvl w:ilvl="5">
       <w:start w:val="1"/>
       <w:numFmt w:val="none"/>
+      <w:pStyle w:val="Heading6"/>
       <w:suff w:val="nothing"/>
       <w:lvlText w:val="%6"/>
-      <w:lvlJc w:val="start"/>
+      <w:lvlJc w:val="left"/>
       <w:pPr>
         <w:tabs>
           <w:tab w:val="num" w:pos="0"/>
         </w:tabs>
-        <w:ind w:start="0" w:hanging="0"/>
+        <w:ind w:left="0" w:firstLine="0"/>
       </w:pPr>
-      <w:rPr/>
     </w:lvl>
     <w:lvl w:ilvl="6">
       <w:start w:val="1"/>
       <w:numFmt w:val="none"/>
       <w:suff w:val="nothing"/>
       <w:lvlText w:val="%7"/>
-      <w:lvlJc w:val="start"/>
+      <w:lvlJc w:val="left"/>
       <w:pPr>
         <w:tabs>
           <w:tab w:val="num" w:pos="0"/>
         </w:tabs>
-        <w:ind w:start="0" w:hanging="0"/>
+        <w:ind w:left="0" w:firstLine="0"/>
       </w:pPr>
-      <w:rPr/>
     </w:lvl>
     <w:lvl w:ilvl="7">
       <w:start w:val="1"/>
       <w:numFmt w:val="none"/>
       <w:suff w:val="nothing"/>
       <w:lvlText w:val="%8"/>
-      <w:lvlJc w:val="start"/>
+      <w:lvlJc w:val="left"/>
       <w:pPr>
         <w:tabs>
           <w:tab w:val="num" w:pos="0"/>
         </w:tabs>
-        <w:ind w:start="0" w:hanging="0"/>
+        <w:ind w:left="0" w:firstLine="0"/>
       </w:pPr>
-      <w:rPr/>
     </w:lvl>
     <w:lvl w:ilvl="8">
       <w:start w:val="1"/>
       <w:numFmt w:val="none"/>
       <w:suff w:val="nothing"/>
       <w:lvlText w:val="%9"/>
-      <w:lvlJc w:val="start"/>
+      <w:lvlJc w:val="left"/>
       <w:pPr>
         <w:tabs>
           <w:tab w:val="num" w:pos="0"/>
         </w:tabs>
-        <w:ind w:start="0" w:hanging="0"/>
+        <w:ind w:left="0" w:firstLine="0"/>
       </w:pPr>
-      <w:rPr/>
     </w:lvl>
   </w:abstractNum>
-  <w:abstractNum w:abstractNumId="2">
+  <w:abstractNum w:abstractNumId="1" w15:restartNumberingAfterBreak="0">
+    <w:nsid w:val="5A9717D0"/>
+    <w:multiLevelType w:val="multilevel"/>
+    <w:tmpl w:val="8A463840"/>
     <w:lvl w:ilvl="0">
       <w:start w:val="1"/>
       <w:numFmt w:val="none"/>
       <w:suff w:val="nothing"/>
       <w:lvlText w:val=""/>
-      <w:lvlJc w:val="start"/>
+      <w:lvlJc w:val="left"/>
       <w:pPr>
         <w:tabs>
           <w:tab w:val="num" w:pos="0"/>
         </w:tabs>
-        <w:ind w:start="0" w:hanging="0"/>
+        <w:ind w:left="0" w:firstLine="0"/>
       </w:pPr>
     </w:lvl>
     <w:lvl w:ilvl="1">
@@ -8581,12 +9757,12 @@
       <w:numFmt w:val="none"/>
       <w:suff w:val="nothing"/>
       <w:lvlText w:val=""/>
-      <w:lvlJc w:val="start"/>
+      <w:lvlJc w:val="left"/>
       <w:pPr>
         <w:tabs>
           <w:tab w:val="num" w:pos="0"/>
         </w:tabs>
-        <w:ind w:start="0" w:hanging="0"/>
+        <w:ind w:left="0" w:firstLine="0"/>
       </w:pPr>
     </w:lvl>
     <w:lvl w:ilvl="2">
@@ -8594,12 +9770,12 @@
       <w:numFmt w:val="none"/>
       <w:suff w:val="nothing"/>
       <w:lvlText w:val=""/>
-      <w:lvlJc w:val="start"/>
+      <w:lvlJc w:val="left"/>
       <w:pPr>
         <w:tabs>
           <w:tab w:val="num" w:pos="0"/>
         </w:tabs>
-        <w:ind w:start="0" w:hanging="0"/>
+        <w:ind w:left="0" w:firstLine="0"/>
       </w:pPr>
     </w:lvl>
     <w:lvl w:ilvl="3">
@@ -8607,12 +9783,12 @@
       <w:numFmt w:val="none"/>
       <w:suff w:val="nothing"/>
       <w:lvlText w:val=""/>
-      <w:lvlJc w:val="start"/>
+      <w:lvlJc w:val="left"/>
       <w:pPr>
         <w:tabs>
           <w:tab w:val="num" w:pos="0"/>
         </w:tabs>
-        <w:ind w:start="0" w:hanging="0"/>
+        <w:ind w:left="0" w:firstLine="0"/>
       </w:pPr>
     </w:lvl>
     <w:lvl w:ilvl="4">
@@ -8620,12 +9796,12 @@
       <w:numFmt w:val="none"/>
       <w:suff w:val="nothing"/>
       <w:lvlText w:val=""/>
-      <w:lvlJc w:val="start"/>
+      <w:lvlJc w:val="left"/>
       <w:pPr>
         <w:tabs>
           <w:tab w:val="num" w:pos="0"/>
         </w:tabs>
-        <w:ind w:start="0" w:hanging="0"/>
+        <w:ind w:left="0" w:firstLine="0"/>
       </w:pPr>
     </w:lvl>
     <w:lvl w:ilvl="5">
@@ -8633,12 +9809,12 @@
       <w:numFmt w:val="none"/>
       <w:suff w:val="nothing"/>
       <w:lvlText w:val=""/>
-      <w:lvlJc w:val="start"/>
+      <w:lvlJc w:val="left"/>
       <w:pPr>
         <w:tabs>
           <w:tab w:val="num" w:pos="0"/>
         </w:tabs>
-        <w:ind w:start="0" w:hanging="0"/>
+        <w:ind w:left="0" w:firstLine="0"/>
       </w:pPr>
     </w:lvl>
     <w:lvl w:ilvl="6">
@@ -8646,12 +9822,12 @@
       <w:numFmt w:val="none"/>
       <w:suff w:val="nothing"/>
       <w:lvlText w:val=""/>
-      <w:lvlJc w:val="start"/>
+      <w:lvlJc w:val="left"/>
       <w:pPr>
         <w:tabs>
           <w:tab w:val="num" w:pos="0"/>
         </w:tabs>
-        <w:ind w:start="0" w:hanging="0"/>
+        <w:ind w:left="0" w:firstLine="0"/>
       </w:pPr>
     </w:lvl>
     <w:lvl w:ilvl="7">
@@ -8659,12 +9835,12 @@
       <w:numFmt w:val="none"/>
       <w:suff w:val="nothing"/>
       <w:lvlText w:val=""/>
-      <w:lvlJc w:val="start"/>
+      <w:lvlJc w:val="left"/>
       <w:pPr>
         <w:tabs>
           <w:tab w:val="num" w:pos="0"/>
         </w:tabs>
-        <w:ind w:start="0" w:hanging="0"/>
+        <w:ind w:left="0" w:firstLine="0"/>
       </w:pPr>
     </w:lvl>
     <w:lvl w:ilvl="8">
@@ -8672,30 +9848,30 @@
       <w:numFmt w:val="none"/>
       <w:suff w:val="nothing"/>
       <w:lvlText w:val=""/>
-      <w:lvlJc w:val="start"/>
+      <w:lvlJc w:val="left"/>
       <w:pPr>
         <w:tabs>
           <w:tab w:val="num" w:pos="0"/>
         </w:tabs>
-        <w:ind w:start="0" w:hanging="0"/>
+        <w:ind w:left="0" w:firstLine="0"/>
       </w:pPr>
     </w:lvl>
   </w:abstractNum>
-  <w:num w:numId="1">
+  <w:num w:numId="1" w16cid:durableId="199829543">
+    <w:abstractNumId w:val="0"/>
+  </w:num>
+  <w:num w:numId="2" w16cid:durableId="219248149">
     <w:abstractNumId w:val="1"/>
-  </w:num>
-  <w:num w:numId="2">
-    <w:abstractNumId w:val="2"/>
   </w:num>
 </w:numbering>
 </file>
 
 <file path=word/styles.xml><?xml version="1.0" encoding="utf-8"?>
-<w:styles xmlns:w="http://schemas.openxmlformats.org/wordprocessingml/2006/main" xmlns:w14="http://schemas.microsoft.com/office/word/2010/wordml" xmlns:mc="http://schemas.openxmlformats.org/markup-compatibility/2006" mc:Ignorable="w14">
+<w:styles xmlns:mc="http://schemas.openxmlformats.org/markup-compatibility/2006" xmlns:r="http://schemas.openxmlformats.org/officeDocument/2006/relationships" xmlns:w="http://schemas.openxmlformats.org/wordprocessingml/2006/main" xmlns:w14="http://schemas.microsoft.com/office/word/2010/wordml" xmlns:w15="http://schemas.microsoft.com/office/word/2012/wordml" xmlns:w16cex="http://schemas.microsoft.com/office/word/2018/wordml/cex" xmlns:w16cid="http://schemas.microsoft.com/office/word/2016/wordml/cid" xmlns:w16="http://schemas.microsoft.com/office/word/2018/wordml" xmlns:w16du="http://schemas.microsoft.com/office/word/2023/wordml/word16du" xmlns:w16sdtdh="http://schemas.microsoft.com/office/word/2020/wordml/sdtdatahash" xmlns:w16sdtfl="http://schemas.microsoft.com/office/word/2024/wordml/sdtformatlock" xmlns:w16se="http://schemas.microsoft.com/office/word/2015/wordml/symex" mc:Ignorable="w14 w15 w16se w16cid w16 w16cex w16sdtdh w16sdtfl w16du">
   <w:docDefaults>
     <w:rPrDefault>
       <w:rPr>
-        <w:rFonts w:ascii="Calibri" w:hAnsi="Calibri" w:eastAsia="Calibri" w:cs="Calibri"/>
+        <w:rFonts w:ascii="Calibri" w:eastAsia="Calibri" w:hAnsi="Calibri" w:cs="Calibri"/>
         <w:sz w:val="22"/>
         <w:szCs w:val="22"/>
         <w:lang w:val="en-US" w:eastAsia="zh-CN" w:bidi="th-TH"/>
@@ -8703,21 +9879,21 @@
     </w:rPrDefault>
     <w:pPrDefault>
       <w:pPr>
-        <w:suppressAutoHyphens w:val="true"/>
+        <w:suppressAutoHyphens/>
       </w:pPr>
     </w:pPrDefault>
   </w:docDefaults>
   <w:latentStyles w:defLockedState="0" w:defUIPriority="99" w:defSemiHidden="0" w:defUnhideWhenUsed="0" w:defQFormat="0" w:count="376">
     <w:lsdException w:name="Normal" w:uiPriority="0" w:qFormat="1"/>
     <w:lsdException w:name="heading 1" w:uiPriority="9" w:qFormat="1"/>
-    <w:lsdException w:name="heading 2" w:uiPriority="9" w:semiHidden="1" w:unhideWhenUsed="1" w:qFormat="1"/>
-    <w:lsdException w:name="heading 3" w:uiPriority="9" w:semiHidden="1" w:unhideWhenUsed="1" w:qFormat="1"/>
-    <w:lsdException w:name="heading 4" w:uiPriority="9" w:semiHidden="1" w:unhideWhenUsed="1" w:qFormat="1"/>
-    <w:lsdException w:name="heading 5" w:uiPriority="9" w:semiHidden="1" w:unhideWhenUsed="1" w:qFormat="1"/>
-    <w:lsdException w:name="heading 6" w:uiPriority="9" w:semiHidden="1" w:unhideWhenUsed="1" w:qFormat="1"/>
-    <w:lsdException w:name="heading 7" w:uiPriority="9" w:semiHidden="1" w:unhideWhenUsed="1" w:qFormat="1"/>
-    <w:lsdException w:name="heading 8" w:uiPriority="9" w:semiHidden="1" w:unhideWhenUsed="1" w:qFormat="1"/>
-    <w:lsdException w:name="heading 9" w:uiPriority="9" w:semiHidden="1" w:unhideWhenUsed="1" w:qFormat="1"/>
+    <w:lsdException w:name="heading 2" w:semiHidden="1" w:uiPriority="9" w:unhideWhenUsed="1" w:qFormat="1"/>
+    <w:lsdException w:name="heading 3" w:semiHidden="1" w:uiPriority="9" w:unhideWhenUsed="1" w:qFormat="1"/>
+    <w:lsdException w:name="heading 4" w:semiHidden="1" w:uiPriority="9" w:unhideWhenUsed="1" w:qFormat="1"/>
+    <w:lsdException w:name="heading 5" w:semiHidden="1" w:uiPriority="9" w:unhideWhenUsed="1" w:qFormat="1"/>
+    <w:lsdException w:name="heading 6" w:semiHidden="1" w:uiPriority="9" w:unhideWhenUsed="1" w:qFormat="1"/>
+    <w:lsdException w:name="heading 7" w:semiHidden="1" w:uiPriority="9" w:unhideWhenUsed="1" w:qFormat="1"/>
+    <w:lsdException w:name="heading 8" w:semiHidden="1" w:uiPriority="9" w:unhideWhenUsed="1" w:qFormat="1"/>
+    <w:lsdException w:name="heading 9" w:semiHidden="1" w:uiPriority="9" w:unhideWhenUsed="1" w:qFormat="1"/>
     <w:lsdException w:name="index 1" w:semiHidden="1" w:unhideWhenUsed="1"/>
     <w:lsdException w:name="index 2" w:semiHidden="1" w:unhideWhenUsed="1"/>
     <w:lsdException w:name="index 3" w:semiHidden="1" w:unhideWhenUsed="1"/>
@@ -8727,22 +9903,22 @@
     <w:lsdException w:name="index 7" w:semiHidden="1" w:unhideWhenUsed="1"/>
     <w:lsdException w:name="index 8" w:semiHidden="1" w:unhideWhenUsed="1"/>
     <w:lsdException w:name="index 9" w:semiHidden="1" w:unhideWhenUsed="1"/>
-    <w:lsdException w:name="toc 1" w:uiPriority="39" w:semiHidden="1" w:unhideWhenUsed="1"/>
-    <w:lsdException w:name="toc 2" w:uiPriority="39" w:semiHidden="1" w:unhideWhenUsed="1"/>
-    <w:lsdException w:name="toc 3" w:uiPriority="39" w:semiHidden="1" w:unhideWhenUsed="1"/>
-    <w:lsdException w:name="toc 4" w:uiPriority="39" w:semiHidden="1" w:unhideWhenUsed="1"/>
-    <w:lsdException w:name="toc 5" w:uiPriority="39" w:semiHidden="1" w:unhideWhenUsed="1"/>
-    <w:lsdException w:name="toc 6" w:uiPriority="39" w:semiHidden="1" w:unhideWhenUsed="1"/>
-    <w:lsdException w:name="toc 7" w:uiPriority="39" w:semiHidden="1" w:unhideWhenUsed="1"/>
-    <w:lsdException w:name="toc 8" w:uiPriority="39" w:semiHidden="1" w:unhideWhenUsed="1"/>
-    <w:lsdException w:name="toc 9" w:uiPriority="39" w:semiHidden="1" w:unhideWhenUsed="1"/>
+    <w:lsdException w:name="toc 1" w:semiHidden="1" w:uiPriority="39" w:unhideWhenUsed="1"/>
+    <w:lsdException w:name="toc 2" w:semiHidden="1" w:uiPriority="39" w:unhideWhenUsed="1"/>
+    <w:lsdException w:name="toc 3" w:semiHidden="1" w:uiPriority="39" w:unhideWhenUsed="1"/>
+    <w:lsdException w:name="toc 4" w:semiHidden="1" w:uiPriority="39" w:unhideWhenUsed="1"/>
+    <w:lsdException w:name="toc 5" w:semiHidden="1" w:uiPriority="39" w:unhideWhenUsed="1"/>
+    <w:lsdException w:name="toc 6" w:semiHidden="1" w:uiPriority="39" w:unhideWhenUsed="1"/>
+    <w:lsdException w:name="toc 7" w:semiHidden="1" w:uiPriority="39" w:unhideWhenUsed="1"/>
+    <w:lsdException w:name="toc 8" w:semiHidden="1" w:uiPriority="39" w:unhideWhenUsed="1"/>
+    <w:lsdException w:name="toc 9" w:semiHidden="1" w:uiPriority="39" w:unhideWhenUsed="1"/>
     <w:lsdException w:name="Normal Indent" w:semiHidden="1" w:unhideWhenUsed="1"/>
     <w:lsdException w:name="footnote text" w:semiHidden="1" w:unhideWhenUsed="1"/>
     <w:lsdException w:name="annotation text" w:semiHidden="1" w:unhideWhenUsed="1"/>
     <w:lsdException w:name="header" w:semiHidden="1" w:unhideWhenUsed="1"/>
     <w:lsdException w:name="footer" w:semiHidden="1" w:unhideWhenUsed="1"/>
     <w:lsdException w:name="index heading" w:semiHidden="1" w:unhideWhenUsed="1"/>
-    <w:lsdException w:name="caption" w:uiPriority="35" w:semiHidden="1" w:unhideWhenUsed="1" w:qFormat="1"/>
+    <w:lsdException w:name="caption" w:semiHidden="1" w:uiPriority="35" w:unhideWhenUsed="1" w:qFormat="1"/>
     <w:lsdException w:name="table of figures" w:semiHidden="1" w:unhideWhenUsed="1"/>
     <w:lsdException w:name="envelope address" w:semiHidden="1" w:unhideWhenUsed="1"/>
     <w:lsdException w:name="envelope return" w:semiHidden="1" w:unhideWhenUsed="1"/>
@@ -8773,7 +9949,7 @@
     <w:lsdException w:name="Title" w:uiPriority="10" w:qFormat="1"/>
     <w:lsdException w:name="Closing" w:semiHidden="1" w:unhideWhenUsed="1"/>
     <w:lsdException w:name="Signature" w:semiHidden="1" w:unhideWhenUsed="1"/>
-    <w:lsdException w:name="Default Paragraph Font" w:uiPriority="1" w:semiHidden="1" w:unhideWhenUsed="1"/>
+    <w:lsdException w:name="Default Paragraph Font" w:semiHidden="1" w:uiPriority="1" w:unhideWhenUsed="1"/>
     <w:lsdException w:name="Body Text" w:semiHidden="1" w:unhideWhenUsed="1"/>
     <w:lsdException w:name="Body Text Indent" w:semiHidden="1" w:unhideWhenUsed="1"/>
     <w:lsdException w:name="List Continue" w:semiHidden="1" w:unhideWhenUsed="1"/>
@@ -8973,8 +10149,8 @@
     <w:lsdException w:name="Subtle Reference" w:uiPriority="31" w:qFormat="1"/>
     <w:lsdException w:name="Intense Reference" w:uiPriority="32" w:qFormat="1"/>
     <w:lsdException w:name="Book Title" w:uiPriority="33" w:qFormat="1"/>
-    <w:lsdException w:name="Bibliography" w:uiPriority="37" w:semiHidden="1" w:unhideWhenUsed="1"/>
-    <w:lsdException w:name="TOC Heading" w:uiPriority="39" w:semiHidden="1" w:unhideWhenUsed="1" w:qFormat="1"/>
+    <w:lsdException w:name="Bibliography" w:semiHidden="1" w:uiPriority="37" w:unhideWhenUsed="1"/>
+    <w:lsdException w:name="TOC Heading" w:semiHidden="1" w:uiPriority="39" w:unhideWhenUsed="1" w:qFormat="1"/>
     <w:lsdException w:name="Plain Table 1" w:uiPriority="41"/>
     <w:lsdException w:name="Plain Table 2" w:uiPriority="42"/>
     <w:lsdException w:name="Plain Table 3" w:uiPriority="43"/>
@@ -9085,24 +10261,12 @@
     <w:lsdException w:name="Unresolved Mention" w:semiHidden="1" w:unhideWhenUsed="1"/>
     <w:lsdException w:name="Smart Link" w:semiHidden="1" w:unhideWhenUsed="1"/>
   </w:latentStyles>
-  <w:style w:type="paragraph" w:styleId="Normal" w:default="1">
+  <w:style w:type="paragraph" w:default="1" w:styleId="Normal">
     <w:name w:val="Normal"/>
     <w:qFormat/>
     <w:pPr>
-      <w:widowControl w:val="false"/>
-      <w:suppressAutoHyphens w:val="true"/>
-      <w:bidi w:val="0"/>
-      <w:spacing w:before="0" w:after="0"/>
-      <w:jc w:val="start"/>
+      <w:widowControl w:val="0"/>
     </w:pPr>
-    <w:rPr>
-      <w:rFonts w:ascii="Calibri" w:hAnsi="Calibri" w:eastAsia="Calibri" w:cs="Calibri"/>
-      <w:color w:val="auto"/>
-      <w:kern w:val="0"/>
-      <w:sz w:val="22"/>
-      <w:szCs w:val="22"/>
-      <w:lang w:val="en-US" w:eastAsia="zh-CN" w:bidi="th-TH"/>
-    </w:rPr>
   </w:style>
   <w:style w:type="paragraph" w:styleId="Heading1">
     <w:name w:val="heading 1"/>
@@ -9111,13 +10275,12 @@
     <w:uiPriority w:val="9"/>
     <w:qFormat/>
     <w:pPr>
-      <w:keepNext w:val="true"/>
+      <w:keepNext/>
       <w:keepLines/>
       <w:numPr>
-        <w:ilvl w:val="0"/>
         <w:numId w:val="1"/>
       </w:numPr>
-      <w:spacing w:lineRule="auto" w:line="240" w:before="480" w:after="120"/>
+      <w:spacing w:before="480" w:after="120" w:line="240" w:lineRule="auto"/>
       <w:outlineLvl w:val="0"/>
     </w:pPr>
     <w:rPr>
@@ -9136,13 +10299,13 @@
     <w:unhideWhenUsed/>
     <w:qFormat/>
     <w:pPr>
-      <w:keepNext w:val="true"/>
+      <w:keepNext/>
       <w:keepLines/>
       <w:numPr>
         <w:ilvl w:val="1"/>
         <w:numId w:val="1"/>
       </w:numPr>
-      <w:spacing w:lineRule="auto" w:line="240" w:before="360" w:after="80"/>
+      <w:spacing w:before="360" w:after="80" w:line="240" w:lineRule="auto"/>
       <w:outlineLvl w:val="1"/>
     </w:pPr>
     <w:rPr>
@@ -9161,13 +10324,13 @@
     <w:unhideWhenUsed/>
     <w:qFormat/>
     <w:pPr>
-      <w:keepNext w:val="true"/>
+      <w:keepNext/>
       <w:keepLines/>
       <w:numPr>
         <w:ilvl w:val="2"/>
         <w:numId w:val="1"/>
       </w:numPr>
-      <w:spacing w:lineRule="auto" w:line="240" w:before="280" w:after="80"/>
+      <w:spacing w:before="280" w:after="80" w:line="240" w:lineRule="auto"/>
       <w:outlineLvl w:val="2"/>
     </w:pPr>
     <w:rPr>
@@ -9186,13 +10349,13 @@
     <w:unhideWhenUsed/>
     <w:qFormat/>
     <w:pPr>
-      <w:keepNext w:val="true"/>
+      <w:keepNext/>
       <w:keepLines/>
       <w:numPr>
         <w:ilvl w:val="3"/>
         <w:numId w:val="1"/>
       </w:numPr>
-      <w:spacing w:lineRule="auto" w:line="240" w:before="240" w:after="40"/>
+      <w:spacing w:before="240" w:after="40" w:line="240" w:lineRule="auto"/>
       <w:outlineLvl w:val="3"/>
     </w:pPr>
     <w:rPr>
@@ -9211,13 +10374,13 @@
     <w:unhideWhenUsed/>
     <w:qFormat/>
     <w:pPr>
-      <w:keepNext w:val="true"/>
+      <w:keepNext/>
       <w:keepLines/>
       <w:numPr>
         <w:ilvl w:val="4"/>
         <w:numId w:val="1"/>
       </w:numPr>
-      <w:spacing w:lineRule="auto" w:line="240" w:before="220" w:after="40"/>
+      <w:spacing w:before="220" w:after="40" w:line="240" w:lineRule="auto"/>
       <w:outlineLvl w:val="4"/>
     </w:pPr>
     <w:rPr>
@@ -9234,13 +10397,13 @@
     <w:unhideWhenUsed/>
     <w:qFormat/>
     <w:pPr>
-      <w:keepNext w:val="true"/>
+      <w:keepNext/>
       <w:keepLines/>
       <w:numPr>
         <w:ilvl w:val="5"/>
         <w:numId w:val="1"/>
       </w:numPr>
-      <w:spacing w:lineRule="auto" w:line="240" w:before="200" w:after="40"/>
+      <w:spacing w:before="200" w:after="40" w:line="240" w:lineRule="auto"/>
       <w:outlineLvl w:val="5"/>
     </w:pPr>
     <w:rPr>
@@ -9250,25 +10413,44 @@
       <w:szCs w:val="20"/>
     </w:rPr>
   </w:style>
-  <w:style w:type="character" w:styleId="DefaultParagraphFont" w:default="1">
+  <w:style w:type="character" w:default="1" w:styleId="DefaultParagraphFont">
     <w:name w:val="Default Paragraph Font"/>
     <w:uiPriority w:val="1"/>
     <w:semiHidden/>
     <w:unhideWhenUsed/>
-    <w:qFormat/>
-    <w:rPr/>
   </w:style>
-  <w:style w:type="paragraph" w:styleId="Heading" w:customStyle="1">
+  <w:style w:type="table" w:default="1" w:styleId="TableNormal">
+    <w:name w:val="Normal Table"/>
+    <w:uiPriority w:val="99"/>
+    <w:semiHidden/>
+    <w:unhideWhenUsed/>
+    <w:tblPr>
+      <w:tblInd w:w="0" w:type="dxa"/>
+      <w:tblCellMar>
+        <w:top w:w="0" w:type="dxa"/>
+        <w:left w:w="108" w:type="dxa"/>
+        <w:bottom w:w="0" w:type="dxa"/>
+        <w:right w:w="108" w:type="dxa"/>
+      </w:tblCellMar>
+    </w:tblPr>
+  </w:style>
+  <w:style w:type="numbering" w:default="1" w:styleId="NoList">
+    <w:name w:val="No List"/>
+    <w:uiPriority w:val="99"/>
+    <w:semiHidden/>
+    <w:unhideWhenUsed/>
+  </w:style>
+  <w:style w:type="paragraph" w:customStyle="1" w:styleId="Heading">
     <w:name w:val="Heading"/>
     <w:basedOn w:val="Normal"/>
     <w:next w:val="BodyText"/>
     <w:qFormat/>
     <w:pPr>
-      <w:keepNext w:val="true"/>
+      <w:keepNext/>
       <w:spacing w:before="240" w:after="120"/>
     </w:pPr>
     <w:rPr>
-      <w:rFonts w:ascii="Liberation Sans" w:hAnsi="Liberation Sans" w:eastAsia="Microsoft YaHei" w:cs="Cordia New"/>
+      <w:rFonts w:ascii="Liberation Sans" w:eastAsia="Microsoft YaHei" w:hAnsi="Liberation Sans" w:cs="Cordia New"/>
       <w:sz w:val="28"/>
       <w:szCs w:val="37"/>
     </w:rPr>
@@ -9277,14 +10459,12 @@
     <w:name w:val="Body Text"/>
     <w:basedOn w:val="Normal"/>
     <w:pPr>
-      <w:spacing w:lineRule="auto" w:line="276" w:before="0" w:after="140"/>
+      <w:spacing w:after="140" w:line="276" w:lineRule="auto"/>
     </w:pPr>
-    <w:rPr/>
   </w:style>
   <w:style w:type="paragraph" w:styleId="List">
     <w:name w:val="List"/>
     <w:basedOn w:val="BodyText"/>
-    <w:pPr/>
     <w:rPr>
       <w:rFonts w:cs="Angsana New"/>
       <w:sz w:val="24"/>
@@ -9306,7 +10486,7 @@
       <w:szCs w:val="32"/>
     </w:rPr>
   </w:style>
-  <w:style w:type="paragraph" w:styleId="Index" w:customStyle="1">
+  <w:style w:type="paragraph" w:customStyle="1" w:styleId="Index">
     <w:name w:val="Index"/>
     <w:basedOn w:val="Normal"/>
     <w:qFormat/>
@@ -9318,23 +10498,17 @@
       <w:sz w:val="24"/>
     </w:rPr>
   </w:style>
-  <w:style w:type="paragraph" w:styleId="Normal1" w:customStyle="1">
+  <w:style w:type="paragraph" w:customStyle="1" w:styleId="Normal1">
     <w:name w:val="Normal1"/>
     <w:qFormat/>
     <w:pPr>
-      <w:widowControl/>
-      <w:suppressAutoHyphens w:val="true"/>
-      <w:bidi w:val="0"/>
-      <w:spacing w:lineRule="auto" w:line="276" w:before="0" w:after="200"/>
+      <w:spacing w:after="200" w:line="276" w:lineRule="auto"/>
       <w:jc w:val="center"/>
     </w:pPr>
     <w:rPr>
-      <w:rFonts w:ascii="TH SarabunIT๙" w:hAnsi="TH SarabunIT๙" w:eastAsia="Calibri" w:cs="TH SarabunIT๙"/>
-      <w:color w:val="auto"/>
-      <w:kern w:val="0"/>
+      <w:rFonts w:ascii="TH SarabunIT๙" w:hAnsi="TH SarabunIT๙" w:cs="TH SarabunIT๙"/>
       <w:sz w:val="32"/>
       <w:szCs w:val="32"/>
-      <w:lang w:val="en-US" w:eastAsia="zh-CN" w:bidi="th-TH"/>
     </w:rPr>
   </w:style>
   <w:style w:type="paragraph" w:styleId="Title">
@@ -9344,9 +10518,9 @@
     <w:uiPriority w:val="10"/>
     <w:qFormat/>
     <w:pPr>
-      <w:keepNext w:val="true"/>
+      <w:keepNext/>
       <w:keepLines/>
-      <w:spacing w:lineRule="auto" w:line="240" w:before="480" w:after="120"/>
+      <w:spacing w:before="480" w:after="120" w:line="240" w:lineRule="auto"/>
     </w:pPr>
     <w:rPr>
       <w:b/>
@@ -9362,12 +10536,12 @@
     <w:uiPriority w:val="11"/>
     <w:qFormat/>
     <w:pPr>
-      <w:keepNext w:val="true"/>
+      <w:keepNext/>
       <w:keepLines/>
-      <w:spacing w:lineRule="auto" w:line="240" w:before="360" w:after="80"/>
+      <w:spacing w:before="360" w:after="80" w:line="240" w:lineRule="auto"/>
     </w:pPr>
     <w:rPr>
-      <w:rFonts w:ascii="Georgia" w:hAnsi="Georgia" w:eastAsia="Georgia" w:cs="Georgia"/>
+      <w:rFonts w:ascii="Georgia" w:eastAsia="Georgia" w:hAnsi="Georgia" w:cs="Georgia"/>
       <w:i/>
       <w:iCs/>
       <w:color w:val="666666"/>
@@ -9375,103 +10549,77 @@
       <w:szCs w:val="48"/>
     </w:rPr>
   </w:style>
-  <w:style w:type="paragraph" w:styleId="FrameContents" w:customStyle="1">
+  <w:style w:type="paragraph" w:customStyle="1" w:styleId="FrameContents">
     <w:name w:val="Frame Contents"/>
     <w:basedOn w:val="Normal"/>
     <w:qFormat/>
-    <w:pPr/>
-    <w:rPr/>
   </w:style>
-  <w:style w:type="paragraph" w:styleId="FrameContentsuser">
+  <w:style w:type="paragraph" w:customStyle="1" w:styleId="FrameContentsuser">
     <w:name w:val="Frame Contents (user)"/>
     <w:basedOn w:val="Normal"/>
     <w:qFormat/>
-    <w:pPr/>
-    <w:rPr/>
   </w:style>
   <w:style w:type="paragraph" w:styleId="BodyTextFirstIndent">
     <w:name w:val="Body Text First Indent"/>
     <w:basedOn w:val="BodyText"/>
     <w:pPr>
-      <w:ind w:firstLine="283" w:start="0"/>
+      <w:ind w:firstLine="283"/>
     </w:pPr>
-    <w:rPr/>
-  </w:style>
-  <w:style w:type="numbering" w:styleId="NoList" w:default="1">
-    <w:name w:val="No List"/>
-    <w:uiPriority w:val="99"/>
-    <w:semiHidden/>
-    <w:unhideWhenUsed/>
-    <w:qFormat/>
-  </w:style>
-  <w:style w:type="table" w:default="1" w:styleId="TableNormal">
-    <w:name w:val="Normal Table"/>
-    <w:uiPriority w:val="99"/>
-    <w:semiHidden/>
-    <w:unhideWhenUsed/>
-    <w:tblPr>
-      <w:tblCellMar>
-        <w:top w:w="0" w:type="dxa"/>
-        <w:left w:w="108" w:type="dxa"/>
-        <w:bottom w:w="0" w:type="dxa"/>
-        <w:right w:w="108" w:type="dxa"/>
-      </w:tblCellMar>
-    </w:tblPr>
   </w:style>
 </w:styles>
 </file>
 
 <file path=word/theme/theme1.xml><?xml version="1.0" encoding="utf-8"?>
-<a:theme xmlns:a="http://schemas.openxmlformats.org/drawingml/2006/main" xmlns:r="http://schemas.openxmlformats.org/officeDocument/2006/relationships" name="Office">
+<a:theme xmlns:a="http://schemas.openxmlformats.org/drawingml/2006/main" name="Office">
   <a:themeElements>
     <a:clrScheme name="LibreOffice">
       <a:dk1>
         <a:srgbClr val="000000"/>
       </a:dk1>
       <a:lt1>
-        <a:srgbClr val="ffffff"/>
+        <a:srgbClr val="FFFFFF"/>
       </a:lt1>
       <a:dk2>
         <a:srgbClr val="000000"/>
       </a:dk2>
       <a:lt2>
-        <a:srgbClr val="ffffff"/>
+        <a:srgbClr val="FFFFFF"/>
       </a:lt2>
       <a:accent1>
-        <a:srgbClr val="18a303"/>
+        <a:srgbClr val="18A303"/>
       </a:accent1>
       <a:accent2>
-        <a:srgbClr val="0369a3"/>
+        <a:srgbClr val="0369A3"/>
       </a:accent2>
       <a:accent3>
-        <a:srgbClr val="a33e03"/>
+        <a:srgbClr val="A33E03"/>
       </a:accent3>
       <a:accent4>
-        <a:srgbClr val="8e03a3"/>
+        <a:srgbClr val="8E03A3"/>
       </a:accent4>
       <a:accent5>
-        <a:srgbClr val="c99c00"/>
+        <a:srgbClr val="C99C00"/>
       </a:accent5>
       <a:accent6>
-        <a:srgbClr val="c9211e"/>
+        <a:srgbClr val="C9211E"/>
       </a:accent6>
       <a:hlink>
-        <a:srgbClr val="0000ee"/>
+        <a:srgbClr val="0000EE"/>
       </a:hlink>
       <a:folHlink>
-        <a:srgbClr val="551a8b"/>
+        <a:srgbClr val="551A8B"/>
       </a:folHlink>
     </a:clrScheme>
     <a:fontScheme name="Office">
       <a:majorFont>
-        <a:latin typeface="Arial" pitchFamily="0" charset="1"/>
-        <a:ea typeface="DejaVu Sans" pitchFamily="0" charset="1"/>
-        <a:cs typeface="DejaVu Sans" pitchFamily="0" charset="1"/>
+        <a:latin typeface="Arial"/>
+        <a:ea typeface="DejaVu Sans"/>
+        <a:cs typeface="DejaVu Sans"/>
       </a:majorFont>
       <a:minorFont>
-        <a:latin typeface="Arial" pitchFamily="0" charset="1"/>
-        <a:ea typeface="DejaVu Sans" pitchFamily="0" charset="1"/>
-        <a:cs typeface="DejaVu Sans" pitchFamily="0" charset="1"/>
+        <a:latin typeface="Arial"/>
+        <a:ea typeface="DejaVu Sans"/>
+        <a:cs typeface="DejaVu Sans"/>
       </a:minorFont>
     </a:fontScheme>
     <a:fmtScheme>
@@ -9524,5 +10672,7 @@
       </a:bgFillStyleLst>
     </a:fmtScheme>
   </a:themeElements>
+  <a:objectDefaults/>
+  <a:extraClrSchemeLst/>
 </a:theme>
 </file>
--- a/warrant_form/resources/reqform_template.docx
+++ b/warrant_form/resources/reqform_template.docx
@@ -1,19 +1,20 @@
 
 <file path=word/document.xml><?xml version="1.0" encoding="utf-8"?>
-<w:document xmlns:o="urn:schemas-microsoft-com:office:office" xmlns:r="http://schemas.openxmlformats.org/officeDocument/2006/relationships" xmlns:v="urn:schemas-microsoft-com:vml" xmlns:w="http://schemas.openxmlformats.org/wordprocessingml/2006/main" xmlns:w10="urn:schemas-microsoft-com:office:word" xmlns:wp="http://schemas.openxmlformats.org/drawingml/2006/wordprocessingDrawing" xmlns:pic="http://schemas.openxmlformats.org/drawingml/2006/picture" xmlns:wps="http://schemas.microsoft.com/office/word/2010/wordprocessingShape" xmlns:wpg="http://schemas.microsoft.com/office/word/2010/wordprocessingGroup" xmlns:mc="http://schemas.openxmlformats.org/markup-compatibility/2006" xmlns:wp14="http://schemas.microsoft.com/office/word/2010/wordprocessingDrawing" xmlns:w14="http://schemas.microsoft.com/office/word/2010/wordml" xmlns:w15="http://schemas.microsoft.com/office/word/2012/wordml" mc:Ignorable="w14 wp14 w15">
+<w:document xmlns:wpc="http://schemas.microsoft.com/office/word/2010/wordprocessingCanvas" xmlns:cx="http://schemas.microsoft.com/office/drawing/2014/chartex" xmlns:cx1="http://schemas.microsoft.com/office/drawing/2015/9/8/chartex" xmlns:cx2="http://schemas.microsoft.com/office/drawing/2015/10/21/chartex" xmlns:cx3="http://schemas.microsoft.com/office/drawing/2016/5/9/chartex" xmlns:cx4="http://schemas.microsoft.com/office/drawing/2016/5/10/chartex" xmlns:cx5="http://schemas.microsoft.com/office/drawing/2016/5/11/chartex" xmlns:cx6="http://schemas.microsoft.com/office/drawing/2016/5/12/chartex" xmlns:cx7="http://schemas.microsoft.com/office/drawing/2016/5/13/chartex" xmlns:cx8="http://schemas.microsoft.com/office/drawing/2016/5/14/chartex" xmlns:mc="http://schemas.openxmlformats.org/markup-compatibility/2006" xmlns:aink="http://schemas.microsoft.com/office/drawing/2016/ink" xmlns:am3d="http://schemas.microsoft.com/office/drawing/2017/model3d" xmlns:o="urn:schemas-microsoft-com:office:office" xmlns:oel="http://schemas.microsoft.com/office/2019/extlst" xmlns:r="http://schemas.openxmlformats.org/officeDocument/2006/relationships" xmlns:m="http://schemas.openxmlformats.org/officeDocument/2006/math" xmlns:v="urn:schemas-microsoft-com:vml" xmlns:wp14="http://schemas.microsoft.com/office/word/2010/wordprocessingDrawing" xmlns:wp="http://schemas.openxmlformats.org/drawingml/2006/wordprocessingDrawing" xmlns:w10="urn:schemas-microsoft-com:office:word" xmlns:w="http://schemas.openxmlformats.org/wordprocessingml/2006/main" xmlns:w14="http://schemas.microsoft.com/office/word/2010/wordml" xmlns:w15="http://schemas.microsoft.com/office/word/2012/wordml" xmlns:w16cex="http://schemas.microsoft.com/office/word/2018/wordml/cex" xmlns:w16cid="http://schemas.microsoft.com/office/word/2016/wordml/cid" xmlns:w16="http://schemas.microsoft.com/office/word/2018/wordml" xmlns:w16du="http://schemas.microsoft.com/office/word/2023/wordml/word16du" xmlns:w16sdtdh="http://schemas.microsoft.com/office/word/2020/wordml/sdtdatahash" xmlns:w16sdtfl="http://schemas.microsoft.com/office/word/2024/wordml/sdtformatlock" xmlns:w16se="http://schemas.microsoft.com/office/word/2015/wordml/symex" xmlns:wpg="http://schemas.microsoft.com/office/word/2010/wordprocessingGroup" xmlns:wpi="http://schemas.microsoft.com/office/word/2010/wordprocessingInk" xmlns:wne="http://schemas.microsoft.com/office/word/2006/wordml" xmlns:wps="http://schemas.microsoft.com/office/word/2010/wordprocessingShape" mc:Ignorable="w14 w15 w16se w16cid w16 w16cex w16sdtdh w16sdtfl w16du wp14">
   <w:body>
     <w:p>
       <w:pPr>
         <w:pStyle w:val="Normal1"/>
-        <w:spacing w:lineRule="atLeast" w:line="198" w:before="0" w:after="198"/>
-        <w:rPr/>
+        <w:spacing w:after="198" w:line="198" w:lineRule="atLeast"/>
       </w:pPr>
       <w:r>
-        <w:rPr/>
+        <w:rPr>
+          <w:noProof/>
+        </w:rPr>
         <mc:AlternateContent>
           <mc:Choice Requires="wps">
             <w:drawing>
-              <wp:anchor distT="635" distB="0" distL="635" distR="0" simplePos="0" relativeHeight="2" behindDoc="1" locked="0" layoutInCell="1" allowOverlap="1">
+              <wp:anchor distT="635" distB="0" distL="635" distR="0" simplePos="0" relativeHeight="3" behindDoc="1" locked="0" layoutInCell="1" allowOverlap="1" wp14:anchorId="0EF3A7B6" wp14:editId="3475A472">
                 <wp:simplePos x="0" y="0"/>
                 <wp:positionH relativeFrom="column">
                   <wp:posOffset>-194310</wp:posOffset>
@@ -25,6 +26,7 @@
                 <wp:effectExtent l="635" t="635" r="0" b="0"/>
                 <wp:wrapNone/>
                 <wp:docPr id="1" name="Shape 4"/>
+                <wp:cNvGraphicFramePr/>
                 <a:graphic xmlns:a="http://schemas.openxmlformats.org/drawingml/2006/main">
                   <a:graphicData uri="http://schemas.microsoft.com/office/word/2010/wordprocessingShape">
                     <wps:wsp>
@@ -38,26 +40,32 @@
                           <a:avLst/>
                         </a:prstGeom>
                         <a:solidFill>
-                          <a:srgbClr val="ffffff"/>
+                          <a:srgbClr val="FFFFFF"/>
                         </a:solidFill>
                         <a:ln w="0">
                           <a:noFill/>
                         </a:ln>
                       </wps:spPr>
                       <wps:style>
-                        <a:lnRef idx="0"/>
-                        <a:fillRef idx="0"/>
-                        <a:effectRef idx="0"/>
+                        <a:lnRef idx="0">
+                          <a:scrgbClr r="0" g="0" b="0"/>
+                        </a:lnRef>
+                        <a:fillRef idx="0">
+                          <a:scrgbClr r="0" g="0" b="0"/>
+                        </a:fillRef>
+                        <a:effectRef idx="0">
+                          <a:scrgbClr r="0" g="0" b="0"/>
+                        </a:effectRef>
                         <a:fontRef idx="minor"/>
                       </wps:style>
                       <wps:txbx>
                         <w:txbxContent>
                           <w:p>
                             <w:pPr>
-                              <w:pStyle w:val="FrameContents"/>
-                              <w:spacing w:lineRule="auto" w:line="276"/>
-                              <w:rPr>
-                                <w:rFonts w:ascii="TH SarabunIT๙" w:hAnsi="TH SarabunIT๙" w:eastAsia="Sarabun" w:cs="TH SarabunIT๙"/>
+                              <w:pStyle w:val="FrameContentsuser"/>
+                              <w:spacing w:line="276" w:lineRule="auto"/>
+                              <w:rPr>
+                                <w:rFonts w:ascii="TH SarabunIT๙" w:eastAsia="Sarabun" w:hAnsi="TH SarabunIT๙" w:cs="TH SarabunIT๙"/>
                                 <w:color w:val="000000"/>
                                 <w:sz w:val="34"/>
                                 <w:szCs w:val="34"/>
@@ -65,7 +73,7 @@
                             </w:pPr>
                             <w:r>
                               <w:rPr>
-                                <w:rFonts w:ascii="TH SarabunIT๙" w:hAnsi="TH SarabunIT๙" w:eastAsia="Sarabun" w:cs="TH SarabunIT๙"/>
+                                <w:rFonts w:ascii="TH SarabunIT๙" w:eastAsia="Sarabun" w:hAnsi="TH SarabunIT๙" w:cs="TH SarabunIT๙"/>
                                 <w:color w:val="000000"/>
                                 <w:sz w:val="34"/>
                                 <w:szCs w:val="34"/>
@@ -75,10 +83,10 @@
                           </w:p>
                           <w:p>
                             <w:pPr>
-                              <w:pStyle w:val="FrameContents"/>
-                              <w:spacing w:lineRule="auto" w:line="276"/>
-                              <w:rPr>
-                                <w:rFonts w:ascii="TH SarabunIT๙" w:hAnsi="TH SarabunIT๙" w:eastAsia="Sarabun" w:cs="TH SarabunIT๙"/>
+                              <w:pStyle w:val="FrameContentsuser"/>
+                              <w:spacing w:line="276" w:lineRule="auto"/>
+                              <w:rPr>
+                                <w:rFonts w:ascii="TH SarabunIT๙" w:eastAsia="Sarabun" w:hAnsi="TH SarabunIT๙" w:cs="TH SarabunIT๙"/>
                                 <w:color w:val="000000"/>
                                 <w:sz w:val="34"/>
                                 <w:szCs w:val="34"/>
@@ -86,7 +94,7 @@
                             </w:pPr>
                             <w:r>
                               <w:rPr>
-                                <w:rFonts w:ascii="TH SarabunIT๙" w:hAnsi="TH SarabunIT๙" w:eastAsia="Sarabun" w:cs="TH SarabunIT๙"/>
+                                <w:rFonts w:ascii="TH SarabunIT๙" w:eastAsia="Sarabun" w:hAnsi="TH SarabunIT๙" w:cs="TH SarabunIT๙"/>
                                 <w:color w:val="000000"/>
                                 <w:sz w:val="34"/>
                                 <w:szCs w:val="34"/>
@@ -96,43 +104,41 @@
                           </w:p>
                           <w:p>
                             <w:pPr>
-                              <w:pStyle w:val="FrameContents"/>
-                              <w:spacing w:lineRule="auto" w:line="276"/>
+                              <w:pStyle w:val="FrameContentsuser"/>
+                              <w:spacing w:line="276" w:lineRule="auto"/>
                               <w:rPr>
                                 <w:rFonts w:ascii="TH SarabunIT๙" w:hAnsi="TH SarabunIT๙" w:cs="TH SarabunIT๙"/>
                                 <w:sz w:val="34"/>
                                 <w:szCs w:val="34"/>
                               </w:rPr>
                             </w:pPr>
-                            <w:r>
-                              <w:rPr>
-                                <w:rFonts w:cs="TH SarabunIT๙" w:ascii="TH SarabunIT๙" w:hAnsi="TH SarabunIT๙"/>
-                                <w:color w:val="000000"/>
-                                <w:sz w:val="34"/>
-                                <w:szCs w:val="34"/>
-                              </w:rPr>
-                            </w:r>
                           </w:p>
                           <w:p>
                             <w:pPr>
-                              <w:pStyle w:val="FrameContents"/>
-                              <w:spacing w:lineRule="auto" w:line="276"/>
-                              <w:rPr/>
+                              <w:pStyle w:val="FrameContentsuser"/>
+                              <w:spacing w:line="276" w:lineRule="auto"/>
                             </w:pPr>
                             <w:r>
                               <w:rPr>
-                                <w:rFonts w:eastAsia="Sarabun" w:cs="TH SarabunIT๙" w:ascii="TH SarabunIT๙" w:hAnsi="TH SarabunIT๙"/>
+                                <w:rFonts w:ascii="TH SarabunIT๙" w:eastAsia="Sarabun" w:hAnsi="TH SarabunIT๙" w:cs="TH SarabunIT๙"/>
                                 <w:color w:val="000000"/>
                                 <w:sz w:val="34"/>
                                 <w:szCs w:val="34"/>
                               </w:rPr>
                               <w:t>................................</w:t>
+                            </w:r>
+                            <w:r>
+                              <w:rPr>
+                                <w:rFonts w:ascii="TH SarabunIT๙" w:eastAsia="Sarabun" w:hAnsi="TH SarabunIT๙" w:cs="TH SarabunIT๙"/>
+                                <w:color w:val="000000"/>
+                                <w:sz w:val="34"/>
+                                <w:szCs w:val="34"/>
+                              </w:rPr>
                               <w:br/>
                             </w:r>
                             <w:r>
                               <w:rPr>
-                                <w:rFonts w:ascii="TH SarabunIT๙" w:hAnsi="TH SarabunIT๙" w:eastAsia="Sarabun" w:cs="TH SarabunIT๙"/>
-                                <w:b/>
+                                <w:rFonts w:ascii="TH SarabunIT๙" w:eastAsia="Sarabun" w:hAnsi="TH SarabunIT๙" w:cs="TH SarabunIT๙"/>
                                 <w:b/>
                                 <w:color w:val="000000"/>
                                 <w:sz w:val="34"/>
@@ -152,7 +158,7 @@
               </wp:anchor>
             </w:drawing>
           </mc:Choice>
-          <mc:Fallback>
+          <mc:Fallback xmlns:pic="http://schemas.openxmlformats.org/drawingml/2006/picture">
             <w:pict>
               <v:rect id="shape_0" fillcolor="white" stroked="f" o:allowincell="f" style="position:absolute;margin-left:-15.3pt;margin-top:54.1pt;width:157.2pt;height:113.2pt;mso-wrap-style:square;v-text-anchor:top">
                 <v:fill o:detectmouseclick="t" type="solid" color2="black"/>
@@ -161,7 +167,7 @@
                   <w:txbxContent>
                     <w:p>
                       <w:pPr>
-                        <w:pStyle w:val="FrameContents"/>
+                        <w:pStyle w:val="FrameContentsuser"/>
                         <w:spacing w:lineRule="auto" w:line="276"/>
                         <w:rPr>
                           <w:rFonts w:ascii="TH SarabunIT๙" w:hAnsi="TH SarabunIT๙" w:eastAsia="Sarabun" w:cs="TH SarabunIT๙"/>
@@ -182,7 +188,7 @@
                     </w:p>
                     <w:p>
                       <w:pPr>
-                        <w:pStyle w:val="FrameContents"/>
+                        <w:pStyle w:val="FrameContentsuser"/>
                         <w:spacing w:lineRule="auto" w:line="276"/>
                         <w:rPr>
                           <w:rFonts w:ascii="TH SarabunIT๙" w:hAnsi="TH SarabunIT๙" w:eastAsia="Sarabun" w:cs="TH SarabunIT๙"/>
@@ -203,7 +209,7 @@
                     </w:p>
                     <w:p>
                       <w:pPr>
-                        <w:pStyle w:val="FrameContents"/>
+                        <w:pStyle w:val="FrameContentsuser"/>
                         <w:spacing w:lineRule="auto" w:line="276"/>
                         <w:rPr>
                           <w:rFonts w:ascii="TH SarabunIT๙" w:hAnsi="TH SarabunIT๙" w:cs="TH SarabunIT๙"/>
@@ -222,7 +228,7 @@
                     </w:p>
                     <w:p>
                       <w:pPr>
-                        <w:pStyle w:val="FrameContents"/>
+                        <w:pStyle w:val="FrameContentsuser"/>
                         <w:spacing w:lineRule="auto" w:line="276"/>
                         <w:rPr/>
                       </w:pPr>
@@ -255,10 +261,15 @@
             </w:pict>
           </mc:Fallback>
         </mc:AlternateContent>
+      </w:r>
+      <w:r>
+        <w:rPr>
+          <w:noProof/>
+        </w:rPr>
         <mc:AlternateContent>
           <mc:Choice Requires="wps">
             <w:drawing>
-              <wp:anchor distT="0" distB="0" distL="0" distR="0" simplePos="0" relativeHeight="14" behindDoc="0" locked="0" layoutInCell="1" allowOverlap="1">
+              <wp:anchor distT="0" distB="0" distL="0" distR="0" simplePos="0" relativeHeight="25" behindDoc="0" locked="0" layoutInCell="1" allowOverlap="1" wp14:anchorId="20326D27" wp14:editId="49922C70">
                 <wp:simplePos x="0" y="0"/>
                 <wp:positionH relativeFrom="column">
                   <wp:posOffset>-189865</wp:posOffset>
@@ -270,6 +281,7 @@
                 <wp:effectExtent l="0" t="0" r="0" b="0"/>
                 <wp:wrapNone/>
                 <wp:docPr id="2" name="Shape 2"/>
+                <wp:cNvGraphicFramePr/>
                 <a:graphic xmlns:a="http://schemas.openxmlformats.org/drawingml/2006/main">
                   <a:graphicData uri="http://schemas.microsoft.com/office/word/2010/wordprocessingShape">
                     <wps:wsp>
@@ -283,26 +295,32 @@
                           <a:avLst/>
                         </a:prstGeom>
                         <a:solidFill>
-                          <a:srgbClr val="ffffff"/>
+                          <a:srgbClr val="FFFFFF"/>
                         </a:solidFill>
                         <a:ln w="0">
                           <a:noFill/>
                         </a:ln>
                       </wps:spPr>
                       <wps:style>
-                        <a:lnRef idx="0"/>
-                        <a:fillRef idx="0"/>
-                        <a:effectRef idx="0"/>
+                        <a:lnRef idx="0">
+                          <a:scrgbClr r="0" g="0" b="0"/>
+                        </a:lnRef>
+                        <a:fillRef idx="0">
+                          <a:scrgbClr r="0" g="0" b="0"/>
+                        </a:fillRef>
+                        <a:effectRef idx="0">
+                          <a:scrgbClr r="0" g="0" b="0"/>
+                        </a:effectRef>
                         <a:fontRef idx="minor"/>
                       </wps:style>
                       <wps:txbx>
                         <w:txbxContent>
                           <w:p>
                             <w:pPr>
-                              <w:pStyle w:val="FrameContents"/>
-                              <w:spacing w:lineRule="auto" w:line="276"/>
-                              <w:rPr>
-                                <w:rFonts w:ascii="TH SarabunIT๙" w:hAnsi="TH SarabunIT๙" w:eastAsia="Sarabun" w:cs="TH SarabunIT๙"/>
+                              <w:pStyle w:val="FrameContentsuser"/>
+                              <w:spacing w:line="276" w:lineRule="auto"/>
+                              <w:rPr>
+                                <w:rFonts w:ascii="TH SarabunIT๙" w:eastAsia="Sarabun" w:hAnsi="TH SarabunIT๙" w:cs="TH SarabunIT๙"/>
                                 <w:color w:val="000000"/>
                                 <w:sz w:val="34"/>
                                 <w:szCs w:val="34"/>
@@ -310,41 +328,22 @@
                             </w:pPr>
                             <w:r>
                               <w:rPr>
-                                <w:rFonts w:eastAsia="Sarabun" w:cs="TH SarabunIT๙" w:ascii="TH SarabunIT๙" w:hAnsi="TH SarabunIT๙"/>
+                                <w:rFonts w:ascii="TH SarabunIT๙" w:eastAsia="Sarabun" w:hAnsi="TH SarabunIT๙" w:cs="TH SarabunIT๙"/>
                                 <w:color w:val="000000"/>
                                 <w:sz w:val="34"/>
                                 <w:szCs w:val="34"/>
                               </w:rPr>
-                              <w:t>(</w:t>
-                            </w:r>
-                            <w:r>
-                              <w:rPr>
-                                <w:rFonts w:ascii="TH SarabunIT๙" w:hAnsi="TH SarabunIT๙" w:eastAsia="Sarabun" w:cs="TH SarabunIT๙"/>
-                                <w:color w:val="000000"/>
-                                <w:sz w:val="34"/>
-                                <w:szCs w:val="34"/>
-                              </w:rPr>
-                              <w:t>คำร้อง</w:t>
-                            </w:r>
-                            <w:r>
-                              <w:rPr>
-                                <w:rFonts w:eastAsia="Sarabun" w:cs="TH SarabunIT๙" w:ascii="TH SarabunIT๙" w:hAnsi="TH SarabunIT๙"/>
-                                <w:color w:val="000000"/>
-                                <w:sz w:val="34"/>
-                                <w:szCs w:val="34"/>
-                              </w:rPr>
-                              <w:t>)</w:t>
+                              <w:t>(คำร้อง)</w:t>
                             </w:r>
                           </w:p>
                           <w:p>
                             <w:pPr>
-                              <w:pStyle w:val="FrameContents"/>
-                              <w:spacing w:lineRule="auto" w:line="276"/>
-                              <w:rPr/>
+                              <w:pStyle w:val="FrameContentsuser"/>
+                              <w:spacing w:line="276" w:lineRule="auto"/>
                             </w:pPr>
                             <w:r>
                               <w:rPr>
-                                <w:rFonts w:ascii="TH SarabunIT๙" w:hAnsi="TH SarabunIT๙" w:eastAsia="Sarabun" w:cs="TH SarabunIT๙"/>
+                                <w:rFonts w:ascii="TH SarabunIT๙" w:eastAsia="Sarabun" w:hAnsi="TH SarabunIT๙" w:cs="TH SarabunIT๙"/>
                                 <w:color w:val="000000"/>
                                 <w:sz w:val="34"/>
                                 <w:szCs w:val="34"/>
@@ -363,7 +362,7 @@
               </wp:anchor>
             </w:drawing>
           </mc:Choice>
-          <mc:Fallback>
+          <mc:Fallback xmlns:pic="http://schemas.openxmlformats.org/drawingml/2006/picture">
             <w:pict>
               <v:rect id="shape_0" fillcolor="white" stroked="f" o:allowincell="f" style="position:absolute;margin-left:-14.95pt;margin-top:-0.6pt;width:100.55pt;height:52.85pt;mso-wrap-style:square;v-text-anchor:top">
                 <v:fill o:detectmouseclick="t" type="solid" color2="black"/>
@@ -372,7 +371,7 @@
                   <w:txbxContent>
                     <w:p>
                       <w:pPr>
-                        <w:pStyle w:val="FrameContents"/>
+                        <w:pStyle w:val="FrameContentsuser"/>
                         <w:spacing w:lineRule="auto" w:line="276"/>
                         <w:rPr>
                           <w:rFonts w:ascii="TH SarabunIT๙" w:hAnsi="TH SarabunIT๙" w:eastAsia="Sarabun" w:cs="TH SarabunIT๙"/>
@@ -411,7 +410,7 @@
                     </w:p>
                     <w:p>
                       <w:pPr>
-                        <w:pStyle w:val="FrameContents"/>
+                        <w:pStyle w:val="FrameContentsuser"/>
                         <w:spacing w:lineRule="auto" w:line="276"/>
                         <w:rPr/>
                       </w:pPr>
@@ -432,8 +431,13 @@
             </w:pict>
           </mc:Fallback>
         </mc:AlternateContent>
+      </w:r>
+      <w:r>
+        <w:rPr>
+          <w:noProof/>
+        </w:rPr>
         <w:drawing>
-          <wp:inline distT="0" distB="0" distL="0" distR="0">
+          <wp:inline distT="0" distB="0" distL="0" distR="0" wp14:anchorId="07BF922B" wp14:editId="5B57280D">
             <wp:extent cx="1066800" cy="1104900"/>
             <wp:effectExtent l="0" t="0" r="0" b="0"/>
             <wp:docPr id="3" name="image1.png"/>
@@ -450,7 +454,7 @@
                     </pic:cNvPicPr>
                   </pic:nvPicPr>
                   <pic:blipFill>
-                    <a:blip r:embed="rId2"/>
+                    <a:blip r:embed="rId5"/>
                     <a:stretch>
                       <a:fillRect/>
                     </a:stretch>
@@ -476,11 +480,9 @@
       <w:pPr>
         <w:pStyle w:val="Normal1"/>
         <w:tabs>
-          <w:tab w:val="clear" w:pos="720"/>
-          <w:tab w:val="left" w:pos="4536" w:leader="none"/>
+          <w:tab w:val="left" w:pos="4536"/>
         </w:tabs>
-        <w:spacing w:lineRule="atLeast" w:line="198" w:before="0" w:after="198"/>
-        <w:rPr/>
+        <w:spacing w:after="198" w:line="198" w:lineRule="atLeast"/>
       </w:pPr>
       <w:r>
         <w:rPr>
@@ -488,6 +490,12 @@
           <w:szCs w:val="34"/>
         </w:rPr>
         <w:tab/>
+      </w:r>
+      <w:r>
+        <w:rPr>
+          <w:sz w:val="34"/>
+          <w:szCs w:val="34"/>
+        </w:rPr>
         <w:tab/>
       </w:r>
       <w:r>
@@ -496,29 +504,16 @@
           <w:sz w:val="34"/>
           <w:szCs w:val="34"/>
         </w:rPr>
-        <w:t>คดีหมายเลขดำที่  จ</w:t>
-      </w:r>
-      <w:r>
-        <w:rPr>
-          <w:rFonts w:eastAsia="Sarabun" w:hint="cs"/>
-          <w:sz w:val="34"/>
-          <w:szCs w:val="34"/>
-        </w:rPr>
-        <w:t>......................./</w:t>
-      </w:r>
-      <w:r>
-        <w:rPr>
-          <w:rFonts w:eastAsia="Sarabun" w:hint="cs"/>
-          <w:sz w:val="34"/>
-          <w:szCs w:val="34"/>
-        </w:rPr>
-        <w:t>๒๕</w:t>
-      </w:r>
-      <w:r>
+        <w:t>คดีหมายเลขดำที่  จ......................./๒๕</w:t>
+      </w:r>
+      <w:r>
+        <w:rPr>
+          <w:noProof/>
+        </w:rPr>
         <mc:AlternateContent>
           <mc:Choice Requires="wps">
             <w:drawing>
-              <wp:anchor distT="635" distB="0" distL="635" distR="0" simplePos="0" relativeHeight="19" behindDoc="0" locked="0" layoutInCell="1" allowOverlap="1">
+              <wp:anchor distT="635" distB="0" distL="635" distR="0" simplePos="0" relativeHeight="29" behindDoc="0" locked="0" layoutInCell="1" allowOverlap="1" wp14:anchorId="39A86FE9" wp14:editId="0DDA1AC9">
                 <wp:simplePos x="0" y="0"/>
                 <wp:positionH relativeFrom="column">
                   <wp:posOffset>4337685</wp:posOffset>
@@ -530,6 +525,7 @@
                 <wp:effectExtent l="635" t="635" r="0" b="0"/>
                 <wp:wrapNone/>
                 <wp:docPr id="4" name="Text Frame 1"/>
+                <wp:cNvGraphicFramePr/>
                 <a:graphic xmlns:a="http://schemas.openxmlformats.org/drawingml/2006/main">
                   <a:graphicData uri="http://schemas.microsoft.com/office/word/2010/wordprocessingShape">
                     <wps:wsp>
@@ -548,9 +544,15 @@
                         </a:ln>
                       </wps:spPr>
                       <wps:style>
-                        <a:lnRef idx="0"/>
-                        <a:fillRef idx="0"/>
-                        <a:effectRef idx="0"/>
+                        <a:lnRef idx="0">
+                          <a:scrgbClr r="0" g="0" b="0"/>
+                        </a:lnRef>
+                        <a:fillRef idx="0">
+                          <a:scrgbClr r="0" g="0" b="0"/>
+                        </a:fillRef>
+                        <a:effectRef idx="0">
+                          <a:scrgbClr r="0" g="0" b="0"/>
+                        </a:effectRef>
                         <a:fontRef idx="minor"/>
                       </wps:style>
                       <wps:txbx>
@@ -558,8 +560,6 @@
                           <w:p>
                             <w:pPr>
                               <w:pStyle w:val="Normal1"/>
-                              <w:spacing w:before="0" w:after="200"/>
-                              <w:rPr/>
                             </w:pPr>
                             <w:r>
                               <w:rPr>
@@ -570,7 +570,7 @@
                           </w:p>
                         </w:txbxContent>
                       </wps:txbx>
-                      <wps:bodyPr lIns="0" rIns="0" tIns="0" bIns="0" anchor="t">
+                      <wps:bodyPr lIns="0" tIns="0" rIns="0" bIns="0" anchor="t">
                         <a:noAutofit/>
                       </wps:bodyPr>
                     </wps:wsp>
@@ -579,7 +579,7 @@
               </wp:anchor>
             </w:drawing>
           </mc:Choice>
-          <mc:Fallback>
+          <mc:Fallback xmlns:pic="http://schemas.openxmlformats.org/drawingml/2006/picture">
             <w:pict>
               <v:rect id="shape_0" stroked="f" o:allowincell="f" style="position:absolute;margin-left:341.55pt;margin-top:-2.9pt;width:71.3pt;height:38.4pt;mso-wrap-style:square;v-text-anchor:top">
                 <v:fill o:detectmouseclick="t" on="false"/>
@@ -606,10 +606,15 @@
             </w:pict>
           </mc:Fallback>
         </mc:AlternateContent>
+      </w:r>
+      <w:r>
+        <w:rPr>
+          <w:noProof/>
+        </w:rPr>
         <mc:AlternateContent>
           <mc:Choice Requires="wps">
             <w:drawing>
-              <wp:anchor distT="635" distB="0" distL="635" distR="0" simplePos="0" relativeHeight="25" behindDoc="0" locked="0" layoutInCell="1" allowOverlap="1">
+              <wp:anchor distT="635" distB="0" distL="635" distR="0" simplePos="0" relativeHeight="35" behindDoc="0" locked="0" layoutInCell="1" allowOverlap="1" wp14:anchorId="03423C08" wp14:editId="1F05BC6D">
                 <wp:simplePos x="0" y="0"/>
                 <wp:positionH relativeFrom="column">
                   <wp:posOffset>5501640</wp:posOffset>
@@ -621,6 +626,7 @@
                 <wp:effectExtent l="635" t="635" r="0" b="0"/>
                 <wp:wrapNone/>
                 <wp:docPr id="5" name="Text Frame 2"/>
+                <wp:cNvGraphicFramePr/>
                 <a:graphic xmlns:a="http://schemas.openxmlformats.org/drawingml/2006/main">
                   <a:graphicData uri="http://schemas.microsoft.com/office/word/2010/wordprocessingShape">
                     <wps:wsp>
@@ -639,9 +645,15 @@
                         </a:ln>
                       </wps:spPr>
                       <wps:style>
-                        <a:lnRef idx="0"/>
-                        <a:fillRef idx="0"/>
-                        <a:effectRef idx="0"/>
+                        <a:lnRef idx="0">
+                          <a:scrgbClr r="0" g="0" b="0"/>
+                        </a:lnRef>
+                        <a:fillRef idx="0">
+                          <a:scrgbClr r="0" g="0" b="0"/>
+                        </a:fillRef>
+                        <a:effectRef idx="0">
+                          <a:scrgbClr r="0" g="0" b="0"/>
+                        </a:effectRef>
                         <a:fontRef idx="minor"/>
                       </wps:style>
                       <wps:txbx>
@@ -649,8 +661,6 @@
                           <w:p>
                             <w:pPr>
                               <w:pStyle w:val="Normal1"/>
-                              <w:spacing w:before="0" w:after="200"/>
-                              <w:rPr/>
                             </w:pPr>
                             <w:r>
                               <w:rPr>
@@ -663,7 +673,7 @@
                           </w:p>
                         </w:txbxContent>
                       </wps:txbx>
-                      <wps:bodyPr lIns="0" rIns="0" tIns="0" bIns="0" anchor="t">
+                      <wps:bodyPr lIns="0" tIns="0" rIns="0" bIns="0" anchor="t">
                         <a:noAutofit/>
                       </wps:bodyPr>
                     </wps:wsp>
@@ -672,7 +682,7 @@
               </wp:anchor>
             </w:drawing>
           </mc:Choice>
-          <mc:Fallback>
+          <mc:Fallback xmlns:pic="http://schemas.openxmlformats.org/drawingml/2006/picture">
             <w:pict>
               <v:rect id="shape_0" stroked="f" o:allowincell="f" style="position:absolute;margin-left:433.2pt;margin-top:-2.95pt;width:30.9pt;height:38.4pt;mso-wrap-style:square;v-text-anchor:top">
                 <v:fill o:detectmouseclick="t" on="false"/>
@@ -715,22 +725,21 @@
       <w:pPr>
         <w:pStyle w:val="Normal1"/>
         <w:tabs>
-          <w:tab w:val="clear" w:pos="720"/>
-          <w:tab w:val="left" w:pos="4536" w:leader="none"/>
+          <w:tab w:val="left" w:pos="4536"/>
         </w:tabs>
-        <w:spacing w:lineRule="atLeast" w:line="198" w:before="0" w:after="198"/>
-        <w:rPr/>
+        <w:spacing w:after="198" w:line="198" w:lineRule="atLeast"/>
       </w:pPr>
       <w:r>
         <w:rPr>
           <w:rFonts w:eastAsia="Sarabun"/>
+          <w:noProof/>
           <w:sz w:val="34"/>
           <w:szCs w:val="34"/>
         </w:rPr>
         <mc:AlternateContent>
           <mc:Choice Requires="wps">
             <w:drawing>
-              <wp:anchor distT="635" distB="0" distL="0" distR="0" simplePos="0" relativeHeight="27" behindDoc="0" locked="0" layoutInCell="1" allowOverlap="1">
+              <wp:anchor distT="635" distB="0" distL="0" distR="0" simplePos="0" relativeHeight="37" behindDoc="0" locked="0" layoutInCell="1" allowOverlap="1" wp14:anchorId="3A1A59F2" wp14:editId="1FF97A2C">
                 <wp:simplePos x="0" y="0"/>
                 <wp:positionH relativeFrom="column">
                   <wp:posOffset>-85725</wp:posOffset>
@@ -742,6 +751,7 @@
                 <wp:effectExtent l="0" t="635" r="0" b="0"/>
                 <wp:wrapNone/>
                 <wp:docPr id="6" name="Text Frame 4"/>
+                <wp:cNvGraphicFramePr/>
                 <a:graphic xmlns:a="http://schemas.openxmlformats.org/drawingml/2006/main">
                   <a:graphicData uri="http://schemas.microsoft.com/office/word/2010/wordprocessingShape">
                     <wps:wsp>
@@ -760,9 +770,15 @@
                         </a:ln>
                       </wps:spPr>
                       <wps:style>
-                        <a:lnRef idx="0"/>
-                        <a:fillRef idx="0"/>
-                        <a:effectRef idx="0"/>
+                        <a:lnRef idx="0">
+                          <a:scrgbClr r="0" g="0" b="0"/>
+                        </a:lnRef>
+                        <a:fillRef idx="0">
+                          <a:scrgbClr r="0" g="0" b="0"/>
+                        </a:fillRef>
+                        <a:effectRef idx="0">
+                          <a:scrgbClr r="0" g="0" b="0"/>
+                        </a:effectRef>
                         <a:fontRef idx="minor"/>
                       </wps:style>
                       <wps:txbx>
@@ -770,8 +786,7 @@
                           <w:p>
                             <w:pPr>
                               <w:pStyle w:val="Normal1"/>
-                              <w:spacing w:before="0" w:after="200"/>
-                              <w:jc w:val="start"/>
+                              <w:jc w:val="left"/>
                               <w:rPr>
                                 <w:sz w:val="30"/>
                                 <w:szCs w:val="30"/>
@@ -788,7 +803,7 @@
                           </w:p>
                         </w:txbxContent>
                       </wps:txbx>
-                      <wps:bodyPr lIns="0" rIns="0" tIns="0" bIns="0" anchor="t">
+                      <wps:bodyPr lIns="0" tIns="0" rIns="0" bIns="0" anchor="t">
                         <a:noAutofit/>
                       </wps:bodyPr>
                     </wps:wsp>
@@ -797,7 +812,7 @@
               </wp:anchor>
             </w:drawing>
           </mc:Choice>
-          <mc:Fallback>
+          <mc:Fallback xmlns:pic="http://schemas.openxmlformats.org/drawingml/2006/picture">
             <w:pict>
               <v:rect id="shape_0" stroked="f" o:allowincell="f" style="position:absolute;margin-left:-6.75pt;margin-top:-3.25pt;width:187.85pt;height:38.4pt;mso-wrap-style:square;v-text-anchor:top">
                 <v:fill o:detectmouseclick="t" on="false"/>
@@ -830,6 +845,13 @@
             </w:pict>
           </mc:Fallback>
         </mc:AlternateContent>
+      </w:r>
+      <w:r>
+        <w:rPr>
+          <w:rFonts w:eastAsia="Sarabun"/>
+          <w:sz w:val="34"/>
+          <w:szCs w:val="34"/>
+        </w:rPr>
         <w:tab/>
       </w:r>
       <w:r>
@@ -841,10 +863,13 @@
         <w:t>ศาล</w:t>
       </w:r>
       <w:r>
+        <w:rPr>
+          <w:noProof/>
+        </w:rPr>
         <mc:AlternateContent>
           <mc:Choice Requires="wps">
             <w:drawing>
-              <wp:anchor distT="635" distB="0" distL="0" distR="0" simplePos="0" relativeHeight="31" behindDoc="0" locked="0" layoutInCell="1" allowOverlap="1">
+              <wp:anchor distT="635" distB="0" distL="0" distR="0" simplePos="0" relativeHeight="39" behindDoc="0" locked="0" layoutInCell="1" allowOverlap="1" wp14:anchorId="40D0BAFB" wp14:editId="22A21696">
                 <wp:simplePos x="0" y="0"/>
                 <wp:positionH relativeFrom="column">
                   <wp:posOffset>3399155</wp:posOffset>
@@ -856,6 +881,7 @@
                 <wp:effectExtent l="0" t="635" r="0" b="0"/>
                 <wp:wrapNone/>
                 <wp:docPr id="7" name="Text Frame 3"/>
+                <wp:cNvGraphicFramePr/>
                 <a:graphic xmlns:a="http://schemas.openxmlformats.org/drawingml/2006/main">
                   <a:graphicData uri="http://schemas.microsoft.com/office/word/2010/wordprocessingShape">
                     <wps:wsp>
@@ -874,9 +900,15 @@
                         </a:ln>
                       </wps:spPr>
                       <wps:style>
-                        <a:lnRef idx="0"/>
-                        <a:fillRef idx="0"/>
-                        <a:effectRef idx="0"/>
+                        <a:lnRef idx="0">
+                          <a:scrgbClr r="0" g="0" b="0"/>
+                        </a:lnRef>
+                        <a:fillRef idx="0">
+                          <a:scrgbClr r="0" g="0" b="0"/>
+                        </a:fillRef>
+                        <a:effectRef idx="0">
+                          <a:scrgbClr r="0" g="0" b="0"/>
+                        </a:effectRef>
                         <a:fontRef idx="minor"/>
                       </wps:style>
                       <wps:txbx>
@@ -884,8 +916,7 @@
                           <w:p>
                             <w:pPr>
                               <w:pStyle w:val="Normal1"/>
-                              <w:spacing w:before="0" w:after="200"/>
-                              <w:jc w:val="start"/>
+                              <w:jc w:val="left"/>
                               <w:rPr>
                                 <w:color w:val="000000"/>
                               </w:rPr>
@@ -901,7 +932,7 @@
                           </w:p>
                         </w:txbxContent>
                       </wps:txbx>
-                      <wps:bodyPr lIns="0" rIns="0" tIns="0" bIns="0" anchor="t">
+                      <wps:bodyPr lIns="0" tIns="0" rIns="0" bIns="0" anchor="t">
                         <a:noAutofit/>
                       </wps:bodyPr>
                     </wps:wsp>
@@ -910,7 +941,7 @@
               </wp:anchor>
             </w:drawing>
           </mc:Choice>
-          <mc:Fallback>
+          <mc:Fallback xmlns:pic="http://schemas.openxmlformats.org/drawingml/2006/picture">
             <w:pict>
               <v:rect id="shape_0" stroked="f" o:allowincell="f" style="position:absolute;margin-left:267.65pt;margin-top:-2.75pt;width:176.25pt;height:38.4pt;mso-wrap-style:square;v-text-anchor:top">
                 <v:fill o:detectmouseclick="t" on="false"/>
@@ -956,11 +987,9 @@
       <w:pPr>
         <w:pStyle w:val="Normal1"/>
         <w:tabs>
-          <w:tab w:val="clear" w:pos="720"/>
-          <w:tab w:val="left" w:pos="4536" w:leader="none"/>
+          <w:tab w:val="left" w:pos="4536"/>
         </w:tabs>
-        <w:spacing w:lineRule="atLeast" w:line="198" w:before="0" w:after="198"/>
-        <w:rPr/>
+        <w:spacing w:after="198" w:line="198" w:lineRule="atLeast"/>
       </w:pPr>
       <w:r>
         <w:rPr>
@@ -976,45 +1005,16 @@
           <w:sz w:val="34"/>
           <w:szCs w:val="34"/>
         </w:rPr>
-        <w:t>วันที่…………</w:t>
-      </w:r>
-      <w:r>
-        <w:rPr>
-          <w:rFonts w:eastAsia="Sarabun" w:hint="cs"/>
-          <w:sz w:val="34"/>
-          <w:szCs w:val="34"/>
-        </w:rPr>
-        <w:t>.</w:t>
-      </w:r>
-      <w:r>
-        <w:rPr>
-          <w:rFonts w:eastAsia="Sarabun" w:hint="cs"/>
-          <w:sz w:val="34"/>
-          <w:szCs w:val="34"/>
-        </w:rPr>
-        <w:t>เดือน</w:t>
-      </w:r>
-      <w:r>
-        <w:rPr>
-          <w:rFonts w:eastAsia="Sarabun" w:hint="cs"/>
-          <w:sz w:val="34"/>
-          <w:szCs w:val="34"/>
-        </w:rPr>
-        <w:t>...................................</w:t>
-      </w:r>
-      <w:r>
-        <w:rPr>
-          <w:rFonts w:eastAsia="Sarabun" w:hint="cs"/>
-          <w:sz w:val="34"/>
-          <w:szCs w:val="34"/>
-        </w:rPr>
-        <w:t>พุทธศักราช</w:t>
-      </w:r>
-      <w:r>
+        <w:t>วันที่………….เดือน...................................พุทธศักราช</w:t>
+      </w:r>
+      <w:r>
+        <w:rPr>
+          <w:noProof/>
+        </w:rPr>
         <mc:AlternateContent>
           <mc:Choice Requires="wps">
             <w:drawing>
-              <wp:anchor distT="635" distB="0" distL="635" distR="0" simplePos="0" relativeHeight="33" behindDoc="0" locked="0" layoutInCell="1" allowOverlap="1">
+              <wp:anchor distT="635" distB="0" distL="635" distR="0" simplePos="0" relativeHeight="41" behindDoc="0" locked="0" layoutInCell="1" allowOverlap="1" wp14:anchorId="3F494572" wp14:editId="78F9EECB">
                 <wp:simplePos x="0" y="0"/>
                 <wp:positionH relativeFrom="column">
                   <wp:posOffset>5080000</wp:posOffset>
@@ -1026,6 +1026,7 @@
                 <wp:effectExtent l="635" t="635" r="0" b="0"/>
                 <wp:wrapNone/>
                 <wp:docPr id="8" name="Text Frame 5"/>
+                <wp:cNvGraphicFramePr/>
                 <a:graphic xmlns:a="http://schemas.openxmlformats.org/drawingml/2006/main">
                   <a:graphicData uri="http://schemas.microsoft.com/office/word/2010/wordprocessingShape">
                     <wps:wsp>
@@ -1044,9 +1045,15 @@
                         </a:ln>
                       </wps:spPr>
                       <wps:style>
-                        <a:lnRef idx="0"/>
-                        <a:fillRef idx="0"/>
-                        <a:effectRef idx="0"/>
+                        <a:lnRef idx="0">
+                          <a:scrgbClr r="0" g="0" b="0"/>
+                        </a:lnRef>
+                        <a:fillRef idx="0">
+                          <a:scrgbClr r="0" g="0" b="0"/>
+                        </a:fillRef>
+                        <a:effectRef idx="0">
+                          <a:scrgbClr r="0" g="0" b="0"/>
+                        </a:effectRef>
                         <a:fontRef idx="minor"/>
                       </wps:style>
                       <wps:txbx>
@@ -1054,8 +1061,6 @@
                           <w:p>
                             <w:pPr>
                               <w:pStyle w:val="Normal1"/>
-                              <w:spacing w:before="0" w:after="200"/>
-                              <w:rPr/>
                             </w:pPr>
                             <w:r>
                               <w:rPr>
@@ -1068,7 +1073,7 @@
                           </w:p>
                         </w:txbxContent>
                       </wps:txbx>
-                      <wps:bodyPr lIns="0" rIns="0" tIns="0" bIns="0" anchor="t">
+                      <wps:bodyPr lIns="0" tIns="0" rIns="0" bIns="0" anchor="t">
                         <a:noAutofit/>
                       </wps:bodyPr>
                     </wps:wsp>
@@ -1077,7 +1082,7 @@
               </wp:anchor>
             </w:drawing>
           </mc:Choice>
-          <mc:Fallback>
+          <mc:Fallback xmlns:pic="http://schemas.openxmlformats.org/drawingml/2006/picture">
             <w:pict>
               <v:rect id="shape_0" stroked="f" o:allowincell="f" style="position:absolute;margin-left:400pt;margin-top:-2.8pt;width:65.5pt;height:38.4pt;mso-wrap-style:square;v-text-anchor:top">
                 <v:fill o:detectmouseclick="t" on="false"/>
@@ -1106,10 +1111,15 @@
             </w:pict>
           </mc:Fallback>
         </mc:AlternateContent>
+      </w:r>
+      <w:r>
+        <w:rPr>
+          <w:noProof/>
+        </w:rPr>
         <mc:AlternateContent>
           <mc:Choice Requires="wps">
             <w:drawing>
-              <wp:anchor distT="635" distB="0" distL="635" distR="0" simplePos="0" relativeHeight="43" behindDoc="0" locked="0" layoutInCell="1" allowOverlap="1">
+              <wp:anchor distT="635" distB="0" distL="635" distR="0" simplePos="0" relativeHeight="49" behindDoc="0" locked="0" layoutInCell="1" allowOverlap="1" wp14:anchorId="274ACD6B" wp14:editId="7BB75C75">
                 <wp:simplePos x="0" y="0"/>
                 <wp:positionH relativeFrom="column">
                   <wp:posOffset>2374900</wp:posOffset>
@@ -1121,6 +1131,7 @@
                 <wp:effectExtent l="635" t="635" r="0" b="0"/>
                 <wp:wrapNone/>
                 <wp:docPr id="9" name="Text Frame 7"/>
+                <wp:cNvGraphicFramePr/>
                 <a:graphic xmlns:a="http://schemas.openxmlformats.org/drawingml/2006/main">
                   <a:graphicData uri="http://schemas.microsoft.com/office/word/2010/wordprocessingShape">
                     <wps:wsp>
@@ -1139,9 +1150,15 @@
                         </a:ln>
                       </wps:spPr>
                       <wps:style>
-                        <a:lnRef idx="0"/>
-                        <a:fillRef idx="0"/>
-                        <a:effectRef idx="0"/>
+                        <a:lnRef idx="0">
+                          <a:scrgbClr r="0" g="0" b="0"/>
+                        </a:lnRef>
+                        <a:fillRef idx="0">
+                          <a:scrgbClr r="0" g="0" b="0"/>
+                        </a:fillRef>
+                        <a:effectRef idx="0">
+                          <a:scrgbClr r="0" g="0" b="0"/>
+                        </a:effectRef>
                         <a:fontRef idx="minor"/>
                       </wps:style>
                       <wps:txbx>
@@ -1149,8 +1166,6 @@
                           <w:p>
                             <w:pPr>
                               <w:pStyle w:val="Normal1"/>
-                              <w:spacing w:before="0" w:after="200"/>
-                              <w:rPr/>
                             </w:pPr>
                             <w:r>
                               <w:rPr>
@@ -1163,7 +1178,7 @@
                           </w:p>
                         </w:txbxContent>
                       </wps:txbx>
-                      <wps:bodyPr lIns="0" rIns="0" tIns="0" bIns="0" anchor="t">
+                      <wps:bodyPr lIns="0" tIns="0" rIns="0" bIns="0" anchor="t">
                         <a:noAutofit/>
                       </wps:bodyPr>
                     </wps:wsp>
@@ -1172,7 +1187,7 @@
               </wp:anchor>
             </w:drawing>
           </mc:Choice>
-          <mc:Fallback>
+          <mc:Fallback xmlns:pic="http://schemas.openxmlformats.org/drawingml/2006/picture">
             <w:pict>
               <v:rect id="shape_0" stroked="f" o:allowincell="f" style="position:absolute;margin-left:187pt;margin-top:-2.75pt;width:49.4pt;height:38.4pt;mso-wrap-style:square;v-text-anchor:top">
                 <v:fill o:detectmouseclick="t" on="false"/>
@@ -1201,10 +1216,15 @@
             </w:pict>
           </mc:Fallback>
         </mc:AlternateContent>
+      </w:r>
+      <w:r>
+        <w:rPr>
+          <w:noProof/>
+        </w:rPr>
         <mc:AlternateContent>
           <mc:Choice Requires="wps">
             <w:drawing>
-              <wp:anchor distT="635" distB="0" distL="635" distR="0" simplePos="0" relativeHeight="45" behindDoc="0" locked="0" layoutInCell="1" allowOverlap="1">
+              <wp:anchor distT="635" distB="0" distL="635" distR="0" simplePos="0" relativeHeight="51" behindDoc="0" locked="0" layoutInCell="1" allowOverlap="1" wp14:anchorId="4462E57F" wp14:editId="210B0FAE">
                 <wp:simplePos x="0" y="0"/>
                 <wp:positionH relativeFrom="column">
                   <wp:posOffset>2965450</wp:posOffset>
@@ -1216,6 +1236,7 @@
                 <wp:effectExtent l="635" t="635" r="0" b="0"/>
                 <wp:wrapNone/>
                 <wp:docPr id="10" name="Text Frame 6"/>
+                <wp:cNvGraphicFramePr/>
                 <a:graphic xmlns:a="http://schemas.openxmlformats.org/drawingml/2006/main">
                   <a:graphicData uri="http://schemas.microsoft.com/office/word/2010/wordprocessingShape">
                     <wps:wsp>
@@ -1234,9 +1255,15 @@
                         </a:ln>
                       </wps:spPr>
                       <wps:style>
-                        <a:lnRef idx="0"/>
-                        <a:fillRef idx="0"/>
-                        <a:effectRef idx="0"/>
+                        <a:lnRef idx="0">
+                          <a:scrgbClr r="0" g="0" b="0"/>
+                        </a:lnRef>
+                        <a:fillRef idx="0">
+                          <a:scrgbClr r="0" g="0" b="0"/>
+                        </a:fillRef>
+                        <a:effectRef idx="0">
+                          <a:scrgbClr r="0" g="0" b="0"/>
+                        </a:effectRef>
                         <a:fontRef idx="minor"/>
                       </wps:style>
                       <wps:txbx>
@@ -1244,8 +1271,6 @@
                           <w:p>
                             <w:pPr>
                               <w:pStyle w:val="Normal1"/>
-                              <w:spacing w:before="0" w:after="200"/>
-                              <w:rPr/>
                             </w:pPr>
                             <w:r>
                               <w:rPr>
@@ -1258,7 +1283,7 @@
                           </w:p>
                         </w:txbxContent>
                       </wps:txbx>
-                      <wps:bodyPr lIns="0" rIns="0" tIns="0" bIns="0" anchor="t">
+                      <wps:bodyPr lIns="0" tIns="0" rIns="0" bIns="0" anchor="t">
                         <a:noAutofit/>
                       </wps:bodyPr>
                     </wps:wsp>
@@ -1267,7 +1292,7 @@
               </wp:anchor>
             </w:drawing>
           </mc:Choice>
-          <mc:Fallback>
+          <mc:Fallback xmlns:pic="http://schemas.openxmlformats.org/drawingml/2006/picture">
             <w:pict>
               <v:rect id="shape_0" stroked="f" o:allowincell="f" style="position:absolute;margin-left:233.5pt;margin-top:-2.8pt;width:116.9pt;height:38.4pt;mso-wrap-style:square;v-text-anchor:top">
                 <v:fill o:detectmouseclick="t" on="false"/>
@@ -1310,11 +1335,9 @@
       <w:pPr>
         <w:pStyle w:val="Normal1"/>
         <w:tabs>
-          <w:tab w:val="clear" w:pos="720"/>
-          <w:tab w:val="left" w:pos="4536" w:leader="none"/>
+          <w:tab w:val="left" w:pos="4536"/>
         </w:tabs>
-        <w:spacing w:lineRule="atLeast" w:line="198" w:before="0" w:after="198"/>
-        <w:rPr/>
+        <w:spacing w:after="198" w:line="198" w:lineRule="atLeast"/>
       </w:pPr>
       <w:r>
         <w:rPr>
@@ -1337,12 +1360,10 @@
       <w:pPr>
         <w:pStyle w:val="Normal1"/>
         <w:tabs>
-          <w:tab w:val="clear" w:pos="720"/>
-          <w:tab w:val="left" w:pos="4536" w:leader="none"/>
+          <w:tab w:val="left" w:pos="4536"/>
         </w:tabs>
-        <w:spacing w:lineRule="atLeast" w:line="198" w:before="0" w:after="198"/>
+        <w:spacing w:after="198" w:line="198" w:lineRule="atLeast"/>
         <w:jc w:val="both"/>
-        <w:rPr/>
       </w:pPr>
       <w:r>
         <w:rPr>
@@ -1353,10 +1374,13 @@
         <w:t>............................................................................................................................................................</w:t>
       </w:r>
       <w:r>
+        <w:rPr>
+          <w:noProof/>
+        </w:rPr>
         <mc:AlternateContent>
           <mc:Choice Requires="wps">
             <w:drawing>
-              <wp:anchor distT="635" distB="0" distL="0" distR="0" simplePos="0" relativeHeight="49" behindDoc="0" locked="0" layoutInCell="1" allowOverlap="1">
+              <wp:anchor distT="635" distB="0" distL="0" distR="0" simplePos="0" relativeHeight="55" behindDoc="0" locked="0" layoutInCell="1" allowOverlap="1" wp14:anchorId="4065582F" wp14:editId="0AF4D1FA">
                 <wp:simplePos x="0" y="0"/>
                 <wp:positionH relativeFrom="column">
                   <wp:posOffset>86360</wp:posOffset>
@@ -1368,6 +1392,7 @@
                 <wp:effectExtent l="0" t="635" r="0" b="0"/>
                 <wp:wrapNone/>
                 <wp:docPr id="11" name="Text Frame 8"/>
+                <wp:cNvGraphicFramePr/>
                 <a:graphic xmlns:a="http://schemas.openxmlformats.org/drawingml/2006/main">
                   <a:graphicData uri="http://schemas.microsoft.com/office/word/2010/wordprocessingShape">
                     <wps:wsp>
@@ -1386,9 +1411,15 @@
                         </a:ln>
                       </wps:spPr>
                       <wps:style>
-                        <a:lnRef idx="0"/>
-                        <a:fillRef idx="0"/>
-                        <a:effectRef idx="0"/>
+                        <a:lnRef idx="0">
+                          <a:scrgbClr r="0" g="0" b="0"/>
+                        </a:lnRef>
+                        <a:fillRef idx="0">
+                          <a:scrgbClr r="0" g="0" b="0"/>
+                        </a:fillRef>
+                        <a:effectRef idx="0">
+                          <a:scrgbClr r="0" g="0" b="0"/>
+                        </a:effectRef>
                         <a:fontRef idx="minor"/>
                       </wps:style>
                       <wps:txbx>
@@ -1396,8 +1427,6 @@
                           <w:p>
                             <w:pPr>
                               <w:pStyle w:val="Normal1"/>
-                              <w:spacing w:before="0" w:after="200"/>
-                              <w:rPr/>
                             </w:pPr>
                             <w:r>
                               <w:rPr>
@@ -1410,7 +1439,7 @@
                           </w:p>
                         </w:txbxContent>
                       </wps:txbx>
-                      <wps:bodyPr lIns="0" rIns="0" tIns="0" bIns="0" anchor="t">
+                      <wps:bodyPr lIns="0" tIns="0" rIns="0" bIns="0" anchor="t">
                         <a:noAutofit/>
                       </wps:bodyPr>
                     </wps:wsp>
@@ -1419,7 +1448,7 @@
               </wp:anchor>
             </w:drawing>
           </mc:Choice>
-          <mc:Fallback>
+          <mc:Fallback xmlns:pic="http://schemas.openxmlformats.org/drawingml/2006/picture">
             <w:pict>
               <v:rect id="shape_0" stroked="f" o:allowincell="f" style="position:absolute;margin-left:6.8pt;margin-top:-3.45pt;width:416.95pt;height:38.4pt;mso-wrap-style:square;v-text-anchor:top">
                 <v:fill o:detectmouseclick="t" on="false"/>
@@ -1462,13 +1491,11 @@
       <w:pPr>
         <w:pStyle w:val="Normal1"/>
         <w:tabs>
-          <w:tab w:val="clear" w:pos="720"/>
-          <w:tab w:val="left" w:pos="1134" w:leader="none"/>
-          <w:tab w:val="left" w:pos="4536" w:leader="none"/>
+          <w:tab w:val="left" w:pos="1134"/>
+          <w:tab w:val="left" w:pos="4536"/>
         </w:tabs>
-        <w:spacing w:lineRule="atLeast" w:line="198" w:before="0" w:after="198"/>
+        <w:spacing w:after="198" w:line="198" w:lineRule="atLeast"/>
         <w:jc w:val="both"/>
-        <w:rPr/>
       </w:pPr>
       <w:r>
         <w:rPr>
@@ -1484,29 +1511,16 @@
           <w:sz w:val="34"/>
           <w:szCs w:val="34"/>
         </w:rPr>
-        <w:t>ข้าพเจ้า</w:t>
-      </w:r>
-      <w:r>
-        <w:rPr>
-          <w:rFonts w:eastAsia="Sarabun" w:hint="cs"/>
-          <w:sz w:val="34"/>
-          <w:szCs w:val="34"/>
-        </w:rPr>
-        <w:t>...............................................</w:t>
-      </w:r>
-      <w:r>
-        <w:rPr>
-          <w:rFonts w:eastAsia="Sarabun" w:hint="cs"/>
-          <w:sz w:val="34"/>
-          <w:szCs w:val="34"/>
-        </w:rPr>
-        <w:t>ตำแหน่ง</w:t>
-      </w:r>
-      <w:r>
+        <w:t>ข้าพเจ้า...............................................ตำแหน่ง</w:t>
+      </w:r>
+      <w:r>
+        <w:rPr>
+          <w:noProof/>
+        </w:rPr>
         <mc:AlternateContent>
           <mc:Choice Requires="wps">
             <w:drawing>
-              <wp:anchor distT="635" distB="0" distL="635" distR="0" simplePos="0" relativeHeight="53" behindDoc="0" locked="0" layoutInCell="1" allowOverlap="1">
+              <wp:anchor distT="635" distB="0" distL="635" distR="0" simplePos="0" relativeHeight="57" behindDoc="0" locked="0" layoutInCell="1" allowOverlap="1" wp14:anchorId="6D28218F" wp14:editId="379C5E90">
                 <wp:simplePos x="0" y="0"/>
                 <wp:positionH relativeFrom="column">
                   <wp:posOffset>1210945</wp:posOffset>
@@ -1518,6 +1532,7 @@
                 <wp:effectExtent l="635" t="635" r="0" b="0"/>
                 <wp:wrapNone/>
                 <wp:docPr id="12" name="Text Frame 9"/>
+                <wp:cNvGraphicFramePr/>
                 <a:graphic xmlns:a="http://schemas.openxmlformats.org/drawingml/2006/main">
                   <a:graphicData uri="http://schemas.microsoft.com/office/word/2010/wordprocessingShape">
                     <wps:wsp>
@@ -1536,9 +1551,15 @@
                         </a:ln>
                       </wps:spPr>
                       <wps:style>
-                        <a:lnRef idx="0"/>
-                        <a:fillRef idx="0"/>
-                        <a:effectRef idx="0"/>
+                        <a:lnRef idx="0">
+                          <a:scrgbClr r="0" g="0" b="0"/>
+                        </a:lnRef>
+                        <a:fillRef idx="0">
+                          <a:scrgbClr r="0" g="0" b="0"/>
+                        </a:fillRef>
+                        <a:effectRef idx="0">
+                          <a:scrgbClr r="0" g="0" b="0"/>
+                        </a:effectRef>
                         <a:fontRef idx="minor"/>
                       </wps:style>
                       <wps:txbx>
@@ -1546,7 +1567,6 @@
                           <w:p>
                             <w:pPr>
                               <w:pStyle w:val="Normal1"/>
-                              <w:spacing w:before="0" w:after="200"/>
                               <w:rPr>
                                 <w:color w:val="000000"/>
                               </w:rPr>
@@ -1560,7 +1580,7 @@
                           </w:p>
                         </w:txbxContent>
                       </wps:txbx>
-                      <wps:bodyPr lIns="0" rIns="0" tIns="0" bIns="0" anchor="t">
+                      <wps:bodyPr lIns="0" tIns="0" rIns="0" bIns="0" anchor="t">
                         <a:noAutofit/>
                       </wps:bodyPr>
                     </wps:wsp>
@@ -1569,7 +1589,7 @@
               </wp:anchor>
             </w:drawing>
           </mc:Choice>
-          <mc:Fallback>
+          <mc:Fallback xmlns:pic="http://schemas.openxmlformats.org/drawingml/2006/picture">
             <w:pict>
               <v:rect id="shape_0" stroked="f" o:allowincell="f" style="position:absolute;margin-left:95.35pt;margin-top:-2.6pt;width:116.9pt;height:38.4pt;mso-wrap-style:square;v-text-anchor:top">
                 <v:fill o:detectmouseclick="t" on="false"/>
@@ -1598,10 +1618,15 @@
             </w:pict>
           </mc:Fallback>
         </mc:AlternateContent>
+      </w:r>
+      <w:r>
+        <w:rPr>
+          <w:noProof/>
+        </w:rPr>
         <mc:AlternateContent>
           <mc:Choice Requires="wps">
             <w:drawing>
-              <wp:anchor distT="635" distB="0" distL="0" distR="0" simplePos="0" relativeHeight="57" behindDoc="0" locked="0" layoutInCell="1" allowOverlap="1">
+              <wp:anchor distT="635" distB="0" distL="0" distR="0" simplePos="0" relativeHeight="59" behindDoc="0" locked="0" layoutInCell="1" allowOverlap="1" wp14:anchorId="04E49EA5" wp14:editId="51A6DBBC">
                 <wp:simplePos x="0" y="0"/>
                 <wp:positionH relativeFrom="column">
                   <wp:posOffset>3342640</wp:posOffset>
@@ -1613,6 +1638,7 @@
                 <wp:effectExtent l="0" t="635" r="0" b="0"/>
                 <wp:wrapNone/>
                 <wp:docPr id="13" name="Text Frame 10"/>
+                <wp:cNvGraphicFramePr/>
                 <a:graphic xmlns:a="http://schemas.openxmlformats.org/drawingml/2006/main">
                   <a:graphicData uri="http://schemas.microsoft.com/office/word/2010/wordprocessingShape">
                     <wps:wsp>
@@ -1631,9 +1657,15 @@
                         </a:ln>
                       </wps:spPr>
                       <wps:style>
-                        <a:lnRef idx="0"/>
-                        <a:fillRef idx="0"/>
-                        <a:effectRef idx="0"/>
+                        <a:lnRef idx="0">
+                          <a:scrgbClr r="0" g="0" b="0"/>
+                        </a:lnRef>
+                        <a:fillRef idx="0">
+                          <a:scrgbClr r="0" g="0" b="0"/>
+                        </a:fillRef>
+                        <a:effectRef idx="0">
+                          <a:scrgbClr r="0" g="0" b="0"/>
+                        </a:effectRef>
                         <a:fontRef idx="minor"/>
                       </wps:style>
                       <wps:txbx>
@@ -1641,7 +1673,6 @@
                           <w:p>
                             <w:pPr>
                               <w:pStyle w:val="Normal1"/>
-                              <w:spacing w:before="0" w:after="200"/>
                               <w:rPr>
                                 <w:color w:val="000000"/>
                               </w:rPr>
@@ -1655,7 +1686,7 @@
                           </w:p>
                         </w:txbxContent>
                       </wps:txbx>
-                      <wps:bodyPr lIns="0" rIns="0" tIns="0" bIns="0" anchor="t">
+                      <wps:bodyPr lIns="0" tIns="0" rIns="0" bIns="0" anchor="t">
                         <a:noAutofit/>
                       </wps:bodyPr>
                     </wps:wsp>
@@ -1664,7 +1695,7 @@
               </wp:anchor>
             </w:drawing>
           </mc:Choice>
-          <mc:Fallback>
+          <mc:Fallback xmlns:pic="http://schemas.openxmlformats.org/drawingml/2006/picture">
             <w:pict>
               <v:rect id="shape_0" stroked="f" o:allowincell="f" style="position:absolute;margin-left:263.2pt;margin-top:-3.25pt;width:186.35pt;height:38.4pt;mso-wrap-style:square;v-text-anchor:top">
                 <v:fill o:detectmouseclick="t" on="false"/>
@@ -1707,13 +1738,11 @@
       <w:pPr>
         <w:pStyle w:val="Normal1"/>
         <w:tabs>
-          <w:tab w:val="clear" w:pos="720"/>
-          <w:tab w:val="left" w:pos="1134" w:leader="none"/>
-          <w:tab w:val="left" w:pos="4536" w:leader="none"/>
+          <w:tab w:val="left" w:pos="1134"/>
+          <w:tab w:val="left" w:pos="4536"/>
         </w:tabs>
-        <w:spacing w:lineRule="atLeast" w:line="198" w:before="0" w:after="198"/>
+        <w:spacing w:after="198" w:line="198" w:lineRule="atLeast"/>
         <w:jc w:val="both"/>
-        <w:rPr/>
       </w:pPr>
       <w:r>
         <w:rPr>
@@ -1721,29 +1750,16 @@
           <w:sz w:val="34"/>
           <w:szCs w:val="34"/>
         </w:rPr>
-        <w:t>อายุ</w:t>
-      </w:r>
-      <w:r>
-        <w:rPr>
-          <w:rFonts w:eastAsia="Sarabun" w:hint="cs"/>
-          <w:sz w:val="34"/>
-          <w:szCs w:val="34"/>
-        </w:rPr>
-        <w:t>................</w:t>
-      </w:r>
-      <w:r>
-        <w:rPr>
-          <w:rFonts w:eastAsia="Sarabun" w:hint="cs"/>
-          <w:sz w:val="34"/>
-          <w:szCs w:val="34"/>
-        </w:rPr>
-        <w:t>ปี  อาชีพ  รับราชการ  สถานที่ทำงาน</w:t>
-      </w:r>
-      <w:r>
+        <w:t>อายุ................ปี  อาชีพ  รับราชการ  สถานที่ทำงาน</w:t>
+      </w:r>
+      <w:r>
+        <w:rPr>
+          <w:noProof/>
+        </w:rPr>
         <mc:AlternateContent>
           <mc:Choice Requires="wps">
             <w:drawing>
-              <wp:anchor distT="635" distB="0" distL="635" distR="0" simplePos="0" relativeHeight="65" behindDoc="0" locked="0" layoutInCell="1" allowOverlap="1">
+              <wp:anchor distT="635" distB="0" distL="635" distR="0" simplePos="0" relativeHeight="67" behindDoc="0" locked="0" layoutInCell="1" allowOverlap="1" wp14:anchorId="09489331" wp14:editId="404374C0">
                 <wp:simplePos x="0" y="0"/>
                 <wp:positionH relativeFrom="column">
                   <wp:posOffset>2912745</wp:posOffset>
@@ -1755,6 +1771,7 @@
                 <wp:effectExtent l="635" t="635" r="0" b="0"/>
                 <wp:wrapNone/>
                 <wp:docPr id="14" name="Text Frame 12"/>
+                <wp:cNvGraphicFramePr/>
                 <a:graphic xmlns:a="http://schemas.openxmlformats.org/drawingml/2006/main">
                   <a:graphicData uri="http://schemas.microsoft.com/office/word/2010/wordprocessingShape">
                     <wps:wsp>
@@ -1773,9 +1790,15 @@
                         </a:ln>
                       </wps:spPr>
                       <wps:style>
-                        <a:lnRef idx="0"/>
-                        <a:fillRef idx="0"/>
-                        <a:effectRef idx="0"/>
+                        <a:lnRef idx="0">
+                          <a:scrgbClr r="0" g="0" b="0"/>
+                        </a:lnRef>
+                        <a:fillRef idx="0">
+                          <a:scrgbClr r="0" g="0" b="0"/>
+                        </a:fillRef>
+                        <a:effectRef idx="0">
+                          <a:scrgbClr r="0" g="0" b="0"/>
+                        </a:effectRef>
                         <a:fontRef idx="minor"/>
                       </wps:style>
                       <wps:txbx>
@@ -1783,8 +1806,6 @@
                           <w:p>
                             <w:pPr>
                               <w:pStyle w:val="Normal1"/>
-                              <w:spacing w:before="0" w:after="200"/>
-                              <w:rPr/>
                             </w:pPr>
                             <w:r>
                               <w:rPr>
@@ -1797,7 +1818,7 @@
                           </w:p>
                         </w:txbxContent>
                       </wps:txbx>
-                      <wps:bodyPr lIns="0" rIns="0" tIns="0" bIns="0" anchor="t">
+                      <wps:bodyPr lIns="0" tIns="0" rIns="0" bIns="0" anchor="t">
                         <a:noAutofit/>
                       </wps:bodyPr>
                     </wps:wsp>
@@ -1806,7 +1827,7 @@
               </wp:anchor>
             </w:drawing>
           </mc:Choice>
-          <mc:Fallback>
+          <mc:Fallback xmlns:pic="http://schemas.openxmlformats.org/drawingml/2006/picture">
             <w:pict>
               <v:rect id="shape_0" stroked="f" o:allowincell="f" style="position:absolute;margin-left:229.35pt;margin-top:-3.25pt;width:222.8pt;height:38.4pt;mso-wrap-style:square;v-text-anchor:top">
                 <v:fill o:detectmouseclick="t" on="false"/>
@@ -1835,10 +1856,15 @@
             </w:pict>
           </mc:Fallback>
         </mc:AlternateContent>
+      </w:r>
+      <w:r>
+        <w:rPr>
+          <w:noProof/>
+        </w:rPr>
         <mc:AlternateContent>
           <mc:Choice Requires="wps">
             <w:drawing>
-              <wp:anchor distT="635" distB="0" distL="635" distR="0" simplePos="0" relativeHeight="71" behindDoc="0" locked="0" layoutInCell="1" allowOverlap="1">
+              <wp:anchor distT="635" distB="0" distL="635" distR="0" simplePos="0" relativeHeight="73" behindDoc="0" locked="0" layoutInCell="1" allowOverlap="1" wp14:anchorId="76E2BB32" wp14:editId="73345802">
                 <wp:simplePos x="0" y="0"/>
                 <wp:positionH relativeFrom="column">
                   <wp:posOffset>330200</wp:posOffset>
@@ -1850,6 +1876,7 @@
                 <wp:effectExtent l="635" t="635" r="0" b="0"/>
                 <wp:wrapNone/>
                 <wp:docPr id="15" name="Text Frame 11"/>
+                <wp:cNvGraphicFramePr/>
                 <a:graphic xmlns:a="http://schemas.openxmlformats.org/drawingml/2006/main">
                   <a:graphicData uri="http://schemas.microsoft.com/office/word/2010/wordprocessingShape">
                     <wps:wsp>
@@ -1868,9 +1895,15 @@
                         </a:ln>
                       </wps:spPr>
                       <wps:style>
-                        <a:lnRef idx="0"/>
-                        <a:fillRef idx="0"/>
-                        <a:effectRef idx="0"/>
+                        <a:lnRef idx="0">
+                          <a:scrgbClr r="0" g="0" b="0"/>
+                        </a:lnRef>
+                        <a:fillRef idx="0">
+                          <a:scrgbClr r="0" g="0" b="0"/>
+                        </a:fillRef>
+                        <a:effectRef idx="0">
+                          <a:scrgbClr r="0" g="0" b="0"/>
+                        </a:effectRef>
                         <a:fontRef idx="minor"/>
                       </wps:style>
                       <wps:txbx>
@@ -1878,8 +1911,7 @@
                           <w:p>
                             <w:pPr>
                               <w:pStyle w:val="Normal1"/>
-                              <w:spacing w:before="0" w:after="200"/>
-                              <w:jc w:val="start"/>
+                              <w:jc w:val="left"/>
                               <w:rPr>
                                 <w:color w:val="000000"/>
                               </w:rPr>
@@ -1895,7 +1927,7 @@
                           </w:p>
                         </w:txbxContent>
                       </wps:txbx>
-                      <wps:bodyPr lIns="0" rIns="0" tIns="0" bIns="0" anchor="t">
+                      <wps:bodyPr lIns="0" tIns="0" rIns="0" bIns="0" anchor="t">
                         <a:noAutofit/>
                       </wps:bodyPr>
                     </wps:wsp>
@@ -1904,7 +1936,7 @@
               </wp:anchor>
             </w:drawing>
           </mc:Choice>
-          <mc:Fallback>
+          <mc:Fallback xmlns:pic="http://schemas.openxmlformats.org/drawingml/2006/picture">
             <w:pict>
               <v:rect id="shape_0" stroked="f" o:allowincell="f" style="position:absolute;margin-left:26pt;margin-top:-3.7pt;width:116.9pt;height:38.4pt;mso-wrap-style:square;v-text-anchor:top">
                 <v:fill o:detectmouseclick="t" on="false"/>
@@ -1950,7 +1982,6 @@
       <w:pPr>
         <w:pStyle w:val="Normal1"/>
         <w:jc w:val="both"/>
-        <w:rPr/>
       </w:pPr>
       <w:r>
         <w:rPr>
@@ -1958,77 +1989,16 @@
           <w:sz w:val="34"/>
           <w:szCs w:val="34"/>
         </w:rPr>
-        <w:t>แขวง</w:t>
-      </w:r>
-      <w:r>
-        <w:rPr>
-          <w:rFonts w:eastAsia="Sarabun" w:hint="cs"/>
-          <w:sz w:val="34"/>
-          <w:szCs w:val="34"/>
-        </w:rPr>
-        <w:t>/</w:t>
-      </w:r>
-      <w:r>
-        <w:rPr>
-          <w:rFonts w:eastAsia="Sarabun" w:hint="cs"/>
-          <w:sz w:val="34"/>
-          <w:szCs w:val="34"/>
-        </w:rPr>
-        <w:t>ตำบล</w:t>
-      </w:r>
-      <w:r>
-        <w:rPr>
-          <w:rFonts w:eastAsia="Sarabun" w:hint="cs"/>
-          <w:sz w:val="34"/>
-          <w:szCs w:val="34"/>
-        </w:rPr>
-        <w:t>..............................</w:t>
-      </w:r>
-      <w:r>
-        <w:rPr>
-          <w:rFonts w:eastAsia="Sarabun" w:hint="cs"/>
-          <w:sz w:val="34"/>
-          <w:szCs w:val="34"/>
-        </w:rPr>
-        <w:t>เขต</w:t>
-      </w:r>
-      <w:r>
-        <w:rPr>
-          <w:rFonts w:eastAsia="Sarabun" w:hint="cs"/>
-          <w:sz w:val="34"/>
-          <w:szCs w:val="34"/>
-        </w:rPr>
-        <w:t>/</w:t>
-      </w:r>
-      <w:r>
-        <w:rPr>
-          <w:rFonts w:eastAsia="Sarabun" w:hint="cs"/>
-          <w:sz w:val="34"/>
-          <w:szCs w:val="34"/>
-        </w:rPr>
-        <w:t>อำเภอ</w:t>
-      </w:r>
-      <w:r>
-        <w:rPr>
-          <w:rFonts w:eastAsia="Sarabun" w:hint="cs"/>
-          <w:sz w:val="34"/>
-          <w:szCs w:val="34"/>
-        </w:rPr>
-        <w:t>............................................</w:t>
-      </w:r>
-      <w:r>
-        <w:rPr>
-          <w:rFonts w:eastAsia="Sarabun" w:hint="cs"/>
-          <w:sz w:val="34"/>
-          <w:szCs w:val="34"/>
-        </w:rPr>
-        <w:t>จังหวัด</w:t>
-      </w:r>
-      <w:r>
+        <w:t>แขวง/ตำบล..............................เขต/อำเภอ............................................จังหวัด</w:t>
+      </w:r>
+      <w:r>
+        <w:rPr>
+          <w:noProof/>
+        </w:rPr>
         <mc:AlternateContent>
           <mc:Choice Requires="wps">
             <w:drawing>
-              <wp:anchor distT="0" distB="0" distL="635" distR="0" simplePos="0" relativeHeight="75" behindDoc="0" locked="0" layoutInCell="1" allowOverlap="1">
+              <wp:anchor distT="0" distB="0" distL="635" distR="0" simplePos="0" relativeHeight="77" behindDoc="0" locked="0" layoutInCell="1" allowOverlap="1" wp14:anchorId="3A2145D4" wp14:editId="2980AEA8">
                 <wp:simplePos x="0" y="0"/>
                 <wp:positionH relativeFrom="column">
                   <wp:posOffset>648335</wp:posOffset>
@@ -2040,6 +2010,7 @@
                 <wp:effectExtent l="635" t="0" r="0" b="0"/>
                 <wp:wrapNone/>
                 <wp:docPr id="16" name="Text Frame 13"/>
+                <wp:cNvGraphicFramePr/>
                 <a:graphic xmlns:a="http://schemas.openxmlformats.org/drawingml/2006/main">
                   <a:graphicData uri="http://schemas.microsoft.com/office/word/2010/wordprocessingShape">
                     <wps:wsp>
@@ -2058,9 +2029,15 @@
                         </a:ln>
                       </wps:spPr>
                       <wps:style>
-                        <a:lnRef idx="0"/>
-                        <a:fillRef idx="0"/>
-                        <a:effectRef idx="0"/>
+                        <a:lnRef idx="0">
+                          <a:scrgbClr r="0" g="0" b="0"/>
+                        </a:lnRef>
+                        <a:fillRef idx="0">
+                          <a:scrgbClr r="0" g="0" b="0"/>
+                        </a:fillRef>
+                        <a:effectRef idx="0">
+                          <a:scrgbClr r="0" g="0" b="0"/>
+                        </a:effectRef>
                         <a:fontRef idx="minor"/>
                       </wps:style>
                       <wps:txbx>
@@ -2068,7 +2045,6 @@
                           <w:p>
                             <w:pPr>
                               <w:pStyle w:val="Normal1"/>
-                              <w:spacing w:before="0" w:after="200"/>
                               <w:rPr>
                                 <w:sz w:val="30"/>
                                 <w:szCs w:val="30"/>
@@ -2085,7 +2061,7 @@
                           </w:p>
                         </w:txbxContent>
                       </wps:txbx>
-                      <wps:bodyPr lIns="0" rIns="0" tIns="0" bIns="0" anchor="t">
+                      <wps:bodyPr lIns="0" tIns="0" rIns="0" bIns="0" anchor="t">
                         <a:noAutofit/>
                       </wps:bodyPr>
                     </wps:wsp>
@@ -2094,7 +2070,7 @@
               </wp:anchor>
             </w:drawing>
           </mc:Choice>
-          <mc:Fallback>
+          <mc:Fallback xmlns:pic="http://schemas.openxmlformats.org/drawingml/2006/picture">
             <w:pict>
               <v:rect id="shape_0" stroked="f" o:allowincell="f" style="position:absolute;margin-left:51.05pt;margin-top:-0.05pt;width:89.5pt;height:35.85pt;mso-wrap-style:square;v-text-anchor:top">
                 <v:fill o:detectmouseclick="t" on="false"/>
@@ -2126,10 +2102,15 @@
             </w:pict>
           </mc:Fallback>
         </mc:AlternateContent>
+      </w:r>
+      <w:r>
+        <w:rPr>
+          <w:noProof/>
+        </w:rPr>
         <mc:AlternateContent>
           <mc:Choice Requires="wps">
             <w:drawing>
-              <wp:anchor distT="635" distB="0" distL="635" distR="0" simplePos="0" relativeHeight="79" behindDoc="0" locked="0" layoutInCell="1" allowOverlap="1">
+              <wp:anchor distT="635" distB="0" distL="635" distR="0" simplePos="0" relativeHeight="81" behindDoc="0" locked="0" layoutInCell="1" allowOverlap="1" wp14:anchorId="48B9384D" wp14:editId="04B1B094">
                 <wp:simplePos x="0" y="0"/>
                 <wp:positionH relativeFrom="column">
                   <wp:posOffset>2395855</wp:posOffset>
@@ -2141,6 +2122,7 @@
                 <wp:effectExtent l="635" t="635" r="0" b="0"/>
                 <wp:wrapNone/>
                 <wp:docPr id="17" name="Text Frame 14"/>
+                <wp:cNvGraphicFramePr/>
                 <a:graphic xmlns:a="http://schemas.openxmlformats.org/drawingml/2006/main">
                   <a:graphicData uri="http://schemas.microsoft.com/office/word/2010/wordprocessingShape">
                     <wps:wsp>
@@ -2159,9 +2141,15 @@
                         </a:ln>
                       </wps:spPr>
                       <wps:style>
-                        <a:lnRef idx="0"/>
-                        <a:fillRef idx="0"/>
-                        <a:effectRef idx="0"/>
+                        <a:lnRef idx="0">
+                          <a:scrgbClr r="0" g="0" b="0"/>
+                        </a:lnRef>
+                        <a:fillRef idx="0">
+                          <a:scrgbClr r="0" g="0" b="0"/>
+                        </a:fillRef>
+                        <a:effectRef idx="0">
+                          <a:scrgbClr r="0" g="0" b="0"/>
+                        </a:effectRef>
                         <a:fontRef idx="minor"/>
                       </wps:style>
                       <wps:txbx>
@@ -2169,7 +2157,6 @@
                           <w:p>
                             <w:pPr>
                               <w:pStyle w:val="Normal1"/>
-                              <w:spacing w:before="0" w:after="200"/>
                               <w:rPr>
                                 <w:color w:val="000000"/>
                               </w:rPr>
@@ -2183,7 +2170,7 @@
                           </w:p>
                         </w:txbxContent>
                       </wps:txbx>
-                      <wps:bodyPr lIns="0" rIns="0" tIns="0" bIns="0" anchor="t">
+                      <wps:bodyPr lIns="0" tIns="0" rIns="0" bIns="0" anchor="t">
                         <a:noAutofit/>
                       </wps:bodyPr>
                     </wps:wsp>
@@ -2192,7 +2179,7 @@
               </wp:anchor>
             </w:drawing>
           </mc:Choice>
-          <mc:Fallback>
+          <mc:Fallback xmlns:pic="http://schemas.openxmlformats.org/drawingml/2006/picture">
             <w:pict>
               <v:rect id="shape_0" stroked="f" o:allowincell="f" style="position:absolute;margin-left:188.65pt;margin-top:-2.6pt;width:116.9pt;height:38.4pt;mso-wrap-style:square;v-text-anchor:top">
                 <v:fill o:detectmouseclick="t" on="false"/>
@@ -2221,10 +2208,15 @@
             </w:pict>
           </mc:Fallback>
         </mc:AlternateContent>
+      </w:r>
+      <w:r>
+        <w:rPr>
+          <w:noProof/>
+        </w:rPr>
         <mc:AlternateContent>
           <mc:Choice Requires="wps">
             <w:drawing>
-              <wp:anchor distT="635" distB="0" distL="635" distR="0" simplePos="0" relativeHeight="83" behindDoc="0" locked="0" layoutInCell="1" allowOverlap="1">
+              <wp:anchor distT="635" distB="0" distL="635" distR="0" simplePos="0" relativeHeight="85" behindDoc="0" locked="0" layoutInCell="1" allowOverlap="1" wp14:anchorId="2FCFBFA2" wp14:editId="4FF78796">
                 <wp:simplePos x="0" y="0"/>
                 <wp:positionH relativeFrom="column">
                   <wp:posOffset>4294505</wp:posOffset>
@@ -2236,6 +2228,7 @@
                 <wp:effectExtent l="635" t="635" r="0" b="0"/>
                 <wp:wrapNone/>
                 <wp:docPr id="18" name="Text Frame 15"/>
+                <wp:cNvGraphicFramePr/>
                 <a:graphic xmlns:a="http://schemas.openxmlformats.org/drawingml/2006/main">
                   <a:graphicData uri="http://schemas.microsoft.com/office/word/2010/wordprocessingShape">
                     <wps:wsp>
@@ -2254,9 +2247,15 @@
                         </a:ln>
                       </wps:spPr>
                       <wps:style>
-                        <a:lnRef idx="0"/>
-                        <a:fillRef idx="0"/>
-                        <a:effectRef idx="0"/>
+                        <a:lnRef idx="0">
+                          <a:scrgbClr r="0" g="0" b="0"/>
+                        </a:lnRef>
+                        <a:fillRef idx="0">
+                          <a:scrgbClr r="0" g="0" b="0"/>
+                        </a:fillRef>
+                        <a:effectRef idx="0">
+                          <a:scrgbClr r="0" g="0" b="0"/>
+                        </a:effectRef>
                         <a:fontRef idx="minor"/>
                       </wps:style>
                       <wps:txbx>
@@ -2264,8 +2263,6 @@
                           <w:p>
                             <w:pPr>
                               <w:pStyle w:val="Normal1"/>
-                              <w:spacing w:before="0" w:after="200"/>
-                              <w:rPr/>
                             </w:pPr>
                             <w:r>
                               <w:rPr>
@@ -2276,7 +2273,7 @@
                           </w:p>
                         </w:txbxContent>
                       </wps:txbx>
-                      <wps:bodyPr lIns="0" rIns="0" tIns="0" bIns="0" anchor="t">
+                      <wps:bodyPr lIns="0" tIns="0" rIns="0" bIns="0" anchor="t">
                         <a:noAutofit/>
                       </wps:bodyPr>
                     </wps:wsp>
@@ -2285,7 +2282,7 @@
               </wp:anchor>
             </w:drawing>
           </mc:Choice>
-          <mc:Fallback>
+          <mc:Fallback xmlns:pic="http://schemas.openxmlformats.org/drawingml/2006/picture">
             <w:pict>
               <v:rect id="shape_0" stroked="f" o:allowincell="f" style="position:absolute;margin-left:338.15pt;margin-top:-2.6pt;width:113.5pt;height:38.4pt;mso-wrap-style:square;v-text-anchor:top">
                 <v:fill o:detectmouseclick="t" on="false"/>
@@ -2326,13 +2323,11 @@
       <w:pPr>
         <w:pStyle w:val="Normal1"/>
         <w:tabs>
-          <w:tab w:val="clear" w:pos="720"/>
-          <w:tab w:val="left" w:pos="1134" w:leader="none"/>
-          <w:tab w:val="left" w:pos="4536" w:leader="none"/>
+          <w:tab w:val="left" w:pos="1134"/>
+          <w:tab w:val="left" w:pos="4536"/>
         </w:tabs>
-        <w:spacing w:lineRule="atLeast" w:line="198" w:before="0" w:after="198"/>
+        <w:spacing w:after="198" w:line="198" w:lineRule="atLeast"/>
         <w:jc w:val="both"/>
-        <w:rPr/>
       </w:pPr>
       <w:r>
         <w:rPr>
@@ -2340,21 +2335,16 @@
           <w:sz w:val="34"/>
           <w:szCs w:val="34"/>
         </w:rPr>
-        <w:t>โทรศัพท์</w:t>
-      </w:r>
-      <w:r>
-        <w:rPr>
-          <w:rFonts w:eastAsia="Sarabun" w:hint="cs"/>
-          <w:sz w:val="34"/>
-          <w:szCs w:val="34"/>
-        </w:rPr>
-        <w:t>......................................</w:t>
-      </w:r>
-      <w:r>
+        <w:t>โทรศัพท์......................................</w:t>
+      </w:r>
+      <w:r>
+        <w:rPr>
+          <w:noProof/>
+        </w:rPr>
         <mc:AlternateContent>
           <mc:Choice Requires="wps">
             <w:drawing>
-              <wp:anchor distT="635" distB="0" distL="635" distR="0" simplePos="0" relativeHeight="85" behindDoc="0" locked="0" layoutInCell="1" allowOverlap="1">
+              <wp:anchor distT="635" distB="0" distL="635" distR="0" simplePos="0" relativeHeight="87" behindDoc="0" locked="0" layoutInCell="1" allowOverlap="1" wp14:anchorId="6619683F" wp14:editId="77C12228">
                 <wp:simplePos x="0" y="0"/>
                 <wp:positionH relativeFrom="column">
                   <wp:posOffset>549910</wp:posOffset>
@@ -2366,6 +2356,7 @@
                 <wp:effectExtent l="635" t="635" r="0" b="0"/>
                 <wp:wrapNone/>
                 <wp:docPr id="19" name="Text Frame 16"/>
+                <wp:cNvGraphicFramePr/>
                 <a:graphic xmlns:a="http://schemas.openxmlformats.org/drawingml/2006/main">
                   <a:graphicData uri="http://schemas.microsoft.com/office/word/2010/wordprocessingShape">
                     <wps:wsp>
@@ -2384,9 +2375,15 @@
                         </a:ln>
                       </wps:spPr>
                       <wps:style>
-                        <a:lnRef idx="0"/>
-                        <a:fillRef idx="0"/>
-                        <a:effectRef idx="0"/>
+                        <a:lnRef idx="0">
+                          <a:scrgbClr r="0" g="0" b="0"/>
+                        </a:lnRef>
+                        <a:fillRef idx="0">
+                          <a:scrgbClr r="0" g="0" b="0"/>
+                        </a:fillRef>
+                        <a:effectRef idx="0">
+                          <a:scrgbClr r="0" g="0" b="0"/>
+                        </a:effectRef>
                         <a:fontRef idx="minor"/>
                       </wps:style>
                       <wps:txbx>
@@ -2394,8 +2391,7 @@
                           <w:p>
                             <w:pPr>
                               <w:pStyle w:val="Normal1"/>
-                              <w:spacing w:before="0" w:after="200"/>
-                              <w:jc w:val="start"/>
+                              <w:jc w:val="left"/>
                               <w:rPr>
                                 <w:color w:val="000000"/>
                               </w:rPr>
@@ -2411,7 +2407,7 @@
                           </w:p>
                         </w:txbxContent>
                       </wps:txbx>
-                      <wps:bodyPr lIns="0" rIns="0" tIns="0" bIns="0" anchor="t">
+                      <wps:bodyPr lIns="0" tIns="0" rIns="0" bIns="0" anchor="t">
                         <a:noAutofit/>
                       </wps:bodyPr>
                     </wps:wsp>
@@ -2420,7 +2416,7 @@
               </wp:anchor>
             </w:drawing>
           </mc:Choice>
-          <mc:Fallback>
+          <mc:Fallback xmlns:pic="http://schemas.openxmlformats.org/drawingml/2006/picture">
             <w:pict>
               <v:rect id="shape_0" stroked="f" o:allowincell="f" style="position:absolute;margin-left:43.3pt;margin-top:-2.35pt;width:116.9pt;height:38.4pt;mso-wrap-style:square;v-text-anchor:top">
                 <v:fill o:detectmouseclick="t" on="false"/>
@@ -2452,208 +2448,6 @@
             </w:pict>
           </mc:Fallback>
         </mc:AlternateContent>
-        <mc:AlternateContent>
-          <mc:Choice Requires="wps">
-            <w:drawing>
-              <wp:anchor distT="635" distB="0" distL="0" distR="0" simplePos="0" relativeHeight="87" behindDoc="0" locked="0" layoutInCell="1" allowOverlap="1">
-                <wp:simplePos x="0" y="0"/>
-                <wp:positionH relativeFrom="column">
-                  <wp:posOffset>2296795</wp:posOffset>
-                </wp:positionH>
-                <wp:positionV relativeFrom="paragraph">
-                  <wp:posOffset>5031105</wp:posOffset>
-                </wp:positionV>
-                <wp:extent cx="490220" cy="488315"/>
-                <wp:effectExtent l="0" t="635" r="0" b="0"/>
-                <wp:wrapNone/>
-                <wp:docPr id="20" name="Text Frame 33"/>
-                <a:graphic xmlns:a="http://schemas.openxmlformats.org/drawingml/2006/main">
-                  <a:graphicData uri="http://schemas.microsoft.com/office/word/2010/wordprocessingShape">
-                    <wps:wsp>
-                      <wps:cNvSpPr/>
-                      <wps:spPr>
-                        <a:xfrm>
-                          <a:off x="0" y="0"/>
-                          <a:ext cx="490320" cy="488160"/>
-                        </a:xfrm>
-                        <a:prstGeom prst="rect">
-                          <a:avLst/>
-                        </a:prstGeom>
-                        <a:noFill/>
-                        <a:ln w="0">
-                          <a:noFill/>
-                        </a:ln>
-                      </wps:spPr>
-                      <wps:style>
-                        <a:lnRef idx="0"/>
-                        <a:fillRef idx="0"/>
-                        <a:effectRef idx="0"/>
-                        <a:fontRef idx="minor"/>
-                      </wps:style>
-                      <wps:txbx>
-                        <w:txbxContent>
-                          <w:p>
-                            <w:pPr>
-                              <w:pStyle w:val="Normal1"/>
-                              <w:spacing w:before="0" w:after="200"/>
-                              <w:jc w:val="start"/>
-                              <w:rPr/>
-                            </w:pPr>
-                            <w:r>
-                              <w:rPr>
-                                <w:b/>
-                                <w:bCs/>
-                                <w:color w:val="000000"/>
-                                <w:sz w:val="34"/>
-                                <w:szCs w:val="34"/>
-                              </w:rPr>
-                              <w:t>______</w:t>
-                            </w:r>
-                          </w:p>
-                        </w:txbxContent>
-                      </wps:txbx>
-                      <wps:bodyPr lIns="0" rIns="0" tIns="0" bIns="0" anchor="t">
-                        <a:noAutofit/>
-                      </wps:bodyPr>
-                    </wps:wsp>
-                  </a:graphicData>
-                </a:graphic>
-              </wp:anchor>
-            </w:drawing>
-          </mc:Choice>
-          <mc:Fallback>
-            <w:pict>
-              <v:rect id="shape_0" stroked="f" o:allowincell="f" style="position:absolute;margin-left:180.85pt;margin-top:396.15pt;width:38.55pt;height:38.4pt;mso-wrap-style:square;v-text-anchor:top">
-                <v:fill o:detectmouseclick="t" on="false"/>
-                <v:stroke color="#3465a4" joinstyle="round" endcap="flat"/>
-                <v:textbox>
-                  <w:txbxContent>
-                    <w:p>
-                      <w:pPr>
-                        <w:pStyle w:val="Normal1"/>
-                        <w:spacing w:before="0" w:after="200"/>
-                        <w:jc w:val="start"/>
-                        <w:rPr/>
-                      </w:pPr>
-                      <w:r>
-                        <w:rPr>
-                          <w:b/>
-                          <w:bCs/>
-                          <w:color w:val="000000"/>
-                          <w:sz w:val="34"/>
-                          <w:szCs w:val="34"/>
-                        </w:rPr>
-                        <w:t>______</w:t>
-                      </w:r>
-                    </w:p>
-                  </w:txbxContent>
-                </v:textbox>
-                <w10:wrap type="none"/>
-              </v:rect>
-            </w:pict>
-          </mc:Fallback>
-        </mc:AlternateContent>
-        <mc:AlternateContent>
-          <mc:Choice Requires="wps">
-            <w:drawing>
-              <wp:anchor distT="635" distB="0" distL="0" distR="0" simplePos="0" relativeHeight="89" behindDoc="0" locked="0" layoutInCell="1" allowOverlap="1">
-                <wp:simplePos x="0" y="0"/>
-                <wp:positionH relativeFrom="column">
-                  <wp:posOffset>2007870</wp:posOffset>
-                </wp:positionH>
-                <wp:positionV relativeFrom="paragraph">
-                  <wp:posOffset>5031740</wp:posOffset>
-                </wp:positionV>
-                <wp:extent cx="490220" cy="488315"/>
-                <wp:effectExtent l="0" t="635" r="0" b="0"/>
-                <wp:wrapNone/>
-                <wp:docPr id="21" name="Text Frame 52"/>
-                <a:graphic xmlns:a="http://schemas.openxmlformats.org/drawingml/2006/main">
-                  <a:graphicData uri="http://schemas.microsoft.com/office/word/2010/wordprocessingShape">
-                    <wps:wsp>
-                      <wps:cNvSpPr/>
-                      <wps:spPr>
-                        <a:xfrm>
-                          <a:off x="0" y="0"/>
-                          <a:ext cx="490320" cy="488160"/>
-                        </a:xfrm>
-                        <a:prstGeom prst="rect">
-                          <a:avLst/>
-                        </a:prstGeom>
-                        <a:noFill/>
-                        <a:ln w="0">
-                          <a:noFill/>
-                        </a:ln>
-                      </wps:spPr>
-                      <wps:style>
-                        <a:lnRef idx="0"/>
-                        <a:fillRef idx="0"/>
-                        <a:effectRef idx="0"/>
-                        <a:fontRef idx="minor"/>
-                      </wps:style>
-                      <wps:txbx>
-                        <w:txbxContent>
-                          <w:p>
-                            <w:pPr>
-                              <w:pStyle w:val="Normal1"/>
-                              <w:spacing w:before="0" w:after="200"/>
-                              <w:jc w:val="start"/>
-                              <w:rPr/>
-                            </w:pPr>
-                            <w:r>
-                              <w:rPr>
-                                <w:b/>
-                                <w:bCs/>
-                                <w:color w:val="000000"/>
-                                <w:sz w:val="34"/>
-                                <w:szCs w:val="34"/>
-                              </w:rPr>
-                              <w:t>___</w:t>
-                            </w:r>
-                          </w:p>
-                        </w:txbxContent>
-                      </wps:txbx>
-                      <wps:bodyPr lIns="0" rIns="0" tIns="0" bIns="0" anchor="t">
-                        <a:noAutofit/>
-                      </wps:bodyPr>
-                    </wps:wsp>
-                  </a:graphicData>
-                </a:graphic>
-              </wp:anchor>
-            </w:drawing>
-          </mc:Choice>
-          <mc:Fallback>
-            <w:pict>
-              <v:rect id="shape_0" stroked="f" o:allowincell="f" style="position:absolute;margin-left:158.1pt;margin-top:396.2pt;width:38.55pt;height:38.4pt;mso-wrap-style:square;v-text-anchor:top">
-                <v:fill o:detectmouseclick="t" on="false"/>
-                <v:stroke color="#3465a4" joinstyle="round" endcap="flat"/>
-                <v:textbox>
-                  <w:txbxContent>
-                    <w:p>
-                      <w:pPr>
-                        <w:pStyle w:val="Normal1"/>
-                        <w:spacing w:before="0" w:after="200"/>
-                        <w:jc w:val="start"/>
-                        <w:rPr/>
-                      </w:pPr>
-                      <w:r>
-                        <w:rPr>
-                          <w:b/>
-                          <w:bCs/>
-                          <w:color w:val="000000"/>
-                          <w:sz w:val="34"/>
-                          <w:szCs w:val="34"/>
-                        </w:rPr>
-                        <w:t>___</w:t>
-                      </w:r>
-                    </w:p>
-                  </w:txbxContent>
-                </v:textbox>
-                <w10:wrap type="none"/>
-              </v:rect>
-            </w:pict>
-          </mc:Fallback>
-        </mc:AlternateContent>
       </w:r>
       <w:r>
         <w:rPr>
@@ -2668,13 +2462,11 @@
       <w:pPr>
         <w:pStyle w:val="Normal1"/>
         <w:tabs>
-          <w:tab w:val="clear" w:pos="720"/>
-          <w:tab w:val="left" w:pos="1134" w:leader="none"/>
-          <w:tab w:val="left" w:pos="4536" w:leader="none"/>
+          <w:tab w:val="left" w:pos="1134"/>
+          <w:tab w:val="left" w:pos="4536"/>
         </w:tabs>
-        <w:spacing w:lineRule="atLeast" w:line="198" w:before="0" w:after="198"/>
+        <w:spacing w:after="198" w:line="198" w:lineRule="atLeast"/>
         <w:jc w:val="both"/>
-        <w:rPr/>
       </w:pPr>
       <w:r>
         <w:rPr>
@@ -2690,34 +2482,19 @@
           <w:sz w:val="34"/>
           <w:szCs w:val="34"/>
         </w:rPr>
-        <w:t>ข้อ ๑</w:t>
+        <w:t xml:space="preserve">ข้อ ๑.  ด้วย </w:t>
       </w:r>
       <w:r>
         <w:rPr>
           <w:rFonts w:eastAsia="Sarabun" w:hint="cs"/>
-          <w:sz w:val="34"/>
-          <w:szCs w:val="34"/>
-        </w:rPr>
-        <w:t xml:space="preserve">.  </w:t>
-      </w:r>
-      <w:r>
-        <w:rPr>
-          <w:rFonts w:eastAsia="Sarabun" w:hint="cs"/>
-          <w:sz w:val="34"/>
-          <w:szCs w:val="34"/>
-        </w:rPr>
-        <w:t xml:space="preserve">ด้วย </w:t>
-      </w:r>
-      <w:r>
-        <w:rPr>
-          <w:rFonts w:eastAsia="Sarabun" w:hint="cs"/>
+          <w:noProof/>
           <w:sz w:val="34"/>
           <w:szCs w:val="34"/>
         </w:rPr>
         <mc:AlternateContent>
           <mc:Choice Requires="wps">
             <w:drawing>
-              <wp:anchor distT="5715" distB="4445" distL="5715" distR="4445" simplePos="0" relativeHeight="91" behindDoc="1" locked="0" layoutInCell="1" allowOverlap="1">
+              <wp:anchor distT="5715" distB="4445" distL="5715" distR="4445" simplePos="0" relativeHeight="13" behindDoc="1" locked="0" layoutInCell="1" allowOverlap="1" wp14:anchorId="4748609A" wp14:editId="3EAEC864">
                 <wp:simplePos x="0" y="0"/>
                 <wp:positionH relativeFrom="column">
                   <wp:posOffset>1440180</wp:posOffset>
@@ -2728,7 +2505,8 @@
                 <wp:extent cx="192405" cy="160655"/>
                 <wp:effectExtent l="5715" t="5715" r="4445" b="4445"/>
                 <wp:wrapNone/>
-                <wp:docPr id="22" name="Shape 1"/>
+                <wp:docPr id="20" name="Shape 1"/>
+                <wp:cNvGraphicFramePr/>
                 <a:graphic xmlns:a="http://schemas.openxmlformats.org/drawingml/2006/main">
                   <a:graphicData uri="http://schemas.microsoft.com/office/word/2010/wordprocessingShape">
                     <wps:wsp>
@@ -2742,7 +2520,7 @@
                           <a:avLst/>
                         </a:prstGeom>
                         <a:solidFill>
-                          <a:srgbClr val="ffffff"/>
+                          <a:srgbClr val="FFFFFF"/>
                         </a:solidFill>
                         <a:ln w="9360">
                           <a:solidFill>
@@ -2752,23 +2530,26 @@
                         </a:ln>
                       </wps:spPr>
                       <wps:style>
-                        <a:lnRef idx="0"/>
-                        <a:fillRef idx="0"/>
-                        <a:effectRef idx="0"/>
+                        <a:lnRef idx="0">
+                          <a:scrgbClr r="0" g="0" b="0"/>
+                        </a:lnRef>
+                        <a:fillRef idx="0">
+                          <a:scrgbClr r="0" g="0" b="0"/>
+                        </a:fillRef>
+                        <a:effectRef idx="0">
+                          <a:scrgbClr r="0" g="0" b="0"/>
+                        </a:effectRef>
                         <a:fontRef idx="minor"/>
                       </wps:style>
                       <wps:txbx>
                         <w:txbxContent>
                           <w:p>
                             <w:pPr>
-                              <w:pStyle w:val="FrameContentsuser"/>
+                              <w:pStyle w:val="FrameContents"/>
                               <w:rPr>
                                 <w:color w:val="000000"/>
                               </w:rPr>
                             </w:pPr>
-                            <w:r>
-                              <w:rPr/>
-                            </w:r>
                           </w:p>
                         </w:txbxContent>
                       </wps:txbx>
@@ -2781,7 +2562,7 @@
               </wp:anchor>
             </w:drawing>
           </mc:Choice>
-          <mc:Fallback>
+          <mc:Fallback xmlns:pic="http://schemas.openxmlformats.org/drawingml/2006/picture">
             <w:pict>
               <v:rect id="shape_0" fillcolor="white" stroked="t" o:allowincell="f" style="position:absolute;margin-left:113.4pt;margin-top:5.1pt;width:15.1pt;height:12.6pt;mso-wrap-style:none;v-text-anchor:middle">
                 <v:fill o:detectmouseclick="t" type="solid" color2="black"/>
@@ -2790,13 +2571,15 @@
                   <w:txbxContent>
                     <w:p>
                       <w:pPr>
-                        <w:pStyle w:val="FrameContentsuser"/>
+                        <w:pStyle w:val="FrameContents"/>
                         <w:rPr>
                           <w:color w:val="000000"/>
                         </w:rPr>
                       </w:pPr>
                       <w:r>
-                        <w:rPr/>
+                        <w:rPr>
+                          <w:color w:val="000000"/>
+                        </w:rPr>
                       </w:r>
                     </w:p>
                   </w:txbxContent>
@@ -2806,7 +2589,6 @@
             </w:pict>
           </mc:Fallback>
         </mc:AlternateContent>
-        <w:t xml:space="preserve">      นาย</w:t>
       </w:r>
       <w:r>
         <w:rPr>
@@ -2814,26 +2596,19 @@
           <w:sz w:val="34"/>
           <w:szCs w:val="34"/>
         </w:rPr>
-        <w:t>/</w:t>
+        <w:t xml:space="preserve">      นาย/นา</w:t>
       </w:r>
       <w:r>
         <w:rPr>
           <w:rFonts w:eastAsia="Sarabun" w:hint="cs"/>
-          <w:sz w:val="34"/>
-          <w:szCs w:val="34"/>
-        </w:rPr>
-        <w:t>นา</w:t>
-      </w:r>
-      <w:r>
-        <w:rPr>
-          <w:rFonts w:eastAsia="Sarabun" w:hint="cs"/>
+          <w:noProof/>
           <w:sz w:val="34"/>
           <w:szCs w:val="34"/>
         </w:rPr>
         <mc:AlternateContent>
           <mc:Choice Requires="wps">
             <w:drawing>
-              <wp:anchor distT="635" distB="0" distL="0" distR="0" simplePos="0" relativeHeight="93" behindDoc="0" locked="0" layoutInCell="1" allowOverlap="1">
+              <wp:anchor distT="635" distB="0" distL="635" distR="0" simplePos="0" relativeHeight="89" behindDoc="0" locked="0" layoutInCell="1" allowOverlap="1" wp14:anchorId="524A7301" wp14:editId="0D2ABC91">
                 <wp:simplePos x="0" y="0"/>
                 <wp:positionH relativeFrom="column">
                   <wp:posOffset>2021205</wp:posOffset>
@@ -2844,7 +2619,8 @@
                 <wp:extent cx="454025" cy="368935"/>
                 <wp:effectExtent l="635" t="635" r="0" b="0"/>
                 <wp:wrapNone/>
-                <wp:docPr id="23" name="Text Frame 55"/>
+                <wp:docPr id="21" name="Text Frame 55"/>
+                <wp:cNvGraphicFramePr/>
                 <a:graphic xmlns:a="http://schemas.openxmlformats.org/drawingml/2006/main">
                   <a:graphicData uri="http://schemas.microsoft.com/office/word/2010/wordprocessingShape">
                     <wps:wsp>
@@ -2863,18 +2639,22 @@
                         </a:ln>
                       </wps:spPr>
                       <wps:style>
-                        <a:lnRef idx="0"/>
-                        <a:fillRef idx="0"/>
-                        <a:effectRef idx="0"/>
+                        <a:lnRef idx="0">
+                          <a:scrgbClr r="0" g="0" b="0"/>
+                        </a:lnRef>
+                        <a:fillRef idx="0">
+                          <a:scrgbClr r="0" g="0" b="0"/>
+                        </a:fillRef>
+                        <a:effectRef idx="0">
+                          <a:scrgbClr r="0" g="0" b="0"/>
+                        </a:effectRef>
                         <a:fontRef idx="minor"/>
                       </wps:style>
                       <wps:txbx>
                         <w:txbxContent>
                           <w:p>
                             <w:pPr>
-                              <w:pStyle w:val="Normal"/>
-                              <w:spacing w:before="0" w:after="200"/>
-                              <w:jc w:val="start"/>
+                              <w:spacing w:after="200"/>
                               <w:rPr>
                                 <w:color w:val="000000"/>
                               </w:rPr>
@@ -2885,28 +2665,12 @@
                                 <w:sz w:val="34"/>
                                 <w:szCs w:val="34"/>
                               </w:rPr>
-                              <w:t>{{ cause_title_</w:t>
-                            </w:r>
-                            <w:r>
-                              <w:rPr>
-                                <w:color w:val="000000"/>
-                                <w:sz w:val="34"/>
-                                <w:szCs w:val="34"/>
-                              </w:rPr>
-                              <w:t>2</w:t>
-                            </w:r>
-                            <w:r>
-                              <w:rPr>
-                                <w:color w:val="000000"/>
-                                <w:sz w:val="34"/>
-                                <w:szCs w:val="34"/>
-                              </w:rPr>
-                              <w:t xml:space="preserve"> }}</w:t>
+                              <w:t>{{ cause_title_2 }}</w:t>
                             </w:r>
                           </w:p>
                         </w:txbxContent>
                       </wps:txbx>
-                      <wps:bodyPr lIns="0" rIns="0" tIns="0" bIns="0" anchor="t">
+                      <wps:bodyPr lIns="0" tIns="0" rIns="0" bIns="0" anchor="t">
                         <a:noAutofit/>
                       </wps:bodyPr>
                     </wps:wsp>
@@ -2915,7 +2679,7 @@
               </wp:anchor>
             </w:drawing>
           </mc:Choice>
-          <mc:Fallback>
+          <mc:Fallback xmlns:pic="http://schemas.openxmlformats.org/drawingml/2006/picture">
             <w:pict>
               <v:rect id="shape_0" stroked="f" o:allowincell="f" style="position:absolute;margin-left:159.15pt;margin-top:-1.8pt;width:35.7pt;height:29pt;mso-wrap-style:square;v-text-anchor:top">
                 <v:fill o:detectmouseclick="t" on="false"/>
@@ -2937,23 +2701,7 @@
                           <w:sz w:val="34"/>
                           <w:szCs w:val="34"/>
                         </w:rPr>
-                        <w:t>{{ cause_title_</w:t>
-                      </w:r>
-                      <w:r>
-                        <w:rPr>
-                          <w:color w:val="000000"/>
-                          <w:sz w:val="34"/>
-                          <w:szCs w:val="34"/>
-                        </w:rPr>
-                        <w:t>2</w:t>
-                      </w:r>
-                      <w:r>
-                        <w:rPr>
-                          <w:color w:val="000000"/>
-                          <w:sz w:val="34"/>
-                          <w:szCs w:val="34"/>
-                        </w:rPr>
-                        <w:t xml:space="preserve"> }}</w:t>
+                        <w:t>{{ cause_title_2 }}</w:t>
                       </w:r>
                     </w:p>
                   </w:txbxContent>
@@ -2963,7 +2711,6 @@
             </w:pict>
           </mc:Fallback>
         </mc:AlternateContent>
-        <w:t>ง</w:t>
       </w:r>
       <w:r>
         <w:rPr>
@@ -2971,21 +2718,16 @@
           <w:sz w:val="34"/>
           <w:szCs w:val="34"/>
         </w:rPr>
-        <w:t>/</w:t>
-      </w:r>
-      <w:r>
-        <w:rPr>
-          <w:rFonts w:eastAsia="Sarabun" w:hint="cs"/>
-          <w:sz w:val="34"/>
-          <w:szCs w:val="34"/>
-        </w:rPr>
-        <w:t>นางสาว</w:t>
-      </w:r>
-      <w:r>
+        <w:t>ง/นางสาว</w:t>
+      </w:r>
+      <w:r>
+        <w:rPr>
+          <w:noProof/>
+        </w:rPr>
         <mc:AlternateContent>
           <mc:Choice Requires="wps">
             <w:drawing>
-              <wp:anchor distT="635" distB="0" distL="0" distR="0" simplePos="0" relativeHeight="95" behindDoc="0" locked="0" layoutInCell="1" allowOverlap="1">
+              <wp:anchor distT="635" distB="0" distL="0" distR="0" simplePos="0" relativeHeight="91" behindDoc="0" locked="0" layoutInCell="1" allowOverlap="1" wp14:anchorId="3B90B9ED" wp14:editId="3A399C3A">
                 <wp:simplePos x="0" y="0"/>
                 <wp:positionH relativeFrom="column">
                   <wp:posOffset>1487805</wp:posOffset>
@@ -2996,7 +2738,8 @@
                 <wp:extent cx="330200" cy="488315"/>
                 <wp:effectExtent l="0" t="635" r="0" b="0"/>
                 <wp:wrapNone/>
-                <wp:docPr id="24" name="Text Frame 48"/>
+                <wp:docPr id="22" name="Text Frame 48"/>
+                <wp:cNvGraphicFramePr/>
                 <a:graphic xmlns:a="http://schemas.openxmlformats.org/drawingml/2006/main">
                   <a:graphicData uri="http://schemas.microsoft.com/office/word/2010/wordprocessingShape">
                     <wps:wsp>
@@ -3015,9 +2758,15 @@
                         </a:ln>
                       </wps:spPr>
                       <wps:style>
-                        <a:lnRef idx="0"/>
-                        <a:fillRef idx="0"/>
-                        <a:effectRef idx="0"/>
+                        <a:lnRef idx="0">
+                          <a:scrgbClr r="0" g="0" b="0"/>
+                        </a:lnRef>
+                        <a:fillRef idx="0">
+                          <a:scrgbClr r="0" g="0" b="0"/>
+                        </a:fillRef>
+                        <a:effectRef idx="0">
+                          <a:scrgbClr r="0" g="0" b="0"/>
+                        </a:effectRef>
                         <a:fontRef idx="minor"/>
                       </wps:style>
                       <wps:txbx>
@@ -3025,8 +2774,7 @@
                           <w:p>
                             <w:pPr>
                               <w:pStyle w:val="Normal1"/>
-                              <w:spacing w:before="0" w:after="200"/>
-                              <w:jc w:val="start"/>
+                              <w:jc w:val="left"/>
                               <w:rPr>
                                 <w:color w:val="000000"/>
                               </w:rPr>
@@ -3042,7 +2790,7 @@
                           </w:p>
                         </w:txbxContent>
                       </wps:txbx>
-                      <wps:bodyPr lIns="0" rIns="0" tIns="0" bIns="0" anchor="t">
+                      <wps:bodyPr lIns="0" tIns="0" rIns="0" bIns="0" anchor="t">
                         <a:noAutofit/>
                       </wps:bodyPr>
                     </wps:wsp>
@@ -3051,7 +2799,7 @@
               </wp:anchor>
             </w:drawing>
           </mc:Choice>
-          <mc:Fallback>
+          <mc:Fallback xmlns:pic="http://schemas.openxmlformats.org/drawingml/2006/picture">
             <w:pict>
               <v:rect id="shape_0" stroked="f" o:allowincell="f" style="position:absolute;margin-left:117.15pt;margin-top:-0.15pt;width:25.95pt;height:38.4pt;mso-wrap-style:square;v-text-anchor:top">
                 <v:fill o:detectmouseclick="t" on="false"/>
@@ -3083,10 +2831,15 @@
             </w:pict>
           </mc:Fallback>
         </mc:AlternateContent>
+      </w:r>
+      <w:r>
+        <w:rPr>
+          <w:noProof/>
+        </w:rPr>
         <mc:AlternateContent>
           <mc:Choice Requires="wps">
             <w:drawing>
-              <wp:anchor distT="635" distB="0" distL="0" distR="0" simplePos="0" relativeHeight="97" behindDoc="0" locked="0" layoutInCell="1" allowOverlap="1">
+              <wp:anchor distT="635" distB="0" distL="0" distR="0" simplePos="0" relativeHeight="93" behindDoc="0" locked="0" layoutInCell="1" allowOverlap="1" wp14:anchorId="4F2B42D3" wp14:editId="49AF65C1">
                 <wp:simplePos x="0" y="0"/>
                 <wp:positionH relativeFrom="column">
                   <wp:posOffset>2810510</wp:posOffset>
@@ -3097,7 +2850,8 @@
                 <wp:extent cx="2938780" cy="488315"/>
                 <wp:effectExtent l="0" t="635" r="0" b="0"/>
                 <wp:wrapNone/>
-                <wp:docPr id="25" name="Text Frame 17"/>
+                <wp:docPr id="23" name="Text Frame 17"/>
+                <wp:cNvGraphicFramePr/>
                 <a:graphic xmlns:a="http://schemas.openxmlformats.org/drawingml/2006/main">
                   <a:graphicData uri="http://schemas.microsoft.com/office/word/2010/wordprocessingShape">
                     <wps:wsp>
@@ -3116,9 +2870,15 @@
                         </a:ln>
                       </wps:spPr>
                       <wps:style>
-                        <a:lnRef idx="0"/>
-                        <a:fillRef idx="0"/>
-                        <a:effectRef idx="0"/>
+                        <a:lnRef idx="0">
+                          <a:scrgbClr r="0" g="0" b="0"/>
+                        </a:lnRef>
+                        <a:fillRef idx="0">
+                          <a:scrgbClr r="0" g="0" b="0"/>
+                        </a:fillRef>
+                        <a:effectRef idx="0">
+                          <a:scrgbClr r="0" g="0" b="0"/>
+                        </a:effectRef>
                         <a:fontRef idx="minor"/>
                       </wps:style>
                       <wps:txbx>
@@ -3126,7 +2886,6 @@
                           <w:p>
                             <w:pPr>
                               <w:pStyle w:val="Normal1"/>
-                              <w:spacing w:before="0" w:after="200"/>
                               <w:rPr>
                                 <w:color w:val="000000"/>
                               </w:rPr>
@@ -3140,7 +2899,7 @@
                           </w:p>
                         </w:txbxContent>
                       </wps:txbx>
-                      <wps:bodyPr lIns="0" rIns="0" tIns="0" bIns="0" anchor="t">
+                      <wps:bodyPr lIns="0" tIns="0" rIns="0" bIns="0" anchor="t">
                         <a:noAutofit/>
                       </wps:bodyPr>
                     </wps:wsp>
@@ -3149,7 +2908,7 @@
               </wp:anchor>
             </w:drawing>
           </mc:Choice>
-          <mc:Fallback>
+          <mc:Fallback xmlns:pic="http://schemas.openxmlformats.org/drawingml/2006/picture">
             <w:pict>
               <v:rect id="shape_0" stroked="f" o:allowincell="f" style="position:absolute;margin-left:221.3pt;margin-top:-3.45pt;width:231.35pt;height:38.4pt;mso-wrap-style:square;v-text-anchor:top">
                 <v:fill o:detectmouseclick="t" on="false"/>
@@ -3178,10 +2937,15 @@
             </w:pict>
           </mc:Fallback>
         </mc:AlternateContent>
+      </w:r>
+      <w:r>
+        <w:rPr>
+          <w:noProof/>
+        </w:rPr>
         <mc:AlternateContent>
           <mc:Choice Requires="wps">
             <w:drawing>
-              <wp:anchor distT="635" distB="0" distL="0" distR="0" simplePos="0" relativeHeight="99" behindDoc="0" locked="0" layoutInCell="1" allowOverlap="1">
+              <wp:anchor distT="635" distB="0" distL="635" distR="0" simplePos="0" relativeHeight="95" behindDoc="0" locked="0" layoutInCell="1" allowOverlap="1" wp14:anchorId="68DF736E" wp14:editId="5F5C2664">
                 <wp:simplePos x="0" y="0"/>
                 <wp:positionH relativeFrom="column">
                   <wp:posOffset>2306955</wp:posOffset>
@@ -3192,7 +2956,8 @@
                 <wp:extent cx="454025" cy="488315"/>
                 <wp:effectExtent l="635" t="635" r="0" b="0"/>
                 <wp:wrapNone/>
-                <wp:docPr id="26" name="Text Frame 53"/>
+                <wp:docPr id="24" name="Text Frame 53"/>
+                <wp:cNvGraphicFramePr/>
                 <a:graphic xmlns:a="http://schemas.openxmlformats.org/drawingml/2006/main">
                   <a:graphicData uri="http://schemas.microsoft.com/office/word/2010/wordprocessingShape">
                     <wps:wsp>
@@ -3211,18 +2976,22 @@
                         </a:ln>
                       </wps:spPr>
                       <wps:style>
-                        <a:lnRef idx="0"/>
-                        <a:fillRef idx="0"/>
-                        <a:effectRef idx="0"/>
+                        <a:lnRef idx="0">
+                          <a:scrgbClr r="0" g="0" b="0"/>
+                        </a:lnRef>
+                        <a:fillRef idx="0">
+                          <a:scrgbClr r="0" g="0" b="0"/>
+                        </a:fillRef>
+                        <a:effectRef idx="0">
+                          <a:scrgbClr r="0" g="0" b="0"/>
+                        </a:effectRef>
                         <a:fontRef idx="minor"/>
                       </wps:style>
                       <wps:txbx>
                         <w:txbxContent>
                           <w:p>
                             <w:pPr>
-                              <w:pStyle w:val="Normal"/>
-                              <w:spacing w:before="0" w:after="200"/>
-                              <w:jc w:val="start"/>
+                              <w:spacing w:after="200"/>
                               <w:rPr>
                                 <w:color w:val="000000"/>
                               </w:rPr>
@@ -3238,7 +3007,7 @@
                           </w:p>
                         </w:txbxContent>
                       </wps:txbx>
-                      <wps:bodyPr lIns="0" rIns="0" tIns="0" bIns="0" anchor="t">
+                      <wps:bodyPr lIns="0" tIns="0" rIns="0" bIns="0" anchor="t">
                         <a:noAutofit/>
                       </wps:bodyPr>
                     </wps:wsp>
@@ -3247,7 +3016,7 @@
               </wp:anchor>
             </w:drawing>
           </mc:Choice>
-          <mc:Fallback>
+          <mc:Fallback xmlns:pic="http://schemas.openxmlformats.org/drawingml/2006/picture">
             <w:pict>
               <v:rect id="shape_0" stroked="f" o:allowincell="f" style="position:absolute;margin-left:181.65pt;margin-top:-2.2pt;width:35.7pt;height:38.4pt;mso-wrap-style:square;v-text-anchor:top">
                 <v:fill o:detectmouseclick="t" on="false"/>
@@ -3279,10 +3048,15 @@
             </w:pict>
           </mc:Fallback>
         </mc:AlternateContent>
+      </w:r>
+      <w:r>
+        <w:rPr>
+          <w:noProof/>
+        </w:rPr>
         <mc:AlternateContent>
           <mc:Choice Requires="wps">
             <w:drawing>
-              <wp:anchor distT="635" distB="0" distL="0" distR="0" simplePos="0" relativeHeight="101" behindDoc="0" locked="0" layoutInCell="1" allowOverlap="1">
+              <wp:anchor distT="635" distB="0" distL="635" distR="0" simplePos="0" relativeHeight="97" behindDoc="0" locked="0" layoutInCell="1" allowOverlap="1" wp14:anchorId="6D39A597" wp14:editId="579274D6">
                 <wp:simplePos x="0" y="0"/>
                 <wp:positionH relativeFrom="column">
                   <wp:posOffset>1738630</wp:posOffset>
@@ -3293,7 +3067,8 @@
                 <wp:extent cx="282575" cy="368935"/>
                 <wp:effectExtent l="635" t="635" r="0" b="0"/>
                 <wp:wrapNone/>
-                <wp:docPr id="27" name="Text Frame 54"/>
+                <wp:docPr id="25" name="Text Frame 54"/>
+                <wp:cNvGraphicFramePr/>
                 <a:graphic xmlns:a="http://schemas.openxmlformats.org/drawingml/2006/main">
                   <a:graphicData uri="http://schemas.microsoft.com/office/word/2010/wordprocessingShape">
                     <wps:wsp>
@@ -3312,18 +3087,22 @@
                         </a:ln>
                       </wps:spPr>
                       <wps:style>
-                        <a:lnRef idx="0"/>
-                        <a:fillRef idx="0"/>
-                        <a:effectRef idx="0"/>
+                        <a:lnRef idx="0">
+                          <a:scrgbClr r="0" g="0" b="0"/>
+                        </a:lnRef>
+                        <a:fillRef idx="0">
+                          <a:scrgbClr r="0" g="0" b="0"/>
+                        </a:fillRef>
+                        <a:effectRef idx="0">
+                          <a:scrgbClr r="0" g="0" b="0"/>
+                        </a:effectRef>
                         <a:fontRef idx="minor"/>
                       </wps:style>
                       <wps:txbx>
                         <w:txbxContent>
                           <w:p>
                             <w:pPr>
-                              <w:pStyle w:val="Normal"/>
-                              <w:spacing w:before="0" w:after="200"/>
-                              <w:jc w:val="start"/>
+                              <w:spacing w:after="200"/>
                               <w:rPr>
                                 <w:color w:val="000000"/>
                               </w:rPr>
@@ -3334,28 +3113,12 @@
                                 <w:sz w:val="34"/>
                                 <w:szCs w:val="34"/>
                               </w:rPr>
-                              <w:t>{{ cause_title_</w:t>
-                            </w:r>
-                            <w:r>
-                              <w:rPr>
-                                <w:color w:val="000000"/>
-                                <w:sz w:val="34"/>
-                                <w:szCs w:val="34"/>
-                              </w:rPr>
-                              <w:t>1</w:t>
-                            </w:r>
-                            <w:r>
-                              <w:rPr>
-                                <w:color w:val="000000"/>
-                                <w:sz w:val="34"/>
-                                <w:szCs w:val="34"/>
-                              </w:rPr>
-                              <w:t xml:space="preserve"> }}</w:t>
+                              <w:t>{{ cause_title_1 }}</w:t>
                             </w:r>
                           </w:p>
                         </w:txbxContent>
                       </wps:txbx>
-                      <wps:bodyPr lIns="0" rIns="0" tIns="0" bIns="0" anchor="t">
+                      <wps:bodyPr lIns="0" tIns="0" rIns="0" bIns="0" anchor="t">
                         <a:noAutofit/>
                       </wps:bodyPr>
                     </wps:wsp>
@@ -3364,7 +3127,7 @@
               </wp:anchor>
             </w:drawing>
           </mc:Choice>
-          <mc:Fallback>
+          <mc:Fallback xmlns:pic="http://schemas.openxmlformats.org/drawingml/2006/picture">
             <w:pict>
               <v:rect id="shape_0" stroked="f" o:allowincell="f" style="position:absolute;margin-left:136.9pt;margin-top:-1.8pt;width:22.2pt;height:29pt;mso-wrap-style:square;v-text-anchor:top">
                 <v:fill o:detectmouseclick="t" on="false"/>
@@ -3386,23 +3149,7 @@
                           <w:sz w:val="34"/>
                           <w:szCs w:val="34"/>
                         </w:rPr>
-                        <w:t>{{ cause_title_</w:t>
-                      </w:r>
-                      <w:r>
-                        <w:rPr>
-                          <w:color w:val="000000"/>
-                          <w:sz w:val="34"/>
-                          <w:szCs w:val="34"/>
-                        </w:rPr>
-                        <w:t>1</w:t>
-                      </w:r>
-                      <w:r>
-                        <w:rPr>
-                          <w:color w:val="000000"/>
-                          <w:sz w:val="34"/>
-                          <w:szCs w:val="34"/>
-                        </w:rPr>
-                        <w:t xml:space="preserve"> }}</w:t>
+                        <w:t>{{ cause_title_1 }}</w:t>
                       </w:r>
                     </w:p>
                   </w:txbxContent>
@@ -3426,14 +3173,13 @@
       <w:pPr>
         <w:pStyle w:val="Normal1"/>
         <w:tabs>
-          <w:tab w:val="clear" w:pos="720"/>
-          <w:tab w:val="left" w:pos="1134" w:leader="none"/>
-          <w:tab w:val="left" w:pos="4536" w:leader="none"/>
+          <w:tab w:val="left" w:pos="1134"/>
+          <w:tab w:val="left" w:pos="4536"/>
         </w:tabs>
-        <w:spacing w:lineRule="atLeast" w:line="198" w:before="0" w:after="198"/>
+        <w:spacing w:after="198" w:line="198" w:lineRule="atLeast"/>
         <w:jc w:val="both"/>
         <w:rPr>
-          <w:rFonts w:eastAsia="Sarabun" w:hint="cs"/>
+          <w:rFonts w:eastAsia="Sarabun"/>
           <w:sz w:val="34"/>
           <w:szCs w:val="34"/>
         </w:rPr>
@@ -3451,25 +3197,24 @@
       <w:pPr>
         <w:pStyle w:val="Normal1"/>
         <w:tabs>
-          <w:tab w:val="clear" w:pos="720"/>
-          <w:tab w:val="left" w:pos="1134" w:leader="none"/>
-          <w:tab w:val="left" w:pos="2835" w:leader="none"/>
-          <w:tab w:val="left" w:pos="4536" w:leader="none"/>
+          <w:tab w:val="left" w:pos="1134"/>
+          <w:tab w:val="left" w:pos="2835"/>
+          <w:tab w:val="left" w:pos="4536"/>
         </w:tabs>
-        <w:spacing w:lineRule="atLeast" w:line="198" w:before="0" w:after="198"/>
+        <w:spacing w:after="198" w:line="198" w:lineRule="atLeast"/>
         <w:jc w:val="both"/>
-        <w:rPr/>
       </w:pPr>
       <w:r>
         <w:rPr>
           <w:rFonts w:eastAsia="Sarabun"/>
+          <w:noProof/>
           <w:sz w:val="34"/>
           <w:szCs w:val="34"/>
         </w:rPr>
         <mc:AlternateContent>
           <mc:Choice Requires="wps">
             <w:drawing>
-              <wp:anchor distT="635" distB="0" distL="635" distR="0" simplePos="0" relativeHeight="103" behindDoc="0" locked="0" layoutInCell="1" allowOverlap="1">
+              <wp:anchor distT="635" distB="0" distL="635" distR="0" simplePos="0" relativeHeight="99" behindDoc="0" locked="0" layoutInCell="1" allowOverlap="1" wp14:anchorId="28990DA3" wp14:editId="12ACDC2B">
                 <wp:simplePos x="0" y="0"/>
                 <wp:positionH relativeFrom="column">
                   <wp:posOffset>1216660</wp:posOffset>
@@ -3480,7 +3225,8 @@
                 <wp:extent cx="4354195" cy="488315"/>
                 <wp:effectExtent l="635" t="635" r="0" b="0"/>
                 <wp:wrapNone/>
-                <wp:docPr id="28" name="Text Frame 18"/>
+                <wp:docPr id="26" name="Text Frame 18"/>
+                <wp:cNvGraphicFramePr/>
                 <a:graphic xmlns:a="http://schemas.openxmlformats.org/drawingml/2006/main">
                   <a:graphicData uri="http://schemas.microsoft.com/office/word/2010/wordprocessingShape">
                     <wps:wsp>
@@ -3499,9 +3245,15 @@
                         </a:ln>
                       </wps:spPr>
                       <wps:style>
-                        <a:lnRef idx="0"/>
-                        <a:fillRef idx="0"/>
-                        <a:effectRef idx="0"/>
+                        <a:lnRef idx="0">
+                          <a:scrgbClr r="0" g="0" b="0"/>
+                        </a:lnRef>
+                        <a:fillRef idx="0">
+                          <a:scrgbClr r="0" g="0" b="0"/>
+                        </a:fillRef>
+                        <a:effectRef idx="0">
+                          <a:scrgbClr r="0" g="0" b="0"/>
+                        </a:effectRef>
                         <a:fontRef idx="minor"/>
                       </wps:style>
                       <wps:txbx>
@@ -3509,7 +3261,6 @@
                           <w:p>
                             <w:pPr>
                               <w:pStyle w:val="Normal1"/>
-                              <w:spacing w:before="0" w:after="200"/>
                               <w:rPr>
                                 <w:color w:val="000000"/>
                               </w:rPr>
@@ -3525,7 +3276,7 @@
                           </w:p>
                         </w:txbxContent>
                       </wps:txbx>
-                      <wps:bodyPr lIns="0" rIns="0" tIns="0" bIns="0" anchor="t">
+                      <wps:bodyPr lIns="0" tIns="0" rIns="0" bIns="0" anchor="t">
                         <a:noAutofit/>
                       </wps:bodyPr>
                     </wps:wsp>
@@ -3534,7 +3285,7 @@
               </wp:anchor>
             </w:drawing>
           </mc:Choice>
-          <mc:Fallback>
+          <mc:Fallback xmlns:pic="http://schemas.openxmlformats.org/drawingml/2006/picture">
             <w:pict>
               <v:rect id="shape_0" stroked="f" o:allowincell="f" style="position:absolute;margin-left:95.8pt;margin-top:25.65pt;width:342.8pt;height:38.4pt;mso-wrap-style:square;v-text-anchor:top">
                 <v:fill o:detectmouseclick="t" on="false"/>
@@ -3565,18 +3316,26 @@
             </w:pict>
           </mc:Fallback>
         </mc:AlternateContent>
+      </w:r>
+      <w:r>
+        <w:rPr>
+          <w:rFonts w:eastAsia="Sarabun"/>
+          <w:sz w:val="34"/>
+          <w:szCs w:val="34"/>
+        </w:rPr>
         <w:tab/>
       </w:r>
       <w:r>
         <w:rPr>
           <w:rFonts w:eastAsia="Sarabun"/>
+          <w:noProof/>
           <w:sz w:val="34"/>
           <w:szCs w:val="34"/>
         </w:rPr>
         <mc:AlternateContent>
           <mc:Choice Requires="wps">
             <w:drawing>
-              <wp:anchor distT="5715" distB="4445" distL="5715" distR="4445" simplePos="0" relativeHeight="105" behindDoc="0" locked="0" layoutInCell="1" allowOverlap="1">
+              <wp:anchor distT="5715" distB="4445" distL="5715" distR="4445" simplePos="0" relativeHeight="101" behindDoc="0" locked="0" layoutInCell="1" allowOverlap="1" wp14:anchorId="0C8708B5" wp14:editId="3365CC3D">
                 <wp:simplePos x="0" y="0"/>
                 <wp:positionH relativeFrom="column">
                   <wp:posOffset>1440815</wp:posOffset>
@@ -3587,7 +3346,8 @@
                 <wp:extent cx="192405" cy="160655"/>
                 <wp:effectExtent l="5715" t="5715" r="4445" b="4445"/>
                 <wp:wrapNone/>
-                <wp:docPr id="29" name="Shape 9"/>
+                <wp:docPr id="27" name="Shape 9"/>
+                <wp:cNvGraphicFramePr/>
                 <a:graphic xmlns:a="http://schemas.openxmlformats.org/drawingml/2006/main">
                   <a:graphicData uri="http://schemas.microsoft.com/office/word/2010/wordprocessingShape">
                     <wps:wsp>
@@ -3601,7 +3361,7 @@
                           <a:avLst/>
                         </a:prstGeom>
                         <a:solidFill>
-                          <a:srgbClr val="ffffff"/>
+                          <a:srgbClr val="FFFFFF"/>
                         </a:solidFill>
                         <a:ln w="9360">
                           <a:solidFill>
@@ -3611,23 +3371,26 @@
                         </a:ln>
                       </wps:spPr>
                       <wps:style>
-                        <a:lnRef idx="0"/>
-                        <a:fillRef idx="0"/>
-                        <a:effectRef idx="0"/>
+                        <a:lnRef idx="0">
+                          <a:scrgbClr r="0" g="0" b="0"/>
+                        </a:lnRef>
+                        <a:fillRef idx="0">
+                          <a:scrgbClr r="0" g="0" b="0"/>
+                        </a:fillRef>
+                        <a:effectRef idx="0">
+                          <a:scrgbClr r="0" g="0" b="0"/>
+                        </a:effectRef>
                         <a:fontRef idx="minor"/>
                       </wps:style>
                       <wps:txbx>
                         <w:txbxContent>
                           <w:p>
                             <w:pPr>
-                              <w:pStyle w:val="FrameContentsuser"/>
+                              <w:pStyle w:val="FrameContents"/>
                               <w:rPr>
                                 <w:color w:val="000000"/>
                               </w:rPr>
                             </w:pPr>
-                            <w:r>
-                              <w:rPr/>
-                            </w:r>
                           </w:p>
                         </w:txbxContent>
                       </wps:txbx>
@@ -3640,7 +3403,7 @@
               </wp:anchor>
             </w:drawing>
           </mc:Choice>
-          <mc:Fallback>
+          <mc:Fallback xmlns:pic="http://schemas.openxmlformats.org/drawingml/2006/picture">
             <w:pict>
               <v:rect id="shape_0" fillcolor="white" stroked="t" o:allowincell="f" style="position:absolute;margin-left:113.45pt;margin-top:3.25pt;width:15.1pt;height:12.6pt;mso-wrap-style:none;v-text-anchor:middle">
                 <v:fill o:detectmouseclick="t" type="solid" color2="black"/>
@@ -3649,13 +3412,15 @@
                   <w:txbxContent>
                     <w:p>
                       <w:pPr>
-                        <w:pStyle w:val="FrameContentsuser"/>
+                        <w:pStyle w:val="FrameContents"/>
                         <w:rPr>
                           <w:color w:val="000000"/>
                         </w:rPr>
                       </w:pPr>
                       <w:r>
-                        <w:rPr/>
+                        <w:rPr>
+                          <w:color w:val="000000"/>
+                        </w:rPr>
                       </w:r>
                     </w:p>
                   </w:txbxContent>
@@ -3665,6 +3430,13 @@
             </w:pict>
           </mc:Fallback>
         </mc:AlternateContent>
+      </w:r>
+      <w:r>
+        <w:rPr>
+          <w:rFonts w:eastAsia="Sarabun"/>
+          <w:sz w:val="34"/>
+          <w:szCs w:val="34"/>
+        </w:rPr>
         <w:tab/>
       </w:r>
       <w:r>
@@ -3673,29 +3445,16 @@
           <w:sz w:val="34"/>
           <w:szCs w:val="34"/>
         </w:rPr>
-        <w:t>ปรากฏจากการสืบสวน</w:t>
-      </w:r>
-      <w:r>
-        <w:rPr>
-          <w:rFonts w:eastAsia="Sarabun" w:hint="cs"/>
-          <w:sz w:val="34"/>
-          <w:szCs w:val="34"/>
-        </w:rPr>
-        <w:t>/</w:t>
-      </w:r>
-      <w:r>
-        <w:rPr>
-          <w:rFonts w:eastAsia="Sarabun" w:hint="cs"/>
-          <w:sz w:val="34"/>
-          <w:szCs w:val="34"/>
-        </w:rPr>
-        <w:t>สอบสวน ของ</w:t>
-      </w:r>
-      <w:r>
+        <w:t>ปรากฏจากการสืบสวน/สอบสวน ของ</w:t>
+      </w:r>
+      <w:r>
+        <w:rPr>
+          <w:noProof/>
+        </w:rPr>
         <mc:AlternateContent>
           <mc:Choice Requires="wps">
             <w:drawing>
-              <wp:anchor distT="635" distB="0" distL="635" distR="0" simplePos="0" relativeHeight="107" behindDoc="0" locked="0" layoutInCell="1" allowOverlap="1">
+              <wp:anchor distT="635" distB="0" distL="635" distR="0" simplePos="0" relativeHeight="103" behindDoc="0" locked="0" layoutInCell="1" allowOverlap="1" wp14:anchorId="63591ABF" wp14:editId="6C640260">
                 <wp:simplePos x="0" y="0"/>
                 <wp:positionH relativeFrom="column">
                   <wp:posOffset>1460500</wp:posOffset>
@@ -3706,7 +3465,8 @@
                 <wp:extent cx="1485265" cy="488315"/>
                 <wp:effectExtent l="635" t="635" r="0" b="0"/>
                 <wp:wrapNone/>
-                <wp:docPr id="30" name="Text Frame 49"/>
+                <wp:docPr id="28" name="Text Frame 49"/>
+                <wp:cNvGraphicFramePr/>
                 <a:graphic xmlns:a="http://schemas.openxmlformats.org/drawingml/2006/main">
                   <a:graphicData uri="http://schemas.microsoft.com/office/word/2010/wordprocessingShape">
                     <wps:wsp>
@@ -3725,9 +3485,15 @@
                         </a:ln>
                       </wps:spPr>
                       <wps:style>
-                        <a:lnRef idx="0"/>
-                        <a:fillRef idx="0"/>
-                        <a:effectRef idx="0"/>
+                        <a:lnRef idx="0">
+                          <a:scrgbClr r="0" g="0" b="0"/>
+                        </a:lnRef>
+                        <a:fillRef idx="0">
+                          <a:scrgbClr r="0" g="0" b="0"/>
+                        </a:fillRef>
+                        <a:effectRef idx="0">
+                          <a:scrgbClr r="0" g="0" b="0"/>
+                        </a:effectRef>
                         <a:fontRef idx="minor"/>
                       </wps:style>
                       <wps:txbx>
@@ -3735,8 +3501,7 @@
                           <w:p>
                             <w:pPr>
                               <w:pStyle w:val="Normal1"/>
-                              <w:spacing w:before="0" w:after="200"/>
-                              <w:jc w:val="start"/>
+                              <w:jc w:val="left"/>
                               <w:rPr>
                                 <w:color w:val="000000"/>
                               </w:rPr>
@@ -3752,7 +3517,7 @@
                           </w:p>
                         </w:txbxContent>
                       </wps:txbx>
-                      <wps:bodyPr lIns="0" rIns="0" tIns="0" bIns="0" anchor="t">
+                      <wps:bodyPr lIns="0" tIns="0" rIns="0" bIns="0" anchor="t">
                         <a:noAutofit/>
                       </wps:bodyPr>
                     </wps:wsp>
@@ -3761,7 +3526,7 @@
               </wp:anchor>
             </w:drawing>
           </mc:Choice>
-          <mc:Fallback>
+          <mc:Fallback xmlns:pic="http://schemas.openxmlformats.org/drawingml/2006/picture">
             <w:pict>
               <v:rect id="shape_0" stroked="f" o:allowincell="f" style="position:absolute;margin-left:115pt;margin-top:-1.4pt;width:116.9pt;height:38.4pt;mso-wrap-style:square;v-text-anchor:top">
                 <v:fill o:detectmouseclick="t" on="false"/>
@@ -3793,10 +3558,15 @@
             </w:pict>
           </mc:Fallback>
         </mc:AlternateContent>
+      </w:r>
+      <w:r>
+        <w:rPr>
+          <w:noProof/>
+        </w:rPr>
         <mc:AlternateContent>
           <mc:Choice Requires="wps">
             <w:drawing>
-              <wp:anchor distT="635" distB="0" distL="635" distR="0" simplePos="0" relativeHeight="109" behindDoc="0" locked="0" layoutInCell="1" allowOverlap="1">
+              <wp:anchor distT="635" distB="0" distL="635" distR="0" simplePos="0" relativeHeight="105" behindDoc="0" locked="0" layoutInCell="1" allowOverlap="1" wp14:anchorId="53BC19C8" wp14:editId="7235DFB3">
                 <wp:simplePos x="0" y="0"/>
                 <wp:positionH relativeFrom="column">
                   <wp:posOffset>3944620</wp:posOffset>
@@ -3807,7 +3577,8 @@
                 <wp:extent cx="1788795" cy="488315"/>
                 <wp:effectExtent l="635" t="635" r="0" b="0"/>
                 <wp:wrapNone/>
-                <wp:docPr id="31" name="Text Frame 18"/>
+                <wp:docPr id="29" name="Text Frame 18"/>
+                <wp:cNvGraphicFramePr/>
                 <a:graphic xmlns:a="http://schemas.openxmlformats.org/drawingml/2006/main">
                   <a:graphicData uri="http://schemas.microsoft.com/office/word/2010/wordprocessingShape">
                     <wps:wsp>
@@ -3826,9 +3597,15 @@
                         </a:ln>
                       </wps:spPr>
                       <wps:style>
-                        <a:lnRef idx="0"/>
-                        <a:fillRef idx="0"/>
-                        <a:effectRef idx="0"/>
+                        <a:lnRef idx="0">
+                          <a:scrgbClr r="0" g="0" b="0"/>
+                        </a:lnRef>
+                        <a:fillRef idx="0">
+                          <a:scrgbClr r="0" g="0" b="0"/>
+                        </a:fillRef>
+                        <a:effectRef idx="0">
+                          <a:scrgbClr r="0" g="0" b="0"/>
+                        </a:effectRef>
                         <a:fontRef idx="minor"/>
                       </wps:style>
                       <wps:txbx>
@@ -3836,8 +3613,7 @@
                           <w:p>
                             <w:pPr>
                               <w:pStyle w:val="Normal1"/>
-                              <w:spacing w:before="0" w:after="200"/>
-                              <w:jc w:val="start"/>
+                              <w:jc w:val="left"/>
                               <w:rPr>
                                 <w:color w:val="000000"/>
                               </w:rPr>
@@ -3853,7 +3629,7 @@
                           </w:p>
                         </w:txbxContent>
                       </wps:txbx>
-                      <wps:bodyPr lIns="0" rIns="0" tIns="0" bIns="0" anchor="t">
+                      <wps:bodyPr lIns="0" tIns="0" rIns="0" bIns="0" anchor="t">
                         <a:noAutofit/>
                       </wps:bodyPr>
                     </wps:wsp>
@@ -3862,7 +3638,7 @@
               </wp:anchor>
             </w:drawing>
           </mc:Choice>
-          <mc:Fallback>
+          <mc:Fallback xmlns:pic="http://schemas.openxmlformats.org/drawingml/2006/picture">
             <w:pict>
               <v:rect id="shape_0" stroked="f" o:allowincell="f" style="position:absolute;margin-left:310.6pt;margin-top:-2.95pt;width:140.8pt;height:38.4pt;mso-wrap-style:square;v-text-anchor:top">
                 <v:fill o:detectmouseclick="t" on="false"/>
@@ -3908,126 +3684,477 @@
       <w:pPr>
         <w:pStyle w:val="Normal1"/>
         <w:tabs>
-          <w:tab w:val="clear" w:pos="720"/>
-          <w:tab w:val="left" w:pos="1134" w:leader="none"/>
-          <w:tab w:val="left" w:pos="2835" w:leader="none"/>
-          <w:tab w:val="left" w:pos="4536" w:leader="none"/>
+          <w:tab w:val="left" w:pos="1134"/>
+          <w:tab w:val="left" w:pos="2835"/>
+          <w:tab w:val="left" w:pos="4536"/>
         </w:tabs>
-        <w:spacing w:lineRule="atLeast" w:line="198" w:before="0" w:after="198"/>
+        <w:spacing w:after="198" w:line="198" w:lineRule="atLeast"/>
         <w:jc w:val="both"/>
         <w:rPr>
+          <w:rFonts w:eastAsia="Sarabun"/>
+          <w:sz w:val="34"/>
+          <w:szCs w:val="34"/>
+        </w:rPr>
+      </w:pPr>
+      <w:r>
+        <w:rPr>
           <w:rFonts w:eastAsia="Sarabun" w:hint="cs"/>
           <w:sz w:val="34"/>
           <w:szCs w:val="34"/>
         </w:rPr>
-      </w:pPr>
-      <w:r>
-        <w:rPr>
-          <w:rFonts w:eastAsia="Sarabun" w:hint="cs"/>
-          <w:sz w:val="34"/>
-          <w:szCs w:val="34"/>
-        </w:rPr>
-        <w:t>เจ้าพนักงานในสังกัด</w:t>
-      </w:r>
-      <w:r>
-        <w:rPr>
-          <w:rFonts w:eastAsia="Sarabun" w:hint="cs"/>
-          <w:sz w:val="34"/>
-          <w:szCs w:val="34"/>
-        </w:rPr>
-        <w:t>................................................................................................................................</w:t>
-      </w:r>
-      <w:r>
-        <w:rPr>
-          <w:rFonts w:eastAsia="Sarabun" w:hint="cs"/>
-          <w:sz w:val="34"/>
-          <w:szCs w:val="34"/>
-        </w:rPr>
-        <w:t>ว่า</w:t>
+        <w:t>เจ้าพนักงานในสังกัด................................................................................................................................ว่า</w:t>
       </w:r>
     </w:p>
     <w:p>
       <w:pPr>
         <w:pStyle w:val="Normal1"/>
         <w:tabs>
-          <w:tab w:val="clear" w:pos="720"/>
-          <w:tab w:val="left" w:pos="1134" w:leader="none"/>
-          <w:tab w:val="left" w:pos="2835" w:leader="none"/>
-          <w:tab w:val="left" w:pos="4536" w:leader="none"/>
+          <w:tab w:val="left" w:pos="1134"/>
+          <w:tab w:val="left" w:pos="2835"/>
+          <w:tab w:val="left" w:pos="4536"/>
         </w:tabs>
-        <w:spacing w:lineRule="atLeast" w:line="198" w:before="0" w:after="198"/>
+        <w:spacing w:after="198" w:line="198" w:lineRule="atLeast"/>
         <w:jc w:val="both"/>
-        <w:rPr/>
       </w:pPr>
       <w:r>
         <w:rPr>
           <w:rFonts w:eastAsia="Sarabun" w:hint="cs"/>
-          <w:sz w:val="34"/>
-          <w:szCs w:val="34"/>
-        </w:rPr>
-        <w:t>นาย</w:t>
-      </w:r>
-      <w:r>
-        <w:rPr>
-          <w:rFonts w:eastAsia="Sarabun" w:hint="cs"/>
-          <w:sz w:val="34"/>
-          <w:szCs w:val="34"/>
-        </w:rPr>
-        <w:t>/</w:t>
-      </w:r>
-      <w:r>
-        <w:rPr>
-          <w:rFonts w:eastAsia="Sarabun" w:hint="cs"/>
-          <w:sz w:val="34"/>
-          <w:szCs w:val="34"/>
-        </w:rPr>
-        <w:t>นาง</w:t>
-      </w:r>
-      <w:r>
-        <w:rPr>
-          <w:rFonts w:eastAsia="Sarabun" w:hint="cs"/>
-          <w:sz w:val="34"/>
-          <w:szCs w:val="34"/>
-        </w:rPr>
-        <w:t>/</w:t>
-      </w:r>
-      <w:r>
-        <w:rPr>
-          <w:rFonts w:eastAsia="Sarabun" w:hint="cs"/>
-          <w:sz w:val="34"/>
-          <w:szCs w:val="34"/>
-        </w:rPr>
-        <w:t>นางสาว</w:t>
-      </w:r>
-      <w:r>
-        <w:rPr>
-          <w:rFonts w:eastAsia="Sarabun" w:hint="cs"/>
-          <w:sz w:val="34"/>
-          <w:szCs w:val="34"/>
-        </w:rPr>
-        <w:t>.........................................................................................................</w:t>
-      </w:r>
-      <w:r>
-        <w:rPr>
-          <w:rFonts w:eastAsia="Sarabun" w:hint="cs"/>
-          <w:sz w:val="34"/>
-          <w:szCs w:val="34"/>
-        </w:rPr>
-        <w:t>อายุ</w:t>
-      </w:r>
-      <w:r>
-        <w:rPr>
-          <w:rFonts w:eastAsia="Sarabun" w:hint="cs"/>
-          <w:sz w:val="34"/>
-          <w:szCs w:val="34"/>
-        </w:rPr>
-        <w:t>.....................</w:t>
-      </w:r>
-      <w:r>
+          <w:noProof/>
+          <w:sz w:val="34"/>
+          <w:szCs w:val="34"/>
+        </w:rPr>
         <mc:AlternateContent>
           <mc:Choice Requires="wps">
             <w:drawing>
-              <wp:anchor distT="635" distB="0" distL="635" distR="0" simplePos="0" relativeHeight="111" behindDoc="0" locked="0" layoutInCell="1" allowOverlap="1">
+              <wp:anchor distT="635" distB="0" distL="635" distR="0" simplePos="0" relativeHeight="251659264" behindDoc="0" locked="0" layoutInCell="1" allowOverlap="1" wp14:anchorId="0A0DAAD5" wp14:editId="1A06EA0A">
+                <wp:simplePos x="0" y="0"/>
+                <wp:positionH relativeFrom="column">
+                  <wp:posOffset>282575</wp:posOffset>
+                </wp:positionH>
+                <wp:positionV relativeFrom="paragraph">
+                  <wp:posOffset>6350</wp:posOffset>
+                </wp:positionV>
+                <wp:extent cx="454025" cy="368935"/>
+                <wp:effectExtent l="635" t="635" r="0" b="0"/>
+                <wp:wrapNone/>
+                <wp:docPr id="683207096" name="Text Frame 55"/>
+                <wp:cNvGraphicFramePr/>
+                <a:graphic xmlns:a="http://schemas.openxmlformats.org/drawingml/2006/main">
+                  <a:graphicData uri="http://schemas.microsoft.com/office/word/2010/wordprocessingShape">
+                    <wps:wsp>
+                      <wps:cNvSpPr/>
+                      <wps:spPr>
+                        <a:xfrm>
+                          <a:off x="0" y="0"/>
+                          <a:ext cx="453960" cy="369000"/>
+                        </a:xfrm>
+                        <a:prstGeom prst="rect">
+                          <a:avLst/>
+                        </a:prstGeom>
+                        <a:noFill/>
+                        <a:ln w="0">
+                          <a:noFill/>
+                        </a:ln>
+                      </wps:spPr>
+                      <wps:style>
+                        <a:lnRef idx="0">
+                          <a:scrgbClr r="0" g="0" b="0"/>
+                        </a:lnRef>
+                        <a:fillRef idx="0">
+                          <a:scrgbClr r="0" g="0" b="0"/>
+                        </a:fillRef>
+                        <a:effectRef idx="0">
+                          <a:scrgbClr r="0" g="0" b="0"/>
+                        </a:effectRef>
+                        <a:fontRef idx="minor"/>
+                      </wps:style>
+                      <wps:txbx>
+                        <w:txbxContent>
+                          <w:p>
+                            <w:pPr>
+                              <w:spacing w:after="200"/>
+                              <w:rPr>
+                                <w:color w:val="000000"/>
+                              </w:rPr>
+                            </w:pPr>
+                            <w:r>
+                              <w:rPr>
+                                <w:color w:val="000000"/>
+                                <w:sz w:val="34"/>
+                                <w:szCs w:val="34"/>
+                              </w:rPr>
+                              <w:t xml:space="preserve">{{ </w:t>
+                            </w:r>
+                            <w:r>
+                              <w:rPr>
+                                <w:color w:val="000000"/>
+                                <w:sz w:val="34"/>
+                                <w:szCs w:val="34"/>
+                              </w:rPr>
+                              <w:t>acc</w:t>
+                            </w:r>
+                            <w:r>
+                              <w:rPr>
+                                <w:color w:val="000000"/>
+                                <w:sz w:val="34"/>
+                                <w:szCs w:val="34"/>
+                              </w:rPr>
+                              <w:t>_title_2 }}</w:t>
+                            </w:r>
+                          </w:p>
+                        </w:txbxContent>
+                      </wps:txbx>
+                      <wps:bodyPr lIns="0" tIns="0" rIns="0" bIns="0" anchor="t">
+                        <a:noAutofit/>
+                      </wps:bodyPr>
+                    </wps:wsp>
+                  </a:graphicData>
+                </a:graphic>
+              </wp:anchor>
+            </w:drawing>
+          </mc:Choice>
+          <mc:Fallback>
+            <w:pict>
+              <v:rect w14:anchorId="0A0DAAD5" id="_x0000_s1054" style="position:absolute;left:0;text-align:left;margin-left:22.25pt;margin-top:.5pt;width:35.75pt;height:29.05pt;z-index:251659264;visibility:visible;mso-wrap-style:square;mso-wrap-distance-left:.05pt;mso-wrap-distance-top:.05pt;mso-wrap-distance-right:0;mso-wrap-distance-bottom:0;mso-position-horizontal:absolute;mso-position-horizontal-relative:text;mso-position-vertical:absolute;mso-position-vertical-relative:text;v-text-anchor:top" o:gfxdata="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" filled="f" stroked="f" strokeweight="0">
+                <v:textbox inset="0,0,0,0">
+                  <w:txbxContent>
+                    <w:p>
+                      <w:pPr>
+                        <w:spacing w:after="200"/>
+                        <w:rPr>
+                          <w:color w:val="000000"/>
+                        </w:rPr>
+                      </w:pPr>
+                      <w:r>
+                        <w:rPr>
+                          <w:color w:val="000000"/>
+                          <w:sz w:val="34"/>
+                          <w:szCs w:val="34"/>
+                        </w:rPr>
+                        <w:t xml:space="preserve">{{ </w:t>
+                      </w:r>
+                      <w:r>
+                        <w:rPr>
+                          <w:color w:val="000000"/>
+                          <w:sz w:val="34"/>
+                          <w:szCs w:val="34"/>
+                        </w:rPr>
+                        <w:t>acc</w:t>
+                      </w:r>
+                      <w:r>
+                        <w:rPr>
+                          <w:color w:val="000000"/>
+                          <w:sz w:val="34"/>
+                          <w:szCs w:val="34"/>
+                        </w:rPr>
+                        <w:t>_title_2 }}</w:t>
+                      </w:r>
+                    </w:p>
+                  </w:txbxContent>
+                </v:textbox>
+              </v:rect>
+            </w:pict>
+          </mc:Fallback>
+        </mc:AlternateContent>
+      </w:r>
+      <w:r>
+        <w:rPr>
+          <w:noProof/>
+        </w:rPr>
+        <mc:AlternateContent>
+          <mc:Choice Requires="wps">
+            <w:drawing>
+              <wp:anchor distT="635" distB="0" distL="635" distR="0" simplePos="0" relativeHeight="251660288" behindDoc="0" locked="0" layoutInCell="1" allowOverlap="1" wp14:anchorId="6DFEE19A" wp14:editId="64EA56D0">
+                <wp:simplePos x="0" y="0"/>
+                <wp:positionH relativeFrom="column">
+                  <wp:posOffset>568325</wp:posOffset>
+                </wp:positionH>
+                <wp:positionV relativeFrom="paragraph">
+                  <wp:posOffset>1270</wp:posOffset>
+                </wp:positionV>
+                <wp:extent cx="454025" cy="488315"/>
+                <wp:effectExtent l="635" t="635" r="0" b="0"/>
+                <wp:wrapNone/>
+                <wp:docPr id="2075437369" name="Text Frame 53"/>
+                <wp:cNvGraphicFramePr/>
+                <a:graphic xmlns:a="http://schemas.openxmlformats.org/drawingml/2006/main">
+                  <a:graphicData uri="http://schemas.microsoft.com/office/word/2010/wordprocessingShape">
+                    <wps:wsp>
+                      <wps:cNvSpPr/>
+                      <wps:spPr>
+                        <a:xfrm>
+                          <a:off x="0" y="0"/>
+                          <a:ext cx="453960" cy="488160"/>
+                        </a:xfrm>
+                        <a:prstGeom prst="rect">
+                          <a:avLst/>
+                        </a:prstGeom>
+                        <a:noFill/>
+                        <a:ln w="0">
+                          <a:noFill/>
+                        </a:ln>
+                      </wps:spPr>
+                      <wps:style>
+                        <a:lnRef idx="0">
+                          <a:scrgbClr r="0" g="0" b="0"/>
+                        </a:lnRef>
+                        <a:fillRef idx="0">
+                          <a:scrgbClr r="0" g="0" b="0"/>
+                        </a:fillRef>
+                        <a:effectRef idx="0">
+                          <a:scrgbClr r="0" g="0" b="0"/>
+                        </a:effectRef>
+                        <a:fontRef idx="minor"/>
+                      </wps:style>
+                      <wps:txbx>
+                        <w:txbxContent>
+                          <w:p>
+                            <w:pPr>
+                              <w:spacing w:after="200"/>
+                              <w:rPr>
+                                <w:color w:val="000000"/>
+                              </w:rPr>
+                            </w:pPr>
+                            <w:r>
+                              <w:rPr>
+                                <w:color w:val="000000"/>
+                                <w:sz w:val="34"/>
+                                <w:szCs w:val="34"/>
+                              </w:rPr>
+                              <w:t xml:space="preserve">{{ </w:t>
+                            </w:r>
+                            <w:r>
+                              <w:rPr>
+                                <w:color w:val="000000"/>
+                                <w:sz w:val="34"/>
+                                <w:szCs w:val="34"/>
+                              </w:rPr>
+                              <w:t>acc</w:t>
+                            </w:r>
+                            <w:r>
+                              <w:rPr>
+                                <w:color w:val="000000"/>
+                                <w:sz w:val="34"/>
+                                <w:szCs w:val="34"/>
+                              </w:rPr>
+                              <w:t>_title_3 }}</w:t>
+                            </w:r>
+                          </w:p>
+                        </w:txbxContent>
+                      </wps:txbx>
+                      <wps:bodyPr lIns="0" tIns="0" rIns="0" bIns="0" anchor="t">
+                        <a:noAutofit/>
+                      </wps:bodyPr>
+                    </wps:wsp>
+                  </a:graphicData>
+                </a:graphic>
+                <wp14:sizeRelH relativeFrom="margin">
+                  <wp14:pctWidth>0</wp14:pctWidth>
+                </wp14:sizeRelH>
+                <wp14:sizeRelV relativeFrom="margin">
+                  <wp14:pctHeight>0</wp14:pctHeight>
+                </wp14:sizeRelV>
+              </wp:anchor>
+            </w:drawing>
+          </mc:Choice>
+          <mc:Fallback>
+            <w:pict>
+              <v:rect w14:anchorId="6DFEE19A" id="_x0000_s1055" style="position:absolute;left:0;text-align:left;margin-left:44.75pt;margin-top:.1pt;width:35.75pt;height:38.45pt;z-index:251660288;visibility:visible;mso-wrap-style:square;mso-width-percent:0;mso-height-percent:0;mso-wrap-distance-left:.05pt;mso-wrap-distance-top:.05pt;mso-wrap-distance-right:0;mso-wrap-distance-bottom:0;mso-position-horizontal:absolute;mso-position-horizontal-relative:text;mso-position-vertical:absolute;mso-position-vertical-relative:text;mso-width-percent:0;mso-height-percent:0;mso-width-relative:margin;mso-height-relative:margin;v-text-anchor:top" o:gfxdata="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" filled="f" stroked="f" strokeweight="0">
+                <v:textbox inset="0,0,0,0">
+                  <w:txbxContent>
+                    <w:p>
+                      <w:pPr>
+                        <w:spacing w:after="200"/>
+                        <w:rPr>
+                          <w:color w:val="000000"/>
+                        </w:rPr>
+                      </w:pPr>
+                      <w:r>
+                        <w:rPr>
+                          <w:color w:val="000000"/>
+                          <w:sz w:val="34"/>
+                          <w:szCs w:val="34"/>
+                        </w:rPr>
+                        <w:t xml:space="preserve">{{ </w:t>
+                      </w:r>
+                      <w:r>
+                        <w:rPr>
+                          <w:color w:val="000000"/>
+                          <w:sz w:val="34"/>
+                          <w:szCs w:val="34"/>
+                        </w:rPr>
+                        <w:t>acc</w:t>
+                      </w:r>
+                      <w:r>
+                        <w:rPr>
+                          <w:color w:val="000000"/>
+                          <w:sz w:val="34"/>
+                          <w:szCs w:val="34"/>
+                        </w:rPr>
+                        <w:t>_title_3 }}</w:t>
+                      </w:r>
+                    </w:p>
+                  </w:txbxContent>
+                </v:textbox>
+              </v:rect>
+            </w:pict>
+          </mc:Fallback>
+        </mc:AlternateContent>
+      </w:r>
+      <w:r>
+        <w:rPr>
+          <w:noProof/>
+        </w:rPr>
+        <mc:AlternateContent>
+          <mc:Choice Requires="wps">
+            <w:drawing>
+              <wp:anchor distT="635" distB="0" distL="635" distR="0" simplePos="0" relativeHeight="251661312" behindDoc="0" locked="0" layoutInCell="1" allowOverlap="1" wp14:anchorId="3AB7ACAC" wp14:editId="33681A4D">
+                <wp:simplePos x="0" y="0"/>
+                <wp:positionH relativeFrom="column">
+                  <wp:posOffset>0</wp:posOffset>
+                </wp:positionH>
+                <wp:positionV relativeFrom="paragraph">
+                  <wp:posOffset>6350</wp:posOffset>
+                </wp:positionV>
+                <wp:extent cx="282575" cy="368935"/>
+                <wp:effectExtent l="635" t="635" r="0" b="0"/>
+                <wp:wrapNone/>
+                <wp:docPr id="630366220" name="Text Frame 54"/>
+                <wp:cNvGraphicFramePr/>
+                <a:graphic xmlns:a="http://schemas.openxmlformats.org/drawingml/2006/main">
+                  <a:graphicData uri="http://schemas.microsoft.com/office/word/2010/wordprocessingShape">
+                    <wps:wsp>
+                      <wps:cNvSpPr/>
+                      <wps:spPr>
+                        <a:xfrm>
+                          <a:off x="0" y="0"/>
+                          <a:ext cx="282600" cy="369000"/>
+                        </a:xfrm>
+                        <a:prstGeom prst="rect">
+                          <a:avLst/>
+                        </a:prstGeom>
+                        <a:noFill/>
+                        <a:ln w="0">
+                          <a:noFill/>
+                        </a:ln>
+                      </wps:spPr>
+                      <wps:style>
+                        <a:lnRef idx="0">
+                          <a:scrgbClr r="0" g="0" b="0"/>
+                        </a:lnRef>
+                        <a:fillRef idx="0">
+                          <a:scrgbClr r="0" g="0" b="0"/>
+                        </a:fillRef>
+                        <a:effectRef idx="0">
+                          <a:scrgbClr r="0" g="0" b="0"/>
+                        </a:effectRef>
+                        <a:fontRef idx="minor"/>
+                      </wps:style>
+                      <wps:txbx>
+                        <w:txbxContent>
+                          <w:p>
+                            <w:pPr>
+                              <w:spacing w:after="200"/>
+                              <w:rPr>
+                                <w:color w:val="000000"/>
+                              </w:rPr>
+                            </w:pPr>
+                            <w:r>
+                              <w:rPr>
+                                <w:color w:val="000000"/>
+                                <w:sz w:val="34"/>
+                                <w:szCs w:val="34"/>
+                              </w:rPr>
+                              <w:t xml:space="preserve">{{ </w:t>
+                            </w:r>
+                            <w:r>
+                              <w:rPr>
+                                <w:color w:val="000000"/>
+                                <w:sz w:val="34"/>
+                                <w:szCs w:val="34"/>
+                              </w:rPr>
+                              <w:t>acc</w:t>
+                            </w:r>
+                            <w:r>
+                              <w:rPr>
+                                <w:color w:val="000000"/>
+                                <w:sz w:val="34"/>
+                                <w:szCs w:val="34"/>
+                              </w:rPr>
+                              <w:t>_title_1 }}</w:t>
+                            </w:r>
+                          </w:p>
+                        </w:txbxContent>
+                      </wps:txbx>
+                      <wps:bodyPr lIns="0" tIns="0" rIns="0" bIns="0" anchor="t">
+                        <a:noAutofit/>
+                      </wps:bodyPr>
+                    </wps:wsp>
+                  </a:graphicData>
+                </a:graphic>
+              </wp:anchor>
+            </w:drawing>
+          </mc:Choice>
+          <mc:Fallback>
+            <w:pict>
+              <v:rect w14:anchorId="3AB7ACAC" id="_x0000_s1056" style="position:absolute;left:0;text-align:left;margin-left:0;margin-top:.5pt;width:22.25pt;height:29.05pt;z-index:251661312;visibility:visible;mso-wrap-style:square;mso-wrap-distance-left:.05pt;mso-wrap-distance-top:.05pt;mso-wrap-distance-right:0;mso-wrap-distance-bottom:0;mso-position-horizontal:absolute;mso-position-horizontal-relative:text;mso-position-vertical:absolute;mso-position-vertical-relative:text;v-text-anchor:top" o:gfxdata="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" filled="f" stroked="f" strokeweight="0">
+                <v:textbox inset="0,0,0,0">
+                  <w:txbxContent>
+                    <w:p>
+                      <w:pPr>
+                        <w:spacing w:after="200"/>
+                        <w:rPr>
+                          <w:color w:val="000000"/>
+                        </w:rPr>
+                      </w:pPr>
+                      <w:r>
+                        <w:rPr>
+                          <w:color w:val="000000"/>
+                          <w:sz w:val="34"/>
+                          <w:szCs w:val="34"/>
+                        </w:rPr>
+                        <w:t xml:space="preserve">{{ </w:t>
+                      </w:r>
+                      <w:r>
+                        <w:rPr>
+                          <w:color w:val="000000"/>
+                          <w:sz w:val="34"/>
+                          <w:szCs w:val="34"/>
+                        </w:rPr>
+                        <w:t>acc</w:t>
+                      </w:r>
+                      <w:r>
+                        <w:rPr>
+                          <w:color w:val="000000"/>
+                          <w:sz w:val="34"/>
+                          <w:szCs w:val="34"/>
+                        </w:rPr>
+                        <w:t>_title_1 }}</w:t>
+                      </w:r>
+                    </w:p>
+                  </w:txbxContent>
+                </v:textbox>
+              </v:rect>
+            </w:pict>
+          </mc:Fallback>
+        </mc:AlternateContent>
+      </w:r>
+      <w:r>
+        <w:rPr>
+          <w:rFonts w:eastAsia="Sarabun" w:hint="cs"/>
+          <w:sz w:val="34"/>
+          <w:szCs w:val="34"/>
+        </w:rPr>
+        <w:t>นาย/นาง/นางสาว.........................................................................................................อายุ.....................</w:t>
+      </w:r>
+      <w:r>
+        <w:rPr>
+          <w:noProof/>
+        </w:rPr>
+        <mc:AlternateContent>
+          <mc:Choice Requires="wps">
+            <w:drawing>
+              <wp:anchor distT="635" distB="0" distL="635" distR="0" simplePos="0" relativeHeight="107" behindDoc="0" locked="0" layoutInCell="1" allowOverlap="1" wp14:anchorId="17D3D243" wp14:editId="34360E1C">
                 <wp:simplePos x="0" y="0"/>
                 <wp:positionH relativeFrom="column">
                   <wp:posOffset>1214120</wp:posOffset>
@@ -4038,7 +4165,8 @@
                 <wp:extent cx="3589655" cy="488315"/>
                 <wp:effectExtent l="635" t="635" r="0" b="0"/>
                 <wp:wrapNone/>
-                <wp:docPr id="32" name="Text Frame 19"/>
+                <wp:docPr id="30" name="Text Frame 19"/>
+                <wp:cNvGraphicFramePr/>
                 <a:graphic xmlns:a="http://schemas.openxmlformats.org/drawingml/2006/main">
                   <a:graphicData uri="http://schemas.microsoft.com/office/word/2010/wordprocessingShape">
                     <wps:wsp>
@@ -4057,9 +4185,15 @@
                         </a:ln>
                       </wps:spPr>
                       <wps:style>
-                        <a:lnRef idx="0"/>
-                        <a:fillRef idx="0"/>
-                        <a:effectRef idx="0"/>
+                        <a:lnRef idx="0">
+                          <a:scrgbClr r="0" g="0" b="0"/>
+                        </a:lnRef>
+                        <a:fillRef idx="0">
+                          <a:scrgbClr r="0" g="0" b="0"/>
+                        </a:fillRef>
+                        <a:effectRef idx="0">
+                          <a:scrgbClr r="0" g="0" b="0"/>
+                        </a:effectRef>
                         <a:fontRef idx="minor"/>
                       </wps:style>
                       <wps:txbx>
@@ -4067,8 +4201,6 @@
                           <w:p>
                             <w:pPr>
                               <w:pStyle w:val="Normal1"/>
-                              <w:spacing w:before="0" w:after="200"/>
-                              <w:rPr/>
                             </w:pPr>
                             <w:r>
                               <w:rPr>
@@ -4079,7 +4211,7 @@
                           </w:p>
                         </w:txbxContent>
                       </wps:txbx>
-                      <wps:bodyPr lIns="0" rIns="0" tIns="0" bIns="0" anchor="t">
+                      <wps:bodyPr lIns="0" tIns="0" rIns="0" bIns="0" anchor="t">
                         <a:noAutofit/>
                       </wps:bodyPr>
                     </wps:wsp>
@@ -4088,7 +4220,7 @@
               </wp:anchor>
             </w:drawing>
           </mc:Choice>
-          <mc:Fallback>
+          <mc:Fallback xmlns:pic="http://schemas.openxmlformats.org/drawingml/2006/picture">
             <w:pict>
               <v:rect id="shape_0" stroked="f" o:allowincell="f" style="position:absolute;margin-left:95.6pt;margin-top:-1.8pt;width:282.6pt;height:38.4pt;mso-wrap-style:square;v-text-anchor:top">
                 <v:fill o:detectmouseclick="t" on="false"/>
@@ -4115,10 +4247,15 @@
             </w:pict>
           </mc:Fallback>
         </mc:AlternateContent>
+      </w:r>
+      <w:r>
+        <w:rPr>
+          <w:noProof/>
+        </w:rPr>
         <mc:AlternateContent>
           <mc:Choice Requires="wps">
             <w:drawing>
-              <wp:anchor distT="635" distB="0" distL="0" distR="0" simplePos="0" relativeHeight="113" behindDoc="0" locked="0" layoutInCell="1" allowOverlap="1">
+              <wp:anchor distT="635" distB="0" distL="0" distR="0" simplePos="0" relativeHeight="109" behindDoc="0" locked="0" layoutInCell="1" allowOverlap="1" wp14:anchorId="18C823BD" wp14:editId="510FBBC9">
                 <wp:simplePos x="0" y="0"/>
                 <wp:positionH relativeFrom="column">
                   <wp:posOffset>4901565</wp:posOffset>
@@ -4129,7 +4266,8 @@
                 <wp:extent cx="811530" cy="488315"/>
                 <wp:effectExtent l="0" t="635" r="0" b="0"/>
                 <wp:wrapNone/>
-                <wp:docPr id="33" name="Text Frame 20"/>
+                <wp:docPr id="31" name="Text Frame 20"/>
+                <wp:cNvGraphicFramePr/>
                 <a:graphic xmlns:a="http://schemas.openxmlformats.org/drawingml/2006/main">
                   <a:graphicData uri="http://schemas.microsoft.com/office/word/2010/wordprocessingShape">
                     <wps:wsp>
@@ -4148,9 +4286,15 @@
                         </a:ln>
                       </wps:spPr>
                       <wps:style>
-                        <a:lnRef idx="0"/>
-                        <a:fillRef idx="0"/>
-                        <a:effectRef idx="0"/>
+                        <a:lnRef idx="0">
+                          <a:scrgbClr r="0" g="0" b="0"/>
+                        </a:lnRef>
+                        <a:fillRef idx="0">
+                          <a:scrgbClr r="0" g="0" b="0"/>
+                        </a:fillRef>
+                        <a:effectRef idx="0">
+                          <a:scrgbClr r="0" g="0" b="0"/>
+                        </a:effectRef>
                         <a:fontRef idx="minor"/>
                       </wps:style>
                       <wps:txbx>
@@ -4158,8 +4302,6 @@
                           <w:p>
                             <w:pPr>
                               <w:pStyle w:val="Normal1"/>
-                              <w:spacing w:before="0" w:after="200"/>
-                              <w:rPr/>
                             </w:pPr>
                             <w:r>
                               <w:rPr>
@@ -4172,7 +4314,7 @@
                           </w:p>
                         </w:txbxContent>
                       </wps:txbx>
-                      <wps:bodyPr lIns="0" rIns="0" tIns="0" bIns="0" anchor="t">
+                      <wps:bodyPr lIns="0" tIns="0" rIns="0" bIns="0" anchor="t">
                         <a:noAutofit/>
                       </wps:bodyPr>
                     </wps:wsp>
@@ -4181,7 +4323,7 @@
               </wp:anchor>
             </w:drawing>
           </mc:Choice>
-          <mc:Fallback>
+          <mc:Fallback xmlns:pic="http://schemas.openxmlformats.org/drawingml/2006/picture">
             <w:pict>
               <v:rect id="shape_0" stroked="f" o:allowincell="f" style="position:absolute;margin-left:385.95pt;margin-top:-3.15pt;width:63.85pt;height:38.4pt;mso-wrap-style:square;v-text-anchor:top">
                 <v:fill o:detectmouseclick="t" on="false"/>
@@ -4224,25 +4366,24 @@
       <w:pPr>
         <w:pStyle w:val="Normal1"/>
         <w:tabs>
-          <w:tab w:val="clear" w:pos="720"/>
-          <w:tab w:val="left" w:pos="1134" w:leader="none"/>
-          <w:tab w:val="left" w:pos="2835" w:leader="none"/>
-          <w:tab w:val="left" w:pos="4536" w:leader="none"/>
+          <w:tab w:val="left" w:pos="1134"/>
+          <w:tab w:val="left" w:pos="2835"/>
+          <w:tab w:val="left" w:pos="4536"/>
         </w:tabs>
-        <w:spacing w:lineRule="atLeast" w:line="198" w:before="0" w:after="198"/>
+        <w:spacing w:after="198" w:line="198" w:lineRule="atLeast"/>
         <w:jc w:val="both"/>
-        <w:rPr/>
       </w:pPr>
       <w:r>
         <w:rPr>
           <w:rFonts w:eastAsia="Sarabun" w:hint="cs"/>
+          <w:noProof/>
           <w:sz w:val="34"/>
           <w:szCs w:val="34"/>
         </w:rPr>
         <mc:AlternateContent>
           <mc:Choice Requires="wps">
             <w:drawing>
-              <wp:anchor distT="635" distB="0" distL="0" distR="0" simplePos="0" relativeHeight="115" behindDoc="0" locked="0" layoutInCell="1" allowOverlap="1">
+              <wp:anchor distT="635" distB="0" distL="0" distR="0" simplePos="0" relativeHeight="111" behindDoc="0" locked="0" layoutInCell="1" allowOverlap="1" wp14:anchorId="63A3FBB6" wp14:editId="24FC7253">
                 <wp:simplePos x="0" y="0"/>
                 <wp:positionH relativeFrom="column">
                   <wp:posOffset>5085715</wp:posOffset>
@@ -4253,7 +4394,8 @@
                 <wp:extent cx="914400" cy="488315"/>
                 <wp:effectExtent l="0" t="635" r="0" b="0"/>
                 <wp:wrapNone/>
-                <wp:docPr id="34" name="Text Frame 50"/>
+                <wp:docPr id="32" name="Text Frame 50"/>
+                <wp:cNvGraphicFramePr/>
                 <a:graphic xmlns:a="http://schemas.openxmlformats.org/drawingml/2006/main">
                   <a:graphicData uri="http://schemas.microsoft.com/office/word/2010/wordprocessingShape">
                     <wps:wsp>
@@ -4272,9 +4414,15 @@
                         </a:ln>
                       </wps:spPr>
                       <wps:style>
-                        <a:lnRef idx="0"/>
-                        <a:fillRef idx="0"/>
-                        <a:effectRef idx="0"/>
+                        <a:lnRef idx="0">
+                          <a:scrgbClr r="0" g="0" b="0"/>
+                        </a:lnRef>
+                        <a:fillRef idx="0">
+                          <a:scrgbClr r="0" g="0" b="0"/>
+                        </a:fillRef>
+                        <a:effectRef idx="0">
+                          <a:scrgbClr r="0" g="0" b="0"/>
+                        </a:effectRef>
                         <a:fontRef idx="minor"/>
                       </wps:style>
                       <wps:txbx>
@@ -4282,8 +4430,6 @@
                           <w:p>
                             <w:pPr>
                               <w:pStyle w:val="Normal1"/>
-                              <w:spacing w:before="0" w:after="200"/>
-                              <w:rPr/>
                             </w:pPr>
                             <w:r>
                               <w:rPr>
@@ -4296,7 +4442,7 @@
                           </w:p>
                         </w:txbxContent>
                       </wps:txbx>
-                      <wps:bodyPr lIns="0" rIns="0" tIns="0" bIns="0" anchor="t">
+                      <wps:bodyPr lIns="0" tIns="0" rIns="0" bIns="0" anchor="t">
                         <a:noAutofit/>
                       </wps:bodyPr>
                     </wps:wsp>
@@ -4305,7 +4451,7 @@
               </wp:anchor>
             </w:drawing>
           </mc:Choice>
-          <mc:Fallback>
+          <mc:Fallback xmlns:pic="http://schemas.openxmlformats.org/drawingml/2006/picture">
             <w:pict>
               <v:rect id="shape_0" stroked="f" o:allowincell="f" style="position:absolute;margin-left:400.45pt;margin-top:-2.6pt;width:71.95pt;height:38.4pt;mso-wrap-style:square;v-text-anchor:top">
                 <v:fill o:detectmouseclick="t" on="false"/>
@@ -4334,7 +4480,6 @@
             </w:pict>
           </mc:Fallback>
         </mc:AlternateContent>
-        <w:t>เชื้อชาติ</w:t>
       </w:r>
       <w:r>
         <w:rPr>
@@ -4342,53 +4487,16 @@
           <w:sz w:val="34"/>
           <w:szCs w:val="34"/>
         </w:rPr>
-        <w:t>.................................</w:t>
-      </w:r>
-      <w:r>
-        <w:rPr>
-          <w:rFonts w:eastAsia="Sarabun" w:hint="cs"/>
-          <w:sz w:val="34"/>
-          <w:szCs w:val="34"/>
-        </w:rPr>
-        <w:t>สัญชาติ</w:t>
-      </w:r>
-      <w:r>
-        <w:rPr>
-          <w:rFonts w:eastAsia="Sarabun" w:hint="cs"/>
-          <w:sz w:val="34"/>
-          <w:szCs w:val="34"/>
-        </w:rPr>
-        <w:t>..........................</w:t>
-      </w:r>
-      <w:r>
-        <w:rPr>
-          <w:rFonts w:eastAsia="Sarabun" w:hint="cs"/>
-          <w:sz w:val="34"/>
-          <w:szCs w:val="34"/>
-        </w:rPr>
-        <w:t>อาชีพ</w:t>
-      </w:r>
-      <w:r>
-        <w:rPr>
-          <w:rFonts w:eastAsia="Sarabun" w:hint="cs"/>
-          <w:sz w:val="34"/>
-          <w:szCs w:val="34"/>
-        </w:rPr>
-        <w:t>...............................</w:t>
-      </w:r>
-      <w:r>
-        <w:rPr>
-          <w:rFonts w:eastAsia="Sarabun" w:hint="cs"/>
-          <w:sz w:val="34"/>
-          <w:szCs w:val="34"/>
-        </w:rPr>
-        <w:t>อยู่บ้านเลขที่</w:t>
-      </w:r>
-      <w:r>
+        <w:t>เชื้อชาติ.................................สัญชาติ..........................อาชีพ...............................อยู่บ้านเลขที่</w:t>
+      </w:r>
+      <w:r>
+        <w:rPr>
+          <w:noProof/>
+        </w:rPr>
         <mc:AlternateContent>
           <mc:Choice Requires="wps">
             <w:drawing>
-              <wp:anchor distT="635" distB="0" distL="635" distR="0" simplePos="0" relativeHeight="21" behindDoc="0" locked="0" layoutInCell="1" allowOverlap="1">
+              <wp:anchor distT="635" distB="0" distL="635" distR="0" simplePos="0" relativeHeight="31" behindDoc="0" locked="0" layoutInCell="1" allowOverlap="1" wp14:anchorId="03BAA1A3" wp14:editId="29D7A8A2">
                 <wp:simplePos x="0" y="0"/>
                 <wp:positionH relativeFrom="column">
                   <wp:posOffset>2037715</wp:posOffset>
@@ -4399,7 +4507,8 @@
                 <wp:extent cx="967105" cy="454025"/>
                 <wp:effectExtent l="635" t="635" r="0" b="0"/>
                 <wp:wrapNone/>
-                <wp:docPr id="35" name="Text Frame 22"/>
+                <wp:docPr id="33" name="Text Frame 22"/>
+                <wp:cNvGraphicFramePr/>
                 <a:graphic xmlns:a="http://schemas.openxmlformats.org/drawingml/2006/main">
                   <a:graphicData uri="http://schemas.microsoft.com/office/word/2010/wordprocessingShape">
                     <wps:wsp>
@@ -4418,9 +4527,15 @@
                         </a:ln>
                       </wps:spPr>
                       <wps:style>
-                        <a:lnRef idx="0"/>
-                        <a:fillRef idx="0"/>
-                        <a:effectRef idx="0"/>
+                        <a:lnRef idx="0">
+                          <a:scrgbClr r="0" g="0" b="0"/>
+                        </a:lnRef>
+                        <a:fillRef idx="0">
+                          <a:scrgbClr r="0" g="0" b="0"/>
+                        </a:fillRef>
+                        <a:effectRef idx="0">
+                          <a:scrgbClr r="0" g="0" b="0"/>
+                        </a:effectRef>
                         <a:fontRef idx="minor"/>
                       </wps:style>
                       <wps:txbx>
@@ -4428,7 +4543,6 @@
                           <w:p>
                             <w:pPr>
                               <w:pStyle w:val="Normal1"/>
-                              <w:spacing w:before="0" w:after="200"/>
                               <w:rPr>
                                 <w:sz w:val="30"/>
                                 <w:szCs w:val="30"/>
@@ -4445,7 +4559,7 @@
                           </w:p>
                         </w:txbxContent>
                       </wps:txbx>
-                      <wps:bodyPr lIns="0" rIns="0" tIns="0" bIns="0" anchor="t">
+                      <wps:bodyPr lIns="0" tIns="0" rIns="0" bIns="0" anchor="t">
                         <a:noAutofit/>
                       </wps:bodyPr>
                     </wps:wsp>
@@ -4454,7 +4568,7 @@
               </wp:anchor>
             </w:drawing>
           </mc:Choice>
-          <mc:Fallback>
+          <mc:Fallback xmlns:pic="http://schemas.openxmlformats.org/drawingml/2006/picture">
             <w:pict>
               <v:rect id="shape_0" stroked="f" o:allowincell="f" style="position:absolute;margin-left:160.45pt;margin-top:-0.85pt;width:76.1pt;height:35.7pt;mso-wrap-style:square;v-text-anchor:top">
                 <v:fill o:detectmouseclick="t" on="false"/>
@@ -4486,10 +4600,15 @@
             </w:pict>
           </mc:Fallback>
         </mc:AlternateContent>
+      </w:r>
+      <w:r>
+        <w:rPr>
+          <w:noProof/>
+        </w:rPr>
         <mc:AlternateContent>
           <mc:Choice Requires="wps">
             <w:drawing>
-              <wp:anchor distT="635" distB="0" distL="635" distR="0" simplePos="0" relativeHeight="23" behindDoc="0" locked="0" layoutInCell="1" allowOverlap="1">
+              <wp:anchor distT="635" distB="0" distL="635" distR="0" simplePos="0" relativeHeight="33" behindDoc="0" locked="0" layoutInCell="1" allowOverlap="1" wp14:anchorId="516D0E17" wp14:editId="5FC26DE2">
                 <wp:simplePos x="0" y="0"/>
                 <wp:positionH relativeFrom="column">
                   <wp:posOffset>3225165</wp:posOffset>
@@ -4500,7 +4619,8 @@
                 <wp:extent cx="1180465" cy="488315"/>
                 <wp:effectExtent l="635" t="635" r="0" b="0"/>
                 <wp:wrapNone/>
-                <wp:docPr id="36" name="Text Frame 23"/>
+                <wp:docPr id="34" name="Text Frame 23"/>
+                <wp:cNvGraphicFramePr/>
                 <a:graphic xmlns:a="http://schemas.openxmlformats.org/drawingml/2006/main">
                   <a:graphicData uri="http://schemas.microsoft.com/office/word/2010/wordprocessingShape">
                     <wps:wsp>
@@ -4519,9 +4639,15 @@
                         </a:ln>
                       </wps:spPr>
                       <wps:style>
-                        <a:lnRef idx="0"/>
-                        <a:fillRef idx="0"/>
-                        <a:effectRef idx="0"/>
+                        <a:lnRef idx="0">
+                          <a:scrgbClr r="0" g="0" b="0"/>
+                        </a:lnRef>
+                        <a:fillRef idx="0">
+                          <a:scrgbClr r="0" g="0" b="0"/>
+                        </a:fillRef>
+                        <a:effectRef idx="0">
+                          <a:scrgbClr r="0" g="0" b="0"/>
+                        </a:effectRef>
                         <a:fontRef idx="minor"/>
                       </wps:style>
                       <wps:txbx>
@@ -4529,8 +4655,6 @@
                           <w:p>
                             <w:pPr>
                               <w:pStyle w:val="Normal1"/>
-                              <w:spacing w:before="0" w:after="200"/>
-                              <w:rPr/>
                             </w:pPr>
                             <w:r>
                               <w:rPr>
@@ -4543,7 +4667,7 @@
                           </w:p>
                         </w:txbxContent>
                       </wps:txbx>
-                      <wps:bodyPr lIns="0" rIns="0" tIns="0" bIns="0" anchor="t">
+                      <wps:bodyPr lIns="0" tIns="0" rIns="0" bIns="0" anchor="t">
                         <a:noAutofit/>
                       </wps:bodyPr>
                     </wps:wsp>
@@ -4552,7 +4676,7 @@
               </wp:anchor>
             </w:drawing>
           </mc:Choice>
-          <mc:Fallback>
+          <mc:Fallback xmlns:pic="http://schemas.openxmlformats.org/drawingml/2006/picture">
             <w:pict>
               <v:rect id="shape_0" stroked="f" o:allowincell="f" style="position:absolute;margin-left:253.95pt;margin-top:-3.55pt;width:92.9pt;height:38.4pt;mso-wrap-style:square;v-text-anchor:top">
                 <v:fill o:detectmouseclick="t" on="false"/>
@@ -4581,10 +4705,15 @@
             </w:pict>
           </mc:Fallback>
         </mc:AlternateContent>
+      </w:r>
+      <w:r>
+        <w:rPr>
+          <w:noProof/>
+        </w:rPr>
         <mc:AlternateContent>
           <mc:Choice Requires="wps">
             <w:drawing>
-              <wp:anchor distT="635" distB="0" distL="0" distR="0" simplePos="0" relativeHeight="117" behindDoc="0" locked="0" layoutInCell="1" allowOverlap="1">
+              <wp:anchor distT="635" distB="0" distL="0" distR="0" simplePos="0" relativeHeight="113" behindDoc="0" locked="0" layoutInCell="1" allowOverlap="1" wp14:anchorId="40FE55A9" wp14:editId="78291712">
                 <wp:simplePos x="0" y="0"/>
                 <wp:positionH relativeFrom="column">
                   <wp:posOffset>455295</wp:posOffset>
@@ -4595,7 +4724,8 @@
                 <wp:extent cx="1172210" cy="454025"/>
                 <wp:effectExtent l="0" t="635" r="0" b="0"/>
                 <wp:wrapNone/>
-                <wp:docPr id="37" name="Text Frame 21"/>
+                <wp:docPr id="35" name="Text Frame 21"/>
+                <wp:cNvGraphicFramePr/>
                 <a:graphic xmlns:a="http://schemas.openxmlformats.org/drawingml/2006/main">
                   <a:graphicData uri="http://schemas.microsoft.com/office/word/2010/wordprocessingShape">
                     <wps:wsp>
@@ -4614,9 +4744,15 @@
                         </a:ln>
                       </wps:spPr>
                       <wps:style>
-                        <a:lnRef idx="0"/>
-                        <a:fillRef idx="0"/>
-                        <a:effectRef idx="0"/>
+                        <a:lnRef idx="0">
+                          <a:scrgbClr r="0" g="0" b="0"/>
+                        </a:lnRef>
+                        <a:fillRef idx="0">
+                          <a:scrgbClr r="0" g="0" b="0"/>
+                        </a:fillRef>
+                        <a:effectRef idx="0">
+                          <a:scrgbClr r="0" g="0" b="0"/>
+                        </a:effectRef>
                         <a:fontRef idx="minor"/>
                       </wps:style>
                       <wps:txbx>
@@ -4624,7 +4760,6 @@
                           <w:p>
                             <w:pPr>
                               <w:pStyle w:val="Normal1"/>
-                              <w:spacing w:before="0" w:after="200"/>
                               <w:rPr>
                                 <w:sz w:val="30"/>
                                 <w:szCs w:val="30"/>
@@ -4641,7 +4776,7 @@
                           </w:p>
                         </w:txbxContent>
                       </wps:txbx>
-                      <wps:bodyPr lIns="0" rIns="0" tIns="0" bIns="0" anchor="t">
+                      <wps:bodyPr lIns="0" tIns="0" rIns="0" bIns="0" anchor="t">
                         <a:noAutofit/>
                       </wps:bodyPr>
                     </wps:wsp>
@@ -4650,7 +4785,7 @@
               </wp:anchor>
             </w:drawing>
           </mc:Choice>
-          <mc:Fallback>
+          <mc:Fallback xmlns:pic="http://schemas.openxmlformats.org/drawingml/2006/picture">
             <w:pict>
               <v:rect id="shape_0" stroked="f" o:allowincell="f" style="position:absolute;margin-left:35.85pt;margin-top:-0.85pt;width:92.25pt;height:35.7pt;mso-wrap-style:square;v-text-anchor:top">
                 <v:fill o:detectmouseclick="t" on="false"/>
@@ -4696,14 +4831,12 @@
       <w:pPr>
         <w:pStyle w:val="Normal1"/>
         <w:tabs>
-          <w:tab w:val="clear" w:pos="720"/>
-          <w:tab w:val="left" w:pos="1134" w:leader="none"/>
-          <w:tab w:val="left" w:pos="2835" w:leader="none"/>
-          <w:tab w:val="left" w:pos="4536" w:leader="none"/>
+          <w:tab w:val="left" w:pos="1134"/>
+          <w:tab w:val="left" w:pos="2835"/>
+          <w:tab w:val="left" w:pos="4536"/>
         </w:tabs>
-        <w:spacing w:lineRule="atLeast" w:line="198" w:before="0" w:after="198"/>
+        <w:spacing w:after="198" w:line="198" w:lineRule="atLeast"/>
         <w:jc w:val="both"/>
-        <w:rPr/>
       </w:pPr>
       <w:r>
         <w:rPr>
@@ -4711,61 +4844,16 @@
           <w:sz w:val="34"/>
           <w:szCs w:val="34"/>
         </w:rPr>
-        <w:t>หมู่ที่</w:t>
-      </w:r>
-      <w:r>
-        <w:rPr>
-          <w:rFonts w:eastAsia="Sarabun" w:hint="cs"/>
-          <w:sz w:val="34"/>
-          <w:szCs w:val="34"/>
-        </w:rPr>
-        <w:t>..............</w:t>
-      </w:r>
-      <w:r>
-        <w:rPr>
-          <w:rFonts w:eastAsia="Sarabun" w:hint="cs"/>
-          <w:sz w:val="34"/>
-          <w:szCs w:val="34"/>
-        </w:rPr>
-        <w:t>ถนน</w:t>
-      </w:r>
-      <w:r>
-        <w:rPr>
-          <w:rFonts w:eastAsia="Sarabun" w:hint="cs"/>
-          <w:sz w:val="34"/>
-          <w:szCs w:val="34"/>
-        </w:rPr>
-        <w:t>.......................................</w:t>
-      </w:r>
-      <w:r>
-        <w:rPr>
-          <w:rFonts w:eastAsia="Sarabun" w:hint="cs"/>
-          <w:sz w:val="34"/>
-          <w:szCs w:val="34"/>
-        </w:rPr>
-        <w:t>ตรอก</w:t>
-      </w:r>
-      <w:r>
-        <w:rPr>
-          <w:rFonts w:eastAsia="Sarabun" w:hint="cs"/>
-          <w:sz w:val="34"/>
-          <w:szCs w:val="34"/>
-        </w:rPr>
-        <w:t>/</w:t>
-      </w:r>
-      <w:r>
-        <w:rPr>
-          <w:rFonts w:eastAsia="Sarabun" w:hint="cs"/>
-          <w:sz w:val="34"/>
-          <w:szCs w:val="34"/>
-        </w:rPr>
-        <w:t>ซอย</w:t>
-      </w:r>
-      <w:r>
+        <w:t>หมู่ที่..............ถนน.......................................ตรอก/ซอย</w:t>
+      </w:r>
+      <w:r>
+        <w:rPr>
+          <w:noProof/>
+        </w:rPr>
         <mc:AlternateContent>
           <mc:Choice Requires="wps">
             <w:drawing>
-              <wp:anchor distT="635" distB="0" distL="635" distR="0" simplePos="0" relativeHeight="119" behindDoc="0" locked="0" layoutInCell="1" allowOverlap="1">
+              <wp:anchor distT="635" distB="0" distL="635" distR="0" simplePos="0" relativeHeight="115" behindDoc="0" locked="0" layoutInCell="1" allowOverlap="1" wp14:anchorId="5B671635" wp14:editId="1CCBD515">
                 <wp:simplePos x="0" y="0"/>
                 <wp:positionH relativeFrom="column">
                   <wp:posOffset>247650</wp:posOffset>
@@ -4776,7 +4864,8 @@
                 <wp:extent cx="617855" cy="488315"/>
                 <wp:effectExtent l="635" t="635" r="0" b="0"/>
                 <wp:wrapNone/>
-                <wp:docPr id="38" name="Text Frame 24"/>
+                <wp:docPr id="36" name="Text Frame 24"/>
+                <wp:cNvGraphicFramePr/>
                 <a:graphic xmlns:a="http://schemas.openxmlformats.org/drawingml/2006/main">
                   <a:graphicData uri="http://schemas.microsoft.com/office/word/2010/wordprocessingShape">
                     <wps:wsp>
@@ -4795,9 +4884,15 @@
                         </a:ln>
                       </wps:spPr>
                       <wps:style>
-                        <a:lnRef idx="0"/>
-                        <a:fillRef idx="0"/>
-                        <a:effectRef idx="0"/>
+                        <a:lnRef idx="0">
+                          <a:scrgbClr r="0" g="0" b="0"/>
+                        </a:lnRef>
+                        <a:fillRef idx="0">
+                          <a:scrgbClr r="0" g="0" b="0"/>
+                        </a:fillRef>
+                        <a:effectRef idx="0">
+                          <a:scrgbClr r="0" g="0" b="0"/>
+                        </a:effectRef>
                         <a:fontRef idx="minor"/>
                       </wps:style>
                       <wps:txbx>
@@ -4805,8 +4900,6 @@
                           <w:p>
                             <w:pPr>
                               <w:pStyle w:val="Normal1"/>
-                              <w:spacing w:before="0" w:after="200"/>
-                              <w:rPr/>
                             </w:pPr>
                             <w:r>
                               <w:rPr>
@@ -4819,7 +4912,7 @@
                           </w:p>
                         </w:txbxContent>
                       </wps:txbx>
-                      <wps:bodyPr lIns="0" rIns="0" tIns="0" bIns="0" anchor="t">
+                      <wps:bodyPr lIns="0" tIns="0" rIns="0" bIns="0" anchor="t">
                         <a:noAutofit/>
                       </wps:bodyPr>
                     </wps:wsp>
@@ -4828,7 +4921,7 @@
               </wp:anchor>
             </w:drawing>
           </mc:Choice>
-          <mc:Fallback>
+          <mc:Fallback xmlns:pic="http://schemas.openxmlformats.org/drawingml/2006/picture">
             <w:pict>
               <v:rect id="shape_0" stroked="f" o:allowincell="f" style="position:absolute;margin-left:19.5pt;margin-top:-2.5pt;width:48.6pt;height:38.4pt;mso-wrap-style:square;v-text-anchor:top">
                 <v:fill o:detectmouseclick="t" on="false"/>
@@ -4857,10 +4950,15 @@
             </w:pict>
           </mc:Fallback>
         </mc:AlternateContent>
+      </w:r>
+      <w:r>
+        <w:rPr>
+          <w:noProof/>
+        </w:rPr>
         <mc:AlternateContent>
           <mc:Choice Requires="wps">
             <w:drawing>
-              <wp:anchor distT="635" distB="0" distL="635" distR="0" simplePos="0" relativeHeight="121" behindDoc="0" locked="0" layoutInCell="1" allowOverlap="1">
+              <wp:anchor distT="635" distB="0" distL="635" distR="0" simplePos="0" relativeHeight="117" behindDoc="0" locked="0" layoutInCell="1" allowOverlap="1" wp14:anchorId="52BA5AB3" wp14:editId="52365739">
                 <wp:simplePos x="0" y="0"/>
                 <wp:positionH relativeFrom="column">
                   <wp:posOffset>944880</wp:posOffset>
@@ -4871,7 +4969,8 @@
                 <wp:extent cx="1485265" cy="488315"/>
                 <wp:effectExtent l="635" t="635" r="0" b="0"/>
                 <wp:wrapNone/>
-                <wp:docPr id="39" name="Text Frame 25"/>
+                <wp:docPr id="37" name="Text Frame 25"/>
+                <wp:cNvGraphicFramePr/>
                 <a:graphic xmlns:a="http://schemas.openxmlformats.org/drawingml/2006/main">
                   <a:graphicData uri="http://schemas.microsoft.com/office/word/2010/wordprocessingShape">
                     <wps:wsp>
@@ -4890,9 +4989,15 @@
                         </a:ln>
                       </wps:spPr>
                       <wps:style>
-                        <a:lnRef idx="0"/>
-                        <a:fillRef idx="0"/>
-                        <a:effectRef idx="0"/>
+                        <a:lnRef idx="0">
+                          <a:scrgbClr r="0" g="0" b="0"/>
+                        </a:lnRef>
+                        <a:fillRef idx="0">
+                          <a:scrgbClr r="0" g="0" b="0"/>
+                        </a:fillRef>
+                        <a:effectRef idx="0">
+                          <a:scrgbClr r="0" g="0" b="0"/>
+                        </a:effectRef>
                         <a:fontRef idx="minor"/>
                       </wps:style>
                       <wps:txbx>
@@ -4900,8 +5005,6 @@
                           <w:p>
                             <w:pPr>
                               <w:pStyle w:val="Normal1"/>
-                              <w:spacing w:before="0" w:after="200"/>
-                              <w:rPr/>
                             </w:pPr>
                             <w:r>
                               <w:rPr>
@@ -4914,7 +5017,7 @@
                           </w:p>
                         </w:txbxContent>
                       </wps:txbx>
-                      <wps:bodyPr lIns="0" rIns="0" tIns="0" bIns="0" anchor="t">
+                      <wps:bodyPr lIns="0" tIns="0" rIns="0" bIns="0" anchor="t">
                         <a:noAutofit/>
                       </wps:bodyPr>
                     </wps:wsp>
@@ -4923,7 +5026,7 @@
               </wp:anchor>
             </w:drawing>
           </mc:Choice>
-          <mc:Fallback>
+          <mc:Fallback xmlns:pic="http://schemas.openxmlformats.org/drawingml/2006/picture">
             <w:pict>
               <v:rect id="shape_0" stroked="f" o:allowincell="f" style="position:absolute;margin-left:74.4pt;margin-top:-2.5pt;width:116.9pt;height:38.4pt;mso-wrap-style:square;v-text-anchor:top">
                 <v:fill o:detectmouseclick="t" on="false"/>
@@ -4952,10 +5055,15 @@
             </w:pict>
           </mc:Fallback>
         </mc:AlternateContent>
+      </w:r>
+      <w:r>
+        <w:rPr>
+          <w:noProof/>
+        </w:rPr>
         <mc:AlternateContent>
           <mc:Choice Requires="wps">
             <w:drawing>
-              <wp:anchor distT="635" distB="0" distL="635" distR="0" simplePos="0" relativeHeight="123" behindDoc="0" locked="0" layoutInCell="1" allowOverlap="1">
+              <wp:anchor distT="635" distB="0" distL="635" distR="0" simplePos="0" relativeHeight="119" behindDoc="0" locked="0" layoutInCell="1" allowOverlap="1" wp14:anchorId="09BD0984" wp14:editId="3422BE55">
                 <wp:simplePos x="0" y="0"/>
                 <wp:positionH relativeFrom="column">
                   <wp:posOffset>3067685</wp:posOffset>
@@ -4966,7 +5074,8 @@
                 <wp:extent cx="2580005" cy="488315"/>
                 <wp:effectExtent l="635" t="635" r="0" b="0"/>
                 <wp:wrapNone/>
-                <wp:docPr id="40" name="Text Frame 26"/>
+                <wp:docPr id="38" name="Text Frame 26"/>
+                <wp:cNvGraphicFramePr/>
                 <a:graphic xmlns:a="http://schemas.openxmlformats.org/drawingml/2006/main">
                   <a:graphicData uri="http://schemas.microsoft.com/office/word/2010/wordprocessingShape">
                     <wps:wsp>
@@ -4985,9 +5094,15 @@
                         </a:ln>
                       </wps:spPr>
                       <wps:style>
-                        <a:lnRef idx="0"/>
-                        <a:fillRef idx="0"/>
-                        <a:effectRef idx="0"/>
+                        <a:lnRef idx="0">
+                          <a:scrgbClr r="0" g="0" b="0"/>
+                        </a:lnRef>
+                        <a:fillRef idx="0">
+                          <a:scrgbClr r="0" g="0" b="0"/>
+                        </a:fillRef>
+                        <a:effectRef idx="0">
+                          <a:scrgbClr r="0" g="0" b="0"/>
+                        </a:effectRef>
                         <a:fontRef idx="minor"/>
                       </wps:style>
                       <wps:txbx>
@@ -4995,8 +5110,6 @@
                           <w:p>
                             <w:pPr>
                               <w:pStyle w:val="Normal1"/>
-                              <w:spacing w:before="0" w:after="200"/>
-                              <w:rPr/>
                             </w:pPr>
                             <w:r>
                               <w:rPr>
@@ -5009,7 +5122,7 @@
                           </w:p>
                         </w:txbxContent>
                       </wps:txbx>
-                      <wps:bodyPr lIns="0" rIns="0" tIns="0" bIns="0" anchor="t">
+                      <wps:bodyPr lIns="0" tIns="0" rIns="0" bIns="0" anchor="t">
                         <a:noAutofit/>
                       </wps:bodyPr>
                     </wps:wsp>
@@ -5018,7 +5131,7 @@
               </wp:anchor>
             </w:drawing>
           </mc:Choice>
-          <mc:Fallback>
+          <mc:Fallback xmlns:pic="http://schemas.openxmlformats.org/drawingml/2006/picture">
             <w:pict>
               <v:rect id="shape_0" stroked="f" o:allowincell="f" style="position:absolute;margin-left:241.55pt;margin-top:-1.8pt;width:203.1pt;height:38.4pt;mso-wrap-style:square;v-text-anchor:top">
                 <v:fill o:detectmouseclick="t" on="false"/>
@@ -5061,14 +5174,12 @@
       <w:pPr>
         <w:pStyle w:val="Normal1"/>
         <w:tabs>
-          <w:tab w:val="clear" w:pos="720"/>
-          <w:tab w:val="left" w:pos="1134" w:leader="none"/>
-          <w:tab w:val="left" w:pos="2835" w:leader="none"/>
-          <w:tab w:val="left" w:pos="4536" w:leader="none"/>
+          <w:tab w:val="left" w:pos="1134"/>
+          <w:tab w:val="left" w:pos="2835"/>
+          <w:tab w:val="left" w:pos="4536"/>
         </w:tabs>
-        <w:spacing w:lineRule="atLeast" w:line="198" w:before="0" w:after="198"/>
+        <w:spacing w:after="198" w:line="198" w:lineRule="atLeast"/>
         <w:jc w:val="both"/>
-        <w:rPr/>
       </w:pPr>
       <w:r>
         <w:rPr>
@@ -5076,77 +5187,16 @@
           <w:sz w:val="34"/>
           <w:szCs w:val="34"/>
         </w:rPr>
-        <w:t>ใกล้เคียง</w:t>
-      </w:r>
-      <w:r>
-        <w:rPr>
-          <w:rFonts w:eastAsia="Sarabun" w:hint="cs"/>
-          <w:sz w:val="34"/>
-          <w:szCs w:val="34"/>
-        </w:rPr>
-        <w:t>...............................</w:t>
-      </w:r>
-      <w:r>
-        <w:rPr>
-          <w:rFonts w:eastAsia="Sarabun" w:hint="cs"/>
-          <w:sz w:val="34"/>
-          <w:szCs w:val="34"/>
-        </w:rPr>
-        <w:t>แขวง</w:t>
-      </w:r>
-      <w:r>
-        <w:rPr>
-          <w:rFonts w:eastAsia="Sarabun" w:hint="cs"/>
-          <w:sz w:val="34"/>
-          <w:szCs w:val="34"/>
-        </w:rPr>
-        <w:t>/</w:t>
-      </w:r>
-      <w:r>
-        <w:rPr>
-          <w:rFonts w:eastAsia="Sarabun" w:hint="cs"/>
-          <w:sz w:val="34"/>
-          <w:szCs w:val="34"/>
-        </w:rPr>
-        <w:t>ตำบล</w:t>
-      </w:r>
-      <w:r>
-        <w:rPr>
-          <w:rFonts w:eastAsia="Sarabun" w:hint="cs"/>
-          <w:sz w:val="34"/>
-          <w:szCs w:val="34"/>
-        </w:rPr>
-        <w:t>.......................................</w:t>
-      </w:r>
-      <w:r>
-        <w:rPr>
-          <w:rFonts w:eastAsia="Sarabun" w:hint="cs"/>
-          <w:sz w:val="34"/>
-          <w:szCs w:val="34"/>
-        </w:rPr>
-        <w:t>เขต</w:t>
-      </w:r>
-      <w:r>
-        <w:rPr>
-          <w:rFonts w:eastAsia="Sarabun" w:hint="cs"/>
-          <w:sz w:val="34"/>
-          <w:szCs w:val="34"/>
-        </w:rPr>
-        <w:t>/</w:t>
-      </w:r>
-      <w:r>
-        <w:rPr>
-          <w:rFonts w:eastAsia="Sarabun" w:hint="cs"/>
-          <w:sz w:val="34"/>
-          <w:szCs w:val="34"/>
-        </w:rPr>
-        <w:t>อำเภอ</w:t>
-      </w:r>
-      <w:r>
+        <w:t>ใกล้เคียง...............................แขวง/ตำบล.......................................เขต/อำเภอ</w:t>
+      </w:r>
+      <w:r>
+        <w:rPr>
+          <w:noProof/>
+        </w:rPr>
         <mc:AlternateContent>
           <mc:Choice Requires="wps">
             <w:drawing>
-              <wp:anchor distT="635" distB="0" distL="635" distR="0" simplePos="0" relativeHeight="37" behindDoc="0" locked="0" layoutInCell="1" allowOverlap="1">
+              <wp:anchor distT="635" distB="0" distL="635" distR="0" simplePos="0" relativeHeight="43" behindDoc="0" locked="0" layoutInCell="1" allowOverlap="1" wp14:anchorId="33EC9141" wp14:editId="158D444E">
                 <wp:simplePos x="0" y="0"/>
                 <wp:positionH relativeFrom="column">
                   <wp:posOffset>4259580</wp:posOffset>
@@ -5157,7 +5207,8 @@
                 <wp:extent cx="1500505" cy="488315"/>
                 <wp:effectExtent l="635" t="635" r="0" b="0"/>
                 <wp:wrapNone/>
-                <wp:docPr id="41" name="Text Frame 29"/>
+                <wp:docPr id="39" name="Text Frame 29"/>
+                <wp:cNvGraphicFramePr/>
                 <a:graphic xmlns:a="http://schemas.openxmlformats.org/drawingml/2006/main">
                   <a:graphicData uri="http://schemas.microsoft.com/office/word/2010/wordprocessingShape">
                     <wps:wsp>
@@ -5176,9 +5227,15 @@
                         </a:ln>
                       </wps:spPr>
                       <wps:style>
-                        <a:lnRef idx="0"/>
-                        <a:fillRef idx="0"/>
-                        <a:effectRef idx="0"/>
+                        <a:lnRef idx="0">
+                          <a:scrgbClr r="0" g="0" b="0"/>
+                        </a:lnRef>
+                        <a:fillRef idx="0">
+                          <a:scrgbClr r="0" g="0" b="0"/>
+                        </a:fillRef>
+                        <a:effectRef idx="0">
+                          <a:scrgbClr r="0" g="0" b="0"/>
+                        </a:effectRef>
                         <a:fontRef idx="minor"/>
                       </wps:style>
                       <wps:txbx>
@@ -5186,8 +5243,6 @@
                           <w:p>
                             <w:pPr>
                               <w:pStyle w:val="Normal1"/>
-                              <w:spacing w:before="0" w:after="200"/>
-                              <w:rPr/>
                             </w:pPr>
                             <w:r>
                               <w:rPr>
@@ -5198,7 +5253,7 @@
                           </w:p>
                         </w:txbxContent>
                       </wps:txbx>
-                      <wps:bodyPr lIns="0" rIns="0" tIns="0" bIns="0" anchor="t">
+                      <wps:bodyPr lIns="0" tIns="0" rIns="0" bIns="0" anchor="t">
                         <a:noAutofit/>
                       </wps:bodyPr>
                     </wps:wsp>
@@ -5207,7 +5262,7 @@
               </wp:anchor>
             </w:drawing>
           </mc:Choice>
-          <mc:Fallback>
+          <mc:Fallback xmlns:pic="http://schemas.openxmlformats.org/drawingml/2006/picture">
             <w:pict>
               <v:rect id="shape_0" stroked="f" o:allowincell="f" style="position:absolute;margin-left:335.4pt;margin-top:-3.15pt;width:118.1pt;height:38.4pt;mso-wrap-style:square;v-text-anchor:top">
                 <v:fill o:detectmouseclick="t" on="false"/>
@@ -5234,10 +5289,15 @@
             </w:pict>
           </mc:Fallback>
         </mc:AlternateContent>
+      </w:r>
+      <w:r>
+        <w:rPr>
+          <w:noProof/>
+        </w:rPr>
         <mc:AlternateContent>
           <mc:Choice Requires="wps">
             <w:drawing>
-              <wp:anchor distT="635" distB="0" distL="0" distR="0" simplePos="0" relativeHeight="41" behindDoc="0" locked="0" layoutInCell="1" allowOverlap="1">
+              <wp:anchor distT="635" distB="0" distL="0" distR="0" simplePos="0" relativeHeight="47" behindDoc="0" locked="0" layoutInCell="1" allowOverlap="1" wp14:anchorId="67822812" wp14:editId="07481C2D">
                 <wp:simplePos x="0" y="0"/>
                 <wp:positionH relativeFrom="column">
                   <wp:posOffset>499110</wp:posOffset>
@@ -5248,7 +5308,8 @@
                 <wp:extent cx="1090930" cy="488315"/>
                 <wp:effectExtent l="0" t="635" r="0" b="0"/>
                 <wp:wrapNone/>
-                <wp:docPr id="42" name="Text Frame 27"/>
+                <wp:docPr id="40" name="Text Frame 27"/>
+                <wp:cNvGraphicFramePr/>
                 <a:graphic xmlns:a="http://schemas.openxmlformats.org/drawingml/2006/main">
                   <a:graphicData uri="http://schemas.microsoft.com/office/word/2010/wordprocessingShape">
                     <wps:wsp>
@@ -5267,9 +5328,15 @@
                         </a:ln>
                       </wps:spPr>
                       <wps:style>
-                        <a:lnRef idx="0"/>
-                        <a:fillRef idx="0"/>
-                        <a:effectRef idx="0"/>
+                        <a:lnRef idx="0">
+                          <a:scrgbClr r="0" g="0" b="0"/>
+                        </a:lnRef>
+                        <a:fillRef idx="0">
+                          <a:scrgbClr r="0" g="0" b="0"/>
+                        </a:fillRef>
+                        <a:effectRef idx="0">
+                          <a:scrgbClr r="0" g="0" b="0"/>
+                        </a:effectRef>
                         <a:fontRef idx="minor"/>
                       </wps:style>
                       <wps:txbx>
@@ -5277,8 +5344,6 @@
                           <w:p>
                             <w:pPr>
                               <w:pStyle w:val="Normal1"/>
-                              <w:spacing w:before="0" w:after="200"/>
-                              <w:rPr/>
                             </w:pPr>
                             <w:r>
                               <w:rPr>
@@ -5289,7 +5354,7 @@
                           </w:p>
                         </w:txbxContent>
                       </wps:txbx>
-                      <wps:bodyPr lIns="0" rIns="0" tIns="0" bIns="0" anchor="t">
+                      <wps:bodyPr lIns="0" tIns="0" rIns="0" bIns="0" anchor="t">
                         <a:noAutofit/>
                       </wps:bodyPr>
                     </wps:wsp>
@@ -5298,7 +5363,7 @@
               </wp:anchor>
             </w:drawing>
           </mc:Choice>
-          <mc:Fallback>
+          <mc:Fallback xmlns:pic="http://schemas.openxmlformats.org/drawingml/2006/picture">
             <w:pict>
               <v:rect id="shape_0" stroked="f" o:allowincell="f" style="position:absolute;margin-left:39.3pt;margin-top:-2.2pt;width:85.85pt;height:38.4pt;mso-wrap-style:square;v-text-anchor:top">
                 <v:fill o:detectmouseclick="t" on="false"/>
@@ -5325,10 +5390,15 @@
             </w:pict>
           </mc:Fallback>
         </mc:AlternateContent>
+      </w:r>
+      <w:r>
+        <w:rPr>
+          <w:noProof/>
+        </w:rPr>
         <mc:AlternateContent>
           <mc:Choice Requires="wps">
             <w:drawing>
-              <wp:anchor distT="635" distB="0" distL="635" distR="0" simplePos="0" relativeHeight="125" behindDoc="0" locked="0" layoutInCell="1" allowOverlap="1">
+              <wp:anchor distT="635" distB="0" distL="635" distR="0" simplePos="0" relativeHeight="121" behindDoc="0" locked="0" layoutInCell="1" allowOverlap="1" wp14:anchorId="746D9175" wp14:editId="2A722EAA">
                 <wp:simplePos x="0" y="0"/>
                 <wp:positionH relativeFrom="column">
                   <wp:posOffset>2212340</wp:posOffset>
@@ -5339,7 +5409,8 @@
                 <wp:extent cx="1485265" cy="488315"/>
                 <wp:effectExtent l="635" t="635" r="0" b="0"/>
                 <wp:wrapNone/>
-                <wp:docPr id="43" name="Text Frame 28"/>
+                <wp:docPr id="41" name="Text Frame 28"/>
+                <wp:cNvGraphicFramePr/>
                 <a:graphic xmlns:a="http://schemas.openxmlformats.org/drawingml/2006/main">
                   <a:graphicData uri="http://schemas.microsoft.com/office/word/2010/wordprocessingShape">
                     <wps:wsp>
@@ -5358,9 +5429,15 @@
                         </a:ln>
                       </wps:spPr>
                       <wps:style>
-                        <a:lnRef idx="0"/>
-                        <a:fillRef idx="0"/>
-                        <a:effectRef idx="0"/>
+                        <a:lnRef idx="0">
+                          <a:scrgbClr r="0" g="0" b="0"/>
+                        </a:lnRef>
+                        <a:fillRef idx="0">
+                          <a:scrgbClr r="0" g="0" b="0"/>
+                        </a:fillRef>
+                        <a:effectRef idx="0">
+                          <a:scrgbClr r="0" g="0" b="0"/>
+                        </a:effectRef>
                         <a:fontRef idx="minor"/>
                       </wps:style>
                       <wps:txbx>
@@ -5368,8 +5445,6 @@
                           <w:p>
                             <w:pPr>
                               <w:pStyle w:val="Normal1"/>
-                              <w:spacing w:before="0" w:after="200"/>
-                              <w:rPr/>
                             </w:pPr>
                             <w:r>
                               <w:rPr>
@@ -5380,7 +5455,7 @@
                           </w:p>
                         </w:txbxContent>
                       </wps:txbx>
-                      <wps:bodyPr lIns="0" rIns="0" tIns="0" bIns="0" anchor="t">
+                      <wps:bodyPr lIns="0" tIns="0" rIns="0" bIns="0" anchor="t">
                         <a:noAutofit/>
                       </wps:bodyPr>
                     </wps:wsp>
@@ -5389,7 +5464,7 @@
               </wp:anchor>
             </w:drawing>
           </mc:Choice>
-          <mc:Fallback>
+          <mc:Fallback xmlns:pic="http://schemas.openxmlformats.org/drawingml/2006/picture">
             <w:pict>
               <v:rect id="shape_0" stroked="f" o:allowincell="f" style="position:absolute;margin-left:174.2pt;margin-top:-2.95pt;width:116.9pt;height:38.4pt;mso-wrap-style:square;v-text-anchor:top">
                 <v:fill o:detectmouseclick="t" on="false"/>
@@ -5430,14 +5505,12 @@
       <w:pPr>
         <w:pStyle w:val="Normal1"/>
         <w:tabs>
-          <w:tab w:val="clear" w:pos="720"/>
-          <w:tab w:val="left" w:pos="1134" w:leader="none"/>
-          <w:tab w:val="left" w:pos="2835" w:leader="none"/>
-          <w:tab w:val="left" w:pos="4536" w:leader="none"/>
+          <w:tab w:val="left" w:pos="1134"/>
+          <w:tab w:val="left" w:pos="2835"/>
+          <w:tab w:val="left" w:pos="4536"/>
         </w:tabs>
-        <w:spacing w:lineRule="atLeast" w:line="198" w:before="0" w:after="198"/>
+        <w:spacing w:after="198" w:line="198" w:lineRule="atLeast"/>
         <w:jc w:val="both"/>
-        <w:rPr/>
       </w:pPr>
       <w:r>
         <w:rPr>
@@ -5445,29 +5518,16 @@
           <w:sz w:val="34"/>
           <w:szCs w:val="34"/>
         </w:rPr>
-        <w:t>จังหวัด</w:t>
-      </w:r>
-      <w:r>
-        <w:rPr>
-          <w:rFonts w:eastAsia="Sarabun" w:hint="cs"/>
-          <w:sz w:val="34"/>
-          <w:szCs w:val="34"/>
-        </w:rPr>
-        <w:t>.........................................................................</w:t>
-      </w:r>
-      <w:r>
-        <w:rPr>
-          <w:rFonts w:eastAsia="Sarabun" w:hint="cs"/>
-          <w:sz w:val="34"/>
-          <w:szCs w:val="34"/>
-        </w:rPr>
-        <w:t>โทรศัพท์</w:t>
-      </w:r>
-      <w:r>
+        <w:t>จังหวัด.........................................................................โทรศัพท์</w:t>
+      </w:r>
+      <w:r>
+        <w:rPr>
+          <w:noProof/>
+        </w:rPr>
         <mc:AlternateContent>
           <mc:Choice Requires="wps">
             <w:drawing>
-              <wp:anchor distT="635" distB="0" distL="0" distR="0" simplePos="0" relativeHeight="8" behindDoc="0" locked="0" layoutInCell="1" allowOverlap="1">
+              <wp:anchor distT="635" distB="0" distL="0" distR="0" simplePos="0" relativeHeight="19" behindDoc="0" locked="0" layoutInCell="1" allowOverlap="1" wp14:anchorId="7974FEA7" wp14:editId="185A5723">
                 <wp:simplePos x="0" y="0"/>
                 <wp:positionH relativeFrom="column">
                   <wp:posOffset>499110</wp:posOffset>
@@ -5478,7 +5538,8 @@
                 <wp:extent cx="2360930" cy="488315"/>
                 <wp:effectExtent l="0" t="635" r="0" b="0"/>
                 <wp:wrapNone/>
-                <wp:docPr id="44" name="Text Frame 30"/>
+                <wp:docPr id="42" name="Text Frame 30"/>
+                <wp:cNvGraphicFramePr/>
                 <a:graphic xmlns:a="http://schemas.openxmlformats.org/drawingml/2006/main">
                   <a:graphicData uri="http://schemas.microsoft.com/office/word/2010/wordprocessingShape">
                     <wps:wsp>
@@ -5497,9 +5558,15 @@
                         </a:ln>
                       </wps:spPr>
                       <wps:style>
-                        <a:lnRef idx="0"/>
-                        <a:fillRef idx="0"/>
-                        <a:effectRef idx="0"/>
+                        <a:lnRef idx="0">
+                          <a:scrgbClr r="0" g="0" b="0"/>
+                        </a:lnRef>
+                        <a:fillRef idx="0">
+                          <a:scrgbClr r="0" g="0" b="0"/>
+                        </a:fillRef>
+                        <a:effectRef idx="0">
+                          <a:scrgbClr r="0" g="0" b="0"/>
+                        </a:effectRef>
                         <a:fontRef idx="minor"/>
                       </wps:style>
                       <wps:txbx>
@@ -5507,8 +5574,6 @@
                           <w:p>
                             <w:pPr>
                               <w:pStyle w:val="Normal1"/>
-                              <w:spacing w:before="0" w:after="200"/>
-                              <w:rPr/>
                             </w:pPr>
                             <w:r>
                               <w:rPr>
@@ -5521,7 +5586,7 @@
                           </w:p>
                         </w:txbxContent>
                       </wps:txbx>
-                      <wps:bodyPr lIns="0" rIns="0" tIns="0" bIns="0" anchor="t">
+                      <wps:bodyPr lIns="0" tIns="0" rIns="0" bIns="0" anchor="t">
                         <a:noAutofit/>
                       </wps:bodyPr>
                     </wps:wsp>
@@ -5530,7 +5595,7 @@
               </wp:anchor>
             </w:drawing>
           </mc:Choice>
-          <mc:Fallback>
+          <mc:Fallback xmlns:pic="http://schemas.openxmlformats.org/drawingml/2006/picture">
             <w:pict>
               <v:rect id="shape_0" stroked="f" o:allowincell="f" style="position:absolute;margin-left:39.3pt;margin-top:-2.95pt;width:185.85pt;height:38.4pt;mso-wrap-style:square;v-text-anchor:top">
                 <v:fill o:detectmouseclick="t" on="false"/>
@@ -5559,10 +5624,15 @@
             </w:pict>
           </mc:Fallback>
         </mc:AlternateContent>
+      </w:r>
+      <w:r>
+        <w:rPr>
+          <w:noProof/>
+        </w:rPr>
         <mc:AlternateContent>
           <mc:Choice Requires="wps">
             <w:drawing>
-              <wp:anchor distT="635" distB="0" distL="635" distR="0" simplePos="0" relativeHeight="47" behindDoc="0" locked="0" layoutInCell="1" allowOverlap="1">
+              <wp:anchor distT="635" distB="0" distL="635" distR="0" simplePos="0" relativeHeight="53" behindDoc="0" locked="0" layoutInCell="1" allowOverlap="1" wp14:anchorId="5CCDA6F7" wp14:editId="588B35FC">
                 <wp:simplePos x="0" y="0"/>
                 <wp:positionH relativeFrom="column">
                   <wp:posOffset>3571875</wp:posOffset>
@@ -5573,7 +5643,8 @@
                 <wp:extent cx="2337435" cy="488315"/>
                 <wp:effectExtent l="635" t="635" r="0" b="0"/>
                 <wp:wrapNone/>
-                <wp:docPr id="45" name="Text Frame 31"/>
+                <wp:docPr id="43" name="Text Frame 31"/>
+                <wp:cNvGraphicFramePr/>
                 <a:graphic xmlns:a="http://schemas.openxmlformats.org/drawingml/2006/main">
                   <a:graphicData uri="http://schemas.microsoft.com/office/word/2010/wordprocessingShape">
                     <wps:wsp>
@@ -5592,9 +5663,15 @@
                         </a:ln>
                       </wps:spPr>
                       <wps:style>
-                        <a:lnRef idx="0"/>
-                        <a:fillRef idx="0"/>
-                        <a:effectRef idx="0"/>
+                        <a:lnRef idx="0">
+                          <a:scrgbClr r="0" g="0" b="0"/>
+                        </a:lnRef>
+                        <a:fillRef idx="0">
+                          <a:scrgbClr r="0" g="0" b="0"/>
+                        </a:fillRef>
+                        <a:effectRef idx="0">
+                          <a:scrgbClr r="0" g="0" b="0"/>
+                        </a:effectRef>
                         <a:fontRef idx="minor"/>
                       </wps:style>
                       <wps:txbx>
@@ -5602,8 +5679,6 @@
                           <w:p>
                             <w:pPr>
                               <w:pStyle w:val="Normal1"/>
-                              <w:spacing w:before="0" w:after="200"/>
-                              <w:rPr/>
                             </w:pPr>
                             <w:r>
                               <w:rPr>
@@ -5616,7 +5691,7 @@
                           </w:p>
                         </w:txbxContent>
                       </wps:txbx>
-                      <wps:bodyPr lIns="0" rIns="0" tIns="0" bIns="0" anchor="t">
+                      <wps:bodyPr lIns="0" tIns="0" rIns="0" bIns="0" anchor="t">
                         <a:noAutofit/>
                       </wps:bodyPr>
                     </wps:wsp>
@@ -5625,7 +5700,7 @@
               </wp:anchor>
             </w:drawing>
           </mc:Choice>
-          <mc:Fallback>
+          <mc:Fallback xmlns:pic="http://schemas.openxmlformats.org/drawingml/2006/picture">
             <w:pict>
               <v:rect id="shape_0" stroked="f" o:allowincell="f" style="position:absolute;margin-left:281.25pt;margin-top:-2.95pt;width:184pt;height:38.4pt;mso-wrap-style:square;v-text-anchor:top">
                 <v:fill o:detectmouseclick="t" on="false"/>
@@ -5668,15 +5743,14 @@
       <w:pPr>
         <w:pStyle w:val="Normal1"/>
         <w:tabs>
-          <w:tab w:val="clear" w:pos="720"/>
-          <w:tab w:val="left" w:pos="1134" w:leader="none"/>
-          <w:tab w:val="left" w:pos="2835" w:leader="none"/>
-          <w:tab w:val="left" w:pos="4536" w:leader="none"/>
+          <w:tab w:val="left" w:pos="1134"/>
+          <w:tab w:val="left" w:pos="2835"/>
+          <w:tab w:val="left" w:pos="4536"/>
         </w:tabs>
-        <w:spacing w:lineRule="atLeast" w:line="198" w:before="0" w:after="198"/>
+        <w:spacing w:after="198" w:line="198" w:lineRule="atLeast"/>
         <w:jc w:val="both"/>
         <w:rPr>
-          <w:rFonts w:eastAsia="Sarabun" w:hint="cs"/>
+          <w:rFonts w:eastAsia="Sarabun"/>
           <w:sz w:val="34"/>
           <w:szCs w:val="34"/>
         </w:rPr>
@@ -5694,25 +5768,24 @@
       <w:pPr>
         <w:pStyle w:val="Normal1"/>
         <w:tabs>
-          <w:tab w:val="clear" w:pos="720"/>
-          <w:tab w:val="left" w:pos="1134" w:leader="none"/>
-          <w:tab w:val="left" w:pos="2835" w:leader="none"/>
-          <w:tab w:val="left" w:pos="4536" w:leader="none"/>
+          <w:tab w:val="left" w:pos="1134"/>
+          <w:tab w:val="left" w:pos="2835"/>
+          <w:tab w:val="left" w:pos="4536"/>
         </w:tabs>
-        <w:spacing w:lineRule="atLeast" w:line="198" w:before="0" w:after="198"/>
+        <w:spacing w:after="198" w:line="198" w:lineRule="atLeast"/>
         <w:jc w:val="both"/>
-        <w:rPr/>
       </w:pPr>
       <w:r>
         <w:rPr>
           <w:rFonts w:eastAsia="Sarabun"/>
+          <w:noProof/>
           <w:sz w:val="34"/>
           <w:szCs w:val="34"/>
         </w:rPr>
         <mc:AlternateContent>
           <mc:Choice Requires="wps">
             <w:drawing>
-              <wp:anchor distT="5715" distB="4445" distL="5715" distR="4445" simplePos="0" relativeHeight="51" behindDoc="1" locked="0" layoutInCell="1" allowOverlap="1">
+              <wp:anchor distT="5715" distB="4445" distL="5715" distR="4445" simplePos="0" relativeHeight="9" behindDoc="1" locked="0" layoutInCell="1" allowOverlap="1" wp14:anchorId="6FA2DFBB" wp14:editId="566E0B4F">
                 <wp:simplePos x="0" y="0"/>
                 <wp:positionH relativeFrom="column">
                   <wp:posOffset>332740</wp:posOffset>
@@ -5723,7 +5796,8 @@
                 <wp:extent cx="192405" cy="160655"/>
                 <wp:effectExtent l="5715" t="5715" r="4445" b="4445"/>
                 <wp:wrapNone/>
-                <wp:docPr id="46" name="Shape 3"/>
+                <wp:docPr id="44" name="Shape 3"/>
+                <wp:cNvGraphicFramePr/>
                 <a:graphic xmlns:a="http://schemas.openxmlformats.org/drawingml/2006/main">
                   <a:graphicData uri="http://schemas.microsoft.com/office/word/2010/wordprocessingShape">
                     <wps:wsp>
@@ -5737,7 +5811,7 @@
                           <a:avLst/>
                         </a:prstGeom>
                         <a:solidFill>
-                          <a:srgbClr val="ffffff"/>
+                          <a:srgbClr val="FFFFFF"/>
                         </a:solidFill>
                         <a:ln w="9360">
                           <a:solidFill>
@@ -5747,23 +5821,26 @@
                         </a:ln>
                       </wps:spPr>
                       <wps:style>
-                        <a:lnRef idx="0"/>
-                        <a:fillRef idx="0"/>
-                        <a:effectRef idx="0"/>
+                        <a:lnRef idx="0">
+                          <a:scrgbClr r="0" g="0" b="0"/>
+                        </a:lnRef>
+                        <a:fillRef idx="0">
+                          <a:scrgbClr r="0" g="0" b="0"/>
+                        </a:fillRef>
+                        <a:effectRef idx="0">
+                          <a:scrgbClr r="0" g="0" b="0"/>
+                        </a:effectRef>
                         <a:fontRef idx="minor"/>
                       </wps:style>
                       <wps:txbx>
                         <w:txbxContent>
                           <w:p>
                             <w:pPr>
-                              <w:pStyle w:val="FrameContentsuser"/>
+                              <w:pStyle w:val="FrameContents"/>
                               <w:rPr>
                                 <w:color w:val="000000"/>
                               </w:rPr>
                             </w:pPr>
-                            <w:r>
-                              <w:rPr/>
-                            </w:r>
                           </w:p>
                         </w:txbxContent>
                       </wps:txbx>
@@ -5776,7 +5853,7 @@
               </wp:anchor>
             </w:drawing>
           </mc:Choice>
-          <mc:Fallback>
+          <mc:Fallback xmlns:pic="http://schemas.openxmlformats.org/drawingml/2006/picture">
             <w:pict>
               <v:rect id="shape_0" fillcolor="white" stroked="t" o:allowincell="f" style="position:absolute;margin-left:26.2pt;margin-top:4.2pt;width:15.1pt;height:12.6pt;mso-wrap-style:none;v-text-anchor:middle">
                 <v:fill o:detectmouseclick="t" type="solid" color2="black"/>
@@ -5785,13 +5862,15 @@
                   <w:txbxContent>
                     <w:p>
                       <w:pPr>
-                        <w:pStyle w:val="FrameContentsuser"/>
+                        <w:pStyle w:val="FrameContents"/>
                         <w:rPr>
                           <w:color w:val="000000"/>
                         </w:rPr>
                       </w:pPr>
                       <w:r>
-                        <w:rPr/>
+                        <w:rPr>
+                          <w:color w:val="000000"/>
+                        </w:rPr>
                       </w:r>
                     </w:p>
                   </w:txbxContent>
@@ -5801,6 +5880,13 @@
             </w:pict>
           </mc:Fallback>
         </mc:AlternateContent>
+      </w:r>
+      <w:r>
+        <w:rPr>
+          <w:rFonts w:eastAsia="Sarabun"/>
+          <w:sz w:val="34"/>
+          <w:szCs w:val="34"/>
+        </w:rPr>
         <w:tab/>
       </w:r>
       <w:r>
@@ -5828,10 +5914,13 @@
         <w:t xml:space="preserve"> </w:t>
       </w:r>
       <w:r>
+        <w:rPr>
+          <w:noProof/>
+        </w:rPr>
         <mc:AlternateContent>
           <mc:Choice Requires="wps">
             <w:drawing>
-              <wp:anchor distT="635" distB="0" distL="635" distR="0" simplePos="0" relativeHeight="127" behindDoc="0" locked="0" layoutInCell="1" allowOverlap="1">
+              <wp:anchor distT="635" distB="0" distL="635" distR="0" simplePos="0" relativeHeight="123" behindDoc="0" locked="0" layoutInCell="1" allowOverlap="1" wp14:anchorId="56B4B1A3" wp14:editId="6D0F8F2E">
                 <wp:simplePos x="0" y="0"/>
                 <wp:positionH relativeFrom="column">
                   <wp:posOffset>386080</wp:posOffset>
@@ -5842,7 +5931,8 @@
                 <wp:extent cx="1485265" cy="488315"/>
                 <wp:effectExtent l="635" t="635" r="0" b="0"/>
                 <wp:wrapNone/>
-                <wp:docPr id="47" name="Text Frame 47"/>
+                <wp:docPr id="45" name="Text Frame 47"/>
+                <wp:cNvGraphicFramePr/>
                 <a:graphic xmlns:a="http://schemas.openxmlformats.org/drawingml/2006/main">
                   <a:graphicData uri="http://schemas.microsoft.com/office/word/2010/wordprocessingShape">
                     <wps:wsp>
@@ -5861,9 +5951,15 @@
                         </a:ln>
                       </wps:spPr>
                       <wps:style>
-                        <a:lnRef idx="0"/>
-                        <a:fillRef idx="0"/>
-                        <a:effectRef idx="0"/>
+                        <a:lnRef idx="0">
+                          <a:scrgbClr r="0" g="0" b="0"/>
+                        </a:lnRef>
+                        <a:fillRef idx="0">
+                          <a:scrgbClr r="0" g="0" b="0"/>
+                        </a:fillRef>
+                        <a:effectRef idx="0">
+                          <a:scrgbClr r="0" g="0" b="0"/>
+                        </a:effectRef>
                         <a:fontRef idx="minor"/>
                       </wps:style>
                       <wps:txbx>
@@ -5871,8 +5967,7 @@
                           <w:p>
                             <w:pPr>
                               <w:pStyle w:val="Normal1"/>
-                              <w:spacing w:before="0" w:after="200"/>
-                              <w:jc w:val="start"/>
+                              <w:jc w:val="left"/>
                               <w:rPr>
                                 <w:color w:val="000000"/>
                               </w:rPr>
@@ -5888,7 +5983,7 @@
                           </w:p>
                         </w:txbxContent>
                       </wps:txbx>
-                      <wps:bodyPr lIns="0" rIns="0" tIns="0" bIns="0" anchor="t">
+                      <wps:bodyPr lIns="0" tIns="0" rIns="0" bIns="0" anchor="t">
                         <a:noAutofit/>
                       </wps:bodyPr>
                     </wps:wsp>
@@ -5897,7 +5992,7 @@
               </wp:anchor>
             </w:drawing>
           </mc:Choice>
-          <mc:Fallback>
+          <mc:Fallback xmlns:pic="http://schemas.openxmlformats.org/drawingml/2006/picture">
             <w:pict>
               <v:rect id="shape_0" stroked="f" o:allowincell="f" style="position:absolute;margin-left:30.4pt;margin-top:-0.8pt;width:116.9pt;height:38.4pt;mso-wrap-style:square;v-text-anchor:top">
                 <v:fill o:detectmouseclick="t" on="false"/>
@@ -5943,23 +6038,22 @@
       <w:pPr>
         <w:pStyle w:val="Normal1"/>
         <w:tabs>
-          <w:tab w:val="clear" w:pos="720"/>
-          <w:tab w:val="left" w:pos="1134" w:leader="none"/>
+          <w:tab w:val="left" w:pos="1134"/>
         </w:tabs>
-        <w:spacing w:lineRule="atLeast" w:line="198" w:before="0" w:after="198"/>
+        <w:spacing w:after="198" w:line="198" w:lineRule="atLeast"/>
         <w:jc w:val="both"/>
-        <w:rPr/>
       </w:pPr>
       <w:r>
         <w:rPr>
           <w:rFonts w:eastAsia="Sarabun"/>
+          <w:noProof/>
           <w:sz w:val="34"/>
           <w:szCs w:val="34"/>
         </w:rPr>
         <mc:AlternateContent>
           <mc:Choice Requires="wps">
             <w:drawing>
-              <wp:anchor distT="5715" distB="4445" distL="5715" distR="4445" simplePos="0" relativeHeight="55" behindDoc="1" locked="0" layoutInCell="1" allowOverlap="1">
+              <wp:anchor distT="5715" distB="4445" distL="5715" distR="4445" simplePos="0" relativeHeight="11" behindDoc="1" locked="0" layoutInCell="1" allowOverlap="1" wp14:anchorId="08F4D72B" wp14:editId="33EF3F0D">
                 <wp:simplePos x="0" y="0"/>
                 <wp:positionH relativeFrom="column">
                   <wp:posOffset>332740</wp:posOffset>
@@ -5970,7 +6064,8 @@
                 <wp:extent cx="192405" cy="160655"/>
                 <wp:effectExtent l="5715" t="5715" r="4445" b="4445"/>
                 <wp:wrapNone/>
-                <wp:docPr id="48" name="Shape 5"/>
+                <wp:docPr id="46" name="Shape 5"/>
+                <wp:cNvGraphicFramePr/>
                 <a:graphic xmlns:a="http://schemas.openxmlformats.org/drawingml/2006/main">
                   <a:graphicData uri="http://schemas.microsoft.com/office/word/2010/wordprocessingShape">
                     <wps:wsp>
@@ -5984,7 +6079,7 @@
                           <a:avLst/>
                         </a:prstGeom>
                         <a:solidFill>
-                          <a:srgbClr val="ffffff"/>
+                          <a:srgbClr val="FFFFFF"/>
                         </a:solidFill>
                         <a:ln w="9360">
                           <a:solidFill>
@@ -5994,23 +6089,26 @@
                         </a:ln>
                       </wps:spPr>
                       <wps:style>
-                        <a:lnRef idx="0"/>
-                        <a:fillRef idx="0"/>
-                        <a:effectRef idx="0"/>
+                        <a:lnRef idx="0">
+                          <a:scrgbClr r="0" g="0" b="0"/>
+                        </a:lnRef>
+                        <a:fillRef idx="0">
+                          <a:scrgbClr r="0" g="0" b="0"/>
+                        </a:fillRef>
+                        <a:effectRef idx="0">
+                          <a:scrgbClr r="0" g="0" b="0"/>
+                        </a:effectRef>
                         <a:fontRef idx="minor"/>
                       </wps:style>
                       <wps:txbx>
                         <w:txbxContent>
                           <w:p>
                             <w:pPr>
-                              <w:pStyle w:val="FrameContentsuser"/>
+                              <w:pStyle w:val="FrameContents"/>
                               <w:rPr>
                                 <w:color w:val="000000"/>
                               </w:rPr>
                             </w:pPr>
-                            <w:r>
-                              <w:rPr/>
-                            </w:r>
                           </w:p>
                         </w:txbxContent>
                       </wps:txbx>
@@ -6023,7 +6121,7 @@
               </wp:anchor>
             </w:drawing>
           </mc:Choice>
-          <mc:Fallback>
+          <mc:Fallback xmlns:pic="http://schemas.openxmlformats.org/drawingml/2006/picture">
             <w:pict>
               <v:rect id="shape_0" fillcolor="white" stroked="t" o:allowincell="f" style="position:absolute;margin-left:26.2pt;margin-top:4.2pt;width:15.1pt;height:12.6pt;mso-wrap-style:none;v-text-anchor:middle">
                 <v:fill o:detectmouseclick="t" type="solid" color2="black"/>
@@ -6032,13 +6130,15 @@
                   <w:txbxContent>
                     <w:p>
                       <w:pPr>
-                        <w:pStyle w:val="FrameContentsuser"/>
+                        <w:pStyle w:val="FrameContents"/>
                         <w:rPr>
                           <w:color w:val="000000"/>
                         </w:rPr>
                       </w:pPr>
                       <w:r>
-                        <w:rPr/>
+                        <w:rPr>
+                          <w:color w:val="000000"/>
+                        </w:rPr>
                       </w:r>
                     </w:p>
                   </w:txbxContent>
@@ -6048,13 +6148,23 @@
             </w:pict>
           </mc:Fallback>
         </mc:AlternateContent>
+      </w:r>
+      <w:r>
+        <w:rPr>
+          <w:rFonts w:eastAsia="Sarabun"/>
+          <w:sz w:val="34"/>
+          <w:szCs w:val="34"/>
+        </w:rPr>
         <w:tab/>
       </w:r>
       <w:r>
+        <w:rPr>
+          <w:noProof/>
+        </w:rPr>
         <mc:AlternateContent>
           <mc:Choice Requires="wps">
             <w:drawing>
-              <wp:anchor distT="635" distB="0" distL="635" distR="0" simplePos="0" relativeHeight="59" behindDoc="0" locked="0" layoutInCell="1" allowOverlap="1">
+              <wp:anchor distT="635" distB="0" distL="635" distR="0" simplePos="0" relativeHeight="61" behindDoc="0" locked="0" layoutInCell="1" allowOverlap="1" wp14:anchorId="7C529290" wp14:editId="06CD8B0A">
                 <wp:simplePos x="0" y="0"/>
                 <wp:positionH relativeFrom="column">
                   <wp:posOffset>386080</wp:posOffset>
@@ -6065,7 +6175,8 @@
                 <wp:extent cx="1485265" cy="488315"/>
                 <wp:effectExtent l="635" t="635" r="0" b="0"/>
                 <wp:wrapNone/>
-                <wp:docPr id="49" name="Text Frame 46"/>
+                <wp:docPr id="47" name="Text Frame 46"/>
+                <wp:cNvGraphicFramePr/>
                 <a:graphic xmlns:a="http://schemas.openxmlformats.org/drawingml/2006/main">
                   <a:graphicData uri="http://schemas.microsoft.com/office/word/2010/wordprocessingShape">
                     <wps:wsp>
@@ -6084,9 +6195,15 @@
                         </a:ln>
                       </wps:spPr>
                       <wps:style>
-                        <a:lnRef idx="0"/>
-                        <a:fillRef idx="0"/>
-                        <a:effectRef idx="0"/>
+                        <a:lnRef idx="0">
+                          <a:scrgbClr r="0" g="0" b="0"/>
+                        </a:lnRef>
+                        <a:fillRef idx="0">
+                          <a:scrgbClr r="0" g="0" b="0"/>
+                        </a:fillRef>
+                        <a:effectRef idx="0">
+                          <a:scrgbClr r="0" g="0" b="0"/>
+                        </a:effectRef>
                         <a:fontRef idx="minor"/>
                       </wps:style>
                       <wps:txbx>
@@ -6094,8 +6211,7 @@
                           <w:p>
                             <w:pPr>
                               <w:pStyle w:val="Normal1"/>
-                              <w:spacing w:before="0" w:after="200"/>
-                              <w:jc w:val="start"/>
+                              <w:jc w:val="left"/>
                               <w:rPr>
                                 <w:color w:val="000000"/>
                               </w:rPr>
@@ -6111,7 +6227,7 @@
                           </w:p>
                         </w:txbxContent>
                       </wps:txbx>
-                      <wps:bodyPr lIns="0" rIns="0" tIns="0" bIns="0" anchor="t">
+                      <wps:bodyPr lIns="0" tIns="0" rIns="0" bIns="0" anchor="t">
                         <a:noAutofit/>
                       </wps:bodyPr>
                     </wps:wsp>
@@ -6120,7 +6236,7 @@
               </wp:anchor>
             </w:drawing>
           </mc:Choice>
-          <mc:Fallback>
+          <mc:Fallback xmlns:pic="http://schemas.openxmlformats.org/drawingml/2006/picture">
             <w:pict>
               <v:rect id="shape_0" stroked="f" o:allowincell="f" style="position:absolute;margin-left:30.4pt;margin-top:-1.4pt;width:116.9pt;height:38.4pt;mso-wrap-style:square;v-text-anchor:top">
                 <v:fill o:detectmouseclick="t" on="false"/>
@@ -6166,10 +6282,9 @@
       <w:pPr>
         <w:pStyle w:val="Normal1"/>
         <w:tabs>
-          <w:tab w:val="clear" w:pos="720"/>
-          <w:tab w:val="left" w:pos="1134" w:leader="none"/>
+          <w:tab w:val="left" w:pos="1134"/>
         </w:tabs>
-        <w:spacing w:lineRule="atLeast" w:line="198" w:before="0" w:after="198"/>
+        <w:spacing w:after="198" w:line="198" w:lineRule="atLeast"/>
         <w:jc w:val="both"/>
         <w:rPr>
           <w:rFonts w:eastAsia="Sarabun"/>
@@ -6177,13 +6292,6 @@
           <w:szCs w:val="34"/>
         </w:rPr>
       </w:pPr>
-      <w:r>
-        <w:rPr>
-          <w:rFonts w:eastAsia="Sarabun"/>
-          <w:sz w:val="34"/>
-          <w:szCs w:val="34"/>
-        </w:rPr>
-      </w:r>
       <w:r>
         <w:br w:type="page"/>
       </w:r>
@@ -6192,11 +6300,9 @@
       <w:pPr>
         <w:pStyle w:val="Normal1"/>
         <w:tabs>
-          <w:tab w:val="clear" w:pos="720"/>
-          <w:tab w:val="left" w:pos="1134" w:leader="none"/>
+          <w:tab w:val="left" w:pos="1134"/>
         </w:tabs>
-        <w:spacing w:lineRule="atLeast" w:line="198" w:before="0" w:after="198"/>
-        <w:rPr/>
+        <w:spacing w:after="198" w:line="198" w:lineRule="atLeast"/>
       </w:pPr>
       <w:r>
         <w:rPr>
@@ -6204,6 +6310,7 @@
           <w:sz w:val="34"/>
           <w:szCs w:val="34"/>
         </w:rPr>
+        <w:lastRenderedPageBreak/>
         <w:t xml:space="preserve">-  </w:t>
       </w:r>
       <w:r>
@@ -6212,49 +6319,31 @@
           <w:sz w:val="34"/>
           <w:szCs w:val="34"/>
         </w:rPr>
-        <w:t xml:space="preserve">๒  </w:t>
-      </w:r>
-      <w:r>
-        <w:rPr>
-          <w:rFonts w:eastAsia="Sarabun" w:hint="cs"/>
-          <w:sz w:val="34"/>
-          <w:szCs w:val="34"/>
-        </w:rPr>
-        <w:t>-</w:t>
+        <w:t>๒  -</w:t>
       </w:r>
     </w:p>
     <w:p>
       <w:pPr>
         <w:pStyle w:val="Normal1"/>
         <w:tabs>
-          <w:tab w:val="clear" w:pos="720"/>
-          <w:tab w:val="left" w:pos="1134" w:leader="none"/>
+          <w:tab w:val="left" w:pos="1134"/>
         </w:tabs>
-        <w:spacing w:lineRule="atLeast" w:line="198" w:before="0" w:after="198"/>
+        <w:spacing w:after="198" w:line="198" w:lineRule="atLeast"/>
         <w:rPr>
           <w:rFonts w:eastAsia="Sarabun"/>
           <w:sz w:val="34"/>
           <w:szCs w:val="34"/>
         </w:rPr>
       </w:pPr>
-      <w:r>
-        <w:rPr>
-          <w:rFonts w:eastAsia="Sarabun"/>
-          <w:sz w:val="34"/>
-          <w:szCs w:val="34"/>
-        </w:rPr>
-      </w:r>
     </w:p>
     <w:p>
       <w:pPr>
         <w:pStyle w:val="Normal1"/>
         <w:tabs>
-          <w:tab w:val="clear" w:pos="720"/>
-          <w:tab w:val="left" w:pos="1134" w:leader="none"/>
+          <w:tab w:val="left" w:pos="1134"/>
         </w:tabs>
-        <w:spacing w:lineRule="atLeast" w:line="198" w:before="0" w:after="198"/>
+        <w:spacing w:after="198" w:line="198" w:lineRule="atLeast"/>
         <w:jc w:val="both"/>
-        <w:rPr/>
       </w:pPr>
       <w:r>
         <w:rPr>
@@ -6265,10 +6354,13 @@
         <w:t>เหตุเกิดที่</w:t>
       </w:r>
       <w:r>
+        <w:rPr>
+          <w:noProof/>
+        </w:rPr>
         <mc:AlternateContent>
           <mc:Choice Requires="wps">
             <w:drawing>
-              <wp:anchor distT="635" distB="0" distL="635" distR="0" simplePos="0" relativeHeight="61" behindDoc="0" locked="0" layoutInCell="1" allowOverlap="1">
+              <wp:anchor distT="635" distB="0" distL="635" distR="0" simplePos="0" relativeHeight="63" behindDoc="0" locked="0" layoutInCell="1" allowOverlap="1" wp14:anchorId="165BA154" wp14:editId="5448CAD0">
                 <wp:simplePos x="0" y="0"/>
                 <wp:positionH relativeFrom="column">
                   <wp:posOffset>755015</wp:posOffset>
@@ -6279,7 +6371,8 @@
                 <wp:extent cx="5053965" cy="488315"/>
                 <wp:effectExtent l="635" t="635" r="0" b="0"/>
                 <wp:wrapNone/>
-                <wp:docPr id="50" name="Text Frame 32"/>
+                <wp:docPr id="48" name="Text Frame 32"/>
+                <wp:cNvGraphicFramePr/>
                 <a:graphic xmlns:a="http://schemas.openxmlformats.org/drawingml/2006/main">
                   <a:graphicData uri="http://schemas.microsoft.com/office/word/2010/wordprocessingShape">
                     <wps:wsp>
@@ -6298,9 +6391,15 @@
                         </a:ln>
                       </wps:spPr>
                       <wps:style>
-                        <a:lnRef idx="0"/>
-                        <a:fillRef idx="0"/>
-                        <a:effectRef idx="0"/>
+                        <a:lnRef idx="0">
+                          <a:scrgbClr r="0" g="0" b="0"/>
+                        </a:lnRef>
+                        <a:fillRef idx="0">
+                          <a:scrgbClr r="0" g="0" b="0"/>
+                        </a:fillRef>
+                        <a:effectRef idx="0">
+                          <a:scrgbClr r="0" g="0" b="0"/>
+                        </a:effectRef>
                         <a:fontRef idx="minor"/>
                       </wps:style>
                       <wps:txbx>
@@ -6308,8 +6407,7 @@
                           <w:p>
                             <w:pPr>
                               <w:pStyle w:val="Normal1"/>
-                              <w:spacing w:before="0" w:after="200"/>
-                              <w:jc w:val="start"/>
+                              <w:jc w:val="left"/>
                               <w:rPr>
                                 <w:sz w:val="30"/>
                                 <w:szCs w:val="30"/>
@@ -6326,7 +6424,7 @@
                           </w:p>
                         </w:txbxContent>
                       </wps:txbx>
-                      <wps:bodyPr lIns="0" rIns="0" tIns="0" bIns="0" anchor="t">
+                      <wps:bodyPr lIns="0" tIns="0" rIns="0" bIns="0" anchor="t">
                         <a:noAutofit/>
                       </wps:bodyPr>
                     </wps:wsp>
@@ -6335,7 +6433,7 @@
               </wp:anchor>
             </w:drawing>
           </mc:Choice>
-          <mc:Fallback>
+          <mc:Fallback xmlns:pic="http://schemas.openxmlformats.org/drawingml/2006/picture">
             <w:pict>
               <v:rect id="shape_0" stroked="f" o:allowincell="f" style="position:absolute;margin-left:59.45pt;margin-top:-2.45pt;width:397.9pt;height:38.4pt;mso-wrap-style:square;v-text-anchor:top">
                 <v:fill o:detectmouseclick="t" on="false"/>
@@ -6382,23 +6480,22 @@
       <w:pPr>
         <w:pStyle w:val="Normal1"/>
         <w:tabs>
-          <w:tab w:val="clear" w:pos="720"/>
-          <w:tab w:val="left" w:pos="1134" w:leader="none"/>
+          <w:tab w:val="left" w:pos="1134"/>
         </w:tabs>
-        <w:spacing w:lineRule="atLeast" w:line="198" w:before="0" w:after="198"/>
+        <w:spacing w:after="198" w:line="198" w:lineRule="atLeast"/>
         <w:jc w:val="both"/>
-        <w:rPr/>
       </w:pPr>
       <w:r>
         <w:rPr>
           <w:rFonts w:eastAsia="Sarabun" w:hint="cs"/>
+          <w:noProof/>
           <w:sz w:val="34"/>
           <w:szCs w:val="34"/>
         </w:rPr>
         <mc:AlternateContent>
           <mc:Choice Requires="wps">
             <w:drawing>
-              <wp:anchor distT="635" distB="0" distL="0" distR="0" simplePos="0" relativeHeight="63" behindDoc="0" locked="0" layoutInCell="1" allowOverlap="1">
+              <wp:anchor distT="635" distB="0" distL="0" distR="0" simplePos="0" relativeHeight="65" behindDoc="0" locked="0" layoutInCell="1" allowOverlap="1" wp14:anchorId="0799695A" wp14:editId="236B68BB">
                 <wp:simplePos x="0" y="0"/>
                 <wp:positionH relativeFrom="column">
                   <wp:posOffset>424180</wp:posOffset>
@@ -6409,7 +6506,8 @@
                 <wp:extent cx="617220" cy="732155"/>
                 <wp:effectExtent l="0" t="635" r="0" b="0"/>
                 <wp:wrapNone/>
-                <wp:docPr id="51" name="Text Frame 51"/>
+                <wp:docPr id="49" name="Text Frame 51"/>
+                <wp:cNvGraphicFramePr/>
                 <a:graphic xmlns:a="http://schemas.openxmlformats.org/drawingml/2006/main">
                   <a:graphicData uri="http://schemas.microsoft.com/office/word/2010/wordprocessingShape">
                     <wps:wsp>
@@ -6428,9 +6526,15 @@
                         </a:ln>
                       </wps:spPr>
                       <wps:style>
-                        <a:lnRef idx="0"/>
-                        <a:fillRef idx="0"/>
-                        <a:effectRef idx="0"/>
+                        <a:lnRef idx="0">
+                          <a:scrgbClr r="0" g="0" b="0"/>
+                        </a:lnRef>
+                        <a:fillRef idx="0">
+                          <a:scrgbClr r="0" g="0" b="0"/>
+                        </a:fillRef>
+                        <a:effectRef idx="0">
+                          <a:scrgbClr r="0" g="0" b="0"/>
+                        </a:effectRef>
                         <a:fontRef idx="minor"/>
                       </wps:style>
                       <wps:txbx>
@@ -6438,8 +6542,6 @@
                           <w:p>
                             <w:pPr>
                               <w:pStyle w:val="Normal1"/>
-                              <w:spacing w:before="0" w:after="200"/>
-                              <w:rPr/>
                             </w:pPr>
                             <w:r>
                               <w:rPr>
@@ -6452,7 +6554,7 @@
                           </w:p>
                         </w:txbxContent>
                       </wps:txbx>
-                      <wps:bodyPr lIns="0" rIns="0" tIns="0" bIns="0" anchor="t">
+                      <wps:bodyPr lIns="0" tIns="0" rIns="0" bIns="0" anchor="t">
                         <a:noAutofit/>
                       </wps:bodyPr>
                     </wps:wsp>
@@ -6461,7 +6563,7 @@
               </wp:anchor>
             </w:drawing>
           </mc:Choice>
-          <mc:Fallback>
+          <mc:Fallback xmlns:pic="http://schemas.openxmlformats.org/drawingml/2006/picture">
             <w:pict>
               <v:rect id="shape_0" stroked="f" o:allowincell="f" style="position:absolute;margin-left:33.4pt;margin-top:-3.45pt;width:48.55pt;height:57.6pt;mso-wrap-style:square;v-text-anchor:top">
                 <v:fill o:detectmouseclick="t" on="false"/>
@@ -6490,7 +6592,6 @@
             </w:pict>
           </mc:Fallback>
         </mc:AlternateContent>
-        <w:t>เมื่อวันที่</w:t>
       </w:r>
       <w:r>
         <w:rPr>
@@ -6498,61 +6599,16 @@
           <w:sz w:val="34"/>
           <w:szCs w:val="34"/>
         </w:rPr>
-        <w:t>..............</w:t>
-      </w:r>
-      <w:r>
-        <w:rPr>
-          <w:rFonts w:eastAsia="Sarabun" w:hint="cs"/>
-          <w:sz w:val="34"/>
-          <w:szCs w:val="34"/>
-        </w:rPr>
-        <w:t>เดือน</w:t>
-      </w:r>
-      <w:r>
-        <w:rPr>
-          <w:rFonts w:eastAsia="Sarabun" w:hint="cs"/>
-          <w:sz w:val="34"/>
-          <w:szCs w:val="34"/>
-        </w:rPr>
-        <w:t>........................................</w:t>
-      </w:r>
-      <w:r>
-        <w:rPr>
-          <w:rFonts w:eastAsia="Sarabun" w:hint="cs"/>
-          <w:sz w:val="34"/>
-          <w:szCs w:val="34"/>
-        </w:rPr>
-        <w:t>พุทธศักราช</w:t>
-      </w:r>
-      <w:r>
-        <w:rPr>
-          <w:rFonts w:eastAsia="Sarabun" w:hint="cs"/>
-          <w:sz w:val="34"/>
-          <w:szCs w:val="34"/>
-        </w:rPr>
-        <w:t>........................</w:t>
-      </w:r>
-      <w:r>
-        <w:rPr>
-          <w:rFonts w:eastAsia="Sarabun" w:hint="cs"/>
-          <w:sz w:val="34"/>
-          <w:szCs w:val="34"/>
-        </w:rPr>
-        <w:t>เวลา</w:t>
-      </w:r>
-      <w:r>
-        <w:rPr>
-          <w:rFonts w:eastAsia="Sarabun" w:hint="cs"/>
-          <w:sz w:val="34"/>
-          <w:szCs w:val="34"/>
-        </w:rPr>
-        <w:t>..........................</w:t>
-      </w:r>
-      <w:r>
+        <w:t>เมื่อวันที่..............เดือน........................................พุทธศักราช........................เวลา..........................</w:t>
+      </w:r>
+      <w:r>
+        <w:rPr>
+          <w:noProof/>
+        </w:rPr>
         <mc:AlternateContent>
           <mc:Choice Requires="wps">
             <w:drawing>
-              <wp:anchor distT="635" distB="0" distL="0" distR="0" simplePos="0" relativeHeight="67" behindDoc="0" locked="0" layoutInCell="1" allowOverlap="1">
+              <wp:anchor distT="635" distB="0" distL="0" distR="0" simplePos="0" relativeHeight="69" behindDoc="0" locked="0" layoutInCell="1" allowOverlap="1" wp14:anchorId="6A9D88E6" wp14:editId="3899DDE2">
                 <wp:simplePos x="0" y="0"/>
                 <wp:positionH relativeFrom="column">
                   <wp:posOffset>1242060</wp:posOffset>
@@ -6563,7 +6619,8 @@
                 <wp:extent cx="1464310" cy="732155"/>
                 <wp:effectExtent l="0" t="635" r="0" b="0"/>
                 <wp:wrapNone/>
-                <wp:docPr id="52" name="Text Frame 34"/>
+                <wp:docPr id="50" name="Text Frame 34"/>
+                <wp:cNvGraphicFramePr/>
                 <a:graphic xmlns:a="http://schemas.openxmlformats.org/drawingml/2006/main">
                   <a:graphicData uri="http://schemas.microsoft.com/office/word/2010/wordprocessingShape">
                     <wps:wsp>
@@ -6582,9 +6639,15 @@
                         </a:ln>
                       </wps:spPr>
                       <wps:style>
-                        <a:lnRef idx="0"/>
-                        <a:fillRef idx="0"/>
-                        <a:effectRef idx="0"/>
+                        <a:lnRef idx="0">
+                          <a:scrgbClr r="0" g="0" b="0"/>
+                        </a:lnRef>
+                        <a:fillRef idx="0">
+                          <a:scrgbClr r="0" g="0" b="0"/>
+                        </a:fillRef>
+                        <a:effectRef idx="0">
+                          <a:scrgbClr r="0" g="0" b="0"/>
+                        </a:effectRef>
                         <a:fontRef idx="minor"/>
                       </wps:style>
                       <wps:txbx>
@@ -6592,8 +6655,6 @@
                           <w:p>
                             <w:pPr>
                               <w:pStyle w:val="Normal1"/>
-                              <w:spacing w:before="0" w:after="200"/>
-                              <w:rPr/>
                             </w:pPr>
                             <w:r>
                               <w:rPr>
@@ -6606,7 +6667,7 @@
                           </w:p>
                         </w:txbxContent>
                       </wps:txbx>
-                      <wps:bodyPr lIns="0" rIns="0" tIns="0" bIns="0" anchor="t">
+                      <wps:bodyPr lIns="0" tIns="0" rIns="0" bIns="0" anchor="t">
                         <a:noAutofit/>
                       </wps:bodyPr>
                     </wps:wsp>
@@ -6615,7 +6676,7 @@
               </wp:anchor>
             </w:drawing>
           </mc:Choice>
-          <mc:Fallback>
+          <mc:Fallback xmlns:pic="http://schemas.openxmlformats.org/drawingml/2006/picture">
             <w:pict>
               <v:rect id="shape_0" stroked="f" o:allowincell="f" style="position:absolute;margin-left:97.8pt;margin-top:-2.25pt;width:115.25pt;height:57.6pt;mso-wrap-style:square;v-text-anchor:top">
                 <v:fill o:detectmouseclick="t" on="false"/>
@@ -6644,10 +6705,15 @@
             </w:pict>
           </mc:Fallback>
         </mc:AlternateContent>
+      </w:r>
+      <w:r>
+        <w:rPr>
+          <w:noProof/>
+        </w:rPr>
         <mc:AlternateContent>
           <mc:Choice Requires="wps">
             <w:drawing>
-              <wp:anchor distT="635" distB="0" distL="635" distR="0" simplePos="0" relativeHeight="69" behindDoc="0" locked="0" layoutInCell="1" allowOverlap="1">
+              <wp:anchor distT="635" distB="0" distL="635" distR="0" simplePos="0" relativeHeight="71" behindDoc="0" locked="0" layoutInCell="1" allowOverlap="1" wp14:anchorId="01E20A63" wp14:editId="57B51EED">
                 <wp:simplePos x="0" y="0"/>
                 <wp:positionH relativeFrom="column">
                   <wp:posOffset>3295015</wp:posOffset>
@@ -6658,7 +6724,8 @@
                 <wp:extent cx="897255" cy="732155"/>
                 <wp:effectExtent l="635" t="635" r="0" b="0"/>
                 <wp:wrapNone/>
-                <wp:docPr id="53" name="Text Frame 35"/>
+                <wp:docPr id="51" name="Text Frame 35"/>
+                <wp:cNvGraphicFramePr/>
                 <a:graphic xmlns:a="http://schemas.openxmlformats.org/drawingml/2006/main">
                   <a:graphicData uri="http://schemas.microsoft.com/office/word/2010/wordprocessingShape">
                     <wps:wsp>
@@ -6677,9 +6744,15 @@
                         </a:ln>
                       </wps:spPr>
                       <wps:style>
-                        <a:lnRef idx="0"/>
-                        <a:fillRef idx="0"/>
-                        <a:effectRef idx="0"/>
+                        <a:lnRef idx="0">
+                          <a:scrgbClr r="0" g="0" b="0"/>
+                        </a:lnRef>
+                        <a:fillRef idx="0">
+                          <a:scrgbClr r="0" g="0" b="0"/>
+                        </a:fillRef>
+                        <a:effectRef idx="0">
+                          <a:scrgbClr r="0" g="0" b="0"/>
+                        </a:effectRef>
                         <a:fontRef idx="minor"/>
                       </wps:style>
                       <wps:txbx>
@@ -6687,8 +6760,6 @@
                           <w:p>
                             <w:pPr>
                               <w:pStyle w:val="Normal1"/>
-                              <w:spacing w:before="0" w:after="200"/>
-                              <w:rPr/>
                             </w:pPr>
                             <w:r>
                               <w:rPr>
@@ -6701,7 +6772,7 @@
                           </w:p>
                         </w:txbxContent>
                       </wps:txbx>
-                      <wps:bodyPr lIns="0" rIns="0" tIns="0" bIns="0" anchor="t">
+                      <wps:bodyPr lIns="0" tIns="0" rIns="0" bIns="0" anchor="t">
                         <a:noAutofit/>
                       </wps:bodyPr>
                     </wps:wsp>
@@ -6710,7 +6781,7 @@
               </wp:anchor>
             </w:drawing>
           </mc:Choice>
-          <mc:Fallback>
+          <mc:Fallback xmlns:pic="http://schemas.openxmlformats.org/drawingml/2006/picture">
             <w:pict>
               <v:rect id="shape_0" stroked="f" o:allowincell="f" style="position:absolute;margin-left:259.45pt;margin-top:-2.25pt;width:70.6pt;height:57.6pt;mso-wrap-style:square;v-text-anchor:top">
                 <v:fill o:detectmouseclick="t" on="false"/>
@@ -6739,10 +6810,15 @@
             </w:pict>
           </mc:Fallback>
         </mc:AlternateContent>
+      </w:r>
+      <w:r>
+        <w:rPr>
+          <w:noProof/>
+        </w:rPr>
         <mc:AlternateContent>
           <mc:Choice Requires="wps">
             <w:drawing>
-              <wp:anchor distT="635" distB="0" distL="635" distR="0" simplePos="0" relativeHeight="129" behindDoc="0" locked="0" layoutInCell="1" allowOverlap="1">
+              <wp:anchor distT="635" distB="0" distL="635" distR="0" simplePos="0" relativeHeight="125" behindDoc="0" locked="0" layoutInCell="1" allowOverlap="1" wp14:anchorId="5A705552" wp14:editId="228618DC">
                 <wp:simplePos x="0" y="0"/>
                 <wp:positionH relativeFrom="column">
                   <wp:posOffset>4412615</wp:posOffset>
@@ -6753,7 +6829,8 @@
                 <wp:extent cx="939165" cy="732155"/>
                 <wp:effectExtent l="635" t="635" r="0" b="0"/>
                 <wp:wrapNone/>
-                <wp:docPr id="54" name="Text Frame 36"/>
+                <wp:docPr id="52" name="Text Frame 36"/>
+                <wp:cNvGraphicFramePr/>
                 <a:graphic xmlns:a="http://schemas.openxmlformats.org/drawingml/2006/main">
                   <a:graphicData uri="http://schemas.microsoft.com/office/word/2010/wordprocessingShape">
                     <wps:wsp>
@@ -6772,9 +6849,15 @@
                         </a:ln>
                       </wps:spPr>
                       <wps:style>
-                        <a:lnRef idx="0"/>
-                        <a:fillRef idx="0"/>
-                        <a:effectRef idx="0"/>
+                        <a:lnRef idx="0">
+                          <a:scrgbClr r="0" g="0" b="0"/>
+                        </a:lnRef>
+                        <a:fillRef idx="0">
+                          <a:scrgbClr r="0" g="0" b="0"/>
+                        </a:fillRef>
+                        <a:effectRef idx="0">
+                          <a:scrgbClr r="0" g="0" b="0"/>
+                        </a:effectRef>
                         <a:fontRef idx="minor"/>
                       </wps:style>
                       <wps:txbx>
@@ -6782,8 +6865,6 @@
                           <w:p>
                             <w:pPr>
                               <w:pStyle w:val="Normal1"/>
-                              <w:spacing w:before="0" w:after="200"/>
-                              <w:rPr/>
                             </w:pPr>
                             <w:r>
                               <w:rPr>
@@ -6796,7 +6877,7 @@
                           </w:p>
                         </w:txbxContent>
                       </wps:txbx>
-                      <wps:bodyPr lIns="0" rIns="0" tIns="0" bIns="0" anchor="t">
+                      <wps:bodyPr lIns="0" tIns="0" rIns="0" bIns="0" anchor="t">
                         <a:noAutofit/>
                       </wps:bodyPr>
                     </wps:wsp>
@@ -6805,7 +6886,7 @@
               </wp:anchor>
             </w:drawing>
           </mc:Choice>
-          <mc:Fallback>
+          <mc:Fallback xmlns:pic="http://schemas.openxmlformats.org/drawingml/2006/picture">
             <w:pict>
               <v:rect id="shape_0" stroked="f" o:allowincell="f" style="position:absolute;margin-left:347.45pt;margin-top:-2.25pt;width:73.9pt;height:57.6pt;mso-wrap-style:square;v-text-anchor:top">
                 <v:fill o:detectmouseclick="t" on="false"/>
@@ -6848,12 +6929,10 @@
       <w:pPr>
         <w:pStyle w:val="Normal1"/>
         <w:tabs>
-          <w:tab w:val="clear" w:pos="720"/>
-          <w:tab w:val="left" w:pos="1134" w:leader="none"/>
+          <w:tab w:val="left" w:pos="1134"/>
         </w:tabs>
-        <w:spacing w:lineRule="atLeast" w:line="198" w:before="0" w:after="170"/>
+        <w:spacing w:after="170" w:line="198" w:lineRule="atLeast"/>
         <w:jc w:val="both"/>
-        <w:rPr/>
       </w:pPr>
       <w:r>
         <w:rPr>
@@ -6864,10 +6943,13 @@
         <w:t>มีพฤติการณ์กระทำความผิดที่เกี่ยวกับเหตุออกหมายจับ คือ</w:t>
       </w:r>
       <w:r>
+        <w:rPr>
+          <w:noProof/>
+        </w:rPr>
         <mc:AlternateContent>
           <mc:Choice Requires="wps">
             <w:drawing>
-              <wp:anchor distT="0" distB="0" distL="635" distR="0" simplePos="0" relativeHeight="73" behindDoc="0" locked="0" layoutInCell="1" allowOverlap="1">
+              <wp:anchor distT="0" distB="0" distL="635" distR="0" simplePos="0" relativeHeight="75" behindDoc="0" locked="0" layoutInCell="1" allowOverlap="1" wp14:anchorId="0D74833F" wp14:editId="49DBBAC3">
                 <wp:simplePos x="0" y="0"/>
                 <wp:positionH relativeFrom="column">
                   <wp:posOffset>85725</wp:posOffset>
@@ -6878,7 +6960,8 @@
                 <wp:extent cx="5729605" cy="2790190"/>
                 <wp:effectExtent l="635" t="0" r="0" b="0"/>
                 <wp:wrapNone/>
-                <wp:docPr id="55" name="Text Frame 37"/>
+                <wp:docPr id="53" name="Text Frame 37"/>
+                <wp:cNvGraphicFramePr/>
                 <a:graphic xmlns:a="http://schemas.openxmlformats.org/drawingml/2006/main">
                   <a:graphicData uri="http://schemas.microsoft.com/office/word/2010/wordprocessingShape">
                     <wps:wsp>
@@ -6897,9 +6980,15 @@
                         </a:ln>
                       </wps:spPr>
                       <wps:style>
-                        <a:lnRef idx="0"/>
-                        <a:fillRef idx="0"/>
-                        <a:effectRef idx="0"/>
+                        <a:lnRef idx="0">
+                          <a:scrgbClr r="0" g="0" b="0"/>
+                        </a:lnRef>
+                        <a:fillRef idx="0">
+                          <a:scrgbClr r="0" g="0" b="0"/>
+                        </a:fillRef>
+                        <a:effectRef idx="0">
+                          <a:scrgbClr r="0" g="0" b="0"/>
+                        </a:effectRef>
                         <a:fontRef idx="minor"/>
                       </wps:style>
                       <wps:txbx>
@@ -6907,10 +6996,9 @@
                           <w:p>
                             <w:pPr>
                               <w:pStyle w:val="Normal1"/>
-                              <w:spacing w:lineRule="auto" w:line="360" w:before="0" w:after="170"/>
+                              <w:spacing w:after="170" w:line="360" w:lineRule="auto"/>
                               <w:ind w:firstLine="5329"/>
-                              <w:jc w:val="start"/>
-                              <w:rPr/>
+                              <w:jc w:val="left"/>
                             </w:pPr>
                             <w:r>
                               <w:rPr>
@@ -6921,7 +7009,7 @@
                           </w:p>
                         </w:txbxContent>
                       </wps:txbx>
-                      <wps:bodyPr lIns="0" rIns="0" tIns="0" bIns="0" anchor="t">
+                      <wps:bodyPr lIns="0" tIns="0" rIns="0" bIns="0" anchor="t">
                         <a:noAutofit/>
                       </wps:bodyPr>
                     </wps:wsp>
@@ -6930,7 +7018,7 @@
               </wp:anchor>
             </w:drawing>
           </mc:Choice>
-          <mc:Fallback>
+          <mc:Fallback xmlns:pic="http://schemas.openxmlformats.org/drawingml/2006/picture">
             <w:pict>
               <v:rect id="shape_0" stroked="f" o:allowincell="f" style="position:absolute;margin-left:6.75pt;margin-top:-1.65pt;width:451.1pt;height:219.65pt;mso-wrap-style:square;v-text-anchor:top">
                 <v:fill o:detectmouseclick="t" on="false"/>
@@ -6973,10 +7061,9 @@
       <w:pPr>
         <w:pStyle w:val="Normal1"/>
         <w:tabs>
-          <w:tab w:val="clear" w:pos="720"/>
-          <w:tab w:val="left" w:pos="1134" w:leader="none"/>
+          <w:tab w:val="left" w:pos="1134"/>
         </w:tabs>
-        <w:spacing w:lineRule="atLeast" w:line="198" w:before="0" w:after="170"/>
+        <w:spacing w:after="170" w:line="198" w:lineRule="atLeast"/>
         <w:jc w:val="both"/>
         <w:rPr>
           <w:rFonts w:eastAsia="Sarabun"/>
@@ -6997,10 +7084,9 @@
       <w:pPr>
         <w:pStyle w:val="Normal1"/>
         <w:tabs>
-          <w:tab w:val="clear" w:pos="720"/>
-          <w:tab w:val="left" w:pos="1134" w:leader="none"/>
+          <w:tab w:val="left" w:pos="1134"/>
         </w:tabs>
-        <w:spacing w:lineRule="atLeast" w:line="198" w:before="0" w:after="170"/>
+        <w:spacing w:after="170" w:line="198" w:lineRule="atLeast"/>
         <w:jc w:val="both"/>
         <w:rPr>
           <w:rFonts w:eastAsia="Sarabun"/>
@@ -7021,10 +7107,9 @@
       <w:pPr>
         <w:pStyle w:val="Normal1"/>
         <w:tabs>
-          <w:tab w:val="clear" w:pos="720"/>
-          <w:tab w:val="left" w:pos="1134" w:leader="none"/>
+          <w:tab w:val="left" w:pos="1134"/>
         </w:tabs>
-        <w:spacing w:lineRule="atLeast" w:line="198" w:before="0" w:after="170"/>
+        <w:spacing w:after="170" w:line="198" w:lineRule="atLeast"/>
         <w:jc w:val="both"/>
         <w:rPr>
           <w:rFonts w:eastAsia="Sarabun"/>
@@ -7045,10 +7130,9 @@
       <w:pPr>
         <w:pStyle w:val="Normal1"/>
         <w:tabs>
-          <w:tab w:val="clear" w:pos="720"/>
-          <w:tab w:val="left" w:pos="1134" w:leader="none"/>
+          <w:tab w:val="left" w:pos="1134"/>
         </w:tabs>
-        <w:spacing w:lineRule="atLeast" w:line="198" w:before="0" w:after="170"/>
+        <w:spacing w:after="170" w:line="198" w:lineRule="atLeast"/>
         <w:jc w:val="both"/>
         <w:rPr>
           <w:rFonts w:eastAsia="Sarabun"/>
@@ -7069,10 +7153,9 @@
       <w:pPr>
         <w:pStyle w:val="Normal1"/>
         <w:tabs>
-          <w:tab w:val="clear" w:pos="720"/>
-          <w:tab w:val="left" w:pos="1134" w:leader="none"/>
+          <w:tab w:val="left" w:pos="1134"/>
         </w:tabs>
-        <w:spacing w:lineRule="atLeast" w:line="198" w:before="0" w:after="170"/>
+        <w:spacing w:after="170" w:line="198" w:lineRule="atLeast"/>
         <w:jc w:val="both"/>
         <w:rPr>
           <w:rFonts w:eastAsia="Sarabun"/>
@@ -7093,10 +7176,9 @@
       <w:pPr>
         <w:pStyle w:val="Normal1"/>
         <w:tabs>
-          <w:tab w:val="clear" w:pos="720"/>
-          <w:tab w:val="left" w:pos="1134" w:leader="none"/>
+          <w:tab w:val="left" w:pos="1134"/>
         </w:tabs>
-        <w:spacing w:lineRule="atLeast" w:line="198" w:before="0" w:after="170"/>
+        <w:spacing w:after="170" w:line="198" w:lineRule="atLeast"/>
         <w:jc w:val="both"/>
         <w:rPr>
           <w:rFonts w:eastAsia="Sarabun"/>
@@ -7117,10 +7199,9 @@
       <w:pPr>
         <w:pStyle w:val="Normal1"/>
         <w:tabs>
-          <w:tab w:val="clear" w:pos="720"/>
-          <w:tab w:val="left" w:pos="1134" w:leader="none"/>
+          <w:tab w:val="left" w:pos="1134"/>
         </w:tabs>
-        <w:spacing w:lineRule="atLeast" w:line="198" w:before="0" w:after="170"/>
+        <w:spacing w:after="170" w:line="198" w:lineRule="atLeast"/>
         <w:jc w:val="both"/>
         <w:rPr>
           <w:rFonts w:eastAsia="Sarabun"/>
@@ -7141,12 +7222,10 @@
       <w:pPr>
         <w:pStyle w:val="Normal1"/>
         <w:tabs>
-          <w:tab w:val="clear" w:pos="720"/>
-          <w:tab w:val="left" w:pos="1134" w:leader="none"/>
+          <w:tab w:val="left" w:pos="1134"/>
         </w:tabs>
-        <w:spacing w:lineRule="atLeast" w:line="198" w:before="0" w:after="198"/>
+        <w:spacing w:after="198" w:line="198" w:lineRule="atLeast"/>
         <w:jc w:val="both"/>
-        <w:rPr/>
       </w:pPr>
       <w:r>
         <w:rPr>
@@ -7157,10 +7236,13 @@
         <w:t>เป็นการกระทำความผิดฐาน</w:t>
       </w:r>
       <w:r>
+        <w:rPr>
+          <w:noProof/>
+        </w:rPr>
         <mc:AlternateContent>
           <mc:Choice Requires="wps">
             <w:drawing>
-              <wp:anchor distT="635" distB="0" distL="635" distR="0" simplePos="0" relativeHeight="10" behindDoc="0" locked="0" layoutInCell="1" allowOverlap="1">
+              <wp:anchor distT="635" distB="0" distL="635" distR="0" simplePos="0" relativeHeight="21" behindDoc="0" locked="0" layoutInCell="1" allowOverlap="1" wp14:anchorId="0D98B17F" wp14:editId="35DE02C5">
                 <wp:simplePos x="0" y="0"/>
                 <wp:positionH relativeFrom="column">
                   <wp:posOffset>1607185</wp:posOffset>
@@ -7171,7 +7253,8 @@
                 <wp:extent cx="4262755" cy="488315"/>
                 <wp:effectExtent l="635" t="635" r="0" b="0"/>
                 <wp:wrapNone/>
-                <wp:docPr id="56" name="Text Frame 38"/>
+                <wp:docPr id="54" name="Text Frame 38"/>
+                <wp:cNvGraphicFramePr/>
                 <a:graphic xmlns:a="http://schemas.openxmlformats.org/drawingml/2006/main">
                   <a:graphicData uri="http://schemas.microsoft.com/office/word/2010/wordprocessingShape">
                     <wps:wsp>
@@ -7190,9 +7273,15 @@
                         </a:ln>
                       </wps:spPr>
                       <wps:style>
-                        <a:lnRef idx="0"/>
-                        <a:fillRef idx="0"/>
-                        <a:effectRef idx="0"/>
+                        <a:lnRef idx="0">
+                          <a:scrgbClr r="0" g="0" b="0"/>
+                        </a:lnRef>
+                        <a:fillRef idx="0">
+                          <a:scrgbClr r="0" g="0" b="0"/>
+                        </a:fillRef>
+                        <a:effectRef idx="0">
+                          <a:scrgbClr r="0" g="0" b="0"/>
+                        </a:effectRef>
                         <a:fontRef idx="minor"/>
                       </wps:style>
                       <wps:txbx>
@@ -7200,8 +7289,7 @@
                           <w:p>
                             <w:pPr>
                               <w:pStyle w:val="Normal1"/>
-                              <w:spacing w:before="0" w:after="200"/>
-                              <w:jc w:val="start"/>
+                              <w:jc w:val="left"/>
                               <w:rPr>
                                 <w:color w:val="000000"/>
                               </w:rPr>
@@ -7217,7 +7305,7 @@
                           </w:p>
                         </w:txbxContent>
                       </wps:txbx>
-                      <wps:bodyPr lIns="0" rIns="0" tIns="0" bIns="0" anchor="t">
+                      <wps:bodyPr lIns="0" tIns="0" rIns="0" bIns="0" anchor="t">
                         <a:noAutofit/>
                       </wps:bodyPr>
                     </wps:wsp>
@@ -7226,7 +7314,7 @@
               </wp:anchor>
             </w:drawing>
           </mc:Choice>
-          <mc:Fallback>
+          <mc:Fallback xmlns:pic="http://schemas.openxmlformats.org/drawingml/2006/picture">
             <w:pict>
               <v:rect id="shape_0" stroked="f" o:allowincell="f" style="position:absolute;margin-left:126.55pt;margin-top:-3.55pt;width:335.6pt;height:38.4pt;mso-wrap-style:square;v-text-anchor:top">
                 <v:fill o:detectmouseclick="t" on="false"/>
@@ -7272,12 +7360,10 @@
       <w:pPr>
         <w:pStyle w:val="Normal1"/>
         <w:tabs>
-          <w:tab w:val="clear" w:pos="720"/>
-          <w:tab w:val="left" w:pos="1134" w:leader="none"/>
+          <w:tab w:val="left" w:pos="1134"/>
         </w:tabs>
-        <w:spacing w:lineRule="atLeast" w:line="198" w:before="0" w:after="198"/>
+        <w:spacing w:after="198" w:line="198" w:lineRule="atLeast"/>
         <w:jc w:val="both"/>
-        <w:rPr/>
       </w:pPr>
       <w:r>
         <w:rPr>
@@ -7285,29 +7371,16 @@
           <w:sz w:val="34"/>
           <w:szCs w:val="34"/>
         </w:rPr>
-        <w:t>ตามประมวลกฎหมายอาญา</w:t>
-      </w:r>
-      <w:r>
-        <w:rPr>
-          <w:rFonts w:eastAsia="Sarabun" w:hint="cs"/>
-          <w:sz w:val="34"/>
-          <w:szCs w:val="34"/>
-        </w:rPr>
-        <w:t>/</w:t>
-      </w:r>
-      <w:r>
-        <w:rPr>
-          <w:rFonts w:eastAsia="Sarabun" w:hint="cs"/>
-          <w:sz w:val="34"/>
-          <w:szCs w:val="34"/>
-        </w:rPr>
-        <w:t>พระราชบัญญัติ</w:t>
-      </w:r>
-      <w:r>
+        <w:t>ตามประมวลกฎหมายอาญา/พระราชบัญญัติ</w:t>
+      </w:r>
+      <w:r>
+        <w:rPr>
+          <w:noProof/>
+        </w:rPr>
         <mc:AlternateContent>
           <mc:Choice Requires="wps">
             <w:drawing>
-              <wp:anchor distT="635" distB="0" distL="635" distR="0" simplePos="0" relativeHeight="12" behindDoc="0" locked="0" layoutInCell="1" allowOverlap="1">
+              <wp:anchor distT="635" distB="0" distL="635" distR="0" simplePos="0" relativeHeight="23" behindDoc="0" locked="0" layoutInCell="1" allowOverlap="1" wp14:anchorId="211D0ACC" wp14:editId="7233F5AB">
                 <wp:simplePos x="0" y="0"/>
                 <wp:positionH relativeFrom="column">
                   <wp:posOffset>2535555</wp:posOffset>
@@ -7318,7 +7391,8 @@
                 <wp:extent cx="3242945" cy="488315"/>
                 <wp:effectExtent l="635" t="635" r="0" b="0"/>
                 <wp:wrapNone/>
-                <wp:docPr id="57" name="Text Frame 39"/>
+                <wp:docPr id="55" name="Text Frame 39"/>
+                <wp:cNvGraphicFramePr/>
                 <a:graphic xmlns:a="http://schemas.openxmlformats.org/drawingml/2006/main">
                   <a:graphicData uri="http://schemas.microsoft.com/office/word/2010/wordprocessingShape">
                     <wps:wsp>
@@ -7337,9 +7411,15 @@
                         </a:ln>
                       </wps:spPr>
                       <wps:style>
-                        <a:lnRef idx="0"/>
-                        <a:fillRef idx="0"/>
-                        <a:effectRef idx="0"/>
+                        <a:lnRef idx="0">
+                          <a:scrgbClr r="0" g="0" b="0"/>
+                        </a:lnRef>
+                        <a:fillRef idx="0">
+                          <a:scrgbClr r="0" g="0" b="0"/>
+                        </a:fillRef>
+                        <a:effectRef idx="0">
+                          <a:scrgbClr r="0" g="0" b="0"/>
+                        </a:effectRef>
                         <a:fontRef idx="minor"/>
                       </wps:style>
                       <wps:txbx>
@@ -7347,8 +7427,7 @@
                           <w:p>
                             <w:pPr>
                               <w:pStyle w:val="Normal1"/>
-                              <w:spacing w:before="0" w:after="200"/>
-                              <w:jc w:val="start"/>
+                              <w:jc w:val="left"/>
                               <w:rPr>
                                 <w:color w:val="000000"/>
                               </w:rPr>
@@ -7364,7 +7443,7 @@
                           </w:p>
                         </w:txbxContent>
                       </wps:txbx>
-                      <wps:bodyPr lIns="0" rIns="0" tIns="0" bIns="0" anchor="t">
+                      <wps:bodyPr lIns="0" tIns="0" rIns="0" bIns="0" anchor="t">
                         <a:noAutofit/>
                       </wps:bodyPr>
                     </wps:wsp>
@@ -7373,7 +7452,7 @@
               </wp:anchor>
             </w:drawing>
           </mc:Choice>
-          <mc:Fallback>
+          <mc:Fallback xmlns:pic="http://schemas.openxmlformats.org/drawingml/2006/picture">
             <w:pict>
               <v:rect id="shape_0" stroked="f" o:allowincell="f" style="position:absolute;margin-left:199.65pt;margin-top:-3.2pt;width:255.3pt;height:38.4pt;mso-wrap-style:square;v-text-anchor:top">
                 <v:fill o:detectmouseclick="t" on="false"/>
@@ -7419,12 +7498,10 @@
       <w:pPr>
         <w:pStyle w:val="Normal1"/>
         <w:tabs>
-          <w:tab w:val="clear" w:pos="720"/>
-          <w:tab w:val="left" w:pos="1134" w:leader="none"/>
+          <w:tab w:val="left" w:pos="1134"/>
         </w:tabs>
-        <w:spacing w:lineRule="atLeast" w:line="198" w:before="0" w:after="198"/>
+        <w:spacing w:after="198" w:line="198" w:lineRule="atLeast"/>
         <w:jc w:val="both"/>
-        <w:rPr/>
       </w:pPr>
       <w:r>
         <w:rPr>
@@ -7432,53 +7509,16 @@
           <w:sz w:val="34"/>
           <w:szCs w:val="34"/>
         </w:rPr>
-        <w:t>มาตรา</w:t>
-      </w:r>
-      <w:r>
-        <w:rPr>
-          <w:rFonts w:eastAsia="Sarabun" w:hint="cs"/>
-          <w:sz w:val="34"/>
-          <w:szCs w:val="34"/>
-        </w:rPr>
-        <w:t>..............................</w:t>
-      </w:r>
-      <w:r>
-        <w:rPr>
-          <w:rFonts w:eastAsia="Sarabun" w:hint="cs"/>
-          <w:sz w:val="34"/>
-          <w:szCs w:val="34"/>
-        </w:rPr>
-        <w:t>อัตราโทษ</w:t>
-      </w:r>
-      <w:r>
-        <w:rPr>
-          <w:rFonts w:eastAsia="Sarabun" w:hint="cs"/>
-          <w:sz w:val="34"/>
-          <w:szCs w:val="34"/>
-        </w:rPr>
-        <w:t>.................................................</w:t>
-      </w:r>
-      <w:r>
-        <w:rPr>
-          <w:rFonts w:eastAsia="Sarabun" w:hint="cs"/>
-          <w:sz w:val="34"/>
-          <w:szCs w:val="34"/>
-        </w:rPr>
-        <w:t>อายุความ</w:t>
-      </w:r>
-      <w:r>
-        <w:rPr>
-          <w:rFonts w:eastAsia="Sarabun" w:hint="cs"/>
-          <w:sz w:val="34"/>
-          <w:szCs w:val="34"/>
-        </w:rPr>
-        <w:t>.........................................</w:t>
-      </w:r>
-      <w:r>
+        <w:t>มาตรา..............................อัตราโทษ.................................................อายุความ.........................................</w:t>
+      </w:r>
+      <w:r>
+        <w:rPr>
+          <w:noProof/>
+        </w:rPr>
         <mc:AlternateContent>
           <mc:Choice Requires="wps">
             <w:drawing>
-              <wp:anchor distT="635" distB="0" distL="635" distR="0" simplePos="0" relativeHeight="77" behindDoc="0" locked="0" layoutInCell="1" allowOverlap="1">
+              <wp:anchor distT="635" distB="0" distL="635" distR="0" simplePos="0" relativeHeight="79" behindDoc="0" locked="0" layoutInCell="1" allowOverlap="1" wp14:anchorId="4E649EDA" wp14:editId="052EE33F">
                 <wp:simplePos x="0" y="0"/>
                 <wp:positionH relativeFrom="column">
                   <wp:posOffset>4170680</wp:posOffset>
@@ -7489,7 +7529,8 @@
                 <wp:extent cx="1485265" cy="488315"/>
                 <wp:effectExtent l="635" t="635" r="0" b="0"/>
                 <wp:wrapNone/>
-                <wp:docPr id="58" name="Text Frame 40"/>
+                <wp:docPr id="56" name="Text Frame 40"/>
+                <wp:cNvGraphicFramePr/>
                 <a:graphic xmlns:a="http://schemas.openxmlformats.org/drawingml/2006/main">
                   <a:graphicData uri="http://schemas.microsoft.com/office/word/2010/wordprocessingShape">
                     <wps:wsp>
@@ -7508,9 +7549,15 @@
                         </a:ln>
                       </wps:spPr>
                       <wps:style>
-                        <a:lnRef idx="0"/>
-                        <a:fillRef idx="0"/>
-                        <a:effectRef idx="0"/>
+                        <a:lnRef idx="0">
+                          <a:scrgbClr r="0" g="0" b="0"/>
+                        </a:lnRef>
+                        <a:fillRef idx="0">
+                          <a:scrgbClr r="0" g="0" b="0"/>
+                        </a:fillRef>
+                        <a:effectRef idx="0">
+                          <a:scrgbClr r="0" g="0" b="0"/>
+                        </a:effectRef>
                         <a:fontRef idx="minor"/>
                       </wps:style>
                       <wps:txbx>
@@ -7518,7 +7565,6 @@
                           <w:p>
                             <w:pPr>
                               <w:pStyle w:val="Normal1"/>
-                              <w:spacing w:before="0" w:after="200"/>
                               <w:rPr>
                                 <w:color w:val="000000"/>
                               </w:rPr>
@@ -7534,7 +7580,7 @@
                           </w:p>
                         </w:txbxContent>
                       </wps:txbx>
-                      <wps:bodyPr lIns="0" rIns="0" tIns="0" bIns="0" anchor="t">
+                      <wps:bodyPr lIns="0" tIns="0" rIns="0" bIns="0" anchor="t">
                         <a:noAutofit/>
                       </wps:bodyPr>
                     </wps:wsp>
@@ -7543,7 +7589,7 @@
               </wp:anchor>
             </w:drawing>
           </mc:Choice>
-          <mc:Fallback>
+          <mc:Fallback xmlns:pic="http://schemas.openxmlformats.org/drawingml/2006/picture">
             <w:pict>
               <v:rect id="shape_0" stroked="f" o:allowincell="f" style="position:absolute;margin-left:328.4pt;margin-top:-3.95pt;width:116.9pt;height:38.4pt;mso-wrap-style:square;v-text-anchor:top">
                 <v:fill o:detectmouseclick="t" on="false"/>
@@ -7588,13 +7634,12 @@
       <w:pPr>
         <w:pStyle w:val="Normal1"/>
         <w:tabs>
-          <w:tab w:val="clear" w:pos="720"/>
-          <w:tab w:val="left" w:pos="1134" w:leader="none"/>
+          <w:tab w:val="left" w:pos="1134"/>
         </w:tabs>
-        <w:spacing w:lineRule="atLeast" w:line="198" w:before="0" w:after="198"/>
+        <w:spacing w:after="198" w:line="198" w:lineRule="atLeast"/>
         <w:jc w:val="both"/>
         <w:rPr>
-          <w:rFonts w:eastAsia="Sarabun" w:hint="cs"/>
+          <w:rFonts w:eastAsia="Sarabun"/>
           <w:sz w:val="34"/>
           <w:szCs w:val="34"/>
         </w:rPr>
@@ -7612,12 +7657,10 @@
       <w:pPr>
         <w:pStyle w:val="Normal1"/>
         <w:tabs>
-          <w:tab w:val="clear" w:pos="720"/>
-          <w:tab w:val="left" w:pos="1134" w:leader="none"/>
+          <w:tab w:val="left" w:pos="1134"/>
         </w:tabs>
-        <w:spacing w:lineRule="atLeast" w:line="198" w:before="0" w:after="198"/>
+        <w:spacing w:after="198" w:line="198" w:lineRule="atLeast"/>
         <w:jc w:val="both"/>
-        <w:rPr/>
       </w:pPr>
       <w:r>
         <w:rPr>
@@ -7633,61 +7676,16 @@
           <w:sz w:val="34"/>
           <w:szCs w:val="34"/>
         </w:rPr>
-        <w:t>ข้อ ๒</w:t>
-      </w:r>
-      <w:r>
-        <w:rPr>
-          <w:rFonts w:eastAsia="Sarabun" w:hint="cs"/>
-          <w:sz w:val="34"/>
-          <w:szCs w:val="34"/>
-        </w:rPr>
-        <w:t xml:space="preserve">. </w:t>
-      </w:r>
-      <w:r>
-        <w:rPr>
-          <w:rFonts w:eastAsia="Sarabun" w:hint="cs"/>
-          <w:sz w:val="34"/>
-          <w:szCs w:val="34"/>
-        </w:rPr>
-        <w:t>ผู้ร้องประสงค์จะทำการจับกุม นาย</w:t>
-      </w:r>
-      <w:r>
-        <w:rPr>
-          <w:rFonts w:eastAsia="Sarabun" w:hint="cs"/>
-          <w:sz w:val="34"/>
-          <w:szCs w:val="34"/>
-        </w:rPr>
-        <w:t>/</w:t>
-      </w:r>
-      <w:r>
-        <w:rPr>
-          <w:rFonts w:eastAsia="Sarabun" w:hint="cs"/>
-          <w:sz w:val="34"/>
-          <w:szCs w:val="34"/>
-        </w:rPr>
-        <w:t>นาง</w:t>
-      </w:r>
-      <w:r>
-        <w:rPr>
-          <w:rFonts w:eastAsia="Sarabun" w:hint="cs"/>
-          <w:sz w:val="34"/>
-          <w:szCs w:val="34"/>
-        </w:rPr>
-        <w:t>/</w:t>
-      </w:r>
-      <w:r>
-        <w:rPr>
-          <w:rFonts w:eastAsia="Sarabun" w:hint="cs"/>
-          <w:sz w:val="34"/>
-          <w:szCs w:val="34"/>
-        </w:rPr>
-        <w:t>นางสาว</w:t>
-      </w:r>
-      <w:r>
+        <w:t>ข้อ ๒. ผู้ร้องประสงค์จะทำการจับกุม นาย/นาง/นางสาว</w:t>
+      </w:r>
+      <w:r>
+        <w:rPr>
+          <w:noProof/>
+        </w:rPr>
         <mc:AlternateContent>
           <mc:Choice Requires="wps">
             <w:drawing>
-              <wp:anchor distT="635" distB="0" distL="0" distR="0" simplePos="0" relativeHeight="81" behindDoc="0" locked="0" layoutInCell="1" allowOverlap="1">
+              <wp:anchor distT="635" distB="0" distL="0" distR="0" simplePos="0" relativeHeight="83" behindDoc="0" locked="0" layoutInCell="1" allowOverlap="1" wp14:anchorId="72D09763" wp14:editId="474CB750">
                 <wp:simplePos x="0" y="0"/>
                 <wp:positionH relativeFrom="column">
                   <wp:posOffset>3843020</wp:posOffset>
@@ -7698,7 +7696,8 @@
                 <wp:extent cx="1965960" cy="488315"/>
                 <wp:effectExtent l="0" t="635" r="0" b="0"/>
                 <wp:wrapNone/>
-                <wp:docPr id="59" name="Text Frame 41"/>
+                <wp:docPr id="57" name="Text Frame 41"/>
+                <wp:cNvGraphicFramePr/>
                 <a:graphic xmlns:a="http://schemas.openxmlformats.org/drawingml/2006/main">
                   <a:graphicData uri="http://schemas.microsoft.com/office/word/2010/wordprocessingShape">
                     <wps:wsp>
@@ -7717,9 +7716,15 @@
                         </a:ln>
                       </wps:spPr>
                       <wps:style>
-                        <a:lnRef idx="0"/>
-                        <a:fillRef idx="0"/>
-                        <a:effectRef idx="0"/>
+                        <a:lnRef idx="0">
+                          <a:scrgbClr r="0" g="0" b="0"/>
+                        </a:lnRef>
+                        <a:fillRef idx="0">
+                          <a:scrgbClr r="0" g="0" b="0"/>
+                        </a:fillRef>
+                        <a:effectRef idx="0">
+                          <a:scrgbClr r="0" g="0" b="0"/>
+                        </a:effectRef>
                         <a:fontRef idx="minor"/>
                       </wps:style>
                       <wps:txbx>
@@ -7727,7 +7732,6 @@
                           <w:p>
                             <w:pPr>
                               <w:pStyle w:val="Normal1"/>
-                              <w:spacing w:before="0" w:after="200"/>
                               <w:rPr>
                                 <w:color w:val="000000"/>
                               </w:rPr>
@@ -7743,7 +7747,7 @@
                           </w:p>
                         </w:txbxContent>
                       </wps:txbx>
-                      <wps:bodyPr lIns="0" rIns="0" tIns="0" bIns="0" anchor="t">
+                      <wps:bodyPr lIns="0" tIns="0" rIns="0" bIns="0" anchor="t">
                         <a:noAutofit/>
                       </wps:bodyPr>
                     </wps:wsp>
@@ -7752,7 +7756,7 @@
               </wp:anchor>
             </w:drawing>
           </mc:Choice>
-          <mc:Fallback>
+          <mc:Fallback xmlns:pic="http://schemas.openxmlformats.org/drawingml/2006/picture">
             <w:pict>
               <v:rect id="shape_0" stroked="f" o:allowincell="f" style="position:absolute;margin-left:302.6pt;margin-top:-3.75pt;width:154.75pt;height:38.4pt;mso-wrap-style:square;v-text-anchor:top">
                 <v:fill o:detectmouseclick="t" on="false"/>
@@ -7797,13 +7801,12 @@
       <w:pPr>
         <w:pStyle w:val="Normal1"/>
         <w:tabs>
-          <w:tab w:val="clear" w:pos="720"/>
-          <w:tab w:val="left" w:pos="1134" w:leader="none"/>
+          <w:tab w:val="left" w:pos="1134"/>
         </w:tabs>
-        <w:spacing w:lineRule="atLeast" w:line="198" w:before="0" w:after="198"/>
+        <w:spacing w:after="198" w:line="198" w:lineRule="atLeast"/>
         <w:jc w:val="both"/>
         <w:rPr>
-          <w:rFonts w:eastAsia="Sarabun" w:hint="cs"/>
+          <w:rFonts w:eastAsia="Sarabun"/>
           <w:sz w:val="34"/>
           <w:szCs w:val="34"/>
         </w:rPr>
@@ -7821,12 +7824,10 @@
       <w:pPr>
         <w:pStyle w:val="Normal1"/>
         <w:tabs>
-          <w:tab w:val="clear" w:pos="720"/>
-          <w:tab w:val="left" w:pos="1134" w:leader="none"/>
+          <w:tab w:val="left" w:pos="1134"/>
         </w:tabs>
-        <w:spacing w:lineRule="atLeast" w:line="198" w:before="0" w:after="198"/>
+        <w:spacing w:after="198" w:line="198" w:lineRule="atLeast"/>
         <w:jc w:val="both"/>
-        <w:rPr/>
       </w:pPr>
       <w:r>
         <w:rPr>
@@ -7842,35 +7843,17 @@
           <w:sz w:val="34"/>
           <w:szCs w:val="34"/>
         </w:rPr>
-        <w:t>ข้อ ๓</w:t>
-      </w:r>
-      <w:r>
-        <w:rPr>
-          <w:rFonts w:eastAsia="Sarabun" w:hint="cs"/>
-          <w:sz w:val="34"/>
-          <w:szCs w:val="34"/>
-        </w:rPr>
-        <w:t xml:space="preserve">. </w:t>
-      </w:r>
-      <w:r>
-        <w:rPr>
-          <w:rFonts w:eastAsia="Sarabun" w:hint="cs"/>
-          <w:sz w:val="34"/>
-          <w:szCs w:val="34"/>
-        </w:rPr>
-        <w:t>ผู้ร้อง</w:t>
+        <w:t>ข้อ ๓. ผู้ร้อง</w:t>
       </w:r>
     </w:p>
     <w:p>
       <w:pPr>
         <w:pStyle w:val="Normal1"/>
         <w:tabs>
-          <w:tab w:val="clear" w:pos="720"/>
-          <w:tab w:val="left" w:pos="1134" w:leader="none"/>
+          <w:tab w:val="left" w:pos="1134"/>
         </w:tabs>
-        <w:spacing w:lineRule="atLeast" w:line="198" w:before="0" w:after="198"/>
+        <w:spacing w:after="198" w:line="198" w:lineRule="atLeast"/>
         <w:jc w:val="both"/>
-        <w:rPr/>
       </w:pPr>
       <w:r>
         <w:rPr>
@@ -7883,13 +7866,14 @@
       <w:r>
         <w:rPr>
           <w:rFonts w:eastAsia="Sarabun"/>
+          <w:noProof/>
           <w:sz w:val="34"/>
           <w:szCs w:val="34"/>
         </w:rPr>
         <mc:AlternateContent>
           <mc:Choice Requires="wps">
             <w:drawing>
-              <wp:anchor distT="5715" distB="4445" distL="5715" distR="4445" simplePos="0" relativeHeight="35" behindDoc="1" locked="0" layoutInCell="1" allowOverlap="1">
+              <wp:anchor distT="5715" distB="4445" distL="5715" distR="4445" simplePos="0" relativeHeight="7" behindDoc="1" locked="0" layoutInCell="1" allowOverlap="1" wp14:anchorId="652145C3" wp14:editId="487E318A">
                 <wp:simplePos x="0" y="0"/>
                 <wp:positionH relativeFrom="column">
                   <wp:posOffset>1080135</wp:posOffset>
@@ -7900,7 +7884,8 @@
                 <wp:extent cx="192405" cy="160655"/>
                 <wp:effectExtent l="5715" t="5715" r="4445" b="4445"/>
                 <wp:wrapNone/>
-                <wp:docPr id="60" name="Shape 6"/>
+                <wp:docPr id="58" name="Shape 6"/>
+                <wp:cNvGraphicFramePr/>
                 <a:graphic xmlns:a="http://schemas.openxmlformats.org/drawingml/2006/main">
                   <a:graphicData uri="http://schemas.microsoft.com/office/word/2010/wordprocessingShape">
                     <wps:wsp>
@@ -7914,7 +7899,7 @@
                           <a:avLst/>
                         </a:prstGeom>
                         <a:solidFill>
-                          <a:srgbClr val="ffffff"/>
+                          <a:srgbClr val="FFFFFF"/>
                         </a:solidFill>
                         <a:ln w="9360">
                           <a:solidFill>
@@ -7924,23 +7909,26 @@
                         </a:ln>
                       </wps:spPr>
                       <wps:style>
-                        <a:lnRef idx="0"/>
-                        <a:fillRef idx="0"/>
-                        <a:effectRef idx="0"/>
+                        <a:lnRef idx="0">
+                          <a:scrgbClr r="0" g="0" b="0"/>
+                        </a:lnRef>
+                        <a:fillRef idx="0">
+                          <a:scrgbClr r="0" g="0" b="0"/>
+                        </a:fillRef>
+                        <a:effectRef idx="0">
+                          <a:scrgbClr r="0" g="0" b="0"/>
+                        </a:effectRef>
                         <a:fontRef idx="minor"/>
                       </wps:style>
                       <wps:txbx>
                         <w:txbxContent>
                           <w:p>
                             <w:pPr>
-                              <w:pStyle w:val="FrameContentsuser"/>
+                              <w:pStyle w:val="FrameContents"/>
                               <w:rPr>
                                 <w:color w:val="000000"/>
                               </w:rPr>
                             </w:pPr>
-                            <w:r>
-                              <w:rPr/>
-                            </w:r>
                           </w:p>
                         </w:txbxContent>
                       </wps:txbx>
@@ -7953,7 +7941,7 @@
               </wp:anchor>
             </w:drawing>
           </mc:Choice>
-          <mc:Fallback>
+          <mc:Fallback xmlns:pic="http://schemas.openxmlformats.org/drawingml/2006/picture">
             <w:pict>
               <v:rect id="shape_0" fillcolor="white" stroked="t" o:allowincell="f" style="position:absolute;margin-left:85.05pt;margin-top:4.25pt;width:15.1pt;height:12.6pt;mso-wrap-style:none;v-text-anchor:middle">
                 <v:fill o:detectmouseclick="t" type="solid" color2="black"/>
@@ -7962,13 +7950,15 @@
                   <w:txbxContent>
                     <w:p>
                       <w:pPr>
-                        <w:pStyle w:val="FrameContentsuser"/>
+                        <w:pStyle w:val="FrameContents"/>
                         <w:rPr>
                           <w:color w:val="000000"/>
                         </w:rPr>
                       </w:pPr>
                       <w:r>
-                        <w:rPr/>
+                        <w:rPr>
+                          <w:color w:val="000000"/>
+                        </w:rPr>
                       </w:r>
                     </w:p>
                   </w:txbxContent>
@@ -7978,7 +7968,21 @@
             </w:pict>
           </mc:Fallback>
         </mc:AlternateContent>
+      </w:r>
+      <w:r>
+        <w:rPr>
+          <w:rFonts w:eastAsia="Sarabun"/>
+          <w:sz w:val="34"/>
+          <w:szCs w:val="34"/>
+        </w:rPr>
         <w:tab/>
+      </w:r>
+      <w:r>
+        <w:rPr>
+          <w:rFonts w:eastAsia="Sarabun"/>
+          <w:sz w:val="34"/>
+          <w:szCs w:val="34"/>
+        </w:rPr>
         <w:tab/>
       </w:r>
       <w:r>
@@ -7987,29 +7991,16 @@
           <w:sz w:val="34"/>
           <w:szCs w:val="34"/>
         </w:rPr>
-        <w:t xml:space="preserve">เคยร้องขอให้ศาลออกหมายจับบุคคลดังกล่าว โดยอาศัยเหตุแห่งการร้องขอเดียวกันนี้หรือเหตุอื่น </w:t>
-      </w:r>
-      <w:r>
-        <w:rPr>
-          <w:rFonts w:eastAsia="Sarabun" w:hint="cs"/>
-          <w:sz w:val="34"/>
-          <w:szCs w:val="34"/>
-        </w:rPr>
-        <w:t>(</w:t>
-      </w:r>
-      <w:r>
-        <w:rPr>
-          <w:rFonts w:eastAsia="Sarabun" w:hint="cs"/>
-          <w:sz w:val="34"/>
-          <w:szCs w:val="34"/>
-        </w:rPr>
-        <w:t>ระบุ</w:t>
-      </w:r>
-      <w:r>
+        <w:t>เคยร้องขอให้ศาลออกหมายจับบุคคลดังกล่าว โดยอาศัยเหตุแห่งการร้องขอเดียวกันนี้หรือเหตุอื่น (ระบุ</w:t>
+      </w:r>
+      <w:r>
+        <w:rPr>
+          <w:noProof/>
+        </w:rPr>
         <mc:AlternateContent>
           <mc:Choice Requires="wps">
             <w:drawing>
-              <wp:anchor distT="635" distB="0" distL="0" distR="0" simplePos="0" relativeHeight="16" behindDoc="0" locked="0" layoutInCell="1" allowOverlap="1">
+              <wp:anchor distT="635" distB="0" distL="0" distR="0" simplePos="0" relativeHeight="27" behindDoc="0" locked="0" layoutInCell="1" allowOverlap="1" wp14:anchorId="2C3F63F6" wp14:editId="16EA8C44">
                 <wp:simplePos x="0" y="0"/>
                 <wp:positionH relativeFrom="column">
                   <wp:posOffset>1140460</wp:posOffset>
@@ -8020,7 +8011,8 @@
                 <wp:extent cx="4226560" cy="488315"/>
                 <wp:effectExtent l="0" t="635" r="0" b="0"/>
                 <wp:wrapNone/>
-                <wp:docPr id="61" name="Text Frame 42"/>
+                <wp:docPr id="59" name="Text Frame 42"/>
+                <wp:cNvGraphicFramePr/>
                 <a:graphic xmlns:a="http://schemas.openxmlformats.org/drawingml/2006/main">
                   <a:graphicData uri="http://schemas.microsoft.com/office/word/2010/wordprocessingShape">
                     <wps:wsp>
@@ -8039,9 +8031,15 @@
                         </a:ln>
                       </wps:spPr>
                       <wps:style>
-                        <a:lnRef idx="0"/>
-                        <a:fillRef idx="0"/>
-                        <a:effectRef idx="0"/>
+                        <a:lnRef idx="0">
+                          <a:scrgbClr r="0" g="0" b="0"/>
+                        </a:lnRef>
+                        <a:fillRef idx="0">
+                          <a:scrgbClr r="0" g="0" b="0"/>
+                        </a:fillRef>
+                        <a:effectRef idx="0">
+                          <a:scrgbClr r="0" g="0" b="0"/>
+                        </a:effectRef>
                         <a:fontRef idx="minor"/>
                       </wps:style>
                       <wps:txbx>
@@ -8049,8 +8047,7 @@
                           <w:p>
                             <w:pPr>
                               <w:pStyle w:val="Normal1"/>
-                              <w:spacing w:before="0" w:after="200"/>
-                              <w:jc w:val="start"/>
+                              <w:jc w:val="left"/>
                               <w:rPr>
                                 <w:color w:val="000000"/>
                               </w:rPr>
@@ -8066,7 +8063,7 @@
                           </w:p>
                         </w:txbxContent>
                       </wps:txbx>
-                      <wps:bodyPr lIns="0" rIns="0" tIns="0" bIns="0" anchor="t">
+                      <wps:bodyPr lIns="0" tIns="0" rIns="0" bIns="0" anchor="t">
                         <a:noAutofit/>
                       </wps:bodyPr>
                     </wps:wsp>
@@ -8075,7 +8072,7 @@
               </wp:anchor>
             </w:drawing>
           </mc:Choice>
-          <mc:Fallback>
+          <mc:Fallback xmlns:pic="http://schemas.openxmlformats.org/drawingml/2006/picture">
             <w:pict>
               <v:rect id="shape_0" stroked="f" o:allowincell="f" style="position:absolute;margin-left:89.8pt;margin-top:17.4pt;width:332.75pt;height:38.4pt;mso-wrap-style:square;v-text-anchor:top">
                 <v:fill o:detectmouseclick="t" on="false"/>
@@ -8107,10 +8104,15 @@
             </w:pict>
           </mc:Fallback>
         </mc:AlternateContent>
+      </w:r>
+      <w:r>
+        <w:rPr>
+          <w:noProof/>
+        </w:rPr>
         <mc:AlternateContent>
           <mc:Choice Requires="wps">
             <w:drawing>
-              <wp:anchor distT="635" distB="0" distL="635" distR="0" simplePos="0" relativeHeight="39" behindDoc="0" locked="0" layoutInCell="1" allowOverlap="1">
+              <wp:anchor distT="635" distB="0" distL="635" distR="0" simplePos="0" relativeHeight="45" behindDoc="0" locked="0" layoutInCell="1" allowOverlap="1" wp14:anchorId="3F13D383" wp14:editId="76A61504">
                 <wp:simplePos x="0" y="0"/>
                 <wp:positionH relativeFrom="column">
                   <wp:posOffset>1092200</wp:posOffset>
@@ -8121,7 +8123,8 @@
                 <wp:extent cx="1485265" cy="325755"/>
                 <wp:effectExtent l="635" t="635" r="0" b="0"/>
                 <wp:wrapNone/>
-                <wp:docPr id="62" name="Text Frame 44"/>
+                <wp:docPr id="60" name="Text Frame 44"/>
+                <wp:cNvGraphicFramePr/>
                 <a:graphic xmlns:a="http://schemas.openxmlformats.org/drawingml/2006/main">
                   <a:graphicData uri="http://schemas.microsoft.com/office/word/2010/wordprocessingShape">
                     <wps:wsp>
@@ -8140,9 +8143,15 @@
                         </a:ln>
                       </wps:spPr>
                       <wps:style>
-                        <a:lnRef idx="0"/>
-                        <a:fillRef idx="0"/>
-                        <a:effectRef idx="0"/>
+                        <a:lnRef idx="0">
+                          <a:scrgbClr r="0" g="0" b="0"/>
+                        </a:lnRef>
+                        <a:fillRef idx="0">
+                          <a:scrgbClr r="0" g="0" b="0"/>
+                        </a:fillRef>
+                        <a:effectRef idx="0">
+                          <a:scrgbClr r="0" g="0" b="0"/>
+                        </a:effectRef>
                         <a:fontRef idx="minor"/>
                       </wps:style>
                       <wps:txbx>
@@ -8150,8 +8159,7 @@
                           <w:p>
                             <w:pPr>
                               <w:pStyle w:val="Normal1"/>
-                              <w:spacing w:before="0" w:after="200"/>
-                              <w:jc w:val="start"/>
+                              <w:jc w:val="left"/>
                               <w:rPr>
                                 <w:color w:val="000000"/>
                               </w:rPr>
@@ -8167,7 +8175,7 @@
                           </w:p>
                         </w:txbxContent>
                       </wps:txbx>
-                      <wps:bodyPr lIns="0" rIns="0" tIns="0" bIns="0" anchor="t">
+                      <wps:bodyPr lIns="0" tIns="0" rIns="0" bIns="0" anchor="t">
                         <a:noAutofit/>
                       </wps:bodyPr>
                     </wps:wsp>
@@ -8176,7 +8184,7 @@
               </wp:anchor>
             </w:drawing>
           </mc:Choice>
-          <mc:Fallback>
+          <mc:Fallback xmlns:pic="http://schemas.openxmlformats.org/drawingml/2006/picture">
             <w:pict>
               <v:rect id="shape_0" stroked="f" o:allowincell="f" style="position:absolute;margin-left:86pt;margin-top:0.05pt;width:116.9pt;height:25.6pt;mso-wrap-style:square;v-text-anchor:top">
                 <v:fill o:detectmouseclick="t" on="false"/>
@@ -8222,12 +8230,10 @@
       <w:pPr>
         <w:pStyle w:val="Normal1"/>
         <w:tabs>
-          <w:tab w:val="clear" w:pos="720"/>
-          <w:tab w:val="left" w:pos="1134" w:leader="none"/>
+          <w:tab w:val="left" w:pos="1134"/>
         </w:tabs>
-        <w:spacing w:lineRule="atLeast" w:line="198" w:before="0" w:after="198"/>
+        <w:spacing w:after="198" w:line="198" w:lineRule="atLeast"/>
         <w:jc w:val="both"/>
-        <w:rPr/>
       </w:pPr>
       <w:r>
         <w:rPr>
@@ -8238,10 +8244,13 @@
         <w:t>และศาลมีคำสั่ง</w:t>
       </w:r>
       <w:r>
+        <w:rPr>
+          <w:noProof/>
+        </w:rPr>
         <mc:AlternateContent>
           <mc:Choice Requires="wps">
             <w:drawing>
-              <wp:anchor distT="635" distB="0" distL="635" distR="0" simplePos="0" relativeHeight="4" behindDoc="0" locked="0" layoutInCell="1" allowOverlap="1">
+              <wp:anchor distT="635" distB="0" distL="635" distR="0" simplePos="0" relativeHeight="15" behindDoc="0" locked="0" layoutInCell="1" allowOverlap="1" wp14:anchorId="5C811EC8" wp14:editId="6086C0E3">
                 <wp:simplePos x="0" y="0"/>
                 <wp:positionH relativeFrom="column">
                   <wp:posOffset>918845</wp:posOffset>
@@ -8252,7 +8261,8 @@
                 <wp:extent cx="4928235" cy="488315"/>
                 <wp:effectExtent l="635" t="635" r="0" b="0"/>
                 <wp:wrapNone/>
-                <wp:docPr id="63" name="Text Frame 43"/>
+                <wp:docPr id="61" name="Text Frame 43"/>
+                <wp:cNvGraphicFramePr/>
                 <a:graphic xmlns:a="http://schemas.openxmlformats.org/drawingml/2006/main">
                   <a:graphicData uri="http://schemas.microsoft.com/office/word/2010/wordprocessingShape">
                     <wps:wsp>
@@ -8271,9 +8281,15 @@
                         </a:ln>
                       </wps:spPr>
                       <wps:style>
-                        <a:lnRef idx="0"/>
-                        <a:fillRef idx="0"/>
-                        <a:effectRef idx="0"/>
+                        <a:lnRef idx="0">
+                          <a:scrgbClr r="0" g="0" b="0"/>
+                        </a:lnRef>
+                        <a:fillRef idx="0">
+                          <a:scrgbClr r="0" g="0" b="0"/>
+                        </a:fillRef>
+                        <a:effectRef idx="0">
+                          <a:scrgbClr r="0" g="0" b="0"/>
+                        </a:effectRef>
                         <a:fontRef idx="minor"/>
                       </wps:style>
                       <wps:txbx>
@@ -8281,8 +8297,7 @@
                           <w:p>
                             <w:pPr>
                               <w:pStyle w:val="Normal1"/>
-                              <w:spacing w:before="0" w:after="200"/>
-                              <w:jc w:val="start"/>
+                              <w:jc w:val="left"/>
                               <w:rPr>
                                 <w:color w:val="000000"/>
                               </w:rPr>
@@ -8298,7 +8313,7 @@
                           </w:p>
                         </w:txbxContent>
                       </wps:txbx>
-                      <wps:bodyPr lIns="0" rIns="0" tIns="0" bIns="0" anchor="t">
+                      <wps:bodyPr lIns="0" tIns="0" rIns="0" bIns="0" anchor="t">
                         <a:noAutofit/>
                       </wps:bodyPr>
                     </wps:wsp>
@@ -8307,7 +8322,7 @@
               </wp:anchor>
             </w:drawing>
           </mc:Choice>
-          <mc:Fallback>
+          <mc:Fallback xmlns:pic="http://schemas.openxmlformats.org/drawingml/2006/picture">
             <w:pict>
               <v:rect id="shape_0" stroked="f" o:allowincell="f" style="position:absolute;margin-left:72.35pt;margin-top:-2.5pt;width:388pt;height:38.4pt;mso-wrap-style:square;v-text-anchor:top">
                 <v:fill o:detectmouseclick="t" on="false"/>
@@ -8353,12 +8368,10 @@
       <w:pPr>
         <w:pStyle w:val="Normal1"/>
         <w:tabs>
-          <w:tab w:val="clear" w:pos="720"/>
-          <w:tab w:val="left" w:pos="1134" w:leader="none"/>
+          <w:tab w:val="left" w:pos="1134"/>
         </w:tabs>
-        <w:spacing w:lineRule="atLeast" w:line="198" w:before="0" w:after="198"/>
+        <w:spacing w:after="198" w:line="198" w:lineRule="atLeast"/>
         <w:jc w:val="both"/>
-        <w:rPr/>
       </w:pPr>
       <w:r>
         <w:rPr>
@@ -8371,13 +8384,14 @@
       <w:r>
         <w:rPr>
           <w:rFonts w:eastAsia="Sarabun"/>
+          <w:noProof/>
           <w:sz w:val="34"/>
           <w:szCs w:val="34"/>
         </w:rPr>
         <mc:AlternateContent>
           <mc:Choice Requires="wps">
             <w:drawing>
-              <wp:anchor distT="5715" distB="4445" distL="5715" distR="4445" simplePos="0" relativeHeight="29" behindDoc="1" locked="0" layoutInCell="1" allowOverlap="1">
+              <wp:anchor distT="5715" distB="4445" distL="5715" distR="4445" simplePos="0" relativeHeight="5" behindDoc="1" locked="0" layoutInCell="1" allowOverlap="1" wp14:anchorId="2CA2A353" wp14:editId="76607F57">
                 <wp:simplePos x="0" y="0"/>
                 <wp:positionH relativeFrom="column">
                   <wp:posOffset>1080135</wp:posOffset>
@@ -8388,7 +8402,8 @@
                 <wp:extent cx="192405" cy="160655"/>
                 <wp:effectExtent l="5715" t="5715" r="4445" b="4445"/>
                 <wp:wrapNone/>
-                <wp:docPr id="64" name="Shape 7"/>
+                <wp:docPr id="62" name="Shape 7"/>
+                <wp:cNvGraphicFramePr/>
                 <a:graphic xmlns:a="http://schemas.openxmlformats.org/drawingml/2006/main">
                   <a:graphicData uri="http://schemas.microsoft.com/office/word/2010/wordprocessingShape">
                     <wps:wsp>
@@ -8402,7 +8417,7 @@
                           <a:avLst/>
                         </a:prstGeom>
                         <a:solidFill>
-                          <a:srgbClr val="ffffff"/>
+                          <a:srgbClr val="FFFFFF"/>
                         </a:solidFill>
                         <a:ln w="9360">
                           <a:solidFill>
@@ -8412,23 +8427,26 @@
                         </a:ln>
                       </wps:spPr>
                       <wps:style>
-                        <a:lnRef idx="0"/>
-                        <a:fillRef idx="0"/>
-                        <a:effectRef idx="0"/>
+                        <a:lnRef idx="0">
+                          <a:scrgbClr r="0" g="0" b="0"/>
+                        </a:lnRef>
+                        <a:fillRef idx="0">
+                          <a:scrgbClr r="0" g="0" b="0"/>
+                        </a:fillRef>
+                        <a:effectRef idx="0">
+                          <a:scrgbClr r="0" g="0" b="0"/>
+                        </a:effectRef>
                         <a:fontRef idx="minor"/>
                       </wps:style>
                       <wps:txbx>
                         <w:txbxContent>
                           <w:p>
                             <w:pPr>
-                              <w:pStyle w:val="FrameContentsuser"/>
+                              <w:pStyle w:val="FrameContents"/>
                               <w:rPr>
                                 <w:color w:val="000000"/>
                               </w:rPr>
                             </w:pPr>
-                            <w:r>
-                              <w:rPr/>
-                            </w:r>
                           </w:p>
                         </w:txbxContent>
                       </wps:txbx>
@@ -8441,7 +8459,7 @@
               </wp:anchor>
             </w:drawing>
           </mc:Choice>
-          <mc:Fallback>
+          <mc:Fallback xmlns:pic="http://schemas.openxmlformats.org/drawingml/2006/picture">
             <w:pict>
               <v:rect id="shape_0" fillcolor="white" stroked="t" o:allowincell="f" style="position:absolute;margin-left:85.05pt;margin-top:4.25pt;width:15.1pt;height:12.6pt;mso-wrap-style:none;v-text-anchor:middle">
                 <v:fill o:detectmouseclick="t" type="solid" color2="black"/>
@@ -8450,13 +8468,15 @@
                   <w:txbxContent>
                     <w:p>
                       <w:pPr>
-                        <w:pStyle w:val="FrameContentsuser"/>
+                        <w:pStyle w:val="FrameContents"/>
                         <w:rPr>
                           <w:color w:val="000000"/>
                         </w:rPr>
                       </w:pPr>
                       <w:r>
-                        <w:rPr/>
+                        <w:rPr>
+                          <w:color w:val="000000"/>
+                        </w:rPr>
                       </w:r>
                     </w:p>
                   </w:txbxContent>
@@ -8466,14 +8486,31 @@
             </w:pict>
           </mc:Fallback>
         </mc:AlternateContent>
+      </w:r>
+      <w:r>
+        <w:rPr>
+          <w:rFonts w:eastAsia="Sarabun"/>
+          <w:sz w:val="34"/>
+          <w:szCs w:val="34"/>
+        </w:rPr>
         <w:tab/>
+      </w:r>
+      <w:r>
+        <w:rPr>
+          <w:rFonts w:eastAsia="Sarabun"/>
+          <w:sz w:val="34"/>
+          <w:szCs w:val="34"/>
+        </w:rPr>
         <w:tab/>
       </w:r>
       <w:r>
+        <w:rPr>
+          <w:noProof/>
+        </w:rPr>
         <mc:AlternateContent>
           <mc:Choice Requires="wps">
             <w:drawing>
-              <wp:anchor distT="635" distB="0" distL="635" distR="0" simplePos="0" relativeHeight="6" behindDoc="0" locked="0" layoutInCell="1" allowOverlap="1">
+              <wp:anchor distT="635" distB="0" distL="635" distR="0" simplePos="0" relativeHeight="17" behindDoc="0" locked="0" layoutInCell="1" allowOverlap="1" wp14:anchorId="6F0224CA" wp14:editId="404A40B6">
                 <wp:simplePos x="0" y="0"/>
                 <wp:positionH relativeFrom="column">
                   <wp:posOffset>1113155</wp:posOffset>
@@ -8484,7 +8521,8 @@
                 <wp:extent cx="1485265" cy="488315"/>
                 <wp:effectExtent l="635" t="635" r="0" b="0"/>
                 <wp:wrapNone/>
-                <wp:docPr id="65" name="Text Frame 45"/>
+                <wp:docPr id="63" name="Text Frame 45"/>
+                <wp:cNvGraphicFramePr/>
                 <a:graphic xmlns:a="http://schemas.openxmlformats.org/drawingml/2006/main">
                   <a:graphicData uri="http://schemas.microsoft.com/office/word/2010/wordprocessingShape">
                     <wps:wsp>
@@ -8503,9 +8541,15 @@
                         </a:ln>
                       </wps:spPr>
                       <wps:style>
-                        <a:lnRef idx="0"/>
-                        <a:fillRef idx="0"/>
-                        <a:effectRef idx="0"/>
+                        <a:lnRef idx="0">
+                          <a:scrgbClr r="0" g="0" b="0"/>
+                        </a:lnRef>
+                        <a:fillRef idx="0">
+                          <a:scrgbClr r="0" g="0" b="0"/>
+                        </a:fillRef>
+                        <a:effectRef idx="0">
+                          <a:scrgbClr r="0" g="0" b="0"/>
+                        </a:effectRef>
                         <a:fontRef idx="minor"/>
                       </wps:style>
                       <wps:txbx>
@@ -8513,8 +8557,7 @@
                           <w:p>
                             <w:pPr>
                               <w:pStyle w:val="Normal1"/>
-                              <w:spacing w:before="0" w:after="200"/>
-                              <w:jc w:val="start"/>
+                              <w:jc w:val="left"/>
                               <w:rPr>
                                 <w:color w:val="000000"/>
                               </w:rPr>
@@ -8530,7 +8573,7 @@
                           </w:p>
                         </w:txbxContent>
                       </wps:txbx>
-                      <wps:bodyPr lIns="0" rIns="0" tIns="0" bIns="0" anchor="t">
+                      <wps:bodyPr lIns="0" tIns="0" rIns="0" bIns="0" anchor="t">
                         <a:noAutofit/>
                       </wps:bodyPr>
                     </wps:wsp>
@@ -8539,7 +8582,7 @@
               </wp:anchor>
             </w:drawing>
           </mc:Choice>
-          <mc:Fallback>
+          <mc:Fallback xmlns:pic="http://schemas.openxmlformats.org/drawingml/2006/picture">
             <w:pict>
               <v:rect id="shape_0" stroked="f" o:allowincell="f" style="position:absolute;margin-left:87.65pt;margin-top:-1.8pt;width:116.9pt;height:38.4pt;mso-wrap-style:square;v-text-anchor:top">
                 <v:fill o:detectmouseclick="t" on="false"/>
@@ -8585,33 +8628,23 @@
       <w:pPr>
         <w:pStyle w:val="Normal1"/>
         <w:tabs>
-          <w:tab w:val="clear" w:pos="720"/>
-          <w:tab w:val="left" w:pos="1134" w:leader="none"/>
+          <w:tab w:val="left" w:pos="1134"/>
         </w:tabs>
-        <w:spacing w:lineRule="atLeast" w:line="198" w:before="0" w:after="198"/>
+        <w:spacing w:after="198" w:line="198" w:lineRule="atLeast"/>
         <w:rPr>
           <w:rFonts w:eastAsia="Sarabun"/>
           <w:sz w:val="34"/>
           <w:szCs w:val="34"/>
         </w:rPr>
       </w:pPr>
-      <w:r>
-        <w:rPr>
-          <w:rFonts w:eastAsia="Sarabun"/>
-          <w:sz w:val="34"/>
-          <w:szCs w:val="34"/>
-        </w:rPr>
-      </w:r>
     </w:p>
     <w:p>
       <w:pPr>
         <w:pStyle w:val="Normal1"/>
         <w:tabs>
-          <w:tab w:val="clear" w:pos="720"/>
-          <w:tab w:val="left" w:pos="1134" w:leader="none"/>
+          <w:tab w:val="left" w:pos="1134"/>
         </w:tabs>
-        <w:spacing w:lineRule="atLeast" w:line="198" w:before="0" w:after="198"/>
-        <w:rPr/>
+        <w:spacing w:after="198" w:line="198" w:lineRule="atLeast"/>
       </w:pPr>
       <w:r>
         <w:rPr>
@@ -8620,10 +8653,45 @@
           <w:szCs w:val="34"/>
         </w:rPr>
         <w:tab/>
+      </w:r>
+      <w:r>
+        <w:rPr>
+          <w:rFonts w:eastAsia="Sarabun"/>
+          <w:sz w:val="34"/>
+          <w:szCs w:val="34"/>
+        </w:rPr>
         <w:tab/>
+      </w:r>
+      <w:r>
+        <w:rPr>
+          <w:rFonts w:eastAsia="Sarabun"/>
+          <w:sz w:val="34"/>
+          <w:szCs w:val="34"/>
+        </w:rPr>
         <w:tab/>
+      </w:r>
+      <w:r>
+        <w:rPr>
+          <w:rFonts w:eastAsia="Sarabun"/>
+          <w:sz w:val="34"/>
+          <w:szCs w:val="34"/>
+        </w:rPr>
         <w:tab/>
+      </w:r>
+      <w:r>
+        <w:rPr>
+          <w:rFonts w:eastAsia="Sarabun"/>
+          <w:sz w:val="34"/>
+          <w:szCs w:val="34"/>
+        </w:rPr>
         <w:tab/>
+      </w:r>
+      <w:r>
+        <w:rPr>
+          <w:rFonts w:eastAsia="Sarabun"/>
+          <w:sz w:val="34"/>
+          <w:szCs w:val="34"/>
+        </w:rPr>
         <w:tab/>
       </w:r>
       <w:r>
@@ -8639,36 +8707,25 @@
       <w:pPr>
         <w:pStyle w:val="Normal1"/>
         <w:tabs>
-          <w:tab w:val="clear" w:pos="720"/>
-          <w:tab w:val="left" w:pos="1134" w:leader="none"/>
+          <w:tab w:val="left" w:pos="1134"/>
         </w:tabs>
-        <w:spacing w:lineRule="atLeast" w:line="198" w:before="0" w:after="198"/>
+        <w:spacing w:after="198" w:line="198" w:lineRule="atLeast"/>
         <w:rPr>
           <w:rFonts w:eastAsia="Sarabun"/>
           <w:sz w:val="34"/>
           <w:szCs w:val="34"/>
         </w:rPr>
       </w:pPr>
-      <w:r>
-        <w:rPr>
-          <w:rFonts w:eastAsia="Sarabun"/>
-          <w:sz w:val="34"/>
-          <w:szCs w:val="34"/>
-        </w:rPr>
-      </w:r>
       <w:bookmarkStart w:id="0" w:name="_jj936q2owxvo"/>
-      <w:bookmarkStart w:id="1" w:name="_jj936q2owxvo"/>
-      <w:bookmarkEnd w:id="1"/>
+      <w:bookmarkEnd w:id="0"/>
     </w:p>
     <w:p>
       <w:pPr>
         <w:pStyle w:val="Normal1"/>
         <w:tabs>
-          <w:tab w:val="clear" w:pos="720"/>
-          <w:tab w:val="left" w:pos="1134" w:leader="none"/>
+          <w:tab w:val="left" w:pos="1134"/>
         </w:tabs>
-        <w:spacing w:lineRule="atLeast" w:line="198" w:before="0" w:after="198"/>
-        <w:rPr/>
+        <w:spacing w:after="198" w:line="198" w:lineRule="atLeast"/>
       </w:pPr>
       <w:r>
         <w:rPr>
@@ -8677,9 +8734,37 @@
           <w:szCs w:val="34"/>
         </w:rPr>
         <w:tab/>
+      </w:r>
+      <w:r>
+        <w:rPr>
+          <w:rFonts w:eastAsia="Sarabun"/>
+          <w:sz w:val="34"/>
+          <w:szCs w:val="34"/>
+        </w:rPr>
         <w:tab/>
+      </w:r>
+      <w:r>
+        <w:rPr>
+          <w:rFonts w:eastAsia="Sarabun"/>
+          <w:sz w:val="34"/>
+          <w:szCs w:val="34"/>
+        </w:rPr>
         <w:tab/>
+      </w:r>
+      <w:r>
+        <w:rPr>
+          <w:rFonts w:eastAsia="Sarabun"/>
+          <w:sz w:val="34"/>
+          <w:szCs w:val="34"/>
+        </w:rPr>
         <w:tab/>
+      </w:r>
+      <w:r>
+        <w:rPr>
+          <w:rFonts w:eastAsia="Sarabun"/>
+          <w:sz w:val="34"/>
+          <w:szCs w:val="34"/>
+        </w:rPr>
         <w:tab/>
         <w:t>(</w:t>
       </w:r>
@@ -8689,117 +8774,109 @@
           <w:sz w:val="34"/>
           <w:szCs w:val="34"/>
         </w:rPr>
-        <w:t>ลงชื่อ</w:t>
-      </w:r>
-      <w:r>
-        <w:rPr>
-          <w:rFonts w:eastAsia="Sarabun" w:hint="cs"/>
-          <w:sz w:val="34"/>
-          <w:szCs w:val="34"/>
-        </w:rPr>
-        <w:t>)........................................................</w:t>
-      </w:r>
-      <w:r>
-        <w:rPr>
-          <w:rFonts w:eastAsia="Sarabun" w:hint="cs"/>
-          <w:sz w:val="34"/>
-          <w:szCs w:val="34"/>
-        </w:rPr>
-        <w:t>ผู้ร้อง</w:t>
+        <w:t>ลงชื่อ)........................................................ผู้ร้อง</w:t>
       </w:r>
     </w:p>
     <w:sectPr>
-      <w:type w:val="nextPage"/>
       <w:pgSz w:w="11906" w:h="16838"/>
-      <w:pgMar w:left="1701" w:right="720" w:gutter="0" w:header="0" w:top="720" w:footer="0" w:bottom="142"/>
-      <w:pgNumType w:start="1" w:fmt="decimal"/>
-      <w:formProt w:val="false"/>
-      <w:textDirection w:val="lrTb"/>
-      <w:docGrid w:type="default" w:linePitch="600" w:charSpace="36864"/>
+      <w:pgMar w:top="720" w:right="720" w:bottom="142" w:left="1701" w:header="0" w:footer="0" w:gutter="0"/>
+      <w:pgNumType w:start="1"/>
+      <w:cols w:space="720"/>
+      <w:formProt w:val="0"/>
+      <w:docGrid w:linePitch="600" w:charSpace="36864"/>
     </w:sectPr>
   </w:body>
 </w:document>
 </file>
 
 <file path=word/numbering.xml><?xml version="1.0" encoding="utf-8"?>
-<w:numbering xmlns:w="http://schemas.openxmlformats.org/wordprocessingml/2006/main" xmlns:o="urn:schemas-microsoft-com:office:office" xmlns:r="http://schemas.openxmlformats.org/officeDocument/2006/relationships" xmlns:v="urn:schemas-microsoft-com:vml" xmlns:mc="http://schemas.openxmlformats.org/markup-compatibility/2006" xmlns:w14="http://schemas.microsoft.com/office/word/2010/wordml" mc:Ignorable="w14">
-  <w:abstractNum w:abstractNumId="1">
+<w:numbering xmlns:wpc="http://schemas.microsoft.com/office/word/2010/wordprocessingCanvas" xmlns:cx="http://schemas.microsoft.com/office/drawing/2014/chartex" xmlns:cx1="http://schemas.microsoft.com/office/drawing/2015/9/8/chartex" xmlns:cx2="http://schemas.microsoft.com/office/drawing/2015/10/21/chartex" xmlns:cx3="http://schemas.microsoft.com/office/drawing/2016/5/9/chartex" xmlns:cx4="http://schemas.microsoft.com/office/drawing/2016/5/10/chartex" xmlns:cx5="http://schemas.microsoft.com/office/drawing/2016/5/11/chartex" xmlns:cx6="http://schemas.microsoft.com/office/drawing/2016/5/12/chartex" xmlns:cx7="http://schemas.microsoft.com/office/drawing/2016/5/13/chartex" xmlns:cx8="http://schemas.microsoft.com/office/drawing/2016/5/14/chartex" xmlns:mc="http://schemas.openxmlformats.org/markup-compatibility/2006" xmlns:aink="http://schemas.microsoft.com/office/drawing/2016/ink" xmlns:am3d="http://schemas.microsoft.com/office/drawing/2017/model3d" xmlns:o="urn:schemas-microsoft-com:office:office" xmlns:oel="http://schemas.microsoft.com/office/2019/extlst" xmlns:r="http://schemas.openxmlformats.org/officeDocument/2006/relationships" xmlns:m="http://schemas.openxmlformats.org/officeDocument/2006/math" xmlns:v="urn:schemas-microsoft-com:vml" xmlns:wp14="http://schemas.microsoft.com/office/word/2010/wordprocessingDrawing" xmlns:wp="http://schemas.openxmlformats.org/drawingml/2006/wordprocessingDrawing" xmlns:w10="urn:schemas-microsoft-com:office:word" xmlns:w="http://schemas.openxmlformats.org/wordprocessingml/2006/main" xmlns:w14="http://schemas.microsoft.com/office/word/2010/wordml" xmlns:w15="http://schemas.microsoft.com/office/word/2012/wordml" xmlns:w16cex="http://schemas.microsoft.com/office/word/2018/wordml/cex" xmlns:w16cid="http://schemas.microsoft.com/office/word/2016/wordml/cid" xmlns:w16="http://schemas.microsoft.com/office/word/2018/wordml" xmlns:w16du="http://schemas.microsoft.com/office/word/2023/wordml/word16du" xmlns:w16sdtdh="http://schemas.microsoft.com/office/word/2020/wordml/sdtdatahash" xmlns:w16sdtfl="http://schemas.microsoft.com/office/word/2024/wordml/sdtformatlock" xmlns:w16se="http://schemas.microsoft.com/office/word/2015/wordml/symex" xmlns:wpg="http://schemas.microsoft.com/office/word/2010/wordprocessingGroup" xmlns:wpi="http://schemas.microsoft.com/office/word/2010/wordprocessingInk" xmlns:wne="http://schemas.microsoft.com/office/word/2006/wordml" xmlns:wps="http://schemas.microsoft.com/office/word/2010/wordprocessingShape" mc:Ignorable="w14 w15 w16se w16cid w16 w16cex w16sdtdh w16sdtfl w16du wp14">
+  <w:abstractNum w:abstractNumId="0" w15:restartNumberingAfterBreak="0">
+    <w:nsid w:val="46BA09B5"/>
+    <w:multiLevelType w:val="multilevel"/>
+    <w:tmpl w:val="11462D3C"/>
     <w:lvl w:ilvl="0">
       <w:start w:val="1"/>
       <w:numFmt w:val="none"/>
+      <w:pStyle w:val="Heading1"/>
       <w:suff w:val="nothing"/>
       <w:lvlText w:val="%1"/>
-      <w:lvlJc w:val="start"/>
+      <w:lvlJc w:val="left"/>
       <w:pPr>
         <w:tabs>
           <w:tab w:val="num" w:pos="0"/>
         </w:tabs>
-        <w:ind w:start="0" w:hanging="0"/>
+        <w:ind w:left="0" w:firstLine="0"/>
       </w:pPr>
     </w:lvl>
     <w:lvl w:ilvl="1">
       <w:start w:val="1"/>
       <w:numFmt w:val="none"/>
+      <w:pStyle w:val="Heading2"/>
       <w:suff w:val="nothing"/>
       <w:lvlText w:val="%2"/>
-      <w:lvlJc w:val="start"/>
+      <w:lvlJc w:val="left"/>
       <w:pPr>
         <w:tabs>
           <w:tab w:val="num" w:pos="0"/>
         </w:tabs>
-        <w:ind w:start="0" w:hanging="0"/>
+        <w:ind w:left="0" w:firstLine="0"/>
       </w:pPr>
     </w:lvl>
     <w:lvl w:ilvl="2">
       <w:start w:val="1"/>
       <w:numFmt w:val="none"/>
+      <w:pStyle w:val="Heading3"/>
       <w:suff w:val="nothing"/>
       <w:lvlText w:val="%3"/>
-      <w:lvlJc w:val="start"/>
+      <w:lvlJc w:val="left"/>
       <w:pPr>
         <w:tabs>
           <w:tab w:val="num" w:pos="0"/>
         </w:tabs>
-        <w:ind w:start="0" w:hanging="0"/>
+        <w:ind w:left="0" w:firstLine="0"/>
       </w:pPr>
     </w:lvl>
     <w:lvl w:ilvl="3">
       <w:start w:val="1"/>
       <w:numFmt w:val="none"/>
+      <w:pStyle w:val="Heading4"/>
       <w:suff w:val="nothing"/>
       <w:lvlText w:val="%4"/>
-      <w:lvlJc w:val="start"/>
+      <w:lvlJc w:val="left"/>
       <w:pPr>
         <w:tabs>
           <w:tab w:val="num" w:pos="0"/>
         </w:tabs>
-        <w:ind w:start="0" w:hanging="0"/>
+        <w:ind w:left="0" w:firstLine="0"/>
       </w:pPr>
     </w:lvl>
     <w:lvl w:ilvl="4">
       <w:start w:val="1"/>
       <w:numFmt w:val="none"/>
+      <w:pStyle w:val="Heading5"/>
       <w:suff w:val="nothing"/>
       <w:lvlText w:val="%5"/>
-      <w:lvlJc w:val="start"/>
+      <w:lvlJc w:val="left"/>
       <w:pPr>
         <w:tabs>
           <w:tab w:val="num" w:pos="0"/>
         </w:tabs>
-        <w:ind w:start="0" w:hanging="0"/>
+        <w:ind w:left="0" w:firstLine="0"/>
       </w:pPr>
     </w:lvl>
     <w:lvl w:ilvl="5">
       <w:start w:val="1"/>
       <w:numFmt w:val="none"/>
+      <w:pStyle w:val="Heading6"/>
       <w:suff w:val="nothing"/>
       <w:lvlText w:val="%6"/>
-      <w:lvlJc w:val="start"/>
+      <w:lvlJc w:val="left"/>
       <w:pPr>
         <w:tabs>
           <w:tab w:val="num" w:pos="0"/>
         </w:tabs>
-        <w:ind w:start="0" w:hanging="0"/>
+        <w:ind w:left="0" w:firstLine="0"/>
       </w:pPr>
     </w:lvl>
     <w:lvl w:ilvl="6">
@@ -8807,12 +8884,12 @@
       <w:numFmt w:val="none"/>
       <w:suff w:val="nothing"/>
       <w:lvlText w:val="%7"/>
-      <w:lvlJc w:val="start"/>
+      <w:lvlJc w:val="left"/>
       <w:pPr>
         <w:tabs>
           <w:tab w:val="num" w:pos="0"/>
         </w:tabs>
-        <w:ind w:start="0" w:hanging="0"/>
+        <w:ind w:left="0" w:firstLine="0"/>
       </w:pPr>
     </w:lvl>
     <w:lvl w:ilvl="7">
@@ -8820,12 +8897,12 @@
       <w:numFmt w:val="none"/>
       <w:suff w:val="nothing"/>
       <w:lvlText w:val="%8"/>
-      <w:lvlJc w:val="start"/>
+      <w:lvlJc w:val="left"/>
       <w:pPr>
         <w:tabs>
           <w:tab w:val="num" w:pos="0"/>
         </w:tabs>
-        <w:ind w:start="0" w:hanging="0"/>
+        <w:ind w:left="0" w:firstLine="0"/>
       </w:pPr>
     </w:lvl>
     <w:lvl w:ilvl="8">
@@ -8833,158 +8910,152 @@
       <w:numFmt w:val="none"/>
       <w:suff w:val="nothing"/>
       <w:lvlText w:val="%9"/>
-      <w:lvlJc w:val="start"/>
+      <w:lvlJc w:val="left"/>
       <w:pPr>
         <w:tabs>
           <w:tab w:val="num" w:pos="0"/>
         </w:tabs>
-        <w:ind w:start="0" w:hanging="0"/>
+        <w:ind w:left="0" w:firstLine="0"/>
       </w:pPr>
     </w:lvl>
   </w:abstractNum>
-  <w:abstractNum w:abstractNumId="2">
+  <w:abstractNum w:abstractNumId="1" w15:restartNumberingAfterBreak="0">
+    <w:nsid w:val="56BD57EE"/>
+    <w:multiLevelType w:val="multilevel"/>
+    <w:tmpl w:val="2770668C"/>
     <w:lvl w:ilvl="0">
       <w:start w:val="1"/>
       <w:numFmt w:val="none"/>
       <w:suff w:val="nothing"/>
-      <w:lvlText w:val="%1"/>
-      <w:lvlJc w:val="start"/>
+      <w:lvlText w:val=""/>
+      <w:lvlJc w:val="left"/>
       <w:pPr>
         <w:tabs>
           <w:tab w:val="num" w:pos="0"/>
         </w:tabs>
-        <w:ind w:start="0" w:hanging="0"/>
+        <w:ind w:left="0" w:firstLine="0"/>
       </w:pPr>
-      <w:rPr/>
     </w:lvl>
     <w:lvl w:ilvl="1">
       <w:start w:val="1"/>
       <w:numFmt w:val="none"/>
       <w:suff w:val="nothing"/>
-      <w:lvlText w:val="%2"/>
-      <w:lvlJc w:val="start"/>
+      <w:lvlText w:val=""/>
+      <w:lvlJc w:val="left"/>
       <w:pPr>
         <w:tabs>
           <w:tab w:val="num" w:pos="0"/>
         </w:tabs>
-        <w:ind w:start="0" w:hanging="0"/>
+        <w:ind w:left="0" w:firstLine="0"/>
       </w:pPr>
-      <w:rPr/>
     </w:lvl>
     <w:lvl w:ilvl="2">
       <w:start w:val="1"/>
       <w:numFmt w:val="none"/>
       <w:suff w:val="nothing"/>
-      <w:lvlText w:val="%3"/>
-      <w:lvlJc w:val="start"/>
+      <w:lvlText w:val=""/>
+      <w:lvlJc w:val="left"/>
       <w:pPr>
         <w:tabs>
           <w:tab w:val="num" w:pos="0"/>
         </w:tabs>
-        <w:ind w:start="0" w:hanging="0"/>
+        <w:ind w:left="0" w:firstLine="0"/>
       </w:pPr>
-      <w:rPr/>
     </w:lvl>
     <w:lvl w:ilvl="3">
       <w:start w:val="1"/>
       <w:numFmt w:val="none"/>
       <w:suff w:val="nothing"/>
-      <w:lvlText w:val="%4"/>
-      <w:lvlJc w:val="start"/>
+      <w:lvlText w:val=""/>
+      <w:lvlJc w:val="left"/>
       <w:pPr>
         <w:tabs>
           <w:tab w:val="num" w:pos="0"/>
         </w:tabs>
-        <w:ind w:start="0" w:hanging="0"/>
+        <w:ind w:left="0" w:firstLine="0"/>
       </w:pPr>
-      <w:rPr/>
     </w:lvl>
     <w:lvl w:ilvl="4">
       <w:start w:val="1"/>
       <w:numFmt w:val="none"/>
       <w:suff w:val="nothing"/>
-      <w:lvlText w:val="%5"/>
-      <w:lvlJc w:val="start"/>
+      <w:lvlText w:val=""/>
+      <w:lvlJc w:val="left"/>
       <w:pPr>
         <w:tabs>
           <w:tab w:val="num" w:pos="0"/>
         </w:tabs>
-        <w:ind w:start="0" w:hanging="0"/>
+        <w:ind w:left="0" w:firstLine="0"/>
       </w:pPr>
-      <w:rPr/>
     </w:lvl>
     <w:lvl w:ilvl="5">
       <w:start w:val="1"/>
       <w:numFmt w:val="none"/>
       <w:suff w:val="nothing"/>
-      <w:lvlText w:val="%6"/>
-      <w:lvlJc w:val="start"/>
+      <w:lvlText w:val=""/>
+      <w:lvlJc w:val="left"/>
       <w:pPr>
         <w:tabs>
           <w:tab w:val="num" w:pos="0"/>
         </w:tabs>
-        <w:ind w:start="0" w:hanging="0"/>
+        <w:ind w:left="0" w:firstLine="0"/>
       </w:pPr>
-      <w:rPr/>
     </w:lvl>
     <w:lvl w:ilvl="6">
       <w:start w:val="1"/>
       <w:numFmt w:val="none"/>
       <w:suff w:val="nothing"/>
-      <w:lvlText w:val="%7"/>
-      <w:lvlJc w:val="start"/>
+      <w:lvlText w:val=""/>
+      <w:lvlJc w:val="left"/>
       <w:pPr>
         <w:tabs>
           <w:tab w:val="num" w:pos="0"/>
         </w:tabs>
-        <w:ind w:start="0" w:hanging="0"/>
+        <w:ind w:left="0" w:firstLine="0"/>
       </w:pPr>
-      <w:rPr/>
     </w:lvl>
     <w:lvl w:ilvl="7">
       <w:start w:val="1"/>
       <w:numFmt w:val="none"/>
       <w:suff w:val="nothing"/>
-      <w:lvlText w:val="%8"/>
-      <w:lvlJc w:val="start"/>
+      <w:lvlText w:val=""/>
+      <w:lvlJc w:val="left"/>
       <w:pPr>
         <w:tabs>
           <w:tab w:val="num" w:pos="0"/>
         </w:tabs>
-        <w:ind w:start="0" w:hanging="0"/>
+        <w:ind w:left="0" w:firstLine="0"/>
       </w:pPr>
-      <w:rPr/>
     </w:lvl>
     <w:lvl w:ilvl="8">
       <w:start w:val="1"/>
       <w:numFmt w:val="none"/>
       <w:suff w:val="nothing"/>
-      <w:lvlText w:val="%9"/>
-      <w:lvlJc w:val="start"/>
+      <w:lvlText w:val=""/>
+      <w:lvlJc w:val="left"/>
       <w:pPr>
         <w:tabs>
           <w:tab w:val="num" w:pos="0"/>
         </w:tabs>
-        <w:ind w:start="0" w:hanging="0"/>
+        <w:ind w:left="0" w:firstLine="0"/>
       </w:pPr>
-      <w:rPr/>
     </w:lvl>
   </w:abstractNum>
-  <w:num w:numId="1">
+  <w:num w:numId="1" w16cid:durableId="218707628">
+    <w:abstractNumId w:val="0"/>
+  </w:num>
+  <w:num w:numId="2" w16cid:durableId="1593513469">
     <w:abstractNumId w:val="1"/>
-  </w:num>
-  <w:num w:numId="2">
-    <w:abstractNumId w:val="2"/>
   </w:num>
 </w:numbering>
 </file>
 
 <file path=word/styles.xml><?xml version="1.0" encoding="utf-8"?>
-<w:styles xmlns:w="http://schemas.openxmlformats.org/wordprocessingml/2006/main" xmlns:w14="http://schemas.microsoft.com/office/word/2010/wordml" xmlns:mc="http://schemas.openxmlformats.org/markup-compatibility/2006" mc:Ignorable="w14">
+<w:styles xmlns:mc="http://schemas.openxmlformats.org/markup-compatibility/2006" xmlns:r="http://schemas.openxmlformats.org/officeDocument/2006/relationships" xmlns:w="http://schemas.openxmlformats.org/wordprocessingml/2006/main" xmlns:w14="http://schemas.microsoft.com/office/word/2010/wordml" xmlns:w15="http://schemas.microsoft.com/office/word/2012/wordml" xmlns:w16cex="http://schemas.microsoft.com/office/word/2018/wordml/cex" xmlns:w16cid="http://schemas.microsoft.com/office/word/2016/wordml/cid" xmlns:w16="http://schemas.microsoft.com/office/word/2018/wordml" xmlns:w16du="http://schemas.microsoft.com/office/word/2023/wordml/word16du" xmlns:w16sdtdh="http://schemas.microsoft.com/office/word/2020/wordml/sdtdatahash" xmlns:w16sdtfl="http://schemas.microsoft.com/office/word/2024/wordml/sdtformatlock" xmlns:w16se="http://schemas.microsoft.com/office/word/2015/wordml/symex" mc:Ignorable="w14 w15 w16se w16cid w16 w16cex w16sdtdh w16sdtfl w16du">
   <w:docDefaults>
     <w:rPrDefault>
       <w:rPr>
-        <w:rFonts w:ascii="Calibri" w:hAnsi="Calibri" w:eastAsia="Calibri" w:cs="Calibri"/>
+        <w:rFonts w:ascii="Calibri" w:eastAsia="Calibri" w:hAnsi="Calibri" w:cs="Calibri"/>
         <w:sz w:val="22"/>
         <w:szCs w:val="22"/>
         <w:lang w:val="en-US" w:eastAsia="zh-CN" w:bidi="th-TH"/>
@@ -8992,45 +9063,408 @@
     </w:rPrDefault>
     <w:pPrDefault>
       <w:pPr>
-        <w:suppressAutoHyphens w:val="true"/>
+        <w:suppressAutoHyphens/>
       </w:pPr>
     </w:pPrDefault>
   </w:docDefaults>
-  <w:style w:type="paragraph" w:styleId="Normal">
+  <w:latentStyles w:defLockedState="0" w:defUIPriority="99" w:defSemiHidden="0" w:defUnhideWhenUsed="0" w:defQFormat="0" w:count="376">
+    <w:lsdException w:name="Normal" w:uiPriority="0" w:qFormat="1"/>
+    <w:lsdException w:name="heading 1" w:uiPriority="9" w:qFormat="1"/>
+    <w:lsdException w:name="heading 2" w:semiHidden="1" w:uiPriority="9" w:unhideWhenUsed="1" w:qFormat="1"/>
+    <w:lsdException w:name="heading 3" w:semiHidden="1" w:uiPriority="9" w:unhideWhenUsed="1" w:qFormat="1"/>
+    <w:lsdException w:name="heading 4" w:semiHidden="1" w:uiPriority="9" w:unhideWhenUsed="1" w:qFormat="1"/>
+    <w:lsdException w:name="heading 5" w:semiHidden="1" w:uiPriority="9" w:unhideWhenUsed="1" w:qFormat="1"/>
+    <w:lsdException w:name="heading 6" w:semiHidden="1" w:uiPriority="9" w:unhideWhenUsed="1" w:qFormat="1"/>
+    <w:lsdException w:name="heading 7" w:semiHidden="1" w:uiPriority="9" w:unhideWhenUsed="1" w:qFormat="1"/>
+    <w:lsdException w:name="heading 8" w:semiHidden="1" w:uiPriority="9" w:unhideWhenUsed="1" w:qFormat="1"/>
+    <w:lsdException w:name="heading 9" w:semiHidden="1" w:uiPriority="9" w:unhideWhenUsed="1" w:qFormat="1"/>
+    <w:lsdException w:name="index 1" w:semiHidden="1" w:unhideWhenUsed="1"/>
+    <w:lsdException w:name="index 2" w:semiHidden="1" w:unhideWhenUsed="1"/>
+    <w:lsdException w:name="index 3" w:semiHidden="1" w:unhideWhenUsed="1"/>
+    <w:lsdException w:name="index 4" w:semiHidden="1" w:unhideWhenUsed="1"/>
+    <w:lsdException w:name="index 5" w:semiHidden="1" w:unhideWhenUsed="1"/>
+    <w:lsdException w:name="index 6" w:semiHidden="1" w:unhideWhenUsed="1"/>
+    <w:lsdException w:name="index 7" w:semiHidden="1" w:unhideWhenUsed="1"/>
+    <w:lsdException w:name="index 8" w:semiHidden="1" w:unhideWhenUsed="1"/>
+    <w:lsdException w:name="index 9" w:semiHidden="1" w:unhideWhenUsed="1"/>
+    <w:lsdException w:name="toc 1" w:semiHidden="1" w:uiPriority="39" w:unhideWhenUsed="1"/>
+    <w:lsdException w:name="toc 2" w:semiHidden="1" w:uiPriority="39" w:unhideWhenUsed="1"/>
+    <w:lsdException w:name="toc 3" w:semiHidden="1" w:uiPriority="39" w:unhideWhenUsed="1"/>
+    <w:lsdException w:name="toc 4" w:semiHidden="1" w:uiPriority="39" w:unhideWhenUsed="1"/>
+    <w:lsdException w:name="toc 5" w:semiHidden="1" w:uiPriority="39" w:unhideWhenUsed="1"/>
+    <w:lsdException w:name="toc 6" w:semiHidden="1" w:uiPriority="39" w:unhideWhenUsed="1"/>
+    <w:lsdException w:name="toc 7" w:semiHidden="1" w:uiPriority="39" w:unhideWhenUsed="1"/>
+    <w:lsdException w:name="toc 8" w:semiHidden="1" w:uiPriority="39" w:unhideWhenUsed="1"/>
+    <w:lsdException w:name="toc 9" w:semiHidden="1" w:uiPriority="39" w:unhideWhenUsed="1"/>
+    <w:lsdException w:name="Normal Indent" w:semiHidden="1" w:unhideWhenUsed="1"/>
+    <w:lsdException w:name="footnote text" w:semiHidden="1" w:unhideWhenUsed="1"/>
+    <w:lsdException w:name="annotation text" w:semiHidden="1" w:unhideWhenUsed="1"/>
+    <w:lsdException w:name="header" w:semiHidden="1" w:unhideWhenUsed="1"/>
+    <w:lsdException w:name="footer" w:semiHidden="1" w:unhideWhenUsed="1"/>
+    <w:lsdException w:name="index heading" w:semiHidden="1" w:unhideWhenUsed="1"/>
+    <w:lsdException w:name="caption" w:semiHidden="1" w:uiPriority="35" w:unhideWhenUsed="1" w:qFormat="1"/>
+    <w:lsdException w:name="table of figures" w:semiHidden="1" w:unhideWhenUsed="1"/>
+    <w:lsdException w:name="envelope address" w:semiHidden="1" w:unhideWhenUsed="1"/>
+    <w:lsdException w:name="envelope return" w:semiHidden="1" w:unhideWhenUsed="1"/>
+    <w:lsdException w:name="footnote reference" w:semiHidden="1" w:unhideWhenUsed="1"/>
+    <w:lsdException w:name="annotation reference" w:semiHidden="1" w:unhideWhenUsed="1"/>
+    <w:lsdException w:name="line number" w:semiHidden="1" w:unhideWhenUsed="1"/>
+    <w:lsdException w:name="page number" w:semiHidden="1" w:unhideWhenUsed="1"/>
+    <w:lsdException w:name="endnote reference" w:semiHidden="1" w:unhideWhenUsed="1"/>
+    <w:lsdException w:name="endnote text" w:semiHidden="1" w:unhideWhenUsed="1"/>
+    <w:lsdException w:name="table of authorities" w:semiHidden="1" w:unhideWhenUsed="1"/>
+    <w:lsdException w:name="macro" w:semiHidden="1" w:unhideWhenUsed="1"/>
+    <w:lsdException w:name="toa heading" w:semiHidden="1" w:unhideWhenUsed="1"/>
+    <w:lsdException w:name="List" w:semiHidden="1" w:unhideWhenUsed="1"/>
+    <w:lsdException w:name="List Bullet" w:semiHidden="1" w:unhideWhenUsed="1"/>
+    <w:lsdException w:name="List Number" w:semiHidden="1" w:unhideWhenUsed="1"/>
+    <w:lsdException w:name="List 2" w:semiHidden="1" w:unhideWhenUsed="1"/>
+    <w:lsdException w:name="List 3" w:semiHidden="1" w:unhideWhenUsed="1"/>
+    <w:lsdException w:name="List 4" w:semiHidden="1" w:unhideWhenUsed="1"/>
+    <w:lsdException w:name="List 5" w:semiHidden="1" w:unhideWhenUsed="1"/>
+    <w:lsdException w:name="List Bullet 2" w:semiHidden="1" w:unhideWhenUsed="1"/>
+    <w:lsdException w:name="List Bullet 3" w:semiHidden="1" w:unhideWhenUsed="1"/>
+    <w:lsdException w:name="List Bullet 4" w:semiHidden="1" w:unhideWhenUsed="1"/>
+    <w:lsdException w:name="List Bullet 5" w:semiHidden="1" w:unhideWhenUsed="1"/>
+    <w:lsdException w:name="List Number 2" w:semiHidden="1" w:unhideWhenUsed="1"/>
+    <w:lsdException w:name="List Number 3" w:semiHidden="1" w:unhideWhenUsed="1"/>
+    <w:lsdException w:name="List Number 4" w:semiHidden="1" w:unhideWhenUsed="1"/>
+    <w:lsdException w:name="List Number 5" w:semiHidden="1" w:unhideWhenUsed="1"/>
+    <w:lsdException w:name="Title" w:uiPriority="10" w:qFormat="1"/>
+    <w:lsdException w:name="Closing" w:semiHidden="1" w:unhideWhenUsed="1"/>
+    <w:lsdException w:name="Signature" w:semiHidden="1" w:unhideWhenUsed="1"/>
+    <w:lsdException w:name="Default Paragraph Font" w:semiHidden="1" w:uiPriority="1" w:unhideWhenUsed="1"/>
+    <w:lsdException w:name="Body Text" w:semiHidden="1" w:unhideWhenUsed="1"/>
+    <w:lsdException w:name="Body Text Indent" w:semiHidden="1" w:unhideWhenUsed="1"/>
+    <w:lsdException w:name="List Continue" w:semiHidden="1" w:unhideWhenUsed="1"/>
+    <w:lsdException w:name="List Continue 2" w:semiHidden="1" w:unhideWhenUsed="1"/>
+    <w:lsdException w:name="List Continue 3" w:semiHidden="1" w:unhideWhenUsed="1"/>
+    <w:lsdException w:name="List Continue 4" w:semiHidden="1" w:unhideWhenUsed="1"/>
+    <w:lsdException w:name="List Continue 5" w:semiHidden="1" w:unhideWhenUsed="1"/>
+    <w:lsdException w:name="Message Header" w:semiHidden="1" w:unhideWhenUsed="1"/>
+    <w:lsdException w:name="Subtitle" w:uiPriority="11" w:qFormat="1"/>
+    <w:lsdException w:name="Salutation" w:semiHidden="1" w:unhideWhenUsed="1"/>
+    <w:lsdException w:name="Date" w:semiHidden="1" w:unhideWhenUsed="1"/>
+    <w:lsdException w:name="Body Text First Indent" w:semiHidden="1" w:unhideWhenUsed="1"/>
+    <w:lsdException w:name="Body Text First Indent 2" w:semiHidden="1" w:unhideWhenUsed="1"/>
+    <w:lsdException w:name="Note Heading" w:semiHidden="1" w:unhideWhenUsed="1"/>
+    <w:lsdException w:name="Body Text 2" w:semiHidden="1" w:unhideWhenUsed="1"/>
+    <w:lsdException w:name="Body Text 3" w:semiHidden="1" w:unhideWhenUsed="1"/>
+    <w:lsdException w:name="Body Text Indent 2" w:semiHidden="1" w:unhideWhenUsed="1"/>
+    <w:lsdException w:name="Body Text Indent 3" w:semiHidden="1" w:unhideWhenUsed="1"/>
+    <w:lsdException w:name="Block Text" w:semiHidden="1" w:unhideWhenUsed="1"/>
+    <w:lsdException w:name="Hyperlink" w:semiHidden="1" w:unhideWhenUsed="1"/>
+    <w:lsdException w:name="FollowedHyperlink" w:semiHidden="1" w:unhideWhenUsed="1"/>
+    <w:lsdException w:name="Strong" w:uiPriority="22" w:qFormat="1"/>
+    <w:lsdException w:name="Emphasis" w:uiPriority="20" w:qFormat="1"/>
+    <w:lsdException w:name="Document Map" w:semiHidden="1" w:unhideWhenUsed="1"/>
+    <w:lsdException w:name="Plain Text" w:semiHidden="1" w:unhideWhenUsed="1"/>
+    <w:lsdException w:name="E-mail Signature" w:semiHidden="1" w:unhideWhenUsed="1"/>
+    <w:lsdException w:name="HTML Top of Form" w:semiHidden="1" w:unhideWhenUsed="1"/>
+    <w:lsdException w:name="HTML Bottom of Form" w:semiHidden="1" w:unhideWhenUsed="1"/>
+    <w:lsdException w:name="Normal (Web)" w:semiHidden="1" w:unhideWhenUsed="1"/>
+    <w:lsdException w:name="HTML Acronym" w:semiHidden="1" w:unhideWhenUsed="1"/>
+    <w:lsdException w:name="HTML Address" w:semiHidden="1" w:unhideWhenUsed="1"/>
+    <w:lsdException w:name="HTML Cite" w:semiHidden="1" w:unhideWhenUsed="1"/>
+    <w:lsdException w:name="HTML Code" w:semiHidden="1" w:unhideWhenUsed="1"/>
+    <w:lsdException w:name="HTML Definition" w:semiHidden="1" w:unhideWhenUsed="1"/>
+    <w:lsdException w:name="HTML Keyboard" w:semiHidden="1" w:unhideWhenUsed="1"/>
+    <w:lsdException w:name="HTML Preformatted" w:semiHidden="1" w:unhideWhenUsed="1"/>
+    <w:lsdException w:name="HTML Sample" w:semiHidden="1" w:unhideWhenUsed="1"/>
+    <w:lsdException w:name="HTML Typewriter" w:semiHidden="1" w:unhideWhenUsed="1"/>
+    <w:lsdException w:name="HTML Variable" w:semiHidden="1" w:unhideWhenUsed="1"/>
+    <w:lsdException w:name="Normal Table" w:semiHidden="1" w:unhideWhenUsed="1"/>
+    <w:lsdException w:name="annotation subject" w:semiHidden="1" w:unhideWhenUsed="1"/>
+    <w:lsdException w:name="No List" w:semiHidden="1" w:unhideWhenUsed="1"/>
+    <w:lsdException w:name="Outline List 1" w:semiHidden="1" w:unhideWhenUsed="1"/>
+    <w:lsdException w:name="Outline List 2" w:semiHidden="1" w:unhideWhenUsed="1"/>
+    <w:lsdException w:name="Outline List 3" w:semiHidden="1" w:unhideWhenUsed="1"/>
+    <w:lsdException w:name="Table Simple 1" w:semiHidden="1" w:unhideWhenUsed="1"/>
+    <w:lsdException w:name="Table Simple 2" w:semiHidden="1" w:unhideWhenUsed="1"/>
+    <w:lsdException w:name="Table Simple 3" w:semiHidden="1" w:unhideWhenUsed="1"/>
+    <w:lsdException w:name="Table Classic 1" w:semiHidden="1" w:unhideWhenUsed="1"/>
+    <w:lsdException w:name="Table Classic 2" w:semiHidden="1" w:unhideWhenUsed="1"/>
+    <w:lsdException w:name="Table Classic 3" w:semiHidden="1" w:unhideWhenUsed="1"/>
+    <w:lsdException w:name="Table Classic 4" w:semiHidden="1" w:unhideWhenUsed="1"/>
+    <w:lsdException w:name="Table Colorful 1" w:semiHidden="1" w:unhideWhenUsed="1"/>
+    <w:lsdException w:name="Table Colorful 2" w:semiHidden="1" w:unhideWhenUsed="1"/>
+    <w:lsdException w:name="Table Colorful 3" w:semiHidden="1" w:unhideWhenUsed="1"/>
+    <w:lsdException w:name="Table Columns 1" w:semiHidden="1" w:unhideWhenUsed="1"/>
+    <w:lsdException w:name="Table Columns 2" w:semiHidden="1" w:unhideWhenUsed="1"/>
+    <w:lsdException w:name="Table Columns 3" w:semiHidden="1" w:unhideWhenUsed="1"/>
+    <w:lsdException w:name="Table Columns 4" w:semiHidden="1" w:unhideWhenUsed="1"/>
+    <w:lsdException w:name="Table Columns 5" w:semiHidden="1" w:unhideWhenUsed="1"/>
+    <w:lsdException w:name="Table Grid 1" w:semiHidden="1" w:unhideWhenUsed="1"/>
+    <w:lsdException w:name="Table Grid 2" w:semiHidden="1" w:unhideWhenUsed="1"/>
+    <w:lsdException w:name="Table Grid 3" w:semiHidden="1" w:unhideWhenUsed="1"/>
+    <w:lsdException w:name="Table Grid 4" w:semiHidden="1" w:unhideWhenUsed="1"/>
+    <w:lsdException w:name="Table Grid 5" w:semiHidden="1" w:unhideWhenUsed="1"/>
+    <w:lsdException w:name="Table Grid 6" w:semiHidden="1" w:unhideWhenUsed="1"/>
+    <w:lsdException w:name="Table Grid 7" w:semiHidden="1" w:unhideWhenUsed="1"/>
+    <w:lsdException w:name="Table Grid 8" w:semiHidden="1" w:unhideWhenUsed="1"/>
+    <w:lsdException w:name="Table List 1" w:semiHidden="1" w:unhideWhenUsed="1"/>
+    <w:lsdException w:name="Table List 2" w:semiHidden="1" w:unhideWhenUsed="1"/>
+    <w:lsdException w:name="Table List 3" w:semiHidden="1" w:unhideWhenUsed="1"/>
+    <w:lsdException w:name="Table List 4" w:semiHidden="1" w:unhideWhenUsed="1"/>
+    <w:lsdException w:name="Table List 5" w:semiHidden="1" w:unhideWhenUsed="1"/>
+    <w:lsdException w:name="Table List 6" w:semiHidden="1" w:unhideWhenUsed="1"/>
+    <w:lsdException w:name="Table List 7" w:semiHidden="1" w:unhideWhenUsed="1"/>
+    <w:lsdException w:name="Table List 8" w:semiHidden="1" w:unhideWhenUsed="1"/>
+    <w:lsdException w:name="Table 3D effects 1" w:semiHidden="1" w:unhideWhenUsed="1"/>
+    <w:lsdException w:name="Table 3D effects 2" w:semiHidden="1" w:unhideWhenUsed="1"/>
+    <w:lsdException w:name="Table 3D effects 3" w:semiHidden="1" w:unhideWhenUsed="1"/>
+    <w:lsdException w:name="Table Contemporary" w:semiHidden="1" w:unhideWhenUsed="1"/>
+    <w:lsdException w:name="Table Elegant" w:semiHidden="1" w:unhideWhenUsed="1"/>
+    <w:lsdException w:name="Table Professional" w:semiHidden="1" w:unhideWhenUsed="1"/>
+    <w:lsdException w:name="Table Subtle 1" w:semiHidden="1" w:unhideWhenUsed="1"/>
+    <w:lsdException w:name="Table Subtle 2" w:semiHidden="1" w:unhideWhenUsed="1"/>
+    <w:lsdException w:name="Table Web 1" w:semiHidden="1" w:unhideWhenUsed="1"/>
+    <w:lsdException w:name="Table Web 2" w:semiHidden="1" w:unhideWhenUsed="1"/>
+    <w:lsdException w:name="Table Web 3" w:semiHidden="1" w:unhideWhenUsed="1"/>
+    <w:lsdException w:name="Balloon Text" w:semiHidden="1" w:unhideWhenUsed="1"/>
+    <w:lsdException w:name="Table Grid" w:uiPriority="39"/>
+    <w:lsdException w:name="Table Theme" w:semiHidden="1" w:unhideWhenUsed="1"/>
+    <w:lsdException w:name="Placeholder Text" w:semiHidden="1"/>
+    <w:lsdException w:name="No Spacing" w:uiPriority="1" w:qFormat="1"/>
+    <w:lsdException w:name="Light Shading" w:uiPriority="60"/>
+    <w:lsdException w:name="Light List" w:uiPriority="61"/>
+    <w:lsdException w:name="Light Grid" w:uiPriority="62"/>
+    <w:lsdException w:name="Medium Shading 1" w:uiPriority="63"/>
+    <w:lsdException w:name="Medium Shading 2" w:uiPriority="64"/>
+    <w:lsdException w:name="Medium List 1" w:uiPriority="65"/>
+    <w:lsdException w:name="Medium List 2" w:uiPriority="66"/>
+    <w:lsdException w:name="Medium Grid 1" w:uiPriority="67"/>
+    <w:lsdException w:name="Medium Grid 2" w:uiPriority="68"/>
+    <w:lsdException w:name="Medium Grid 3" w:uiPriority="69"/>
+    <w:lsdException w:name="Dark List" w:uiPriority="70"/>
+    <w:lsdException w:name="Colorful Shading" w:uiPriority="71"/>
+    <w:lsdException w:name="Colorful List" w:uiPriority="72"/>
+    <w:lsdException w:name="Colorful Grid" w:uiPriority="73"/>
+    <w:lsdException w:name="Light Shading Accent 1" w:uiPriority="60"/>
+    <w:lsdException w:name="Light List Accent 1" w:uiPriority="61"/>
+    <w:lsdException w:name="Light Grid Accent 1" w:uiPriority="62"/>
+    <w:lsdException w:name="Medium Shading 1 Accent 1" w:uiPriority="63"/>
+    <w:lsdException w:name="Medium Shading 2 Accent 1" w:uiPriority="64"/>
+    <w:lsdException w:name="Medium List 1 Accent 1" w:uiPriority="65"/>
+    <w:lsdException w:name="Revision" w:semiHidden="1"/>
+    <w:lsdException w:name="List Paragraph" w:uiPriority="34" w:qFormat="1"/>
+    <w:lsdException w:name="Quote" w:uiPriority="29" w:qFormat="1"/>
+    <w:lsdException w:name="Intense Quote" w:uiPriority="30" w:qFormat="1"/>
+    <w:lsdException w:name="Medium List 2 Accent 1" w:uiPriority="66"/>
+    <w:lsdException w:name="Medium Grid 1 Accent 1" w:uiPriority="67"/>
+    <w:lsdException w:name="Medium Grid 2 Accent 1" w:uiPriority="68"/>
+    <w:lsdException w:name="Medium Grid 3 Accent 1" w:uiPriority="69"/>
+    <w:lsdException w:name="Dark List Accent 1" w:uiPriority="70"/>
+    <w:lsdException w:name="Colorful Shading Accent 1" w:uiPriority="71"/>
+    <w:lsdException w:name="Colorful List Accent 1" w:uiPriority="72"/>
+    <w:lsdException w:name="Colorful Grid Accent 1" w:uiPriority="73"/>
+    <w:lsdException w:name="Light Shading Accent 2" w:uiPriority="60"/>
+    <w:lsdException w:name="Light List Accent 2" w:uiPriority="61"/>
+    <w:lsdException w:name="Light Grid Accent 2" w:uiPriority="62"/>
+    <w:lsdException w:name="Medium Shading 1 Accent 2" w:uiPriority="63"/>
+    <w:lsdException w:name="Medium Shading 2 Accent 2" w:uiPriority="64"/>
+    <w:lsdException w:name="Medium List 1 Accent 2" w:uiPriority="65"/>
+    <w:lsdException w:name="Medium List 2 Accent 2" w:uiPriority="66"/>
+    <w:lsdException w:name="Medium Grid 1 Accent 2" w:uiPriority="67"/>
+    <w:lsdException w:name="Medium Grid 2 Accent 2" w:uiPriority="68"/>
+    <w:lsdException w:name="Medium Grid 3 Accent 2" w:uiPriority="69"/>
+    <w:lsdException w:name="Dark List Accent 2" w:uiPriority="70"/>
+    <w:lsdException w:name="Colorful Shading Accent 2" w:uiPriority="71"/>
+    <w:lsdException w:name="Colorful List Accent 2" w:uiPriority="72"/>
+    <w:lsdException w:name="Colorful Grid Accent 2" w:uiPriority="73"/>
+    <w:lsdException w:name="Light Shading Accent 3" w:uiPriority="60"/>
+    <w:lsdException w:name="Light List Accent 3" w:uiPriority="61"/>
+    <w:lsdException w:name="Light Grid Accent 3" w:uiPriority="62"/>
+    <w:lsdException w:name="Medium Shading 1 Accent 3" w:uiPriority="63"/>
+    <w:lsdException w:name="Medium Shading 2 Accent 3" w:uiPriority="64"/>
+    <w:lsdException w:name="Medium List 1 Accent 3" w:uiPriority="65"/>
+    <w:lsdException w:name="Medium List 2 Accent 3" w:uiPriority="66"/>
+    <w:lsdException w:name="Medium Grid 1 Accent 3" w:uiPriority="67"/>
+    <w:lsdException w:name="Medium Grid 2 Accent 3" w:uiPriority="68"/>
+    <w:lsdException w:name="Medium Grid 3 Accent 3" w:uiPriority="69"/>
+    <w:lsdException w:name="Dark List Accent 3" w:uiPriority="70"/>
+    <w:lsdException w:name="Colorful Shading Accent 3" w:uiPriority="71"/>
+    <w:lsdException w:name="Colorful List Accent 3" w:uiPriority="72"/>
+    <w:lsdException w:name="Colorful Grid Accent 3" w:uiPriority="73"/>
+    <w:lsdException w:name="Light Shading Accent 4" w:uiPriority="60"/>
+    <w:lsdException w:name="Light List Accent 4" w:uiPriority="61"/>
+    <w:lsdException w:name="Light Grid Accent 4" w:uiPriority="62"/>
+    <w:lsdException w:name="Medium Shading 1 Accent 4" w:uiPriority="63"/>
+    <w:lsdException w:name="Medium Shading 2 Accent 4" w:uiPriority="64"/>
+    <w:lsdException w:name="Medium List 1 Accent 4" w:uiPriority="65"/>
+    <w:lsdException w:name="Medium List 2 Accent 4" w:uiPriority="66"/>
+    <w:lsdException w:name="Medium Grid 1 Accent 4" w:uiPriority="67"/>
+    <w:lsdException w:name="Medium Grid 2 Accent 4" w:uiPriority="68"/>
+    <w:lsdException w:name="Medium Grid 3 Accent 4" w:uiPriority="69"/>
+    <w:lsdException w:name="Dark List Accent 4" w:uiPriority="70"/>
+    <w:lsdException w:name="Colorful Shading Accent 4" w:uiPriority="71"/>
+    <w:lsdException w:name="Colorful List Accent 4" w:uiPriority="72"/>
+    <w:lsdException w:name="Colorful Grid Accent 4" w:uiPriority="73"/>
+    <w:lsdException w:name="Light Shading Accent 5" w:uiPriority="60"/>
+    <w:lsdException w:name="Light List Accent 5" w:uiPriority="61"/>
+    <w:lsdException w:name="Light Grid Accent 5" w:uiPriority="62"/>
+    <w:lsdException w:name="Medium Shading 1 Accent 5" w:uiPriority="63"/>
+    <w:lsdException w:name="Medium Shading 2 Accent 5" w:uiPriority="64"/>
+    <w:lsdException w:name="Medium List 1 Accent 5" w:uiPriority="65"/>
+    <w:lsdException w:name="Medium List 2 Accent 5" w:uiPriority="66"/>
+    <w:lsdException w:name="Medium Grid 1 Accent 5" w:uiPriority="67"/>
+    <w:lsdException w:name="Medium Grid 2 Accent 5" w:uiPriority="68"/>
+    <w:lsdException w:name="Medium Grid 3 Accent 5" w:uiPriority="69"/>
+    <w:lsdException w:name="Dark List Accent 5" w:uiPriority="70"/>
+    <w:lsdException w:name="Colorful Shading Accent 5" w:uiPriority="71"/>
+    <w:lsdException w:name="Colorful List Accent 5" w:uiPriority="72"/>
+    <w:lsdException w:name="Colorful Grid Accent 5" w:uiPriority="73"/>
+    <w:lsdException w:name="Light Shading Accent 6" w:uiPriority="60"/>
+    <w:lsdException w:name="Light List Accent 6" w:uiPriority="61"/>
+    <w:lsdException w:name="Light Grid Accent 6" w:uiPriority="62"/>
+    <w:lsdException w:name="Medium Shading 1 Accent 6" w:uiPriority="63"/>
+    <w:lsdException w:name="Medium Shading 2 Accent 6" w:uiPriority="64"/>
+    <w:lsdException w:name="Medium List 1 Accent 6" w:uiPriority="65"/>
+    <w:lsdException w:name="Medium List 2 Accent 6" w:uiPriority="66"/>
+    <w:lsdException w:name="Medium Grid 1 Accent 6" w:uiPriority="67"/>
+    <w:lsdException w:name="Medium Grid 2 Accent 6" w:uiPriority="68"/>
+    <w:lsdException w:name="Medium Grid 3 Accent 6" w:uiPriority="69"/>
+    <w:lsdException w:name="Dark List Accent 6" w:uiPriority="70"/>
+    <w:lsdException w:name="Colorful Shading Accent 6" w:uiPriority="71"/>
+    <w:lsdException w:name="Colorful List Accent 6" w:uiPriority="72"/>
+    <w:lsdException w:name="Colorful Grid Accent 6" w:uiPriority="73"/>
+    <w:lsdException w:name="Subtle Emphasis" w:uiPriority="19" w:qFormat="1"/>
+    <w:lsdException w:name="Intense Emphasis" w:uiPriority="21" w:qFormat="1"/>
+    <w:lsdException w:name="Subtle Reference" w:uiPriority="31" w:qFormat="1"/>
+    <w:lsdException w:name="Intense Reference" w:uiPriority="32" w:qFormat="1"/>
+    <w:lsdException w:name="Book Title" w:uiPriority="33" w:qFormat="1"/>
+    <w:lsdException w:name="Bibliography" w:semiHidden="1" w:uiPriority="37" w:unhideWhenUsed="1"/>
+    <w:lsdException w:name="TOC Heading" w:semiHidden="1" w:uiPriority="39" w:unhideWhenUsed="1" w:qFormat="1"/>
+    <w:lsdException w:name="Plain Table 1" w:uiPriority="41"/>
+    <w:lsdException w:name="Plain Table 2" w:uiPriority="42"/>
+    <w:lsdException w:name="Plain Table 3" w:uiPriority="43"/>
+    <w:lsdException w:name="Plain Table 4" w:uiPriority="44"/>
+    <w:lsdException w:name="Plain Table 5" w:uiPriority="45"/>
+    <w:lsdException w:name="Grid Table Light" w:uiPriority="40"/>
+    <w:lsdException w:name="Grid Table 1 Light" w:uiPriority="46"/>
+    <w:lsdException w:name="Grid Table 2" w:uiPriority="47"/>
+    <w:lsdException w:name="Grid Table 3" w:uiPriority="48"/>
+    <w:lsdException w:name="Grid Table 4" w:uiPriority="49"/>
+    <w:lsdException w:name="Grid Table 5 Dark" w:uiPriority="50"/>
+    <w:lsdException w:name="Grid Table 6 Colorful" w:uiPriority="51"/>
+    <w:lsdException w:name="Grid Table 7 Colorful" w:uiPriority="52"/>
+    <w:lsdException w:name="Grid Table 1 Light Accent 1" w:uiPriority="46"/>
+    <w:lsdException w:name="Grid Table 2 Accent 1" w:uiPriority="47"/>
+    <w:lsdException w:name="Grid Table 3 Accent 1" w:uiPriority="48"/>
+    <w:lsdException w:name="Grid Table 4 Accent 1" w:uiPriority="49"/>
+    <w:lsdException w:name="Grid Table 5 Dark Accent 1" w:uiPriority="50"/>
+    <w:lsdException w:name="Grid Table 6 Colorful Accent 1" w:uiPriority="51"/>
+    <w:lsdException w:name="Grid Table 7 Colorful Accent 1" w:uiPriority="52"/>
+    <w:lsdException w:name="Grid Table 1 Light Accent 2" w:uiPriority="46"/>
+    <w:lsdException w:name="Grid Table 2 Accent 2" w:uiPriority="47"/>
+    <w:lsdException w:name="Grid Table 3 Accent 2" w:uiPriority="48"/>
+    <w:lsdException w:name="Grid Table 4 Accent 2" w:uiPriority="49"/>
+    <w:lsdException w:name="Grid Table 5 Dark Accent 2" w:uiPriority="50"/>
+    <w:lsdException w:name="Grid Table 6 Colorful Accent 2" w:uiPriority="51"/>
+    <w:lsdException w:name="Grid Table 7 Colorful Accent 2" w:uiPriority="52"/>
+    <w:lsdException w:name="Grid Table 1 Light Accent 3" w:uiPriority="46"/>
+    <w:lsdException w:name="Grid Table 2 Accent 3" w:uiPriority="47"/>
+    <w:lsdException w:name="Grid Table 3 Accent 3" w:uiPriority="48"/>
+    <w:lsdException w:name="Grid Table 4 Accent 3" w:uiPriority="49"/>
+    <w:lsdException w:name="Grid Table 5 Dark Accent 3" w:uiPriority="50"/>
+    <w:lsdException w:name="Grid Table 6 Colorful Accent 3" w:uiPriority="51"/>
+    <w:lsdException w:name="Grid Table 7 Colorful Accent 3" w:uiPriority="52"/>
+    <w:lsdException w:name="Grid Table 1 Light Accent 4" w:uiPriority="46"/>
+    <w:lsdException w:name="Grid Table 2 Accent 4" w:uiPriority="47"/>
+    <w:lsdException w:name="Grid Table 3 Accent 4" w:uiPriority="48"/>
+    <w:lsdException w:name="Grid Table 4 Accent 4" w:uiPriority="49"/>
+    <w:lsdException w:name="Grid Table 5 Dark Accent 4" w:uiPriority="50"/>
+    <w:lsdException w:name="Grid Table 6 Colorful Accent 4" w:uiPriority="51"/>
+    <w:lsdException w:name="Grid Table 7 Colorful Accent 4" w:uiPriority="52"/>
+    <w:lsdException w:name="Grid Table 1 Light Accent 5" w:uiPriority="46"/>
+    <w:lsdException w:name="Grid Table 2 Accent 5" w:uiPriority="47"/>
+    <w:lsdException w:name="Grid Table 3 Accent 5" w:uiPriority="48"/>
+    <w:lsdException w:name="Grid Table 4 Accent 5" w:uiPriority="49"/>
+    <w:lsdException w:name="Grid Table 5 Dark Accent 5" w:uiPriority="50"/>
+    <w:lsdException w:name="Grid Table 6 Colorful Accent 5" w:uiPriority="51"/>
+    <w:lsdException w:name="Grid Table 7 Colorful Accent 5" w:uiPriority="52"/>
+    <w:lsdException w:name="Grid Table 1 Light Accent 6" w:uiPriority="46"/>
+    <w:lsdException w:name="Grid Table 2 Accent 6" w:uiPriority="47"/>
+    <w:lsdException w:name="Grid Table 3 Accent 6" w:uiPriority="48"/>
+    <w:lsdException w:name="Grid Table 4 Accent 6" w:uiPriority="49"/>
+    <w:lsdException w:name="Grid Table 5 Dark Accent 6" w:uiPriority="50"/>
+    <w:lsdException w:name="Grid Table 6 Colorful Accent 6" w:uiPriority="51"/>
+    <w:lsdException w:name="Grid Table 7 Colorful Accent 6" w:uiPriority="52"/>
+    <w:lsdException w:name="List Table 1 Light" w:uiPriority="46"/>
+    <w:lsdException w:name="List Table 2" w:uiPriority="47"/>
+    <w:lsdException w:name="List Table 3" w:uiPriority="48"/>
+    <w:lsdException w:name="List Table 4" w:uiPriority="49"/>
+    <w:lsdException w:name="List Table 5 Dark" w:uiPriority="50"/>
+    <w:lsdException w:name="List Table 6 Colorful" w:uiPriority="51"/>
+    <w:lsdException w:name="List Table 7 Colorful" w:uiPriority="52"/>
+    <w:lsdException w:name="List Table 1 Light Accent 1" w:uiPriority="46"/>
+    <w:lsdException w:name="List Table 2 Accent 1" w:uiPriority="47"/>
+    <w:lsdException w:name="List Table 3 Accent 1" w:uiPriority="48"/>
+    <w:lsdException w:name="List Table 4 Accent 1" w:uiPriority="49"/>
+    <w:lsdException w:name="List Table 5 Dark Accent 1" w:uiPriority="50"/>
+    <w:lsdException w:name="List Table 6 Colorful Accent 1" w:uiPriority="51"/>
+    <w:lsdException w:name="List Table 7 Colorful Accent 1" w:uiPriority="52"/>
+    <w:lsdException w:name="List Table 1 Light Accent 2" w:uiPriority="46"/>
+    <w:lsdException w:name="List Table 2 Accent 2" w:uiPriority="47"/>
+    <w:lsdException w:name="List Table 3 Accent 2" w:uiPriority="48"/>
+    <w:lsdException w:name="List Table 4 Accent 2" w:uiPriority="49"/>
+    <w:lsdException w:name="List Table 5 Dark Accent 2" w:uiPriority="50"/>
+    <w:lsdException w:name="List Table 6 Colorful Accent 2" w:uiPriority="51"/>
+    <w:lsdException w:name="List Table 7 Colorful Accent 2" w:uiPriority="52"/>
+    <w:lsdException w:name="List Table 1 Light Accent 3" w:uiPriority="46"/>
+    <w:lsdException w:name="List Table 2 Accent 3" w:uiPriority="47"/>
+    <w:lsdException w:name="List Table 3 Accent 3" w:uiPriority="48"/>
+    <w:lsdException w:name="List Table 4 Accent 3" w:uiPriority="49"/>
+    <w:lsdException w:name="List Table 5 Dark Accent 3" w:uiPriority="50"/>
+    <w:lsdException w:name="List Table 6 Colorful Accent 3" w:uiPriority="51"/>
+    <w:lsdException w:name="List Table 7 Colorful Accent 3" w:uiPriority="52"/>
+    <w:lsdException w:name="List Table 1 Light Accent 4" w:uiPriority="46"/>
+    <w:lsdException w:name="List Table 2 Accent 4" w:uiPriority="47"/>
+    <w:lsdException w:name="List Table 3 Accent 4" w:uiPriority="48"/>
+    <w:lsdException w:name="List Table 4 Accent 4" w:uiPriority="49"/>
+    <w:lsdException w:name="List Table 5 Dark Accent 4" w:uiPriority="50"/>
+    <w:lsdException w:name="List Table 6 Colorful Accent 4" w:uiPriority="51"/>
+    <w:lsdException w:name="List Table 7 Colorful Accent 4" w:uiPriority="52"/>
+    <w:lsdException w:name="List Table 1 Light Accent 5" w:uiPriority="46"/>
+    <w:lsdException w:name="List Table 2 Accent 5" w:uiPriority="47"/>
+    <w:lsdException w:name="List Table 3 Accent 5" w:uiPriority="48"/>
+    <w:lsdException w:name="List Table 4 Accent 5" w:uiPriority="49"/>
+    <w:lsdException w:name="List Table 5 Dark Accent 5" w:uiPriority="50"/>
+    <w:lsdException w:name="List Table 6 Colorful Accent 5" w:uiPriority="51"/>
+    <w:lsdException w:name="List Table 7 Colorful Accent 5" w:uiPriority="52"/>
+    <w:lsdException w:name="List Table 1 Light Accent 6" w:uiPriority="46"/>
+    <w:lsdException w:name="List Table 2 Accent 6" w:uiPriority="47"/>
+    <w:lsdException w:name="List Table 3 Accent 6" w:uiPriority="48"/>
+    <w:lsdException w:name="List Table 4 Accent 6" w:uiPriority="49"/>
+    <w:lsdException w:name="List Table 5 Dark Accent 6" w:uiPriority="50"/>
+    <w:lsdException w:name="List Table 6 Colorful Accent 6" w:uiPriority="51"/>
+    <w:lsdException w:name="List Table 7 Colorful Accent 6" w:uiPriority="52"/>
+    <w:lsdException w:name="Mention" w:semiHidden="1" w:unhideWhenUsed="1"/>
+    <w:lsdException w:name="Smart Hyperlink" w:semiHidden="1" w:unhideWhenUsed="1"/>
+    <w:lsdException w:name="Hashtag" w:semiHidden="1" w:unhideWhenUsed="1"/>
+    <w:lsdException w:name="Unresolved Mention" w:semiHidden="1" w:unhideWhenUsed="1"/>
+    <w:lsdException w:name="Smart Link" w:semiHidden="1" w:unhideWhenUsed="1"/>
+  </w:latentStyles>
+  <w:style w:type="paragraph" w:default="1" w:styleId="Normal">
     <w:name w:val="Normal"/>
     <w:qFormat/>
     <w:pPr>
-      <w:widowControl w:val="false"/>
-      <w:suppressAutoHyphens w:val="true"/>
-      <w:kinsoku w:val="true"/>
-      <w:overflowPunct w:val="false"/>
-      <w:autoSpaceDE w:val="true"/>
-      <w:bidi w:val="0"/>
-      <w:spacing w:before="0" w:after="0"/>
-      <w:jc w:val="start"/>
+      <w:widowControl w:val="0"/>
     </w:pPr>
-    <w:rPr>
-      <w:rFonts w:ascii="Calibri" w:hAnsi="Calibri" w:eastAsia="Calibri" w:cs="Calibri"/>
-      <w:color w:val="auto"/>
-      <w:kern w:val="0"/>
-      <w:sz w:val="22"/>
-      <w:szCs w:val="22"/>
-      <w:lang w:val="en-US" w:eastAsia="zh-CN" w:bidi="th-TH"/>
-    </w:rPr>
   </w:style>
   <w:style w:type="paragraph" w:styleId="Heading1">
     <w:name w:val="heading 1"/>
     <w:basedOn w:val="Normal1"/>
     <w:next w:val="Normal1"/>
+    <w:uiPriority w:val="9"/>
     <w:qFormat/>
     <w:pPr>
-      <w:keepNext w:val="true"/>
+      <w:keepNext/>
       <w:keepLines/>
       <w:numPr>
-        <w:ilvl w:val="0"/>
-        <w:numId w:val="2"/>
+        <w:numId w:val="1"/>
       </w:numPr>
-      <w:spacing w:lineRule="auto" w:line="240" w:before="480" w:after="120"/>
+      <w:spacing w:before="480" w:after="120" w:line="240" w:lineRule="auto"/>
       <w:outlineLvl w:val="0"/>
     </w:pPr>
     <w:rPr>
@@ -9044,15 +9478,18 @@
     <w:name w:val="heading 2"/>
     <w:basedOn w:val="Normal1"/>
     <w:next w:val="Normal1"/>
+    <w:uiPriority w:val="9"/>
+    <w:semiHidden/>
+    <w:unhideWhenUsed/>
     <w:qFormat/>
     <w:pPr>
-      <w:keepNext w:val="true"/>
+      <w:keepNext/>
       <w:keepLines/>
       <w:numPr>
         <w:ilvl w:val="1"/>
-        <w:numId w:val="2"/>
+        <w:numId w:val="1"/>
       </w:numPr>
-      <w:spacing w:lineRule="auto" w:line="240" w:before="360" w:after="80"/>
+      <w:spacing w:before="360" w:after="80" w:line="240" w:lineRule="auto"/>
       <w:outlineLvl w:val="1"/>
     </w:pPr>
     <w:rPr>
@@ -9066,15 +9503,18 @@
     <w:name w:val="heading 3"/>
     <w:basedOn w:val="Normal1"/>
     <w:next w:val="Normal1"/>
+    <w:uiPriority w:val="9"/>
+    <w:semiHidden/>
+    <w:unhideWhenUsed/>
     <w:qFormat/>
     <w:pPr>
-      <w:keepNext w:val="true"/>
+      <w:keepNext/>
       <w:keepLines/>
       <w:numPr>
         <w:ilvl w:val="2"/>
-        <w:numId w:val="2"/>
+        <w:numId w:val="1"/>
       </w:numPr>
-      <w:spacing w:lineRule="auto" w:line="240" w:before="280" w:after="80"/>
+      <w:spacing w:before="280" w:after="80" w:line="240" w:lineRule="auto"/>
       <w:outlineLvl w:val="2"/>
     </w:pPr>
     <w:rPr>
@@ -9088,15 +9528,18 @@
     <w:name w:val="heading 4"/>
     <w:basedOn w:val="Normal1"/>
     <w:next w:val="Normal1"/>
+    <w:uiPriority w:val="9"/>
+    <w:semiHidden/>
+    <w:unhideWhenUsed/>
     <w:qFormat/>
     <w:pPr>
-      <w:keepNext w:val="true"/>
+      <w:keepNext/>
       <w:keepLines/>
       <w:numPr>
         <w:ilvl w:val="3"/>
-        <w:numId w:val="2"/>
+        <w:numId w:val="1"/>
       </w:numPr>
-      <w:spacing w:lineRule="auto" w:line="240" w:before="240" w:after="40"/>
+      <w:spacing w:before="240" w:after="40" w:line="240" w:lineRule="auto"/>
       <w:outlineLvl w:val="3"/>
     </w:pPr>
     <w:rPr>
@@ -9110,15 +9553,18 @@
     <w:name w:val="heading 5"/>
     <w:basedOn w:val="Normal1"/>
     <w:next w:val="Normal1"/>
+    <w:uiPriority w:val="9"/>
+    <w:semiHidden/>
+    <w:unhideWhenUsed/>
     <w:qFormat/>
     <w:pPr>
-      <w:keepNext w:val="true"/>
+      <w:keepNext/>
       <w:keepLines/>
       <w:numPr>
         <w:ilvl w:val="4"/>
-        <w:numId w:val="2"/>
+        <w:numId w:val="1"/>
       </w:numPr>
-      <w:spacing w:lineRule="auto" w:line="240" w:before="220" w:after="40"/>
+      <w:spacing w:before="220" w:after="40" w:line="240" w:lineRule="auto"/>
       <w:outlineLvl w:val="4"/>
     </w:pPr>
     <w:rPr>
@@ -9130,15 +9576,18 @@
     <w:name w:val="heading 6"/>
     <w:basedOn w:val="Normal1"/>
     <w:next w:val="Normal1"/>
+    <w:uiPriority w:val="9"/>
+    <w:semiHidden/>
+    <w:unhideWhenUsed/>
     <w:qFormat/>
     <w:pPr>
-      <w:keepNext w:val="true"/>
+      <w:keepNext/>
       <w:keepLines/>
       <w:numPr>
         <w:ilvl w:val="5"/>
-        <w:numId w:val="2"/>
+        <w:numId w:val="1"/>
       </w:numPr>
-      <w:spacing w:lineRule="auto" w:line="240" w:before="200" w:after="40"/>
+      <w:spacing w:before="200" w:after="40" w:line="240" w:lineRule="auto"/>
       <w:outlineLvl w:val="5"/>
     </w:pPr>
     <w:rPr>
@@ -9148,22 +9597,44 @@
       <w:szCs w:val="20"/>
     </w:rPr>
   </w:style>
-  <w:style w:type="character" w:styleId="DefaultParagraphFont">
+  <w:style w:type="character" w:default="1" w:styleId="DefaultParagraphFont">
     <w:name w:val="Default Paragraph Font"/>
-    <w:qFormat/>
-    <w:rPr/>
+    <w:uiPriority w:val="1"/>
+    <w:semiHidden/>
+    <w:unhideWhenUsed/>
   </w:style>
-  <w:style w:type="paragraph" w:styleId="Heading">
+  <w:style w:type="table" w:default="1" w:styleId="TableNormal">
+    <w:name w:val="Normal Table"/>
+    <w:uiPriority w:val="99"/>
+    <w:semiHidden/>
+    <w:unhideWhenUsed/>
+    <w:tblPr>
+      <w:tblInd w:w="0" w:type="dxa"/>
+      <w:tblCellMar>
+        <w:top w:w="0" w:type="dxa"/>
+        <w:left w:w="108" w:type="dxa"/>
+        <w:bottom w:w="0" w:type="dxa"/>
+        <w:right w:w="108" w:type="dxa"/>
+      </w:tblCellMar>
+    </w:tblPr>
+  </w:style>
+  <w:style w:type="numbering" w:default="1" w:styleId="NoList">
+    <w:name w:val="No List"/>
+    <w:uiPriority w:val="99"/>
+    <w:semiHidden/>
+    <w:unhideWhenUsed/>
+  </w:style>
+  <w:style w:type="paragraph" w:customStyle="1" w:styleId="Heading">
     <w:name w:val="Heading"/>
     <w:basedOn w:val="Normal"/>
     <w:next w:val="BodyText"/>
     <w:qFormat/>
     <w:pPr>
-      <w:keepNext w:val="true"/>
+      <w:keepNext/>
       <w:spacing w:before="240" w:after="120"/>
     </w:pPr>
     <w:rPr>
-      <w:rFonts w:ascii="Liberation Sans" w:hAnsi="Liberation Sans" w:eastAsia="Microsoft YaHei" w:cs="Cordia New"/>
+      <w:rFonts w:ascii="Liberation Sans" w:eastAsia="Microsoft YaHei" w:hAnsi="Liberation Sans" w:cs="Cordia New"/>
       <w:sz w:val="28"/>
       <w:szCs w:val="37"/>
     </w:rPr>
@@ -9172,14 +9643,12 @@
     <w:name w:val="Body Text"/>
     <w:basedOn w:val="Normal"/>
     <w:pPr>
-      <w:spacing w:lineRule="auto" w:line="276" w:before="0" w:after="140"/>
+      <w:spacing w:after="140" w:line="276" w:lineRule="auto"/>
     </w:pPr>
-    <w:rPr/>
   </w:style>
   <w:style w:type="paragraph" w:styleId="List">
     <w:name w:val="List"/>
     <w:basedOn w:val="BodyText"/>
-    <w:pPr/>
     <w:rPr>
       <w:rFonts w:cs="Angsana New"/>
       <w:sz w:val="24"/>
@@ -9201,7 +9670,7 @@
       <w:szCs w:val="32"/>
     </w:rPr>
   </w:style>
-  <w:style w:type="paragraph" w:styleId="Index">
+  <w:style w:type="paragraph" w:customStyle="1" w:styleId="Index">
     <w:name w:val="Index"/>
     <w:basedOn w:val="Normal"/>
     <w:qFormat/>
@@ -9213,37 +9682,29 @@
       <w:sz w:val="24"/>
     </w:rPr>
   </w:style>
-  <w:style w:type="paragraph" w:styleId="Normal1">
+  <w:style w:type="paragraph" w:customStyle="1" w:styleId="Normal1">
     <w:name w:val="Normal1"/>
     <w:qFormat/>
     <w:pPr>
-      <w:widowControl/>
-      <w:suppressAutoHyphens w:val="true"/>
-      <w:kinsoku w:val="true"/>
-      <w:overflowPunct w:val="false"/>
-      <w:autoSpaceDE w:val="true"/>
-      <w:bidi w:val="0"/>
-      <w:spacing w:lineRule="auto" w:line="276" w:before="0" w:after="200"/>
+      <w:spacing w:after="200" w:line="276" w:lineRule="auto"/>
       <w:jc w:val="center"/>
     </w:pPr>
     <w:rPr>
-      <w:rFonts w:ascii="TH SarabunIT๙" w:hAnsi="TH SarabunIT๙" w:eastAsia="Calibri" w:cs="TH SarabunIT๙"/>
-      <w:color w:val="auto"/>
-      <w:kern w:val="0"/>
+      <w:rFonts w:ascii="TH SarabunIT๙" w:hAnsi="TH SarabunIT๙" w:cs="TH SarabunIT๙"/>
       <w:sz w:val="32"/>
       <w:szCs w:val="32"/>
-      <w:lang w:val="en-US" w:eastAsia="zh-CN" w:bidi="th-TH"/>
     </w:rPr>
   </w:style>
   <w:style w:type="paragraph" w:styleId="Title">
     <w:name w:val="Title"/>
     <w:basedOn w:val="Normal1"/>
     <w:next w:val="Normal1"/>
+    <w:uiPriority w:val="10"/>
     <w:qFormat/>
     <w:pPr>
-      <w:keepNext w:val="true"/>
+      <w:keepNext/>
       <w:keepLines/>
-      <w:spacing w:lineRule="auto" w:line="240" w:before="480" w:after="120"/>
+      <w:spacing w:before="480" w:after="120" w:line="240" w:lineRule="auto"/>
     </w:pPr>
     <w:rPr>
       <w:b/>
@@ -9256,14 +9717,15 @@
     <w:name w:val="Subtitle"/>
     <w:basedOn w:val="Normal1"/>
     <w:next w:val="Normal1"/>
+    <w:uiPriority w:val="11"/>
     <w:qFormat/>
     <w:pPr>
-      <w:keepNext w:val="true"/>
+      <w:keepNext/>
       <w:keepLines/>
-      <w:spacing w:lineRule="auto" w:line="240" w:before="360" w:after="80"/>
+      <w:spacing w:before="360" w:after="80" w:line="240" w:lineRule="auto"/>
     </w:pPr>
     <w:rPr>
-      <w:rFonts w:ascii="Georgia" w:hAnsi="Georgia" w:eastAsia="Georgia" w:cs="Georgia"/>
+      <w:rFonts w:ascii="Georgia" w:eastAsia="Georgia" w:hAnsi="Georgia" w:cs="Georgia"/>
       <w:i/>
       <w:iCs/>
       <w:color w:val="666666"/>
@@ -9271,19 +9733,15 @@
       <w:szCs w:val="48"/>
     </w:rPr>
   </w:style>
-  <w:style w:type="paragraph" w:styleId="FrameContents">
+  <w:style w:type="paragraph" w:customStyle="1" w:styleId="FrameContentsuser">
+    <w:name w:val="Frame Contents (user)"/>
+    <w:basedOn w:val="Normal"/>
+    <w:qFormat/>
+  </w:style>
+  <w:style w:type="paragraph" w:customStyle="1" w:styleId="FrameContents">
     <w:name w:val="Frame Contents"/>
     <w:basedOn w:val="Normal"/>
     <w:qFormat/>
-    <w:pPr/>
-    <w:rPr/>
-  </w:style>
-  <w:style w:type="paragraph" w:styleId="FrameContentsuser">
-    <w:name w:val="Frame Contents (user)"/>
-    <w:basedOn w:val="Normal"/>
-    <w:qFormat/>
-    <w:pPr/>
-    <w:rPr/>
   </w:style>
   <w:style w:type="paragraph" w:styleId="BodyTextFirstIndent">
     <w:name w:val="Body Text First Indent"/>
@@ -9291,66 +9749,61 @@
     <w:pPr>
       <w:ind w:firstLine="283"/>
     </w:pPr>
-    <w:rPr/>
-  </w:style>
-  <w:style w:type="numbering" w:styleId="NoList">
-    <w:name w:val="No List"/>
-    <w:qFormat/>
   </w:style>
 </w:styles>
 </file>
 
 <file path=word/theme/theme1.xml><?xml version="1.0" encoding="utf-8"?>
-<a:theme xmlns:a="http://schemas.openxmlformats.org/drawingml/2006/main" xmlns:r="http://schemas.openxmlformats.org/officeDocument/2006/relationships" name="Office">
+<a:theme xmlns:a="http://schemas.openxmlformats.org/drawingml/2006/main" name="Office">
   <a:themeElements>
     <a:clrScheme name="LibreOffice">
       <a:dk1>
         <a:srgbClr val="000000"/>
       </a:dk1>
       <a:lt1>
-        <a:srgbClr val="ffffff"/>
+        <a:srgbClr val="FFFFFF"/>
       </a:lt1>
       <a:dk2>
         <a:srgbClr val="000000"/>
       </a:dk2>
       <a:lt2>
-        <a:srgbClr val="ffffff"/>
+        <a:srgbClr val="FFFFFF"/>
       </a:lt2>
       <a:accent1>
-        <a:srgbClr val="18a303"/>
+        <a:srgbClr val="18A303"/>
       </a:accent1>
       <a:accent2>
-        <a:srgbClr val="0369a3"/>
+        <a:srgbClr val="0369A3"/>
       </a:accent2>
       <a:accent3>
-        <a:srgbClr val="a33e03"/>
+        <a:srgbClr val="A33E03"/>
       </a:accent3>
       <a:accent4>
-        <a:srgbClr val="8e03a3"/>
+        <a:srgbClr val="8E03A3"/>
       </a:accent4>
       <a:accent5>
-        <a:srgbClr val="c99c00"/>
+        <a:srgbClr val="C99C00"/>
       </a:accent5>
       <a:accent6>
-        <a:srgbClr val="c9211e"/>
+        <a:srgbClr val="C9211E"/>
       </a:accent6>
       <a:hlink>
-        <a:srgbClr val="0000ee"/>
+        <a:srgbClr val="0000EE"/>
       </a:hlink>
       <a:folHlink>
-        <a:srgbClr val="551a8b"/>
+        <a:srgbClr val="551A8B"/>
       </a:folHlink>
     </a:clrScheme>
     <a:fontScheme name="Office">
       <a:majorFont>
-        <a:latin typeface="Arial" pitchFamily="0" charset="1"/>
-        <a:ea typeface="DejaVu Sans" pitchFamily="0" charset="1"/>
-        <a:cs typeface="DejaVu Sans" pitchFamily="0" charset="1"/>
+        <a:latin typeface="Arial"/>
+        <a:ea typeface="DejaVu Sans"/>
+        <a:cs typeface="DejaVu Sans"/>
       </a:majorFont>
       <a:minorFont>
-        <a:latin typeface="Arial" pitchFamily="0" charset="1"/>
-        <a:ea typeface="DejaVu Sans" pitchFamily="0" charset="1"/>
-        <a:cs typeface="DejaVu Sans" pitchFamily="0" charset="1"/>
+        <a:latin typeface="Arial"/>
+        <a:ea typeface="DejaVu Sans"/>
+        <a:cs typeface="DejaVu Sans"/>
       </a:minorFont>
     </a:fontScheme>
     <a:fmtScheme>
@@ -9403,5 +9856,7 @@
       </a:bgFillStyleLst>
     </a:fmtScheme>
   </a:themeElements>
+  <a:objectDefaults/>
+  <a:extraClrSchemeLst/>
 </a:theme>
 </file>